--- a/Daily Reports/21_10_2026-CBOT Reports.docx
+++ b/Daily Reports/21_10_2026-CBOT Reports.docx
@@ -104,7 +104,7 @@
           <w:color w:val="5C768D"/>
           <w:sz w:val="19"/>
         </w:rPr>
-        <w:t>Cập nhật tự động qua `macro_tracker.py` vào lúc 00:01 ICT ngày 21/10/2026</w:t>
+        <w:t>Cập nhật tự động qua `macro_tracker.py` vào lúc 03:22 ICT ngày 21/10/2026</w:t>
       </w:r>
     </w:p>
     <w:tbl>
@@ -313,7 +313,7 @@
               <w:rPr>
                 <w:b/>
               </w:rPr>
-              <w:t>108.86 / thùng</w:t>
+              <w:t>108.96 / thùng</w:t>
             </w:r>
           </w:p>
         </w:tc>
@@ -344,7 +344,7 @@
               <w:rPr>
                 <w:b/>
               </w:rPr>
-              <w:t>-0.63%</w:t>
+              <w:t>-0.54%</w:t>
             </w:r>
           </w:p>
         </w:tc>
@@ -442,7 +442,7 @@
               <w:rPr>
                 <w:b/>
               </w:rPr>
-              <w:t>101.75</w:t>
+              <w:t>101.72</w:t>
             </w:r>
           </w:p>
         </w:tc>
@@ -473,7 +473,7 @@
               <w:rPr>
                 <w:b/>
               </w:rPr>
-              <w:t>-0.23%</w:t>
+              <w:t>-0.26%</w:t>
             </w:r>
           </w:p>
         </w:tc>
@@ -1218,7 +1218,7 @@
         <w:rPr>
           <w:b/>
         </w:rPr>
-        <w:t>`108.86` (-0.63%)</w:t>
+        <w:t>`108.96` (-0.54%)</w:t>
       </w:r>
       <w:r>
         <w:t xml:space="preserve"> | DXY: </w:t>
@@ -1227,7 +1227,7 @@
         <w:rPr>
           <w:b/>
         </w:rPr>
-        <w:t>`101.75` (-0.23%)</w:t>
+        <w:t>`101.72` (-0.26%)</w:t>
       </w:r>
       <w:r>
         <w:t xml:space="preserve"> | Lúa mì CBOT: </w:t>
@@ -1306,7 +1306,7 @@
           <w:color w:val="5C768D"/>
           <w:sz w:val="19"/>
         </w:rPr>
-        <w:t>Cập nhật tự động lúc 00:01 ICT ngày 21/10/2026 — Nguồn: NOAA, USDA, BOM Australia</w:t>
+        <w:t>Cập nhật tự động lúc 03:22 ICT ngày 21/10/2026 — Nguồn: NOAA, USDA, BOM Australia</w:t>
       </w:r>
     </w:p>
     <w:p>
@@ -3574,7 +3574,7 @@
               <w:rPr>
                 <w:b/>
               </w:rPr>
-              <w:t>461.25</w:t>
+              <w:t>461.50</w:t>
             </w:r>
           </w:p>
         </w:tc>
@@ -3605,7 +3605,7 @@
               <w:rPr>
                 <w:b/>
               </w:rPr>
-              <w:t>462.86 (+1.61)</w:t>
+              <w:t>462.35 (+0.85)</w:t>
             </w:r>
           </w:p>
         </w:tc>
@@ -3633,7 +3633,7 @@
             </w:pPr>
             <w:r/>
             <w:r>
-              <w:t>Bearish (466.09 &lt; 469.83)</w:t>
+              <w:t>Bearish (465.31 &lt; 469.20)</w:t>
             </w:r>
           </w:p>
         </w:tc>
@@ -3661,7 +3661,7 @@
             </w:pPr>
             <w:r/>
             <w:r>
-              <w:t>1.25 cents</w:t>
+              <w:t>1.00 cents</w:t>
             </w:r>
           </w:p>
         </w:tc>
@@ -3853,7 +3853,7 @@
               <w:rPr>
                 <w:b/>
               </w:rPr>
-              <w:t>646.56 (+3.81)</w:t>
+              <w:t>645.41 (+2.66)</w:t>
             </w:r>
           </w:p>
         </w:tc>
@@ -3881,7 +3881,7 @@
             </w:pPr>
             <w:r/>
             <w:r>
-              <w:t>Bearish (654.58 &lt; 658.66)</w:t>
+              <w:t>Bearish (652.59 &lt; 657.46)</w:t>
             </w:r>
           </w:p>
         </w:tc>
@@ -3909,7 +3909,7 @@
             </w:pPr>
             <w:r/>
             <w:r>
-              <w:t>2.75 cents</w:t>
+              <w:t>1.25 cents</w:t>
             </w:r>
           </w:p>
         </w:tc>
@@ -4347,7 +4347,7 @@
                 <w:b/>
                 <w:color w:val="15803D"/>
               </w:rPr>
-              <w:t>462.09 - 466.09 cents (Canh mua vùng hỗ trợ)</w:t>
+              <w:t>461.84 - 465.31 cents (Canh mua vùng hỗ trợ)</w:t>
             </w:r>
           </w:p>
         </w:tc>
@@ -4378,7 +4378,7 @@
               <w:rPr>
                 <w:b/>
               </w:rPr>
-              <w:t>458.73 cents (Dưới cản S2 + 1.5x ATR)</w:t>
+              <w:t>458.48 cents (Dưới cản S2 + 1.5x ATR)</w:t>
             </w:r>
           </w:p>
         </w:tc>
@@ -4559,7 +4559,7 @@
               <w:rPr>
                 <w:b/>
               </w:rPr>
-              <w:t>474.75 - 476.25 cents</w:t>
+              <w:t>474.24 - 475.74 cents</w:t>
             </w:r>
           </w:p>
         </w:tc>
@@ -4590,7 +4590,7 @@
               <w:rPr>
                 <w:b/>
               </w:rPr>
-              <w:t>473.99 cents (Chống quét SL tuyệt đối)</w:t>
+              <w:t>473.51 cents (Chống quét SL tuyệt đối)</w:t>
             </w:r>
           </w:p>
         </w:tc>
@@ -4783,7 +4783,7 @@
               <w:rPr>
                 <w:b/>
               </w:rPr>
-              <w:t>484.26 cents</w:t>
+              <w:t>484.24 cents</w:t>
             </w:r>
           </w:p>
         </w:tc>
@@ -4814,7 +4814,7 @@
               <w:rPr>
                 <w:b/>
               </w:rPr>
-              <w:t>476.50 cents</w:t>
+              <w:t>476.00 cents</w:t>
             </w:r>
           </w:p>
         </w:tc>
@@ -4945,7 +4945,7 @@
               <w:rPr>
                 <w:b/>
               </w:rPr>
-              <w:t>454.53 - 461.25 cents</w:t>
+              <w:t>454.28 - 461.00 cents</w:t>
             </w:r>
           </w:p>
         </w:tc>
@@ -5126,7 +5126,7 @@
                 <w:b/>
                 <w:color w:val="B91C1C"/>
               </w:rPr>
-              <w:t>654.58 - 658.66 cents (Canh bán hồi kỹ thuật H1)</w:t>
+              <w:t>652.59 - 657.46 cents (Canh bán hồi kỹ thuật H1)</w:t>
             </w:r>
           </w:p>
         </w:tc>
@@ -5157,7 +5157,7 @@
               <w:rPr>
                 <w:b/>
               </w:rPr>
-              <w:t>741.21 cents (Trên kháng cự R2 + 1.5x ATR)</w:t>
+              <w:t>740.55 cents (Trên kháng cự R2 + 1.5x ATR)</w:t>
             </w:r>
           </w:p>
         </w:tc>
@@ -5193,7 +5193,7 @@
                 <w:color w:val="D97706"/>
                 <w:sz w:val="19"/>
               </w:rPr>
-              <w:t xml:space="preserve"> 644.49 cents </w:t>
+              <w:t xml:space="preserve"> 644.02 cents </w:t>
             </w:r>
             <w:r>
               <w:t xml:space="preserve"> / TP2: </w:t>
@@ -5204,7 +5204,7 @@
                 <w:color w:val="D97706"/>
                 <w:sz w:val="19"/>
               </w:rPr>
-              <w:t xml:space="preserve"> 642.75 cents </w:t>
+              <w:t xml:space="preserve"> 642.50 cents </w:t>
             </w:r>
           </w:p>
         </w:tc>
@@ -5335,7 +5335,7 @@
               <w:rPr>
                 <w:b/>
               </w:rPr>
-              <w:t>657.40 - 659.40 cents</w:t>
+              <w:t>657.17 - 659.17 cents</w:t>
             </w:r>
           </w:p>
         </w:tc>
@@ -5366,7 +5366,7 @@
               <w:rPr>
                 <w:b/>
               </w:rPr>
-              <w:t>654.45 cents</w:t>
+              <w:t>654.90 cents</w:t>
             </w:r>
           </w:p>
         </w:tc>
@@ -5559,7 +5559,7 @@
               <w:rPr>
                 <w:b/>
               </w:rPr>
-              <w:t>679.80 cents</w:t>
+              <w:t>679.35 cents</w:t>
             </w:r>
           </w:p>
         </w:tc>
@@ -5721,7 +5721,7 @@
               <w:rPr>
                 <w:b/>
               </w:rPr>
-              <w:t>628.86 - 642.75 cents</w:t>
+              <w:t>630.36 - 642.50 cents</w:t>
             </w:r>
           </w:p>
         </w:tc>
@@ -11599,7 +11599,7 @@
         <w:t>Giá Chốt Phiên (Close):</w:t>
       </w:r>
       <w:r>
-        <w:t xml:space="preserve"> 461.25 cents | </w:t>
+        <w:t xml:space="preserve"> 461.50 cents | </w:t>
       </w:r>
       <w:r>
         <w:rPr>
@@ -11614,10 +11614,10 @@
         <w:rPr>
           <w:b/>
         </w:rPr>
-        <w:t>`462.86 cents`</w:t>
+        <w:t>`462.35 cents`</w:t>
       </w:r>
       <w:r>
-        <w:t xml:space="preserve"> (+1.61).</w:t>
+        <w:t xml:space="preserve"> (+0.85).</w:t>
       </w:r>
     </w:p>
     <w:p>
@@ -11638,7 +11638,7 @@
         <w:rPr>
           <w:b/>
         </w:rPr>
-        <w:t>`188,548`</w:t>
+        <w:t>`239,530`</w:t>
       </w:r>
       <w:r>
         <w:t xml:space="preserve"> (Chênh lệch: </w:t>
@@ -11647,7 +11647,7 @@
         <w:rPr>
           <w:b/>
         </w:rPr>
-        <w:t>`-12,923`</w:t>
+        <w:t>`+38,059`</w:t>
       </w:r>
       <w:r>
         <w:t xml:space="preserve">) | OI: </w:t>
@@ -11711,7 +11711,7 @@
           <w:b/>
           <w:color w:val="15803D"/>
         </w:rPr>
-        <w:t>`Giảm suy yếu / Đáy ngắn hạn (Long Liquidation Decline)`</w:t>
+        <w:t>`Giảm do phe Long tháo chạy (Long Liquidation)`</w:t>
       </w:r>
     </w:p>
     <w:p>
@@ -11981,7 +11981,7 @@
               <w:rPr>
                 <w:b/>
               </w:rPr>
-              <w:t>108.86</w:t>
+              <w:t>108.96</w:t>
             </w:r>
           </w:p>
         </w:tc>
@@ -12012,7 +12012,7 @@
               <w:rPr>
                 <w:b/>
               </w:rPr>
-              <w:t>-0.63%</w:t>
+              <w:t>-0.54%</w:t>
             </w:r>
           </w:p>
         </w:tc>
@@ -12104,7 +12104,7 @@
               <w:rPr>
                 <w:b/>
               </w:rPr>
-              <w:t>101.75</w:t>
+              <w:t>101.72</w:t>
             </w:r>
           </w:p>
         </w:tc>
@@ -12135,7 +12135,7 @@
               <w:rPr>
                 <w:b/>
               </w:rPr>
-              <w:t>-0.23%</w:t>
+              <w:t>-0.26%</w:t>
             </w:r>
           </w:p>
         </w:tc>
@@ -12739,7 +12739,7 @@
         <w:t xml:space="preserve"> EMA_21 </w:t>
       </w:r>
       <w:r>
-        <w:t xml:space="preserve"> (466.09) &lt; </w:t>
+        <w:t xml:space="preserve"> (465.31) &lt; </w:t>
       </w:r>
       <w:r>
         <w:rPr>
@@ -12750,7 +12750,7 @@
         <w:t xml:space="preserve"> EMA_50 </w:t>
       </w:r>
       <w:r>
-        <w:t xml:space="preserve"> (469.83).</w:t>
+        <w:t xml:space="preserve"> (469.20).</w:t>
       </w:r>
     </w:p>
     <w:p>
@@ -12771,7 +12771,7 @@
         <w:rPr>
           <w:b/>
         </w:rPr>
-        <w:t>`24.19`</w:t>
+        <w:t>`28.66`</w:t>
       </w:r>
       <w:r>
         <w:t xml:space="preserve"> | ATR (14) = </w:t>
@@ -12789,7 +12789,7 @@
         <w:rPr>
           <w:b/>
         </w:rPr>
-        <w:t>`1.25 cents`</w:t>
+        <w:t>`1.00 cents`</w:t>
       </w:r>
       <w:r>
         <w:t>.</w:t>
@@ -12813,7 +12813,7 @@
         <w:rPr>
           <w:b/>
         </w:rPr>
-        <w:t>`462.09`</w:t>
+        <w:t>`461.84`</w:t>
       </w:r>
       <w:r>
         <w:t xml:space="preserve"> | S2: </w:t>
@@ -12822,7 +12822,7 @@
         <w:rPr>
           <w:b/>
         </w:rPr>
-        <w:t>`461.25`</w:t>
+        <w:t>`461.00`</w:t>
       </w:r>
       <w:r>
         <w:t xml:space="preserve"> || Kháng cự R1: </w:t>
@@ -13574,7 +13574,7 @@
           <w:b/>
           <w:color w:val="15803D"/>
         </w:rPr>
-        <w:t>`462.09 - 466.09 cents (Canh mua vùng hỗ trợ)`</w:t>
+        <w:t>`461.84 - 465.31 cents (Canh mua vùng hỗ trợ)`</w:t>
       </w:r>
       <w:r>
         <w:t xml:space="preserve"> | SL: </w:t>
@@ -13583,7 +13583,7 @@
         <w:rPr>
           <w:b/>
         </w:rPr>
-        <w:t>`458.73 cents (Dưới cản S2 + 1.5x ATR)`</w:t>
+        <w:t>`458.48 cents (Dưới cản S2 + 1.5x ATR)`</w:t>
       </w:r>
       <w:r>
         <w:t xml:space="preserve"> | TP: </w:t>
@@ -13645,7 +13645,7 @@
         <w:rPr>
           <w:b/>
         </w:rPr>
-        <w:t>`474.75 - 476.25 cents`</w:t>
+        <w:t>`474.24 - 475.74 cents`</w:t>
       </w:r>
       <w:r>
         <w:t xml:space="preserve"> | SL: </w:t>
@@ -13654,7 +13654,7 @@
         <w:rPr>
           <w:b/>
         </w:rPr>
-        <w:t>`473.99 cents (Chống quét SL tuyệt đối)`</w:t>
+        <w:t>`473.51 cents (Chống quét SL tuyệt đối)`</w:t>
       </w:r>
       <w:r>
         <w:t xml:space="preserve"> | TP: </w:t>
@@ -13700,7 +13700,7 @@
         <w:rPr>
           <w:b/>
         </w:rPr>
-        <w:t>`484.26 cents`</w:t>
+        <w:t>`484.24 cents`</w:t>
       </w:r>
       <w:r>
         <w:t xml:space="preserve"> | TP: </w:t>
@@ -13709,7 +13709,7 @@
         <w:rPr>
           <w:b/>
         </w:rPr>
-        <w:t>`476.50 cents`</w:t>
+        <w:t>`476.00 cents`</w:t>
       </w:r>
       <w:r>
         <w:t>.</w:t>
@@ -13749,7 +13749,7 @@
         <w:rPr>
           <w:b/>
         </w:rPr>
-        <w:t>`454.53 - 461.25 cents`</w:t>
+        <w:t>`454.28 - 461.00 cents`</w:t>
       </w:r>
     </w:p>
     <w:p>
@@ -14156,7 +14156,7 @@
             </w:pPr>
             <w:r/>
             <w:r>
-              <w:t>461.25</w:t>
+              <w:t>461.50</w:t>
             </w:r>
           </w:p>
         </w:tc>
@@ -14184,7 +14184,7 @@
             </w:pPr>
             <w:r/>
             <w:r>
-              <w:t>465.00</w:t>
+              <w:t>465.25</w:t>
             </w:r>
           </w:p>
         </w:tc>
@@ -14212,7 +14212,7 @@
             </w:pPr>
             <w:r/>
             <w:r>
-              <w:t>458.00</w:t>
+              <w:t>458.25</w:t>
             </w:r>
           </w:p>
         </w:tc>
@@ -14243,7 +14243,7 @@
               <w:rPr>
                 <w:b/>
               </w:rPr>
-              <w:t>461.50</w:t>
+              <w:t>461.75</w:t>
             </w:r>
           </w:p>
         </w:tc>
@@ -14391,7 +14391,7 @@
             </w:pPr>
             <w:r/>
             <w:r>
-              <w:t>461.50</w:t>
+              <w:t>461.75</w:t>
             </w:r>
           </w:p>
         </w:tc>
@@ -14419,7 +14419,7 @@
             </w:pPr>
             <w:r/>
             <w:r>
-              <w:t>464.25</w:t>
+              <w:t>464.50</w:t>
             </w:r>
           </w:p>
         </w:tc>
@@ -14447,7 +14447,7 @@
             </w:pPr>
             <w:r/>
             <w:r>
-              <w:t>457.75</w:t>
+              <w:t>458.00</w:t>
             </w:r>
           </w:p>
         </w:tc>
@@ -14478,7 +14478,7 @@
               <w:rPr>
                 <w:b/>
               </w:rPr>
-              <w:t>461.00</w:t>
+              <w:t>461.25</w:t>
             </w:r>
           </w:p>
         </w:tc>
@@ -14626,7 +14626,7 @@
             </w:pPr>
             <w:r/>
             <w:r>
-              <w:t>461.00</w:t>
+              <w:t>461.25</w:t>
             </w:r>
           </w:p>
         </w:tc>
@@ -14654,7 +14654,7 @@
             </w:pPr>
             <w:r/>
             <w:r>
-              <w:t>464.00</w:t>
+              <w:t>464.25</w:t>
             </w:r>
           </w:p>
         </w:tc>
@@ -14682,7 +14682,7 @@
             </w:pPr>
             <w:r/>
             <w:r>
-              <w:t>457.00</w:t>
+              <w:t>457.25</w:t>
             </w:r>
           </w:p>
         </w:tc>
@@ -14713,7 +14713,7 @@
               <w:rPr>
                 <w:b/>
               </w:rPr>
-              <w:t>461.75</w:t>
+              <w:t>462.00</w:t>
             </w:r>
           </w:p>
         </w:tc>
@@ -14861,7 +14861,7 @@
             </w:pPr>
             <w:r/>
             <w:r>
-              <w:t>461.75</w:t>
+              <w:t>462.00</w:t>
             </w:r>
           </w:p>
         </w:tc>
@@ -14889,7 +14889,7 @@
             </w:pPr>
             <w:r/>
             <w:r>
-              <w:t>466.25</w:t>
+              <w:t>466.50</w:t>
             </w:r>
           </w:p>
         </w:tc>
@@ -14917,7 +14917,7 @@
             </w:pPr>
             <w:r/>
             <w:r>
-              <w:t>456.75</w:t>
+              <w:t>457.00</w:t>
             </w:r>
           </w:p>
         </w:tc>
@@ -14948,7 +14948,7 @@
               <w:rPr>
                 <w:b/>
               </w:rPr>
-              <w:t>462.50</w:t>
+              <w:t>462.75</w:t>
             </w:r>
           </w:p>
         </w:tc>
@@ -15096,7 +15096,7 @@
             </w:pPr>
             <w:r/>
             <w:r>
-              <w:t>462.50</w:t>
+              <w:t>462.75</w:t>
             </w:r>
           </w:p>
         </w:tc>
@@ -15124,7 +15124,7 @@
             </w:pPr>
             <w:r/>
             <w:r>
-              <w:t>468.00</w:t>
+              <w:t>468.25</w:t>
             </w:r>
           </w:p>
         </w:tc>
@@ -15152,7 +15152,7 @@
             </w:pPr>
             <w:r/>
             <w:r>
-              <w:t>456.25</w:t>
+              <w:t>456.50</w:t>
             </w:r>
           </w:p>
         </w:tc>
@@ -15183,7 +15183,7 @@
               <w:rPr>
                 <w:b/>
               </w:rPr>
-              <w:t>464.75</w:t>
+              <w:t>465.00</w:t>
             </w:r>
           </w:p>
         </w:tc>
@@ -15331,7 +15331,7 @@
             </w:pPr>
             <w:r/>
             <w:r>
-              <w:t>464.75</w:t>
+              <w:t>465.00</w:t>
             </w:r>
           </w:p>
         </w:tc>
@@ -15359,7 +15359,7 @@
             </w:pPr>
             <w:r/>
             <w:r>
-              <w:t>467.75</w:t>
+              <w:t>468.00</w:t>
             </w:r>
           </w:p>
         </w:tc>
@@ -15387,7 +15387,7 @@
             </w:pPr>
             <w:r/>
             <w:r>
-              <w:t>460.50</w:t>
+              <w:t>460.75</w:t>
             </w:r>
           </w:p>
         </w:tc>
@@ -15418,7 +15418,7 @@
               <w:rPr>
                 <w:b/>
               </w:rPr>
-              <w:t>465.00</w:t>
+              <w:t>465.25</w:t>
             </w:r>
           </w:p>
         </w:tc>
@@ -15566,7 +15566,7 @@
             </w:pPr>
             <w:r/>
             <w:r>
-              <w:t>465.00</w:t>
+              <w:t>465.25</w:t>
             </w:r>
           </w:p>
         </w:tc>
@@ -15594,7 +15594,7 @@
             </w:pPr>
             <w:r/>
             <w:r>
-              <w:t>468.25</w:t>
+              <w:t>468.50</w:t>
             </w:r>
           </w:p>
         </w:tc>
@@ -15622,7 +15622,7 @@
             </w:pPr>
             <w:r/>
             <w:r>
-              <w:t>458.50</w:t>
+              <w:t>458.75</w:t>
             </w:r>
           </w:p>
         </w:tc>
@@ -15653,7 +15653,7 @@
               <w:rPr>
                 <w:b/>
               </w:rPr>
-              <w:t>465.75</w:t>
+              <w:t>466.00</w:t>
             </w:r>
           </w:p>
         </w:tc>
@@ -15801,7 +15801,7 @@
             </w:pPr>
             <w:r/>
             <w:r>
-              <w:t>465.75</w:t>
+              <w:t>466.00</w:t>
             </w:r>
           </w:p>
         </w:tc>
@@ -15829,7 +15829,7 @@
             </w:pPr>
             <w:r/>
             <w:r>
-              <w:t>468.75</w:t>
+              <w:t>469.00</w:t>
             </w:r>
           </w:p>
         </w:tc>
@@ -15857,7 +15857,7 @@
             </w:pPr>
             <w:r/>
             <w:r>
-              <w:t>461.25</w:t>
+              <w:t>461.50</w:t>
             </w:r>
           </w:p>
         </w:tc>
@@ -15888,7 +15888,7 @@
               <w:rPr>
                 <w:b/>
               </w:rPr>
-              <w:t>465.25</w:t>
+              <w:t>465.50</w:t>
             </w:r>
           </w:p>
         </w:tc>
@@ -16036,7 +16036,7 @@
             </w:pPr>
             <w:r/>
             <w:r>
-              <w:t>465.25</w:t>
+              <w:t>465.50</w:t>
             </w:r>
           </w:p>
         </w:tc>
@@ -16064,7 +16064,7 @@
             </w:pPr>
             <w:r/>
             <w:r>
-              <w:t>469.25</w:t>
+              <w:t>469.50</w:t>
             </w:r>
           </w:p>
         </w:tc>
@@ -16092,7 +16092,7 @@
             </w:pPr>
             <w:r/>
             <w:r>
-              <w:t>459.50</w:t>
+              <w:t>459.75</w:t>
             </w:r>
           </w:p>
         </w:tc>
@@ -16123,7 +16123,7 @@
               <w:rPr>
                 <w:b/>
               </w:rPr>
-              <w:t>465.75</w:t>
+              <w:t>466.00</w:t>
             </w:r>
           </w:p>
         </w:tc>
@@ -16271,7 +16271,7 @@
             </w:pPr>
             <w:r/>
             <w:r>
-              <w:t>465.75</w:t>
+              <w:t>466.00</w:t>
             </w:r>
           </w:p>
         </w:tc>
@@ -16299,7 +16299,7 @@
             </w:pPr>
             <w:r/>
             <w:r>
-              <w:t>468.25</w:t>
+              <w:t>468.50</w:t>
             </w:r>
           </w:p>
         </w:tc>
@@ -16327,7 +16327,7 @@
             </w:pPr>
             <w:r/>
             <w:r>
-              <w:t>462.50</w:t>
+              <w:t>462.75</w:t>
             </w:r>
           </w:p>
         </w:tc>
@@ -16358,7 +16358,7 @@
               <w:rPr>
                 <w:b/>
               </w:rPr>
-              <w:t>466.25</w:t>
+              <w:t>466.50</w:t>
             </w:r>
           </w:p>
         </w:tc>
@@ -16506,7 +16506,7 @@
             </w:pPr>
             <w:r/>
             <w:r>
-              <w:t>466.25</w:t>
+              <w:t>466.50</w:t>
             </w:r>
           </w:p>
         </w:tc>
@@ -16534,7 +16534,7 @@
             </w:pPr>
             <w:r/>
             <w:r>
-              <w:t>469.75</w:t>
+              <w:t>470.00</w:t>
             </w:r>
           </w:p>
         </w:tc>
@@ -16562,7 +16562,947 @@
             </w:pPr>
             <w:r/>
             <w:r>
-              <w:t>460.25</w:t>
+              <w:t>460.50</w:t>
+            </w:r>
+          </w:p>
+        </w:tc>
+        <w:tc>
+          <w:tcPr>
+            <w:tcW w:type="dxa" w:w="1728"/>
+            <w:shd w:fill="F8FAFC"/>
+            <w:tcMar>
+              <w:top w:w="100" w:type="dxa"/>
+              <w:bottom w:w="100" w:type="dxa"/>
+              <w:left w:w="120" w:type="dxa"/>
+              <w:right w:w="120" w:type="dxa"/>
+            </w:tcMar>
+            <w:tcBorders>
+              <w:top w:val="single" w:sz="4" w:space="0" w:color="CCCCCC"/>
+              <w:bottom w:val="single" w:sz="4" w:space="0" w:color="CCCCCC"/>
+              <w:left w:val="single" w:sz="4" w:space="0" w:color="CCCCCC"/>
+              <w:right w:val="single" w:sz="4" w:space="0" w:color="CCCCCC"/>
+            </w:tcBorders>
+          </w:tcPr>
+          <w:p>
+            <w:pPr>
+              <w:spacing w:before="60" w:after="60" w:line="252" w:lineRule="auto"/>
+              <w:jc w:val="left"/>
+            </w:pPr>
+            <w:r/>
+            <w:r>
+              <w:rPr>
+                <w:b/>
+              </w:rPr>
+              <w:t>467.50</w:t>
+            </w:r>
+          </w:p>
+        </w:tc>
+        <w:tc>
+          <w:tcPr>
+            <w:tcW w:type="dxa" w:w="3456"/>
+            <w:shd w:fill="F8FAFC"/>
+            <w:tcMar>
+              <w:top w:w="100" w:type="dxa"/>
+              <w:bottom w:w="100" w:type="dxa"/>
+              <w:left w:w="120" w:type="dxa"/>
+              <w:right w:w="120" w:type="dxa"/>
+            </w:tcMar>
+            <w:tcBorders>
+              <w:top w:val="single" w:sz="4" w:space="0" w:color="CCCCCC"/>
+              <w:bottom w:val="single" w:sz="4" w:space="0" w:color="CCCCCC"/>
+              <w:left w:val="single" w:sz="4" w:space="0" w:color="CCCCCC"/>
+              <w:right w:val="single" w:sz="4" w:space="0" w:color="CCCCCC"/>
+            </w:tcBorders>
+          </w:tcPr>
+          <w:p>
+            <w:pPr>
+              <w:spacing w:before="60" w:after="60" w:line="252" w:lineRule="auto"/>
+              <w:jc w:val="left"/>
+            </w:pPr>
+            <w:r/>
+            <w:r>
+              <w:rPr>
+                <w:b/>
+              </w:rPr>
+              <w:t>+1.00</w:t>
+            </w:r>
+          </w:p>
+        </w:tc>
+        <w:tc>
+          <w:tcPr>
+            <w:tcW w:type="dxa" w:w="1440"/>
+            <w:shd w:fill="F8FAFC"/>
+            <w:tcMar>
+              <w:top w:w="100" w:type="dxa"/>
+              <w:bottom w:w="100" w:type="dxa"/>
+              <w:left w:w="120" w:type="dxa"/>
+              <w:right w:w="120" w:type="dxa"/>
+            </w:tcMar>
+            <w:tcBorders>
+              <w:top w:val="single" w:sz="4" w:space="0" w:color="CCCCCC"/>
+              <w:bottom w:val="single" w:sz="4" w:space="0" w:color="CCCCCC"/>
+              <w:left w:val="single" w:sz="4" w:space="0" w:color="CCCCCC"/>
+              <w:right w:val="single" w:sz="4" w:space="0" w:color="CCCCCC"/>
+            </w:tcBorders>
+          </w:tcPr>
+          <w:p>
+            <w:pPr>
+              <w:spacing w:before="60" w:after="60" w:line="252" w:lineRule="auto"/>
+              <w:jc w:val="left"/>
+            </w:pPr>
+            <w:r/>
+            <w:r>
+              <w:t>BULL</w:t>
+            </w:r>
+          </w:p>
+        </w:tc>
+      </w:tr>
+      <w:tr>
+        <w:tc>
+          <w:tcPr>
+            <w:tcW w:type="dxa" w:w="1584"/>
+            <w:shd w:fill="FFFFFF"/>
+            <w:tcMar>
+              <w:top w:w="100" w:type="dxa"/>
+              <w:bottom w:w="100" w:type="dxa"/>
+              <w:left w:w="120" w:type="dxa"/>
+              <w:right w:w="120" w:type="dxa"/>
+            </w:tcMar>
+            <w:tcBorders>
+              <w:top w:val="single" w:sz="4" w:space="0" w:color="CCCCCC"/>
+              <w:bottom w:val="single" w:sz="4" w:space="0" w:color="CCCCCC"/>
+              <w:left w:val="single" w:sz="4" w:space="0" w:color="CCCCCC"/>
+              <w:right w:val="single" w:sz="4" w:space="0" w:color="CCCCCC"/>
+            </w:tcBorders>
+          </w:tcPr>
+          <w:p>
+            <w:pPr>
+              <w:spacing w:before="60" w:after="60" w:line="252" w:lineRule="auto"/>
+              <w:jc w:val="left"/>
+            </w:pPr>
+            <w:r/>
+            <w:r>
+              <w:rPr>
+                <w:b/>
+              </w:rPr>
+              <w:t>Tue 20/10</w:t>
+            </w:r>
+          </w:p>
+        </w:tc>
+        <w:tc>
+          <w:tcPr>
+            <w:tcW w:type="dxa" w:w="864"/>
+            <w:shd w:fill="FFFFFF"/>
+            <w:tcMar>
+              <w:top w:w="100" w:type="dxa"/>
+              <w:bottom w:w="100" w:type="dxa"/>
+              <w:left w:w="120" w:type="dxa"/>
+              <w:right w:w="120" w:type="dxa"/>
+            </w:tcMar>
+            <w:tcBorders>
+              <w:top w:val="single" w:sz="4" w:space="0" w:color="CCCCCC"/>
+              <w:bottom w:val="single" w:sz="4" w:space="0" w:color="CCCCCC"/>
+              <w:left w:val="single" w:sz="4" w:space="0" w:color="CCCCCC"/>
+              <w:right w:val="single" w:sz="4" w:space="0" w:color="CCCCCC"/>
+            </w:tcBorders>
+          </w:tcPr>
+          <w:p>
+            <w:pPr>
+              <w:spacing w:before="60" w:after="60" w:line="252" w:lineRule="auto"/>
+              <w:jc w:val="left"/>
+            </w:pPr>
+            <w:r/>
+            <w:r>
+              <w:t>NY Close 23-01</w:t>
+            </w:r>
+          </w:p>
+        </w:tc>
+        <w:tc>
+          <w:tcPr>
+            <w:tcW w:type="dxa" w:w="1440"/>
+            <w:shd w:fill="FFFFFF"/>
+            <w:tcMar>
+              <w:top w:w="100" w:type="dxa"/>
+              <w:bottom w:w="100" w:type="dxa"/>
+              <w:left w:w="120" w:type="dxa"/>
+              <w:right w:w="120" w:type="dxa"/>
+            </w:tcMar>
+            <w:tcBorders>
+              <w:top w:val="single" w:sz="4" w:space="0" w:color="CCCCCC"/>
+              <w:bottom w:val="single" w:sz="4" w:space="0" w:color="CCCCCC"/>
+              <w:left w:val="single" w:sz="4" w:space="0" w:color="CCCCCC"/>
+              <w:right w:val="single" w:sz="4" w:space="0" w:color="CCCCCC"/>
+            </w:tcBorders>
+          </w:tcPr>
+          <w:p>
+            <w:pPr>
+              <w:spacing w:before="60" w:after="60" w:line="252" w:lineRule="auto"/>
+              <w:jc w:val="left"/>
+            </w:pPr>
+            <w:r/>
+            <w:r>
+              <w:t>467.50</w:t>
+            </w:r>
+          </w:p>
+        </w:tc>
+        <w:tc>
+          <w:tcPr>
+            <w:tcW w:type="dxa" w:w="2016"/>
+            <w:shd w:fill="FFFFFF"/>
+            <w:tcMar>
+              <w:top w:w="100" w:type="dxa"/>
+              <w:bottom w:w="100" w:type="dxa"/>
+              <w:left w:w="120" w:type="dxa"/>
+              <w:right w:w="120" w:type="dxa"/>
+            </w:tcMar>
+            <w:tcBorders>
+              <w:top w:val="single" w:sz="4" w:space="0" w:color="CCCCCC"/>
+              <w:bottom w:val="single" w:sz="4" w:space="0" w:color="CCCCCC"/>
+              <w:left w:val="single" w:sz="4" w:space="0" w:color="CCCCCC"/>
+              <w:right w:val="single" w:sz="4" w:space="0" w:color="CCCCCC"/>
+            </w:tcBorders>
+          </w:tcPr>
+          <w:p>
+            <w:pPr>
+              <w:spacing w:before="60" w:after="60" w:line="252" w:lineRule="auto"/>
+              <w:jc w:val="left"/>
+            </w:pPr>
+            <w:r/>
+            <w:r>
+              <w:t>470.25</w:t>
+            </w:r>
+          </w:p>
+        </w:tc>
+        <w:tc>
+          <w:tcPr>
+            <w:tcW w:type="dxa" w:w="1152"/>
+            <w:shd w:fill="FFFFFF"/>
+            <w:tcMar>
+              <w:top w:w="100" w:type="dxa"/>
+              <w:bottom w:w="100" w:type="dxa"/>
+              <w:left w:w="120" w:type="dxa"/>
+              <w:right w:w="120" w:type="dxa"/>
+            </w:tcMar>
+            <w:tcBorders>
+              <w:top w:val="single" w:sz="4" w:space="0" w:color="CCCCCC"/>
+              <w:bottom w:val="single" w:sz="4" w:space="0" w:color="CCCCCC"/>
+              <w:left w:val="single" w:sz="4" w:space="0" w:color="CCCCCC"/>
+              <w:right w:val="single" w:sz="4" w:space="0" w:color="CCCCCC"/>
+            </w:tcBorders>
+          </w:tcPr>
+          <w:p>
+            <w:pPr>
+              <w:spacing w:before="60" w:after="60" w:line="252" w:lineRule="auto"/>
+              <w:jc w:val="left"/>
+            </w:pPr>
+            <w:r/>
+            <w:r>
+              <w:t>465.00</w:t>
+            </w:r>
+          </w:p>
+        </w:tc>
+        <w:tc>
+          <w:tcPr>
+            <w:tcW w:type="dxa" w:w="1728"/>
+            <w:shd w:fill="FFFFFF"/>
+            <w:tcMar>
+              <w:top w:w="100" w:type="dxa"/>
+              <w:bottom w:w="100" w:type="dxa"/>
+              <w:left w:w="120" w:type="dxa"/>
+              <w:right w:w="120" w:type="dxa"/>
+            </w:tcMar>
+            <w:tcBorders>
+              <w:top w:val="single" w:sz="4" w:space="0" w:color="CCCCCC"/>
+              <w:bottom w:val="single" w:sz="4" w:space="0" w:color="CCCCCC"/>
+              <w:left w:val="single" w:sz="4" w:space="0" w:color="CCCCCC"/>
+              <w:right w:val="single" w:sz="4" w:space="0" w:color="CCCCCC"/>
+            </w:tcBorders>
+          </w:tcPr>
+          <w:p>
+            <w:pPr>
+              <w:spacing w:before="60" w:after="60" w:line="252" w:lineRule="auto"/>
+              <w:jc w:val="left"/>
+            </w:pPr>
+            <w:r/>
+            <w:r>
+              <w:rPr>
+                <w:b/>
+              </w:rPr>
+              <w:t>467.50</w:t>
+            </w:r>
+          </w:p>
+        </w:tc>
+        <w:tc>
+          <w:tcPr>
+            <w:tcW w:type="dxa" w:w="3456"/>
+            <w:shd w:fill="FFFFFF"/>
+            <w:tcMar>
+              <w:top w:w="100" w:type="dxa"/>
+              <w:bottom w:w="100" w:type="dxa"/>
+              <w:left w:w="120" w:type="dxa"/>
+              <w:right w:w="120" w:type="dxa"/>
+            </w:tcMar>
+            <w:tcBorders>
+              <w:top w:val="single" w:sz="4" w:space="0" w:color="CCCCCC"/>
+              <w:bottom w:val="single" w:sz="4" w:space="0" w:color="CCCCCC"/>
+              <w:left w:val="single" w:sz="4" w:space="0" w:color="CCCCCC"/>
+              <w:right w:val="single" w:sz="4" w:space="0" w:color="CCCCCC"/>
+            </w:tcBorders>
+          </w:tcPr>
+          <w:p>
+            <w:pPr>
+              <w:spacing w:before="60" w:after="60" w:line="252" w:lineRule="auto"/>
+              <w:jc w:val="left"/>
+            </w:pPr>
+            <w:r/>
+            <w:r>
+              <w:rPr>
+                <w:b/>
+              </w:rPr>
+              <w:t>+0.00</w:t>
+            </w:r>
+          </w:p>
+        </w:tc>
+        <w:tc>
+          <w:tcPr>
+            <w:tcW w:type="dxa" w:w="1440"/>
+            <w:shd w:fill="FFFFFF"/>
+            <w:tcMar>
+              <w:top w:w="100" w:type="dxa"/>
+              <w:bottom w:w="100" w:type="dxa"/>
+              <w:left w:w="120" w:type="dxa"/>
+              <w:right w:w="120" w:type="dxa"/>
+            </w:tcMar>
+            <w:tcBorders>
+              <w:top w:val="single" w:sz="4" w:space="0" w:color="CCCCCC"/>
+              <w:bottom w:val="single" w:sz="4" w:space="0" w:color="CCCCCC"/>
+              <w:left w:val="single" w:sz="4" w:space="0" w:color="CCCCCC"/>
+              <w:right w:val="single" w:sz="4" w:space="0" w:color="CCCCCC"/>
+            </w:tcBorders>
+          </w:tcPr>
+          <w:p>
+            <w:pPr>
+              <w:spacing w:before="60" w:after="60" w:line="252" w:lineRule="auto"/>
+              <w:jc w:val="left"/>
+            </w:pPr>
+            <w:r/>
+            <w:r>
+              <w:t>BULL</w:t>
+            </w:r>
+          </w:p>
+        </w:tc>
+      </w:tr>
+      <w:tr>
+        <w:tc>
+          <w:tcPr>
+            <w:tcW w:type="dxa" w:w="1584"/>
+            <w:shd w:fill="F8FAFC"/>
+            <w:tcMar>
+              <w:top w:w="100" w:type="dxa"/>
+              <w:bottom w:w="100" w:type="dxa"/>
+              <w:left w:w="120" w:type="dxa"/>
+              <w:right w:w="120" w:type="dxa"/>
+            </w:tcMar>
+            <w:tcBorders>
+              <w:top w:val="single" w:sz="4" w:space="0" w:color="CCCCCC"/>
+              <w:bottom w:val="single" w:sz="4" w:space="0" w:color="CCCCCC"/>
+              <w:left w:val="single" w:sz="4" w:space="0" w:color="CCCCCC"/>
+              <w:right w:val="single" w:sz="4" w:space="0" w:color="CCCCCC"/>
+            </w:tcBorders>
+          </w:tcPr>
+          <w:p>
+            <w:pPr>
+              <w:spacing w:before="60" w:after="60" w:line="252" w:lineRule="auto"/>
+              <w:jc w:val="left"/>
+            </w:pPr>
+            <w:r/>
+            <w:r>
+              <w:rPr>
+                <w:b/>
+              </w:rPr>
+              <w:t>Wed 21/10</w:t>
+            </w:r>
+          </w:p>
+        </w:tc>
+        <w:tc>
+          <w:tcPr>
+            <w:tcW w:type="dxa" w:w="864"/>
+            <w:shd w:fill="F8FAFC"/>
+            <w:tcMar>
+              <w:top w:w="100" w:type="dxa"/>
+              <w:bottom w:w="100" w:type="dxa"/>
+              <w:left w:w="120" w:type="dxa"/>
+              <w:right w:w="120" w:type="dxa"/>
+            </w:tcMar>
+            <w:tcBorders>
+              <w:top w:val="single" w:sz="4" w:space="0" w:color="CCCCCC"/>
+              <w:bottom w:val="single" w:sz="4" w:space="0" w:color="CCCCCC"/>
+              <w:left w:val="single" w:sz="4" w:space="0" w:color="CCCCCC"/>
+              <w:right w:val="single" w:sz="4" w:space="0" w:color="CCCCCC"/>
+            </w:tcBorders>
+          </w:tcPr>
+          <w:p>
+            <w:pPr>
+              <w:spacing w:before="60" w:after="60" w:line="252" w:lineRule="auto"/>
+              <w:jc w:val="left"/>
+            </w:pPr>
+            <w:r/>
+            <w:r>
+              <w:t>Asia 07-11</w:t>
+            </w:r>
+          </w:p>
+        </w:tc>
+        <w:tc>
+          <w:tcPr>
+            <w:tcW w:type="dxa" w:w="1440"/>
+            <w:shd w:fill="F8FAFC"/>
+            <w:tcMar>
+              <w:top w:w="100" w:type="dxa"/>
+              <w:bottom w:w="100" w:type="dxa"/>
+              <w:left w:w="120" w:type="dxa"/>
+              <w:right w:w="120" w:type="dxa"/>
+            </w:tcMar>
+            <w:tcBorders>
+              <w:top w:val="single" w:sz="4" w:space="0" w:color="CCCCCC"/>
+              <w:bottom w:val="single" w:sz="4" w:space="0" w:color="CCCCCC"/>
+              <w:left w:val="single" w:sz="4" w:space="0" w:color="CCCCCC"/>
+              <w:right w:val="single" w:sz="4" w:space="0" w:color="CCCCCC"/>
+            </w:tcBorders>
+          </w:tcPr>
+          <w:p>
+            <w:pPr>
+              <w:spacing w:before="60" w:after="60" w:line="252" w:lineRule="auto"/>
+              <w:jc w:val="left"/>
+            </w:pPr>
+            <w:r/>
+            <w:r>
+              <w:t>467.50</w:t>
+            </w:r>
+          </w:p>
+        </w:tc>
+        <w:tc>
+          <w:tcPr>
+            <w:tcW w:type="dxa" w:w="2016"/>
+            <w:shd w:fill="F8FAFC"/>
+            <w:tcMar>
+              <w:top w:w="100" w:type="dxa"/>
+              <w:bottom w:w="100" w:type="dxa"/>
+              <w:left w:w="120" w:type="dxa"/>
+              <w:right w:w="120" w:type="dxa"/>
+            </w:tcMar>
+            <w:tcBorders>
+              <w:top w:val="single" w:sz="4" w:space="0" w:color="CCCCCC"/>
+              <w:bottom w:val="single" w:sz="4" w:space="0" w:color="CCCCCC"/>
+              <w:left w:val="single" w:sz="4" w:space="0" w:color="CCCCCC"/>
+              <w:right w:val="single" w:sz="4" w:space="0" w:color="CCCCCC"/>
+            </w:tcBorders>
+          </w:tcPr>
+          <w:p>
+            <w:pPr>
+              <w:spacing w:before="60" w:after="60" w:line="252" w:lineRule="auto"/>
+              <w:jc w:val="left"/>
+            </w:pPr>
+            <w:r/>
+            <w:r>
+              <w:t>470.25</w:t>
+            </w:r>
+          </w:p>
+        </w:tc>
+        <w:tc>
+          <w:tcPr>
+            <w:tcW w:type="dxa" w:w="1152"/>
+            <w:shd w:fill="F8FAFC"/>
+            <w:tcMar>
+              <w:top w:w="100" w:type="dxa"/>
+              <w:bottom w:w="100" w:type="dxa"/>
+              <w:left w:w="120" w:type="dxa"/>
+              <w:right w:w="120" w:type="dxa"/>
+            </w:tcMar>
+            <w:tcBorders>
+              <w:top w:val="single" w:sz="4" w:space="0" w:color="CCCCCC"/>
+              <w:bottom w:val="single" w:sz="4" w:space="0" w:color="CCCCCC"/>
+              <w:left w:val="single" w:sz="4" w:space="0" w:color="CCCCCC"/>
+              <w:right w:val="single" w:sz="4" w:space="0" w:color="CCCCCC"/>
+            </w:tcBorders>
+          </w:tcPr>
+          <w:p>
+            <w:pPr>
+              <w:spacing w:before="60" w:after="60" w:line="252" w:lineRule="auto"/>
+              <w:jc w:val="left"/>
+            </w:pPr>
+            <w:r/>
+            <w:r>
+              <w:t>465.00</w:t>
+            </w:r>
+          </w:p>
+        </w:tc>
+        <w:tc>
+          <w:tcPr>
+            <w:tcW w:type="dxa" w:w="1728"/>
+            <w:shd w:fill="F8FAFC"/>
+            <w:tcMar>
+              <w:top w:w="100" w:type="dxa"/>
+              <w:bottom w:w="100" w:type="dxa"/>
+              <w:left w:w="120" w:type="dxa"/>
+              <w:right w:w="120" w:type="dxa"/>
+            </w:tcMar>
+            <w:tcBorders>
+              <w:top w:val="single" w:sz="4" w:space="0" w:color="CCCCCC"/>
+              <w:bottom w:val="single" w:sz="4" w:space="0" w:color="CCCCCC"/>
+              <w:left w:val="single" w:sz="4" w:space="0" w:color="CCCCCC"/>
+              <w:right w:val="single" w:sz="4" w:space="0" w:color="CCCCCC"/>
+            </w:tcBorders>
+          </w:tcPr>
+          <w:p>
+            <w:pPr>
+              <w:spacing w:before="60" w:after="60" w:line="252" w:lineRule="auto"/>
+              <w:jc w:val="left"/>
+            </w:pPr>
+            <w:r/>
+            <w:r>
+              <w:rPr>
+                <w:b/>
+              </w:rPr>
+              <w:t>467.00</w:t>
+            </w:r>
+          </w:p>
+        </w:tc>
+        <w:tc>
+          <w:tcPr>
+            <w:tcW w:type="dxa" w:w="3456"/>
+            <w:shd w:fill="F8FAFC"/>
+            <w:tcMar>
+              <w:top w:w="100" w:type="dxa"/>
+              <w:bottom w:w="100" w:type="dxa"/>
+              <w:left w:w="120" w:type="dxa"/>
+              <w:right w:w="120" w:type="dxa"/>
+            </w:tcMar>
+            <w:tcBorders>
+              <w:top w:val="single" w:sz="4" w:space="0" w:color="CCCCCC"/>
+              <w:bottom w:val="single" w:sz="4" w:space="0" w:color="CCCCCC"/>
+              <w:left w:val="single" w:sz="4" w:space="0" w:color="CCCCCC"/>
+              <w:right w:val="single" w:sz="4" w:space="0" w:color="CCCCCC"/>
+            </w:tcBorders>
+          </w:tcPr>
+          <w:p>
+            <w:pPr>
+              <w:spacing w:before="60" w:after="60" w:line="252" w:lineRule="auto"/>
+              <w:jc w:val="left"/>
+            </w:pPr>
+            <w:r/>
+            <w:r>
+              <w:rPr>
+                <w:b/>
+              </w:rPr>
+              <w:t>-0.50</w:t>
+            </w:r>
+          </w:p>
+        </w:tc>
+        <w:tc>
+          <w:tcPr>
+            <w:tcW w:type="dxa" w:w="1440"/>
+            <w:shd w:fill="F8FAFC"/>
+            <w:tcMar>
+              <w:top w:w="100" w:type="dxa"/>
+              <w:bottom w:w="100" w:type="dxa"/>
+              <w:left w:w="120" w:type="dxa"/>
+              <w:right w:w="120" w:type="dxa"/>
+            </w:tcMar>
+            <w:tcBorders>
+              <w:top w:val="single" w:sz="4" w:space="0" w:color="CCCCCC"/>
+              <w:bottom w:val="single" w:sz="4" w:space="0" w:color="CCCCCC"/>
+              <w:left w:val="single" w:sz="4" w:space="0" w:color="CCCCCC"/>
+              <w:right w:val="single" w:sz="4" w:space="0" w:color="CCCCCC"/>
+            </w:tcBorders>
+          </w:tcPr>
+          <w:p>
+            <w:pPr>
+              <w:spacing w:before="60" w:after="60" w:line="252" w:lineRule="auto"/>
+              <w:jc w:val="left"/>
+            </w:pPr>
+            <w:r/>
+            <w:r>
+              <w:t>BEAR</w:t>
+            </w:r>
+          </w:p>
+        </w:tc>
+      </w:tr>
+      <w:tr>
+        <w:tc>
+          <w:tcPr>
+            <w:tcW w:type="dxa" w:w="1584"/>
+            <w:shd w:fill="FFFFFF"/>
+            <w:tcMar>
+              <w:top w:w="100" w:type="dxa"/>
+              <w:bottom w:w="100" w:type="dxa"/>
+              <w:left w:w="120" w:type="dxa"/>
+              <w:right w:w="120" w:type="dxa"/>
+            </w:tcMar>
+            <w:tcBorders>
+              <w:top w:val="single" w:sz="4" w:space="0" w:color="CCCCCC"/>
+              <w:bottom w:val="single" w:sz="4" w:space="0" w:color="CCCCCC"/>
+              <w:left w:val="single" w:sz="4" w:space="0" w:color="CCCCCC"/>
+              <w:right w:val="single" w:sz="4" w:space="0" w:color="CCCCCC"/>
+            </w:tcBorders>
+          </w:tcPr>
+          <w:p>
+            <w:pPr>
+              <w:spacing w:before="60" w:after="60" w:line="252" w:lineRule="auto"/>
+              <w:jc w:val="left"/>
+            </w:pPr>
+            <w:r/>
+            <w:r>
+              <w:rPr>
+                <w:b/>
+              </w:rPr>
+              <w:t>Wed 21/10</w:t>
+            </w:r>
+          </w:p>
+        </w:tc>
+        <w:tc>
+          <w:tcPr>
+            <w:tcW w:type="dxa" w:w="864"/>
+            <w:shd w:fill="FFFFFF"/>
+            <w:tcMar>
+              <w:top w:w="100" w:type="dxa"/>
+              <w:bottom w:w="100" w:type="dxa"/>
+              <w:left w:w="120" w:type="dxa"/>
+              <w:right w:w="120" w:type="dxa"/>
+            </w:tcMar>
+            <w:tcBorders>
+              <w:top w:val="single" w:sz="4" w:space="0" w:color="CCCCCC"/>
+              <w:bottom w:val="single" w:sz="4" w:space="0" w:color="CCCCCC"/>
+              <w:left w:val="single" w:sz="4" w:space="0" w:color="CCCCCC"/>
+              <w:right w:val="single" w:sz="4" w:space="0" w:color="CCCCCC"/>
+            </w:tcBorders>
+          </w:tcPr>
+          <w:p>
+            <w:pPr>
+              <w:spacing w:before="60" w:after="60" w:line="252" w:lineRule="auto"/>
+              <w:jc w:val="left"/>
+            </w:pPr>
+            <w:r/>
+            <w:r>
+              <w:t>Asia 11-15</w:t>
+            </w:r>
+          </w:p>
+        </w:tc>
+        <w:tc>
+          <w:tcPr>
+            <w:tcW w:type="dxa" w:w="1440"/>
+            <w:shd w:fill="FFFFFF"/>
+            <w:tcMar>
+              <w:top w:w="100" w:type="dxa"/>
+              <w:bottom w:w="100" w:type="dxa"/>
+              <w:left w:w="120" w:type="dxa"/>
+              <w:right w:w="120" w:type="dxa"/>
+            </w:tcMar>
+            <w:tcBorders>
+              <w:top w:val="single" w:sz="4" w:space="0" w:color="CCCCCC"/>
+              <w:bottom w:val="single" w:sz="4" w:space="0" w:color="CCCCCC"/>
+              <w:left w:val="single" w:sz="4" w:space="0" w:color="CCCCCC"/>
+              <w:right w:val="single" w:sz="4" w:space="0" w:color="CCCCCC"/>
+            </w:tcBorders>
+          </w:tcPr>
+          <w:p>
+            <w:pPr>
+              <w:spacing w:before="60" w:after="60" w:line="252" w:lineRule="auto"/>
+              <w:jc w:val="left"/>
+            </w:pPr>
+            <w:r/>
+            <w:r>
+              <w:t>467.00</w:t>
+            </w:r>
+          </w:p>
+        </w:tc>
+        <w:tc>
+          <w:tcPr>
+            <w:tcW w:type="dxa" w:w="2016"/>
+            <w:shd w:fill="FFFFFF"/>
+            <w:tcMar>
+              <w:top w:w="100" w:type="dxa"/>
+              <w:bottom w:w="100" w:type="dxa"/>
+              <w:left w:w="120" w:type="dxa"/>
+              <w:right w:w="120" w:type="dxa"/>
+            </w:tcMar>
+            <w:tcBorders>
+              <w:top w:val="single" w:sz="4" w:space="0" w:color="CCCCCC"/>
+              <w:bottom w:val="single" w:sz="4" w:space="0" w:color="CCCCCC"/>
+              <w:left w:val="single" w:sz="4" w:space="0" w:color="CCCCCC"/>
+              <w:right w:val="single" w:sz="4" w:space="0" w:color="CCCCCC"/>
+            </w:tcBorders>
+          </w:tcPr>
+          <w:p>
+            <w:pPr>
+              <w:spacing w:before="60" w:after="60" w:line="252" w:lineRule="auto"/>
+              <w:jc w:val="left"/>
+            </w:pPr>
+            <w:r/>
+            <w:r>
+              <w:t>470.00</w:t>
+            </w:r>
+          </w:p>
+        </w:tc>
+        <w:tc>
+          <w:tcPr>
+            <w:tcW w:type="dxa" w:w="1152"/>
+            <w:shd w:fill="FFFFFF"/>
+            <w:tcMar>
+              <w:top w:w="100" w:type="dxa"/>
+              <w:bottom w:w="100" w:type="dxa"/>
+              <w:left w:w="120" w:type="dxa"/>
+              <w:right w:w="120" w:type="dxa"/>
+            </w:tcMar>
+            <w:tcBorders>
+              <w:top w:val="single" w:sz="4" w:space="0" w:color="CCCCCC"/>
+              <w:bottom w:val="single" w:sz="4" w:space="0" w:color="CCCCCC"/>
+              <w:left w:val="single" w:sz="4" w:space="0" w:color="CCCCCC"/>
+              <w:right w:val="single" w:sz="4" w:space="0" w:color="CCCCCC"/>
+            </w:tcBorders>
+          </w:tcPr>
+          <w:p>
+            <w:pPr>
+              <w:spacing w:before="60" w:after="60" w:line="252" w:lineRule="auto"/>
+              <w:jc w:val="left"/>
+            </w:pPr>
+            <w:r/>
+            <w:r>
+              <w:t>463.75</w:t>
+            </w:r>
+          </w:p>
+        </w:tc>
+        <w:tc>
+          <w:tcPr>
+            <w:tcW w:type="dxa" w:w="1728"/>
+            <w:shd w:fill="FFFFFF"/>
+            <w:tcMar>
+              <w:top w:w="100" w:type="dxa"/>
+              <w:bottom w:w="100" w:type="dxa"/>
+              <w:left w:w="120" w:type="dxa"/>
+              <w:right w:w="120" w:type="dxa"/>
+            </w:tcMar>
+            <w:tcBorders>
+              <w:top w:val="single" w:sz="4" w:space="0" w:color="CCCCCC"/>
+              <w:bottom w:val="single" w:sz="4" w:space="0" w:color="CCCCCC"/>
+              <w:left w:val="single" w:sz="4" w:space="0" w:color="CCCCCC"/>
+              <w:right w:val="single" w:sz="4" w:space="0" w:color="CCCCCC"/>
+            </w:tcBorders>
+          </w:tcPr>
+          <w:p>
+            <w:pPr>
+              <w:spacing w:before="60" w:after="60" w:line="252" w:lineRule="auto"/>
+              <w:jc w:val="left"/>
+            </w:pPr>
+            <w:r/>
+            <w:r>
+              <w:rPr>
+                <w:b/>
+              </w:rPr>
+              <w:t>466.75</w:t>
+            </w:r>
+          </w:p>
+        </w:tc>
+        <w:tc>
+          <w:tcPr>
+            <w:tcW w:type="dxa" w:w="3456"/>
+            <w:shd w:fill="FFFFFF"/>
+            <w:tcMar>
+              <w:top w:w="100" w:type="dxa"/>
+              <w:bottom w:w="100" w:type="dxa"/>
+              <w:left w:w="120" w:type="dxa"/>
+              <w:right w:w="120" w:type="dxa"/>
+            </w:tcMar>
+            <w:tcBorders>
+              <w:top w:val="single" w:sz="4" w:space="0" w:color="CCCCCC"/>
+              <w:bottom w:val="single" w:sz="4" w:space="0" w:color="CCCCCC"/>
+              <w:left w:val="single" w:sz="4" w:space="0" w:color="CCCCCC"/>
+              <w:right w:val="single" w:sz="4" w:space="0" w:color="CCCCCC"/>
+            </w:tcBorders>
+          </w:tcPr>
+          <w:p>
+            <w:pPr>
+              <w:spacing w:before="60" w:after="60" w:line="252" w:lineRule="auto"/>
+              <w:jc w:val="left"/>
+            </w:pPr>
+            <w:r/>
+            <w:r>
+              <w:rPr>
+                <w:b/>
+              </w:rPr>
+              <w:t>-0.25</w:t>
+            </w:r>
+          </w:p>
+        </w:tc>
+        <w:tc>
+          <w:tcPr>
+            <w:tcW w:type="dxa" w:w="1440"/>
+            <w:shd w:fill="FFFFFF"/>
+            <w:tcMar>
+              <w:top w:w="100" w:type="dxa"/>
+              <w:bottom w:w="100" w:type="dxa"/>
+              <w:left w:w="120" w:type="dxa"/>
+              <w:right w:w="120" w:type="dxa"/>
+            </w:tcMar>
+            <w:tcBorders>
+              <w:top w:val="single" w:sz="4" w:space="0" w:color="CCCCCC"/>
+              <w:bottom w:val="single" w:sz="4" w:space="0" w:color="CCCCCC"/>
+              <w:left w:val="single" w:sz="4" w:space="0" w:color="CCCCCC"/>
+              <w:right w:val="single" w:sz="4" w:space="0" w:color="CCCCCC"/>
+            </w:tcBorders>
+          </w:tcPr>
+          <w:p>
+            <w:pPr>
+              <w:spacing w:before="60" w:after="60" w:line="252" w:lineRule="auto"/>
+              <w:jc w:val="left"/>
+            </w:pPr>
+            <w:r/>
+            <w:r>
+              <w:t>BEAR</w:t>
+            </w:r>
+          </w:p>
+        </w:tc>
+      </w:tr>
+      <w:tr>
+        <w:tc>
+          <w:tcPr>
+            <w:tcW w:type="dxa" w:w="1584"/>
+            <w:shd w:fill="F8FAFC"/>
+            <w:tcMar>
+              <w:top w:w="100" w:type="dxa"/>
+              <w:bottom w:w="100" w:type="dxa"/>
+              <w:left w:w="120" w:type="dxa"/>
+              <w:right w:w="120" w:type="dxa"/>
+            </w:tcMar>
+            <w:tcBorders>
+              <w:top w:val="single" w:sz="4" w:space="0" w:color="CCCCCC"/>
+              <w:bottom w:val="single" w:sz="4" w:space="0" w:color="CCCCCC"/>
+              <w:left w:val="single" w:sz="4" w:space="0" w:color="CCCCCC"/>
+              <w:right w:val="single" w:sz="4" w:space="0" w:color="CCCCCC"/>
+            </w:tcBorders>
+          </w:tcPr>
+          <w:p>
+            <w:pPr>
+              <w:spacing w:before="60" w:after="60" w:line="252" w:lineRule="auto"/>
+              <w:jc w:val="left"/>
+            </w:pPr>
+            <w:r/>
+            <w:r>
+              <w:rPr>
+                <w:b/>
+              </w:rPr>
+              <w:t>Wed 21/10</w:t>
+            </w:r>
+          </w:p>
+        </w:tc>
+        <w:tc>
+          <w:tcPr>
+            <w:tcW w:type="dxa" w:w="864"/>
+            <w:shd w:fill="F8FAFC"/>
+            <w:tcMar>
+              <w:top w:w="100" w:type="dxa"/>
+              <w:bottom w:w="100" w:type="dxa"/>
+              <w:left w:w="120" w:type="dxa"/>
+              <w:right w:w="120" w:type="dxa"/>
+            </w:tcMar>
+            <w:tcBorders>
+              <w:top w:val="single" w:sz="4" w:space="0" w:color="CCCCCC"/>
+              <w:bottom w:val="single" w:sz="4" w:space="0" w:color="CCCCCC"/>
+              <w:left w:val="single" w:sz="4" w:space="0" w:color="CCCCCC"/>
+              <w:right w:val="single" w:sz="4" w:space="0" w:color="CCCCCC"/>
+            </w:tcBorders>
+          </w:tcPr>
+          <w:p>
+            <w:pPr>
+              <w:spacing w:before="60" w:after="60" w:line="252" w:lineRule="auto"/>
+              <w:jc w:val="left"/>
+            </w:pPr>
+            <w:r/>
+            <w:r>
+              <w:t>London 15-19</w:t>
+            </w:r>
+          </w:p>
+        </w:tc>
+        <w:tc>
+          <w:tcPr>
+            <w:tcW w:type="dxa" w:w="1440"/>
+            <w:shd w:fill="F8FAFC"/>
+            <w:tcMar>
+              <w:top w:w="100" w:type="dxa"/>
+              <w:bottom w:w="100" w:type="dxa"/>
+              <w:left w:w="120" w:type="dxa"/>
+              <w:right w:w="120" w:type="dxa"/>
+            </w:tcMar>
+            <w:tcBorders>
+              <w:top w:val="single" w:sz="4" w:space="0" w:color="CCCCCC"/>
+              <w:bottom w:val="single" w:sz="4" w:space="0" w:color="CCCCCC"/>
+              <w:left w:val="single" w:sz="4" w:space="0" w:color="CCCCCC"/>
+              <w:right w:val="single" w:sz="4" w:space="0" w:color="CCCCCC"/>
+            </w:tcBorders>
+          </w:tcPr>
+          <w:p>
+            <w:pPr>
+              <w:spacing w:before="60" w:after="60" w:line="252" w:lineRule="auto"/>
+              <w:jc w:val="left"/>
+            </w:pPr>
+            <w:r/>
+            <w:r>
+              <w:t>466.75</w:t>
+            </w:r>
+          </w:p>
+        </w:tc>
+        <w:tc>
+          <w:tcPr>
+            <w:tcW w:type="dxa" w:w="2016"/>
+            <w:shd w:fill="F8FAFC"/>
+            <w:tcMar>
+              <w:top w:w="100" w:type="dxa"/>
+              <w:bottom w:w="100" w:type="dxa"/>
+              <w:left w:w="120" w:type="dxa"/>
+              <w:right w:w="120" w:type="dxa"/>
+            </w:tcMar>
+            <w:tcBorders>
+              <w:top w:val="single" w:sz="4" w:space="0" w:color="CCCCCC"/>
+              <w:bottom w:val="single" w:sz="4" w:space="0" w:color="CCCCCC"/>
+              <w:left w:val="single" w:sz="4" w:space="0" w:color="CCCCCC"/>
+              <w:right w:val="single" w:sz="4" w:space="0" w:color="CCCCCC"/>
+            </w:tcBorders>
+          </w:tcPr>
+          <w:p>
+            <w:pPr>
+              <w:spacing w:before="60" w:after="60" w:line="252" w:lineRule="auto"/>
+              <w:jc w:val="left"/>
+            </w:pPr>
+            <w:r/>
+            <w:r>
+              <w:t>470.75</w:t>
+            </w:r>
+          </w:p>
+        </w:tc>
+        <w:tc>
+          <w:tcPr>
+            <w:tcW w:type="dxa" w:w="1152"/>
+            <w:shd w:fill="F8FAFC"/>
+            <w:tcMar>
+              <w:top w:w="100" w:type="dxa"/>
+              <w:bottom w:w="100" w:type="dxa"/>
+              <w:left w:w="120" w:type="dxa"/>
+              <w:right w:w="120" w:type="dxa"/>
+            </w:tcMar>
+            <w:tcBorders>
+              <w:top w:val="single" w:sz="4" w:space="0" w:color="CCCCCC"/>
+              <w:bottom w:val="single" w:sz="4" w:space="0" w:color="CCCCCC"/>
+              <w:left w:val="single" w:sz="4" w:space="0" w:color="CCCCCC"/>
+              <w:right w:val="single" w:sz="4" w:space="0" w:color="CCCCCC"/>
+            </w:tcBorders>
+          </w:tcPr>
+          <w:p>
+            <w:pPr>
+              <w:spacing w:before="60" w:after="60" w:line="252" w:lineRule="auto"/>
+              <w:jc w:val="left"/>
+            </w:pPr>
+            <w:r/>
+            <w:r>
+              <w:t>461.50</w:t>
             </w:r>
           </w:p>
         </w:tc>
@@ -16624,7 +17564,7 @@
               <w:rPr>
                 <w:b/>
               </w:rPr>
-              <w:t>+1.00</w:t>
+              <w:t>+0.50</w:t>
             </w:r>
           </w:p>
         </w:tc>
@@ -16685,7 +17625,7 @@
               <w:rPr>
                 <w:b/>
               </w:rPr>
-              <w:t>Tue 20/10</w:t>
+              <w:t>Wed 21/10</w:t>
             </w:r>
           </w:p>
         </w:tc>
@@ -16713,7 +17653,7 @@
             </w:pPr>
             <w:r/>
             <w:r>
-              <w:t>NY Close 23-01</w:t>
+              <w:t>Pre-NY 19-21</w:t>
             </w:r>
           </w:p>
         </w:tc>
@@ -16769,7 +17709,7 @@
             </w:pPr>
             <w:r/>
             <w:r>
-              <w:t>470.00</w:t>
+              <w:t>472.00</w:t>
             </w:r>
           </w:p>
         </w:tc>
@@ -16797,7 +17737,7 @@
             </w:pPr>
             <w:r/>
             <w:r>
-              <w:t>464.75</w:t>
+              <w:t>460.25</w:t>
             </w:r>
           </w:p>
         </w:tc>
@@ -16828,7 +17768,1887 @@
               <w:rPr>
                 <w:b/>
               </w:rPr>
-              <w:t>467.25</w:t>
+              <w:t>469.25</w:t>
+            </w:r>
+          </w:p>
+        </w:tc>
+        <w:tc>
+          <w:tcPr>
+            <w:tcW w:type="dxa" w:w="3456"/>
+            <w:shd w:fill="FFFFFF"/>
+            <w:tcMar>
+              <w:top w:w="100" w:type="dxa"/>
+              <w:bottom w:w="100" w:type="dxa"/>
+              <w:left w:w="120" w:type="dxa"/>
+              <w:right w:w="120" w:type="dxa"/>
+            </w:tcMar>
+            <w:tcBorders>
+              <w:top w:val="single" w:sz="4" w:space="0" w:color="CCCCCC"/>
+              <w:bottom w:val="single" w:sz="4" w:space="0" w:color="CCCCCC"/>
+              <w:left w:val="single" w:sz="4" w:space="0" w:color="CCCCCC"/>
+              <w:right w:val="single" w:sz="4" w:space="0" w:color="CCCCCC"/>
+            </w:tcBorders>
+          </w:tcPr>
+          <w:p>
+            <w:pPr>
+              <w:spacing w:before="60" w:after="60" w:line="252" w:lineRule="auto"/>
+              <w:jc w:val="left"/>
+            </w:pPr>
+            <w:r/>
+            <w:r>
+              <w:rPr>
+                <w:b/>
+              </w:rPr>
+              <w:t>+2.00</w:t>
+            </w:r>
+          </w:p>
+        </w:tc>
+        <w:tc>
+          <w:tcPr>
+            <w:tcW w:type="dxa" w:w="1440"/>
+            <w:shd w:fill="FFFFFF"/>
+            <w:tcMar>
+              <w:top w:w="100" w:type="dxa"/>
+              <w:bottom w:w="100" w:type="dxa"/>
+              <w:left w:w="120" w:type="dxa"/>
+              <w:right w:w="120" w:type="dxa"/>
+            </w:tcMar>
+            <w:tcBorders>
+              <w:top w:val="single" w:sz="4" w:space="0" w:color="CCCCCC"/>
+              <w:bottom w:val="single" w:sz="4" w:space="0" w:color="CCCCCC"/>
+              <w:left w:val="single" w:sz="4" w:space="0" w:color="CCCCCC"/>
+              <w:right w:val="single" w:sz="4" w:space="0" w:color="CCCCCC"/>
+            </w:tcBorders>
+          </w:tcPr>
+          <w:p>
+            <w:pPr>
+              <w:spacing w:before="60" w:after="60" w:line="252" w:lineRule="auto"/>
+              <w:jc w:val="left"/>
+            </w:pPr>
+            <w:r/>
+            <w:r>
+              <w:t>BULL</w:t>
+            </w:r>
+          </w:p>
+        </w:tc>
+      </w:tr>
+      <w:tr>
+        <w:tc>
+          <w:tcPr>
+            <w:tcW w:type="dxa" w:w="1584"/>
+            <w:shd w:fill="F8FAFC"/>
+            <w:tcMar>
+              <w:top w:w="100" w:type="dxa"/>
+              <w:bottom w:w="100" w:type="dxa"/>
+              <w:left w:w="120" w:type="dxa"/>
+              <w:right w:w="120" w:type="dxa"/>
+            </w:tcMar>
+            <w:tcBorders>
+              <w:top w:val="single" w:sz="4" w:space="0" w:color="CCCCCC"/>
+              <w:bottom w:val="single" w:sz="4" w:space="0" w:color="CCCCCC"/>
+              <w:left w:val="single" w:sz="4" w:space="0" w:color="CCCCCC"/>
+              <w:right w:val="single" w:sz="4" w:space="0" w:color="CCCCCC"/>
+            </w:tcBorders>
+          </w:tcPr>
+          <w:p>
+            <w:pPr>
+              <w:spacing w:before="60" w:after="60" w:line="252" w:lineRule="auto"/>
+              <w:jc w:val="left"/>
+            </w:pPr>
+            <w:r/>
+            <w:r>
+              <w:rPr>
+                <w:b/>
+              </w:rPr>
+              <w:t>Wed 21/10</w:t>
+            </w:r>
+          </w:p>
+        </w:tc>
+        <w:tc>
+          <w:tcPr>
+            <w:tcW w:type="dxa" w:w="864"/>
+            <w:shd w:fill="F8FAFC"/>
+            <w:tcMar>
+              <w:top w:w="100" w:type="dxa"/>
+              <w:bottom w:w="100" w:type="dxa"/>
+              <w:left w:w="120" w:type="dxa"/>
+              <w:right w:w="120" w:type="dxa"/>
+            </w:tcMar>
+            <w:tcBorders>
+              <w:top w:val="single" w:sz="4" w:space="0" w:color="CCCCCC"/>
+              <w:bottom w:val="single" w:sz="4" w:space="0" w:color="CCCCCC"/>
+              <w:left w:val="single" w:sz="4" w:space="0" w:color="CCCCCC"/>
+              <w:right w:val="single" w:sz="4" w:space="0" w:color="CCCCCC"/>
+            </w:tcBorders>
+          </w:tcPr>
+          <w:p>
+            <w:pPr>
+              <w:spacing w:before="60" w:after="60" w:line="252" w:lineRule="auto"/>
+              <w:jc w:val="left"/>
+            </w:pPr>
+            <w:r/>
+            <w:r>
+              <w:t>NY Open 21-23</w:t>
+            </w:r>
+          </w:p>
+        </w:tc>
+        <w:tc>
+          <w:tcPr>
+            <w:tcW w:type="dxa" w:w="1440"/>
+            <w:shd w:fill="F8FAFC"/>
+            <w:tcMar>
+              <w:top w:w="100" w:type="dxa"/>
+              <w:bottom w:w="100" w:type="dxa"/>
+              <w:left w:w="120" w:type="dxa"/>
+              <w:right w:w="120" w:type="dxa"/>
+            </w:tcMar>
+            <w:tcBorders>
+              <w:top w:val="single" w:sz="4" w:space="0" w:color="CCCCCC"/>
+              <w:bottom w:val="single" w:sz="4" w:space="0" w:color="CCCCCC"/>
+              <w:left w:val="single" w:sz="4" w:space="0" w:color="CCCCCC"/>
+              <w:right w:val="single" w:sz="4" w:space="0" w:color="CCCCCC"/>
+            </w:tcBorders>
+          </w:tcPr>
+          <w:p>
+            <w:pPr>
+              <w:spacing w:before="60" w:after="60" w:line="252" w:lineRule="auto"/>
+              <w:jc w:val="left"/>
+            </w:pPr>
+            <w:r/>
+            <w:r>
+              <w:t>469.25</w:t>
+            </w:r>
+          </w:p>
+        </w:tc>
+        <w:tc>
+          <w:tcPr>
+            <w:tcW w:type="dxa" w:w="2016"/>
+            <w:shd w:fill="F8FAFC"/>
+            <w:tcMar>
+              <w:top w:w="100" w:type="dxa"/>
+              <w:bottom w:w="100" w:type="dxa"/>
+              <w:left w:w="120" w:type="dxa"/>
+              <w:right w:w="120" w:type="dxa"/>
+            </w:tcMar>
+            <w:tcBorders>
+              <w:top w:val="single" w:sz="4" w:space="0" w:color="CCCCCC"/>
+              <w:bottom w:val="single" w:sz="4" w:space="0" w:color="CCCCCC"/>
+              <w:left w:val="single" w:sz="4" w:space="0" w:color="CCCCCC"/>
+              <w:right w:val="single" w:sz="4" w:space="0" w:color="CCCCCC"/>
+            </w:tcBorders>
+          </w:tcPr>
+          <w:p>
+            <w:pPr>
+              <w:spacing w:before="60" w:after="60" w:line="252" w:lineRule="auto"/>
+              <w:jc w:val="left"/>
+            </w:pPr>
+            <w:r/>
+            <w:r>
+              <w:t>477.25</w:t>
+            </w:r>
+          </w:p>
+        </w:tc>
+        <w:tc>
+          <w:tcPr>
+            <w:tcW w:type="dxa" w:w="1152"/>
+            <w:shd w:fill="F8FAFC"/>
+            <w:tcMar>
+              <w:top w:w="100" w:type="dxa"/>
+              <w:bottom w:w="100" w:type="dxa"/>
+              <w:left w:w="120" w:type="dxa"/>
+              <w:right w:w="120" w:type="dxa"/>
+            </w:tcMar>
+            <w:tcBorders>
+              <w:top w:val="single" w:sz="4" w:space="0" w:color="CCCCCC"/>
+              <w:bottom w:val="single" w:sz="4" w:space="0" w:color="CCCCCC"/>
+              <w:left w:val="single" w:sz="4" w:space="0" w:color="CCCCCC"/>
+              <w:right w:val="single" w:sz="4" w:space="0" w:color="CCCCCC"/>
+            </w:tcBorders>
+          </w:tcPr>
+          <w:p>
+            <w:pPr>
+              <w:spacing w:before="60" w:after="60" w:line="252" w:lineRule="auto"/>
+              <w:jc w:val="left"/>
+            </w:pPr>
+            <w:r/>
+            <w:r>
+              <w:t>462.25</w:t>
+            </w:r>
+          </w:p>
+        </w:tc>
+        <w:tc>
+          <w:tcPr>
+            <w:tcW w:type="dxa" w:w="1728"/>
+            <w:shd w:fill="F8FAFC"/>
+            <w:tcMar>
+              <w:top w:w="100" w:type="dxa"/>
+              <w:bottom w:w="100" w:type="dxa"/>
+              <w:left w:w="120" w:type="dxa"/>
+              <w:right w:w="120" w:type="dxa"/>
+            </w:tcMar>
+            <w:tcBorders>
+              <w:top w:val="single" w:sz="4" w:space="0" w:color="CCCCCC"/>
+              <w:bottom w:val="single" w:sz="4" w:space="0" w:color="CCCCCC"/>
+              <w:left w:val="single" w:sz="4" w:space="0" w:color="CCCCCC"/>
+              <w:right w:val="single" w:sz="4" w:space="0" w:color="CCCCCC"/>
+            </w:tcBorders>
+          </w:tcPr>
+          <w:p>
+            <w:pPr>
+              <w:spacing w:before="60" w:after="60" w:line="252" w:lineRule="auto"/>
+              <w:jc w:val="left"/>
+            </w:pPr>
+            <w:r/>
+            <w:r>
+              <w:rPr>
+                <w:b/>
+              </w:rPr>
+              <w:t>470.75</w:t>
+            </w:r>
+          </w:p>
+        </w:tc>
+        <w:tc>
+          <w:tcPr>
+            <w:tcW w:type="dxa" w:w="3456"/>
+            <w:shd w:fill="F8FAFC"/>
+            <w:tcMar>
+              <w:top w:w="100" w:type="dxa"/>
+              <w:bottom w:w="100" w:type="dxa"/>
+              <w:left w:w="120" w:type="dxa"/>
+              <w:right w:w="120" w:type="dxa"/>
+            </w:tcMar>
+            <w:tcBorders>
+              <w:top w:val="single" w:sz="4" w:space="0" w:color="CCCCCC"/>
+              <w:bottom w:val="single" w:sz="4" w:space="0" w:color="CCCCCC"/>
+              <w:left w:val="single" w:sz="4" w:space="0" w:color="CCCCCC"/>
+              <w:right w:val="single" w:sz="4" w:space="0" w:color="CCCCCC"/>
+            </w:tcBorders>
+          </w:tcPr>
+          <w:p>
+            <w:pPr>
+              <w:spacing w:before="60" w:after="60" w:line="252" w:lineRule="auto"/>
+              <w:jc w:val="left"/>
+            </w:pPr>
+            <w:r/>
+            <w:r>
+              <w:rPr>
+                <w:b/>
+              </w:rPr>
+              <w:t>+1.50</w:t>
+            </w:r>
+          </w:p>
+        </w:tc>
+        <w:tc>
+          <w:tcPr>
+            <w:tcW w:type="dxa" w:w="1440"/>
+            <w:shd w:fill="F8FAFC"/>
+            <w:tcMar>
+              <w:top w:w="100" w:type="dxa"/>
+              <w:bottom w:w="100" w:type="dxa"/>
+              <w:left w:w="120" w:type="dxa"/>
+              <w:right w:w="120" w:type="dxa"/>
+            </w:tcMar>
+            <w:tcBorders>
+              <w:top w:val="single" w:sz="4" w:space="0" w:color="CCCCCC"/>
+              <w:bottom w:val="single" w:sz="4" w:space="0" w:color="CCCCCC"/>
+              <w:left w:val="single" w:sz="4" w:space="0" w:color="CCCCCC"/>
+              <w:right w:val="single" w:sz="4" w:space="0" w:color="CCCCCC"/>
+            </w:tcBorders>
+          </w:tcPr>
+          <w:p>
+            <w:pPr>
+              <w:spacing w:before="60" w:after="60" w:line="252" w:lineRule="auto"/>
+              <w:jc w:val="left"/>
+            </w:pPr>
+            <w:r/>
+            <w:r>
+              <w:t>BULL</w:t>
+            </w:r>
+          </w:p>
+        </w:tc>
+      </w:tr>
+      <w:tr>
+        <w:tc>
+          <w:tcPr>
+            <w:tcW w:type="dxa" w:w="1584"/>
+            <w:shd w:fill="FFFFFF"/>
+            <w:tcMar>
+              <w:top w:w="100" w:type="dxa"/>
+              <w:bottom w:w="100" w:type="dxa"/>
+              <w:left w:w="120" w:type="dxa"/>
+              <w:right w:w="120" w:type="dxa"/>
+            </w:tcMar>
+            <w:tcBorders>
+              <w:top w:val="single" w:sz="4" w:space="0" w:color="CCCCCC"/>
+              <w:bottom w:val="single" w:sz="4" w:space="0" w:color="CCCCCC"/>
+              <w:left w:val="single" w:sz="4" w:space="0" w:color="CCCCCC"/>
+              <w:right w:val="single" w:sz="4" w:space="0" w:color="CCCCCC"/>
+            </w:tcBorders>
+          </w:tcPr>
+          <w:p>
+            <w:pPr>
+              <w:spacing w:before="60" w:after="60" w:line="252" w:lineRule="auto"/>
+              <w:jc w:val="left"/>
+            </w:pPr>
+            <w:r/>
+            <w:r>
+              <w:rPr>
+                <w:b/>
+              </w:rPr>
+              <w:t>Wed 21/10</w:t>
+            </w:r>
+          </w:p>
+        </w:tc>
+        <w:tc>
+          <w:tcPr>
+            <w:tcW w:type="dxa" w:w="864"/>
+            <w:shd w:fill="FFFFFF"/>
+            <w:tcMar>
+              <w:top w:w="100" w:type="dxa"/>
+              <w:bottom w:w="100" w:type="dxa"/>
+              <w:left w:w="120" w:type="dxa"/>
+              <w:right w:w="120" w:type="dxa"/>
+            </w:tcMar>
+            <w:tcBorders>
+              <w:top w:val="single" w:sz="4" w:space="0" w:color="CCCCCC"/>
+              <w:bottom w:val="single" w:sz="4" w:space="0" w:color="CCCCCC"/>
+              <w:left w:val="single" w:sz="4" w:space="0" w:color="CCCCCC"/>
+              <w:right w:val="single" w:sz="4" w:space="0" w:color="CCCCCC"/>
+            </w:tcBorders>
+          </w:tcPr>
+          <w:p>
+            <w:pPr>
+              <w:spacing w:before="60" w:after="60" w:line="252" w:lineRule="auto"/>
+              <w:jc w:val="left"/>
+            </w:pPr>
+            <w:r/>
+            <w:r>
+              <w:t>NY Close 23-01</w:t>
+            </w:r>
+          </w:p>
+        </w:tc>
+        <w:tc>
+          <w:tcPr>
+            <w:tcW w:type="dxa" w:w="1440"/>
+            <w:shd w:fill="FFFFFF"/>
+            <w:tcMar>
+              <w:top w:w="100" w:type="dxa"/>
+              <w:bottom w:w="100" w:type="dxa"/>
+              <w:left w:w="120" w:type="dxa"/>
+              <w:right w:w="120" w:type="dxa"/>
+            </w:tcMar>
+            <w:tcBorders>
+              <w:top w:val="single" w:sz="4" w:space="0" w:color="CCCCCC"/>
+              <w:bottom w:val="single" w:sz="4" w:space="0" w:color="CCCCCC"/>
+              <w:left w:val="single" w:sz="4" w:space="0" w:color="CCCCCC"/>
+              <w:right w:val="single" w:sz="4" w:space="0" w:color="CCCCCC"/>
+            </w:tcBorders>
+          </w:tcPr>
+          <w:p>
+            <w:pPr>
+              <w:spacing w:before="60" w:after="60" w:line="252" w:lineRule="auto"/>
+              <w:jc w:val="left"/>
+            </w:pPr>
+            <w:r/>
+            <w:r>
+              <w:t>470.75</w:t>
+            </w:r>
+          </w:p>
+        </w:tc>
+        <w:tc>
+          <w:tcPr>
+            <w:tcW w:type="dxa" w:w="2016"/>
+            <w:shd w:fill="FFFFFF"/>
+            <w:tcMar>
+              <w:top w:w="100" w:type="dxa"/>
+              <w:bottom w:w="100" w:type="dxa"/>
+              <w:left w:w="120" w:type="dxa"/>
+              <w:right w:w="120" w:type="dxa"/>
+            </w:tcMar>
+            <w:tcBorders>
+              <w:top w:val="single" w:sz="4" w:space="0" w:color="CCCCCC"/>
+              <w:bottom w:val="single" w:sz="4" w:space="0" w:color="CCCCCC"/>
+              <w:left w:val="single" w:sz="4" w:space="0" w:color="CCCCCC"/>
+              <w:right w:val="single" w:sz="4" w:space="0" w:color="CCCCCC"/>
+            </w:tcBorders>
+          </w:tcPr>
+          <w:p>
+            <w:pPr>
+              <w:spacing w:before="60" w:after="60" w:line="252" w:lineRule="auto"/>
+              <w:jc w:val="left"/>
+            </w:pPr>
+            <w:r/>
+            <w:r>
+              <w:t>475.25</w:t>
+            </w:r>
+          </w:p>
+        </w:tc>
+        <w:tc>
+          <w:tcPr>
+            <w:tcW w:type="dxa" w:w="1152"/>
+            <w:shd w:fill="FFFFFF"/>
+            <w:tcMar>
+              <w:top w:w="100" w:type="dxa"/>
+              <w:bottom w:w="100" w:type="dxa"/>
+              <w:left w:w="120" w:type="dxa"/>
+              <w:right w:w="120" w:type="dxa"/>
+            </w:tcMar>
+            <w:tcBorders>
+              <w:top w:val="single" w:sz="4" w:space="0" w:color="CCCCCC"/>
+              <w:bottom w:val="single" w:sz="4" w:space="0" w:color="CCCCCC"/>
+              <w:left w:val="single" w:sz="4" w:space="0" w:color="CCCCCC"/>
+              <w:right w:val="single" w:sz="4" w:space="0" w:color="CCCCCC"/>
+            </w:tcBorders>
+          </w:tcPr>
+          <w:p>
+            <w:pPr>
+              <w:spacing w:before="60" w:after="60" w:line="252" w:lineRule="auto"/>
+              <w:jc w:val="left"/>
+            </w:pPr>
+            <w:r/>
+            <w:r>
+              <w:t>466.50</w:t>
+            </w:r>
+          </w:p>
+        </w:tc>
+        <w:tc>
+          <w:tcPr>
+            <w:tcW w:type="dxa" w:w="1728"/>
+            <w:shd w:fill="FFFFFF"/>
+            <w:tcMar>
+              <w:top w:w="100" w:type="dxa"/>
+              <w:bottom w:w="100" w:type="dxa"/>
+              <w:left w:w="120" w:type="dxa"/>
+              <w:right w:w="120" w:type="dxa"/>
+            </w:tcMar>
+            <w:tcBorders>
+              <w:top w:val="single" w:sz="4" w:space="0" w:color="CCCCCC"/>
+              <w:bottom w:val="single" w:sz="4" w:space="0" w:color="CCCCCC"/>
+              <w:left w:val="single" w:sz="4" w:space="0" w:color="CCCCCC"/>
+              <w:right w:val="single" w:sz="4" w:space="0" w:color="CCCCCC"/>
+            </w:tcBorders>
+          </w:tcPr>
+          <w:p>
+            <w:pPr>
+              <w:spacing w:before="60" w:after="60" w:line="252" w:lineRule="auto"/>
+              <w:jc w:val="left"/>
+            </w:pPr>
+            <w:r/>
+            <w:r>
+              <w:rPr>
+                <w:b/>
+              </w:rPr>
+              <w:t>470.25</w:t>
+            </w:r>
+          </w:p>
+        </w:tc>
+        <w:tc>
+          <w:tcPr>
+            <w:tcW w:type="dxa" w:w="3456"/>
+            <w:shd w:fill="FFFFFF"/>
+            <w:tcMar>
+              <w:top w:w="100" w:type="dxa"/>
+              <w:bottom w:w="100" w:type="dxa"/>
+              <w:left w:w="120" w:type="dxa"/>
+              <w:right w:w="120" w:type="dxa"/>
+            </w:tcMar>
+            <w:tcBorders>
+              <w:top w:val="single" w:sz="4" w:space="0" w:color="CCCCCC"/>
+              <w:bottom w:val="single" w:sz="4" w:space="0" w:color="CCCCCC"/>
+              <w:left w:val="single" w:sz="4" w:space="0" w:color="CCCCCC"/>
+              <w:right w:val="single" w:sz="4" w:space="0" w:color="CCCCCC"/>
+            </w:tcBorders>
+          </w:tcPr>
+          <w:p>
+            <w:pPr>
+              <w:spacing w:before="60" w:after="60" w:line="252" w:lineRule="auto"/>
+              <w:jc w:val="left"/>
+            </w:pPr>
+            <w:r/>
+            <w:r>
+              <w:rPr>
+                <w:b/>
+              </w:rPr>
+              <w:t>-0.50</w:t>
+            </w:r>
+          </w:p>
+        </w:tc>
+        <w:tc>
+          <w:tcPr>
+            <w:tcW w:type="dxa" w:w="1440"/>
+            <w:shd w:fill="FFFFFF"/>
+            <w:tcMar>
+              <w:top w:w="100" w:type="dxa"/>
+              <w:bottom w:w="100" w:type="dxa"/>
+              <w:left w:w="120" w:type="dxa"/>
+              <w:right w:w="120" w:type="dxa"/>
+            </w:tcMar>
+            <w:tcBorders>
+              <w:top w:val="single" w:sz="4" w:space="0" w:color="CCCCCC"/>
+              <w:bottom w:val="single" w:sz="4" w:space="0" w:color="CCCCCC"/>
+              <w:left w:val="single" w:sz="4" w:space="0" w:color="CCCCCC"/>
+              <w:right w:val="single" w:sz="4" w:space="0" w:color="CCCCCC"/>
+            </w:tcBorders>
+          </w:tcPr>
+          <w:p>
+            <w:pPr>
+              <w:spacing w:before="60" w:after="60" w:line="252" w:lineRule="auto"/>
+              <w:jc w:val="left"/>
+            </w:pPr>
+            <w:r/>
+            <w:r>
+              <w:t>BEAR</w:t>
+            </w:r>
+          </w:p>
+        </w:tc>
+      </w:tr>
+      <w:tr>
+        <w:tc>
+          <w:tcPr>
+            <w:tcW w:type="dxa" w:w="1584"/>
+            <w:shd w:fill="F8FAFC"/>
+            <w:tcMar>
+              <w:top w:w="100" w:type="dxa"/>
+              <w:bottom w:w="100" w:type="dxa"/>
+              <w:left w:w="120" w:type="dxa"/>
+              <w:right w:w="120" w:type="dxa"/>
+            </w:tcMar>
+            <w:tcBorders>
+              <w:top w:val="single" w:sz="4" w:space="0" w:color="CCCCCC"/>
+              <w:bottom w:val="single" w:sz="4" w:space="0" w:color="CCCCCC"/>
+              <w:left w:val="single" w:sz="4" w:space="0" w:color="CCCCCC"/>
+              <w:right w:val="single" w:sz="4" w:space="0" w:color="CCCCCC"/>
+            </w:tcBorders>
+          </w:tcPr>
+          <w:p>
+            <w:pPr>
+              <w:spacing w:before="60" w:after="60" w:line="252" w:lineRule="auto"/>
+              <w:jc w:val="left"/>
+            </w:pPr>
+            <w:r/>
+            <w:r>
+              <w:rPr>
+                <w:b/>
+              </w:rPr>
+              <w:t>Thu 22/10</w:t>
+            </w:r>
+          </w:p>
+        </w:tc>
+        <w:tc>
+          <w:tcPr>
+            <w:tcW w:type="dxa" w:w="864"/>
+            <w:shd w:fill="F8FAFC"/>
+            <w:tcMar>
+              <w:top w:w="100" w:type="dxa"/>
+              <w:bottom w:w="100" w:type="dxa"/>
+              <w:left w:w="120" w:type="dxa"/>
+              <w:right w:w="120" w:type="dxa"/>
+            </w:tcMar>
+            <w:tcBorders>
+              <w:top w:val="single" w:sz="4" w:space="0" w:color="CCCCCC"/>
+              <w:bottom w:val="single" w:sz="4" w:space="0" w:color="CCCCCC"/>
+              <w:left w:val="single" w:sz="4" w:space="0" w:color="CCCCCC"/>
+              <w:right w:val="single" w:sz="4" w:space="0" w:color="CCCCCC"/>
+            </w:tcBorders>
+          </w:tcPr>
+          <w:p>
+            <w:pPr>
+              <w:spacing w:before="60" w:after="60" w:line="252" w:lineRule="auto"/>
+              <w:jc w:val="left"/>
+            </w:pPr>
+            <w:r/>
+            <w:r>
+              <w:t>Asia 07-11</w:t>
+            </w:r>
+          </w:p>
+        </w:tc>
+        <w:tc>
+          <w:tcPr>
+            <w:tcW w:type="dxa" w:w="1440"/>
+            <w:shd w:fill="F8FAFC"/>
+            <w:tcMar>
+              <w:top w:w="100" w:type="dxa"/>
+              <w:bottom w:w="100" w:type="dxa"/>
+              <w:left w:w="120" w:type="dxa"/>
+              <w:right w:w="120" w:type="dxa"/>
+            </w:tcMar>
+            <w:tcBorders>
+              <w:top w:val="single" w:sz="4" w:space="0" w:color="CCCCCC"/>
+              <w:bottom w:val="single" w:sz="4" w:space="0" w:color="CCCCCC"/>
+              <w:left w:val="single" w:sz="4" w:space="0" w:color="CCCCCC"/>
+              <w:right w:val="single" w:sz="4" w:space="0" w:color="CCCCCC"/>
+            </w:tcBorders>
+          </w:tcPr>
+          <w:p>
+            <w:pPr>
+              <w:spacing w:before="60" w:after="60" w:line="252" w:lineRule="auto"/>
+              <w:jc w:val="left"/>
+            </w:pPr>
+            <w:r/>
+            <w:r>
+              <w:t>470.25</w:t>
+            </w:r>
+          </w:p>
+        </w:tc>
+        <w:tc>
+          <w:tcPr>
+            <w:tcW w:type="dxa" w:w="2016"/>
+            <w:shd w:fill="F8FAFC"/>
+            <w:tcMar>
+              <w:top w:w="100" w:type="dxa"/>
+              <w:bottom w:w="100" w:type="dxa"/>
+              <w:left w:w="120" w:type="dxa"/>
+              <w:right w:w="120" w:type="dxa"/>
+            </w:tcMar>
+            <w:tcBorders>
+              <w:top w:val="single" w:sz="4" w:space="0" w:color="CCCCCC"/>
+              <w:bottom w:val="single" w:sz="4" w:space="0" w:color="CCCCCC"/>
+              <w:left w:val="single" w:sz="4" w:space="0" w:color="CCCCCC"/>
+              <w:right w:val="single" w:sz="4" w:space="0" w:color="CCCCCC"/>
+            </w:tcBorders>
+          </w:tcPr>
+          <w:p>
+            <w:pPr>
+              <w:spacing w:before="60" w:after="60" w:line="252" w:lineRule="auto"/>
+              <w:jc w:val="left"/>
+            </w:pPr>
+            <w:r/>
+            <w:r>
+              <w:t>472.50</w:t>
+            </w:r>
+          </w:p>
+        </w:tc>
+        <w:tc>
+          <w:tcPr>
+            <w:tcW w:type="dxa" w:w="1152"/>
+            <w:shd w:fill="F8FAFC"/>
+            <w:tcMar>
+              <w:top w:w="100" w:type="dxa"/>
+              <w:bottom w:w="100" w:type="dxa"/>
+              <w:left w:w="120" w:type="dxa"/>
+              <w:right w:w="120" w:type="dxa"/>
+            </w:tcMar>
+            <w:tcBorders>
+              <w:top w:val="single" w:sz="4" w:space="0" w:color="CCCCCC"/>
+              <w:bottom w:val="single" w:sz="4" w:space="0" w:color="CCCCCC"/>
+              <w:left w:val="single" w:sz="4" w:space="0" w:color="CCCCCC"/>
+              <w:right w:val="single" w:sz="4" w:space="0" w:color="CCCCCC"/>
+            </w:tcBorders>
+          </w:tcPr>
+          <w:p>
+            <w:pPr>
+              <w:spacing w:before="60" w:after="60" w:line="252" w:lineRule="auto"/>
+              <w:jc w:val="left"/>
+            </w:pPr>
+            <w:r/>
+            <w:r>
+              <w:t>467.50</w:t>
+            </w:r>
+          </w:p>
+        </w:tc>
+        <w:tc>
+          <w:tcPr>
+            <w:tcW w:type="dxa" w:w="1728"/>
+            <w:shd w:fill="F8FAFC"/>
+            <w:tcMar>
+              <w:top w:w="100" w:type="dxa"/>
+              <w:bottom w:w="100" w:type="dxa"/>
+              <w:left w:w="120" w:type="dxa"/>
+              <w:right w:w="120" w:type="dxa"/>
+            </w:tcMar>
+            <w:tcBorders>
+              <w:top w:val="single" w:sz="4" w:space="0" w:color="CCCCCC"/>
+              <w:bottom w:val="single" w:sz="4" w:space="0" w:color="CCCCCC"/>
+              <w:left w:val="single" w:sz="4" w:space="0" w:color="CCCCCC"/>
+              <w:right w:val="single" w:sz="4" w:space="0" w:color="CCCCCC"/>
+            </w:tcBorders>
+          </w:tcPr>
+          <w:p>
+            <w:pPr>
+              <w:spacing w:before="60" w:after="60" w:line="252" w:lineRule="auto"/>
+              <w:jc w:val="left"/>
+            </w:pPr>
+            <w:r/>
+            <w:r>
+              <w:rPr>
+                <w:b/>
+              </w:rPr>
+              <w:t>470.00</w:t>
+            </w:r>
+          </w:p>
+        </w:tc>
+        <w:tc>
+          <w:tcPr>
+            <w:tcW w:type="dxa" w:w="3456"/>
+            <w:shd w:fill="F8FAFC"/>
+            <w:tcMar>
+              <w:top w:w="100" w:type="dxa"/>
+              <w:bottom w:w="100" w:type="dxa"/>
+              <w:left w:w="120" w:type="dxa"/>
+              <w:right w:w="120" w:type="dxa"/>
+            </w:tcMar>
+            <w:tcBorders>
+              <w:top w:val="single" w:sz="4" w:space="0" w:color="CCCCCC"/>
+              <w:bottom w:val="single" w:sz="4" w:space="0" w:color="CCCCCC"/>
+              <w:left w:val="single" w:sz="4" w:space="0" w:color="CCCCCC"/>
+              <w:right w:val="single" w:sz="4" w:space="0" w:color="CCCCCC"/>
+            </w:tcBorders>
+          </w:tcPr>
+          <w:p>
+            <w:pPr>
+              <w:spacing w:before="60" w:after="60" w:line="252" w:lineRule="auto"/>
+              <w:jc w:val="left"/>
+            </w:pPr>
+            <w:r/>
+            <w:r>
+              <w:rPr>
+                <w:b/>
+              </w:rPr>
+              <w:t>-0.25</w:t>
+            </w:r>
+          </w:p>
+        </w:tc>
+        <w:tc>
+          <w:tcPr>
+            <w:tcW w:type="dxa" w:w="1440"/>
+            <w:shd w:fill="F8FAFC"/>
+            <w:tcMar>
+              <w:top w:w="100" w:type="dxa"/>
+              <w:bottom w:w="100" w:type="dxa"/>
+              <w:left w:w="120" w:type="dxa"/>
+              <w:right w:w="120" w:type="dxa"/>
+            </w:tcMar>
+            <w:tcBorders>
+              <w:top w:val="single" w:sz="4" w:space="0" w:color="CCCCCC"/>
+              <w:bottom w:val="single" w:sz="4" w:space="0" w:color="CCCCCC"/>
+              <w:left w:val="single" w:sz="4" w:space="0" w:color="CCCCCC"/>
+              <w:right w:val="single" w:sz="4" w:space="0" w:color="CCCCCC"/>
+            </w:tcBorders>
+          </w:tcPr>
+          <w:p>
+            <w:pPr>
+              <w:spacing w:before="60" w:after="60" w:line="252" w:lineRule="auto"/>
+              <w:jc w:val="left"/>
+            </w:pPr>
+            <w:r/>
+            <w:r>
+              <w:t>BEAR</w:t>
+            </w:r>
+          </w:p>
+        </w:tc>
+      </w:tr>
+      <w:tr>
+        <w:tc>
+          <w:tcPr>
+            <w:tcW w:type="dxa" w:w="1584"/>
+            <w:shd w:fill="FFFFFF"/>
+            <w:tcMar>
+              <w:top w:w="100" w:type="dxa"/>
+              <w:bottom w:w="100" w:type="dxa"/>
+              <w:left w:w="120" w:type="dxa"/>
+              <w:right w:w="120" w:type="dxa"/>
+            </w:tcMar>
+            <w:tcBorders>
+              <w:top w:val="single" w:sz="4" w:space="0" w:color="CCCCCC"/>
+              <w:bottom w:val="single" w:sz="4" w:space="0" w:color="CCCCCC"/>
+              <w:left w:val="single" w:sz="4" w:space="0" w:color="CCCCCC"/>
+              <w:right w:val="single" w:sz="4" w:space="0" w:color="CCCCCC"/>
+            </w:tcBorders>
+          </w:tcPr>
+          <w:p>
+            <w:pPr>
+              <w:spacing w:before="60" w:after="60" w:line="252" w:lineRule="auto"/>
+              <w:jc w:val="left"/>
+            </w:pPr>
+            <w:r/>
+            <w:r>
+              <w:rPr>
+                <w:b/>
+              </w:rPr>
+              <w:t>Thu 22/10</w:t>
+            </w:r>
+          </w:p>
+        </w:tc>
+        <w:tc>
+          <w:tcPr>
+            <w:tcW w:type="dxa" w:w="864"/>
+            <w:shd w:fill="FFFFFF"/>
+            <w:tcMar>
+              <w:top w:w="100" w:type="dxa"/>
+              <w:bottom w:w="100" w:type="dxa"/>
+              <w:left w:w="120" w:type="dxa"/>
+              <w:right w:w="120" w:type="dxa"/>
+            </w:tcMar>
+            <w:tcBorders>
+              <w:top w:val="single" w:sz="4" w:space="0" w:color="CCCCCC"/>
+              <w:bottom w:val="single" w:sz="4" w:space="0" w:color="CCCCCC"/>
+              <w:left w:val="single" w:sz="4" w:space="0" w:color="CCCCCC"/>
+              <w:right w:val="single" w:sz="4" w:space="0" w:color="CCCCCC"/>
+            </w:tcBorders>
+          </w:tcPr>
+          <w:p>
+            <w:pPr>
+              <w:spacing w:before="60" w:after="60" w:line="252" w:lineRule="auto"/>
+              <w:jc w:val="left"/>
+            </w:pPr>
+            <w:r/>
+            <w:r>
+              <w:t>Asia 11-15</w:t>
+            </w:r>
+          </w:p>
+        </w:tc>
+        <w:tc>
+          <w:tcPr>
+            <w:tcW w:type="dxa" w:w="1440"/>
+            <w:shd w:fill="FFFFFF"/>
+            <w:tcMar>
+              <w:top w:w="100" w:type="dxa"/>
+              <w:bottom w:w="100" w:type="dxa"/>
+              <w:left w:w="120" w:type="dxa"/>
+              <w:right w:w="120" w:type="dxa"/>
+            </w:tcMar>
+            <w:tcBorders>
+              <w:top w:val="single" w:sz="4" w:space="0" w:color="CCCCCC"/>
+              <w:bottom w:val="single" w:sz="4" w:space="0" w:color="CCCCCC"/>
+              <w:left w:val="single" w:sz="4" w:space="0" w:color="CCCCCC"/>
+              <w:right w:val="single" w:sz="4" w:space="0" w:color="CCCCCC"/>
+            </w:tcBorders>
+          </w:tcPr>
+          <w:p>
+            <w:pPr>
+              <w:spacing w:before="60" w:after="60" w:line="252" w:lineRule="auto"/>
+              <w:jc w:val="left"/>
+            </w:pPr>
+            <w:r/>
+            <w:r>
+              <w:t>470.00</w:t>
+            </w:r>
+          </w:p>
+        </w:tc>
+        <w:tc>
+          <w:tcPr>
+            <w:tcW w:type="dxa" w:w="2016"/>
+            <w:shd w:fill="FFFFFF"/>
+            <w:tcMar>
+              <w:top w:w="100" w:type="dxa"/>
+              <w:bottom w:w="100" w:type="dxa"/>
+              <w:left w:w="120" w:type="dxa"/>
+              <w:right w:w="120" w:type="dxa"/>
+            </w:tcMar>
+            <w:tcBorders>
+              <w:top w:val="single" w:sz="4" w:space="0" w:color="CCCCCC"/>
+              <w:bottom w:val="single" w:sz="4" w:space="0" w:color="CCCCCC"/>
+              <w:left w:val="single" w:sz="4" w:space="0" w:color="CCCCCC"/>
+              <w:right w:val="single" w:sz="4" w:space="0" w:color="CCCCCC"/>
+            </w:tcBorders>
+          </w:tcPr>
+          <w:p>
+            <w:pPr>
+              <w:spacing w:before="60" w:after="60" w:line="252" w:lineRule="auto"/>
+              <w:jc w:val="left"/>
+            </w:pPr>
+            <w:r/>
+            <w:r>
+              <w:t>472.00</w:t>
+            </w:r>
+          </w:p>
+        </w:tc>
+        <w:tc>
+          <w:tcPr>
+            <w:tcW w:type="dxa" w:w="1152"/>
+            <w:shd w:fill="FFFFFF"/>
+            <w:tcMar>
+              <w:top w:w="100" w:type="dxa"/>
+              <w:bottom w:w="100" w:type="dxa"/>
+              <w:left w:w="120" w:type="dxa"/>
+              <w:right w:w="120" w:type="dxa"/>
+            </w:tcMar>
+            <w:tcBorders>
+              <w:top w:val="single" w:sz="4" w:space="0" w:color="CCCCCC"/>
+              <w:bottom w:val="single" w:sz="4" w:space="0" w:color="CCCCCC"/>
+              <w:left w:val="single" w:sz="4" w:space="0" w:color="CCCCCC"/>
+              <w:right w:val="single" w:sz="4" w:space="0" w:color="CCCCCC"/>
+            </w:tcBorders>
+          </w:tcPr>
+          <w:p>
+            <w:pPr>
+              <w:spacing w:before="60" w:after="60" w:line="252" w:lineRule="auto"/>
+              <w:jc w:val="left"/>
+            </w:pPr>
+            <w:r/>
+            <w:r>
+              <w:t>465.50</w:t>
+            </w:r>
+          </w:p>
+        </w:tc>
+        <w:tc>
+          <w:tcPr>
+            <w:tcW w:type="dxa" w:w="1728"/>
+            <w:shd w:fill="FFFFFF"/>
+            <w:tcMar>
+              <w:top w:w="100" w:type="dxa"/>
+              <w:bottom w:w="100" w:type="dxa"/>
+              <w:left w:w="120" w:type="dxa"/>
+              <w:right w:w="120" w:type="dxa"/>
+            </w:tcMar>
+            <w:tcBorders>
+              <w:top w:val="single" w:sz="4" w:space="0" w:color="CCCCCC"/>
+              <w:bottom w:val="single" w:sz="4" w:space="0" w:color="CCCCCC"/>
+              <w:left w:val="single" w:sz="4" w:space="0" w:color="CCCCCC"/>
+              <w:right w:val="single" w:sz="4" w:space="0" w:color="CCCCCC"/>
+            </w:tcBorders>
+          </w:tcPr>
+          <w:p>
+            <w:pPr>
+              <w:spacing w:before="60" w:after="60" w:line="252" w:lineRule="auto"/>
+              <w:jc w:val="left"/>
+            </w:pPr>
+            <w:r/>
+            <w:r>
+              <w:rPr>
+                <w:b/>
+              </w:rPr>
+              <w:t>470.25</w:t>
+            </w:r>
+          </w:p>
+        </w:tc>
+        <w:tc>
+          <w:tcPr>
+            <w:tcW w:type="dxa" w:w="3456"/>
+            <w:shd w:fill="FFFFFF"/>
+            <w:tcMar>
+              <w:top w:w="100" w:type="dxa"/>
+              <w:bottom w:w="100" w:type="dxa"/>
+              <w:left w:w="120" w:type="dxa"/>
+              <w:right w:w="120" w:type="dxa"/>
+            </w:tcMar>
+            <w:tcBorders>
+              <w:top w:val="single" w:sz="4" w:space="0" w:color="CCCCCC"/>
+              <w:bottom w:val="single" w:sz="4" w:space="0" w:color="CCCCCC"/>
+              <w:left w:val="single" w:sz="4" w:space="0" w:color="CCCCCC"/>
+              <w:right w:val="single" w:sz="4" w:space="0" w:color="CCCCCC"/>
+            </w:tcBorders>
+          </w:tcPr>
+          <w:p>
+            <w:pPr>
+              <w:spacing w:before="60" w:after="60" w:line="252" w:lineRule="auto"/>
+              <w:jc w:val="left"/>
+            </w:pPr>
+            <w:r/>
+            <w:r>
+              <w:rPr>
+                <w:b/>
+              </w:rPr>
+              <w:t>+0.25</w:t>
+            </w:r>
+          </w:p>
+        </w:tc>
+        <w:tc>
+          <w:tcPr>
+            <w:tcW w:type="dxa" w:w="1440"/>
+            <w:shd w:fill="FFFFFF"/>
+            <w:tcMar>
+              <w:top w:w="100" w:type="dxa"/>
+              <w:bottom w:w="100" w:type="dxa"/>
+              <w:left w:w="120" w:type="dxa"/>
+              <w:right w:w="120" w:type="dxa"/>
+            </w:tcMar>
+            <w:tcBorders>
+              <w:top w:val="single" w:sz="4" w:space="0" w:color="CCCCCC"/>
+              <w:bottom w:val="single" w:sz="4" w:space="0" w:color="CCCCCC"/>
+              <w:left w:val="single" w:sz="4" w:space="0" w:color="CCCCCC"/>
+              <w:right w:val="single" w:sz="4" w:space="0" w:color="CCCCCC"/>
+            </w:tcBorders>
+          </w:tcPr>
+          <w:p>
+            <w:pPr>
+              <w:spacing w:before="60" w:after="60" w:line="252" w:lineRule="auto"/>
+              <w:jc w:val="left"/>
+            </w:pPr>
+            <w:r/>
+            <w:r>
+              <w:t>BULL</w:t>
+            </w:r>
+          </w:p>
+        </w:tc>
+      </w:tr>
+      <w:tr>
+        <w:tc>
+          <w:tcPr>
+            <w:tcW w:type="dxa" w:w="1584"/>
+            <w:shd w:fill="F8FAFC"/>
+            <w:tcMar>
+              <w:top w:w="100" w:type="dxa"/>
+              <w:bottom w:w="100" w:type="dxa"/>
+              <w:left w:w="120" w:type="dxa"/>
+              <w:right w:w="120" w:type="dxa"/>
+            </w:tcMar>
+            <w:tcBorders>
+              <w:top w:val="single" w:sz="4" w:space="0" w:color="CCCCCC"/>
+              <w:bottom w:val="single" w:sz="4" w:space="0" w:color="CCCCCC"/>
+              <w:left w:val="single" w:sz="4" w:space="0" w:color="CCCCCC"/>
+              <w:right w:val="single" w:sz="4" w:space="0" w:color="CCCCCC"/>
+            </w:tcBorders>
+          </w:tcPr>
+          <w:p>
+            <w:pPr>
+              <w:spacing w:before="60" w:after="60" w:line="252" w:lineRule="auto"/>
+              <w:jc w:val="left"/>
+            </w:pPr>
+            <w:r/>
+            <w:r>
+              <w:rPr>
+                <w:b/>
+              </w:rPr>
+              <w:t>Thu 22/10</w:t>
+            </w:r>
+          </w:p>
+        </w:tc>
+        <w:tc>
+          <w:tcPr>
+            <w:tcW w:type="dxa" w:w="864"/>
+            <w:shd w:fill="F8FAFC"/>
+            <w:tcMar>
+              <w:top w:w="100" w:type="dxa"/>
+              <w:bottom w:w="100" w:type="dxa"/>
+              <w:left w:w="120" w:type="dxa"/>
+              <w:right w:w="120" w:type="dxa"/>
+            </w:tcMar>
+            <w:tcBorders>
+              <w:top w:val="single" w:sz="4" w:space="0" w:color="CCCCCC"/>
+              <w:bottom w:val="single" w:sz="4" w:space="0" w:color="CCCCCC"/>
+              <w:left w:val="single" w:sz="4" w:space="0" w:color="CCCCCC"/>
+              <w:right w:val="single" w:sz="4" w:space="0" w:color="CCCCCC"/>
+            </w:tcBorders>
+          </w:tcPr>
+          <w:p>
+            <w:pPr>
+              <w:spacing w:before="60" w:after="60" w:line="252" w:lineRule="auto"/>
+              <w:jc w:val="left"/>
+            </w:pPr>
+            <w:r/>
+            <w:r>
+              <w:t>London 15-19</w:t>
+            </w:r>
+          </w:p>
+        </w:tc>
+        <w:tc>
+          <w:tcPr>
+            <w:tcW w:type="dxa" w:w="1440"/>
+            <w:shd w:fill="F8FAFC"/>
+            <w:tcMar>
+              <w:top w:w="100" w:type="dxa"/>
+              <w:bottom w:w="100" w:type="dxa"/>
+              <w:left w:w="120" w:type="dxa"/>
+              <w:right w:w="120" w:type="dxa"/>
+            </w:tcMar>
+            <w:tcBorders>
+              <w:top w:val="single" w:sz="4" w:space="0" w:color="CCCCCC"/>
+              <w:bottom w:val="single" w:sz="4" w:space="0" w:color="CCCCCC"/>
+              <w:left w:val="single" w:sz="4" w:space="0" w:color="CCCCCC"/>
+              <w:right w:val="single" w:sz="4" w:space="0" w:color="CCCCCC"/>
+            </w:tcBorders>
+          </w:tcPr>
+          <w:p>
+            <w:pPr>
+              <w:spacing w:before="60" w:after="60" w:line="252" w:lineRule="auto"/>
+              <w:jc w:val="left"/>
+            </w:pPr>
+            <w:r/>
+            <w:r>
+              <w:t>470.25</w:t>
+            </w:r>
+          </w:p>
+        </w:tc>
+        <w:tc>
+          <w:tcPr>
+            <w:tcW w:type="dxa" w:w="2016"/>
+            <w:shd w:fill="F8FAFC"/>
+            <w:tcMar>
+              <w:top w:w="100" w:type="dxa"/>
+              <w:bottom w:w="100" w:type="dxa"/>
+              <w:left w:w="120" w:type="dxa"/>
+              <w:right w:w="120" w:type="dxa"/>
+            </w:tcMar>
+            <w:tcBorders>
+              <w:top w:val="single" w:sz="4" w:space="0" w:color="CCCCCC"/>
+              <w:bottom w:val="single" w:sz="4" w:space="0" w:color="CCCCCC"/>
+              <w:left w:val="single" w:sz="4" w:space="0" w:color="CCCCCC"/>
+              <w:right w:val="single" w:sz="4" w:space="0" w:color="CCCCCC"/>
+            </w:tcBorders>
+          </w:tcPr>
+          <w:p>
+            <w:pPr>
+              <w:spacing w:before="60" w:after="60" w:line="252" w:lineRule="auto"/>
+              <w:jc w:val="left"/>
+            </w:pPr>
+            <w:r/>
+            <w:r>
+              <w:t>474.00</w:t>
+            </w:r>
+          </w:p>
+        </w:tc>
+        <w:tc>
+          <w:tcPr>
+            <w:tcW w:type="dxa" w:w="1152"/>
+            <w:shd w:fill="F8FAFC"/>
+            <w:tcMar>
+              <w:top w:w="100" w:type="dxa"/>
+              <w:bottom w:w="100" w:type="dxa"/>
+              <w:left w:w="120" w:type="dxa"/>
+              <w:right w:w="120" w:type="dxa"/>
+            </w:tcMar>
+            <w:tcBorders>
+              <w:top w:val="single" w:sz="4" w:space="0" w:color="CCCCCC"/>
+              <w:bottom w:val="single" w:sz="4" w:space="0" w:color="CCCCCC"/>
+              <w:left w:val="single" w:sz="4" w:space="0" w:color="CCCCCC"/>
+              <w:right w:val="single" w:sz="4" w:space="0" w:color="CCCCCC"/>
+            </w:tcBorders>
+          </w:tcPr>
+          <w:p>
+            <w:pPr>
+              <w:spacing w:before="60" w:after="60" w:line="252" w:lineRule="auto"/>
+              <w:jc w:val="left"/>
+            </w:pPr>
+            <w:r/>
+            <w:r>
+              <w:t>467.50</w:t>
+            </w:r>
+          </w:p>
+        </w:tc>
+        <w:tc>
+          <w:tcPr>
+            <w:tcW w:type="dxa" w:w="1728"/>
+            <w:shd w:fill="F8FAFC"/>
+            <w:tcMar>
+              <w:top w:w="100" w:type="dxa"/>
+              <w:bottom w:w="100" w:type="dxa"/>
+              <w:left w:w="120" w:type="dxa"/>
+              <w:right w:w="120" w:type="dxa"/>
+            </w:tcMar>
+            <w:tcBorders>
+              <w:top w:val="single" w:sz="4" w:space="0" w:color="CCCCCC"/>
+              <w:bottom w:val="single" w:sz="4" w:space="0" w:color="CCCCCC"/>
+              <w:left w:val="single" w:sz="4" w:space="0" w:color="CCCCCC"/>
+              <w:right w:val="single" w:sz="4" w:space="0" w:color="CCCCCC"/>
+            </w:tcBorders>
+          </w:tcPr>
+          <w:p>
+            <w:pPr>
+              <w:spacing w:before="60" w:after="60" w:line="252" w:lineRule="auto"/>
+              <w:jc w:val="left"/>
+            </w:pPr>
+            <w:r/>
+            <w:r>
+              <w:rPr>
+                <w:b/>
+              </w:rPr>
+              <w:t>470.75</w:t>
+            </w:r>
+          </w:p>
+        </w:tc>
+        <w:tc>
+          <w:tcPr>
+            <w:tcW w:type="dxa" w:w="3456"/>
+            <w:shd w:fill="F8FAFC"/>
+            <w:tcMar>
+              <w:top w:w="100" w:type="dxa"/>
+              <w:bottom w:w="100" w:type="dxa"/>
+              <w:left w:w="120" w:type="dxa"/>
+              <w:right w:w="120" w:type="dxa"/>
+            </w:tcMar>
+            <w:tcBorders>
+              <w:top w:val="single" w:sz="4" w:space="0" w:color="CCCCCC"/>
+              <w:bottom w:val="single" w:sz="4" w:space="0" w:color="CCCCCC"/>
+              <w:left w:val="single" w:sz="4" w:space="0" w:color="CCCCCC"/>
+              <w:right w:val="single" w:sz="4" w:space="0" w:color="CCCCCC"/>
+            </w:tcBorders>
+          </w:tcPr>
+          <w:p>
+            <w:pPr>
+              <w:spacing w:before="60" w:after="60" w:line="252" w:lineRule="auto"/>
+              <w:jc w:val="left"/>
+            </w:pPr>
+            <w:r/>
+            <w:r>
+              <w:rPr>
+                <w:b/>
+              </w:rPr>
+              <w:t>+0.50</w:t>
+            </w:r>
+          </w:p>
+        </w:tc>
+        <w:tc>
+          <w:tcPr>
+            <w:tcW w:type="dxa" w:w="1440"/>
+            <w:shd w:fill="F8FAFC"/>
+            <w:tcMar>
+              <w:top w:w="100" w:type="dxa"/>
+              <w:bottom w:w="100" w:type="dxa"/>
+              <w:left w:w="120" w:type="dxa"/>
+              <w:right w:w="120" w:type="dxa"/>
+            </w:tcMar>
+            <w:tcBorders>
+              <w:top w:val="single" w:sz="4" w:space="0" w:color="CCCCCC"/>
+              <w:bottom w:val="single" w:sz="4" w:space="0" w:color="CCCCCC"/>
+              <w:left w:val="single" w:sz="4" w:space="0" w:color="CCCCCC"/>
+              <w:right w:val="single" w:sz="4" w:space="0" w:color="CCCCCC"/>
+            </w:tcBorders>
+          </w:tcPr>
+          <w:p>
+            <w:pPr>
+              <w:spacing w:before="60" w:after="60" w:line="252" w:lineRule="auto"/>
+              <w:jc w:val="left"/>
+            </w:pPr>
+            <w:r/>
+            <w:r>
+              <w:t>BULL</w:t>
+            </w:r>
+          </w:p>
+        </w:tc>
+      </w:tr>
+      <w:tr>
+        <w:tc>
+          <w:tcPr>
+            <w:tcW w:type="dxa" w:w="1584"/>
+            <w:shd w:fill="FFFFFF"/>
+            <w:tcMar>
+              <w:top w:w="100" w:type="dxa"/>
+              <w:bottom w:w="100" w:type="dxa"/>
+              <w:left w:w="120" w:type="dxa"/>
+              <w:right w:w="120" w:type="dxa"/>
+            </w:tcMar>
+            <w:tcBorders>
+              <w:top w:val="single" w:sz="4" w:space="0" w:color="CCCCCC"/>
+              <w:bottom w:val="single" w:sz="4" w:space="0" w:color="CCCCCC"/>
+              <w:left w:val="single" w:sz="4" w:space="0" w:color="CCCCCC"/>
+              <w:right w:val="single" w:sz="4" w:space="0" w:color="CCCCCC"/>
+            </w:tcBorders>
+          </w:tcPr>
+          <w:p>
+            <w:pPr>
+              <w:spacing w:before="60" w:after="60" w:line="252" w:lineRule="auto"/>
+              <w:jc w:val="left"/>
+            </w:pPr>
+            <w:r/>
+            <w:r>
+              <w:rPr>
+                <w:b/>
+              </w:rPr>
+              <w:t>Thu 22/10</w:t>
+            </w:r>
+          </w:p>
+        </w:tc>
+        <w:tc>
+          <w:tcPr>
+            <w:tcW w:type="dxa" w:w="864"/>
+            <w:shd w:fill="FFFFFF"/>
+            <w:tcMar>
+              <w:top w:w="100" w:type="dxa"/>
+              <w:bottom w:w="100" w:type="dxa"/>
+              <w:left w:w="120" w:type="dxa"/>
+              <w:right w:w="120" w:type="dxa"/>
+            </w:tcMar>
+            <w:tcBorders>
+              <w:top w:val="single" w:sz="4" w:space="0" w:color="CCCCCC"/>
+              <w:bottom w:val="single" w:sz="4" w:space="0" w:color="CCCCCC"/>
+              <w:left w:val="single" w:sz="4" w:space="0" w:color="CCCCCC"/>
+              <w:right w:val="single" w:sz="4" w:space="0" w:color="CCCCCC"/>
+            </w:tcBorders>
+          </w:tcPr>
+          <w:p>
+            <w:pPr>
+              <w:spacing w:before="60" w:after="60" w:line="252" w:lineRule="auto"/>
+              <w:jc w:val="left"/>
+            </w:pPr>
+            <w:r/>
+            <w:r>
+              <w:t>Pre-NY 19-21</w:t>
+            </w:r>
+          </w:p>
+        </w:tc>
+        <w:tc>
+          <w:tcPr>
+            <w:tcW w:type="dxa" w:w="1440"/>
+            <w:shd w:fill="FFFFFF"/>
+            <w:tcMar>
+              <w:top w:w="100" w:type="dxa"/>
+              <w:bottom w:w="100" w:type="dxa"/>
+              <w:left w:w="120" w:type="dxa"/>
+              <w:right w:w="120" w:type="dxa"/>
+            </w:tcMar>
+            <w:tcBorders>
+              <w:top w:val="single" w:sz="4" w:space="0" w:color="CCCCCC"/>
+              <w:bottom w:val="single" w:sz="4" w:space="0" w:color="CCCCCC"/>
+              <w:left w:val="single" w:sz="4" w:space="0" w:color="CCCCCC"/>
+              <w:right w:val="single" w:sz="4" w:space="0" w:color="CCCCCC"/>
+            </w:tcBorders>
+          </w:tcPr>
+          <w:p>
+            <w:pPr>
+              <w:spacing w:before="60" w:after="60" w:line="252" w:lineRule="auto"/>
+              <w:jc w:val="left"/>
+            </w:pPr>
+            <w:r/>
+            <w:r>
+              <w:t>470.75</w:t>
+            </w:r>
+          </w:p>
+        </w:tc>
+        <w:tc>
+          <w:tcPr>
+            <w:tcW w:type="dxa" w:w="2016"/>
+            <w:shd w:fill="FFFFFF"/>
+            <w:tcMar>
+              <w:top w:w="100" w:type="dxa"/>
+              <w:bottom w:w="100" w:type="dxa"/>
+              <w:left w:w="120" w:type="dxa"/>
+              <w:right w:w="120" w:type="dxa"/>
+            </w:tcMar>
+            <w:tcBorders>
+              <w:top w:val="single" w:sz="4" w:space="0" w:color="CCCCCC"/>
+              <w:bottom w:val="single" w:sz="4" w:space="0" w:color="CCCCCC"/>
+              <w:left w:val="single" w:sz="4" w:space="0" w:color="CCCCCC"/>
+              <w:right w:val="single" w:sz="4" w:space="0" w:color="CCCCCC"/>
+            </w:tcBorders>
+          </w:tcPr>
+          <w:p>
+            <w:pPr>
+              <w:spacing w:before="60" w:after="60" w:line="252" w:lineRule="auto"/>
+              <w:jc w:val="left"/>
+            </w:pPr>
+            <w:r/>
+            <w:r>
+              <w:t>473.75</w:t>
+            </w:r>
+          </w:p>
+        </w:tc>
+        <w:tc>
+          <w:tcPr>
+            <w:tcW w:type="dxa" w:w="1152"/>
+            <w:shd w:fill="FFFFFF"/>
+            <w:tcMar>
+              <w:top w:w="100" w:type="dxa"/>
+              <w:bottom w:w="100" w:type="dxa"/>
+              <w:left w:w="120" w:type="dxa"/>
+              <w:right w:w="120" w:type="dxa"/>
+            </w:tcMar>
+            <w:tcBorders>
+              <w:top w:val="single" w:sz="4" w:space="0" w:color="CCCCCC"/>
+              <w:bottom w:val="single" w:sz="4" w:space="0" w:color="CCCCCC"/>
+              <w:left w:val="single" w:sz="4" w:space="0" w:color="CCCCCC"/>
+              <w:right w:val="single" w:sz="4" w:space="0" w:color="CCCCCC"/>
+            </w:tcBorders>
+          </w:tcPr>
+          <w:p>
+            <w:pPr>
+              <w:spacing w:before="60" w:after="60" w:line="252" w:lineRule="auto"/>
+              <w:jc w:val="left"/>
+            </w:pPr>
+            <w:r/>
+            <w:r>
+              <w:t>466.25</w:t>
+            </w:r>
+          </w:p>
+        </w:tc>
+        <w:tc>
+          <w:tcPr>
+            <w:tcW w:type="dxa" w:w="1728"/>
+            <w:shd w:fill="FFFFFF"/>
+            <w:tcMar>
+              <w:top w:w="100" w:type="dxa"/>
+              <w:bottom w:w="100" w:type="dxa"/>
+              <w:left w:w="120" w:type="dxa"/>
+              <w:right w:w="120" w:type="dxa"/>
+            </w:tcMar>
+            <w:tcBorders>
+              <w:top w:val="single" w:sz="4" w:space="0" w:color="CCCCCC"/>
+              <w:bottom w:val="single" w:sz="4" w:space="0" w:color="CCCCCC"/>
+              <w:left w:val="single" w:sz="4" w:space="0" w:color="CCCCCC"/>
+              <w:right w:val="single" w:sz="4" w:space="0" w:color="CCCCCC"/>
+            </w:tcBorders>
+          </w:tcPr>
+          <w:p>
+            <w:pPr>
+              <w:spacing w:before="60" w:after="60" w:line="252" w:lineRule="auto"/>
+              <w:jc w:val="left"/>
+            </w:pPr>
+            <w:r/>
+            <w:r>
+              <w:rPr>
+                <w:b/>
+              </w:rPr>
+              <w:t>471.00</w:t>
+            </w:r>
+          </w:p>
+        </w:tc>
+        <w:tc>
+          <w:tcPr>
+            <w:tcW w:type="dxa" w:w="3456"/>
+            <w:shd w:fill="FFFFFF"/>
+            <w:tcMar>
+              <w:top w:w="100" w:type="dxa"/>
+              <w:bottom w:w="100" w:type="dxa"/>
+              <w:left w:w="120" w:type="dxa"/>
+              <w:right w:w="120" w:type="dxa"/>
+            </w:tcMar>
+            <w:tcBorders>
+              <w:top w:val="single" w:sz="4" w:space="0" w:color="CCCCCC"/>
+              <w:bottom w:val="single" w:sz="4" w:space="0" w:color="CCCCCC"/>
+              <w:left w:val="single" w:sz="4" w:space="0" w:color="CCCCCC"/>
+              <w:right w:val="single" w:sz="4" w:space="0" w:color="CCCCCC"/>
+            </w:tcBorders>
+          </w:tcPr>
+          <w:p>
+            <w:pPr>
+              <w:spacing w:before="60" w:after="60" w:line="252" w:lineRule="auto"/>
+              <w:jc w:val="left"/>
+            </w:pPr>
+            <w:r/>
+            <w:r>
+              <w:rPr>
+                <w:b/>
+              </w:rPr>
+              <w:t>+0.25</w:t>
+            </w:r>
+          </w:p>
+        </w:tc>
+        <w:tc>
+          <w:tcPr>
+            <w:tcW w:type="dxa" w:w="1440"/>
+            <w:shd w:fill="FFFFFF"/>
+            <w:tcMar>
+              <w:top w:w="100" w:type="dxa"/>
+              <w:bottom w:w="100" w:type="dxa"/>
+              <w:left w:w="120" w:type="dxa"/>
+              <w:right w:w="120" w:type="dxa"/>
+            </w:tcMar>
+            <w:tcBorders>
+              <w:top w:val="single" w:sz="4" w:space="0" w:color="CCCCCC"/>
+              <w:bottom w:val="single" w:sz="4" w:space="0" w:color="CCCCCC"/>
+              <w:left w:val="single" w:sz="4" w:space="0" w:color="CCCCCC"/>
+              <w:right w:val="single" w:sz="4" w:space="0" w:color="CCCCCC"/>
+            </w:tcBorders>
+          </w:tcPr>
+          <w:p>
+            <w:pPr>
+              <w:spacing w:before="60" w:after="60" w:line="252" w:lineRule="auto"/>
+              <w:jc w:val="left"/>
+            </w:pPr>
+            <w:r/>
+            <w:r>
+              <w:t>BULL</w:t>
+            </w:r>
+          </w:p>
+        </w:tc>
+      </w:tr>
+      <w:tr>
+        <w:tc>
+          <w:tcPr>
+            <w:tcW w:type="dxa" w:w="1584"/>
+            <w:shd w:fill="F8FAFC"/>
+            <w:tcMar>
+              <w:top w:w="100" w:type="dxa"/>
+              <w:bottom w:w="100" w:type="dxa"/>
+              <w:left w:w="120" w:type="dxa"/>
+              <w:right w:w="120" w:type="dxa"/>
+            </w:tcMar>
+            <w:tcBorders>
+              <w:top w:val="single" w:sz="4" w:space="0" w:color="CCCCCC"/>
+              <w:bottom w:val="single" w:sz="4" w:space="0" w:color="CCCCCC"/>
+              <w:left w:val="single" w:sz="4" w:space="0" w:color="CCCCCC"/>
+              <w:right w:val="single" w:sz="4" w:space="0" w:color="CCCCCC"/>
+            </w:tcBorders>
+          </w:tcPr>
+          <w:p>
+            <w:pPr>
+              <w:spacing w:before="60" w:after="60" w:line="252" w:lineRule="auto"/>
+              <w:jc w:val="left"/>
+            </w:pPr>
+            <w:r/>
+            <w:r>
+              <w:rPr>
+                <w:b/>
+              </w:rPr>
+              <w:t>Thu 22/10</w:t>
+            </w:r>
+          </w:p>
+        </w:tc>
+        <w:tc>
+          <w:tcPr>
+            <w:tcW w:type="dxa" w:w="864"/>
+            <w:shd w:fill="F8FAFC"/>
+            <w:tcMar>
+              <w:top w:w="100" w:type="dxa"/>
+              <w:bottom w:w="100" w:type="dxa"/>
+              <w:left w:w="120" w:type="dxa"/>
+              <w:right w:w="120" w:type="dxa"/>
+            </w:tcMar>
+            <w:tcBorders>
+              <w:top w:val="single" w:sz="4" w:space="0" w:color="CCCCCC"/>
+              <w:bottom w:val="single" w:sz="4" w:space="0" w:color="CCCCCC"/>
+              <w:left w:val="single" w:sz="4" w:space="0" w:color="CCCCCC"/>
+              <w:right w:val="single" w:sz="4" w:space="0" w:color="CCCCCC"/>
+            </w:tcBorders>
+          </w:tcPr>
+          <w:p>
+            <w:pPr>
+              <w:spacing w:before="60" w:after="60" w:line="252" w:lineRule="auto"/>
+              <w:jc w:val="left"/>
+            </w:pPr>
+            <w:r/>
+            <w:r>
+              <w:t>NY Open 21-23</w:t>
+            </w:r>
+          </w:p>
+        </w:tc>
+        <w:tc>
+          <w:tcPr>
+            <w:tcW w:type="dxa" w:w="1440"/>
+            <w:shd w:fill="F8FAFC"/>
+            <w:tcMar>
+              <w:top w:w="100" w:type="dxa"/>
+              <w:bottom w:w="100" w:type="dxa"/>
+              <w:left w:w="120" w:type="dxa"/>
+              <w:right w:w="120" w:type="dxa"/>
+            </w:tcMar>
+            <w:tcBorders>
+              <w:top w:val="single" w:sz="4" w:space="0" w:color="CCCCCC"/>
+              <w:bottom w:val="single" w:sz="4" w:space="0" w:color="CCCCCC"/>
+              <w:left w:val="single" w:sz="4" w:space="0" w:color="CCCCCC"/>
+              <w:right w:val="single" w:sz="4" w:space="0" w:color="CCCCCC"/>
+            </w:tcBorders>
+          </w:tcPr>
+          <w:p>
+            <w:pPr>
+              <w:spacing w:before="60" w:after="60" w:line="252" w:lineRule="auto"/>
+              <w:jc w:val="left"/>
+            </w:pPr>
+            <w:r/>
+            <w:r>
+              <w:t>471.00</w:t>
+            </w:r>
+          </w:p>
+        </w:tc>
+        <w:tc>
+          <w:tcPr>
+            <w:tcW w:type="dxa" w:w="2016"/>
+            <w:shd w:fill="F8FAFC"/>
+            <w:tcMar>
+              <w:top w:w="100" w:type="dxa"/>
+              <w:bottom w:w="100" w:type="dxa"/>
+              <w:left w:w="120" w:type="dxa"/>
+              <w:right w:w="120" w:type="dxa"/>
+            </w:tcMar>
+            <w:tcBorders>
+              <w:top w:val="single" w:sz="4" w:space="0" w:color="CCCCCC"/>
+              <w:bottom w:val="single" w:sz="4" w:space="0" w:color="CCCCCC"/>
+              <w:left w:val="single" w:sz="4" w:space="0" w:color="CCCCCC"/>
+              <w:right w:val="single" w:sz="4" w:space="0" w:color="CCCCCC"/>
+            </w:tcBorders>
+          </w:tcPr>
+          <w:p>
+            <w:pPr>
+              <w:spacing w:before="60" w:after="60" w:line="252" w:lineRule="auto"/>
+              <w:jc w:val="left"/>
+            </w:pPr>
+            <w:r/>
+            <w:r>
+              <w:t>475.25</w:t>
+            </w:r>
+          </w:p>
+        </w:tc>
+        <w:tc>
+          <w:tcPr>
+            <w:tcW w:type="dxa" w:w="1152"/>
+            <w:shd w:fill="F8FAFC"/>
+            <w:tcMar>
+              <w:top w:w="100" w:type="dxa"/>
+              <w:bottom w:w="100" w:type="dxa"/>
+              <w:left w:w="120" w:type="dxa"/>
+              <w:right w:w="120" w:type="dxa"/>
+            </w:tcMar>
+            <w:tcBorders>
+              <w:top w:val="single" w:sz="4" w:space="0" w:color="CCCCCC"/>
+              <w:bottom w:val="single" w:sz="4" w:space="0" w:color="CCCCCC"/>
+              <w:left w:val="single" w:sz="4" w:space="0" w:color="CCCCCC"/>
+              <w:right w:val="single" w:sz="4" w:space="0" w:color="CCCCCC"/>
+            </w:tcBorders>
+          </w:tcPr>
+          <w:p>
+            <w:pPr>
+              <w:spacing w:before="60" w:after="60" w:line="252" w:lineRule="auto"/>
+              <w:jc w:val="left"/>
+            </w:pPr>
+            <w:r/>
+            <w:r>
+              <w:t>467.75</w:t>
+            </w:r>
+          </w:p>
+        </w:tc>
+        <w:tc>
+          <w:tcPr>
+            <w:tcW w:type="dxa" w:w="1728"/>
+            <w:shd w:fill="F8FAFC"/>
+            <w:tcMar>
+              <w:top w:w="100" w:type="dxa"/>
+              <w:bottom w:w="100" w:type="dxa"/>
+              <w:left w:w="120" w:type="dxa"/>
+              <w:right w:w="120" w:type="dxa"/>
+            </w:tcMar>
+            <w:tcBorders>
+              <w:top w:val="single" w:sz="4" w:space="0" w:color="CCCCCC"/>
+              <w:bottom w:val="single" w:sz="4" w:space="0" w:color="CCCCCC"/>
+              <w:left w:val="single" w:sz="4" w:space="0" w:color="CCCCCC"/>
+              <w:right w:val="single" w:sz="4" w:space="0" w:color="CCCCCC"/>
+            </w:tcBorders>
+          </w:tcPr>
+          <w:p>
+            <w:pPr>
+              <w:spacing w:before="60" w:after="60" w:line="252" w:lineRule="auto"/>
+              <w:jc w:val="left"/>
+            </w:pPr>
+            <w:r/>
+            <w:r>
+              <w:rPr>
+                <w:b/>
+              </w:rPr>
+              <w:t>471.75</w:t>
+            </w:r>
+          </w:p>
+        </w:tc>
+        <w:tc>
+          <w:tcPr>
+            <w:tcW w:type="dxa" w:w="3456"/>
+            <w:shd w:fill="F8FAFC"/>
+            <w:tcMar>
+              <w:top w:w="100" w:type="dxa"/>
+              <w:bottom w:w="100" w:type="dxa"/>
+              <w:left w:w="120" w:type="dxa"/>
+              <w:right w:w="120" w:type="dxa"/>
+            </w:tcMar>
+            <w:tcBorders>
+              <w:top w:val="single" w:sz="4" w:space="0" w:color="CCCCCC"/>
+              <w:bottom w:val="single" w:sz="4" w:space="0" w:color="CCCCCC"/>
+              <w:left w:val="single" w:sz="4" w:space="0" w:color="CCCCCC"/>
+              <w:right w:val="single" w:sz="4" w:space="0" w:color="CCCCCC"/>
+            </w:tcBorders>
+          </w:tcPr>
+          <w:p>
+            <w:pPr>
+              <w:spacing w:before="60" w:after="60" w:line="252" w:lineRule="auto"/>
+              <w:jc w:val="left"/>
+            </w:pPr>
+            <w:r/>
+            <w:r>
+              <w:rPr>
+                <w:b/>
+              </w:rPr>
+              <w:t>+0.75</w:t>
+            </w:r>
+          </w:p>
+        </w:tc>
+        <w:tc>
+          <w:tcPr>
+            <w:tcW w:type="dxa" w:w="1440"/>
+            <w:shd w:fill="F8FAFC"/>
+            <w:tcMar>
+              <w:top w:w="100" w:type="dxa"/>
+              <w:bottom w:w="100" w:type="dxa"/>
+              <w:left w:w="120" w:type="dxa"/>
+              <w:right w:w="120" w:type="dxa"/>
+            </w:tcMar>
+            <w:tcBorders>
+              <w:top w:val="single" w:sz="4" w:space="0" w:color="CCCCCC"/>
+              <w:bottom w:val="single" w:sz="4" w:space="0" w:color="CCCCCC"/>
+              <w:left w:val="single" w:sz="4" w:space="0" w:color="CCCCCC"/>
+              <w:right w:val="single" w:sz="4" w:space="0" w:color="CCCCCC"/>
+            </w:tcBorders>
+          </w:tcPr>
+          <w:p>
+            <w:pPr>
+              <w:spacing w:before="60" w:after="60" w:line="252" w:lineRule="auto"/>
+              <w:jc w:val="left"/>
+            </w:pPr>
+            <w:r/>
+            <w:r>
+              <w:t>BULL</w:t>
+            </w:r>
+          </w:p>
+        </w:tc>
+      </w:tr>
+      <w:tr>
+        <w:tc>
+          <w:tcPr>
+            <w:tcW w:type="dxa" w:w="1584"/>
+            <w:shd w:fill="FFFFFF"/>
+            <w:tcMar>
+              <w:top w:w="100" w:type="dxa"/>
+              <w:bottom w:w="100" w:type="dxa"/>
+              <w:left w:w="120" w:type="dxa"/>
+              <w:right w:w="120" w:type="dxa"/>
+            </w:tcMar>
+            <w:tcBorders>
+              <w:top w:val="single" w:sz="4" w:space="0" w:color="CCCCCC"/>
+              <w:bottom w:val="single" w:sz="4" w:space="0" w:color="CCCCCC"/>
+              <w:left w:val="single" w:sz="4" w:space="0" w:color="CCCCCC"/>
+              <w:right w:val="single" w:sz="4" w:space="0" w:color="CCCCCC"/>
+            </w:tcBorders>
+          </w:tcPr>
+          <w:p>
+            <w:pPr>
+              <w:spacing w:before="60" w:after="60" w:line="252" w:lineRule="auto"/>
+              <w:jc w:val="left"/>
+            </w:pPr>
+            <w:r/>
+            <w:r>
+              <w:rPr>
+                <w:b/>
+              </w:rPr>
+              <w:t>Thu 22/10</w:t>
+            </w:r>
+          </w:p>
+        </w:tc>
+        <w:tc>
+          <w:tcPr>
+            <w:tcW w:type="dxa" w:w="864"/>
+            <w:shd w:fill="FFFFFF"/>
+            <w:tcMar>
+              <w:top w:w="100" w:type="dxa"/>
+              <w:bottom w:w="100" w:type="dxa"/>
+              <w:left w:w="120" w:type="dxa"/>
+              <w:right w:w="120" w:type="dxa"/>
+            </w:tcMar>
+            <w:tcBorders>
+              <w:top w:val="single" w:sz="4" w:space="0" w:color="CCCCCC"/>
+              <w:bottom w:val="single" w:sz="4" w:space="0" w:color="CCCCCC"/>
+              <w:left w:val="single" w:sz="4" w:space="0" w:color="CCCCCC"/>
+              <w:right w:val="single" w:sz="4" w:space="0" w:color="CCCCCC"/>
+            </w:tcBorders>
+          </w:tcPr>
+          <w:p>
+            <w:pPr>
+              <w:spacing w:before="60" w:after="60" w:line="252" w:lineRule="auto"/>
+              <w:jc w:val="left"/>
+            </w:pPr>
+            <w:r/>
+            <w:r>
+              <w:t>NY Close 23-01</w:t>
+            </w:r>
+          </w:p>
+        </w:tc>
+        <w:tc>
+          <w:tcPr>
+            <w:tcW w:type="dxa" w:w="1440"/>
+            <w:shd w:fill="FFFFFF"/>
+            <w:tcMar>
+              <w:top w:w="100" w:type="dxa"/>
+              <w:bottom w:w="100" w:type="dxa"/>
+              <w:left w:w="120" w:type="dxa"/>
+              <w:right w:w="120" w:type="dxa"/>
+            </w:tcMar>
+            <w:tcBorders>
+              <w:top w:val="single" w:sz="4" w:space="0" w:color="CCCCCC"/>
+              <w:bottom w:val="single" w:sz="4" w:space="0" w:color="CCCCCC"/>
+              <w:left w:val="single" w:sz="4" w:space="0" w:color="CCCCCC"/>
+              <w:right w:val="single" w:sz="4" w:space="0" w:color="CCCCCC"/>
+            </w:tcBorders>
+          </w:tcPr>
+          <w:p>
+            <w:pPr>
+              <w:spacing w:before="60" w:after="60" w:line="252" w:lineRule="auto"/>
+              <w:jc w:val="left"/>
+            </w:pPr>
+            <w:r/>
+            <w:r>
+              <w:t>471.75</w:t>
+            </w:r>
+          </w:p>
+        </w:tc>
+        <w:tc>
+          <w:tcPr>
+            <w:tcW w:type="dxa" w:w="2016"/>
+            <w:shd w:fill="FFFFFF"/>
+            <w:tcMar>
+              <w:top w:w="100" w:type="dxa"/>
+              <w:bottom w:w="100" w:type="dxa"/>
+              <w:left w:w="120" w:type="dxa"/>
+              <w:right w:w="120" w:type="dxa"/>
+            </w:tcMar>
+            <w:tcBorders>
+              <w:top w:val="single" w:sz="4" w:space="0" w:color="CCCCCC"/>
+              <w:bottom w:val="single" w:sz="4" w:space="0" w:color="CCCCCC"/>
+              <w:left w:val="single" w:sz="4" w:space="0" w:color="CCCCCC"/>
+              <w:right w:val="single" w:sz="4" w:space="0" w:color="CCCCCC"/>
+            </w:tcBorders>
+          </w:tcPr>
+          <w:p>
+            <w:pPr>
+              <w:spacing w:before="60" w:after="60" w:line="252" w:lineRule="auto"/>
+              <w:jc w:val="left"/>
+            </w:pPr>
+            <w:r/>
+            <w:r>
+              <w:t>475.25</w:t>
+            </w:r>
+          </w:p>
+        </w:tc>
+        <w:tc>
+          <w:tcPr>
+            <w:tcW w:type="dxa" w:w="1152"/>
+            <w:shd w:fill="FFFFFF"/>
+            <w:tcMar>
+              <w:top w:w="100" w:type="dxa"/>
+              <w:bottom w:w="100" w:type="dxa"/>
+              <w:left w:w="120" w:type="dxa"/>
+              <w:right w:w="120" w:type="dxa"/>
+            </w:tcMar>
+            <w:tcBorders>
+              <w:top w:val="single" w:sz="4" w:space="0" w:color="CCCCCC"/>
+              <w:bottom w:val="single" w:sz="4" w:space="0" w:color="CCCCCC"/>
+              <w:left w:val="single" w:sz="4" w:space="0" w:color="CCCCCC"/>
+              <w:right w:val="single" w:sz="4" w:space="0" w:color="CCCCCC"/>
+            </w:tcBorders>
+          </w:tcPr>
+          <w:p>
+            <w:pPr>
+              <w:spacing w:before="60" w:after="60" w:line="252" w:lineRule="auto"/>
+              <w:jc w:val="left"/>
+            </w:pPr>
+            <w:r/>
+            <w:r>
+              <w:t>469.50</w:t>
+            </w:r>
+          </w:p>
+        </w:tc>
+        <w:tc>
+          <w:tcPr>
+            <w:tcW w:type="dxa" w:w="1728"/>
+            <w:shd w:fill="FFFFFF"/>
+            <w:tcMar>
+              <w:top w:w="100" w:type="dxa"/>
+              <w:bottom w:w="100" w:type="dxa"/>
+              <w:left w:w="120" w:type="dxa"/>
+              <w:right w:w="120" w:type="dxa"/>
+            </w:tcMar>
+            <w:tcBorders>
+              <w:top w:val="single" w:sz="4" w:space="0" w:color="CCCCCC"/>
+              <w:bottom w:val="single" w:sz="4" w:space="0" w:color="CCCCCC"/>
+              <w:left w:val="single" w:sz="4" w:space="0" w:color="CCCCCC"/>
+              <w:right w:val="single" w:sz="4" w:space="0" w:color="CCCCCC"/>
+            </w:tcBorders>
+          </w:tcPr>
+          <w:p>
+            <w:pPr>
+              <w:spacing w:before="60" w:after="60" w:line="252" w:lineRule="auto"/>
+              <w:jc w:val="left"/>
+            </w:pPr>
+            <w:r/>
+            <w:r>
+              <w:rPr>
+                <w:b/>
+              </w:rPr>
+              <w:t>471.75</w:t>
             </w:r>
           </w:p>
         </w:tc>
@@ -16920,7 +19740,7 @@
               <w:rPr>
                 <w:b/>
               </w:rPr>
-              <w:t>Wed 21/10</w:t>
+              <w:t>Fri 23/10</w:t>
             </w:r>
           </w:p>
         </w:tc>
@@ -16976,7 +19796,7 @@
             </w:pPr>
             <w:r/>
             <w:r>
-              <w:t>467.25</w:t>
+              <w:t>471.75</w:t>
             </w:r>
           </w:p>
         </w:tc>
@@ -17004,7 +19824,7 @@
             </w:pPr>
             <w:r/>
             <w:r>
-              <w:t>470.00</w:t>
+              <w:t>475.50</w:t>
             </w:r>
           </w:p>
         </w:tc>
@@ -17032,7 +19852,7 @@
             </w:pPr>
             <w:r/>
             <w:r>
-              <w:t>464.75</w:t>
+              <w:t>468.25</w:t>
             </w:r>
           </w:p>
         </w:tc>
@@ -17063,7 +19883,7 @@
               <w:rPr>
                 <w:b/>
               </w:rPr>
-              <w:t>466.75</w:t>
+              <w:t>471.50</w:t>
             </w:r>
           </w:p>
         </w:tc>
@@ -17071,241 +19891,6 @@
           <w:tcPr>
             <w:tcW w:type="dxa" w:w="3456"/>
             <w:shd w:fill="F8FAFC"/>
-            <w:tcMar>
-              <w:top w:w="100" w:type="dxa"/>
-              <w:bottom w:w="100" w:type="dxa"/>
-              <w:left w:w="120" w:type="dxa"/>
-              <w:right w:w="120" w:type="dxa"/>
-            </w:tcMar>
-            <w:tcBorders>
-              <w:top w:val="single" w:sz="4" w:space="0" w:color="CCCCCC"/>
-              <w:bottom w:val="single" w:sz="4" w:space="0" w:color="CCCCCC"/>
-              <w:left w:val="single" w:sz="4" w:space="0" w:color="CCCCCC"/>
-              <w:right w:val="single" w:sz="4" w:space="0" w:color="CCCCCC"/>
-            </w:tcBorders>
-          </w:tcPr>
-          <w:p>
-            <w:pPr>
-              <w:spacing w:before="60" w:after="60" w:line="252" w:lineRule="auto"/>
-              <w:jc w:val="left"/>
-            </w:pPr>
-            <w:r/>
-            <w:r>
-              <w:rPr>
-                <w:b/>
-              </w:rPr>
-              <w:t>-0.50</w:t>
-            </w:r>
-          </w:p>
-        </w:tc>
-        <w:tc>
-          <w:tcPr>
-            <w:tcW w:type="dxa" w:w="1440"/>
-            <w:shd w:fill="F8FAFC"/>
-            <w:tcMar>
-              <w:top w:w="100" w:type="dxa"/>
-              <w:bottom w:w="100" w:type="dxa"/>
-              <w:left w:w="120" w:type="dxa"/>
-              <w:right w:w="120" w:type="dxa"/>
-            </w:tcMar>
-            <w:tcBorders>
-              <w:top w:val="single" w:sz="4" w:space="0" w:color="CCCCCC"/>
-              <w:bottom w:val="single" w:sz="4" w:space="0" w:color="CCCCCC"/>
-              <w:left w:val="single" w:sz="4" w:space="0" w:color="CCCCCC"/>
-              <w:right w:val="single" w:sz="4" w:space="0" w:color="CCCCCC"/>
-            </w:tcBorders>
-          </w:tcPr>
-          <w:p>
-            <w:pPr>
-              <w:spacing w:before="60" w:after="60" w:line="252" w:lineRule="auto"/>
-              <w:jc w:val="left"/>
-            </w:pPr>
-            <w:r/>
-            <w:r>
-              <w:t>BEAR</w:t>
-            </w:r>
-          </w:p>
-        </w:tc>
-      </w:tr>
-      <w:tr>
-        <w:tc>
-          <w:tcPr>
-            <w:tcW w:type="dxa" w:w="1584"/>
-            <w:shd w:fill="FFFFFF"/>
-            <w:tcMar>
-              <w:top w:w="100" w:type="dxa"/>
-              <w:bottom w:w="100" w:type="dxa"/>
-              <w:left w:w="120" w:type="dxa"/>
-              <w:right w:w="120" w:type="dxa"/>
-            </w:tcMar>
-            <w:tcBorders>
-              <w:top w:val="single" w:sz="4" w:space="0" w:color="CCCCCC"/>
-              <w:bottom w:val="single" w:sz="4" w:space="0" w:color="CCCCCC"/>
-              <w:left w:val="single" w:sz="4" w:space="0" w:color="CCCCCC"/>
-              <w:right w:val="single" w:sz="4" w:space="0" w:color="CCCCCC"/>
-            </w:tcBorders>
-          </w:tcPr>
-          <w:p>
-            <w:pPr>
-              <w:spacing w:before="60" w:after="60" w:line="252" w:lineRule="auto"/>
-              <w:jc w:val="left"/>
-            </w:pPr>
-            <w:r/>
-            <w:r>
-              <w:rPr>
-                <w:b/>
-              </w:rPr>
-              <w:t>Wed 21/10</w:t>
-            </w:r>
-          </w:p>
-        </w:tc>
-        <w:tc>
-          <w:tcPr>
-            <w:tcW w:type="dxa" w:w="864"/>
-            <w:shd w:fill="FFFFFF"/>
-            <w:tcMar>
-              <w:top w:w="100" w:type="dxa"/>
-              <w:bottom w:w="100" w:type="dxa"/>
-              <w:left w:w="120" w:type="dxa"/>
-              <w:right w:w="120" w:type="dxa"/>
-            </w:tcMar>
-            <w:tcBorders>
-              <w:top w:val="single" w:sz="4" w:space="0" w:color="CCCCCC"/>
-              <w:bottom w:val="single" w:sz="4" w:space="0" w:color="CCCCCC"/>
-              <w:left w:val="single" w:sz="4" w:space="0" w:color="CCCCCC"/>
-              <w:right w:val="single" w:sz="4" w:space="0" w:color="CCCCCC"/>
-            </w:tcBorders>
-          </w:tcPr>
-          <w:p>
-            <w:pPr>
-              <w:spacing w:before="60" w:after="60" w:line="252" w:lineRule="auto"/>
-              <w:jc w:val="left"/>
-            </w:pPr>
-            <w:r/>
-            <w:r>
-              <w:t>Asia 11-15</w:t>
-            </w:r>
-          </w:p>
-        </w:tc>
-        <w:tc>
-          <w:tcPr>
-            <w:tcW w:type="dxa" w:w="1440"/>
-            <w:shd w:fill="FFFFFF"/>
-            <w:tcMar>
-              <w:top w:w="100" w:type="dxa"/>
-              <w:bottom w:w="100" w:type="dxa"/>
-              <w:left w:w="120" w:type="dxa"/>
-              <w:right w:w="120" w:type="dxa"/>
-            </w:tcMar>
-            <w:tcBorders>
-              <w:top w:val="single" w:sz="4" w:space="0" w:color="CCCCCC"/>
-              <w:bottom w:val="single" w:sz="4" w:space="0" w:color="CCCCCC"/>
-              <w:left w:val="single" w:sz="4" w:space="0" w:color="CCCCCC"/>
-              <w:right w:val="single" w:sz="4" w:space="0" w:color="CCCCCC"/>
-            </w:tcBorders>
-          </w:tcPr>
-          <w:p>
-            <w:pPr>
-              <w:spacing w:before="60" w:after="60" w:line="252" w:lineRule="auto"/>
-              <w:jc w:val="left"/>
-            </w:pPr>
-            <w:r/>
-            <w:r>
-              <w:t>466.75</w:t>
-            </w:r>
-          </w:p>
-        </w:tc>
-        <w:tc>
-          <w:tcPr>
-            <w:tcW w:type="dxa" w:w="2016"/>
-            <w:shd w:fill="FFFFFF"/>
-            <w:tcMar>
-              <w:top w:w="100" w:type="dxa"/>
-              <w:bottom w:w="100" w:type="dxa"/>
-              <w:left w:w="120" w:type="dxa"/>
-              <w:right w:w="120" w:type="dxa"/>
-            </w:tcMar>
-            <w:tcBorders>
-              <w:top w:val="single" w:sz="4" w:space="0" w:color="CCCCCC"/>
-              <w:bottom w:val="single" w:sz="4" w:space="0" w:color="CCCCCC"/>
-              <w:left w:val="single" w:sz="4" w:space="0" w:color="CCCCCC"/>
-              <w:right w:val="single" w:sz="4" w:space="0" w:color="CCCCCC"/>
-            </w:tcBorders>
-          </w:tcPr>
-          <w:p>
-            <w:pPr>
-              <w:spacing w:before="60" w:after="60" w:line="252" w:lineRule="auto"/>
-              <w:jc w:val="left"/>
-            </w:pPr>
-            <w:r/>
-            <w:r>
-              <w:t>469.75</w:t>
-            </w:r>
-          </w:p>
-        </w:tc>
-        <w:tc>
-          <w:tcPr>
-            <w:tcW w:type="dxa" w:w="1152"/>
-            <w:shd w:fill="FFFFFF"/>
-            <w:tcMar>
-              <w:top w:w="100" w:type="dxa"/>
-              <w:bottom w:w="100" w:type="dxa"/>
-              <w:left w:w="120" w:type="dxa"/>
-              <w:right w:w="120" w:type="dxa"/>
-            </w:tcMar>
-            <w:tcBorders>
-              <w:top w:val="single" w:sz="4" w:space="0" w:color="CCCCCC"/>
-              <w:bottom w:val="single" w:sz="4" w:space="0" w:color="CCCCCC"/>
-              <w:left w:val="single" w:sz="4" w:space="0" w:color="CCCCCC"/>
-              <w:right w:val="single" w:sz="4" w:space="0" w:color="CCCCCC"/>
-            </w:tcBorders>
-          </w:tcPr>
-          <w:p>
-            <w:pPr>
-              <w:spacing w:before="60" w:after="60" w:line="252" w:lineRule="auto"/>
-              <w:jc w:val="left"/>
-            </w:pPr>
-            <w:r/>
-            <w:r>
-              <w:t>463.50</w:t>
-            </w:r>
-          </w:p>
-        </w:tc>
-        <w:tc>
-          <w:tcPr>
-            <w:tcW w:type="dxa" w:w="1728"/>
-            <w:shd w:fill="FFFFFF"/>
-            <w:tcMar>
-              <w:top w:w="100" w:type="dxa"/>
-              <w:bottom w:w="100" w:type="dxa"/>
-              <w:left w:w="120" w:type="dxa"/>
-              <w:right w:w="120" w:type="dxa"/>
-            </w:tcMar>
-            <w:tcBorders>
-              <w:top w:val="single" w:sz="4" w:space="0" w:color="CCCCCC"/>
-              <w:bottom w:val="single" w:sz="4" w:space="0" w:color="CCCCCC"/>
-              <w:left w:val="single" w:sz="4" w:space="0" w:color="CCCCCC"/>
-              <w:right w:val="single" w:sz="4" w:space="0" w:color="CCCCCC"/>
-            </w:tcBorders>
-          </w:tcPr>
-          <w:p>
-            <w:pPr>
-              <w:spacing w:before="60" w:after="60" w:line="252" w:lineRule="auto"/>
-              <w:jc w:val="left"/>
-            </w:pPr>
-            <w:r/>
-            <w:r>
-              <w:rPr>
-                <w:b/>
-              </w:rPr>
-              <w:t>466.50</w:t>
-            </w:r>
-          </w:p>
-        </w:tc>
-        <w:tc>
-          <w:tcPr>
-            <w:tcW w:type="dxa" w:w="3456"/>
-            <w:shd w:fill="FFFFFF"/>
             <w:tcMar>
               <w:top w:w="100" w:type="dxa"/>
               <w:bottom w:w="100" w:type="dxa"/>
@@ -17336,7 +19921,7 @@
         <w:tc>
           <w:tcPr>
             <w:tcW w:type="dxa" w:w="1440"/>
-            <w:shd w:fill="FFFFFF"/>
+            <w:shd w:fill="F8FAFC"/>
             <w:tcMar>
               <w:top w:w="100" w:type="dxa"/>
               <w:bottom w:w="100" w:type="dxa"/>
@@ -17366,7 +19951,7 @@
         <w:tc>
           <w:tcPr>
             <w:tcW w:type="dxa" w:w="1584"/>
-            <w:shd w:fill="F8FAFC"/>
+            <w:shd w:fill="FFFFFF"/>
             <w:tcMar>
               <w:top w:w="100" w:type="dxa"/>
               <w:bottom w:w="100" w:type="dxa"/>
@@ -17390,126 +19975,126 @@
               <w:rPr>
                 <w:b/>
               </w:rPr>
-              <w:t>Wed 21/10</w:t>
+              <w:t>Fri 23/10</w:t>
             </w:r>
           </w:p>
         </w:tc>
         <w:tc>
           <w:tcPr>
             <w:tcW w:type="dxa" w:w="864"/>
-            <w:shd w:fill="F8FAFC"/>
-            <w:tcMar>
-              <w:top w:w="100" w:type="dxa"/>
-              <w:bottom w:w="100" w:type="dxa"/>
-              <w:left w:w="120" w:type="dxa"/>
-              <w:right w:w="120" w:type="dxa"/>
-            </w:tcMar>
-            <w:tcBorders>
-              <w:top w:val="single" w:sz="4" w:space="0" w:color="CCCCCC"/>
-              <w:bottom w:val="single" w:sz="4" w:space="0" w:color="CCCCCC"/>
-              <w:left w:val="single" w:sz="4" w:space="0" w:color="CCCCCC"/>
-              <w:right w:val="single" w:sz="4" w:space="0" w:color="CCCCCC"/>
-            </w:tcBorders>
-          </w:tcPr>
-          <w:p>
-            <w:pPr>
-              <w:spacing w:before="60" w:after="60" w:line="252" w:lineRule="auto"/>
-              <w:jc w:val="left"/>
-            </w:pPr>
-            <w:r/>
-            <w:r>
-              <w:t>London 15-19</w:t>
+            <w:shd w:fill="FFFFFF"/>
+            <w:tcMar>
+              <w:top w:w="100" w:type="dxa"/>
+              <w:bottom w:w="100" w:type="dxa"/>
+              <w:left w:w="120" w:type="dxa"/>
+              <w:right w:w="120" w:type="dxa"/>
+            </w:tcMar>
+            <w:tcBorders>
+              <w:top w:val="single" w:sz="4" w:space="0" w:color="CCCCCC"/>
+              <w:bottom w:val="single" w:sz="4" w:space="0" w:color="CCCCCC"/>
+              <w:left w:val="single" w:sz="4" w:space="0" w:color="CCCCCC"/>
+              <w:right w:val="single" w:sz="4" w:space="0" w:color="CCCCCC"/>
+            </w:tcBorders>
+          </w:tcPr>
+          <w:p>
+            <w:pPr>
+              <w:spacing w:before="60" w:after="60" w:line="252" w:lineRule="auto"/>
+              <w:jc w:val="left"/>
+            </w:pPr>
+            <w:r/>
+            <w:r>
+              <w:t>Asia 11-15</w:t>
             </w:r>
           </w:p>
         </w:tc>
         <w:tc>
           <w:tcPr>
             <w:tcW w:type="dxa" w:w="1440"/>
-            <w:shd w:fill="F8FAFC"/>
-            <w:tcMar>
-              <w:top w:w="100" w:type="dxa"/>
-              <w:bottom w:w="100" w:type="dxa"/>
-              <w:left w:w="120" w:type="dxa"/>
-              <w:right w:w="120" w:type="dxa"/>
-            </w:tcMar>
-            <w:tcBorders>
-              <w:top w:val="single" w:sz="4" w:space="0" w:color="CCCCCC"/>
-              <w:bottom w:val="single" w:sz="4" w:space="0" w:color="CCCCCC"/>
-              <w:left w:val="single" w:sz="4" w:space="0" w:color="CCCCCC"/>
-              <w:right w:val="single" w:sz="4" w:space="0" w:color="CCCCCC"/>
-            </w:tcBorders>
-          </w:tcPr>
-          <w:p>
-            <w:pPr>
-              <w:spacing w:before="60" w:after="60" w:line="252" w:lineRule="auto"/>
-              <w:jc w:val="left"/>
-            </w:pPr>
-            <w:r/>
-            <w:r>
-              <w:t>466.50</w:t>
+            <w:shd w:fill="FFFFFF"/>
+            <w:tcMar>
+              <w:top w:w="100" w:type="dxa"/>
+              <w:bottom w:w="100" w:type="dxa"/>
+              <w:left w:w="120" w:type="dxa"/>
+              <w:right w:w="120" w:type="dxa"/>
+            </w:tcMar>
+            <w:tcBorders>
+              <w:top w:val="single" w:sz="4" w:space="0" w:color="CCCCCC"/>
+              <w:bottom w:val="single" w:sz="4" w:space="0" w:color="CCCCCC"/>
+              <w:left w:val="single" w:sz="4" w:space="0" w:color="CCCCCC"/>
+              <w:right w:val="single" w:sz="4" w:space="0" w:color="CCCCCC"/>
+            </w:tcBorders>
+          </w:tcPr>
+          <w:p>
+            <w:pPr>
+              <w:spacing w:before="60" w:after="60" w:line="252" w:lineRule="auto"/>
+              <w:jc w:val="left"/>
+            </w:pPr>
+            <w:r/>
+            <w:r>
+              <w:t>471.50</w:t>
             </w:r>
           </w:p>
         </w:tc>
         <w:tc>
           <w:tcPr>
             <w:tcW w:type="dxa" w:w="2016"/>
-            <w:shd w:fill="F8FAFC"/>
-            <w:tcMar>
-              <w:top w:w="100" w:type="dxa"/>
-              <w:bottom w:w="100" w:type="dxa"/>
-              <w:left w:w="120" w:type="dxa"/>
-              <w:right w:w="120" w:type="dxa"/>
-            </w:tcMar>
-            <w:tcBorders>
-              <w:top w:val="single" w:sz="4" w:space="0" w:color="CCCCCC"/>
-              <w:bottom w:val="single" w:sz="4" w:space="0" w:color="CCCCCC"/>
-              <w:left w:val="single" w:sz="4" w:space="0" w:color="CCCCCC"/>
-              <w:right w:val="single" w:sz="4" w:space="0" w:color="CCCCCC"/>
-            </w:tcBorders>
-          </w:tcPr>
-          <w:p>
-            <w:pPr>
-              <w:spacing w:before="60" w:after="60" w:line="252" w:lineRule="auto"/>
-              <w:jc w:val="left"/>
-            </w:pPr>
-            <w:r/>
-            <w:r>
-              <w:t>470.50</w:t>
+            <w:shd w:fill="FFFFFF"/>
+            <w:tcMar>
+              <w:top w:w="100" w:type="dxa"/>
+              <w:bottom w:w="100" w:type="dxa"/>
+              <w:left w:w="120" w:type="dxa"/>
+              <w:right w:w="120" w:type="dxa"/>
+            </w:tcMar>
+            <w:tcBorders>
+              <w:top w:val="single" w:sz="4" w:space="0" w:color="CCCCCC"/>
+              <w:bottom w:val="single" w:sz="4" w:space="0" w:color="CCCCCC"/>
+              <w:left w:val="single" w:sz="4" w:space="0" w:color="CCCCCC"/>
+              <w:right w:val="single" w:sz="4" w:space="0" w:color="CCCCCC"/>
+            </w:tcBorders>
+          </w:tcPr>
+          <w:p>
+            <w:pPr>
+              <w:spacing w:before="60" w:after="60" w:line="252" w:lineRule="auto"/>
+              <w:jc w:val="left"/>
+            </w:pPr>
+            <w:r/>
+            <w:r>
+              <w:t>475.00</w:t>
             </w:r>
           </w:p>
         </w:tc>
         <w:tc>
           <w:tcPr>
             <w:tcW w:type="dxa" w:w="1152"/>
-            <w:shd w:fill="F8FAFC"/>
-            <w:tcMar>
-              <w:top w:w="100" w:type="dxa"/>
-              <w:bottom w:w="100" w:type="dxa"/>
-              <w:left w:w="120" w:type="dxa"/>
-              <w:right w:w="120" w:type="dxa"/>
-            </w:tcMar>
-            <w:tcBorders>
-              <w:top w:val="single" w:sz="4" w:space="0" w:color="CCCCCC"/>
-              <w:bottom w:val="single" w:sz="4" w:space="0" w:color="CCCCCC"/>
-              <w:left w:val="single" w:sz="4" w:space="0" w:color="CCCCCC"/>
-              <w:right w:val="single" w:sz="4" w:space="0" w:color="CCCCCC"/>
-            </w:tcBorders>
-          </w:tcPr>
-          <w:p>
-            <w:pPr>
-              <w:spacing w:before="60" w:after="60" w:line="252" w:lineRule="auto"/>
-              <w:jc w:val="left"/>
-            </w:pPr>
-            <w:r/>
-            <w:r>
-              <w:t>461.25</w:t>
+            <w:shd w:fill="FFFFFF"/>
+            <w:tcMar>
+              <w:top w:w="100" w:type="dxa"/>
+              <w:bottom w:w="100" w:type="dxa"/>
+              <w:left w:w="120" w:type="dxa"/>
+              <w:right w:w="120" w:type="dxa"/>
+            </w:tcMar>
+            <w:tcBorders>
+              <w:top w:val="single" w:sz="4" w:space="0" w:color="CCCCCC"/>
+              <w:bottom w:val="single" w:sz="4" w:space="0" w:color="CCCCCC"/>
+              <w:left w:val="single" w:sz="4" w:space="0" w:color="CCCCCC"/>
+              <w:right w:val="single" w:sz="4" w:space="0" w:color="CCCCCC"/>
+            </w:tcBorders>
+          </w:tcPr>
+          <w:p>
+            <w:pPr>
+              <w:spacing w:before="60" w:after="60" w:line="252" w:lineRule="auto"/>
+              <w:jc w:val="left"/>
+            </w:pPr>
+            <w:r/>
+            <w:r>
+              <w:t>468.25</w:t>
             </w:r>
           </w:p>
         </w:tc>
         <w:tc>
           <w:tcPr>
             <w:tcW w:type="dxa" w:w="1728"/>
-            <w:shd w:fill="F8FAFC"/>
+            <w:shd w:fill="FFFFFF"/>
             <w:tcMar>
               <w:top w:w="100" w:type="dxa"/>
               <w:bottom w:w="100" w:type="dxa"/>
@@ -17533,7 +20118,712 @@
               <w:rPr>
                 <w:b/>
               </w:rPr>
-              <w:t>467.00</w:t>
+              <w:t>471.25</w:t>
+            </w:r>
+          </w:p>
+        </w:tc>
+        <w:tc>
+          <w:tcPr>
+            <w:tcW w:type="dxa" w:w="3456"/>
+            <w:shd w:fill="FFFFFF"/>
+            <w:tcMar>
+              <w:top w:w="100" w:type="dxa"/>
+              <w:bottom w:w="100" w:type="dxa"/>
+              <w:left w:w="120" w:type="dxa"/>
+              <w:right w:w="120" w:type="dxa"/>
+            </w:tcMar>
+            <w:tcBorders>
+              <w:top w:val="single" w:sz="4" w:space="0" w:color="CCCCCC"/>
+              <w:bottom w:val="single" w:sz="4" w:space="0" w:color="CCCCCC"/>
+              <w:left w:val="single" w:sz="4" w:space="0" w:color="CCCCCC"/>
+              <w:right w:val="single" w:sz="4" w:space="0" w:color="CCCCCC"/>
+            </w:tcBorders>
+          </w:tcPr>
+          <w:p>
+            <w:pPr>
+              <w:spacing w:before="60" w:after="60" w:line="252" w:lineRule="auto"/>
+              <w:jc w:val="left"/>
+            </w:pPr>
+            <w:r/>
+            <w:r>
+              <w:rPr>
+                <w:b/>
+              </w:rPr>
+              <w:t>-0.25</w:t>
+            </w:r>
+          </w:p>
+        </w:tc>
+        <w:tc>
+          <w:tcPr>
+            <w:tcW w:type="dxa" w:w="1440"/>
+            <w:shd w:fill="FFFFFF"/>
+            <w:tcMar>
+              <w:top w:w="100" w:type="dxa"/>
+              <w:bottom w:w="100" w:type="dxa"/>
+              <w:left w:w="120" w:type="dxa"/>
+              <w:right w:w="120" w:type="dxa"/>
+            </w:tcMar>
+            <w:tcBorders>
+              <w:top w:val="single" w:sz="4" w:space="0" w:color="CCCCCC"/>
+              <w:bottom w:val="single" w:sz="4" w:space="0" w:color="CCCCCC"/>
+              <w:left w:val="single" w:sz="4" w:space="0" w:color="CCCCCC"/>
+              <w:right w:val="single" w:sz="4" w:space="0" w:color="CCCCCC"/>
+            </w:tcBorders>
+          </w:tcPr>
+          <w:p>
+            <w:pPr>
+              <w:spacing w:before="60" w:after="60" w:line="252" w:lineRule="auto"/>
+              <w:jc w:val="left"/>
+            </w:pPr>
+            <w:r/>
+            <w:r>
+              <w:t>BEAR</w:t>
+            </w:r>
+          </w:p>
+        </w:tc>
+      </w:tr>
+      <w:tr>
+        <w:tc>
+          <w:tcPr>
+            <w:tcW w:type="dxa" w:w="1584"/>
+            <w:shd w:fill="F8FAFC"/>
+            <w:tcMar>
+              <w:top w:w="100" w:type="dxa"/>
+              <w:bottom w:w="100" w:type="dxa"/>
+              <w:left w:w="120" w:type="dxa"/>
+              <w:right w:w="120" w:type="dxa"/>
+            </w:tcMar>
+            <w:tcBorders>
+              <w:top w:val="single" w:sz="4" w:space="0" w:color="CCCCCC"/>
+              <w:bottom w:val="single" w:sz="4" w:space="0" w:color="CCCCCC"/>
+              <w:left w:val="single" w:sz="4" w:space="0" w:color="CCCCCC"/>
+              <w:right w:val="single" w:sz="4" w:space="0" w:color="CCCCCC"/>
+            </w:tcBorders>
+          </w:tcPr>
+          <w:p>
+            <w:pPr>
+              <w:spacing w:before="60" w:after="60" w:line="252" w:lineRule="auto"/>
+              <w:jc w:val="left"/>
+            </w:pPr>
+            <w:r/>
+            <w:r>
+              <w:rPr>
+                <w:b/>
+              </w:rPr>
+              <w:t>Fri 23/10</w:t>
+            </w:r>
+          </w:p>
+        </w:tc>
+        <w:tc>
+          <w:tcPr>
+            <w:tcW w:type="dxa" w:w="864"/>
+            <w:shd w:fill="F8FAFC"/>
+            <w:tcMar>
+              <w:top w:w="100" w:type="dxa"/>
+              <w:bottom w:w="100" w:type="dxa"/>
+              <w:left w:w="120" w:type="dxa"/>
+              <w:right w:w="120" w:type="dxa"/>
+            </w:tcMar>
+            <w:tcBorders>
+              <w:top w:val="single" w:sz="4" w:space="0" w:color="CCCCCC"/>
+              <w:bottom w:val="single" w:sz="4" w:space="0" w:color="CCCCCC"/>
+              <w:left w:val="single" w:sz="4" w:space="0" w:color="CCCCCC"/>
+              <w:right w:val="single" w:sz="4" w:space="0" w:color="CCCCCC"/>
+            </w:tcBorders>
+          </w:tcPr>
+          <w:p>
+            <w:pPr>
+              <w:spacing w:before="60" w:after="60" w:line="252" w:lineRule="auto"/>
+              <w:jc w:val="left"/>
+            </w:pPr>
+            <w:r/>
+            <w:r>
+              <w:t>London 15-19</w:t>
+            </w:r>
+          </w:p>
+        </w:tc>
+        <w:tc>
+          <w:tcPr>
+            <w:tcW w:type="dxa" w:w="1440"/>
+            <w:shd w:fill="F8FAFC"/>
+            <w:tcMar>
+              <w:top w:w="100" w:type="dxa"/>
+              <w:bottom w:w="100" w:type="dxa"/>
+              <w:left w:w="120" w:type="dxa"/>
+              <w:right w:w="120" w:type="dxa"/>
+            </w:tcMar>
+            <w:tcBorders>
+              <w:top w:val="single" w:sz="4" w:space="0" w:color="CCCCCC"/>
+              <w:bottom w:val="single" w:sz="4" w:space="0" w:color="CCCCCC"/>
+              <w:left w:val="single" w:sz="4" w:space="0" w:color="CCCCCC"/>
+              <w:right w:val="single" w:sz="4" w:space="0" w:color="CCCCCC"/>
+            </w:tcBorders>
+          </w:tcPr>
+          <w:p>
+            <w:pPr>
+              <w:spacing w:before="60" w:after="60" w:line="252" w:lineRule="auto"/>
+              <w:jc w:val="left"/>
+            </w:pPr>
+            <w:r/>
+            <w:r>
+              <w:t>471.25</w:t>
+            </w:r>
+          </w:p>
+        </w:tc>
+        <w:tc>
+          <w:tcPr>
+            <w:tcW w:type="dxa" w:w="2016"/>
+            <w:shd w:fill="F8FAFC"/>
+            <w:tcMar>
+              <w:top w:w="100" w:type="dxa"/>
+              <w:bottom w:w="100" w:type="dxa"/>
+              <w:left w:w="120" w:type="dxa"/>
+              <w:right w:w="120" w:type="dxa"/>
+            </w:tcMar>
+            <w:tcBorders>
+              <w:top w:val="single" w:sz="4" w:space="0" w:color="CCCCCC"/>
+              <w:bottom w:val="single" w:sz="4" w:space="0" w:color="CCCCCC"/>
+              <w:left w:val="single" w:sz="4" w:space="0" w:color="CCCCCC"/>
+              <w:right w:val="single" w:sz="4" w:space="0" w:color="CCCCCC"/>
+            </w:tcBorders>
+          </w:tcPr>
+          <w:p>
+            <w:pPr>
+              <w:spacing w:before="60" w:after="60" w:line="252" w:lineRule="auto"/>
+              <w:jc w:val="left"/>
+            </w:pPr>
+            <w:r/>
+            <w:r>
+              <w:t>474.25</w:t>
+            </w:r>
+          </w:p>
+        </w:tc>
+        <w:tc>
+          <w:tcPr>
+            <w:tcW w:type="dxa" w:w="1152"/>
+            <w:shd w:fill="F8FAFC"/>
+            <w:tcMar>
+              <w:top w:w="100" w:type="dxa"/>
+              <w:bottom w:w="100" w:type="dxa"/>
+              <w:left w:w="120" w:type="dxa"/>
+              <w:right w:w="120" w:type="dxa"/>
+            </w:tcMar>
+            <w:tcBorders>
+              <w:top w:val="single" w:sz="4" w:space="0" w:color="CCCCCC"/>
+              <w:bottom w:val="single" w:sz="4" w:space="0" w:color="CCCCCC"/>
+              <w:left w:val="single" w:sz="4" w:space="0" w:color="CCCCCC"/>
+              <w:right w:val="single" w:sz="4" w:space="0" w:color="CCCCCC"/>
+            </w:tcBorders>
+          </w:tcPr>
+          <w:p>
+            <w:pPr>
+              <w:spacing w:before="60" w:after="60" w:line="252" w:lineRule="auto"/>
+              <w:jc w:val="left"/>
+            </w:pPr>
+            <w:r/>
+            <w:r>
+              <w:t>468.50</w:t>
+            </w:r>
+          </w:p>
+        </w:tc>
+        <w:tc>
+          <w:tcPr>
+            <w:tcW w:type="dxa" w:w="1728"/>
+            <w:shd w:fill="F8FAFC"/>
+            <w:tcMar>
+              <w:top w:w="100" w:type="dxa"/>
+              <w:bottom w:w="100" w:type="dxa"/>
+              <w:left w:w="120" w:type="dxa"/>
+              <w:right w:w="120" w:type="dxa"/>
+            </w:tcMar>
+            <w:tcBorders>
+              <w:top w:val="single" w:sz="4" w:space="0" w:color="CCCCCC"/>
+              <w:bottom w:val="single" w:sz="4" w:space="0" w:color="CCCCCC"/>
+              <w:left w:val="single" w:sz="4" w:space="0" w:color="CCCCCC"/>
+              <w:right w:val="single" w:sz="4" w:space="0" w:color="CCCCCC"/>
+            </w:tcBorders>
+          </w:tcPr>
+          <w:p>
+            <w:pPr>
+              <w:spacing w:before="60" w:after="60" w:line="252" w:lineRule="auto"/>
+              <w:jc w:val="left"/>
+            </w:pPr>
+            <w:r/>
+            <w:r>
+              <w:rPr>
+                <w:b/>
+              </w:rPr>
+              <w:t>471.50</w:t>
+            </w:r>
+          </w:p>
+        </w:tc>
+        <w:tc>
+          <w:tcPr>
+            <w:tcW w:type="dxa" w:w="3456"/>
+            <w:shd w:fill="F8FAFC"/>
+            <w:tcMar>
+              <w:top w:w="100" w:type="dxa"/>
+              <w:bottom w:w="100" w:type="dxa"/>
+              <w:left w:w="120" w:type="dxa"/>
+              <w:right w:w="120" w:type="dxa"/>
+            </w:tcMar>
+            <w:tcBorders>
+              <w:top w:val="single" w:sz="4" w:space="0" w:color="CCCCCC"/>
+              <w:bottom w:val="single" w:sz="4" w:space="0" w:color="CCCCCC"/>
+              <w:left w:val="single" w:sz="4" w:space="0" w:color="CCCCCC"/>
+              <w:right w:val="single" w:sz="4" w:space="0" w:color="CCCCCC"/>
+            </w:tcBorders>
+          </w:tcPr>
+          <w:p>
+            <w:pPr>
+              <w:spacing w:before="60" w:after="60" w:line="252" w:lineRule="auto"/>
+              <w:jc w:val="left"/>
+            </w:pPr>
+            <w:r/>
+            <w:r>
+              <w:rPr>
+                <w:b/>
+              </w:rPr>
+              <w:t>+0.25</w:t>
+            </w:r>
+          </w:p>
+        </w:tc>
+        <w:tc>
+          <w:tcPr>
+            <w:tcW w:type="dxa" w:w="1440"/>
+            <w:shd w:fill="F8FAFC"/>
+            <w:tcMar>
+              <w:top w:w="100" w:type="dxa"/>
+              <w:bottom w:w="100" w:type="dxa"/>
+              <w:left w:w="120" w:type="dxa"/>
+              <w:right w:w="120" w:type="dxa"/>
+            </w:tcMar>
+            <w:tcBorders>
+              <w:top w:val="single" w:sz="4" w:space="0" w:color="CCCCCC"/>
+              <w:bottom w:val="single" w:sz="4" w:space="0" w:color="CCCCCC"/>
+              <w:left w:val="single" w:sz="4" w:space="0" w:color="CCCCCC"/>
+              <w:right w:val="single" w:sz="4" w:space="0" w:color="CCCCCC"/>
+            </w:tcBorders>
+          </w:tcPr>
+          <w:p>
+            <w:pPr>
+              <w:spacing w:before="60" w:after="60" w:line="252" w:lineRule="auto"/>
+              <w:jc w:val="left"/>
+            </w:pPr>
+            <w:r/>
+            <w:r>
+              <w:t>BULL</w:t>
+            </w:r>
+          </w:p>
+        </w:tc>
+      </w:tr>
+      <w:tr>
+        <w:tc>
+          <w:tcPr>
+            <w:tcW w:type="dxa" w:w="1584"/>
+            <w:shd w:fill="FFFFFF"/>
+            <w:tcMar>
+              <w:top w:w="100" w:type="dxa"/>
+              <w:bottom w:w="100" w:type="dxa"/>
+              <w:left w:w="120" w:type="dxa"/>
+              <w:right w:w="120" w:type="dxa"/>
+            </w:tcMar>
+            <w:tcBorders>
+              <w:top w:val="single" w:sz="4" w:space="0" w:color="CCCCCC"/>
+              <w:bottom w:val="single" w:sz="4" w:space="0" w:color="CCCCCC"/>
+              <w:left w:val="single" w:sz="4" w:space="0" w:color="CCCCCC"/>
+              <w:right w:val="single" w:sz="4" w:space="0" w:color="CCCCCC"/>
+            </w:tcBorders>
+          </w:tcPr>
+          <w:p>
+            <w:pPr>
+              <w:spacing w:before="60" w:after="60" w:line="252" w:lineRule="auto"/>
+              <w:jc w:val="left"/>
+            </w:pPr>
+            <w:r/>
+            <w:r>
+              <w:rPr>
+                <w:b/>
+              </w:rPr>
+              <w:t>Fri 23/10</w:t>
+            </w:r>
+          </w:p>
+        </w:tc>
+        <w:tc>
+          <w:tcPr>
+            <w:tcW w:type="dxa" w:w="864"/>
+            <w:shd w:fill="FFFFFF"/>
+            <w:tcMar>
+              <w:top w:w="100" w:type="dxa"/>
+              <w:bottom w:w="100" w:type="dxa"/>
+              <w:left w:w="120" w:type="dxa"/>
+              <w:right w:w="120" w:type="dxa"/>
+            </w:tcMar>
+            <w:tcBorders>
+              <w:top w:val="single" w:sz="4" w:space="0" w:color="CCCCCC"/>
+              <w:bottom w:val="single" w:sz="4" w:space="0" w:color="CCCCCC"/>
+              <w:left w:val="single" w:sz="4" w:space="0" w:color="CCCCCC"/>
+              <w:right w:val="single" w:sz="4" w:space="0" w:color="CCCCCC"/>
+            </w:tcBorders>
+          </w:tcPr>
+          <w:p>
+            <w:pPr>
+              <w:spacing w:before="60" w:after="60" w:line="252" w:lineRule="auto"/>
+              <w:jc w:val="left"/>
+            </w:pPr>
+            <w:r/>
+            <w:r>
+              <w:t>Pre-NY 19-21</w:t>
+            </w:r>
+          </w:p>
+        </w:tc>
+        <w:tc>
+          <w:tcPr>
+            <w:tcW w:type="dxa" w:w="1440"/>
+            <w:shd w:fill="FFFFFF"/>
+            <w:tcMar>
+              <w:top w:w="100" w:type="dxa"/>
+              <w:bottom w:w="100" w:type="dxa"/>
+              <w:left w:w="120" w:type="dxa"/>
+              <w:right w:w="120" w:type="dxa"/>
+            </w:tcMar>
+            <w:tcBorders>
+              <w:top w:val="single" w:sz="4" w:space="0" w:color="CCCCCC"/>
+              <w:bottom w:val="single" w:sz="4" w:space="0" w:color="CCCCCC"/>
+              <w:left w:val="single" w:sz="4" w:space="0" w:color="CCCCCC"/>
+              <w:right w:val="single" w:sz="4" w:space="0" w:color="CCCCCC"/>
+            </w:tcBorders>
+          </w:tcPr>
+          <w:p>
+            <w:pPr>
+              <w:spacing w:before="60" w:after="60" w:line="252" w:lineRule="auto"/>
+              <w:jc w:val="left"/>
+            </w:pPr>
+            <w:r/>
+            <w:r>
+              <w:t>471.50</w:t>
+            </w:r>
+          </w:p>
+        </w:tc>
+        <w:tc>
+          <w:tcPr>
+            <w:tcW w:type="dxa" w:w="2016"/>
+            <w:shd w:fill="FFFFFF"/>
+            <w:tcMar>
+              <w:top w:w="100" w:type="dxa"/>
+              <w:bottom w:w="100" w:type="dxa"/>
+              <w:left w:w="120" w:type="dxa"/>
+              <w:right w:w="120" w:type="dxa"/>
+            </w:tcMar>
+            <w:tcBorders>
+              <w:top w:val="single" w:sz="4" w:space="0" w:color="CCCCCC"/>
+              <w:bottom w:val="single" w:sz="4" w:space="0" w:color="CCCCCC"/>
+              <w:left w:val="single" w:sz="4" w:space="0" w:color="CCCCCC"/>
+              <w:right w:val="single" w:sz="4" w:space="0" w:color="CCCCCC"/>
+            </w:tcBorders>
+          </w:tcPr>
+          <w:p>
+            <w:pPr>
+              <w:spacing w:before="60" w:after="60" w:line="252" w:lineRule="auto"/>
+              <w:jc w:val="left"/>
+            </w:pPr>
+            <w:r/>
+            <w:r>
+              <w:t>474.50</w:t>
+            </w:r>
+          </w:p>
+        </w:tc>
+        <w:tc>
+          <w:tcPr>
+            <w:tcW w:type="dxa" w:w="1152"/>
+            <w:shd w:fill="FFFFFF"/>
+            <w:tcMar>
+              <w:top w:w="100" w:type="dxa"/>
+              <w:bottom w:w="100" w:type="dxa"/>
+              <w:left w:w="120" w:type="dxa"/>
+              <w:right w:w="120" w:type="dxa"/>
+            </w:tcMar>
+            <w:tcBorders>
+              <w:top w:val="single" w:sz="4" w:space="0" w:color="CCCCCC"/>
+              <w:bottom w:val="single" w:sz="4" w:space="0" w:color="CCCCCC"/>
+              <w:left w:val="single" w:sz="4" w:space="0" w:color="CCCCCC"/>
+              <w:right w:val="single" w:sz="4" w:space="0" w:color="CCCCCC"/>
+            </w:tcBorders>
+          </w:tcPr>
+          <w:p>
+            <w:pPr>
+              <w:spacing w:before="60" w:after="60" w:line="252" w:lineRule="auto"/>
+              <w:jc w:val="left"/>
+            </w:pPr>
+            <w:r/>
+            <w:r>
+              <w:t>468.75</w:t>
+            </w:r>
+          </w:p>
+        </w:tc>
+        <w:tc>
+          <w:tcPr>
+            <w:tcW w:type="dxa" w:w="1728"/>
+            <w:shd w:fill="FFFFFF"/>
+            <w:tcMar>
+              <w:top w:w="100" w:type="dxa"/>
+              <w:bottom w:w="100" w:type="dxa"/>
+              <w:left w:w="120" w:type="dxa"/>
+              <w:right w:w="120" w:type="dxa"/>
+            </w:tcMar>
+            <w:tcBorders>
+              <w:top w:val="single" w:sz="4" w:space="0" w:color="CCCCCC"/>
+              <w:bottom w:val="single" w:sz="4" w:space="0" w:color="CCCCCC"/>
+              <w:left w:val="single" w:sz="4" w:space="0" w:color="CCCCCC"/>
+              <w:right w:val="single" w:sz="4" w:space="0" w:color="CCCCCC"/>
+            </w:tcBorders>
+          </w:tcPr>
+          <w:p>
+            <w:pPr>
+              <w:spacing w:before="60" w:after="60" w:line="252" w:lineRule="auto"/>
+              <w:jc w:val="left"/>
+            </w:pPr>
+            <w:r/>
+            <w:r>
+              <w:rPr>
+                <w:b/>
+              </w:rPr>
+              <w:t>471.50</w:t>
+            </w:r>
+          </w:p>
+        </w:tc>
+        <w:tc>
+          <w:tcPr>
+            <w:tcW w:type="dxa" w:w="3456"/>
+            <w:shd w:fill="FFFFFF"/>
+            <w:tcMar>
+              <w:top w:w="100" w:type="dxa"/>
+              <w:bottom w:w="100" w:type="dxa"/>
+              <w:left w:w="120" w:type="dxa"/>
+              <w:right w:w="120" w:type="dxa"/>
+            </w:tcMar>
+            <w:tcBorders>
+              <w:top w:val="single" w:sz="4" w:space="0" w:color="CCCCCC"/>
+              <w:bottom w:val="single" w:sz="4" w:space="0" w:color="CCCCCC"/>
+              <w:left w:val="single" w:sz="4" w:space="0" w:color="CCCCCC"/>
+              <w:right w:val="single" w:sz="4" w:space="0" w:color="CCCCCC"/>
+            </w:tcBorders>
+          </w:tcPr>
+          <w:p>
+            <w:pPr>
+              <w:spacing w:before="60" w:after="60" w:line="252" w:lineRule="auto"/>
+              <w:jc w:val="left"/>
+            </w:pPr>
+            <w:r/>
+            <w:r>
+              <w:rPr>
+                <w:b/>
+              </w:rPr>
+              <w:t>+0.00</w:t>
+            </w:r>
+          </w:p>
+        </w:tc>
+        <w:tc>
+          <w:tcPr>
+            <w:tcW w:type="dxa" w:w="1440"/>
+            <w:shd w:fill="FFFFFF"/>
+            <w:tcMar>
+              <w:top w:w="100" w:type="dxa"/>
+              <w:bottom w:w="100" w:type="dxa"/>
+              <w:left w:w="120" w:type="dxa"/>
+              <w:right w:w="120" w:type="dxa"/>
+            </w:tcMar>
+            <w:tcBorders>
+              <w:top w:val="single" w:sz="4" w:space="0" w:color="CCCCCC"/>
+              <w:bottom w:val="single" w:sz="4" w:space="0" w:color="CCCCCC"/>
+              <w:left w:val="single" w:sz="4" w:space="0" w:color="CCCCCC"/>
+              <w:right w:val="single" w:sz="4" w:space="0" w:color="CCCCCC"/>
+            </w:tcBorders>
+          </w:tcPr>
+          <w:p>
+            <w:pPr>
+              <w:spacing w:before="60" w:after="60" w:line="252" w:lineRule="auto"/>
+              <w:jc w:val="left"/>
+            </w:pPr>
+            <w:r/>
+            <w:r>
+              <w:t>BEAR</w:t>
+            </w:r>
+          </w:p>
+        </w:tc>
+      </w:tr>
+      <w:tr>
+        <w:tc>
+          <w:tcPr>
+            <w:tcW w:type="dxa" w:w="1584"/>
+            <w:shd w:fill="F8FAFC"/>
+            <w:tcMar>
+              <w:top w:w="100" w:type="dxa"/>
+              <w:bottom w:w="100" w:type="dxa"/>
+              <w:left w:w="120" w:type="dxa"/>
+              <w:right w:w="120" w:type="dxa"/>
+            </w:tcMar>
+            <w:tcBorders>
+              <w:top w:val="single" w:sz="4" w:space="0" w:color="CCCCCC"/>
+              <w:bottom w:val="single" w:sz="4" w:space="0" w:color="CCCCCC"/>
+              <w:left w:val="single" w:sz="4" w:space="0" w:color="CCCCCC"/>
+              <w:right w:val="single" w:sz="4" w:space="0" w:color="CCCCCC"/>
+            </w:tcBorders>
+          </w:tcPr>
+          <w:p>
+            <w:pPr>
+              <w:spacing w:before="60" w:after="60" w:line="252" w:lineRule="auto"/>
+              <w:jc w:val="left"/>
+            </w:pPr>
+            <w:r/>
+            <w:r>
+              <w:rPr>
+                <w:b/>
+              </w:rPr>
+              <w:t>Fri 23/10</w:t>
+            </w:r>
+          </w:p>
+        </w:tc>
+        <w:tc>
+          <w:tcPr>
+            <w:tcW w:type="dxa" w:w="864"/>
+            <w:shd w:fill="F8FAFC"/>
+            <w:tcMar>
+              <w:top w:w="100" w:type="dxa"/>
+              <w:bottom w:w="100" w:type="dxa"/>
+              <w:left w:w="120" w:type="dxa"/>
+              <w:right w:w="120" w:type="dxa"/>
+            </w:tcMar>
+            <w:tcBorders>
+              <w:top w:val="single" w:sz="4" w:space="0" w:color="CCCCCC"/>
+              <w:bottom w:val="single" w:sz="4" w:space="0" w:color="CCCCCC"/>
+              <w:left w:val="single" w:sz="4" w:space="0" w:color="CCCCCC"/>
+              <w:right w:val="single" w:sz="4" w:space="0" w:color="CCCCCC"/>
+            </w:tcBorders>
+          </w:tcPr>
+          <w:p>
+            <w:pPr>
+              <w:spacing w:before="60" w:after="60" w:line="252" w:lineRule="auto"/>
+              <w:jc w:val="left"/>
+            </w:pPr>
+            <w:r/>
+            <w:r>
+              <w:t>NY Open 21-23</w:t>
+            </w:r>
+          </w:p>
+        </w:tc>
+        <w:tc>
+          <w:tcPr>
+            <w:tcW w:type="dxa" w:w="1440"/>
+            <w:shd w:fill="F8FAFC"/>
+            <w:tcMar>
+              <w:top w:w="100" w:type="dxa"/>
+              <w:bottom w:w="100" w:type="dxa"/>
+              <w:left w:w="120" w:type="dxa"/>
+              <w:right w:w="120" w:type="dxa"/>
+            </w:tcMar>
+            <w:tcBorders>
+              <w:top w:val="single" w:sz="4" w:space="0" w:color="CCCCCC"/>
+              <w:bottom w:val="single" w:sz="4" w:space="0" w:color="CCCCCC"/>
+              <w:left w:val="single" w:sz="4" w:space="0" w:color="CCCCCC"/>
+              <w:right w:val="single" w:sz="4" w:space="0" w:color="CCCCCC"/>
+            </w:tcBorders>
+          </w:tcPr>
+          <w:p>
+            <w:pPr>
+              <w:spacing w:before="60" w:after="60" w:line="252" w:lineRule="auto"/>
+              <w:jc w:val="left"/>
+            </w:pPr>
+            <w:r/>
+            <w:r>
+              <w:t>471.50</w:t>
+            </w:r>
+          </w:p>
+        </w:tc>
+        <w:tc>
+          <w:tcPr>
+            <w:tcW w:type="dxa" w:w="2016"/>
+            <w:shd w:fill="F8FAFC"/>
+            <w:tcMar>
+              <w:top w:w="100" w:type="dxa"/>
+              <w:bottom w:w="100" w:type="dxa"/>
+              <w:left w:w="120" w:type="dxa"/>
+              <w:right w:w="120" w:type="dxa"/>
+            </w:tcMar>
+            <w:tcBorders>
+              <w:top w:val="single" w:sz="4" w:space="0" w:color="CCCCCC"/>
+              <w:bottom w:val="single" w:sz="4" w:space="0" w:color="CCCCCC"/>
+              <w:left w:val="single" w:sz="4" w:space="0" w:color="CCCCCC"/>
+              <w:right w:val="single" w:sz="4" w:space="0" w:color="CCCCCC"/>
+            </w:tcBorders>
+          </w:tcPr>
+          <w:p>
+            <w:pPr>
+              <w:spacing w:before="60" w:after="60" w:line="252" w:lineRule="auto"/>
+              <w:jc w:val="left"/>
+            </w:pPr>
+            <w:r/>
+            <w:r>
+              <w:t>475.50</w:t>
+            </w:r>
+          </w:p>
+        </w:tc>
+        <w:tc>
+          <w:tcPr>
+            <w:tcW w:type="dxa" w:w="1152"/>
+            <w:shd w:fill="F8FAFC"/>
+            <w:tcMar>
+              <w:top w:w="100" w:type="dxa"/>
+              <w:bottom w:w="100" w:type="dxa"/>
+              <w:left w:w="120" w:type="dxa"/>
+              <w:right w:w="120" w:type="dxa"/>
+            </w:tcMar>
+            <w:tcBorders>
+              <w:top w:val="single" w:sz="4" w:space="0" w:color="CCCCCC"/>
+              <w:bottom w:val="single" w:sz="4" w:space="0" w:color="CCCCCC"/>
+              <w:left w:val="single" w:sz="4" w:space="0" w:color="CCCCCC"/>
+              <w:right w:val="single" w:sz="4" w:space="0" w:color="CCCCCC"/>
+            </w:tcBorders>
+          </w:tcPr>
+          <w:p>
+            <w:pPr>
+              <w:spacing w:before="60" w:after="60" w:line="252" w:lineRule="auto"/>
+              <w:jc w:val="left"/>
+            </w:pPr>
+            <w:r/>
+            <w:r>
+              <w:t>468.00</w:t>
+            </w:r>
+          </w:p>
+        </w:tc>
+        <w:tc>
+          <w:tcPr>
+            <w:tcW w:type="dxa" w:w="1728"/>
+            <w:shd w:fill="F8FAFC"/>
+            <w:tcMar>
+              <w:top w:w="100" w:type="dxa"/>
+              <w:bottom w:w="100" w:type="dxa"/>
+              <w:left w:w="120" w:type="dxa"/>
+              <w:right w:w="120" w:type="dxa"/>
+            </w:tcMar>
+            <w:tcBorders>
+              <w:top w:val="single" w:sz="4" w:space="0" w:color="CCCCCC"/>
+              <w:bottom w:val="single" w:sz="4" w:space="0" w:color="CCCCCC"/>
+              <w:left w:val="single" w:sz="4" w:space="0" w:color="CCCCCC"/>
+              <w:right w:val="single" w:sz="4" w:space="0" w:color="CCCCCC"/>
+            </w:tcBorders>
+          </w:tcPr>
+          <w:p>
+            <w:pPr>
+              <w:spacing w:before="60" w:after="60" w:line="252" w:lineRule="auto"/>
+              <w:jc w:val="left"/>
+            </w:pPr>
+            <w:r/>
+            <w:r>
+              <w:rPr>
+                <w:b/>
+              </w:rPr>
+              <w:t>472.00</w:t>
             </w:r>
           </w:p>
         </w:tc>
@@ -17625,7 +20915,7 @@
               <w:rPr>
                 <w:b/>
               </w:rPr>
-              <w:t>Wed 21/10</w:t>
+              <w:t>Fri 23/10</w:t>
             </w:r>
           </w:p>
         </w:tc>
@@ -17653,7 +20943,7 @@
             </w:pPr>
             <w:r/>
             <w:r>
-              <w:t>Pre-NY 19-21</w:t>
+              <w:t>NY Close 23-01</w:t>
             </w:r>
           </w:p>
         </w:tc>
@@ -17681,7 +20971,7 @@
             </w:pPr>
             <w:r/>
             <w:r>
-              <w:t>467.00</w:t>
+              <w:t>472.00</w:t>
             </w:r>
           </w:p>
         </w:tc>
@@ -17709,7 +20999,7 @@
             </w:pPr>
             <w:r/>
             <w:r>
-              <w:t>471.75</w:t>
+              <w:t>476.00</w:t>
             </w:r>
           </w:p>
         </w:tc>
@@ -17737,7 +21027,7 @@
             </w:pPr>
             <w:r/>
             <w:r>
-              <w:t>460.00</w:t>
+              <w:t>470.25</w:t>
             </w:r>
           </w:p>
         </w:tc>
@@ -17745,3061 +21035,6 @@
           <w:tcPr>
             <w:tcW w:type="dxa" w:w="1728"/>
             <w:shd w:fill="FFFFFF"/>
-            <w:tcMar>
-              <w:top w:w="100" w:type="dxa"/>
-              <w:bottom w:w="100" w:type="dxa"/>
-              <w:left w:w="120" w:type="dxa"/>
-              <w:right w:w="120" w:type="dxa"/>
-            </w:tcMar>
-            <w:tcBorders>
-              <w:top w:val="single" w:sz="4" w:space="0" w:color="CCCCCC"/>
-              <w:bottom w:val="single" w:sz="4" w:space="0" w:color="CCCCCC"/>
-              <w:left w:val="single" w:sz="4" w:space="0" w:color="CCCCCC"/>
-              <w:right w:val="single" w:sz="4" w:space="0" w:color="CCCCCC"/>
-            </w:tcBorders>
-          </w:tcPr>
-          <w:p>
-            <w:pPr>
-              <w:spacing w:before="60" w:after="60" w:line="252" w:lineRule="auto"/>
-              <w:jc w:val="left"/>
-            </w:pPr>
-            <w:r/>
-            <w:r>
-              <w:rPr>
-                <w:b/>
-              </w:rPr>
-              <w:t>469.00</w:t>
-            </w:r>
-          </w:p>
-        </w:tc>
-        <w:tc>
-          <w:tcPr>
-            <w:tcW w:type="dxa" w:w="3456"/>
-            <w:shd w:fill="FFFFFF"/>
-            <w:tcMar>
-              <w:top w:w="100" w:type="dxa"/>
-              <w:bottom w:w="100" w:type="dxa"/>
-              <w:left w:w="120" w:type="dxa"/>
-              <w:right w:w="120" w:type="dxa"/>
-            </w:tcMar>
-            <w:tcBorders>
-              <w:top w:val="single" w:sz="4" w:space="0" w:color="CCCCCC"/>
-              <w:bottom w:val="single" w:sz="4" w:space="0" w:color="CCCCCC"/>
-              <w:left w:val="single" w:sz="4" w:space="0" w:color="CCCCCC"/>
-              <w:right w:val="single" w:sz="4" w:space="0" w:color="CCCCCC"/>
-            </w:tcBorders>
-          </w:tcPr>
-          <w:p>
-            <w:pPr>
-              <w:spacing w:before="60" w:after="60" w:line="252" w:lineRule="auto"/>
-              <w:jc w:val="left"/>
-            </w:pPr>
-            <w:r/>
-            <w:r>
-              <w:rPr>
-                <w:b/>
-              </w:rPr>
-              <w:t>+2.00</w:t>
-            </w:r>
-          </w:p>
-        </w:tc>
-        <w:tc>
-          <w:tcPr>
-            <w:tcW w:type="dxa" w:w="1440"/>
-            <w:shd w:fill="FFFFFF"/>
-            <w:tcMar>
-              <w:top w:w="100" w:type="dxa"/>
-              <w:bottom w:w="100" w:type="dxa"/>
-              <w:left w:w="120" w:type="dxa"/>
-              <w:right w:w="120" w:type="dxa"/>
-            </w:tcMar>
-            <w:tcBorders>
-              <w:top w:val="single" w:sz="4" w:space="0" w:color="CCCCCC"/>
-              <w:bottom w:val="single" w:sz="4" w:space="0" w:color="CCCCCC"/>
-              <w:left w:val="single" w:sz="4" w:space="0" w:color="CCCCCC"/>
-              <w:right w:val="single" w:sz="4" w:space="0" w:color="CCCCCC"/>
-            </w:tcBorders>
-          </w:tcPr>
-          <w:p>
-            <w:pPr>
-              <w:spacing w:before="60" w:after="60" w:line="252" w:lineRule="auto"/>
-              <w:jc w:val="left"/>
-            </w:pPr>
-            <w:r/>
-            <w:r>
-              <w:t>BULL</w:t>
-            </w:r>
-          </w:p>
-        </w:tc>
-      </w:tr>
-      <w:tr>
-        <w:tc>
-          <w:tcPr>
-            <w:tcW w:type="dxa" w:w="1584"/>
-            <w:shd w:fill="F8FAFC"/>
-            <w:tcMar>
-              <w:top w:w="100" w:type="dxa"/>
-              <w:bottom w:w="100" w:type="dxa"/>
-              <w:left w:w="120" w:type="dxa"/>
-              <w:right w:w="120" w:type="dxa"/>
-            </w:tcMar>
-            <w:tcBorders>
-              <w:top w:val="single" w:sz="4" w:space="0" w:color="CCCCCC"/>
-              <w:bottom w:val="single" w:sz="4" w:space="0" w:color="CCCCCC"/>
-              <w:left w:val="single" w:sz="4" w:space="0" w:color="CCCCCC"/>
-              <w:right w:val="single" w:sz="4" w:space="0" w:color="CCCCCC"/>
-            </w:tcBorders>
-          </w:tcPr>
-          <w:p>
-            <w:pPr>
-              <w:spacing w:before="60" w:after="60" w:line="252" w:lineRule="auto"/>
-              <w:jc w:val="left"/>
-            </w:pPr>
-            <w:r/>
-            <w:r>
-              <w:rPr>
-                <w:b/>
-              </w:rPr>
-              <w:t>Wed 21/10</w:t>
-            </w:r>
-          </w:p>
-        </w:tc>
-        <w:tc>
-          <w:tcPr>
-            <w:tcW w:type="dxa" w:w="864"/>
-            <w:shd w:fill="F8FAFC"/>
-            <w:tcMar>
-              <w:top w:w="100" w:type="dxa"/>
-              <w:bottom w:w="100" w:type="dxa"/>
-              <w:left w:w="120" w:type="dxa"/>
-              <w:right w:w="120" w:type="dxa"/>
-            </w:tcMar>
-            <w:tcBorders>
-              <w:top w:val="single" w:sz="4" w:space="0" w:color="CCCCCC"/>
-              <w:bottom w:val="single" w:sz="4" w:space="0" w:color="CCCCCC"/>
-              <w:left w:val="single" w:sz="4" w:space="0" w:color="CCCCCC"/>
-              <w:right w:val="single" w:sz="4" w:space="0" w:color="CCCCCC"/>
-            </w:tcBorders>
-          </w:tcPr>
-          <w:p>
-            <w:pPr>
-              <w:spacing w:before="60" w:after="60" w:line="252" w:lineRule="auto"/>
-              <w:jc w:val="left"/>
-            </w:pPr>
-            <w:r/>
-            <w:r>
-              <w:t>NY Open 21-23</w:t>
-            </w:r>
-          </w:p>
-        </w:tc>
-        <w:tc>
-          <w:tcPr>
-            <w:tcW w:type="dxa" w:w="1440"/>
-            <w:shd w:fill="F8FAFC"/>
-            <w:tcMar>
-              <w:top w:w="100" w:type="dxa"/>
-              <w:bottom w:w="100" w:type="dxa"/>
-              <w:left w:w="120" w:type="dxa"/>
-              <w:right w:w="120" w:type="dxa"/>
-            </w:tcMar>
-            <w:tcBorders>
-              <w:top w:val="single" w:sz="4" w:space="0" w:color="CCCCCC"/>
-              <w:bottom w:val="single" w:sz="4" w:space="0" w:color="CCCCCC"/>
-              <w:left w:val="single" w:sz="4" w:space="0" w:color="CCCCCC"/>
-              <w:right w:val="single" w:sz="4" w:space="0" w:color="CCCCCC"/>
-            </w:tcBorders>
-          </w:tcPr>
-          <w:p>
-            <w:pPr>
-              <w:spacing w:before="60" w:after="60" w:line="252" w:lineRule="auto"/>
-              <w:jc w:val="left"/>
-            </w:pPr>
-            <w:r/>
-            <w:r>
-              <w:t>469.00</w:t>
-            </w:r>
-          </w:p>
-        </w:tc>
-        <w:tc>
-          <w:tcPr>
-            <w:tcW w:type="dxa" w:w="2016"/>
-            <w:shd w:fill="F8FAFC"/>
-            <w:tcMar>
-              <w:top w:w="100" w:type="dxa"/>
-              <w:bottom w:w="100" w:type="dxa"/>
-              <w:left w:w="120" w:type="dxa"/>
-              <w:right w:w="120" w:type="dxa"/>
-            </w:tcMar>
-            <w:tcBorders>
-              <w:top w:val="single" w:sz="4" w:space="0" w:color="CCCCCC"/>
-              <w:bottom w:val="single" w:sz="4" w:space="0" w:color="CCCCCC"/>
-              <w:left w:val="single" w:sz="4" w:space="0" w:color="CCCCCC"/>
-              <w:right w:val="single" w:sz="4" w:space="0" w:color="CCCCCC"/>
-            </w:tcBorders>
-          </w:tcPr>
-          <w:p>
-            <w:pPr>
-              <w:spacing w:before="60" w:after="60" w:line="252" w:lineRule="auto"/>
-              <w:jc w:val="left"/>
-            </w:pPr>
-            <w:r/>
-            <w:r>
-              <w:t>477.00</w:t>
-            </w:r>
-          </w:p>
-        </w:tc>
-        <w:tc>
-          <w:tcPr>
-            <w:tcW w:type="dxa" w:w="1152"/>
-            <w:shd w:fill="F8FAFC"/>
-            <w:tcMar>
-              <w:top w:w="100" w:type="dxa"/>
-              <w:bottom w:w="100" w:type="dxa"/>
-              <w:left w:w="120" w:type="dxa"/>
-              <w:right w:w="120" w:type="dxa"/>
-            </w:tcMar>
-            <w:tcBorders>
-              <w:top w:val="single" w:sz="4" w:space="0" w:color="CCCCCC"/>
-              <w:bottom w:val="single" w:sz="4" w:space="0" w:color="CCCCCC"/>
-              <w:left w:val="single" w:sz="4" w:space="0" w:color="CCCCCC"/>
-              <w:right w:val="single" w:sz="4" w:space="0" w:color="CCCCCC"/>
-            </w:tcBorders>
-          </w:tcPr>
-          <w:p>
-            <w:pPr>
-              <w:spacing w:before="60" w:after="60" w:line="252" w:lineRule="auto"/>
-              <w:jc w:val="left"/>
-            </w:pPr>
-            <w:r/>
-            <w:r>
-              <w:t>462.00</w:t>
-            </w:r>
-          </w:p>
-        </w:tc>
-        <w:tc>
-          <w:tcPr>
-            <w:tcW w:type="dxa" w:w="1728"/>
-            <w:shd w:fill="F8FAFC"/>
-            <w:tcMar>
-              <w:top w:w="100" w:type="dxa"/>
-              <w:bottom w:w="100" w:type="dxa"/>
-              <w:left w:w="120" w:type="dxa"/>
-              <w:right w:w="120" w:type="dxa"/>
-            </w:tcMar>
-            <w:tcBorders>
-              <w:top w:val="single" w:sz="4" w:space="0" w:color="CCCCCC"/>
-              <w:bottom w:val="single" w:sz="4" w:space="0" w:color="CCCCCC"/>
-              <w:left w:val="single" w:sz="4" w:space="0" w:color="CCCCCC"/>
-              <w:right w:val="single" w:sz="4" w:space="0" w:color="CCCCCC"/>
-            </w:tcBorders>
-          </w:tcPr>
-          <w:p>
-            <w:pPr>
-              <w:spacing w:before="60" w:after="60" w:line="252" w:lineRule="auto"/>
-              <w:jc w:val="left"/>
-            </w:pPr>
-            <w:r/>
-            <w:r>
-              <w:rPr>
-                <w:b/>
-              </w:rPr>
-              <w:t>470.50</w:t>
-            </w:r>
-          </w:p>
-        </w:tc>
-        <w:tc>
-          <w:tcPr>
-            <w:tcW w:type="dxa" w:w="3456"/>
-            <w:shd w:fill="F8FAFC"/>
-            <w:tcMar>
-              <w:top w:w="100" w:type="dxa"/>
-              <w:bottom w:w="100" w:type="dxa"/>
-              <w:left w:w="120" w:type="dxa"/>
-              <w:right w:w="120" w:type="dxa"/>
-            </w:tcMar>
-            <w:tcBorders>
-              <w:top w:val="single" w:sz="4" w:space="0" w:color="CCCCCC"/>
-              <w:bottom w:val="single" w:sz="4" w:space="0" w:color="CCCCCC"/>
-              <w:left w:val="single" w:sz="4" w:space="0" w:color="CCCCCC"/>
-              <w:right w:val="single" w:sz="4" w:space="0" w:color="CCCCCC"/>
-            </w:tcBorders>
-          </w:tcPr>
-          <w:p>
-            <w:pPr>
-              <w:spacing w:before="60" w:after="60" w:line="252" w:lineRule="auto"/>
-              <w:jc w:val="left"/>
-            </w:pPr>
-            <w:r/>
-            <w:r>
-              <w:rPr>
-                <w:b/>
-              </w:rPr>
-              <w:t>+1.50</w:t>
-            </w:r>
-          </w:p>
-        </w:tc>
-        <w:tc>
-          <w:tcPr>
-            <w:tcW w:type="dxa" w:w="1440"/>
-            <w:shd w:fill="F8FAFC"/>
-            <w:tcMar>
-              <w:top w:w="100" w:type="dxa"/>
-              <w:bottom w:w="100" w:type="dxa"/>
-              <w:left w:w="120" w:type="dxa"/>
-              <w:right w:w="120" w:type="dxa"/>
-            </w:tcMar>
-            <w:tcBorders>
-              <w:top w:val="single" w:sz="4" w:space="0" w:color="CCCCCC"/>
-              <w:bottom w:val="single" w:sz="4" w:space="0" w:color="CCCCCC"/>
-              <w:left w:val="single" w:sz="4" w:space="0" w:color="CCCCCC"/>
-              <w:right w:val="single" w:sz="4" w:space="0" w:color="CCCCCC"/>
-            </w:tcBorders>
-          </w:tcPr>
-          <w:p>
-            <w:pPr>
-              <w:spacing w:before="60" w:after="60" w:line="252" w:lineRule="auto"/>
-              <w:jc w:val="left"/>
-            </w:pPr>
-            <w:r/>
-            <w:r>
-              <w:t>BULL</w:t>
-            </w:r>
-          </w:p>
-        </w:tc>
-      </w:tr>
-      <w:tr>
-        <w:tc>
-          <w:tcPr>
-            <w:tcW w:type="dxa" w:w="1584"/>
-            <w:shd w:fill="FFFFFF"/>
-            <w:tcMar>
-              <w:top w:w="100" w:type="dxa"/>
-              <w:bottom w:w="100" w:type="dxa"/>
-              <w:left w:w="120" w:type="dxa"/>
-              <w:right w:w="120" w:type="dxa"/>
-            </w:tcMar>
-            <w:tcBorders>
-              <w:top w:val="single" w:sz="4" w:space="0" w:color="CCCCCC"/>
-              <w:bottom w:val="single" w:sz="4" w:space="0" w:color="CCCCCC"/>
-              <w:left w:val="single" w:sz="4" w:space="0" w:color="CCCCCC"/>
-              <w:right w:val="single" w:sz="4" w:space="0" w:color="CCCCCC"/>
-            </w:tcBorders>
-          </w:tcPr>
-          <w:p>
-            <w:pPr>
-              <w:spacing w:before="60" w:after="60" w:line="252" w:lineRule="auto"/>
-              <w:jc w:val="left"/>
-            </w:pPr>
-            <w:r/>
-            <w:r>
-              <w:rPr>
-                <w:b/>
-              </w:rPr>
-              <w:t>Wed 21/10</w:t>
-            </w:r>
-          </w:p>
-        </w:tc>
-        <w:tc>
-          <w:tcPr>
-            <w:tcW w:type="dxa" w:w="864"/>
-            <w:shd w:fill="FFFFFF"/>
-            <w:tcMar>
-              <w:top w:w="100" w:type="dxa"/>
-              <w:bottom w:w="100" w:type="dxa"/>
-              <w:left w:w="120" w:type="dxa"/>
-              <w:right w:w="120" w:type="dxa"/>
-            </w:tcMar>
-            <w:tcBorders>
-              <w:top w:val="single" w:sz="4" w:space="0" w:color="CCCCCC"/>
-              <w:bottom w:val="single" w:sz="4" w:space="0" w:color="CCCCCC"/>
-              <w:left w:val="single" w:sz="4" w:space="0" w:color="CCCCCC"/>
-              <w:right w:val="single" w:sz="4" w:space="0" w:color="CCCCCC"/>
-            </w:tcBorders>
-          </w:tcPr>
-          <w:p>
-            <w:pPr>
-              <w:spacing w:before="60" w:after="60" w:line="252" w:lineRule="auto"/>
-              <w:jc w:val="left"/>
-            </w:pPr>
-            <w:r/>
-            <w:r>
-              <w:t>NY Close 23-01</w:t>
-            </w:r>
-          </w:p>
-        </w:tc>
-        <w:tc>
-          <w:tcPr>
-            <w:tcW w:type="dxa" w:w="1440"/>
-            <w:shd w:fill="FFFFFF"/>
-            <w:tcMar>
-              <w:top w:w="100" w:type="dxa"/>
-              <w:bottom w:w="100" w:type="dxa"/>
-              <w:left w:w="120" w:type="dxa"/>
-              <w:right w:w="120" w:type="dxa"/>
-            </w:tcMar>
-            <w:tcBorders>
-              <w:top w:val="single" w:sz="4" w:space="0" w:color="CCCCCC"/>
-              <w:bottom w:val="single" w:sz="4" w:space="0" w:color="CCCCCC"/>
-              <w:left w:val="single" w:sz="4" w:space="0" w:color="CCCCCC"/>
-              <w:right w:val="single" w:sz="4" w:space="0" w:color="CCCCCC"/>
-            </w:tcBorders>
-          </w:tcPr>
-          <w:p>
-            <w:pPr>
-              <w:spacing w:before="60" w:after="60" w:line="252" w:lineRule="auto"/>
-              <w:jc w:val="left"/>
-            </w:pPr>
-            <w:r/>
-            <w:r>
-              <w:t>470.50</w:t>
-            </w:r>
-          </w:p>
-        </w:tc>
-        <w:tc>
-          <w:tcPr>
-            <w:tcW w:type="dxa" w:w="2016"/>
-            <w:shd w:fill="FFFFFF"/>
-            <w:tcMar>
-              <w:top w:w="100" w:type="dxa"/>
-              <w:bottom w:w="100" w:type="dxa"/>
-              <w:left w:w="120" w:type="dxa"/>
-              <w:right w:w="120" w:type="dxa"/>
-            </w:tcMar>
-            <w:tcBorders>
-              <w:top w:val="single" w:sz="4" w:space="0" w:color="CCCCCC"/>
-              <w:bottom w:val="single" w:sz="4" w:space="0" w:color="CCCCCC"/>
-              <w:left w:val="single" w:sz="4" w:space="0" w:color="CCCCCC"/>
-              <w:right w:val="single" w:sz="4" w:space="0" w:color="CCCCCC"/>
-            </w:tcBorders>
-          </w:tcPr>
-          <w:p>
-            <w:pPr>
-              <w:spacing w:before="60" w:after="60" w:line="252" w:lineRule="auto"/>
-              <w:jc w:val="left"/>
-            </w:pPr>
-            <w:r/>
-            <w:r>
-              <w:t>475.00</w:t>
-            </w:r>
-          </w:p>
-        </w:tc>
-        <w:tc>
-          <w:tcPr>
-            <w:tcW w:type="dxa" w:w="1152"/>
-            <w:shd w:fill="FFFFFF"/>
-            <w:tcMar>
-              <w:top w:w="100" w:type="dxa"/>
-              <w:bottom w:w="100" w:type="dxa"/>
-              <w:left w:w="120" w:type="dxa"/>
-              <w:right w:w="120" w:type="dxa"/>
-            </w:tcMar>
-            <w:tcBorders>
-              <w:top w:val="single" w:sz="4" w:space="0" w:color="CCCCCC"/>
-              <w:bottom w:val="single" w:sz="4" w:space="0" w:color="CCCCCC"/>
-              <w:left w:val="single" w:sz="4" w:space="0" w:color="CCCCCC"/>
-              <w:right w:val="single" w:sz="4" w:space="0" w:color="CCCCCC"/>
-            </w:tcBorders>
-          </w:tcPr>
-          <w:p>
-            <w:pPr>
-              <w:spacing w:before="60" w:after="60" w:line="252" w:lineRule="auto"/>
-              <w:jc w:val="left"/>
-            </w:pPr>
-            <w:r/>
-            <w:r>
-              <w:t>466.25</w:t>
-            </w:r>
-          </w:p>
-        </w:tc>
-        <w:tc>
-          <w:tcPr>
-            <w:tcW w:type="dxa" w:w="1728"/>
-            <w:shd w:fill="FFFFFF"/>
-            <w:tcMar>
-              <w:top w:w="100" w:type="dxa"/>
-              <w:bottom w:w="100" w:type="dxa"/>
-              <w:left w:w="120" w:type="dxa"/>
-              <w:right w:w="120" w:type="dxa"/>
-            </w:tcMar>
-            <w:tcBorders>
-              <w:top w:val="single" w:sz="4" w:space="0" w:color="CCCCCC"/>
-              <w:bottom w:val="single" w:sz="4" w:space="0" w:color="CCCCCC"/>
-              <w:left w:val="single" w:sz="4" w:space="0" w:color="CCCCCC"/>
-              <w:right w:val="single" w:sz="4" w:space="0" w:color="CCCCCC"/>
-            </w:tcBorders>
-          </w:tcPr>
-          <w:p>
-            <w:pPr>
-              <w:spacing w:before="60" w:after="60" w:line="252" w:lineRule="auto"/>
-              <w:jc w:val="left"/>
-            </w:pPr>
-            <w:r/>
-            <w:r>
-              <w:rPr>
-                <w:b/>
-              </w:rPr>
-              <w:t>470.00</w:t>
-            </w:r>
-          </w:p>
-        </w:tc>
-        <w:tc>
-          <w:tcPr>
-            <w:tcW w:type="dxa" w:w="3456"/>
-            <w:shd w:fill="FFFFFF"/>
-            <w:tcMar>
-              <w:top w:w="100" w:type="dxa"/>
-              <w:bottom w:w="100" w:type="dxa"/>
-              <w:left w:w="120" w:type="dxa"/>
-              <w:right w:w="120" w:type="dxa"/>
-            </w:tcMar>
-            <w:tcBorders>
-              <w:top w:val="single" w:sz="4" w:space="0" w:color="CCCCCC"/>
-              <w:bottom w:val="single" w:sz="4" w:space="0" w:color="CCCCCC"/>
-              <w:left w:val="single" w:sz="4" w:space="0" w:color="CCCCCC"/>
-              <w:right w:val="single" w:sz="4" w:space="0" w:color="CCCCCC"/>
-            </w:tcBorders>
-          </w:tcPr>
-          <w:p>
-            <w:pPr>
-              <w:spacing w:before="60" w:after="60" w:line="252" w:lineRule="auto"/>
-              <w:jc w:val="left"/>
-            </w:pPr>
-            <w:r/>
-            <w:r>
-              <w:rPr>
-                <w:b/>
-              </w:rPr>
-              <w:t>-0.50</w:t>
-            </w:r>
-          </w:p>
-        </w:tc>
-        <w:tc>
-          <w:tcPr>
-            <w:tcW w:type="dxa" w:w="1440"/>
-            <w:shd w:fill="FFFFFF"/>
-            <w:tcMar>
-              <w:top w:w="100" w:type="dxa"/>
-              <w:bottom w:w="100" w:type="dxa"/>
-              <w:left w:w="120" w:type="dxa"/>
-              <w:right w:w="120" w:type="dxa"/>
-            </w:tcMar>
-            <w:tcBorders>
-              <w:top w:val="single" w:sz="4" w:space="0" w:color="CCCCCC"/>
-              <w:bottom w:val="single" w:sz="4" w:space="0" w:color="CCCCCC"/>
-              <w:left w:val="single" w:sz="4" w:space="0" w:color="CCCCCC"/>
-              <w:right w:val="single" w:sz="4" w:space="0" w:color="CCCCCC"/>
-            </w:tcBorders>
-          </w:tcPr>
-          <w:p>
-            <w:pPr>
-              <w:spacing w:before="60" w:after="60" w:line="252" w:lineRule="auto"/>
-              <w:jc w:val="left"/>
-            </w:pPr>
-            <w:r/>
-            <w:r>
-              <w:t>BEAR</w:t>
-            </w:r>
-          </w:p>
-        </w:tc>
-      </w:tr>
-      <w:tr>
-        <w:tc>
-          <w:tcPr>
-            <w:tcW w:type="dxa" w:w="1584"/>
-            <w:shd w:fill="F8FAFC"/>
-            <w:tcMar>
-              <w:top w:w="100" w:type="dxa"/>
-              <w:bottom w:w="100" w:type="dxa"/>
-              <w:left w:w="120" w:type="dxa"/>
-              <w:right w:w="120" w:type="dxa"/>
-            </w:tcMar>
-            <w:tcBorders>
-              <w:top w:val="single" w:sz="4" w:space="0" w:color="CCCCCC"/>
-              <w:bottom w:val="single" w:sz="4" w:space="0" w:color="CCCCCC"/>
-              <w:left w:val="single" w:sz="4" w:space="0" w:color="CCCCCC"/>
-              <w:right w:val="single" w:sz="4" w:space="0" w:color="CCCCCC"/>
-            </w:tcBorders>
-          </w:tcPr>
-          <w:p>
-            <w:pPr>
-              <w:spacing w:before="60" w:after="60" w:line="252" w:lineRule="auto"/>
-              <w:jc w:val="left"/>
-            </w:pPr>
-            <w:r/>
-            <w:r>
-              <w:rPr>
-                <w:b/>
-              </w:rPr>
-              <w:t>Thu 22/10</w:t>
-            </w:r>
-          </w:p>
-        </w:tc>
-        <w:tc>
-          <w:tcPr>
-            <w:tcW w:type="dxa" w:w="864"/>
-            <w:shd w:fill="F8FAFC"/>
-            <w:tcMar>
-              <w:top w:w="100" w:type="dxa"/>
-              <w:bottom w:w="100" w:type="dxa"/>
-              <w:left w:w="120" w:type="dxa"/>
-              <w:right w:w="120" w:type="dxa"/>
-            </w:tcMar>
-            <w:tcBorders>
-              <w:top w:val="single" w:sz="4" w:space="0" w:color="CCCCCC"/>
-              <w:bottom w:val="single" w:sz="4" w:space="0" w:color="CCCCCC"/>
-              <w:left w:val="single" w:sz="4" w:space="0" w:color="CCCCCC"/>
-              <w:right w:val="single" w:sz="4" w:space="0" w:color="CCCCCC"/>
-            </w:tcBorders>
-          </w:tcPr>
-          <w:p>
-            <w:pPr>
-              <w:spacing w:before="60" w:after="60" w:line="252" w:lineRule="auto"/>
-              <w:jc w:val="left"/>
-            </w:pPr>
-            <w:r/>
-            <w:r>
-              <w:t>Asia 07-11</w:t>
-            </w:r>
-          </w:p>
-        </w:tc>
-        <w:tc>
-          <w:tcPr>
-            <w:tcW w:type="dxa" w:w="1440"/>
-            <w:shd w:fill="F8FAFC"/>
-            <w:tcMar>
-              <w:top w:w="100" w:type="dxa"/>
-              <w:bottom w:w="100" w:type="dxa"/>
-              <w:left w:w="120" w:type="dxa"/>
-              <w:right w:w="120" w:type="dxa"/>
-            </w:tcMar>
-            <w:tcBorders>
-              <w:top w:val="single" w:sz="4" w:space="0" w:color="CCCCCC"/>
-              <w:bottom w:val="single" w:sz="4" w:space="0" w:color="CCCCCC"/>
-              <w:left w:val="single" w:sz="4" w:space="0" w:color="CCCCCC"/>
-              <w:right w:val="single" w:sz="4" w:space="0" w:color="CCCCCC"/>
-            </w:tcBorders>
-          </w:tcPr>
-          <w:p>
-            <w:pPr>
-              <w:spacing w:before="60" w:after="60" w:line="252" w:lineRule="auto"/>
-              <w:jc w:val="left"/>
-            </w:pPr>
-            <w:r/>
-            <w:r>
-              <w:t>470.00</w:t>
-            </w:r>
-          </w:p>
-        </w:tc>
-        <w:tc>
-          <w:tcPr>
-            <w:tcW w:type="dxa" w:w="2016"/>
-            <w:shd w:fill="F8FAFC"/>
-            <w:tcMar>
-              <w:top w:w="100" w:type="dxa"/>
-              <w:bottom w:w="100" w:type="dxa"/>
-              <w:left w:w="120" w:type="dxa"/>
-              <w:right w:w="120" w:type="dxa"/>
-            </w:tcMar>
-            <w:tcBorders>
-              <w:top w:val="single" w:sz="4" w:space="0" w:color="CCCCCC"/>
-              <w:bottom w:val="single" w:sz="4" w:space="0" w:color="CCCCCC"/>
-              <w:left w:val="single" w:sz="4" w:space="0" w:color="CCCCCC"/>
-              <w:right w:val="single" w:sz="4" w:space="0" w:color="CCCCCC"/>
-            </w:tcBorders>
-          </w:tcPr>
-          <w:p>
-            <w:pPr>
-              <w:spacing w:before="60" w:after="60" w:line="252" w:lineRule="auto"/>
-              <w:jc w:val="left"/>
-            </w:pPr>
-            <w:r/>
-            <w:r>
-              <w:t>472.25</w:t>
-            </w:r>
-          </w:p>
-        </w:tc>
-        <w:tc>
-          <w:tcPr>
-            <w:tcW w:type="dxa" w:w="1152"/>
-            <w:shd w:fill="F8FAFC"/>
-            <w:tcMar>
-              <w:top w:w="100" w:type="dxa"/>
-              <w:bottom w:w="100" w:type="dxa"/>
-              <w:left w:w="120" w:type="dxa"/>
-              <w:right w:w="120" w:type="dxa"/>
-            </w:tcMar>
-            <w:tcBorders>
-              <w:top w:val="single" w:sz="4" w:space="0" w:color="CCCCCC"/>
-              <w:bottom w:val="single" w:sz="4" w:space="0" w:color="CCCCCC"/>
-              <w:left w:val="single" w:sz="4" w:space="0" w:color="CCCCCC"/>
-              <w:right w:val="single" w:sz="4" w:space="0" w:color="CCCCCC"/>
-            </w:tcBorders>
-          </w:tcPr>
-          <w:p>
-            <w:pPr>
-              <w:spacing w:before="60" w:after="60" w:line="252" w:lineRule="auto"/>
-              <w:jc w:val="left"/>
-            </w:pPr>
-            <w:r/>
-            <w:r>
-              <w:t>467.25</w:t>
-            </w:r>
-          </w:p>
-        </w:tc>
-        <w:tc>
-          <w:tcPr>
-            <w:tcW w:type="dxa" w:w="1728"/>
-            <w:shd w:fill="F8FAFC"/>
-            <w:tcMar>
-              <w:top w:w="100" w:type="dxa"/>
-              <w:bottom w:w="100" w:type="dxa"/>
-              <w:left w:w="120" w:type="dxa"/>
-              <w:right w:w="120" w:type="dxa"/>
-            </w:tcMar>
-            <w:tcBorders>
-              <w:top w:val="single" w:sz="4" w:space="0" w:color="CCCCCC"/>
-              <w:bottom w:val="single" w:sz="4" w:space="0" w:color="CCCCCC"/>
-              <w:left w:val="single" w:sz="4" w:space="0" w:color="CCCCCC"/>
-              <w:right w:val="single" w:sz="4" w:space="0" w:color="CCCCCC"/>
-            </w:tcBorders>
-          </w:tcPr>
-          <w:p>
-            <w:pPr>
-              <w:spacing w:before="60" w:after="60" w:line="252" w:lineRule="auto"/>
-              <w:jc w:val="left"/>
-            </w:pPr>
-            <w:r/>
-            <w:r>
-              <w:rPr>
-                <w:b/>
-              </w:rPr>
-              <w:t>469.75</w:t>
-            </w:r>
-          </w:p>
-        </w:tc>
-        <w:tc>
-          <w:tcPr>
-            <w:tcW w:type="dxa" w:w="3456"/>
-            <w:shd w:fill="F8FAFC"/>
-            <w:tcMar>
-              <w:top w:w="100" w:type="dxa"/>
-              <w:bottom w:w="100" w:type="dxa"/>
-              <w:left w:w="120" w:type="dxa"/>
-              <w:right w:w="120" w:type="dxa"/>
-            </w:tcMar>
-            <w:tcBorders>
-              <w:top w:val="single" w:sz="4" w:space="0" w:color="CCCCCC"/>
-              <w:bottom w:val="single" w:sz="4" w:space="0" w:color="CCCCCC"/>
-              <w:left w:val="single" w:sz="4" w:space="0" w:color="CCCCCC"/>
-              <w:right w:val="single" w:sz="4" w:space="0" w:color="CCCCCC"/>
-            </w:tcBorders>
-          </w:tcPr>
-          <w:p>
-            <w:pPr>
-              <w:spacing w:before="60" w:after="60" w:line="252" w:lineRule="auto"/>
-              <w:jc w:val="left"/>
-            </w:pPr>
-            <w:r/>
-            <w:r>
-              <w:rPr>
-                <w:b/>
-              </w:rPr>
-              <w:t>-0.25</w:t>
-            </w:r>
-          </w:p>
-        </w:tc>
-        <w:tc>
-          <w:tcPr>
-            <w:tcW w:type="dxa" w:w="1440"/>
-            <w:shd w:fill="F8FAFC"/>
-            <w:tcMar>
-              <w:top w:w="100" w:type="dxa"/>
-              <w:bottom w:w="100" w:type="dxa"/>
-              <w:left w:w="120" w:type="dxa"/>
-              <w:right w:w="120" w:type="dxa"/>
-            </w:tcMar>
-            <w:tcBorders>
-              <w:top w:val="single" w:sz="4" w:space="0" w:color="CCCCCC"/>
-              <w:bottom w:val="single" w:sz="4" w:space="0" w:color="CCCCCC"/>
-              <w:left w:val="single" w:sz="4" w:space="0" w:color="CCCCCC"/>
-              <w:right w:val="single" w:sz="4" w:space="0" w:color="CCCCCC"/>
-            </w:tcBorders>
-          </w:tcPr>
-          <w:p>
-            <w:pPr>
-              <w:spacing w:before="60" w:after="60" w:line="252" w:lineRule="auto"/>
-              <w:jc w:val="left"/>
-            </w:pPr>
-            <w:r/>
-            <w:r>
-              <w:t>BEAR</w:t>
-            </w:r>
-          </w:p>
-        </w:tc>
-      </w:tr>
-      <w:tr>
-        <w:tc>
-          <w:tcPr>
-            <w:tcW w:type="dxa" w:w="1584"/>
-            <w:shd w:fill="FFFFFF"/>
-            <w:tcMar>
-              <w:top w:w="100" w:type="dxa"/>
-              <w:bottom w:w="100" w:type="dxa"/>
-              <w:left w:w="120" w:type="dxa"/>
-              <w:right w:w="120" w:type="dxa"/>
-            </w:tcMar>
-            <w:tcBorders>
-              <w:top w:val="single" w:sz="4" w:space="0" w:color="CCCCCC"/>
-              <w:bottom w:val="single" w:sz="4" w:space="0" w:color="CCCCCC"/>
-              <w:left w:val="single" w:sz="4" w:space="0" w:color="CCCCCC"/>
-              <w:right w:val="single" w:sz="4" w:space="0" w:color="CCCCCC"/>
-            </w:tcBorders>
-          </w:tcPr>
-          <w:p>
-            <w:pPr>
-              <w:spacing w:before="60" w:after="60" w:line="252" w:lineRule="auto"/>
-              <w:jc w:val="left"/>
-            </w:pPr>
-            <w:r/>
-            <w:r>
-              <w:rPr>
-                <w:b/>
-              </w:rPr>
-              <w:t>Thu 22/10</w:t>
-            </w:r>
-          </w:p>
-        </w:tc>
-        <w:tc>
-          <w:tcPr>
-            <w:tcW w:type="dxa" w:w="864"/>
-            <w:shd w:fill="FFFFFF"/>
-            <w:tcMar>
-              <w:top w:w="100" w:type="dxa"/>
-              <w:bottom w:w="100" w:type="dxa"/>
-              <w:left w:w="120" w:type="dxa"/>
-              <w:right w:w="120" w:type="dxa"/>
-            </w:tcMar>
-            <w:tcBorders>
-              <w:top w:val="single" w:sz="4" w:space="0" w:color="CCCCCC"/>
-              <w:bottom w:val="single" w:sz="4" w:space="0" w:color="CCCCCC"/>
-              <w:left w:val="single" w:sz="4" w:space="0" w:color="CCCCCC"/>
-              <w:right w:val="single" w:sz="4" w:space="0" w:color="CCCCCC"/>
-            </w:tcBorders>
-          </w:tcPr>
-          <w:p>
-            <w:pPr>
-              <w:spacing w:before="60" w:after="60" w:line="252" w:lineRule="auto"/>
-              <w:jc w:val="left"/>
-            </w:pPr>
-            <w:r/>
-            <w:r>
-              <w:t>Asia 11-15</w:t>
-            </w:r>
-          </w:p>
-        </w:tc>
-        <w:tc>
-          <w:tcPr>
-            <w:tcW w:type="dxa" w:w="1440"/>
-            <w:shd w:fill="FFFFFF"/>
-            <w:tcMar>
-              <w:top w:w="100" w:type="dxa"/>
-              <w:bottom w:w="100" w:type="dxa"/>
-              <w:left w:w="120" w:type="dxa"/>
-              <w:right w:w="120" w:type="dxa"/>
-            </w:tcMar>
-            <w:tcBorders>
-              <w:top w:val="single" w:sz="4" w:space="0" w:color="CCCCCC"/>
-              <w:bottom w:val="single" w:sz="4" w:space="0" w:color="CCCCCC"/>
-              <w:left w:val="single" w:sz="4" w:space="0" w:color="CCCCCC"/>
-              <w:right w:val="single" w:sz="4" w:space="0" w:color="CCCCCC"/>
-            </w:tcBorders>
-          </w:tcPr>
-          <w:p>
-            <w:pPr>
-              <w:spacing w:before="60" w:after="60" w:line="252" w:lineRule="auto"/>
-              <w:jc w:val="left"/>
-            </w:pPr>
-            <w:r/>
-            <w:r>
-              <w:t>469.75</w:t>
-            </w:r>
-          </w:p>
-        </w:tc>
-        <w:tc>
-          <w:tcPr>
-            <w:tcW w:type="dxa" w:w="2016"/>
-            <w:shd w:fill="FFFFFF"/>
-            <w:tcMar>
-              <w:top w:w="100" w:type="dxa"/>
-              <w:bottom w:w="100" w:type="dxa"/>
-              <w:left w:w="120" w:type="dxa"/>
-              <w:right w:w="120" w:type="dxa"/>
-            </w:tcMar>
-            <w:tcBorders>
-              <w:top w:val="single" w:sz="4" w:space="0" w:color="CCCCCC"/>
-              <w:bottom w:val="single" w:sz="4" w:space="0" w:color="CCCCCC"/>
-              <w:left w:val="single" w:sz="4" w:space="0" w:color="CCCCCC"/>
-              <w:right w:val="single" w:sz="4" w:space="0" w:color="CCCCCC"/>
-            </w:tcBorders>
-          </w:tcPr>
-          <w:p>
-            <w:pPr>
-              <w:spacing w:before="60" w:after="60" w:line="252" w:lineRule="auto"/>
-              <w:jc w:val="left"/>
-            </w:pPr>
-            <w:r/>
-            <w:r>
-              <w:t>471.75</w:t>
-            </w:r>
-          </w:p>
-        </w:tc>
-        <w:tc>
-          <w:tcPr>
-            <w:tcW w:type="dxa" w:w="1152"/>
-            <w:shd w:fill="FFFFFF"/>
-            <w:tcMar>
-              <w:top w:w="100" w:type="dxa"/>
-              <w:bottom w:w="100" w:type="dxa"/>
-              <w:left w:w="120" w:type="dxa"/>
-              <w:right w:w="120" w:type="dxa"/>
-            </w:tcMar>
-            <w:tcBorders>
-              <w:top w:val="single" w:sz="4" w:space="0" w:color="CCCCCC"/>
-              <w:bottom w:val="single" w:sz="4" w:space="0" w:color="CCCCCC"/>
-              <w:left w:val="single" w:sz="4" w:space="0" w:color="CCCCCC"/>
-              <w:right w:val="single" w:sz="4" w:space="0" w:color="CCCCCC"/>
-            </w:tcBorders>
-          </w:tcPr>
-          <w:p>
-            <w:pPr>
-              <w:spacing w:before="60" w:after="60" w:line="252" w:lineRule="auto"/>
-              <w:jc w:val="left"/>
-            </w:pPr>
-            <w:r/>
-            <w:r>
-              <w:t>465.25</w:t>
-            </w:r>
-          </w:p>
-        </w:tc>
-        <w:tc>
-          <w:tcPr>
-            <w:tcW w:type="dxa" w:w="1728"/>
-            <w:shd w:fill="FFFFFF"/>
-            <w:tcMar>
-              <w:top w:w="100" w:type="dxa"/>
-              <w:bottom w:w="100" w:type="dxa"/>
-              <w:left w:w="120" w:type="dxa"/>
-              <w:right w:w="120" w:type="dxa"/>
-            </w:tcMar>
-            <w:tcBorders>
-              <w:top w:val="single" w:sz="4" w:space="0" w:color="CCCCCC"/>
-              <w:bottom w:val="single" w:sz="4" w:space="0" w:color="CCCCCC"/>
-              <w:left w:val="single" w:sz="4" w:space="0" w:color="CCCCCC"/>
-              <w:right w:val="single" w:sz="4" w:space="0" w:color="CCCCCC"/>
-            </w:tcBorders>
-          </w:tcPr>
-          <w:p>
-            <w:pPr>
-              <w:spacing w:before="60" w:after="60" w:line="252" w:lineRule="auto"/>
-              <w:jc w:val="left"/>
-            </w:pPr>
-            <w:r/>
-            <w:r>
-              <w:rPr>
-                <w:b/>
-              </w:rPr>
-              <w:t>470.00</w:t>
-            </w:r>
-          </w:p>
-        </w:tc>
-        <w:tc>
-          <w:tcPr>
-            <w:tcW w:type="dxa" w:w="3456"/>
-            <w:shd w:fill="FFFFFF"/>
-            <w:tcMar>
-              <w:top w:w="100" w:type="dxa"/>
-              <w:bottom w:w="100" w:type="dxa"/>
-              <w:left w:w="120" w:type="dxa"/>
-              <w:right w:w="120" w:type="dxa"/>
-            </w:tcMar>
-            <w:tcBorders>
-              <w:top w:val="single" w:sz="4" w:space="0" w:color="CCCCCC"/>
-              <w:bottom w:val="single" w:sz="4" w:space="0" w:color="CCCCCC"/>
-              <w:left w:val="single" w:sz="4" w:space="0" w:color="CCCCCC"/>
-              <w:right w:val="single" w:sz="4" w:space="0" w:color="CCCCCC"/>
-            </w:tcBorders>
-          </w:tcPr>
-          <w:p>
-            <w:pPr>
-              <w:spacing w:before="60" w:after="60" w:line="252" w:lineRule="auto"/>
-              <w:jc w:val="left"/>
-            </w:pPr>
-            <w:r/>
-            <w:r>
-              <w:rPr>
-                <w:b/>
-              </w:rPr>
-              <w:t>+0.25</w:t>
-            </w:r>
-          </w:p>
-        </w:tc>
-        <w:tc>
-          <w:tcPr>
-            <w:tcW w:type="dxa" w:w="1440"/>
-            <w:shd w:fill="FFFFFF"/>
-            <w:tcMar>
-              <w:top w:w="100" w:type="dxa"/>
-              <w:bottom w:w="100" w:type="dxa"/>
-              <w:left w:w="120" w:type="dxa"/>
-              <w:right w:w="120" w:type="dxa"/>
-            </w:tcMar>
-            <w:tcBorders>
-              <w:top w:val="single" w:sz="4" w:space="0" w:color="CCCCCC"/>
-              <w:bottom w:val="single" w:sz="4" w:space="0" w:color="CCCCCC"/>
-              <w:left w:val="single" w:sz="4" w:space="0" w:color="CCCCCC"/>
-              <w:right w:val="single" w:sz="4" w:space="0" w:color="CCCCCC"/>
-            </w:tcBorders>
-          </w:tcPr>
-          <w:p>
-            <w:pPr>
-              <w:spacing w:before="60" w:after="60" w:line="252" w:lineRule="auto"/>
-              <w:jc w:val="left"/>
-            </w:pPr>
-            <w:r/>
-            <w:r>
-              <w:t>BULL</w:t>
-            </w:r>
-          </w:p>
-        </w:tc>
-      </w:tr>
-      <w:tr>
-        <w:tc>
-          <w:tcPr>
-            <w:tcW w:type="dxa" w:w="1584"/>
-            <w:shd w:fill="F8FAFC"/>
-            <w:tcMar>
-              <w:top w:w="100" w:type="dxa"/>
-              <w:bottom w:w="100" w:type="dxa"/>
-              <w:left w:w="120" w:type="dxa"/>
-              <w:right w:w="120" w:type="dxa"/>
-            </w:tcMar>
-            <w:tcBorders>
-              <w:top w:val="single" w:sz="4" w:space="0" w:color="CCCCCC"/>
-              <w:bottom w:val="single" w:sz="4" w:space="0" w:color="CCCCCC"/>
-              <w:left w:val="single" w:sz="4" w:space="0" w:color="CCCCCC"/>
-              <w:right w:val="single" w:sz="4" w:space="0" w:color="CCCCCC"/>
-            </w:tcBorders>
-          </w:tcPr>
-          <w:p>
-            <w:pPr>
-              <w:spacing w:before="60" w:after="60" w:line="252" w:lineRule="auto"/>
-              <w:jc w:val="left"/>
-            </w:pPr>
-            <w:r/>
-            <w:r>
-              <w:rPr>
-                <w:b/>
-              </w:rPr>
-              <w:t>Thu 22/10</w:t>
-            </w:r>
-          </w:p>
-        </w:tc>
-        <w:tc>
-          <w:tcPr>
-            <w:tcW w:type="dxa" w:w="864"/>
-            <w:shd w:fill="F8FAFC"/>
-            <w:tcMar>
-              <w:top w:w="100" w:type="dxa"/>
-              <w:bottom w:w="100" w:type="dxa"/>
-              <w:left w:w="120" w:type="dxa"/>
-              <w:right w:w="120" w:type="dxa"/>
-            </w:tcMar>
-            <w:tcBorders>
-              <w:top w:val="single" w:sz="4" w:space="0" w:color="CCCCCC"/>
-              <w:bottom w:val="single" w:sz="4" w:space="0" w:color="CCCCCC"/>
-              <w:left w:val="single" w:sz="4" w:space="0" w:color="CCCCCC"/>
-              <w:right w:val="single" w:sz="4" w:space="0" w:color="CCCCCC"/>
-            </w:tcBorders>
-          </w:tcPr>
-          <w:p>
-            <w:pPr>
-              <w:spacing w:before="60" w:after="60" w:line="252" w:lineRule="auto"/>
-              <w:jc w:val="left"/>
-            </w:pPr>
-            <w:r/>
-            <w:r>
-              <w:t>London 15-19</w:t>
-            </w:r>
-          </w:p>
-        </w:tc>
-        <w:tc>
-          <w:tcPr>
-            <w:tcW w:type="dxa" w:w="1440"/>
-            <w:shd w:fill="F8FAFC"/>
-            <w:tcMar>
-              <w:top w:w="100" w:type="dxa"/>
-              <w:bottom w:w="100" w:type="dxa"/>
-              <w:left w:w="120" w:type="dxa"/>
-              <w:right w:w="120" w:type="dxa"/>
-            </w:tcMar>
-            <w:tcBorders>
-              <w:top w:val="single" w:sz="4" w:space="0" w:color="CCCCCC"/>
-              <w:bottom w:val="single" w:sz="4" w:space="0" w:color="CCCCCC"/>
-              <w:left w:val="single" w:sz="4" w:space="0" w:color="CCCCCC"/>
-              <w:right w:val="single" w:sz="4" w:space="0" w:color="CCCCCC"/>
-            </w:tcBorders>
-          </w:tcPr>
-          <w:p>
-            <w:pPr>
-              <w:spacing w:before="60" w:after="60" w:line="252" w:lineRule="auto"/>
-              <w:jc w:val="left"/>
-            </w:pPr>
-            <w:r/>
-            <w:r>
-              <w:t>470.00</w:t>
-            </w:r>
-          </w:p>
-        </w:tc>
-        <w:tc>
-          <w:tcPr>
-            <w:tcW w:type="dxa" w:w="2016"/>
-            <w:shd w:fill="F8FAFC"/>
-            <w:tcMar>
-              <w:top w:w="100" w:type="dxa"/>
-              <w:bottom w:w="100" w:type="dxa"/>
-              <w:left w:w="120" w:type="dxa"/>
-              <w:right w:w="120" w:type="dxa"/>
-            </w:tcMar>
-            <w:tcBorders>
-              <w:top w:val="single" w:sz="4" w:space="0" w:color="CCCCCC"/>
-              <w:bottom w:val="single" w:sz="4" w:space="0" w:color="CCCCCC"/>
-              <w:left w:val="single" w:sz="4" w:space="0" w:color="CCCCCC"/>
-              <w:right w:val="single" w:sz="4" w:space="0" w:color="CCCCCC"/>
-            </w:tcBorders>
-          </w:tcPr>
-          <w:p>
-            <w:pPr>
-              <w:spacing w:before="60" w:after="60" w:line="252" w:lineRule="auto"/>
-              <w:jc w:val="left"/>
-            </w:pPr>
-            <w:r/>
-            <w:r>
-              <w:t>473.75</w:t>
-            </w:r>
-          </w:p>
-        </w:tc>
-        <w:tc>
-          <w:tcPr>
-            <w:tcW w:type="dxa" w:w="1152"/>
-            <w:shd w:fill="F8FAFC"/>
-            <w:tcMar>
-              <w:top w:w="100" w:type="dxa"/>
-              <w:bottom w:w="100" w:type="dxa"/>
-              <w:left w:w="120" w:type="dxa"/>
-              <w:right w:w="120" w:type="dxa"/>
-            </w:tcMar>
-            <w:tcBorders>
-              <w:top w:val="single" w:sz="4" w:space="0" w:color="CCCCCC"/>
-              <w:bottom w:val="single" w:sz="4" w:space="0" w:color="CCCCCC"/>
-              <w:left w:val="single" w:sz="4" w:space="0" w:color="CCCCCC"/>
-              <w:right w:val="single" w:sz="4" w:space="0" w:color="CCCCCC"/>
-            </w:tcBorders>
-          </w:tcPr>
-          <w:p>
-            <w:pPr>
-              <w:spacing w:before="60" w:after="60" w:line="252" w:lineRule="auto"/>
-              <w:jc w:val="left"/>
-            </w:pPr>
-            <w:r/>
-            <w:r>
-              <w:t>467.25</w:t>
-            </w:r>
-          </w:p>
-        </w:tc>
-        <w:tc>
-          <w:tcPr>
-            <w:tcW w:type="dxa" w:w="1728"/>
-            <w:shd w:fill="F8FAFC"/>
-            <w:tcMar>
-              <w:top w:w="100" w:type="dxa"/>
-              <w:bottom w:w="100" w:type="dxa"/>
-              <w:left w:w="120" w:type="dxa"/>
-              <w:right w:w="120" w:type="dxa"/>
-            </w:tcMar>
-            <w:tcBorders>
-              <w:top w:val="single" w:sz="4" w:space="0" w:color="CCCCCC"/>
-              <w:bottom w:val="single" w:sz="4" w:space="0" w:color="CCCCCC"/>
-              <w:left w:val="single" w:sz="4" w:space="0" w:color="CCCCCC"/>
-              <w:right w:val="single" w:sz="4" w:space="0" w:color="CCCCCC"/>
-            </w:tcBorders>
-          </w:tcPr>
-          <w:p>
-            <w:pPr>
-              <w:spacing w:before="60" w:after="60" w:line="252" w:lineRule="auto"/>
-              <w:jc w:val="left"/>
-            </w:pPr>
-            <w:r/>
-            <w:r>
-              <w:rPr>
-                <w:b/>
-              </w:rPr>
-              <w:t>470.50</w:t>
-            </w:r>
-          </w:p>
-        </w:tc>
-        <w:tc>
-          <w:tcPr>
-            <w:tcW w:type="dxa" w:w="3456"/>
-            <w:shd w:fill="F8FAFC"/>
-            <w:tcMar>
-              <w:top w:w="100" w:type="dxa"/>
-              <w:bottom w:w="100" w:type="dxa"/>
-              <w:left w:w="120" w:type="dxa"/>
-              <w:right w:w="120" w:type="dxa"/>
-            </w:tcMar>
-            <w:tcBorders>
-              <w:top w:val="single" w:sz="4" w:space="0" w:color="CCCCCC"/>
-              <w:bottom w:val="single" w:sz="4" w:space="0" w:color="CCCCCC"/>
-              <w:left w:val="single" w:sz="4" w:space="0" w:color="CCCCCC"/>
-              <w:right w:val="single" w:sz="4" w:space="0" w:color="CCCCCC"/>
-            </w:tcBorders>
-          </w:tcPr>
-          <w:p>
-            <w:pPr>
-              <w:spacing w:before="60" w:after="60" w:line="252" w:lineRule="auto"/>
-              <w:jc w:val="left"/>
-            </w:pPr>
-            <w:r/>
-            <w:r>
-              <w:rPr>
-                <w:b/>
-              </w:rPr>
-              <w:t>+0.50</w:t>
-            </w:r>
-          </w:p>
-        </w:tc>
-        <w:tc>
-          <w:tcPr>
-            <w:tcW w:type="dxa" w:w="1440"/>
-            <w:shd w:fill="F8FAFC"/>
-            <w:tcMar>
-              <w:top w:w="100" w:type="dxa"/>
-              <w:bottom w:w="100" w:type="dxa"/>
-              <w:left w:w="120" w:type="dxa"/>
-              <w:right w:w="120" w:type="dxa"/>
-            </w:tcMar>
-            <w:tcBorders>
-              <w:top w:val="single" w:sz="4" w:space="0" w:color="CCCCCC"/>
-              <w:bottom w:val="single" w:sz="4" w:space="0" w:color="CCCCCC"/>
-              <w:left w:val="single" w:sz="4" w:space="0" w:color="CCCCCC"/>
-              <w:right w:val="single" w:sz="4" w:space="0" w:color="CCCCCC"/>
-            </w:tcBorders>
-          </w:tcPr>
-          <w:p>
-            <w:pPr>
-              <w:spacing w:before="60" w:after="60" w:line="252" w:lineRule="auto"/>
-              <w:jc w:val="left"/>
-            </w:pPr>
-            <w:r/>
-            <w:r>
-              <w:t>BULL</w:t>
-            </w:r>
-          </w:p>
-        </w:tc>
-      </w:tr>
-      <w:tr>
-        <w:tc>
-          <w:tcPr>
-            <w:tcW w:type="dxa" w:w="1584"/>
-            <w:shd w:fill="FFFFFF"/>
-            <w:tcMar>
-              <w:top w:w="100" w:type="dxa"/>
-              <w:bottom w:w="100" w:type="dxa"/>
-              <w:left w:w="120" w:type="dxa"/>
-              <w:right w:w="120" w:type="dxa"/>
-            </w:tcMar>
-            <w:tcBorders>
-              <w:top w:val="single" w:sz="4" w:space="0" w:color="CCCCCC"/>
-              <w:bottom w:val="single" w:sz="4" w:space="0" w:color="CCCCCC"/>
-              <w:left w:val="single" w:sz="4" w:space="0" w:color="CCCCCC"/>
-              <w:right w:val="single" w:sz="4" w:space="0" w:color="CCCCCC"/>
-            </w:tcBorders>
-          </w:tcPr>
-          <w:p>
-            <w:pPr>
-              <w:spacing w:before="60" w:after="60" w:line="252" w:lineRule="auto"/>
-              <w:jc w:val="left"/>
-            </w:pPr>
-            <w:r/>
-            <w:r>
-              <w:rPr>
-                <w:b/>
-              </w:rPr>
-              <w:t>Thu 22/10</w:t>
-            </w:r>
-          </w:p>
-        </w:tc>
-        <w:tc>
-          <w:tcPr>
-            <w:tcW w:type="dxa" w:w="864"/>
-            <w:shd w:fill="FFFFFF"/>
-            <w:tcMar>
-              <w:top w:w="100" w:type="dxa"/>
-              <w:bottom w:w="100" w:type="dxa"/>
-              <w:left w:w="120" w:type="dxa"/>
-              <w:right w:w="120" w:type="dxa"/>
-            </w:tcMar>
-            <w:tcBorders>
-              <w:top w:val="single" w:sz="4" w:space="0" w:color="CCCCCC"/>
-              <w:bottom w:val="single" w:sz="4" w:space="0" w:color="CCCCCC"/>
-              <w:left w:val="single" w:sz="4" w:space="0" w:color="CCCCCC"/>
-              <w:right w:val="single" w:sz="4" w:space="0" w:color="CCCCCC"/>
-            </w:tcBorders>
-          </w:tcPr>
-          <w:p>
-            <w:pPr>
-              <w:spacing w:before="60" w:after="60" w:line="252" w:lineRule="auto"/>
-              <w:jc w:val="left"/>
-            </w:pPr>
-            <w:r/>
-            <w:r>
-              <w:t>Pre-NY 19-21</w:t>
-            </w:r>
-          </w:p>
-        </w:tc>
-        <w:tc>
-          <w:tcPr>
-            <w:tcW w:type="dxa" w:w="1440"/>
-            <w:shd w:fill="FFFFFF"/>
-            <w:tcMar>
-              <w:top w:w="100" w:type="dxa"/>
-              <w:bottom w:w="100" w:type="dxa"/>
-              <w:left w:w="120" w:type="dxa"/>
-              <w:right w:w="120" w:type="dxa"/>
-            </w:tcMar>
-            <w:tcBorders>
-              <w:top w:val="single" w:sz="4" w:space="0" w:color="CCCCCC"/>
-              <w:bottom w:val="single" w:sz="4" w:space="0" w:color="CCCCCC"/>
-              <w:left w:val="single" w:sz="4" w:space="0" w:color="CCCCCC"/>
-              <w:right w:val="single" w:sz="4" w:space="0" w:color="CCCCCC"/>
-            </w:tcBorders>
-          </w:tcPr>
-          <w:p>
-            <w:pPr>
-              <w:spacing w:before="60" w:after="60" w:line="252" w:lineRule="auto"/>
-              <w:jc w:val="left"/>
-            </w:pPr>
-            <w:r/>
-            <w:r>
-              <w:t>470.50</w:t>
-            </w:r>
-          </w:p>
-        </w:tc>
-        <w:tc>
-          <w:tcPr>
-            <w:tcW w:type="dxa" w:w="2016"/>
-            <w:shd w:fill="FFFFFF"/>
-            <w:tcMar>
-              <w:top w:w="100" w:type="dxa"/>
-              <w:bottom w:w="100" w:type="dxa"/>
-              <w:left w:w="120" w:type="dxa"/>
-              <w:right w:w="120" w:type="dxa"/>
-            </w:tcMar>
-            <w:tcBorders>
-              <w:top w:val="single" w:sz="4" w:space="0" w:color="CCCCCC"/>
-              <w:bottom w:val="single" w:sz="4" w:space="0" w:color="CCCCCC"/>
-              <w:left w:val="single" w:sz="4" w:space="0" w:color="CCCCCC"/>
-              <w:right w:val="single" w:sz="4" w:space="0" w:color="CCCCCC"/>
-            </w:tcBorders>
-          </w:tcPr>
-          <w:p>
-            <w:pPr>
-              <w:spacing w:before="60" w:after="60" w:line="252" w:lineRule="auto"/>
-              <w:jc w:val="left"/>
-            </w:pPr>
-            <w:r/>
-            <w:r>
-              <w:t>473.50</w:t>
-            </w:r>
-          </w:p>
-        </w:tc>
-        <w:tc>
-          <w:tcPr>
-            <w:tcW w:type="dxa" w:w="1152"/>
-            <w:shd w:fill="FFFFFF"/>
-            <w:tcMar>
-              <w:top w:w="100" w:type="dxa"/>
-              <w:bottom w:w="100" w:type="dxa"/>
-              <w:left w:w="120" w:type="dxa"/>
-              <w:right w:w="120" w:type="dxa"/>
-            </w:tcMar>
-            <w:tcBorders>
-              <w:top w:val="single" w:sz="4" w:space="0" w:color="CCCCCC"/>
-              <w:bottom w:val="single" w:sz="4" w:space="0" w:color="CCCCCC"/>
-              <w:left w:val="single" w:sz="4" w:space="0" w:color="CCCCCC"/>
-              <w:right w:val="single" w:sz="4" w:space="0" w:color="CCCCCC"/>
-            </w:tcBorders>
-          </w:tcPr>
-          <w:p>
-            <w:pPr>
-              <w:spacing w:before="60" w:after="60" w:line="252" w:lineRule="auto"/>
-              <w:jc w:val="left"/>
-            </w:pPr>
-            <w:r/>
-            <w:r>
-              <w:t>466.00</w:t>
-            </w:r>
-          </w:p>
-        </w:tc>
-        <w:tc>
-          <w:tcPr>
-            <w:tcW w:type="dxa" w:w="1728"/>
-            <w:shd w:fill="FFFFFF"/>
-            <w:tcMar>
-              <w:top w:w="100" w:type="dxa"/>
-              <w:bottom w:w="100" w:type="dxa"/>
-              <w:left w:w="120" w:type="dxa"/>
-              <w:right w:w="120" w:type="dxa"/>
-            </w:tcMar>
-            <w:tcBorders>
-              <w:top w:val="single" w:sz="4" w:space="0" w:color="CCCCCC"/>
-              <w:bottom w:val="single" w:sz="4" w:space="0" w:color="CCCCCC"/>
-              <w:left w:val="single" w:sz="4" w:space="0" w:color="CCCCCC"/>
-              <w:right w:val="single" w:sz="4" w:space="0" w:color="CCCCCC"/>
-            </w:tcBorders>
-          </w:tcPr>
-          <w:p>
-            <w:pPr>
-              <w:spacing w:before="60" w:after="60" w:line="252" w:lineRule="auto"/>
-              <w:jc w:val="left"/>
-            </w:pPr>
-            <w:r/>
-            <w:r>
-              <w:rPr>
-                <w:b/>
-              </w:rPr>
-              <w:t>470.75</w:t>
-            </w:r>
-          </w:p>
-        </w:tc>
-        <w:tc>
-          <w:tcPr>
-            <w:tcW w:type="dxa" w:w="3456"/>
-            <w:shd w:fill="FFFFFF"/>
-            <w:tcMar>
-              <w:top w:w="100" w:type="dxa"/>
-              <w:bottom w:w="100" w:type="dxa"/>
-              <w:left w:w="120" w:type="dxa"/>
-              <w:right w:w="120" w:type="dxa"/>
-            </w:tcMar>
-            <w:tcBorders>
-              <w:top w:val="single" w:sz="4" w:space="0" w:color="CCCCCC"/>
-              <w:bottom w:val="single" w:sz="4" w:space="0" w:color="CCCCCC"/>
-              <w:left w:val="single" w:sz="4" w:space="0" w:color="CCCCCC"/>
-              <w:right w:val="single" w:sz="4" w:space="0" w:color="CCCCCC"/>
-            </w:tcBorders>
-          </w:tcPr>
-          <w:p>
-            <w:pPr>
-              <w:spacing w:before="60" w:after="60" w:line="252" w:lineRule="auto"/>
-              <w:jc w:val="left"/>
-            </w:pPr>
-            <w:r/>
-            <w:r>
-              <w:rPr>
-                <w:b/>
-              </w:rPr>
-              <w:t>+0.25</w:t>
-            </w:r>
-          </w:p>
-        </w:tc>
-        <w:tc>
-          <w:tcPr>
-            <w:tcW w:type="dxa" w:w="1440"/>
-            <w:shd w:fill="FFFFFF"/>
-            <w:tcMar>
-              <w:top w:w="100" w:type="dxa"/>
-              <w:bottom w:w="100" w:type="dxa"/>
-              <w:left w:w="120" w:type="dxa"/>
-              <w:right w:w="120" w:type="dxa"/>
-            </w:tcMar>
-            <w:tcBorders>
-              <w:top w:val="single" w:sz="4" w:space="0" w:color="CCCCCC"/>
-              <w:bottom w:val="single" w:sz="4" w:space="0" w:color="CCCCCC"/>
-              <w:left w:val="single" w:sz="4" w:space="0" w:color="CCCCCC"/>
-              <w:right w:val="single" w:sz="4" w:space="0" w:color="CCCCCC"/>
-            </w:tcBorders>
-          </w:tcPr>
-          <w:p>
-            <w:pPr>
-              <w:spacing w:before="60" w:after="60" w:line="252" w:lineRule="auto"/>
-              <w:jc w:val="left"/>
-            </w:pPr>
-            <w:r/>
-            <w:r>
-              <w:t>BULL</w:t>
-            </w:r>
-          </w:p>
-        </w:tc>
-      </w:tr>
-      <w:tr>
-        <w:tc>
-          <w:tcPr>
-            <w:tcW w:type="dxa" w:w="1584"/>
-            <w:shd w:fill="F8FAFC"/>
-            <w:tcMar>
-              <w:top w:w="100" w:type="dxa"/>
-              <w:bottom w:w="100" w:type="dxa"/>
-              <w:left w:w="120" w:type="dxa"/>
-              <w:right w:w="120" w:type="dxa"/>
-            </w:tcMar>
-            <w:tcBorders>
-              <w:top w:val="single" w:sz="4" w:space="0" w:color="CCCCCC"/>
-              <w:bottom w:val="single" w:sz="4" w:space="0" w:color="CCCCCC"/>
-              <w:left w:val="single" w:sz="4" w:space="0" w:color="CCCCCC"/>
-              <w:right w:val="single" w:sz="4" w:space="0" w:color="CCCCCC"/>
-            </w:tcBorders>
-          </w:tcPr>
-          <w:p>
-            <w:pPr>
-              <w:spacing w:before="60" w:after="60" w:line="252" w:lineRule="auto"/>
-              <w:jc w:val="left"/>
-            </w:pPr>
-            <w:r/>
-            <w:r>
-              <w:rPr>
-                <w:b/>
-              </w:rPr>
-              <w:t>Thu 22/10</w:t>
-            </w:r>
-          </w:p>
-        </w:tc>
-        <w:tc>
-          <w:tcPr>
-            <w:tcW w:type="dxa" w:w="864"/>
-            <w:shd w:fill="F8FAFC"/>
-            <w:tcMar>
-              <w:top w:w="100" w:type="dxa"/>
-              <w:bottom w:w="100" w:type="dxa"/>
-              <w:left w:w="120" w:type="dxa"/>
-              <w:right w:w="120" w:type="dxa"/>
-            </w:tcMar>
-            <w:tcBorders>
-              <w:top w:val="single" w:sz="4" w:space="0" w:color="CCCCCC"/>
-              <w:bottom w:val="single" w:sz="4" w:space="0" w:color="CCCCCC"/>
-              <w:left w:val="single" w:sz="4" w:space="0" w:color="CCCCCC"/>
-              <w:right w:val="single" w:sz="4" w:space="0" w:color="CCCCCC"/>
-            </w:tcBorders>
-          </w:tcPr>
-          <w:p>
-            <w:pPr>
-              <w:spacing w:before="60" w:after="60" w:line="252" w:lineRule="auto"/>
-              <w:jc w:val="left"/>
-            </w:pPr>
-            <w:r/>
-            <w:r>
-              <w:t>NY Open 21-23</w:t>
-            </w:r>
-          </w:p>
-        </w:tc>
-        <w:tc>
-          <w:tcPr>
-            <w:tcW w:type="dxa" w:w="1440"/>
-            <w:shd w:fill="F8FAFC"/>
-            <w:tcMar>
-              <w:top w:w="100" w:type="dxa"/>
-              <w:bottom w:w="100" w:type="dxa"/>
-              <w:left w:w="120" w:type="dxa"/>
-              <w:right w:w="120" w:type="dxa"/>
-            </w:tcMar>
-            <w:tcBorders>
-              <w:top w:val="single" w:sz="4" w:space="0" w:color="CCCCCC"/>
-              <w:bottom w:val="single" w:sz="4" w:space="0" w:color="CCCCCC"/>
-              <w:left w:val="single" w:sz="4" w:space="0" w:color="CCCCCC"/>
-              <w:right w:val="single" w:sz="4" w:space="0" w:color="CCCCCC"/>
-            </w:tcBorders>
-          </w:tcPr>
-          <w:p>
-            <w:pPr>
-              <w:spacing w:before="60" w:after="60" w:line="252" w:lineRule="auto"/>
-              <w:jc w:val="left"/>
-            </w:pPr>
-            <w:r/>
-            <w:r>
-              <w:t>470.75</w:t>
-            </w:r>
-          </w:p>
-        </w:tc>
-        <w:tc>
-          <w:tcPr>
-            <w:tcW w:type="dxa" w:w="2016"/>
-            <w:shd w:fill="F8FAFC"/>
-            <w:tcMar>
-              <w:top w:w="100" w:type="dxa"/>
-              <w:bottom w:w="100" w:type="dxa"/>
-              <w:left w:w="120" w:type="dxa"/>
-              <w:right w:w="120" w:type="dxa"/>
-            </w:tcMar>
-            <w:tcBorders>
-              <w:top w:val="single" w:sz="4" w:space="0" w:color="CCCCCC"/>
-              <w:bottom w:val="single" w:sz="4" w:space="0" w:color="CCCCCC"/>
-              <w:left w:val="single" w:sz="4" w:space="0" w:color="CCCCCC"/>
-              <w:right w:val="single" w:sz="4" w:space="0" w:color="CCCCCC"/>
-            </w:tcBorders>
-          </w:tcPr>
-          <w:p>
-            <w:pPr>
-              <w:spacing w:before="60" w:after="60" w:line="252" w:lineRule="auto"/>
-              <w:jc w:val="left"/>
-            </w:pPr>
-            <w:r/>
-            <w:r>
-              <w:t>475.00</w:t>
-            </w:r>
-          </w:p>
-        </w:tc>
-        <w:tc>
-          <w:tcPr>
-            <w:tcW w:type="dxa" w:w="1152"/>
-            <w:shd w:fill="F8FAFC"/>
-            <w:tcMar>
-              <w:top w:w="100" w:type="dxa"/>
-              <w:bottom w:w="100" w:type="dxa"/>
-              <w:left w:w="120" w:type="dxa"/>
-              <w:right w:w="120" w:type="dxa"/>
-            </w:tcMar>
-            <w:tcBorders>
-              <w:top w:val="single" w:sz="4" w:space="0" w:color="CCCCCC"/>
-              <w:bottom w:val="single" w:sz="4" w:space="0" w:color="CCCCCC"/>
-              <w:left w:val="single" w:sz="4" w:space="0" w:color="CCCCCC"/>
-              <w:right w:val="single" w:sz="4" w:space="0" w:color="CCCCCC"/>
-            </w:tcBorders>
-          </w:tcPr>
-          <w:p>
-            <w:pPr>
-              <w:spacing w:before="60" w:after="60" w:line="252" w:lineRule="auto"/>
-              <w:jc w:val="left"/>
-            </w:pPr>
-            <w:r/>
-            <w:r>
-              <w:t>467.50</w:t>
-            </w:r>
-          </w:p>
-        </w:tc>
-        <w:tc>
-          <w:tcPr>
-            <w:tcW w:type="dxa" w:w="1728"/>
-            <w:shd w:fill="F8FAFC"/>
-            <w:tcMar>
-              <w:top w:w="100" w:type="dxa"/>
-              <w:bottom w:w="100" w:type="dxa"/>
-              <w:left w:w="120" w:type="dxa"/>
-              <w:right w:w="120" w:type="dxa"/>
-            </w:tcMar>
-            <w:tcBorders>
-              <w:top w:val="single" w:sz="4" w:space="0" w:color="CCCCCC"/>
-              <w:bottom w:val="single" w:sz="4" w:space="0" w:color="CCCCCC"/>
-              <w:left w:val="single" w:sz="4" w:space="0" w:color="CCCCCC"/>
-              <w:right w:val="single" w:sz="4" w:space="0" w:color="CCCCCC"/>
-            </w:tcBorders>
-          </w:tcPr>
-          <w:p>
-            <w:pPr>
-              <w:spacing w:before="60" w:after="60" w:line="252" w:lineRule="auto"/>
-              <w:jc w:val="left"/>
-            </w:pPr>
-            <w:r/>
-            <w:r>
-              <w:rPr>
-                <w:b/>
-              </w:rPr>
-              <w:t>471.50</w:t>
-            </w:r>
-          </w:p>
-        </w:tc>
-        <w:tc>
-          <w:tcPr>
-            <w:tcW w:type="dxa" w:w="3456"/>
-            <w:shd w:fill="F8FAFC"/>
-            <w:tcMar>
-              <w:top w:w="100" w:type="dxa"/>
-              <w:bottom w:w="100" w:type="dxa"/>
-              <w:left w:w="120" w:type="dxa"/>
-              <w:right w:w="120" w:type="dxa"/>
-            </w:tcMar>
-            <w:tcBorders>
-              <w:top w:val="single" w:sz="4" w:space="0" w:color="CCCCCC"/>
-              <w:bottom w:val="single" w:sz="4" w:space="0" w:color="CCCCCC"/>
-              <w:left w:val="single" w:sz="4" w:space="0" w:color="CCCCCC"/>
-              <w:right w:val="single" w:sz="4" w:space="0" w:color="CCCCCC"/>
-            </w:tcBorders>
-          </w:tcPr>
-          <w:p>
-            <w:pPr>
-              <w:spacing w:before="60" w:after="60" w:line="252" w:lineRule="auto"/>
-              <w:jc w:val="left"/>
-            </w:pPr>
-            <w:r/>
-            <w:r>
-              <w:rPr>
-                <w:b/>
-              </w:rPr>
-              <w:t>+0.75</w:t>
-            </w:r>
-          </w:p>
-        </w:tc>
-        <w:tc>
-          <w:tcPr>
-            <w:tcW w:type="dxa" w:w="1440"/>
-            <w:shd w:fill="F8FAFC"/>
-            <w:tcMar>
-              <w:top w:w="100" w:type="dxa"/>
-              <w:bottom w:w="100" w:type="dxa"/>
-              <w:left w:w="120" w:type="dxa"/>
-              <w:right w:w="120" w:type="dxa"/>
-            </w:tcMar>
-            <w:tcBorders>
-              <w:top w:val="single" w:sz="4" w:space="0" w:color="CCCCCC"/>
-              <w:bottom w:val="single" w:sz="4" w:space="0" w:color="CCCCCC"/>
-              <w:left w:val="single" w:sz="4" w:space="0" w:color="CCCCCC"/>
-              <w:right w:val="single" w:sz="4" w:space="0" w:color="CCCCCC"/>
-            </w:tcBorders>
-          </w:tcPr>
-          <w:p>
-            <w:pPr>
-              <w:spacing w:before="60" w:after="60" w:line="252" w:lineRule="auto"/>
-              <w:jc w:val="left"/>
-            </w:pPr>
-            <w:r/>
-            <w:r>
-              <w:t>BULL</w:t>
-            </w:r>
-          </w:p>
-        </w:tc>
-      </w:tr>
-      <w:tr>
-        <w:tc>
-          <w:tcPr>
-            <w:tcW w:type="dxa" w:w="1584"/>
-            <w:shd w:fill="FFFFFF"/>
-            <w:tcMar>
-              <w:top w:w="100" w:type="dxa"/>
-              <w:bottom w:w="100" w:type="dxa"/>
-              <w:left w:w="120" w:type="dxa"/>
-              <w:right w:w="120" w:type="dxa"/>
-            </w:tcMar>
-            <w:tcBorders>
-              <w:top w:val="single" w:sz="4" w:space="0" w:color="CCCCCC"/>
-              <w:bottom w:val="single" w:sz="4" w:space="0" w:color="CCCCCC"/>
-              <w:left w:val="single" w:sz="4" w:space="0" w:color="CCCCCC"/>
-              <w:right w:val="single" w:sz="4" w:space="0" w:color="CCCCCC"/>
-            </w:tcBorders>
-          </w:tcPr>
-          <w:p>
-            <w:pPr>
-              <w:spacing w:before="60" w:after="60" w:line="252" w:lineRule="auto"/>
-              <w:jc w:val="left"/>
-            </w:pPr>
-            <w:r/>
-            <w:r>
-              <w:rPr>
-                <w:b/>
-              </w:rPr>
-              <w:t>Thu 22/10</w:t>
-            </w:r>
-          </w:p>
-        </w:tc>
-        <w:tc>
-          <w:tcPr>
-            <w:tcW w:type="dxa" w:w="864"/>
-            <w:shd w:fill="FFFFFF"/>
-            <w:tcMar>
-              <w:top w:w="100" w:type="dxa"/>
-              <w:bottom w:w="100" w:type="dxa"/>
-              <w:left w:w="120" w:type="dxa"/>
-              <w:right w:w="120" w:type="dxa"/>
-            </w:tcMar>
-            <w:tcBorders>
-              <w:top w:val="single" w:sz="4" w:space="0" w:color="CCCCCC"/>
-              <w:bottom w:val="single" w:sz="4" w:space="0" w:color="CCCCCC"/>
-              <w:left w:val="single" w:sz="4" w:space="0" w:color="CCCCCC"/>
-              <w:right w:val="single" w:sz="4" w:space="0" w:color="CCCCCC"/>
-            </w:tcBorders>
-          </w:tcPr>
-          <w:p>
-            <w:pPr>
-              <w:spacing w:before="60" w:after="60" w:line="252" w:lineRule="auto"/>
-              <w:jc w:val="left"/>
-            </w:pPr>
-            <w:r/>
-            <w:r>
-              <w:t>NY Close 23-01</w:t>
-            </w:r>
-          </w:p>
-        </w:tc>
-        <w:tc>
-          <w:tcPr>
-            <w:tcW w:type="dxa" w:w="1440"/>
-            <w:shd w:fill="FFFFFF"/>
-            <w:tcMar>
-              <w:top w:w="100" w:type="dxa"/>
-              <w:bottom w:w="100" w:type="dxa"/>
-              <w:left w:w="120" w:type="dxa"/>
-              <w:right w:w="120" w:type="dxa"/>
-            </w:tcMar>
-            <w:tcBorders>
-              <w:top w:val="single" w:sz="4" w:space="0" w:color="CCCCCC"/>
-              <w:bottom w:val="single" w:sz="4" w:space="0" w:color="CCCCCC"/>
-              <w:left w:val="single" w:sz="4" w:space="0" w:color="CCCCCC"/>
-              <w:right w:val="single" w:sz="4" w:space="0" w:color="CCCCCC"/>
-            </w:tcBorders>
-          </w:tcPr>
-          <w:p>
-            <w:pPr>
-              <w:spacing w:before="60" w:after="60" w:line="252" w:lineRule="auto"/>
-              <w:jc w:val="left"/>
-            </w:pPr>
-            <w:r/>
-            <w:r>
-              <w:t>471.50</w:t>
-            </w:r>
-          </w:p>
-        </w:tc>
-        <w:tc>
-          <w:tcPr>
-            <w:tcW w:type="dxa" w:w="2016"/>
-            <w:shd w:fill="FFFFFF"/>
-            <w:tcMar>
-              <w:top w:w="100" w:type="dxa"/>
-              <w:bottom w:w="100" w:type="dxa"/>
-              <w:left w:w="120" w:type="dxa"/>
-              <w:right w:w="120" w:type="dxa"/>
-            </w:tcMar>
-            <w:tcBorders>
-              <w:top w:val="single" w:sz="4" w:space="0" w:color="CCCCCC"/>
-              <w:bottom w:val="single" w:sz="4" w:space="0" w:color="CCCCCC"/>
-              <w:left w:val="single" w:sz="4" w:space="0" w:color="CCCCCC"/>
-              <w:right w:val="single" w:sz="4" w:space="0" w:color="CCCCCC"/>
-            </w:tcBorders>
-          </w:tcPr>
-          <w:p>
-            <w:pPr>
-              <w:spacing w:before="60" w:after="60" w:line="252" w:lineRule="auto"/>
-              <w:jc w:val="left"/>
-            </w:pPr>
-            <w:r/>
-            <w:r>
-              <w:t>475.00</w:t>
-            </w:r>
-          </w:p>
-        </w:tc>
-        <w:tc>
-          <w:tcPr>
-            <w:tcW w:type="dxa" w:w="1152"/>
-            <w:shd w:fill="FFFFFF"/>
-            <w:tcMar>
-              <w:top w:w="100" w:type="dxa"/>
-              <w:bottom w:w="100" w:type="dxa"/>
-              <w:left w:w="120" w:type="dxa"/>
-              <w:right w:w="120" w:type="dxa"/>
-            </w:tcMar>
-            <w:tcBorders>
-              <w:top w:val="single" w:sz="4" w:space="0" w:color="CCCCCC"/>
-              <w:bottom w:val="single" w:sz="4" w:space="0" w:color="CCCCCC"/>
-              <w:left w:val="single" w:sz="4" w:space="0" w:color="CCCCCC"/>
-              <w:right w:val="single" w:sz="4" w:space="0" w:color="CCCCCC"/>
-            </w:tcBorders>
-          </w:tcPr>
-          <w:p>
-            <w:pPr>
-              <w:spacing w:before="60" w:after="60" w:line="252" w:lineRule="auto"/>
-              <w:jc w:val="left"/>
-            </w:pPr>
-            <w:r/>
-            <w:r>
-              <w:t>469.25</w:t>
-            </w:r>
-          </w:p>
-        </w:tc>
-        <w:tc>
-          <w:tcPr>
-            <w:tcW w:type="dxa" w:w="1728"/>
-            <w:shd w:fill="FFFFFF"/>
-            <w:tcMar>
-              <w:top w:w="100" w:type="dxa"/>
-              <w:bottom w:w="100" w:type="dxa"/>
-              <w:left w:w="120" w:type="dxa"/>
-              <w:right w:w="120" w:type="dxa"/>
-            </w:tcMar>
-            <w:tcBorders>
-              <w:top w:val="single" w:sz="4" w:space="0" w:color="CCCCCC"/>
-              <w:bottom w:val="single" w:sz="4" w:space="0" w:color="CCCCCC"/>
-              <w:left w:val="single" w:sz="4" w:space="0" w:color="CCCCCC"/>
-              <w:right w:val="single" w:sz="4" w:space="0" w:color="CCCCCC"/>
-            </w:tcBorders>
-          </w:tcPr>
-          <w:p>
-            <w:pPr>
-              <w:spacing w:before="60" w:after="60" w:line="252" w:lineRule="auto"/>
-              <w:jc w:val="left"/>
-            </w:pPr>
-            <w:r/>
-            <w:r>
-              <w:rPr>
-                <w:b/>
-              </w:rPr>
-              <w:t>471.50</w:t>
-            </w:r>
-          </w:p>
-        </w:tc>
-        <w:tc>
-          <w:tcPr>
-            <w:tcW w:type="dxa" w:w="3456"/>
-            <w:shd w:fill="FFFFFF"/>
-            <w:tcMar>
-              <w:top w:w="100" w:type="dxa"/>
-              <w:bottom w:w="100" w:type="dxa"/>
-              <w:left w:w="120" w:type="dxa"/>
-              <w:right w:w="120" w:type="dxa"/>
-            </w:tcMar>
-            <w:tcBorders>
-              <w:top w:val="single" w:sz="4" w:space="0" w:color="CCCCCC"/>
-              <w:bottom w:val="single" w:sz="4" w:space="0" w:color="CCCCCC"/>
-              <w:left w:val="single" w:sz="4" w:space="0" w:color="CCCCCC"/>
-              <w:right w:val="single" w:sz="4" w:space="0" w:color="CCCCCC"/>
-            </w:tcBorders>
-          </w:tcPr>
-          <w:p>
-            <w:pPr>
-              <w:spacing w:before="60" w:after="60" w:line="252" w:lineRule="auto"/>
-              <w:jc w:val="left"/>
-            </w:pPr>
-            <w:r/>
-            <w:r>
-              <w:rPr>
-                <w:b/>
-              </w:rPr>
-              <w:t>+0.00</w:t>
-            </w:r>
-          </w:p>
-        </w:tc>
-        <w:tc>
-          <w:tcPr>
-            <w:tcW w:type="dxa" w:w="1440"/>
-            <w:shd w:fill="FFFFFF"/>
-            <w:tcMar>
-              <w:top w:w="100" w:type="dxa"/>
-              <w:bottom w:w="100" w:type="dxa"/>
-              <w:left w:w="120" w:type="dxa"/>
-              <w:right w:w="120" w:type="dxa"/>
-            </w:tcMar>
-            <w:tcBorders>
-              <w:top w:val="single" w:sz="4" w:space="0" w:color="CCCCCC"/>
-              <w:bottom w:val="single" w:sz="4" w:space="0" w:color="CCCCCC"/>
-              <w:left w:val="single" w:sz="4" w:space="0" w:color="CCCCCC"/>
-              <w:right w:val="single" w:sz="4" w:space="0" w:color="CCCCCC"/>
-            </w:tcBorders>
-          </w:tcPr>
-          <w:p>
-            <w:pPr>
-              <w:spacing w:before="60" w:after="60" w:line="252" w:lineRule="auto"/>
-              <w:jc w:val="left"/>
-            </w:pPr>
-            <w:r/>
-            <w:r>
-              <w:t>BULL</w:t>
-            </w:r>
-          </w:p>
-        </w:tc>
-      </w:tr>
-      <w:tr>
-        <w:tc>
-          <w:tcPr>
-            <w:tcW w:type="dxa" w:w="1584"/>
-            <w:shd w:fill="F8FAFC"/>
-            <w:tcMar>
-              <w:top w:w="100" w:type="dxa"/>
-              <w:bottom w:w="100" w:type="dxa"/>
-              <w:left w:w="120" w:type="dxa"/>
-              <w:right w:w="120" w:type="dxa"/>
-            </w:tcMar>
-            <w:tcBorders>
-              <w:top w:val="single" w:sz="4" w:space="0" w:color="CCCCCC"/>
-              <w:bottom w:val="single" w:sz="4" w:space="0" w:color="CCCCCC"/>
-              <w:left w:val="single" w:sz="4" w:space="0" w:color="CCCCCC"/>
-              <w:right w:val="single" w:sz="4" w:space="0" w:color="CCCCCC"/>
-            </w:tcBorders>
-          </w:tcPr>
-          <w:p>
-            <w:pPr>
-              <w:spacing w:before="60" w:after="60" w:line="252" w:lineRule="auto"/>
-              <w:jc w:val="left"/>
-            </w:pPr>
-            <w:r/>
-            <w:r>
-              <w:rPr>
-                <w:b/>
-              </w:rPr>
-              <w:t>Fri 23/10</w:t>
-            </w:r>
-          </w:p>
-        </w:tc>
-        <w:tc>
-          <w:tcPr>
-            <w:tcW w:type="dxa" w:w="864"/>
-            <w:shd w:fill="F8FAFC"/>
-            <w:tcMar>
-              <w:top w:w="100" w:type="dxa"/>
-              <w:bottom w:w="100" w:type="dxa"/>
-              <w:left w:w="120" w:type="dxa"/>
-              <w:right w:w="120" w:type="dxa"/>
-            </w:tcMar>
-            <w:tcBorders>
-              <w:top w:val="single" w:sz="4" w:space="0" w:color="CCCCCC"/>
-              <w:bottom w:val="single" w:sz="4" w:space="0" w:color="CCCCCC"/>
-              <w:left w:val="single" w:sz="4" w:space="0" w:color="CCCCCC"/>
-              <w:right w:val="single" w:sz="4" w:space="0" w:color="CCCCCC"/>
-            </w:tcBorders>
-          </w:tcPr>
-          <w:p>
-            <w:pPr>
-              <w:spacing w:before="60" w:after="60" w:line="252" w:lineRule="auto"/>
-              <w:jc w:val="left"/>
-            </w:pPr>
-            <w:r/>
-            <w:r>
-              <w:t>Asia 07-11</w:t>
-            </w:r>
-          </w:p>
-        </w:tc>
-        <w:tc>
-          <w:tcPr>
-            <w:tcW w:type="dxa" w:w="1440"/>
-            <w:shd w:fill="F8FAFC"/>
-            <w:tcMar>
-              <w:top w:w="100" w:type="dxa"/>
-              <w:bottom w:w="100" w:type="dxa"/>
-              <w:left w:w="120" w:type="dxa"/>
-              <w:right w:w="120" w:type="dxa"/>
-            </w:tcMar>
-            <w:tcBorders>
-              <w:top w:val="single" w:sz="4" w:space="0" w:color="CCCCCC"/>
-              <w:bottom w:val="single" w:sz="4" w:space="0" w:color="CCCCCC"/>
-              <w:left w:val="single" w:sz="4" w:space="0" w:color="CCCCCC"/>
-              <w:right w:val="single" w:sz="4" w:space="0" w:color="CCCCCC"/>
-            </w:tcBorders>
-          </w:tcPr>
-          <w:p>
-            <w:pPr>
-              <w:spacing w:before="60" w:after="60" w:line="252" w:lineRule="auto"/>
-              <w:jc w:val="left"/>
-            </w:pPr>
-            <w:r/>
-            <w:r>
-              <w:t>471.50</w:t>
-            </w:r>
-          </w:p>
-        </w:tc>
-        <w:tc>
-          <w:tcPr>
-            <w:tcW w:type="dxa" w:w="2016"/>
-            <w:shd w:fill="F8FAFC"/>
-            <w:tcMar>
-              <w:top w:w="100" w:type="dxa"/>
-              <w:bottom w:w="100" w:type="dxa"/>
-              <w:left w:w="120" w:type="dxa"/>
-              <w:right w:w="120" w:type="dxa"/>
-            </w:tcMar>
-            <w:tcBorders>
-              <w:top w:val="single" w:sz="4" w:space="0" w:color="CCCCCC"/>
-              <w:bottom w:val="single" w:sz="4" w:space="0" w:color="CCCCCC"/>
-              <w:left w:val="single" w:sz="4" w:space="0" w:color="CCCCCC"/>
-              <w:right w:val="single" w:sz="4" w:space="0" w:color="CCCCCC"/>
-            </w:tcBorders>
-          </w:tcPr>
-          <w:p>
-            <w:pPr>
-              <w:spacing w:before="60" w:after="60" w:line="252" w:lineRule="auto"/>
-              <w:jc w:val="left"/>
-            </w:pPr>
-            <w:r/>
-            <w:r>
-              <w:t>475.25</w:t>
-            </w:r>
-          </w:p>
-        </w:tc>
-        <w:tc>
-          <w:tcPr>
-            <w:tcW w:type="dxa" w:w="1152"/>
-            <w:shd w:fill="F8FAFC"/>
-            <w:tcMar>
-              <w:top w:w="100" w:type="dxa"/>
-              <w:bottom w:w="100" w:type="dxa"/>
-              <w:left w:w="120" w:type="dxa"/>
-              <w:right w:w="120" w:type="dxa"/>
-            </w:tcMar>
-            <w:tcBorders>
-              <w:top w:val="single" w:sz="4" w:space="0" w:color="CCCCCC"/>
-              <w:bottom w:val="single" w:sz="4" w:space="0" w:color="CCCCCC"/>
-              <w:left w:val="single" w:sz="4" w:space="0" w:color="CCCCCC"/>
-              <w:right w:val="single" w:sz="4" w:space="0" w:color="CCCCCC"/>
-            </w:tcBorders>
-          </w:tcPr>
-          <w:p>
-            <w:pPr>
-              <w:spacing w:before="60" w:after="60" w:line="252" w:lineRule="auto"/>
-              <w:jc w:val="left"/>
-            </w:pPr>
-            <w:r/>
-            <w:r>
-              <w:t>468.00</w:t>
-            </w:r>
-          </w:p>
-        </w:tc>
-        <w:tc>
-          <w:tcPr>
-            <w:tcW w:type="dxa" w:w="1728"/>
-            <w:shd w:fill="F8FAFC"/>
-            <w:tcMar>
-              <w:top w:w="100" w:type="dxa"/>
-              <w:bottom w:w="100" w:type="dxa"/>
-              <w:left w:w="120" w:type="dxa"/>
-              <w:right w:w="120" w:type="dxa"/>
-            </w:tcMar>
-            <w:tcBorders>
-              <w:top w:val="single" w:sz="4" w:space="0" w:color="CCCCCC"/>
-              <w:bottom w:val="single" w:sz="4" w:space="0" w:color="CCCCCC"/>
-              <w:left w:val="single" w:sz="4" w:space="0" w:color="CCCCCC"/>
-              <w:right w:val="single" w:sz="4" w:space="0" w:color="CCCCCC"/>
-            </w:tcBorders>
-          </w:tcPr>
-          <w:p>
-            <w:pPr>
-              <w:spacing w:before="60" w:after="60" w:line="252" w:lineRule="auto"/>
-              <w:jc w:val="left"/>
-            </w:pPr>
-            <w:r/>
-            <w:r>
-              <w:rPr>
-                <w:b/>
-              </w:rPr>
-              <w:t>471.25</w:t>
-            </w:r>
-          </w:p>
-        </w:tc>
-        <w:tc>
-          <w:tcPr>
-            <w:tcW w:type="dxa" w:w="3456"/>
-            <w:shd w:fill="F8FAFC"/>
-            <w:tcMar>
-              <w:top w:w="100" w:type="dxa"/>
-              <w:bottom w:w="100" w:type="dxa"/>
-              <w:left w:w="120" w:type="dxa"/>
-              <w:right w:w="120" w:type="dxa"/>
-            </w:tcMar>
-            <w:tcBorders>
-              <w:top w:val="single" w:sz="4" w:space="0" w:color="CCCCCC"/>
-              <w:bottom w:val="single" w:sz="4" w:space="0" w:color="CCCCCC"/>
-              <w:left w:val="single" w:sz="4" w:space="0" w:color="CCCCCC"/>
-              <w:right w:val="single" w:sz="4" w:space="0" w:color="CCCCCC"/>
-            </w:tcBorders>
-          </w:tcPr>
-          <w:p>
-            <w:pPr>
-              <w:spacing w:before="60" w:after="60" w:line="252" w:lineRule="auto"/>
-              <w:jc w:val="left"/>
-            </w:pPr>
-            <w:r/>
-            <w:r>
-              <w:rPr>
-                <w:b/>
-              </w:rPr>
-              <w:t>-0.25</w:t>
-            </w:r>
-          </w:p>
-        </w:tc>
-        <w:tc>
-          <w:tcPr>
-            <w:tcW w:type="dxa" w:w="1440"/>
-            <w:shd w:fill="F8FAFC"/>
-            <w:tcMar>
-              <w:top w:w="100" w:type="dxa"/>
-              <w:bottom w:w="100" w:type="dxa"/>
-              <w:left w:w="120" w:type="dxa"/>
-              <w:right w:w="120" w:type="dxa"/>
-            </w:tcMar>
-            <w:tcBorders>
-              <w:top w:val="single" w:sz="4" w:space="0" w:color="CCCCCC"/>
-              <w:bottom w:val="single" w:sz="4" w:space="0" w:color="CCCCCC"/>
-              <w:left w:val="single" w:sz="4" w:space="0" w:color="CCCCCC"/>
-              <w:right w:val="single" w:sz="4" w:space="0" w:color="CCCCCC"/>
-            </w:tcBorders>
-          </w:tcPr>
-          <w:p>
-            <w:pPr>
-              <w:spacing w:before="60" w:after="60" w:line="252" w:lineRule="auto"/>
-              <w:jc w:val="left"/>
-            </w:pPr>
-            <w:r/>
-            <w:r>
-              <w:t>BEAR</w:t>
-            </w:r>
-          </w:p>
-        </w:tc>
-      </w:tr>
-      <w:tr>
-        <w:tc>
-          <w:tcPr>
-            <w:tcW w:type="dxa" w:w="1584"/>
-            <w:shd w:fill="FFFFFF"/>
-            <w:tcMar>
-              <w:top w:w="100" w:type="dxa"/>
-              <w:bottom w:w="100" w:type="dxa"/>
-              <w:left w:w="120" w:type="dxa"/>
-              <w:right w:w="120" w:type="dxa"/>
-            </w:tcMar>
-            <w:tcBorders>
-              <w:top w:val="single" w:sz="4" w:space="0" w:color="CCCCCC"/>
-              <w:bottom w:val="single" w:sz="4" w:space="0" w:color="CCCCCC"/>
-              <w:left w:val="single" w:sz="4" w:space="0" w:color="CCCCCC"/>
-              <w:right w:val="single" w:sz="4" w:space="0" w:color="CCCCCC"/>
-            </w:tcBorders>
-          </w:tcPr>
-          <w:p>
-            <w:pPr>
-              <w:spacing w:before="60" w:after="60" w:line="252" w:lineRule="auto"/>
-              <w:jc w:val="left"/>
-            </w:pPr>
-            <w:r/>
-            <w:r>
-              <w:rPr>
-                <w:b/>
-              </w:rPr>
-              <w:t>Fri 23/10</w:t>
-            </w:r>
-          </w:p>
-        </w:tc>
-        <w:tc>
-          <w:tcPr>
-            <w:tcW w:type="dxa" w:w="864"/>
-            <w:shd w:fill="FFFFFF"/>
-            <w:tcMar>
-              <w:top w:w="100" w:type="dxa"/>
-              <w:bottom w:w="100" w:type="dxa"/>
-              <w:left w:w="120" w:type="dxa"/>
-              <w:right w:w="120" w:type="dxa"/>
-            </w:tcMar>
-            <w:tcBorders>
-              <w:top w:val="single" w:sz="4" w:space="0" w:color="CCCCCC"/>
-              <w:bottom w:val="single" w:sz="4" w:space="0" w:color="CCCCCC"/>
-              <w:left w:val="single" w:sz="4" w:space="0" w:color="CCCCCC"/>
-              <w:right w:val="single" w:sz="4" w:space="0" w:color="CCCCCC"/>
-            </w:tcBorders>
-          </w:tcPr>
-          <w:p>
-            <w:pPr>
-              <w:spacing w:before="60" w:after="60" w:line="252" w:lineRule="auto"/>
-              <w:jc w:val="left"/>
-            </w:pPr>
-            <w:r/>
-            <w:r>
-              <w:t>Asia 11-15</w:t>
-            </w:r>
-          </w:p>
-        </w:tc>
-        <w:tc>
-          <w:tcPr>
-            <w:tcW w:type="dxa" w:w="1440"/>
-            <w:shd w:fill="FFFFFF"/>
-            <w:tcMar>
-              <w:top w:w="100" w:type="dxa"/>
-              <w:bottom w:w="100" w:type="dxa"/>
-              <w:left w:w="120" w:type="dxa"/>
-              <w:right w:w="120" w:type="dxa"/>
-            </w:tcMar>
-            <w:tcBorders>
-              <w:top w:val="single" w:sz="4" w:space="0" w:color="CCCCCC"/>
-              <w:bottom w:val="single" w:sz="4" w:space="0" w:color="CCCCCC"/>
-              <w:left w:val="single" w:sz="4" w:space="0" w:color="CCCCCC"/>
-              <w:right w:val="single" w:sz="4" w:space="0" w:color="CCCCCC"/>
-            </w:tcBorders>
-          </w:tcPr>
-          <w:p>
-            <w:pPr>
-              <w:spacing w:before="60" w:after="60" w:line="252" w:lineRule="auto"/>
-              <w:jc w:val="left"/>
-            </w:pPr>
-            <w:r/>
-            <w:r>
-              <w:t>471.25</w:t>
-            </w:r>
-          </w:p>
-        </w:tc>
-        <w:tc>
-          <w:tcPr>
-            <w:tcW w:type="dxa" w:w="2016"/>
-            <w:shd w:fill="FFFFFF"/>
-            <w:tcMar>
-              <w:top w:w="100" w:type="dxa"/>
-              <w:bottom w:w="100" w:type="dxa"/>
-              <w:left w:w="120" w:type="dxa"/>
-              <w:right w:w="120" w:type="dxa"/>
-            </w:tcMar>
-            <w:tcBorders>
-              <w:top w:val="single" w:sz="4" w:space="0" w:color="CCCCCC"/>
-              <w:bottom w:val="single" w:sz="4" w:space="0" w:color="CCCCCC"/>
-              <w:left w:val="single" w:sz="4" w:space="0" w:color="CCCCCC"/>
-              <w:right w:val="single" w:sz="4" w:space="0" w:color="CCCCCC"/>
-            </w:tcBorders>
-          </w:tcPr>
-          <w:p>
-            <w:pPr>
-              <w:spacing w:before="60" w:after="60" w:line="252" w:lineRule="auto"/>
-              <w:jc w:val="left"/>
-            </w:pPr>
-            <w:r/>
-            <w:r>
-              <w:t>474.75</w:t>
-            </w:r>
-          </w:p>
-        </w:tc>
-        <w:tc>
-          <w:tcPr>
-            <w:tcW w:type="dxa" w:w="1152"/>
-            <w:shd w:fill="FFFFFF"/>
-            <w:tcMar>
-              <w:top w:w="100" w:type="dxa"/>
-              <w:bottom w:w="100" w:type="dxa"/>
-              <w:left w:w="120" w:type="dxa"/>
-              <w:right w:w="120" w:type="dxa"/>
-            </w:tcMar>
-            <w:tcBorders>
-              <w:top w:val="single" w:sz="4" w:space="0" w:color="CCCCCC"/>
-              <w:bottom w:val="single" w:sz="4" w:space="0" w:color="CCCCCC"/>
-              <w:left w:val="single" w:sz="4" w:space="0" w:color="CCCCCC"/>
-              <w:right w:val="single" w:sz="4" w:space="0" w:color="CCCCCC"/>
-            </w:tcBorders>
-          </w:tcPr>
-          <w:p>
-            <w:pPr>
-              <w:spacing w:before="60" w:after="60" w:line="252" w:lineRule="auto"/>
-              <w:jc w:val="left"/>
-            </w:pPr>
-            <w:r/>
-            <w:r>
-              <w:t>468.00</w:t>
-            </w:r>
-          </w:p>
-        </w:tc>
-        <w:tc>
-          <w:tcPr>
-            <w:tcW w:type="dxa" w:w="1728"/>
-            <w:shd w:fill="FFFFFF"/>
-            <w:tcMar>
-              <w:top w:w="100" w:type="dxa"/>
-              <w:bottom w:w="100" w:type="dxa"/>
-              <w:left w:w="120" w:type="dxa"/>
-              <w:right w:w="120" w:type="dxa"/>
-            </w:tcMar>
-            <w:tcBorders>
-              <w:top w:val="single" w:sz="4" w:space="0" w:color="CCCCCC"/>
-              <w:bottom w:val="single" w:sz="4" w:space="0" w:color="CCCCCC"/>
-              <w:left w:val="single" w:sz="4" w:space="0" w:color="CCCCCC"/>
-              <w:right w:val="single" w:sz="4" w:space="0" w:color="CCCCCC"/>
-            </w:tcBorders>
-          </w:tcPr>
-          <w:p>
-            <w:pPr>
-              <w:spacing w:before="60" w:after="60" w:line="252" w:lineRule="auto"/>
-              <w:jc w:val="left"/>
-            </w:pPr>
-            <w:r/>
-            <w:r>
-              <w:rPr>
-                <w:b/>
-              </w:rPr>
-              <w:t>471.00</w:t>
-            </w:r>
-          </w:p>
-        </w:tc>
-        <w:tc>
-          <w:tcPr>
-            <w:tcW w:type="dxa" w:w="3456"/>
-            <w:shd w:fill="FFFFFF"/>
-            <w:tcMar>
-              <w:top w:w="100" w:type="dxa"/>
-              <w:bottom w:w="100" w:type="dxa"/>
-              <w:left w:w="120" w:type="dxa"/>
-              <w:right w:w="120" w:type="dxa"/>
-            </w:tcMar>
-            <w:tcBorders>
-              <w:top w:val="single" w:sz="4" w:space="0" w:color="CCCCCC"/>
-              <w:bottom w:val="single" w:sz="4" w:space="0" w:color="CCCCCC"/>
-              <w:left w:val="single" w:sz="4" w:space="0" w:color="CCCCCC"/>
-              <w:right w:val="single" w:sz="4" w:space="0" w:color="CCCCCC"/>
-            </w:tcBorders>
-          </w:tcPr>
-          <w:p>
-            <w:pPr>
-              <w:spacing w:before="60" w:after="60" w:line="252" w:lineRule="auto"/>
-              <w:jc w:val="left"/>
-            </w:pPr>
-            <w:r/>
-            <w:r>
-              <w:rPr>
-                <w:b/>
-              </w:rPr>
-              <w:t>-0.25</w:t>
-            </w:r>
-          </w:p>
-        </w:tc>
-        <w:tc>
-          <w:tcPr>
-            <w:tcW w:type="dxa" w:w="1440"/>
-            <w:shd w:fill="FFFFFF"/>
-            <w:tcMar>
-              <w:top w:w="100" w:type="dxa"/>
-              <w:bottom w:w="100" w:type="dxa"/>
-              <w:left w:w="120" w:type="dxa"/>
-              <w:right w:w="120" w:type="dxa"/>
-            </w:tcMar>
-            <w:tcBorders>
-              <w:top w:val="single" w:sz="4" w:space="0" w:color="CCCCCC"/>
-              <w:bottom w:val="single" w:sz="4" w:space="0" w:color="CCCCCC"/>
-              <w:left w:val="single" w:sz="4" w:space="0" w:color="CCCCCC"/>
-              <w:right w:val="single" w:sz="4" w:space="0" w:color="CCCCCC"/>
-            </w:tcBorders>
-          </w:tcPr>
-          <w:p>
-            <w:pPr>
-              <w:spacing w:before="60" w:after="60" w:line="252" w:lineRule="auto"/>
-              <w:jc w:val="left"/>
-            </w:pPr>
-            <w:r/>
-            <w:r>
-              <w:t>BEAR</w:t>
-            </w:r>
-          </w:p>
-        </w:tc>
-      </w:tr>
-      <w:tr>
-        <w:tc>
-          <w:tcPr>
-            <w:tcW w:type="dxa" w:w="1584"/>
-            <w:shd w:fill="F8FAFC"/>
-            <w:tcMar>
-              <w:top w:w="100" w:type="dxa"/>
-              <w:bottom w:w="100" w:type="dxa"/>
-              <w:left w:w="120" w:type="dxa"/>
-              <w:right w:w="120" w:type="dxa"/>
-            </w:tcMar>
-            <w:tcBorders>
-              <w:top w:val="single" w:sz="4" w:space="0" w:color="CCCCCC"/>
-              <w:bottom w:val="single" w:sz="4" w:space="0" w:color="CCCCCC"/>
-              <w:left w:val="single" w:sz="4" w:space="0" w:color="CCCCCC"/>
-              <w:right w:val="single" w:sz="4" w:space="0" w:color="CCCCCC"/>
-            </w:tcBorders>
-          </w:tcPr>
-          <w:p>
-            <w:pPr>
-              <w:spacing w:before="60" w:after="60" w:line="252" w:lineRule="auto"/>
-              <w:jc w:val="left"/>
-            </w:pPr>
-            <w:r/>
-            <w:r>
-              <w:rPr>
-                <w:b/>
-              </w:rPr>
-              <w:t>Fri 23/10</w:t>
-            </w:r>
-          </w:p>
-        </w:tc>
-        <w:tc>
-          <w:tcPr>
-            <w:tcW w:type="dxa" w:w="864"/>
-            <w:shd w:fill="F8FAFC"/>
-            <w:tcMar>
-              <w:top w:w="100" w:type="dxa"/>
-              <w:bottom w:w="100" w:type="dxa"/>
-              <w:left w:w="120" w:type="dxa"/>
-              <w:right w:w="120" w:type="dxa"/>
-            </w:tcMar>
-            <w:tcBorders>
-              <w:top w:val="single" w:sz="4" w:space="0" w:color="CCCCCC"/>
-              <w:bottom w:val="single" w:sz="4" w:space="0" w:color="CCCCCC"/>
-              <w:left w:val="single" w:sz="4" w:space="0" w:color="CCCCCC"/>
-              <w:right w:val="single" w:sz="4" w:space="0" w:color="CCCCCC"/>
-            </w:tcBorders>
-          </w:tcPr>
-          <w:p>
-            <w:pPr>
-              <w:spacing w:before="60" w:after="60" w:line="252" w:lineRule="auto"/>
-              <w:jc w:val="left"/>
-            </w:pPr>
-            <w:r/>
-            <w:r>
-              <w:t>London 15-19</w:t>
-            </w:r>
-          </w:p>
-        </w:tc>
-        <w:tc>
-          <w:tcPr>
-            <w:tcW w:type="dxa" w:w="1440"/>
-            <w:shd w:fill="F8FAFC"/>
-            <w:tcMar>
-              <w:top w:w="100" w:type="dxa"/>
-              <w:bottom w:w="100" w:type="dxa"/>
-              <w:left w:w="120" w:type="dxa"/>
-              <w:right w:w="120" w:type="dxa"/>
-            </w:tcMar>
-            <w:tcBorders>
-              <w:top w:val="single" w:sz="4" w:space="0" w:color="CCCCCC"/>
-              <w:bottom w:val="single" w:sz="4" w:space="0" w:color="CCCCCC"/>
-              <w:left w:val="single" w:sz="4" w:space="0" w:color="CCCCCC"/>
-              <w:right w:val="single" w:sz="4" w:space="0" w:color="CCCCCC"/>
-            </w:tcBorders>
-          </w:tcPr>
-          <w:p>
-            <w:pPr>
-              <w:spacing w:before="60" w:after="60" w:line="252" w:lineRule="auto"/>
-              <w:jc w:val="left"/>
-            </w:pPr>
-            <w:r/>
-            <w:r>
-              <w:t>471.00</w:t>
-            </w:r>
-          </w:p>
-        </w:tc>
-        <w:tc>
-          <w:tcPr>
-            <w:tcW w:type="dxa" w:w="2016"/>
-            <w:shd w:fill="F8FAFC"/>
-            <w:tcMar>
-              <w:top w:w="100" w:type="dxa"/>
-              <w:bottom w:w="100" w:type="dxa"/>
-              <w:left w:w="120" w:type="dxa"/>
-              <w:right w:w="120" w:type="dxa"/>
-            </w:tcMar>
-            <w:tcBorders>
-              <w:top w:val="single" w:sz="4" w:space="0" w:color="CCCCCC"/>
-              <w:bottom w:val="single" w:sz="4" w:space="0" w:color="CCCCCC"/>
-              <w:left w:val="single" w:sz="4" w:space="0" w:color="CCCCCC"/>
-              <w:right w:val="single" w:sz="4" w:space="0" w:color="CCCCCC"/>
-            </w:tcBorders>
-          </w:tcPr>
-          <w:p>
-            <w:pPr>
-              <w:spacing w:before="60" w:after="60" w:line="252" w:lineRule="auto"/>
-              <w:jc w:val="left"/>
-            </w:pPr>
-            <w:r/>
-            <w:r>
-              <w:t>474.00</w:t>
-            </w:r>
-          </w:p>
-        </w:tc>
-        <w:tc>
-          <w:tcPr>
-            <w:tcW w:type="dxa" w:w="1152"/>
-            <w:shd w:fill="F8FAFC"/>
-            <w:tcMar>
-              <w:top w:w="100" w:type="dxa"/>
-              <w:bottom w:w="100" w:type="dxa"/>
-              <w:left w:w="120" w:type="dxa"/>
-              <w:right w:w="120" w:type="dxa"/>
-            </w:tcMar>
-            <w:tcBorders>
-              <w:top w:val="single" w:sz="4" w:space="0" w:color="CCCCCC"/>
-              <w:bottom w:val="single" w:sz="4" w:space="0" w:color="CCCCCC"/>
-              <w:left w:val="single" w:sz="4" w:space="0" w:color="CCCCCC"/>
-              <w:right w:val="single" w:sz="4" w:space="0" w:color="CCCCCC"/>
-            </w:tcBorders>
-          </w:tcPr>
-          <w:p>
-            <w:pPr>
-              <w:spacing w:before="60" w:after="60" w:line="252" w:lineRule="auto"/>
-              <w:jc w:val="left"/>
-            </w:pPr>
-            <w:r/>
-            <w:r>
-              <w:t>468.25</w:t>
-            </w:r>
-          </w:p>
-        </w:tc>
-        <w:tc>
-          <w:tcPr>
-            <w:tcW w:type="dxa" w:w="1728"/>
-            <w:shd w:fill="F8FAFC"/>
-            <w:tcMar>
-              <w:top w:w="100" w:type="dxa"/>
-              <w:bottom w:w="100" w:type="dxa"/>
-              <w:left w:w="120" w:type="dxa"/>
-              <w:right w:w="120" w:type="dxa"/>
-            </w:tcMar>
-            <w:tcBorders>
-              <w:top w:val="single" w:sz="4" w:space="0" w:color="CCCCCC"/>
-              <w:bottom w:val="single" w:sz="4" w:space="0" w:color="CCCCCC"/>
-              <w:left w:val="single" w:sz="4" w:space="0" w:color="CCCCCC"/>
-              <w:right w:val="single" w:sz="4" w:space="0" w:color="CCCCCC"/>
-            </w:tcBorders>
-          </w:tcPr>
-          <w:p>
-            <w:pPr>
-              <w:spacing w:before="60" w:after="60" w:line="252" w:lineRule="auto"/>
-              <w:jc w:val="left"/>
-            </w:pPr>
-            <w:r/>
-            <w:r>
-              <w:rPr>
-                <w:b/>
-              </w:rPr>
-              <w:t>471.25</w:t>
-            </w:r>
-          </w:p>
-        </w:tc>
-        <w:tc>
-          <w:tcPr>
-            <w:tcW w:type="dxa" w:w="3456"/>
-            <w:shd w:fill="F8FAFC"/>
-            <w:tcMar>
-              <w:top w:w="100" w:type="dxa"/>
-              <w:bottom w:w="100" w:type="dxa"/>
-              <w:left w:w="120" w:type="dxa"/>
-              <w:right w:w="120" w:type="dxa"/>
-            </w:tcMar>
-            <w:tcBorders>
-              <w:top w:val="single" w:sz="4" w:space="0" w:color="CCCCCC"/>
-              <w:bottom w:val="single" w:sz="4" w:space="0" w:color="CCCCCC"/>
-              <w:left w:val="single" w:sz="4" w:space="0" w:color="CCCCCC"/>
-              <w:right w:val="single" w:sz="4" w:space="0" w:color="CCCCCC"/>
-            </w:tcBorders>
-          </w:tcPr>
-          <w:p>
-            <w:pPr>
-              <w:spacing w:before="60" w:after="60" w:line="252" w:lineRule="auto"/>
-              <w:jc w:val="left"/>
-            </w:pPr>
-            <w:r/>
-            <w:r>
-              <w:rPr>
-                <w:b/>
-              </w:rPr>
-              <w:t>+0.25</w:t>
-            </w:r>
-          </w:p>
-        </w:tc>
-        <w:tc>
-          <w:tcPr>
-            <w:tcW w:type="dxa" w:w="1440"/>
-            <w:shd w:fill="F8FAFC"/>
-            <w:tcMar>
-              <w:top w:w="100" w:type="dxa"/>
-              <w:bottom w:w="100" w:type="dxa"/>
-              <w:left w:w="120" w:type="dxa"/>
-              <w:right w:w="120" w:type="dxa"/>
-            </w:tcMar>
-            <w:tcBorders>
-              <w:top w:val="single" w:sz="4" w:space="0" w:color="CCCCCC"/>
-              <w:bottom w:val="single" w:sz="4" w:space="0" w:color="CCCCCC"/>
-              <w:left w:val="single" w:sz="4" w:space="0" w:color="CCCCCC"/>
-              <w:right w:val="single" w:sz="4" w:space="0" w:color="CCCCCC"/>
-            </w:tcBorders>
-          </w:tcPr>
-          <w:p>
-            <w:pPr>
-              <w:spacing w:before="60" w:after="60" w:line="252" w:lineRule="auto"/>
-              <w:jc w:val="left"/>
-            </w:pPr>
-            <w:r/>
-            <w:r>
-              <w:t>BULL</w:t>
-            </w:r>
-          </w:p>
-        </w:tc>
-      </w:tr>
-      <w:tr>
-        <w:tc>
-          <w:tcPr>
-            <w:tcW w:type="dxa" w:w="1584"/>
-            <w:shd w:fill="FFFFFF"/>
-            <w:tcMar>
-              <w:top w:w="100" w:type="dxa"/>
-              <w:bottom w:w="100" w:type="dxa"/>
-              <w:left w:w="120" w:type="dxa"/>
-              <w:right w:w="120" w:type="dxa"/>
-            </w:tcMar>
-            <w:tcBorders>
-              <w:top w:val="single" w:sz="4" w:space="0" w:color="CCCCCC"/>
-              <w:bottom w:val="single" w:sz="4" w:space="0" w:color="CCCCCC"/>
-              <w:left w:val="single" w:sz="4" w:space="0" w:color="CCCCCC"/>
-              <w:right w:val="single" w:sz="4" w:space="0" w:color="CCCCCC"/>
-            </w:tcBorders>
-          </w:tcPr>
-          <w:p>
-            <w:pPr>
-              <w:spacing w:before="60" w:after="60" w:line="252" w:lineRule="auto"/>
-              <w:jc w:val="left"/>
-            </w:pPr>
-            <w:r/>
-            <w:r>
-              <w:rPr>
-                <w:b/>
-              </w:rPr>
-              <w:t>Fri 23/10</w:t>
-            </w:r>
-          </w:p>
-        </w:tc>
-        <w:tc>
-          <w:tcPr>
-            <w:tcW w:type="dxa" w:w="864"/>
-            <w:shd w:fill="FFFFFF"/>
-            <w:tcMar>
-              <w:top w:w="100" w:type="dxa"/>
-              <w:bottom w:w="100" w:type="dxa"/>
-              <w:left w:w="120" w:type="dxa"/>
-              <w:right w:w="120" w:type="dxa"/>
-            </w:tcMar>
-            <w:tcBorders>
-              <w:top w:val="single" w:sz="4" w:space="0" w:color="CCCCCC"/>
-              <w:bottom w:val="single" w:sz="4" w:space="0" w:color="CCCCCC"/>
-              <w:left w:val="single" w:sz="4" w:space="0" w:color="CCCCCC"/>
-              <w:right w:val="single" w:sz="4" w:space="0" w:color="CCCCCC"/>
-            </w:tcBorders>
-          </w:tcPr>
-          <w:p>
-            <w:pPr>
-              <w:spacing w:before="60" w:after="60" w:line="252" w:lineRule="auto"/>
-              <w:jc w:val="left"/>
-            </w:pPr>
-            <w:r/>
-            <w:r>
-              <w:t>Pre-NY 19-21</w:t>
-            </w:r>
-          </w:p>
-        </w:tc>
-        <w:tc>
-          <w:tcPr>
-            <w:tcW w:type="dxa" w:w="1440"/>
-            <w:shd w:fill="FFFFFF"/>
-            <w:tcMar>
-              <w:top w:w="100" w:type="dxa"/>
-              <w:bottom w:w="100" w:type="dxa"/>
-              <w:left w:w="120" w:type="dxa"/>
-              <w:right w:w="120" w:type="dxa"/>
-            </w:tcMar>
-            <w:tcBorders>
-              <w:top w:val="single" w:sz="4" w:space="0" w:color="CCCCCC"/>
-              <w:bottom w:val="single" w:sz="4" w:space="0" w:color="CCCCCC"/>
-              <w:left w:val="single" w:sz="4" w:space="0" w:color="CCCCCC"/>
-              <w:right w:val="single" w:sz="4" w:space="0" w:color="CCCCCC"/>
-            </w:tcBorders>
-          </w:tcPr>
-          <w:p>
-            <w:pPr>
-              <w:spacing w:before="60" w:after="60" w:line="252" w:lineRule="auto"/>
-              <w:jc w:val="left"/>
-            </w:pPr>
-            <w:r/>
-            <w:r>
-              <w:t>471.25</w:t>
-            </w:r>
-          </w:p>
-        </w:tc>
-        <w:tc>
-          <w:tcPr>
-            <w:tcW w:type="dxa" w:w="2016"/>
-            <w:shd w:fill="FFFFFF"/>
-            <w:tcMar>
-              <w:top w:w="100" w:type="dxa"/>
-              <w:bottom w:w="100" w:type="dxa"/>
-              <w:left w:w="120" w:type="dxa"/>
-              <w:right w:w="120" w:type="dxa"/>
-            </w:tcMar>
-            <w:tcBorders>
-              <w:top w:val="single" w:sz="4" w:space="0" w:color="CCCCCC"/>
-              <w:bottom w:val="single" w:sz="4" w:space="0" w:color="CCCCCC"/>
-              <w:left w:val="single" w:sz="4" w:space="0" w:color="CCCCCC"/>
-              <w:right w:val="single" w:sz="4" w:space="0" w:color="CCCCCC"/>
-            </w:tcBorders>
-          </w:tcPr>
-          <w:p>
-            <w:pPr>
-              <w:spacing w:before="60" w:after="60" w:line="252" w:lineRule="auto"/>
-              <w:jc w:val="left"/>
-            </w:pPr>
-            <w:r/>
-            <w:r>
-              <w:t>474.25</w:t>
-            </w:r>
-          </w:p>
-        </w:tc>
-        <w:tc>
-          <w:tcPr>
-            <w:tcW w:type="dxa" w:w="1152"/>
-            <w:shd w:fill="FFFFFF"/>
-            <w:tcMar>
-              <w:top w:w="100" w:type="dxa"/>
-              <w:bottom w:w="100" w:type="dxa"/>
-              <w:left w:w="120" w:type="dxa"/>
-              <w:right w:w="120" w:type="dxa"/>
-            </w:tcMar>
-            <w:tcBorders>
-              <w:top w:val="single" w:sz="4" w:space="0" w:color="CCCCCC"/>
-              <w:bottom w:val="single" w:sz="4" w:space="0" w:color="CCCCCC"/>
-              <w:left w:val="single" w:sz="4" w:space="0" w:color="CCCCCC"/>
-              <w:right w:val="single" w:sz="4" w:space="0" w:color="CCCCCC"/>
-            </w:tcBorders>
-          </w:tcPr>
-          <w:p>
-            <w:pPr>
-              <w:spacing w:before="60" w:after="60" w:line="252" w:lineRule="auto"/>
-              <w:jc w:val="left"/>
-            </w:pPr>
-            <w:r/>
-            <w:r>
-              <w:t>468.50</w:t>
-            </w:r>
-          </w:p>
-        </w:tc>
-        <w:tc>
-          <w:tcPr>
-            <w:tcW w:type="dxa" w:w="1728"/>
-            <w:shd w:fill="FFFFFF"/>
-            <w:tcMar>
-              <w:top w:w="100" w:type="dxa"/>
-              <w:bottom w:w="100" w:type="dxa"/>
-              <w:left w:w="120" w:type="dxa"/>
-              <w:right w:w="120" w:type="dxa"/>
-            </w:tcMar>
-            <w:tcBorders>
-              <w:top w:val="single" w:sz="4" w:space="0" w:color="CCCCCC"/>
-              <w:bottom w:val="single" w:sz="4" w:space="0" w:color="CCCCCC"/>
-              <w:left w:val="single" w:sz="4" w:space="0" w:color="CCCCCC"/>
-              <w:right w:val="single" w:sz="4" w:space="0" w:color="CCCCCC"/>
-            </w:tcBorders>
-          </w:tcPr>
-          <w:p>
-            <w:pPr>
-              <w:spacing w:before="60" w:after="60" w:line="252" w:lineRule="auto"/>
-              <w:jc w:val="left"/>
-            </w:pPr>
-            <w:r/>
-            <w:r>
-              <w:rPr>
-                <w:b/>
-              </w:rPr>
-              <w:t>471.25</w:t>
-            </w:r>
-          </w:p>
-        </w:tc>
-        <w:tc>
-          <w:tcPr>
-            <w:tcW w:type="dxa" w:w="3456"/>
-            <w:shd w:fill="FFFFFF"/>
-            <w:tcMar>
-              <w:top w:w="100" w:type="dxa"/>
-              <w:bottom w:w="100" w:type="dxa"/>
-              <w:left w:w="120" w:type="dxa"/>
-              <w:right w:w="120" w:type="dxa"/>
-            </w:tcMar>
-            <w:tcBorders>
-              <w:top w:val="single" w:sz="4" w:space="0" w:color="CCCCCC"/>
-              <w:bottom w:val="single" w:sz="4" w:space="0" w:color="CCCCCC"/>
-              <w:left w:val="single" w:sz="4" w:space="0" w:color="CCCCCC"/>
-              <w:right w:val="single" w:sz="4" w:space="0" w:color="CCCCCC"/>
-            </w:tcBorders>
-          </w:tcPr>
-          <w:p>
-            <w:pPr>
-              <w:spacing w:before="60" w:after="60" w:line="252" w:lineRule="auto"/>
-              <w:jc w:val="left"/>
-            </w:pPr>
-            <w:r/>
-            <w:r>
-              <w:rPr>
-                <w:b/>
-              </w:rPr>
-              <w:t>+0.00</w:t>
-            </w:r>
-          </w:p>
-        </w:tc>
-        <w:tc>
-          <w:tcPr>
-            <w:tcW w:type="dxa" w:w="1440"/>
-            <w:shd w:fill="FFFFFF"/>
-            <w:tcMar>
-              <w:top w:w="100" w:type="dxa"/>
-              <w:bottom w:w="100" w:type="dxa"/>
-              <w:left w:w="120" w:type="dxa"/>
-              <w:right w:w="120" w:type="dxa"/>
-            </w:tcMar>
-            <w:tcBorders>
-              <w:top w:val="single" w:sz="4" w:space="0" w:color="CCCCCC"/>
-              <w:bottom w:val="single" w:sz="4" w:space="0" w:color="CCCCCC"/>
-              <w:left w:val="single" w:sz="4" w:space="0" w:color="CCCCCC"/>
-              <w:right w:val="single" w:sz="4" w:space="0" w:color="CCCCCC"/>
-            </w:tcBorders>
-          </w:tcPr>
-          <w:p>
-            <w:pPr>
-              <w:spacing w:before="60" w:after="60" w:line="252" w:lineRule="auto"/>
-              <w:jc w:val="left"/>
-            </w:pPr>
-            <w:r/>
-            <w:r>
-              <w:t>BEAR</w:t>
-            </w:r>
-          </w:p>
-        </w:tc>
-      </w:tr>
-      <w:tr>
-        <w:tc>
-          <w:tcPr>
-            <w:tcW w:type="dxa" w:w="1584"/>
-            <w:shd w:fill="F8FAFC"/>
-            <w:tcMar>
-              <w:top w:w="100" w:type="dxa"/>
-              <w:bottom w:w="100" w:type="dxa"/>
-              <w:left w:w="120" w:type="dxa"/>
-              <w:right w:w="120" w:type="dxa"/>
-            </w:tcMar>
-            <w:tcBorders>
-              <w:top w:val="single" w:sz="4" w:space="0" w:color="CCCCCC"/>
-              <w:bottom w:val="single" w:sz="4" w:space="0" w:color="CCCCCC"/>
-              <w:left w:val="single" w:sz="4" w:space="0" w:color="CCCCCC"/>
-              <w:right w:val="single" w:sz="4" w:space="0" w:color="CCCCCC"/>
-            </w:tcBorders>
-          </w:tcPr>
-          <w:p>
-            <w:pPr>
-              <w:spacing w:before="60" w:after="60" w:line="252" w:lineRule="auto"/>
-              <w:jc w:val="left"/>
-            </w:pPr>
-            <w:r/>
-            <w:r>
-              <w:rPr>
-                <w:b/>
-              </w:rPr>
-              <w:t>Fri 23/10</w:t>
-            </w:r>
-          </w:p>
-        </w:tc>
-        <w:tc>
-          <w:tcPr>
-            <w:tcW w:type="dxa" w:w="864"/>
-            <w:shd w:fill="F8FAFC"/>
-            <w:tcMar>
-              <w:top w:w="100" w:type="dxa"/>
-              <w:bottom w:w="100" w:type="dxa"/>
-              <w:left w:w="120" w:type="dxa"/>
-              <w:right w:w="120" w:type="dxa"/>
-            </w:tcMar>
-            <w:tcBorders>
-              <w:top w:val="single" w:sz="4" w:space="0" w:color="CCCCCC"/>
-              <w:bottom w:val="single" w:sz="4" w:space="0" w:color="CCCCCC"/>
-              <w:left w:val="single" w:sz="4" w:space="0" w:color="CCCCCC"/>
-              <w:right w:val="single" w:sz="4" w:space="0" w:color="CCCCCC"/>
-            </w:tcBorders>
-          </w:tcPr>
-          <w:p>
-            <w:pPr>
-              <w:spacing w:before="60" w:after="60" w:line="252" w:lineRule="auto"/>
-              <w:jc w:val="left"/>
-            </w:pPr>
-            <w:r/>
-            <w:r>
-              <w:t>NY Open 21-23</w:t>
-            </w:r>
-          </w:p>
-        </w:tc>
-        <w:tc>
-          <w:tcPr>
-            <w:tcW w:type="dxa" w:w="1440"/>
-            <w:shd w:fill="F8FAFC"/>
-            <w:tcMar>
-              <w:top w:w="100" w:type="dxa"/>
-              <w:bottom w:w="100" w:type="dxa"/>
-              <w:left w:w="120" w:type="dxa"/>
-              <w:right w:w="120" w:type="dxa"/>
-            </w:tcMar>
-            <w:tcBorders>
-              <w:top w:val="single" w:sz="4" w:space="0" w:color="CCCCCC"/>
-              <w:bottom w:val="single" w:sz="4" w:space="0" w:color="CCCCCC"/>
-              <w:left w:val="single" w:sz="4" w:space="0" w:color="CCCCCC"/>
-              <w:right w:val="single" w:sz="4" w:space="0" w:color="CCCCCC"/>
-            </w:tcBorders>
-          </w:tcPr>
-          <w:p>
-            <w:pPr>
-              <w:spacing w:before="60" w:after="60" w:line="252" w:lineRule="auto"/>
-              <w:jc w:val="left"/>
-            </w:pPr>
-            <w:r/>
-            <w:r>
-              <w:t>471.25</w:t>
-            </w:r>
-          </w:p>
-        </w:tc>
-        <w:tc>
-          <w:tcPr>
-            <w:tcW w:type="dxa" w:w="2016"/>
-            <w:shd w:fill="F8FAFC"/>
-            <w:tcMar>
-              <w:top w:w="100" w:type="dxa"/>
-              <w:bottom w:w="100" w:type="dxa"/>
-              <w:left w:w="120" w:type="dxa"/>
-              <w:right w:w="120" w:type="dxa"/>
-            </w:tcMar>
-            <w:tcBorders>
-              <w:top w:val="single" w:sz="4" w:space="0" w:color="CCCCCC"/>
-              <w:bottom w:val="single" w:sz="4" w:space="0" w:color="CCCCCC"/>
-              <w:left w:val="single" w:sz="4" w:space="0" w:color="CCCCCC"/>
-              <w:right w:val="single" w:sz="4" w:space="0" w:color="CCCCCC"/>
-            </w:tcBorders>
-          </w:tcPr>
-          <w:p>
-            <w:pPr>
-              <w:spacing w:before="60" w:after="60" w:line="252" w:lineRule="auto"/>
-              <w:jc w:val="left"/>
-            </w:pPr>
-            <w:r/>
-            <w:r>
-              <w:t>475.25</w:t>
-            </w:r>
-          </w:p>
-        </w:tc>
-        <w:tc>
-          <w:tcPr>
-            <w:tcW w:type="dxa" w:w="1152"/>
-            <w:shd w:fill="F8FAFC"/>
-            <w:tcMar>
-              <w:top w:w="100" w:type="dxa"/>
-              <w:bottom w:w="100" w:type="dxa"/>
-              <w:left w:w="120" w:type="dxa"/>
-              <w:right w:w="120" w:type="dxa"/>
-            </w:tcMar>
-            <w:tcBorders>
-              <w:top w:val="single" w:sz="4" w:space="0" w:color="CCCCCC"/>
-              <w:bottom w:val="single" w:sz="4" w:space="0" w:color="CCCCCC"/>
-              <w:left w:val="single" w:sz="4" w:space="0" w:color="CCCCCC"/>
-              <w:right w:val="single" w:sz="4" w:space="0" w:color="CCCCCC"/>
-            </w:tcBorders>
-          </w:tcPr>
-          <w:p>
-            <w:pPr>
-              <w:spacing w:before="60" w:after="60" w:line="252" w:lineRule="auto"/>
-              <w:jc w:val="left"/>
-            </w:pPr>
-            <w:r/>
-            <w:r>
-              <w:t>467.75</w:t>
-            </w:r>
-          </w:p>
-        </w:tc>
-        <w:tc>
-          <w:tcPr>
-            <w:tcW w:type="dxa" w:w="1728"/>
-            <w:shd w:fill="F8FAFC"/>
             <w:tcMar>
               <w:top w:w="100" w:type="dxa"/>
               <w:bottom w:w="100" w:type="dxa"/>
@@ -20824,241 +21059,6 @@
                 <w:b/>
               </w:rPr>
               <w:t>471.75</w:t>
-            </w:r>
-          </w:p>
-        </w:tc>
-        <w:tc>
-          <w:tcPr>
-            <w:tcW w:type="dxa" w:w="3456"/>
-            <w:shd w:fill="F8FAFC"/>
-            <w:tcMar>
-              <w:top w:w="100" w:type="dxa"/>
-              <w:bottom w:w="100" w:type="dxa"/>
-              <w:left w:w="120" w:type="dxa"/>
-              <w:right w:w="120" w:type="dxa"/>
-            </w:tcMar>
-            <w:tcBorders>
-              <w:top w:val="single" w:sz="4" w:space="0" w:color="CCCCCC"/>
-              <w:bottom w:val="single" w:sz="4" w:space="0" w:color="CCCCCC"/>
-              <w:left w:val="single" w:sz="4" w:space="0" w:color="CCCCCC"/>
-              <w:right w:val="single" w:sz="4" w:space="0" w:color="CCCCCC"/>
-            </w:tcBorders>
-          </w:tcPr>
-          <w:p>
-            <w:pPr>
-              <w:spacing w:before="60" w:after="60" w:line="252" w:lineRule="auto"/>
-              <w:jc w:val="left"/>
-            </w:pPr>
-            <w:r/>
-            <w:r>
-              <w:rPr>
-                <w:b/>
-              </w:rPr>
-              <w:t>+0.50</w:t>
-            </w:r>
-          </w:p>
-        </w:tc>
-        <w:tc>
-          <w:tcPr>
-            <w:tcW w:type="dxa" w:w="1440"/>
-            <w:shd w:fill="F8FAFC"/>
-            <w:tcMar>
-              <w:top w:w="100" w:type="dxa"/>
-              <w:bottom w:w="100" w:type="dxa"/>
-              <w:left w:w="120" w:type="dxa"/>
-              <w:right w:w="120" w:type="dxa"/>
-            </w:tcMar>
-            <w:tcBorders>
-              <w:top w:val="single" w:sz="4" w:space="0" w:color="CCCCCC"/>
-              <w:bottom w:val="single" w:sz="4" w:space="0" w:color="CCCCCC"/>
-              <w:left w:val="single" w:sz="4" w:space="0" w:color="CCCCCC"/>
-              <w:right w:val="single" w:sz="4" w:space="0" w:color="CCCCCC"/>
-            </w:tcBorders>
-          </w:tcPr>
-          <w:p>
-            <w:pPr>
-              <w:spacing w:before="60" w:after="60" w:line="252" w:lineRule="auto"/>
-              <w:jc w:val="left"/>
-            </w:pPr>
-            <w:r/>
-            <w:r>
-              <w:t>BULL</w:t>
-            </w:r>
-          </w:p>
-        </w:tc>
-      </w:tr>
-      <w:tr>
-        <w:tc>
-          <w:tcPr>
-            <w:tcW w:type="dxa" w:w="1584"/>
-            <w:shd w:fill="FFFFFF"/>
-            <w:tcMar>
-              <w:top w:w="100" w:type="dxa"/>
-              <w:bottom w:w="100" w:type="dxa"/>
-              <w:left w:w="120" w:type="dxa"/>
-              <w:right w:w="120" w:type="dxa"/>
-            </w:tcMar>
-            <w:tcBorders>
-              <w:top w:val="single" w:sz="4" w:space="0" w:color="CCCCCC"/>
-              <w:bottom w:val="single" w:sz="4" w:space="0" w:color="CCCCCC"/>
-              <w:left w:val="single" w:sz="4" w:space="0" w:color="CCCCCC"/>
-              <w:right w:val="single" w:sz="4" w:space="0" w:color="CCCCCC"/>
-            </w:tcBorders>
-          </w:tcPr>
-          <w:p>
-            <w:pPr>
-              <w:spacing w:before="60" w:after="60" w:line="252" w:lineRule="auto"/>
-              <w:jc w:val="left"/>
-            </w:pPr>
-            <w:r/>
-            <w:r>
-              <w:rPr>
-                <w:b/>
-              </w:rPr>
-              <w:t>Fri 23/10</w:t>
-            </w:r>
-          </w:p>
-        </w:tc>
-        <w:tc>
-          <w:tcPr>
-            <w:tcW w:type="dxa" w:w="864"/>
-            <w:shd w:fill="FFFFFF"/>
-            <w:tcMar>
-              <w:top w:w="100" w:type="dxa"/>
-              <w:bottom w:w="100" w:type="dxa"/>
-              <w:left w:w="120" w:type="dxa"/>
-              <w:right w:w="120" w:type="dxa"/>
-            </w:tcMar>
-            <w:tcBorders>
-              <w:top w:val="single" w:sz="4" w:space="0" w:color="CCCCCC"/>
-              <w:bottom w:val="single" w:sz="4" w:space="0" w:color="CCCCCC"/>
-              <w:left w:val="single" w:sz="4" w:space="0" w:color="CCCCCC"/>
-              <w:right w:val="single" w:sz="4" w:space="0" w:color="CCCCCC"/>
-            </w:tcBorders>
-          </w:tcPr>
-          <w:p>
-            <w:pPr>
-              <w:spacing w:before="60" w:after="60" w:line="252" w:lineRule="auto"/>
-              <w:jc w:val="left"/>
-            </w:pPr>
-            <w:r/>
-            <w:r>
-              <w:t>NY Close 23-01</w:t>
-            </w:r>
-          </w:p>
-        </w:tc>
-        <w:tc>
-          <w:tcPr>
-            <w:tcW w:type="dxa" w:w="1440"/>
-            <w:shd w:fill="FFFFFF"/>
-            <w:tcMar>
-              <w:top w:w="100" w:type="dxa"/>
-              <w:bottom w:w="100" w:type="dxa"/>
-              <w:left w:w="120" w:type="dxa"/>
-              <w:right w:w="120" w:type="dxa"/>
-            </w:tcMar>
-            <w:tcBorders>
-              <w:top w:val="single" w:sz="4" w:space="0" w:color="CCCCCC"/>
-              <w:bottom w:val="single" w:sz="4" w:space="0" w:color="CCCCCC"/>
-              <w:left w:val="single" w:sz="4" w:space="0" w:color="CCCCCC"/>
-              <w:right w:val="single" w:sz="4" w:space="0" w:color="CCCCCC"/>
-            </w:tcBorders>
-          </w:tcPr>
-          <w:p>
-            <w:pPr>
-              <w:spacing w:before="60" w:after="60" w:line="252" w:lineRule="auto"/>
-              <w:jc w:val="left"/>
-            </w:pPr>
-            <w:r/>
-            <w:r>
-              <w:t>471.75</w:t>
-            </w:r>
-          </w:p>
-        </w:tc>
-        <w:tc>
-          <w:tcPr>
-            <w:tcW w:type="dxa" w:w="2016"/>
-            <w:shd w:fill="FFFFFF"/>
-            <w:tcMar>
-              <w:top w:w="100" w:type="dxa"/>
-              <w:bottom w:w="100" w:type="dxa"/>
-              <w:left w:w="120" w:type="dxa"/>
-              <w:right w:w="120" w:type="dxa"/>
-            </w:tcMar>
-            <w:tcBorders>
-              <w:top w:val="single" w:sz="4" w:space="0" w:color="CCCCCC"/>
-              <w:bottom w:val="single" w:sz="4" w:space="0" w:color="CCCCCC"/>
-              <w:left w:val="single" w:sz="4" w:space="0" w:color="CCCCCC"/>
-              <w:right w:val="single" w:sz="4" w:space="0" w:color="CCCCCC"/>
-            </w:tcBorders>
-          </w:tcPr>
-          <w:p>
-            <w:pPr>
-              <w:spacing w:before="60" w:after="60" w:line="252" w:lineRule="auto"/>
-              <w:jc w:val="left"/>
-            </w:pPr>
-            <w:r/>
-            <w:r>
-              <w:t>475.75</w:t>
-            </w:r>
-          </w:p>
-        </w:tc>
-        <w:tc>
-          <w:tcPr>
-            <w:tcW w:type="dxa" w:w="1152"/>
-            <w:shd w:fill="FFFFFF"/>
-            <w:tcMar>
-              <w:top w:w="100" w:type="dxa"/>
-              <w:bottom w:w="100" w:type="dxa"/>
-              <w:left w:w="120" w:type="dxa"/>
-              <w:right w:w="120" w:type="dxa"/>
-            </w:tcMar>
-            <w:tcBorders>
-              <w:top w:val="single" w:sz="4" w:space="0" w:color="CCCCCC"/>
-              <w:bottom w:val="single" w:sz="4" w:space="0" w:color="CCCCCC"/>
-              <w:left w:val="single" w:sz="4" w:space="0" w:color="CCCCCC"/>
-              <w:right w:val="single" w:sz="4" w:space="0" w:color="CCCCCC"/>
-            </w:tcBorders>
-          </w:tcPr>
-          <w:p>
-            <w:pPr>
-              <w:spacing w:before="60" w:after="60" w:line="252" w:lineRule="auto"/>
-              <w:jc w:val="left"/>
-            </w:pPr>
-            <w:r/>
-            <w:r>
-              <w:t>470.00</w:t>
-            </w:r>
-          </w:p>
-        </w:tc>
-        <w:tc>
-          <w:tcPr>
-            <w:tcW w:type="dxa" w:w="1728"/>
-            <w:shd w:fill="FFFFFF"/>
-            <w:tcMar>
-              <w:top w:w="100" w:type="dxa"/>
-              <w:bottom w:w="100" w:type="dxa"/>
-              <w:left w:w="120" w:type="dxa"/>
-              <w:right w:w="120" w:type="dxa"/>
-            </w:tcMar>
-            <w:tcBorders>
-              <w:top w:val="single" w:sz="4" w:space="0" w:color="CCCCCC"/>
-              <w:bottom w:val="single" w:sz="4" w:space="0" w:color="CCCCCC"/>
-              <w:left w:val="single" w:sz="4" w:space="0" w:color="CCCCCC"/>
-              <w:right w:val="single" w:sz="4" w:space="0" w:color="CCCCCC"/>
-            </w:tcBorders>
-          </w:tcPr>
-          <w:p>
-            <w:pPr>
-              <w:spacing w:before="60" w:after="60" w:line="252" w:lineRule="auto"/>
-              <w:jc w:val="left"/>
-            </w:pPr>
-            <w:r/>
-            <w:r>
-              <w:rPr>
-                <w:b/>
-              </w:rPr>
-              <w:t>471.50</w:t>
             </w:r>
           </w:p>
         </w:tc>
@@ -21796,10 +21796,10 @@
         <w:rPr>
           <w:b/>
         </w:rPr>
-        <w:t>`646.56 cents`</w:t>
+        <w:t>`645.41 cents`</w:t>
       </w:r>
       <w:r>
-        <w:t xml:space="preserve"> (+3.81).</w:t>
+        <w:t xml:space="preserve"> (+2.66).</w:t>
       </w:r>
     </w:p>
     <w:p>
@@ -21820,7 +21820,7 @@
         <w:rPr>
           <w:b/>
         </w:rPr>
-        <w:t>`58,950`</w:t>
+        <w:t>`72,849`</w:t>
       </w:r>
       <w:r>
         <w:t xml:space="preserve"> (Chênh lệch: </w:t>
@@ -21829,7 +21829,7 @@
         <w:rPr>
           <w:b/>
         </w:rPr>
-        <w:t>`-19,027`</w:t>
+        <w:t>`-5,128`</w:t>
       </w:r>
       <w:r>
         <w:t xml:space="preserve">) | OI: </w:t>
@@ -21871,7 +21871,7 @@
         <w:rPr>
           <w:b/>
         </w:rPr>
-        <w:t>`Không phát hiện mô hình nến đặc biệt`</w:t>
+        <w:t>`Bearish Engulfing (Nhấn chìm giảm thiểu)`</w:t>
       </w:r>
     </w:p>
     <w:p>
@@ -21908,16 +21908,16 @@
         <w:t>Đánh giá xu hướng kết hợp:</w:t>
       </w:r>
       <w:r>
-        <w:t xml:space="preserve"> </w:t>
+        <w:t xml:space="preserve"> ️ </w:t>
       </w:r>
       <w:r>
         <w:rPr>
           <w:b/>
         </w:rPr>
-        <w:t>TÍCH LŨY TIÊU CỰC (Distribution):</w:t>
+        <w:t>HỒI KỸ THUẬT YẾU (Weak Bullish Retest):</w:t>
       </w:r>
       <w:r>
-        <w:t xml:space="preserve"> Nến đi ngang nhưng dòng tiền rút dần (OI giảm), cảnh báo rủi ro suy sụt sắp tới.</w:t>
+        <w:t xml:space="preserve"> Xuất hiện nến tăng nhưng dòng tiền/thanh khoản yếu. Cần quan sát thêm lực cầu.</w:t>
       </w:r>
     </w:p>
     <w:p>
@@ -22163,7 +22163,7 @@
               <w:rPr>
                 <w:b/>
               </w:rPr>
-              <w:t>108.86</w:t>
+              <w:t>108.96</w:t>
             </w:r>
           </w:p>
         </w:tc>
@@ -22194,7 +22194,7 @@
               <w:rPr>
                 <w:b/>
               </w:rPr>
-              <w:t>-0.63%</w:t>
+              <w:t>-0.54%</w:t>
             </w:r>
           </w:p>
         </w:tc>
@@ -22286,7 +22286,7 @@
               <w:rPr>
                 <w:b/>
               </w:rPr>
-              <w:t>101.75</w:t>
+              <w:t>101.72</w:t>
             </w:r>
           </w:p>
         </w:tc>
@@ -22317,7 +22317,7 @@
               <w:rPr>
                 <w:b/>
               </w:rPr>
-              <w:t>-0.23%</w:t>
+              <w:t>-0.26%</w:t>
             </w:r>
           </w:p>
         </w:tc>
@@ -22921,7 +22921,7 @@
         <w:t xml:space="preserve"> EMA_21 </w:t>
       </w:r>
       <w:r>
-        <w:t xml:space="preserve"> (654.58) &lt; </w:t>
+        <w:t xml:space="preserve"> (652.59) &lt; </w:t>
       </w:r>
       <w:r>
         <w:rPr>
@@ -22932,7 +22932,7 @@
         <w:t xml:space="preserve"> EMA_50 </w:t>
       </w:r>
       <w:r>
-        <w:t xml:space="preserve"> (658.66).</w:t>
+        <w:t xml:space="preserve"> (657.46).</w:t>
       </w:r>
     </w:p>
     <w:p>
@@ -22953,7 +22953,7 @@
         <w:rPr>
           <w:b/>
         </w:rPr>
-        <w:t>`24.42`</w:t>
+        <w:t>`25.81`</w:t>
       </w:r>
       <w:r>
         <w:t xml:space="preserve"> | ATR (14) = </w:t>
@@ -22962,7 +22962,7 @@
         <w:rPr>
           <w:b/>
         </w:rPr>
-        <w:t>`3.47`</w:t>
+        <w:t>`3.03`</w:t>
       </w:r>
       <w:r>
         <w:t xml:space="preserve"> cents | Volatility = </w:t>
@@ -22971,7 +22971,7 @@
         <w:rPr>
           <w:b/>
         </w:rPr>
-        <w:t>`2.75 cents`</w:t>
+        <w:t>`1.25 cents`</w:t>
       </w:r>
       <w:r>
         <w:t>.</w:t>
@@ -22995,7 +22995,7 @@
         <w:rPr>
           <w:b/>
         </w:rPr>
-        <w:t>`644.49`</w:t>
+        <w:t>`644.02`</w:t>
       </w:r>
       <w:r>
         <w:t xml:space="preserve"> | S2: </w:t>
@@ -23004,7 +23004,7 @@
         <w:rPr>
           <w:b/>
         </w:rPr>
-        <w:t>`642.75`</w:t>
+        <w:t>`642.50`</w:t>
       </w:r>
       <w:r>
         <w:t xml:space="preserve"> || Kháng cự R1: </w:t>
@@ -23746,7 +23746,7 @@
           <w:b/>
           <w:color w:val="B91C1C"/>
         </w:rPr>
-        <w:t>`654.58 - 658.66 cents (Canh bán hồi kỹ thuật H1)`</w:t>
+        <w:t>`652.59 - 657.46 cents (Canh bán hồi kỹ thuật H1)`</w:t>
       </w:r>
       <w:r>
         <w:t xml:space="preserve"> | SL: </w:t>
@@ -23755,7 +23755,7 @@
         <w:rPr>
           <w:b/>
         </w:rPr>
-        <w:t>`741.21 cents (Trên kháng cự R2 + 1.5x ATR)`</w:t>
+        <w:t>`740.55 cents (Trên kháng cự R2 + 1.5x ATR)`</w:t>
       </w:r>
       <w:r>
         <w:t xml:space="preserve"> | TP: </w:t>
@@ -23766,7 +23766,7 @@
           <w:color w:val="D97706"/>
           <w:sz w:val="19"/>
         </w:rPr>
-        <w:t xml:space="preserve"> 644.49 cents </w:t>
+        <w:t xml:space="preserve"> 644.02 cents </w:t>
       </w:r>
       <w:r>
         <w:t xml:space="preserve"> / </w:t>
@@ -23777,7 +23777,7 @@
           <w:color w:val="D97706"/>
           <w:sz w:val="19"/>
         </w:rPr>
-        <w:t xml:space="preserve"> 642.75 cents </w:t>
+        <w:t xml:space="preserve"> 642.50 cents </w:t>
       </w:r>
       <w:r>
         <w:t>.</w:t>
@@ -23817,7 +23817,7 @@
         <w:rPr>
           <w:b/>
         </w:rPr>
-        <w:t>`657.40 - 659.40 cents`</w:t>
+        <w:t>`657.17 - 659.17 cents`</w:t>
       </w:r>
       <w:r>
         <w:t xml:space="preserve"> | SL: </w:t>
@@ -23826,7 +23826,7 @@
         <w:rPr>
           <w:b/>
         </w:rPr>
-        <w:t>`654.45 cents`</w:t>
+        <w:t>`654.90 cents`</w:t>
       </w:r>
       <w:r>
         <w:t xml:space="preserve"> | TP: </w:t>
@@ -23872,7 +23872,7 @@
         <w:rPr>
           <w:b/>
         </w:rPr>
-        <w:t>`679.80 cents`</w:t>
+        <w:t>`679.35 cents`</w:t>
       </w:r>
       <w:r>
         <w:t xml:space="preserve"> | TP: </w:t>
@@ -23921,7 +23921,7 @@
         <w:rPr>
           <w:b/>
         </w:rPr>
-        <w:t>`628.86 - 642.75 cents`</w:t>
+        <w:t>`630.36 - 642.50 cents`</w:t>
       </w:r>
     </w:p>
     <w:p>

--- a/Daily Reports/21_10_2026-CBOT Reports.docx
+++ b/Daily Reports/21_10_2026-CBOT Reports.docx
@@ -104,7 +104,7 @@
           <w:color w:val="5C768D"/>
           <w:sz w:val="19"/>
         </w:rPr>
-        <w:t>Cập nhật tự động qua `macro_tracker.py` vào lúc 03:22 ICT ngày 21/10/2026</w:t>
+        <w:t>Cập nhật tự động qua `macro_tracker.py` vào lúc 04:01 ICT ngày 21/10/2026</w:t>
       </w:r>
     </w:p>
     <w:tbl>
@@ -313,7 +313,7 @@
               <w:rPr>
                 <w:b/>
               </w:rPr>
-              <w:t>108.96 / thùng</w:t>
+              <w:t>109.20 / thùng</w:t>
             </w:r>
           </w:p>
         </w:tc>
@@ -344,7 +344,7 @@
               <w:rPr>
                 <w:b/>
               </w:rPr>
-              <w:t>-0.54%</w:t>
+              <w:t>-0.32%</w:t>
             </w:r>
           </w:p>
         </w:tc>
@@ -1218,7 +1218,7 @@
         <w:rPr>
           <w:b/>
         </w:rPr>
-        <w:t>`108.96` (-0.54%)</w:t>
+        <w:t>`109.20` (-0.32%)</w:t>
       </w:r>
       <w:r>
         <w:t xml:space="preserve"> | DXY: </w:t>
@@ -1306,7 +1306,7 @@
           <w:color w:val="5C768D"/>
           <w:sz w:val="19"/>
         </w:rPr>
-        <w:t>Cập nhật tự động lúc 03:22 ICT ngày 21/10/2026 — Nguồn: NOAA, USDA, BOM Australia</w:t>
+        <w:t>Cập nhật tự động lúc 04:01 ICT ngày 21/10/2026 — Nguồn: NOAA, USDA, BOM Australia</w:t>
       </w:r>
     </w:p>
     <w:p>
@@ -3605,7 +3605,7 @@
               <w:rPr>
                 <w:b/>
               </w:rPr>
-              <w:t>462.35 (+0.85)</w:t>
+              <w:t>462.36 (+0.86)</w:t>
             </w:r>
           </w:p>
         </w:tc>
@@ -11614,10 +11614,10 @@
         <w:rPr>
           <w:b/>
         </w:rPr>
-        <w:t>`462.35 cents`</w:t>
+        <w:t>`462.36 cents`</w:t>
       </w:r>
       <w:r>
-        <w:t xml:space="preserve"> (+0.85).</w:t>
+        <w:t xml:space="preserve"> (+0.86).</w:t>
       </w:r>
     </w:p>
     <w:p>
@@ -11981,7 +11981,7 @@
               <w:rPr>
                 <w:b/>
               </w:rPr>
-              <w:t>108.96</w:t>
+              <w:t>109.20</w:t>
             </w:r>
           </w:p>
         </w:tc>
@@ -12012,7 +12012,7 @@
               <w:rPr>
                 <w:b/>
               </w:rPr>
-              <w:t>-0.54%</w:t>
+              <w:t>-0.32%</w:t>
             </w:r>
           </w:p>
         </w:tc>
@@ -22163,7 +22163,7 @@
               <w:rPr>
                 <w:b/>
               </w:rPr>
-              <w:t>108.96</w:t>
+              <w:t>109.20</w:t>
             </w:r>
           </w:p>
         </w:tc>
@@ -22194,7 +22194,7 @@
               <w:rPr>
                 <w:b/>
               </w:rPr>
-              <w:t>-0.54%</w:t>
+              <w:t>-0.32%</w:t>
             </w:r>
           </w:p>
         </w:tc>

--- a/Daily Reports/21_10_2026-CBOT Reports.docx
+++ b/Daily Reports/21_10_2026-CBOT Reports.docx
@@ -104,7 +104,7 @@
           <w:color w:val="5C768D"/>
           <w:sz w:val="19"/>
         </w:rPr>
-        <w:t>Cập nhật tự động qua `macro_tracker.py` vào lúc 04:01 ICT ngày 21/10/2026</w:t>
+        <w:t>Cập nhật tự động qua `macro_tracker.py` vào lúc 05:01 ICT ngày 21/10/2026</w:t>
       </w:r>
     </w:p>
     <w:tbl>
@@ -313,7 +313,7 @@
               <w:rPr>
                 <w:b/>
               </w:rPr>
-              <w:t>109.20 / thùng</w:t>
+              <w:t>109.12 / thùng</w:t>
             </w:r>
           </w:p>
         </w:tc>
@@ -344,7 +344,7 @@
               <w:rPr>
                 <w:b/>
               </w:rPr>
-              <w:t>-0.32%</w:t>
+              <w:t>-0.39%</w:t>
             </w:r>
           </w:p>
         </w:tc>
@@ -442,7 +442,7 @@
               <w:rPr>
                 <w:b/>
               </w:rPr>
-              <w:t>101.72</w:t>
+              <w:t>101.71</w:t>
             </w:r>
           </w:p>
         </w:tc>
@@ -473,7 +473,7 @@
               <w:rPr>
                 <w:b/>
               </w:rPr>
-              <w:t>-0.26%</w:t>
+              <w:t>-0.27%</w:t>
             </w:r>
           </w:p>
         </w:tc>
@@ -1218,7 +1218,7 @@
         <w:rPr>
           <w:b/>
         </w:rPr>
-        <w:t>`109.20` (-0.32%)</w:t>
+        <w:t>`109.12` (-0.39%)</w:t>
       </w:r>
       <w:r>
         <w:t xml:space="preserve"> | DXY: </w:t>
@@ -1227,7 +1227,7 @@
         <w:rPr>
           <w:b/>
         </w:rPr>
-        <w:t>`101.72` (-0.26%)</w:t>
+        <w:t>`101.71` (-0.27%)</w:t>
       </w:r>
       <w:r>
         <w:t xml:space="preserve"> | Lúa mì CBOT: </w:t>
@@ -1306,7 +1306,7 @@
           <w:color w:val="5C768D"/>
           <w:sz w:val="19"/>
         </w:rPr>
-        <w:t>Cập nhật tự động lúc 04:01 ICT ngày 21/10/2026 — Nguồn: NOAA, USDA, BOM Australia</w:t>
+        <w:t>Cập nhật tự động lúc 05:01 ICT ngày 21/10/2026 — Nguồn: NOAA, USDA, BOM Australia</w:t>
       </w:r>
     </w:p>
     <w:p>
@@ -11981,7 +11981,7 @@
               <w:rPr>
                 <w:b/>
               </w:rPr>
-              <w:t>109.20</w:t>
+              <w:t>109.12</w:t>
             </w:r>
           </w:p>
         </w:tc>
@@ -12012,7 +12012,7 @@
               <w:rPr>
                 <w:b/>
               </w:rPr>
-              <w:t>-0.32%</w:t>
+              <w:t>-0.39%</w:t>
             </w:r>
           </w:p>
         </w:tc>
@@ -12104,7 +12104,7 @@
               <w:rPr>
                 <w:b/>
               </w:rPr>
-              <w:t>101.72</w:t>
+              <w:t>101.71</w:t>
             </w:r>
           </w:p>
         </w:tc>
@@ -12135,7 +12135,7 @@
               <w:rPr>
                 <w:b/>
               </w:rPr>
-              <w:t>-0.26%</w:t>
+              <w:t>-0.27%</w:t>
             </w:r>
           </w:p>
         </w:tc>
@@ -22163,7 +22163,7 @@
               <w:rPr>
                 <w:b/>
               </w:rPr>
-              <w:t>109.20</w:t>
+              <w:t>109.12</w:t>
             </w:r>
           </w:p>
         </w:tc>
@@ -22194,7 +22194,7 @@
               <w:rPr>
                 <w:b/>
               </w:rPr>
-              <w:t>-0.32%</w:t>
+              <w:t>-0.39%</w:t>
             </w:r>
           </w:p>
         </w:tc>
@@ -22286,7 +22286,7 @@
               <w:rPr>
                 <w:b/>
               </w:rPr>
-              <w:t>101.72</w:t>
+              <w:t>101.71</w:t>
             </w:r>
           </w:p>
         </w:tc>
@@ -22317,7 +22317,7 @@
               <w:rPr>
                 <w:b/>
               </w:rPr>
-              <w:t>-0.26%</w:t>
+              <w:t>-0.27%</w:t>
             </w:r>
           </w:p>
         </w:tc>

--- a/Daily Reports/21_10_2026-CBOT Reports.docx
+++ b/Daily Reports/21_10_2026-CBOT Reports.docx
@@ -104,7 +104,7 @@
           <w:color w:val="5C768D"/>
           <w:sz w:val="19"/>
         </w:rPr>
-        <w:t>Cập nhật tự động qua `macro_tracker.py` vào lúc 05:01 ICT ngày 21/10/2026</w:t>
+        <w:t>Cập nhật tự động qua `macro_tracker.py` vào lúc 06:01 ICT ngày 21/10/2026</w:t>
       </w:r>
     </w:p>
     <w:tbl>
@@ -442,7 +442,7 @@
               <w:rPr>
                 <w:b/>
               </w:rPr>
-              <w:t>101.71</w:t>
+              <w:t>101.73</w:t>
             </w:r>
           </w:p>
         </w:tc>
@@ -473,7 +473,7 @@
               <w:rPr>
                 <w:b/>
               </w:rPr>
-              <w:t>-0.27%</w:t>
+              <w:t>-0.24%</w:t>
             </w:r>
           </w:p>
         </w:tc>
@@ -1227,7 +1227,7 @@
         <w:rPr>
           <w:b/>
         </w:rPr>
-        <w:t>`101.71` (-0.27%)</w:t>
+        <w:t>`101.73` (-0.24%)</w:t>
       </w:r>
       <w:r>
         <w:t xml:space="preserve"> | Lúa mì CBOT: </w:t>
@@ -1306,7 +1306,7 @@
           <w:color w:val="5C768D"/>
           <w:sz w:val="19"/>
         </w:rPr>
-        <w:t>Cập nhật tự động lúc 05:01 ICT ngày 21/10/2026 — Nguồn: NOAA, USDA, BOM Australia</w:t>
+        <w:t>Cập nhật tự động lúc 06:01 ICT ngày 21/10/2026 — Nguồn: NOAA, USDA, BOM Australia</w:t>
       </w:r>
     </w:p>
     <w:p>
@@ -3853,7 +3853,7 @@
               <w:rPr>
                 <w:b/>
               </w:rPr>
-              <w:t>645.41 (+2.66)</w:t>
+              <w:t>645.40 (+2.65)</w:t>
             </w:r>
           </w:p>
         </w:tc>
@@ -12104,7 +12104,7 @@
               <w:rPr>
                 <w:b/>
               </w:rPr>
-              <w:t>101.71</w:t>
+              <w:t>101.73</w:t>
             </w:r>
           </w:p>
         </w:tc>
@@ -12135,7 +12135,7 @@
               <w:rPr>
                 <w:b/>
               </w:rPr>
-              <w:t>-0.27%</w:t>
+              <w:t>-0.24%</w:t>
             </w:r>
           </w:p>
         </w:tc>
@@ -21796,10 +21796,10 @@
         <w:rPr>
           <w:b/>
         </w:rPr>
-        <w:t>`645.41 cents`</w:t>
+        <w:t>`645.40 cents`</w:t>
       </w:r>
       <w:r>
-        <w:t xml:space="preserve"> (+2.66).</w:t>
+        <w:t xml:space="preserve"> (+2.65).</w:t>
       </w:r>
     </w:p>
     <w:p>
@@ -22286,7 +22286,7 @@
               <w:rPr>
                 <w:b/>
               </w:rPr>
-              <w:t>101.71</w:t>
+              <w:t>101.73</w:t>
             </w:r>
           </w:p>
         </w:tc>
@@ -22317,7 +22317,7 @@
               <w:rPr>
                 <w:b/>
               </w:rPr>
-              <w:t>-0.27%</w:t>
+              <w:t>-0.24%</w:t>
             </w:r>
           </w:p>
         </w:tc>

--- a/Daily Reports/21_10_2026-CBOT Reports.docx
+++ b/Daily Reports/21_10_2026-CBOT Reports.docx
@@ -104,7 +104,7 @@
           <w:color w:val="5C768D"/>
           <w:sz w:val="19"/>
         </w:rPr>
-        <w:t>Cập nhật tự động qua `macro_tracker.py` vào lúc 06:01 ICT ngày 21/10/2026</w:t>
+        <w:t>Cập nhật tự động qua `macro_tracker.py` vào lúc 07:01 ICT ngày 21/10/2026</w:t>
       </w:r>
     </w:p>
     <w:tbl>
@@ -313,7 +313,7 @@
               <w:rPr>
                 <w:b/>
               </w:rPr>
-              <w:t>109.12 / thùng</w:t>
+              <w:t>109.32 / thùng</w:t>
             </w:r>
           </w:p>
         </w:tc>
@@ -344,7 +344,7 @@
               <w:rPr>
                 <w:b/>
               </w:rPr>
-              <w:t>-0.39%</w:t>
+              <w:t>-0.21%</w:t>
             </w:r>
           </w:p>
         </w:tc>
@@ -442,7 +442,7 @@
               <w:rPr>
                 <w:b/>
               </w:rPr>
-              <w:t>101.73</w:t>
+              <w:t>101.79</w:t>
             </w:r>
           </w:p>
         </w:tc>
@@ -473,7 +473,7 @@
               <w:rPr>
                 <w:b/>
               </w:rPr>
-              <w:t>-0.24%</w:t>
+              <w:t>-0.19%</w:t>
             </w:r>
           </w:p>
         </w:tc>
@@ -1218,7 +1218,7 @@
         <w:rPr>
           <w:b/>
         </w:rPr>
-        <w:t>`109.12` (-0.39%)</w:t>
+        <w:t>`109.32` (-0.21%)</w:t>
       </w:r>
       <w:r>
         <w:t xml:space="preserve"> | DXY: </w:t>
@@ -1227,7 +1227,7 @@
         <w:rPr>
           <w:b/>
         </w:rPr>
-        <w:t>`101.73` (-0.24%)</w:t>
+        <w:t>`101.79` (-0.19%)</w:t>
       </w:r>
       <w:r>
         <w:t xml:space="preserve"> | Lúa mì CBOT: </w:t>
@@ -1306,7 +1306,7 @@
           <w:color w:val="5C768D"/>
           <w:sz w:val="19"/>
         </w:rPr>
-        <w:t>Cập nhật tự động lúc 06:01 ICT ngày 21/10/2026 — Nguồn: NOAA, USDA, BOM Australia</w:t>
+        <w:t>Cập nhật tự động lúc 07:01 ICT ngày 21/10/2026 — Nguồn: NOAA, USDA, BOM Australia</w:t>
       </w:r>
     </w:p>
     <w:p>
@@ -3853,7 +3853,7 @@
               <w:rPr>
                 <w:b/>
               </w:rPr>
-              <w:t>645.40 (+2.65)</w:t>
+              <w:t>645.38 (+2.63)</w:t>
             </w:r>
           </w:p>
         </w:tc>
@@ -11981,7 +11981,7 @@
               <w:rPr>
                 <w:b/>
               </w:rPr>
-              <w:t>109.12</w:t>
+              <w:t>109.32</w:t>
             </w:r>
           </w:p>
         </w:tc>
@@ -12012,7 +12012,7 @@
               <w:rPr>
                 <w:b/>
               </w:rPr>
-              <w:t>-0.39%</w:t>
+              <w:t>-0.21%</w:t>
             </w:r>
           </w:p>
         </w:tc>
@@ -12104,7 +12104,7 @@
               <w:rPr>
                 <w:b/>
               </w:rPr>
-              <w:t>101.73</w:t>
+              <w:t>101.79</w:t>
             </w:r>
           </w:p>
         </w:tc>
@@ -12135,7 +12135,7 @@
               <w:rPr>
                 <w:b/>
               </w:rPr>
-              <w:t>-0.24%</w:t>
+              <w:t>-0.19%</w:t>
             </w:r>
           </w:p>
         </w:tc>
@@ -21796,10 +21796,10 @@
         <w:rPr>
           <w:b/>
         </w:rPr>
-        <w:t>`645.40 cents`</w:t>
+        <w:t>`645.38 cents`</w:t>
       </w:r>
       <w:r>
-        <w:t xml:space="preserve"> (+2.65).</w:t>
+        <w:t xml:space="preserve"> (+2.63).</w:t>
       </w:r>
     </w:p>
     <w:p>
@@ -22163,7 +22163,7 @@
               <w:rPr>
                 <w:b/>
               </w:rPr>
-              <w:t>109.12</w:t>
+              <w:t>109.32</w:t>
             </w:r>
           </w:p>
         </w:tc>
@@ -22194,7 +22194,7 @@
               <w:rPr>
                 <w:b/>
               </w:rPr>
-              <w:t>-0.39%</w:t>
+              <w:t>-0.21%</w:t>
             </w:r>
           </w:p>
         </w:tc>
@@ -22286,7 +22286,7 @@
               <w:rPr>
                 <w:b/>
               </w:rPr>
-              <w:t>101.73</w:t>
+              <w:t>101.79</w:t>
             </w:r>
           </w:p>
         </w:tc>
@@ -22317,7 +22317,7 @@
               <w:rPr>
                 <w:b/>
               </w:rPr>
-              <w:t>-0.24%</w:t>
+              <w:t>-0.19%</w:t>
             </w:r>
           </w:p>
         </w:tc>

--- a/Daily Reports/21_10_2026-CBOT Reports.docx
+++ b/Daily Reports/21_10_2026-CBOT Reports.docx
@@ -104,7 +104,7 @@
           <w:color w:val="5C768D"/>
           <w:sz w:val="19"/>
         </w:rPr>
-        <w:t>Cập nhật tự động qua `macro_tracker.py` vào lúc 14:01 ICT ngày 21/10/2026</w:t>
+        <w:t>Cập nhật tự động qua `macro_tracker.py` vào lúc 16:20 ICT ngày 21/10/2026</w:t>
       </w:r>
     </w:p>
     <w:tbl>
@@ -313,7 +313,7 @@
               <w:rPr>
                 <w:b/>
               </w:rPr>
-              <w:t>110.40 / thùng</w:t>
+              <w:t>110.18 / thùng</w:t>
             </w:r>
           </w:p>
         </w:tc>
@@ -344,7 +344,7 @@
               <w:rPr>
                 <w:b/>
               </w:rPr>
-              <w:t>+1.48%</w:t>
+              <w:t>+1.28%</w:t>
             </w:r>
           </w:p>
         </w:tc>
@@ -442,7 +442,7 @@
               <w:rPr>
                 <w:b/>
               </w:rPr>
-              <w:t>101.78</w:t>
+              <w:t>101.80</w:t>
             </w:r>
           </w:p>
         </w:tc>
@@ -473,7 +473,7 @@
               <w:rPr>
                 <w:b/>
               </w:rPr>
-              <w:t>+0.05%</w:t>
+              <w:t>+0.07%</w:t>
             </w:r>
           </w:p>
         </w:tc>
@@ -1218,7 +1218,7 @@
         <w:rPr>
           <w:b/>
         </w:rPr>
-        <w:t>`110.40` (+1.48%)</w:t>
+        <w:t>`110.18` (+1.28%)</w:t>
       </w:r>
       <w:r>
         <w:t xml:space="preserve"> | DXY: </w:t>
@@ -1227,7 +1227,7 @@
         <w:rPr>
           <w:b/>
         </w:rPr>
-        <w:t>`101.78` (+0.05%)</w:t>
+        <w:t>`101.80` (+0.07%)</w:t>
       </w:r>
       <w:r>
         <w:t xml:space="preserve"> | Lúa mì CBOT: </w:t>
@@ -1236,7 +1236,7 @@
         <w:rPr>
           <w:b/>
         </w:rPr>
-        <w:t>`637.75` (-0.85%)</w:t>
+        <w:t>`638.50` (-0.74%)</w:t>
       </w:r>
       <w:r>
         <w:t>.</w:t>
@@ -1316,7 +1316,7 @@
           <w:color w:val="5C768D"/>
           <w:sz w:val="19"/>
         </w:rPr>
-        <w:t>Cập nhật tự động lúc 14:01 ICT ngày 21/10/2026 — Nguồn: NOAA, USDA, BOM Australia</w:t>
+        <w:t>Cập nhật tự động lúc 16:20 ICT ngày 21/10/2026 — Nguồn: NOAA, USDA, BOM Australia</w:t>
       </w:r>
     </w:p>
     <w:p>
@@ -3615,7 +3615,7 @@
               <w:rPr>
                 <w:b/>
               </w:rPr>
-              <w:t>460.50 (+1.00)</w:t>
+              <w:t>460.14 (+0.64)</w:t>
             </w:r>
           </w:p>
         </w:tc>
@@ -3643,7 +3643,7 @@
             </w:pPr>
             <w:r/>
             <w:r>
-              <w:t>Bearish (463.31 &lt; 467.40)</w:t>
+              <w:t>Bearish (462.22 &lt; 466.30)</w:t>
             </w:r>
           </w:p>
         </w:tc>
@@ -3671,7 +3671,7 @@
             </w:pPr>
             <w:r/>
             <w:r>
-              <w:t>1.25 cents</w:t>
+              <w:t>0.25 cents</w:t>
             </w:r>
           </w:p>
         </w:tc>
@@ -3832,7 +3832,7 @@
               <w:rPr>
                 <w:b/>
               </w:rPr>
-              <w:t>637.75</w:t>
+              <w:t>638.50</w:t>
             </w:r>
           </w:p>
         </w:tc>
@@ -3863,7 +3863,7 @@
               <w:rPr>
                 <w:b/>
               </w:rPr>
-              <w:t>639.77 (+2.02)</w:t>
+              <w:t>638.95 (+0.45)</w:t>
             </w:r>
           </w:p>
         </w:tc>
@@ -3891,7 +3891,7 @@
             </w:pPr>
             <w:r/>
             <w:r>
-              <w:t>Bearish (647.08 &lt; 653.75)</w:t>
+              <w:t>Bearish (644.37 &lt; 651.51)</w:t>
             </w:r>
           </w:p>
         </w:tc>
@@ -3919,7 +3919,7 @@
             </w:pPr>
             <w:r/>
             <w:r>
-              <w:t>2.25 cents</w:t>
+              <w:t>0.75 cents</w:t>
             </w:r>
           </w:p>
         </w:tc>
@@ -4357,7 +4357,7 @@
                 <w:b/>
                 <w:color w:val="15803D"/>
               </w:rPr>
-              <w:t>460.12 - 463.31 cents (Canh mua vùng hỗ trợ)</w:t>
+              <w:t>459.49 - 462.22 cents (Canh mua vùng hỗ trợ)</w:t>
             </w:r>
           </w:p>
         </w:tc>
@@ -4388,7 +4388,7 @@
               <w:rPr>
                 <w:b/>
               </w:rPr>
-              <w:t>457.64 cents (Dưới cản S2 + 1.5x ATR)</w:t>
+              <w:t>457.53 cents (Dưới cản S2 + 1.5x ATR)</w:t>
             </w:r>
           </w:p>
         </w:tc>
@@ -4569,7 +4569,7 @@
               <w:rPr>
                 <w:b/>
               </w:rPr>
-              <w:t>473.02 - 474.52 cents</w:t>
+              <w:t>472.43 - 473.93 cents</w:t>
             </w:r>
           </w:p>
         </w:tc>
@@ -4600,7 +4600,7 @@
               <w:rPr>
                 <w:b/>
               </w:rPr>
-              <w:t>472.97 cents (Chống quét SL tuyệt đối)</w:t>
+              <w:t>472.64 cents (Chống quét SL tuyệt đối)</w:t>
             </w:r>
           </w:p>
         </w:tc>
@@ -4793,7 +4793,7 @@
               <w:rPr>
                 <w:b/>
               </w:rPr>
-              <w:t>483.78 cents</w:t>
+              <w:t>483.61 cents</w:t>
             </w:r>
           </w:p>
         </w:tc>
@@ -4824,7 +4824,7 @@
               <w:rPr>
                 <w:b/>
               </w:rPr>
-              <w:t>475.00 cents</w:t>
+              <w:t>474.50 cents</w:t>
             </w:r>
           </w:p>
         </w:tc>
@@ -4955,7 +4955,7 @@
               <w:rPr>
                 <w:b/>
               </w:rPr>
-              <w:t>454.55 - 459.50 cents</w:t>
+              <w:t>455.09 - 459.00 cents</w:t>
             </w:r>
           </w:p>
         </w:tc>
@@ -5136,7 +5136,7 @@
                 <w:b/>
                 <w:color w:val="B91C1C"/>
               </w:rPr>
-              <w:t>647.08 - 653.75 cents (Canh bán hồi kỹ thuật H1)</w:t>
+              <w:t>644.37 - 651.51 cents (Canh bán hồi kỹ thuật H1)</w:t>
             </w:r>
           </w:p>
         </w:tc>
@@ -5167,7 +5167,7 @@
               <w:rPr>
                 <w:b/>
               </w:rPr>
-              <w:t>739.14 cents (Trên kháng cự R2 + 1.5x ATR)</w:t>
+              <w:t>738.74 cents (Trên kháng cự R2 + 1.5x ATR)</w:t>
             </w:r>
           </w:p>
         </w:tc>
@@ -5203,7 +5203,7 @@
                 <w:color w:val="D97706"/>
                 <w:sz w:val="19"/>
               </w:rPr>
-              <w:t xml:space="preserve"> 638.71 cents </w:t>
+              <w:t xml:space="preserve"> 637.33 cents </w:t>
             </w:r>
             <w:r>
               <w:t xml:space="preserve"> / TP2: </w:t>
@@ -5214,7 +5214,7 @@
                 <w:color w:val="D97706"/>
                 <w:sz w:val="19"/>
               </w:rPr>
-              <w:t xml:space="preserve"> 637.50 cents </w:t>
+              <w:t xml:space="preserve"> 636.25 cents </w:t>
             </w:r>
           </w:p>
         </w:tc>
@@ -5345,7 +5345,7 @@
               <w:rPr>
                 <w:b/>
               </w:rPr>
-              <w:t>652.38 - 654.38 cents</w:t>
+              <w:t>650.71 - 652.71 cents</w:t>
             </w:r>
           </w:p>
         </w:tc>
@@ -5376,7 +5376,7 @@
               <w:rPr>
                 <w:b/>
               </w:rPr>
-              <w:t>650.99 cents</w:t>
+              <w:t>649.82 cents</w:t>
             </w:r>
           </w:p>
         </w:tc>
@@ -5407,7 +5407,7 @@
               <w:rPr>
                 <w:b/>
               </w:rPr>
-              <w:t>676.50 cents (Đón sóng hồi trung hạn ~14.5 giá)</w:t>
+              <w:t>656.50 cents (Đón sóng hồi trung hạn ~14.5 giá)</w:t>
             </w:r>
           </w:p>
         </w:tc>
@@ -5538,7 +5538,7 @@
               <w:rPr>
                 <w:b/>
               </w:rPr>
-              <w:t>676.50 - 678.50 cents</w:t>
+              <w:t>656.50 - 658.50 cents</w:t>
             </w:r>
           </w:p>
         </w:tc>
@@ -5569,7 +5569,7 @@
               <w:rPr>
                 <w:b/>
               </w:rPr>
-              <w:t>678.76 cents</w:t>
+              <w:t>658.43 cents</w:t>
             </w:r>
           </w:p>
         </w:tc>
@@ -5600,7 +5600,7 @@
               <w:rPr>
                 <w:b/>
               </w:rPr>
-              <w:t>653.25 cents (Thuận xu hướng giảm ngắn hạn)</w:t>
+              <w:t>651.75 cents (Thuận xu hướng giảm ngắn hạn)</w:t>
             </w:r>
           </w:p>
         </w:tc>
@@ -5731,7 +5731,7 @@
               <w:rPr>
                 <w:b/>
               </w:rPr>
-              <w:t>627.78 - 637.50 cents</w:t>
+              <w:t>627.61 - 636.25 cents</w:t>
             </w:r>
           </w:p>
         </w:tc>
@@ -11624,10 +11624,10 @@
         <w:rPr>
           <w:b/>
         </w:rPr>
-        <w:t>`460.50 cents`</w:t>
+        <w:t>`460.14 cents`</w:t>
       </w:r>
       <w:r>
-        <w:t xml:space="preserve"> (+1.00).</w:t>
+        <w:t xml:space="preserve"> (+0.64).</w:t>
       </w:r>
     </w:p>
     <w:p>
@@ -11648,7 +11648,7 @@
         <w:rPr>
           <w:b/>
         </w:rPr>
-        <w:t>`19,336`</w:t>
+        <w:t>`26,266`</w:t>
       </w:r>
       <w:r>
         <w:t xml:space="preserve"> (Chênh lệch: </w:t>
@@ -11657,7 +11657,7 @@
         <w:rPr>
           <w:b/>
         </w:rPr>
-        <w:t>`-190,904`</w:t>
+        <w:t>`-183,974`</w:t>
       </w:r>
       <w:r>
         <w:t xml:space="preserve">) | OI: </w:t>
@@ -11699,7 +11699,7 @@
         <w:rPr>
           <w:b/>
         </w:rPr>
-        <w:t>`Không phát hiện mô hình nến đặc biệt`</w:t>
+        <w:t>`Doji (Nến lưỡng lự thế trận)`</w:t>
       </w:r>
     </w:p>
     <w:p>
@@ -11991,7 +11991,7 @@
               <w:rPr>
                 <w:b/>
               </w:rPr>
-              <w:t>110.40</w:t>
+              <w:t>110.18</w:t>
             </w:r>
           </w:p>
         </w:tc>
@@ -12022,7 +12022,7 @@
               <w:rPr>
                 <w:b/>
               </w:rPr>
-              <w:t>+1.48%</w:t>
+              <w:t>+1.28%</w:t>
             </w:r>
           </w:p>
         </w:tc>
@@ -12114,7 +12114,7 @@
               <w:rPr>
                 <w:b/>
               </w:rPr>
-              <w:t>101.78</w:t>
+              <w:t>101.80</w:t>
             </w:r>
           </w:p>
         </w:tc>
@@ -12145,7 +12145,7 @@
               <w:rPr>
                 <w:b/>
               </w:rPr>
-              <w:t>+0.05%</w:t>
+              <w:t>+0.07%</w:t>
             </w:r>
           </w:p>
         </w:tc>
@@ -12749,7 +12749,7 @@
         <w:t xml:space="preserve"> EMA_21 </w:t>
       </w:r>
       <w:r>
-        <w:t xml:space="preserve"> (463.31) &lt; </w:t>
+        <w:t xml:space="preserve"> (462.22) &lt; </w:t>
       </w:r>
       <w:r>
         <w:rPr>
@@ -12760,7 +12760,7 @@
         <w:t xml:space="preserve"> EMA_50 </w:t>
       </w:r>
       <w:r>
-        <w:t xml:space="preserve"> (467.40).</w:t>
+        <w:t xml:space="preserve"> (466.30).</w:t>
       </w:r>
     </w:p>
     <w:p>
@@ -12781,7 +12781,7 @@
         <w:rPr>
           <w:b/>
         </w:rPr>
-        <w:t>`24.22`</w:t>
+        <w:t>`23.86`</w:t>
       </w:r>
       <w:r>
         <w:t xml:space="preserve"> | ATR (14) = </w:t>
@@ -12790,7 +12790,7 @@
         <w:rPr>
           <w:b/>
         </w:rPr>
-        <w:t>`1.24`</w:t>
+        <w:t>`0.98`</w:t>
       </w:r>
       <w:r>
         <w:t xml:space="preserve"> cents | Volatility = </w:t>
@@ -12799,7 +12799,7 @@
         <w:rPr>
           <w:b/>
         </w:rPr>
-        <w:t>`1.25 cents`</w:t>
+        <w:t>`0.25 cents`</w:t>
       </w:r>
       <w:r>
         <w:t>.</w:t>
@@ -12823,7 +12823,7 @@
         <w:rPr>
           <w:b/>
         </w:rPr>
-        <w:t>`460.12`</w:t>
+        <w:t>`459.49`</w:t>
       </w:r>
       <w:r>
         <w:t xml:space="preserve"> | S2: </w:t>
@@ -12832,7 +12832,7 @@
         <w:rPr>
           <w:b/>
         </w:rPr>
-        <w:t>`459.50`</w:t>
+        <w:t>`459.00`</w:t>
       </w:r>
       <w:r>
         <w:t xml:space="preserve"> || Kháng cự R1: </w:t>
@@ -13584,7 +13584,7 @@
           <w:b/>
           <w:color w:val="15803D"/>
         </w:rPr>
-        <w:t>`460.12 - 463.31 cents (Canh mua vùng hỗ trợ)`</w:t>
+        <w:t>`459.49 - 462.22 cents (Canh mua vùng hỗ trợ)`</w:t>
       </w:r>
       <w:r>
         <w:t xml:space="preserve"> | SL: </w:t>
@@ -13593,7 +13593,7 @@
         <w:rPr>
           <w:b/>
         </w:rPr>
-        <w:t>`457.64 cents (Dưới cản S2 + 1.5x ATR)`</w:t>
+        <w:t>`457.53 cents (Dưới cản S2 + 1.5x ATR)`</w:t>
       </w:r>
       <w:r>
         <w:t xml:space="preserve"> | TP: </w:t>
@@ -13655,7 +13655,7 @@
         <w:rPr>
           <w:b/>
         </w:rPr>
-        <w:t>`473.02 - 474.52 cents`</w:t>
+        <w:t>`472.43 - 473.93 cents`</w:t>
       </w:r>
       <w:r>
         <w:t xml:space="preserve"> | SL: </w:t>
@@ -13664,7 +13664,7 @@
         <w:rPr>
           <w:b/>
         </w:rPr>
-        <w:t>`472.97 cents (Chống quét SL tuyệt đối)`</w:t>
+        <w:t>`472.64 cents (Chống quét SL tuyệt đối)`</w:t>
       </w:r>
       <w:r>
         <w:t xml:space="preserve"> | TP: </w:t>
@@ -13710,7 +13710,7 @@
         <w:rPr>
           <w:b/>
         </w:rPr>
-        <w:t>`483.78 cents`</w:t>
+        <w:t>`483.61 cents`</w:t>
       </w:r>
       <w:r>
         <w:t xml:space="preserve"> | TP: </w:t>
@@ -13719,7 +13719,7 @@
         <w:rPr>
           <w:b/>
         </w:rPr>
-        <w:t>`475.00 cents`</w:t>
+        <w:t>`474.50 cents`</w:t>
       </w:r>
       <w:r>
         <w:t>.</w:t>
@@ -13759,7 +13759,7 @@
         <w:rPr>
           <w:b/>
         </w:rPr>
-        <w:t>`454.55 - 459.50 cents`</w:t>
+        <w:t>`455.09 - 459.00 cents`</w:t>
       </w:r>
     </w:p>
     <w:p>
@@ -21791,7 +21791,7 @@
         <w:t>Giá Chốt Phiên (Close):</w:t>
       </w:r>
       <w:r>
-        <w:t xml:space="preserve"> 637.75 cents | </w:t>
+        <w:t xml:space="preserve"> 638.50 cents | </w:t>
       </w:r>
       <w:r>
         <w:rPr>
@@ -21806,10 +21806,10 @@
         <w:rPr>
           <w:b/>
         </w:rPr>
-        <w:t>`639.77 cents`</w:t>
+        <w:t>`638.95 cents`</w:t>
       </w:r>
       <w:r>
-        <w:t xml:space="preserve"> (+2.02).</w:t>
+        <w:t xml:space="preserve"> (+0.45).</w:t>
       </w:r>
     </w:p>
     <w:p>
@@ -21830,7 +21830,7 @@
         <w:rPr>
           <w:b/>
         </w:rPr>
-        <w:t>`7,167`</w:t>
+        <w:t>`10,526`</w:t>
       </w:r>
       <w:r>
         <w:t xml:space="preserve"> (Chênh lệch: </w:t>
@@ -21839,7 +21839,7 @@
         <w:rPr>
           <w:b/>
         </w:rPr>
-        <w:t>`-42,791`</w:t>
+        <w:t>`-39,432`</w:t>
       </w:r>
       <w:r>
         <w:t xml:space="preserve">) | OI: </w:t>
@@ -22173,7 +22173,7 @@
               <w:rPr>
                 <w:b/>
               </w:rPr>
-              <w:t>110.40</w:t>
+              <w:t>110.18</w:t>
             </w:r>
           </w:p>
         </w:tc>
@@ -22204,7 +22204,7 @@
               <w:rPr>
                 <w:b/>
               </w:rPr>
-              <w:t>+1.48%</w:t>
+              <w:t>+1.28%</w:t>
             </w:r>
           </w:p>
         </w:tc>
@@ -22296,7 +22296,7 @@
               <w:rPr>
                 <w:b/>
               </w:rPr>
-              <w:t>101.78</w:t>
+              <w:t>101.80</w:t>
             </w:r>
           </w:p>
         </w:tc>
@@ -22327,7 +22327,7 @@
               <w:rPr>
                 <w:b/>
               </w:rPr>
-              <w:t>+0.05%</w:t>
+              <w:t>+0.07%</w:t>
             </w:r>
           </w:p>
         </w:tc>
@@ -22931,7 +22931,7 @@
         <w:t xml:space="preserve"> EMA_21 </w:t>
       </w:r>
       <w:r>
-        <w:t xml:space="preserve"> (647.08) &lt; </w:t>
+        <w:t xml:space="preserve"> (644.37) &lt; </w:t>
       </w:r>
       <w:r>
         <w:rPr>
@@ -22942,7 +22942,7 @@
         <w:t xml:space="preserve"> EMA_50 </w:t>
       </w:r>
       <w:r>
-        <w:t xml:space="preserve"> (653.75).</w:t>
+        <w:t xml:space="preserve"> (651.51).</w:t>
       </w:r>
     </w:p>
     <w:p>
@@ -22963,7 +22963,7 @@
         <w:rPr>
           <w:b/>
         </w:rPr>
-        <w:t>`23.53`</w:t>
+        <w:t>`28.60`</w:t>
       </w:r>
       <w:r>
         <w:t xml:space="preserve"> | ATR (14) = </w:t>
@@ -22972,7 +22972,7 @@
         <w:rPr>
           <w:b/>
         </w:rPr>
-        <w:t>`2.43`</w:t>
+        <w:t>`2.16`</w:t>
       </w:r>
       <w:r>
         <w:t xml:space="preserve"> cents | Volatility = </w:t>
@@ -22981,7 +22981,7 @@
         <w:rPr>
           <w:b/>
         </w:rPr>
-        <w:t>`2.25 cents`</w:t>
+        <w:t>`0.75 cents`</w:t>
       </w:r>
       <w:r>
         <w:t>.</w:t>
@@ -23005,7 +23005,7 @@
         <w:rPr>
           <w:b/>
         </w:rPr>
-        <w:t>`638.71`</w:t>
+        <w:t>`637.33`</w:t>
       </w:r>
       <w:r>
         <w:t xml:space="preserve"> | S2: </w:t>
@@ -23014,7 +23014,7 @@
         <w:rPr>
           <w:b/>
         </w:rPr>
-        <w:t>`637.50`</w:t>
+        <w:t>`636.25`</w:t>
       </w:r>
       <w:r>
         <w:t xml:space="preserve"> || Kháng cự R1: </w:t>
@@ -23756,7 +23756,7 @@
           <w:b/>
           <w:color w:val="B91C1C"/>
         </w:rPr>
-        <w:t>`647.08 - 653.75 cents (Canh bán hồi kỹ thuật H1)`</w:t>
+        <w:t>`644.37 - 651.51 cents (Canh bán hồi kỹ thuật H1)`</w:t>
       </w:r>
       <w:r>
         <w:t xml:space="preserve"> | SL: </w:t>
@@ -23765,7 +23765,7 @@
         <w:rPr>
           <w:b/>
         </w:rPr>
-        <w:t>`739.14 cents (Trên kháng cự R2 + 1.5x ATR)`</w:t>
+        <w:t>`738.74 cents (Trên kháng cự R2 + 1.5x ATR)`</w:t>
       </w:r>
       <w:r>
         <w:t xml:space="preserve"> | TP: </w:t>
@@ -23776,7 +23776,7 @@
           <w:color w:val="D97706"/>
           <w:sz w:val="19"/>
         </w:rPr>
-        <w:t xml:space="preserve"> 638.71 cents </w:t>
+        <w:t xml:space="preserve"> 637.33 cents </w:t>
       </w:r>
       <w:r>
         <w:t xml:space="preserve"> / </w:t>
@@ -23787,7 +23787,7 @@
           <w:color w:val="D97706"/>
           <w:sz w:val="19"/>
         </w:rPr>
-        <w:t xml:space="preserve"> 637.50 cents </w:t>
+        <w:t xml:space="preserve"> 636.25 cents </w:t>
       </w:r>
       <w:r>
         <w:t>.</w:t>
@@ -23827,7 +23827,7 @@
         <w:rPr>
           <w:b/>
         </w:rPr>
-        <w:t>`652.38 - 654.38 cents`</w:t>
+        <w:t>`650.71 - 652.71 cents`</w:t>
       </w:r>
       <w:r>
         <w:t xml:space="preserve"> | SL: </w:t>
@@ -23836,7 +23836,7 @@
         <w:rPr>
           <w:b/>
         </w:rPr>
-        <w:t>`650.99 cents`</w:t>
+        <w:t>`649.82 cents`</w:t>
       </w:r>
       <w:r>
         <w:t xml:space="preserve"> | TP: </w:t>
@@ -23845,7 +23845,7 @@
         <w:rPr>
           <w:b/>
         </w:rPr>
-        <w:t>`676.50 cents (Đón sóng hồi trung hạn ~14.5 giá)`</w:t>
+        <w:t>`656.50 cents (Đón sóng hồi trung hạn ~14.5 giá)`</w:t>
       </w:r>
       <w:r>
         <w:t>.</w:t>
@@ -23873,7 +23873,7 @@
         <w:rPr>
           <w:b/>
         </w:rPr>
-        <w:t>`676.50 - 678.50 cents`</w:t>
+        <w:t>`656.50 - 658.50 cents`</w:t>
       </w:r>
       <w:r>
         <w:t xml:space="preserve"> | SL: </w:t>
@@ -23882,7 +23882,7 @@
         <w:rPr>
           <w:b/>
         </w:rPr>
-        <w:t>`678.76 cents`</w:t>
+        <w:t>`658.43 cents`</w:t>
       </w:r>
       <w:r>
         <w:t xml:space="preserve"> | TP: </w:t>
@@ -23891,7 +23891,7 @@
         <w:rPr>
           <w:b/>
         </w:rPr>
-        <w:t>`653.25 cents (Thuận xu hướng giảm ngắn hạn)`</w:t>
+        <w:t>`651.75 cents (Thuận xu hướng giảm ngắn hạn)`</w:t>
       </w:r>
       <w:r>
         <w:t>.</w:t>
@@ -23931,7 +23931,7 @@
         <w:rPr>
           <w:b/>
         </w:rPr>
-        <w:t>`627.78 - 637.50 cents`</w:t>
+        <w:t>`627.61 - 636.25 cents`</w:t>
       </w:r>
     </w:p>
     <w:p>
@@ -24338,7 +24338,7 @@
             </w:pPr>
             <w:r/>
             <w:r>
-              <w:t>637.75</w:t>
+              <w:t>638.50</w:t>
             </w:r>
           </w:p>
         </w:tc>
@@ -24366,7 +24366,7 @@
             </w:pPr>
             <w:r/>
             <w:r>
-              <w:t>649.00</w:t>
+              <w:t>649.75</w:t>
             </w:r>
           </w:p>
         </w:tc>
@@ -24394,7 +24394,7 @@
             </w:pPr>
             <w:r/>
             <w:r>
-              <w:t>632.25</w:t>
+              <w:t>633.00</w:t>
             </w:r>
           </w:p>
         </w:tc>
@@ -24425,7 +24425,7 @@
               <w:rPr>
                 <w:b/>
               </w:rPr>
-              <w:t>637.00</w:t>
+              <w:t>637.75</w:t>
             </w:r>
           </w:p>
         </w:tc>
@@ -24573,7 +24573,7 @@
             </w:pPr>
             <w:r/>
             <w:r>
-              <w:t>637.00</w:t>
+              <w:t>637.75</w:t>
             </w:r>
           </w:p>
         </w:tc>
@@ -24601,7 +24601,7 @@
             </w:pPr>
             <w:r/>
             <w:r>
-              <w:t>644.50</w:t>
+              <w:t>645.25</w:t>
             </w:r>
           </w:p>
         </w:tc>
@@ -24629,7 +24629,7 @@
             </w:pPr>
             <w:r/>
             <w:r>
-              <w:t>631.00</w:t>
+              <w:t>631.75</w:t>
             </w:r>
           </w:p>
         </w:tc>
@@ -24660,7 +24660,7 @@
               <w:rPr>
                 <w:b/>
               </w:rPr>
-              <w:t>636.50</w:t>
+              <w:t>637.25</w:t>
             </w:r>
           </w:p>
         </w:tc>
@@ -24808,7 +24808,7 @@
             </w:pPr>
             <w:r/>
             <w:r>
-              <w:t>636.50</w:t>
+              <w:t>637.25</w:t>
             </w:r>
           </w:p>
         </w:tc>
@@ -24836,7 +24836,7 @@
             </w:pPr>
             <w:r/>
             <w:r>
-              <w:t>650.25</w:t>
+              <w:t>651.00</w:t>
             </w:r>
           </w:p>
         </w:tc>
@@ -24864,7 +24864,7 @@
             </w:pPr>
             <w:r/>
             <w:r>
-              <w:t>621.75</w:t>
+              <w:t>622.50</w:t>
             </w:r>
           </w:p>
         </w:tc>
@@ -24895,7 +24895,7 @@
               <w:rPr>
                 <w:b/>
               </w:rPr>
-              <w:t>638.50</w:t>
+              <w:t>639.25</w:t>
             </w:r>
           </w:p>
         </w:tc>
@@ -25043,7 +25043,7 @@
             </w:pPr>
             <w:r/>
             <w:r>
-              <w:t>638.50</w:t>
+              <w:t>639.25</w:t>
             </w:r>
           </w:p>
         </w:tc>
@@ -25071,7 +25071,7 @@
             </w:pPr>
             <w:r/>
             <w:r>
-              <w:t>651.75</w:t>
+              <w:t>652.50</w:t>
             </w:r>
           </w:p>
         </w:tc>
@@ -25099,7 +25099,7 @@
             </w:pPr>
             <w:r/>
             <w:r>
-              <w:t>630.25</w:t>
+              <w:t>631.00</w:t>
             </w:r>
           </w:p>
         </w:tc>
@@ -25130,7 +25130,7 @@
               <w:rPr>
                 <w:b/>
               </w:rPr>
-              <w:t>639.75</w:t>
+              <w:t>640.50</w:t>
             </w:r>
           </w:p>
         </w:tc>
@@ -25278,7 +25278,7 @@
             </w:pPr>
             <w:r/>
             <w:r>
-              <w:t>639.75</w:t>
+              <w:t>640.50</w:t>
             </w:r>
           </w:p>
         </w:tc>
@@ -25306,7 +25306,7 @@
             </w:pPr>
             <w:r/>
             <w:r>
-              <w:t>656.25</w:t>
+              <w:t>657.00</w:t>
             </w:r>
           </w:p>
         </w:tc>
@@ -25334,7 +25334,7 @@
             </w:pPr>
             <w:r/>
             <w:r>
-              <w:t>629.25</w:t>
+              <w:t>630.00</w:t>
             </w:r>
           </w:p>
         </w:tc>
@@ -25365,7 +25365,7 @@
               <w:rPr>
                 <w:b/>
               </w:rPr>
-              <w:t>644.25</w:t>
+              <w:t>645.00</w:t>
             </w:r>
           </w:p>
         </w:tc>
@@ -25513,7 +25513,7 @@
             </w:pPr>
             <w:r/>
             <w:r>
-              <w:t>644.25</w:t>
+              <w:t>645.00</w:t>
             </w:r>
           </w:p>
         </w:tc>
@@ -25541,7 +25541,7 @@
             </w:pPr>
             <w:r/>
             <w:r>
-              <w:t>652.00</w:t>
+              <w:t>652.75</w:t>
             </w:r>
           </w:p>
         </w:tc>
@@ -25569,7 +25569,7 @@
             </w:pPr>
             <w:r/>
             <w:r>
-              <w:t>633.25</w:t>
+              <w:t>634.00</w:t>
             </w:r>
           </w:p>
         </w:tc>
@@ -25600,7 +25600,7 @@
               <w:rPr>
                 <w:b/>
               </w:rPr>
-              <w:t>645.50</w:t>
+              <w:t>646.25</w:t>
             </w:r>
           </w:p>
         </w:tc>
@@ -25748,7 +25748,7 @@
             </w:pPr>
             <w:r/>
             <w:r>
-              <w:t>645.50</w:t>
+              <w:t>646.25</w:t>
             </w:r>
           </w:p>
         </w:tc>
@@ -25776,7 +25776,7 @@
             </w:pPr>
             <w:r/>
             <w:r>
-              <w:t>653.75</w:t>
+              <w:t>654.50</w:t>
             </w:r>
           </w:p>
         </w:tc>
@@ -25804,7 +25804,7 @@
             </w:pPr>
             <w:r/>
             <w:r>
-              <w:t>635.00</w:t>
+              <w:t>635.75</w:t>
             </w:r>
           </w:p>
         </w:tc>
@@ -25835,7 +25835,7 @@
               <w:rPr>
                 <w:b/>
               </w:rPr>
-              <w:t>647.25</w:t>
+              <w:t>648.00</w:t>
             </w:r>
           </w:p>
         </w:tc>
@@ -25983,7 +25983,7 @@
             </w:pPr>
             <w:r/>
             <w:r>
-              <w:t>647.25</w:t>
+              <w:t>648.00</w:t>
             </w:r>
           </w:p>
         </w:tc>
@@ -26011,7 +26011,7 @@
             </w:pPr>
             <w:r/>
             <w:r>
-              <w:t>659.50</w:t>
+              <w:t>660.25</w:t>
             </w:r>
           </w:p>
         </w:tc>
@@ -26039,7 +26039,7 @@
             </w:pPr>
             <w:r/>
             <w:r>
-              <w:t>637.50</w:t>
+              <w:t>638.25</w:t>
             </w:r>
           </w:p>
         </w:tc>
@@ -26070,7 +26070,7 @@
               <w:rPr>
                 <w:b/>
               </w:rPr>
-              <w:t>646.25</w:t>
+              <w:t>647.00</w:t>
             </w:r>
           </w:p>
         </w:tc>
@@ -26218,7 +26218,7 @@
             </w:pPr>
             <w:r/>
             <w:r>
-              <w:t>646.25</w:t>
+              <w:t>647.00</w:t>
             </w:r>
           </w:p>
         </w:tc>
@@ -26246,7 +26246,7 @@
             </w:pPr>
             <w:r/>
             <w:r>
-              <w:t>656.75</w:t>
+              <w:t>657.50</w:t>
             </w:r>
           </w:p>
         </w:tc>
@@ -26274,7 +26274,7 @@
             </w:pPr>
             <w:r/>
             <w:r>
-              <w:t>631.50</w:t>
+              <w:t>632.25</w:t>
             </w:r>
           </w:p>
         </w:tc>
@@ -26305,7 +26305,7 @@
               <w:rPr>
                 <w:b/>
               </w:rPr>
-              <w:t>648.50</w:t>
+              <w:t>649.25</w:t>
             </w:r>
           </w:p>
         </w:tc>
@@ -26453,7 +26453,7 @@
             </w:pPr>
             <w:r/>
             <w:r>
-              <w:t>648.50</w:t>
+              <w:t>649.25</w:t>
             </w:r>
           </w:p>
         </w:tc>
@@ -26481,7 +26481,7 @@
             </w:pPr>
             <w:r/>
             <w:r>
-              <w:t>659.00</w:t>
+              <w:t>659.75</w:t>
             </w:r>
           </w:p>
         </w:tc>
@@ -26509,7 +26509,7 @@
             </w:pPr>
             <w:r/>
             <w:r>
-              <w:t>642.25</w:t>
+              <w:t>643.00</w:t>
             </w:r>
           </w:p>
         </w:tc>
@@ -26540,7 +26540,7 @@
               <w:rPr>
                 <w:b/>
               </w:rPr>
-              <w:t>649.25</w:t>
+              <w:t>650.00</w:t>
             </w:r>
           </w:p>
         </w:tc>
@@ -26688,7 +26688,7 @@
             </w:pPr>
             <w:r/>
             <w:r>
-              <w:t>649.25</w:t>
+              <w:t>650.00</w:t>
             </w:r>
           </w:p>
         </w:tc>
@@ -26716,7 +26716,7 @@
             </w:pPr>
             <w:r/>
             <w:r>
-              <w:t>663.50</w:t>
+              <w:t>664.25</w:t>
             </w:r>
           </w:p>
         </w:tc>
@@ -26744,7 +26744,7 @@
             </w:pPr>
             <w:r/>
             <w:r>
-              <w:t>634.50</w:t>
+              <w:t>635.25</w:t>
             </w:r>
           </w:p>
         </w:tc>
@@ -26775,7 +26775,7 @@
               <w:rPr>
                 <w:b/>
               </w:rPr>
-              <w:t>651.25</w:t>
+              <w:t>652.00</w:t>
             </w:r>
           </w:p>
         </w:tc>
@@ -26923,7 +26923,7 @@
             </w:pPr>
             <w:r/>
             <w:r>
-              <w:t>651.25</w:t>
+              <w:t>652.00</w:t>
             </w:r>
           </w:p>
         </w:tc>
@@ -26951,7 +26951,7 @@
             </w:pPr>
             <w:r/>
             <w:r>
-              <w:t>657.75</w:t>
+              <w:t>658.50</w:t>
             </w:r>
           </w:p>
         </w:tc>
@@ -26979,7 +26979,7 @@
             </w:pPr>
             <w:r/>
             <w:r>
-              <w:t>644.50</w:t>
+              <w:t>645.25</w:t>
             </w:r>
           </w:p>
         </w:tc>
@@ -27010,7 +27010,7 @@
               <w:rPr>
                 <w:b/>
               </w:rPr>
-              <w:t>651.50</w:t>
+              <w:t>652.25</w:t>
             </w:r>
           </w:p>
         </w:tc>
@@ -27158,7 +27158,7 @@
             </w:pPr>
             <w:r/>
             <w:r>
-              <w:t>651.50</w:t>
+              <w:t>652.25</w:t>
             </w:r>
           </w:p>
         </w:tc>
@@ -27186,7 +27186,7 @@
             </w:pPr>
             <w:r/>
             <w:r>
-              <w:t>661.75</w:t>
+              <w:t>662.50</w:t>
             </w:r>
           </w:p>
         </w:tc>
@@ -27214,7 +27214,7 @@
             </w:pPr>
             <w:r/>
             <w:r>
-              <w:t>643.50</w:t>
+              <w:t>644.25</w:t>
             </w:r>
           </w:p>
         </w:tc>
@@ -27222,6 +27222,241 @@
           <w:tcPr>
             <w:tcW w:type="dxa" w:w="1728"/>
             <w:shd w:fill="F8FAFC"/>
+            <w:tcMar>
+              <w:top w:w="100" w:type="dxa"/>
+              <w:bottom w:w="100" w:type="dxa"/>
+              <w:left w:w="120" w:type="dxa"/>
+              <w:right w:w="120" w:type="dxa"/>
+            </w:tcMar>
+            <w:tcBorders>
+              <w:top w:val="single" w:sz="4" w:space="0" w:color="CCCCCC"/>
+              <w:bottom w:val="single" w:sz="4" w:space="0" w:color="CCCCCC"/>
+              <w:left w:val="single" w:sz="4" w:space="0" w:color="CCCCCC"/>
+              <w:right w:val="single" w:sz="4" w:space="0" w:color="CCCCCC"/>
+            </w:tcBorders>
+          </w:tcPr>
+          <w:p>
+            <w:pPr>
+              <w:spacing w:before="60" w:after="60" w:line="252" w:lineRule="auto"/>
+              <w:jc w:val="left"/>
+            </w:pPr>
+            <w:r/>
+            <w:r>
+              <w:rPr>
+                <w:b/>
+              </w:rPr>
+              <w:t>652.75</w:t>
+            </w:r>
+          </w:p>
+        </w:tc>
+        <w:tc>
+          <w:tcPr>
+            <w:tcW w:type="dxa" w:w="3456"/>
+            <w:shd w:fill="F8FAFC"/>
+            <w:tcMar>
+              <w:top w:w="100" w:type="dxa"/>
+              <w:bottom w:w="100" w:type="dxa"/>
+              <w:left w:w="120" w:type="dxa"/>
+              <w:right w:w="120" w:type="dxa"/>
+            </w:tcMar>
+            <w:tcBorders>
+              <w:top w:val="single" w:sz="4" w:space="0" w:color="CCCCCC"/>
+              <w:bottom w:val="single" w:sz="4" w:space="0" w:color="CCCCCC"/>
+              <w:left w:val="single" w:sz="4" w:space="0" w:color="CCCCCC"/>
+              <w:right w:val="single" w:sz="4" w:space="0" w:color="CCCCCC"/>
+            </w:tcBorders>
+          </w:tcPr>
+          <w:p>
+            <w:pPr>
+              <w:spacing w:before="60" w:after="60" w:line="252" w:lineRule="auto"/>
+              <w:jc w:val="left"/>
+            </w:pPr>
+            <w:r/>
+            <w:r>
+              <w:rPr>
+                <w:b/>
+              </w:rPr>
+              <w:t>+0.50</w:t>
+            </w:r>
+          </w:p>
+        </w:tc>
+        <w:tc>
+          <w:tcPr>
+            <w:tcW w:type="dxa" w:w="1440"/>
+            <w:shd w:fill="F8FAFC"/>
+            <w:tcMar>
+              <w:top w:w="100" w:type="dxa"/>
+              <w:bottom w:w="100" w:type="dxa"/>
+              <w:left w:w="120" w:type="dxa"/>
+              <w:right w:w="120" w:type="dxa"/>
+            </w:tcMar>
+            <w:tcBorders>
+              <w:top w:val="single" w:sz="4" w:space="0" w:color="CCCCCC"/>
+              <w:bottom w:val="single" w:sz="4" w:space="0" w:color="CCCCCC"/>
+              <w:left w:val="single" w:sz="4" w:space="0" w:color="CCCCCC"/>
+              <w:right w:val="single" w:sz="4" w:space="0" w:color="CCCCCC"/>
+            </w:tcBorders>
+          </w:tcPr>
+          <w:p>
+            <w:pPr>
+              <w:spacing w:before="60" w:after="60" w:line="252" w:lineRule="auto"/>
+              <w:jc w:val="left"/>
+            </w:pPr>
+            <w:r/>
+            <w:r>
+              <w:t>BULL</w:t>
+            </w:r>
+          </w:p>
+        </w:tc>
+      </w:tr>
+      <w:tr>
+        <w:tc>
+          <w:tcPr>
+            <w:tcW w:type="dxa" w:w="1584"/>
+            <w:shd w:fill="FFFFFF"/>
+            <w:tcMar>
+              <w:top w:w="100" w:type="dxa"/>
+              <w:bottom w:w="100" w:type="dxa"/>
+              <w:left w:w="120" w:type="dxa"/>
+              <w:right w:w="120" w:type="dxa"/>
+            </w:tcMar>
+            <w:tcBorders>
+              <w:top w:val="single" w:sz="4" w:space="0" w:color="CCCCCC"/>
+              <w:bottom w:val="single" w:sz="4" w:space="0" w:color="CCCCCC"/>
+              <w:left w:val="single" w:sz="4" w:space="0" w:color="CCCCCC"/>
+              <w:right w:val="single" w:sz="4" w:space="0" w:color="CCCCCC"/>
+            </w:tcBorders>
+          </w:tcPr>
+          <w:p>
+            <w:pPr>
+              <w:spacing w:before="60" w:after="60" w:line="252" w:lineRule="auto"/>
+              <w:jc w:val="left"/>
+            </w:pPr>
+            <w:r/>
+            <w:r>
+              <w:rPr>
+                <w:b/>
+              </w:rPr>
+              <w:t>Wed 21/10</w:t>
+            </w:r>
+          </w:p>
+        </w:tc>
+        <w:tc>
+          <w:tcPr>
+            <w:tcW w:type="dxa" w:w="864"/>
+            <w:shd w:fill="FFFFFF"/>
+            <w:tcMar>
+              <w:top w:w="100" w:type="dxa"/>
+              <w:bottom w:w="100" w:type="dxa"/>
+              <w:left w:w="120" w:type="dxa"/>
+              <w:right w:w="120" w:type="dxa"/>
+            </w:tcMar>
+            <w:tcBorders>
+              <w:top w:val="single" w:sz="4" w:space="0" w:color="CCCCCC"/>
+              <w:bottom w:val="single" w:sz="4" w:space="0" w:color="CCCCCC"/>
+              <w:left w:val="single" w:sz="4" w:space="0" w:color="CCCCCC"/>
+              <w:right w:val="single" w:sz="4" w:space="0" w:color="CCCCCC"/>
+            </w:tcBorders>
+          </w:tcPr>
+          <w:p>
+            <w:pPr>
+              <w:spacing w:before="60" w:after="60" w:line="252" w:lineRule="auto"/>
+              <w:jc w:val="left"/>
+            </w:pPr>
+            <w:r/>
+            <w:r>
+              <w:t>Asia 11-15</w:t>
+            </w:r>
+          </w:p>
+        </w:tc>
+        <w:tc>
+          <w:tcPr>
+            <w:tcW w:type="dxa" w:w="1440"/>
+            <w:shd w:fill="FFFFFF"/>
+            <w:tcMar>
+              <w:top w:w="100" w:type="dxa"/>
+              <w:bottom w:w="100" w:type="dxa"/>
+              <w:left w:w="120" w:type="dxa"/>
+              <w:right w:w="120" w:type="dxa"/>
+            </w:tcMar>
+            <w:tcBorders>
+              <w:top w:val="single" w:sz="4" w:space="0" w:color="CCCCCC"/>
+              <w:bottom w:val="single" w:sz="4" w:space="0" w:color="CCCCCC"/>
+              <w:left w:val="single" w:sz="4" w:space="0" w:color="CCCCCC"/>
+              <w:right w:val="single" w:sz="4" w:space="0" w:color="CCCCCC"/>
+            </w:tcBorders>
+          </w:tcPr>
+          <w:p>
+            <w:pPr>
+              <w:spacing w:before="60" w:after="60" w:line="252" w:lineRule="auto"/>
+              <w:jc w:val="left"/>
+            </w:pPr>
+            <w:r/>
+            <w:r>
+              <w:t>652.75</w:t>
+            </w:r>
+          </w:p>
+        </w:tc>
+        <w:tc>
+          <w:tcPr>
+            <w:tcW w:type="dxa" w:w="2016"/>
+            <w:shd w:fill="FFFFFF"/>
+            <w:tcMar>
+              <w:top w:w="100" w:type="dxa"/>
+              <w:bottom w:w="100" w:type="dxa"/>
+              <w:left w:w="120" w:type="dxa"/>
+              <w:right w:w="120" w:type="dxa"/>
+            </w:tcMar>
+            <w:tcBorders>
+              <w:top w:val="single" w:sz="4" w:space="0" w:color="CCCCCC"/>
+              <w:bottom w:val="single" w:sz="4" w:space="0" w:color="CCCCCC"/>
+              <w:left w:val="single" w:sz="4" w:space="0" w:color="CCCCCC"/>
+              <w:right w:val="single" w:sz="4" w:space="0" w:color="CCCCCC"/>
+            </w:tcBorders>
+          </w:tcPr>
+          <w:p>
+            <w:pPr>
+              <w:spacing w:before="60" w:after="60" w:line="252" w:lineRule="auto"/>
+              <w:jc w:val="left"/>
+            </w:pPr>
+            <w:r/>
+            <w:r>
+              <w:t>659.75</w:t>
+            </w:r>
+          </w:p>
+        </w:tc>
+        <w:tc>
+          <w:tcPr>
+            <w:tcW w:type="dxa" w:w="1152"/>
+            <w:shd w:fill="FFFFFF"/>
+            <w:tcMar>
+              <w:top w:w="100" w:type="dxa"/>
+              <w:bottom w:w="100" w:type="dxa"/>
+              <w:left w:w="120" w:type="dxa"/>
+              <w:right w:w="120" w:type="dxa"/>
+            </w:tcMar>
+            <w:tcBorders>
+              <w:top w:val="single" w:sz="4" w:space="0" w:color="CCCCCC"/>
+              <w:bottom w:val="single" w:sz="4" w:space="0" w:color="CCCCCC"/>
+              <w:left w:val="single" w:sz="4" w:space="0" w:color="CCCCCC"/>
+              <w:right w:val="single" w:sz="4" w:space="0" w:color="CCCCCC"/>
+            </w:tcBorders>
+          </w:tcPr>
+          <w:p>
+            <w:pPr>
+              <w:spacing w:before="60" w:after="60" w:line="252" w:lineRule="auto"/>
+              <w:jc w:val="left"/>
+            </w:pPr>
+            <w:r/>
+            <w:r>
+              <w:t>646.75</w:t>
+            </w:r>
+          </w:p>
+        </w:tc>
+        <w:tc>
+          <w:tcPr>
+            <w:tcW w:type="dxa" w:w="1728"/>
+            <w:shd w:fill="FFFFFF"/>
             <w:tcMar>
               <w:top w:w="100" w:type="dxa"/>
               <w:bottom w:w="100" w:type="dxa"/>
@@ -27252,7 +27487,477 @@
         <w:tc>
           <w:tcPr>
             <w:tcW w:type="dxa" w:w="3456"/>
+            <w:shd w:fill="FFFFFF"/>
+            <w:tcMar>
+              <w:top w:w="100" w:type="dxa"/>
+              <w:bottom w:w="100" w:type="dxa"/>
+              <w:left w:w="120" w:type="dxa"/>
+              <w:right w:w="120" w:type="dxa"/>
+            </w:tcMar>
+            <w:tcBorders>
+              <w:top w:val="single" w:sz="4" w:space="0" w:color="CCCCCC"/>
+              <w:bottom w:val="single" w:sz="4" w:space="0" w:color="CCCCCC"/>
+              <w:left w:val="single" w:sz="4" w:space="0" w:color="CCCCCC"/>
+              <w:right w:val="single" w:sz="4" w:space="0" w:color="CCCCCC"/>
+            </w:tcBorders>
+          </w:tcPr>
+          <w:p>
+            <w:pPr>
+              <w:spacing w:before="60" w:after="60" w:line="252" w:lineRule="auto"/>
+              <w:jc w:val="left"/>
+            </w:pPr>
+            <w:r/>
+            <w:r>
+              <w:rPr>
+                <w:b/>
+              </w:rPr>
+              <w:t>-0.75</w:t>
+            </w:r>
+          </w:p>
+        </w:tc>
+        <w:tc>
+          <w:tcPr>
+            <w:tcW w:type="dxa" w:w="1440"/>
+            <w:shd w:fill="FFFFFF"/>
+            <w:tcMar>
+              <w:top w:w="100" w:type="dxa"/>
+              <w:bottom w:w="100" w:type="dxa"/>
+              <w:left w:w="120" w:type="dxa"/>
+              <w:right w:w="120" w:type="dxa"/>
+            </w:tcMar>
+            <w:tcBorders>
+              <w:top w:val="single" w:sz="4" w:space="0" w:color="CCCCCC"/>
+              <w:bottom w:val="single" w:sz="4" w:space="0" w:color="CCCCCC"/>
+              <w:left w:val="single" w:sz="4" w:space="0" w:color="CCCCCC"/>
+              <w:right w:val="single" w:sz="4" w:space="0" w:color="CCCCCC"/>
+            </w:tcBorders>
+          </w:tcPr>
+          <w:p>
+            <w:pPr>
+              <w:spacing w:before="60" w:after="60" w:line="252" w:lineRule="auto"/>
+              <w:jc w:val="left"/>
+            </w:pPr>
+            <w:r/>
+            <w:r>
+              <w:t>BEAR</w:t>
+            </w:r>
+          </w:p>
+        </w:tc>
+      </w:tr>
+      <w:tr>
+        <w:tc>
+          <w:tcPr>
+            <w:tcW w:type="dxa" w:w="1584"/>
             <w:shd w:fill="F8FAFC"/>
+            <w:tcMar>
+              <w:top w:w="100" w:type="dxa"/>
+              <w:bottom w:w="100" w:type="dxa"/>
+              <w:left w:w="120" w:type="dxa"/>
+              <w:right w:w="120" w:type="dxa"/>
+            </w:tcMar>
+            <w:tcBorders>
+              <w:top w:val="single" w:sz="4" w:space="0" w:color="CCCCCC"/>
+              <w:bottom w:val="single" w:sz="4" w:space="0" w:color="CCCCCC"/>
+              <w:left w:val="single" w:sz="4" w:space="0" w:color="CCCCCC"/>
+              <w:right w:val="single" w:sz="4" w:space="0" w:color="CCCCCC"/>
+            </w:tcBorders>
+          </w:tcPr>
+          <w:p>
+            <w:pPr>
+              <w:spacing w:before="60" w:after="60" w:line="252" w:lineRule="auto"/>
+              <w:jc w:val="left"/>
+            </w:pPr>
+            <w:r/>
+            <w:r>
+              <w:rPr>
+                <w:b/>
+              </w:rPr>
+              <w:t>Wed 21/10</w:t>
+            </w:r>
+          </w:p>
+        </w:tc>
+        <w:tc>
+          <w:tcPr>
+            <w:tcW w:type="dxa" w:w="864"/>
+            <w:shd w:fill="F8FAFC"/>
+            <w:tcMar>
+              <w:top w:w="100" w:type="dxa"/>
+              <w:bottom w:w="100" w:type="dxa"/>
+              <w:left w:w="120" w:type="dxa"/>
+              <w:right w:w="120" w:type="dxa"/>
+            </w:tcMar>
+            <w:tcBorders>
+              <w:top w:val="single" w:sz="4" w:space="0" w:color="CCCCCC"/>
+              <w:bottom w:val="single" w:sz="4" w:space="0" w:color="CCCCCC"/>
+              <w:left w:val="single" w:sz="4" w:space="0" w:color="CCCCCC"/>
+              <w:right w:val="single" w:sz="4" w:space="0" w:color="CCCCCC"/>
+            </w:tcBorders>
+          </w:tcPr>
+          <w:p>
+            <w:pPr>
+              <w:spacing w:before="60" w:after="60" w:line="252" w:lineRule="auto"/>
+              <w:jc w:val="left"/>
+            </w:pPr>
+            <w:r/>
+            <w:r>
+              <w:t>London 15-19</w:t>
+            </w:r>
+          </w:p>
+        </w:tc>
+        <w:tc>
+          <w:tcPr>
+            <w:tcW w:type="dxa" w:w="1440"/>
+            <w:shd w:fill="F8FAFC"/>
+            <w:tcMar>
+              <w:top w:w="100" w:type="dxa"/>
+              <w:bottom w:w="100" w:type="dxa"/>
+              <w:left w:w="120" w:type="dxa"/>
+              <w:right w:w="120" w:type="dxa"/>
+            </w:tcMar>
+            <w:tcBorders>
+              <w:top w:val="single" w:sz="4" w:space="0" w:color="CCCCCC"/>
+              <w:bottom w:val="single" w:sz="4" w:space="0" w:color="CCCCCC"/>
+              <w:left w:val="single" w:sz="4" w:space="0" w:color="CCCCCC"/>
+              <w:right w:val="single" w:sz="4" w:space="0" w:color="CCCCCC"/>
+            </w:tcBorders>
+          </w:tcPr>
+          <w:p>
+            <w:pPr>
+              <w:spacing w:before="60" w:after="60" w:line="252" w:lineRule="auto"/>
+              <w:jc w:val="left"/>
+            </w:pPr>
+            <w:r/>
+            <w:r>
+              <w:t>652.00</w:t>
+            </w:r>
+          </w:p>
+        </w:tc>
+        <w:tc>
+          <w:tcPr>
+            <w:tcW w:type="dxa" w:w="2016"/>
+            <w:shd w:fill="F8FAFC"/>
+            <w:tcMar>
+              <w:top w:w="100" w:type="dxa"/>
+              <w:bottom w:w="100" w:type="dxa"/>
+              <w:left w:w="120" w:type="dxa"/>
+              <w:right w:w="120" w:type="dxa"/>
+            </w:tcMar>
+            <w:tcBorders>
+              <w:top w:val="single" w:sz="4" w:space="0" w:color="CCCCCC"/>
+              <w:bottom w:val="single" w:sz="4" w:space="0" w:color="CCCCCC"/>
+              <w:left w:val="single" w:sz="4" w:space="0" w:color="CCCCCC"/>
+              <w:right w:val="single" w:sz="4" w:space="0" w:color="CCCCCC"/>
+            </w:tcBorders>
+          </w:tcPr>
+          <w:p>
+            <w:pPr>
+              <w:spacing w:before="60" w:after="60" w:line="252" w:lineRule="auto"/>
+              <w:jc w:val="left"/>
+            </w:pPr>
+            <w:r/>
+            <w:r>
+              <w:t>665.50</w:t>
+            </w:r>
+          </w:p>
+        </w:tc>
+        <w:tc>
+          <w:tcPr>
+            <w:tcW w:type="dxa" w:w="1152"/>
+            <w:shd w:fill="F8FAFC"/>
+            <w:tcMar>
+              <w:top w:w="100" w:type="dxa"/>
+              <w:bottom w:w="100" w:type="dxa"/>
+              <w:left w:w="120" w:type="dxa"/>
+              <w:right w:w="120" w:type="dxa"/>
+            </w:tcMar>
+            <w:tcBorders>
+              <w:top w:val="single" w:sz="4" w:space="0" w:color="CCCCCC"/>
+              <w:bottom w:val="single" w:sz="4" w:space="0" w:color="CCCCCC"/>
+              <w:left w:val="single" w:sz="4" w:space="0" w:color="CCCCCC"/>
+              <w:right w:val="single" w:sz="4" w:space="0" w:color="CCCCCC"/>
+            </w:tcBorders>
+          </w:tcPr>
+          <w:p>
+            <w:pPr>
+              <w:spacing w:before="60" w:after="60" w:line="252" w:lineRule="auto"/>
+              <w:jc w:val="left"/>
+            </w:pPr>
+            <w:r/>
+            <w:r>
+              <w:t>639.00</w:t>
+            </w:r>
+          </w:p>
+        </w:tc>
+        <w:tc>
+          <w:tcPr>
+            <w:tcW w:type="dxa" w:w="1728"/>
+            <w:shd w:fill="F8FAFC"/>
+            <w:tcMar>
+              <w:top w:w="100" w:type="dxa"/>
+              <w:bottom w:w="100" w:type="dxa"/>
+              <w:left w:w="120" w:type="dxa"/>
+              <w:right w:w="120" w:type="dxa"/>
+            </w:tcMar>
+            <w:tcBorders>
+              <w:top w:val="single" w:sz="4" w:space="0" w:color="CCCCCC"/>
+              <w:bottom w:val="single" w:sz="4" w:space="0" w:color="CCCCCC"/>
+              <w:left w:val="single" w:sz="4" w:space="0" w:color="CCCCCC"/>
+              <w:right w:val="single" w:sz="4" w:space="0" w:color="CCCCCC"/>
+            </w:tcBorders>
+          </w:tcPr>
+          <w:p>
+            <w:pPr>
+              <w:spacing w:before="60" w:after="60" w:line="252" w:lineRule="auto"/>
+              <w:jc w:val="left"/>
+            </w:pPr>
+            <w:r/>
+            <w:r>
+              <w:rPr>
+                <w:b/>
+              </w:rPr>
+              <w:t>653.75</w:t>
+            </w:r>
+          </w:p>
+        </w:tc>
+        <w:tc>
+          <w:tcPr>
+            <w:tcW w:type="dxa" w:w="3456"/>
+            <w:shd w:fill="F8FAFC"/>
+            <w:tcMar>
+              <w:top w:w="100" w:type="dxa"/>
+              <w:bottom w:w="100" w:type="dxa"/>
+              <w:left w:w="120" w:type="dxa"/>
+              <w:right w:w="120" w:type="dxa"/>
+            </w:tcMar>
+            <w:tcBorders>
+              <w:top w:val="single" w:sz="4" w:space="0" w:color="CCCCCC"/>
+              <w:bottom w:val="single" w:sz="4" w:space="0" w:color="CCCCCC"/>
+              <w:left w:val="single" w:sz="4" w:space="0" w:color="CCCCCC"/>
+              <w:right w:val="single" w:sz="4" w:space="0" w:color="CCCCCC"/>
+            </w:tcBorders>
+          </w:tcPr>
+          <w:p>
+            <w:pPr>
+              <w:spacing w:before="60" w:after="60" w:line="252" w:lineRule="auto"/>
+              <w:jc w:val="left"/>
+            </w:pPr>
+            <w:r/>
+            <w:r>
+              <w:rPr>
+                <w:b/>
+              </w:rPr>
+              <w:t>+1.75</w:t>
+            </w:r>
+          </w:p>
+        </w:tc>
+        <w:tc>
+          <w:tcPr>
+            <w:tcW w:type="dxa" w:w="1440"/>
+            <w:shd w:fill="F8FAFC"/>
+            <w:tcMar>
+              <w:top w:w="100" w:type="dxa"/>
+              <w:bottom w:w="100" w:type="dxa"/>
+              <w:left w:w="120" w:type="dxa"/>
+              <w:right w:w="120" w:type="dxa"/>
+            </w:tcMar>
+            <w:tcBorders>
+              <w:top w:val="single" w:sz="4" w:space="0" w:color="CCCCCC"/>
+              <w:bottom w:val="single" w:sz="4" w:space="0" w:color="CCCCCC"/>
+              <w:left w:val="single" w:sz="4" w:space="0" w:color="CCCCCC"/>
+              <w:right w:val="single" w:sz="4" w:space="0" w:color="CCCCCC"/>
+            </w:tcBorders>
+          </w:tcPr>
+          <w:p>
+            <w:pPr>
+              <w:spacing w:before="60" w:after="60" w:line="252" w:lineRule="auto"/>
+              <w:jc w:val="left"/>
+            </w:pPr>
+            <w:r/>
+            <w:r>
+              <w:t>BULL</w:t>
+            </w:r>
+          </w:p>
+        </w:tc>
+      </w:tr>
+      <w:tr>
+        <w:tc>
+          <w:tcPr>
+            <w:tcW w:type="dxa" w:w="1584"/>
+            <w:shd w:fill="FFFFFF"/>
+            <w:tcMar>
+              <w:top w:w="100" w:type="dxa"/>
+              <w:bottom w:w="100" w:type="dxa"/>
+              <w:left w:w="120" w:type="dxa"/>
+              <w:right w:w="120" w:type="dxa"/>
+            </w:tcMar>
+            <w:tcBorders>
+              <w:top w:val="single" w:sz="4" w:space="0" w:color="CCCCCC"/>
+              <w:bottom w:val="single" w:sz="4" w:space="0" w:color="CCCCCC"/>
+              <w:left w:val="single" w:sz="4" w:space="0" w:color="CCCCCC"/>
+              <w:right w:val="single" w:sz="4" w:space="0" w:color="CCCCCC"/>
+            </w:tcBorders>
+          </w:tcPr>
+          <w:p>
+            <w:pPr>
+              <w:spacing w:before="60" w:after="60" w:line="252" w:lineRule="auto"/>
+              <w:jc w:val="left"/>
+            </w:pPr>
+            <w:r/>
+            <w:r>
+              <w:rPr>
+                <w:b/>
+              </w:rPr>
+              <w:t>Wed 21/10</w:t>
+            </w:r>
+          </w:p>
+        </w:tc>
+        <w:tc>
+          <w:tcPr>
+            <w:tcW w:type="dxa" w:w="864"/>
+            <w:shd w:fill="FFFFFF"/>
+            <w:tcMar>
+              <w:top w:w="100" w:type="dxa"/>
+              <w:bottom w:w="100" w:type="dxa"/>
+              <w:left w:w="120" w:type="dxa"/>
+              <w:right w:w="120" w:type="dxa"/>
+            </w:tcMar>
+            <w:tcBorders>
+              <w:top w:val="single" w:sz="4" w:space="0" w:color="CCCCCC"/>
+              <w:bottom w:val="single" w:sz="4" w:space="0" w:color="CCCCCC"/>
+              <w:left w:val="single" w:sz="4" w:space="0" w:color="CCCCCC"/>
+              <w:right w:val="single" w:sz="4" w:space="0" w:color="CCCCCC"/>
+            </w:tcBorders>
+          </w:tcPr>
+          <w:p>
+            <w:pPr>
+              <w:spacing w:before="60" w:after="60" w:line="252" w:lineRule="auto"/>
+              <w:jc w:val="left"/>
+            </w:pPr>
+            <w:r/>
+            <w:r>
+              <w:t>Pre-NY 19-21</w:t>
+            </w:r>
+          </w:p>
+        </w:tc>
+        <w:tc>
+          <w:tcPr>
+            <w:tcW w:type="dxa" w:w="1440"/>
+            <w:shd w:fill="FFFFFF"/>
+            <w:tcMar>
+              <w:top w:w="100" w:type="dxa"/>
+              <w:bottom w:w="100" w:type="dxa"/>
+              <w:left w:w="120" w:type="dxa"/>
+              <w:right w:w="120" w:type="dxa"/>
+            </w:tcMar>
+            <w:tcBorders>
+              <w:top w:val="single" w:sz="4" w:space="0" w:color="CCCCCC"/>
+              <w:bottom w:val="single" w:sz="4" w:space="0" w:color="CCCCCC"/>
+              <w:left w:val="single" w:sz="4" w:space="0" w:color="CCCCCC"/>
+              <w:right w:val="single" w:sz="4" w:space="0" w:color="CCCCCC"/>
+            </w:tcBorders>
+          </w:tcPr>
+          <w:p>
+            <w:pPr>
+              <w:spacing w:before="60" w:after="60" w:line="252" w:lineRule="auto"/>
+              <w:jc w:val="left"/>
+            </w:pPr>
+            <w:r/>
+            <w:r>
+              <w:t>653.75</w:t>
+            </w:r>
+          </w:p>
+        </w:tc>
+        <w:tc>
+          <w:tcPr>
+            <w:tcW w:type="dxa" w:w="2016"/>
+            <w:shd w:fill="FFFFFF"/>
+            <w:tcMar>
+              <w:top w:w="100" w:type="dxa"/>
+              <w:bottom w:w="100" w:type="dxa"/>
+              <w:left w:w="120" w:type="dxa"/>
+              <w:right w:w="120" w:type="dxa"/>
+            </w:tcMar>
+            <w:tcBorders>
+              <w:top w:val="single" w:sz="4" w:space="0" w:color="CCCCCC"/>
+              <w:bottom w:val="single" w:sz="4" w:space="0" w:color="CCCCCC"/>
+              <w:left w:val="single" w:sz="4" w:space="0" w:color="CCCCCC"/>
+              <w:right w:val="single" w:sz="4" w:space="0" w:color="CCCCCC"/>
+            </w:tcBorders>
+          </w:tcPr>
+          <w:p>
+            <w:pPr>
+              <w:spacing w:before="60" w:after="60" w:line="252" w:lineRule="auto"/>
+              <w:jc w:val="left"/>
+            </w:pPr>
+            <w:r/>
+            <w:r>
+              <w:t>663.00</w:t>
+            </w:r>
+          </w:p>
+        </w:tc>
+        <w:tc>
+          <w:tcPr>
+            <w:tcW w:type="dxa" w:w="1152"/>
+            <w:shd w:fill="FFFFFF"/>
+            <w:tcMar>
+              <w:top w:w="100" w:type="dxa"/>
+              <w:bottom w:w="100" w:type="dxa"/>
+              <w:left w:w="120" w:type="dxa"/>
+              <w:right w:w="120" w:type="dxa"/>
+            </w:tcMar>
+            <w:tcBorders>
+              <w:top w:val="single" w:sz="4" w:space="0" w:color="CCCCCC"/>
+              <w:bottom w:val="single" w:sz="4" w:space="0" w:color="CCCCCC"/>
+              <w:left w:val="single" w:sz="4" w:space="0" w:color="CCCCCC"/>
+              <w:right w:val="single" w:sz="4" w:space="0" w:color="CCCCCC"/>
+            </w:tcBorders>
+          </w:tcPr>
+          <w:p>
+            <w:pPr>
+              <w:spacing w:before="60" w:after="60" w:line="252" w:lineRule="auto"/>
+              <w:jc w:val="left"/>
+            </w:pPr>
+            <w:r/>
+            <w:r>
+              <w:t>643.00</w:t>
+            </w:r>
+          </w:p>
+        </w:tc>
+        <w:tc>
+          <w:tcPr>
+            <w:tcW w:type="dxa" w:w="1728"/>
+            <w:shd w:fill="FFFFFF"/>
+            <w:tcMar>
+              <w:top w:w="100" w:type="dxa"/>
+              <w:bottom w:w="100" w:type="dxa"/>
+              <w:left w:w="120" w:type="dxa"/>
+              <w:right w:w="120" w:type="dxa"/>
+            </w:tcMar>
+            <w:tcBorders>
+              <w:top w:val="single" w:sz="4" w:space="0" w:color="CCCCCC"/>
+              <w:bottom w:val="single" w:sz="4" w:space="0" w:color="CCCCCC"/>
+              <w:left w:val="single" w:sz="4" w:space="0" w:color="CCCCCC"/>
+              <w:right w:val="single" w:sz="4" w:space="0" w:color="CCCCCC"/>
+            </w:tcBorders>
+          </w:tcPr>
+          <w:p>
+            <w:pPr>
+              <w:spacing w:before="60" w:after="60" w:line="252" w:lineRule="auto"/>
+              <w:jc w:val="left"/>
+            </w:pPr>
+            <w:r/>
+            <w:r>
+              <w:rPr>
+                <w:b/>
+              </w:rPr>
+              <w:t>654.25</w:t>
+            </w:r>
+          </w:p>
+        </w:tc>
+        <w:tc>
+          <w:tcPr>
+            <w:tcW w:type="dxa" w:w="3456"/>
+            <w:shd w:fill="FFFFFF"/>
             <w:tcMar>
               <w:top w:w="100" w:type="dxa"/>
               <w:bottom w:w="100" w:type="dxa"/>
@@ -27283,7 +27988,7 @@
         <w:tc>
           <w:tcPr>
             <w:tcW w:type="dxa" w:w="1440"/>
-            <w:shd w:fill="F8FAFC"/>
+            <w:shd w:fill="FFFFFF"/>
             <w:tcMar>
               <w:top w:w="100" w:type="dxa"/>
               <w:bottom w:w="100" w:type="dxa"/>
@@ -27313,7 +28018,7 @@
         <w:tc>
           <w:tcPr>
             <w:tcW w:type="dxa" w:w="1584"/>
-            <w:shd w:fill="FFFFFF"/>
+            <w:shd w:fill="F8FAFC"/>
             <w:tcMar>
               <w:top w:w="100" w:type="dxa"/>
               <w:bottom w:w="100" w:type="dxa"/>
@@ -27344,119 +28049,119 @@
         <w:tc>
           <w:tcPr>
             <w:tcW w:type="dxa" w:w="864"/>
-            <w:shd w:fill="FFFFFF"/>
-            <w:tcMar>
-              <w:top w:w="100" w:type="dxa"/>
-              <w:bottom w:w="100" w:type="dxa"/>
-              <w:left w:w="120" w:type="dxa"/>
-              <w:right w:w="120" w:type="dxa"/>
-            </w:tcMar>
-            <w:tcBorders>
-              <w:top w:val="single" w:sz="4" w:space="0" w:color="CCCCCC"/>
-              <w:bottom w:val="single" w:sz="4" w:space="0" w:color="CCCCCC"/>
-              <w:left w:val="single" w:sz="4" w:space="0" w:color="CCCCCC"/>
-              <w:right w:val="single" w:sz="4" w:space="0" w:color="CCCCCC"/>
-            </w:tcBorders>
-          </w:tcPr>
-          <w:p>
-            <w:pPr>
-              <w:spacing w:before="60" w:after="60" w:line="252" w:lineRule="auto"/>
-              <w:jc w:val="left"/>
-            </w:pPr>
-            <w:r/>
-            <w:r>
-              <w:t>Asia 11-15</w:t>
+            <w:shd w:fill="F8FAFC"/>
+            <w:tcMar>
+              <w:top w:w="100" w:type="dxa"/>
+              <w:bottom w:w="100" w:type="dxa"/>
+              <w:left w:w="120" w:type="dxa"/>
+              <w:right w:w="120" w:type="dxa"/>
+            </w:tcMar>
+            <w:tcBorders>
+              <w:top w:val="single" w:sz="4" w:space="0" w:color="CCCCCC"/>
+              <w:bottom w:val="single" w:sz="4" w:space="0" w:color="CCCCCC"/>
+              <w:left w:val="single" w:sz="4" w:space="0" w:color="CCCCCC"/>
+              <w:right w:val="single" w:sz="4" w:space="0" w:color="CCCCCC"/>
+            </w:tcBorders>
+          </w:tcPr>
+          <w:p>
+            <w:pPr>
+              <w:spacing w:before="60" w:after="60" w:line="252" w:lineRule="auto"/>
+              <w:jc w:val="left"/>
+            </w:pPr>
+            <w:r/>
+            <w:r>
+              <w:t>NY Open 21-23</w:t>
             </w:r>
           </w:p>
         </w:tc>
         <w:tc>
           <w:tcPr>
             <w:tcW w:type="dxa" w:w="1440"/>
-            <w:shd w:fill="FFFFFF"/>
-            <w:tcMar>
-              <w:top w:w="100" w:type="dxa"/>
-              <w:bottom w:w="100" w:type="dxa"/>
-              <w:left w:w="120" w:type="dxa"/>
-              <w:right w:w="120" w:type="dxa"/>
-            </w:tcMar>
-            <w:tcBorders>
-              <w:top w:val="single" w:sz="4" w:space="0" w:color="CCCCCC"/>
-              <w:bottom w:val="single" w:sz="4" w:space="0" w:color="CCCCCC"/>
-              <w:left w:val="single" w:sz="4" w:space="0" w:color="CCCCCC"/>
-              <w:right w:val="single" w:sz="4" w:space="0" w:color="CCCCCC"/>
-            </w:tcBorders>
-          </w:tcPr>
-          <w:p>
-            <w:pPr>
-              <w:spacing w:before="60" w:after="60" w:line="252" w:lineRule="auto"/>
-              <w:jc w:val="left"/>
-            </w:pPr>
-            <w:r/>
-            <w:r>
-              <w:t>652.00</w:t>
+            <w:shd w:fill="F8FAFC"/>
+            <w:tcMar>
+              <w:top w:w="100" w:type="dxa"/>
+              <w:bottom w:w="100" w:type="dxa"/>
+              <w:left w:w="120" w:type="dxa"/>
+              <w:right w:w="120" w:type="dxa"/>
+            </w:tcMar>
+            <w:tcBorders>
+              <w:top w:val="single" w:sz="4" w:space="0" w:color="CCCCCC"/>
+              <w:bottom w:val="single" w:sz="4" w:space="0" w:color="CCCCCC"/>
+              <w:left w:val="single" w:sz="4" w:space="0" w:color="CCCCCC"/>
+              <w:right w:val="single" w:sz="4" w:space="0" w:color="CCCCCC"/>
+            </w:tcBorders>
+          </w:tcPr>
+          <w:p>
+            <w:pPr>
+              <w:spacing w:before="60" w:after="60" w:line="252" w:lineRule="auto"/>
+              <w:jc w:val="left"/>
+            </w:pPr>
+            <w:r/>
+            <w:r>
+              <w:t>654.25</w:t>
             </w:r>
           </w:p>
         </w:tc>
         <w:tc>
           <w:tcPr>
             <w:tcW w:type="dxa" w:w="2016"/>
-            <w:shd w:fill="FFFFFF"/>
-            <w:tcMar>
-              <w:top w:w="100" w:type="dxa"/>
-              <w:bottom w:w="100" w:type="dxa"/>
-              <w:left w:w="120" w:type="dxa"/>
-              <w:right w:w="120" w:type="dxa"/>
-            </w:tcMar>
-            <w:tcBorders>
-              <w:top w:val="single" w:sz="4" w:space="0" w:color="CCCCCC"/>
-              <w:bottom w:val="single" w:sz="4" w:space="0" w:color="CCCCCC"/>
-              <w:left w:val="single" w:sz="4" w:space="0" w:color="CCCCCC"/>
-              <w:right w:val="single" w:sz="4" w:space="0" w:color="CCCCCC"/>
-            </w:tcBorders>
-          </w:tcPr>
-          <w:p>
-            <w:pPr>
-              <w:spacing w:before="60" w:after="60" w:line="252" w:lineRule="auto"/>
-              <w:jc w:val="left"/>
-            </w:pPr>
-            <w:r/>
-            <w:r>
-              <w:t>659.00</w:t>
+            <w:shd w:fill="F8FAFC"/>
+            <w:tcMar>
+              <w:top w:w="100" w:type="dxa"/>
+              <w:bottom w:w="100" w:type="dxa"/>
+              <w:left w:w="120" w:type="dxa"/>
+              <w:right w:w="120" w:type="dxa"/>
+            </w:tcMar>
+            <w:tcBorders>
+              <w:top w:val="single" w:sz="4" w:space="0" w:color="CCCCCC"/>
+              <w:bottom w:val="single" w:sz="4" w:space="0" w:color="CCCCCC"/>
+              <w:left w:val="single" w:sz="4" w:space="0" w:color="CCCCCC"/>
+              <w:right w:val="single" w:sz="4" w:space="0" w:color="CCCCCC"/>
+            </w:tcBorders>
+          </w:tcPr>
+          <w:p>
+            <w:pPr>
+              <w:spacing w:before="60" w:after="60" w:line="252" w:lineRule="auto"/>
+              <w:jc w:val="left"/>
+            </w:pPr>
+            <w:r/>
+            <w:r>
+              <w:t>666.50</w:t>
             </w:r>
           </w:p>
         </w:tc>
         <w:tc>
           <w:tcPr>
             <w:tcW w:type="dxa" w:w="1152"/>
-            <w:shd w:fill="FFFFFF"/>
-            <w:tcMar>
-              <w:top w:w="100" w:type="dxa"/>
-              <w:bottom w:w="100" w:type="dxa"/>
-              <w:left w:w="120" w:type="dxa"/>
-              <w:right w:w="120" w:type="dxa"/>
-            </w:tcMar>
-            <w:tcBorders>
-              <w:top w:val="single" w:sz="4" w:space="0" w:color="CCCCCC"/>
-              <w:bottom w:val="single" w:sz="4" w:space="0" w:color="CCCCCC"/>
-              <w:left w:val="single" w:sz="4" w:space="0" w:color="CCCCCC"/>
-              <w:right w:val="single" w:sz="4" w:space="0" w:color="CCCCCC"/>
-            </w:tcBorders>
-          </w:tcPr>
-          <w:p>
-            <w:pPr>
-              <w:spacing w:before="60" w:after="60" w:line="252" w:lineRule="auto"/>
-              <w:jc w:val="left"/>
-            </w:pPr>
-            <w:r/>
-            <w:r>
-              <w:t>646.00</w:t>
+            <w:shd w:fill="F8FAFC"/>
+            <w:tcMar>
+              <w:top w:w="100" w:type="dxa"/>
+              <w:bottom w:w="100" w:type="dxa"/>
+              <w:left w:w="120" w:type="dxa"/>
+              <w:right w:w="120" w:type="dxa"/>
+            </w:tcMar>
+            <w:tcBorders>
+              <w:top w:val="single" w:sz="4" w:space="0" w:color="CCCCCC"/>
+              <w:bottom w:val="single" w:sz="4" w:space="0" w:color="CCCCCC"/>
+              <w:left w:val="single" w:sz="4" w:space="0" w:color="CCCCCC"/>
+              <w:right w:val="single" w:sz="4" w:space="0" w:color="CCCCCC"/>
+            </w:tcBorders>
+          </w:tcPr>
+          <w:p>
+            <w:pPr>
+              <w:spacing w:before="60" w:after="60" w:line="252" w:lineRule="auto"/>
+              <w:jc w:val="left"/>
+            </w:pPr>
+            <w:r/>
+            <w:r>
+              <w:t>640.00</w:t>
             </w:r>
           </w:p>
         </w:tc>
         <w:tc>
           <w:tcPr>
             <w:tcW w:type="dxa" w:w="1728"/>
-            <w:shd w:fill="FFFFFF"/>
+            <w:shd w:fill="F8FAFC"/>
             <w:tcMar>
               <w:top w:w="100" w:type="dxa"/>
               <w:bottom w:w="100" w:type="dxa"/>
@@ -27480,7 +28185,242 @@
               <w:rPr>
                 <w:b/>
               </w:rPr>
-              <w:t>651.25</w:t>
+              <w:t>652.75</w:t>
+            </w:r>
+          </w:p>
+        </w:tc>
+        <w:tc>
+          <w:tcPr>
+            <w:tcW w:type="dxa" w:w="3456"/>
+            <w:shd w:fill="F8FAFC"/>
+            <w:tcMar>
+              <w:top w:w="100" w:type="dxa"/>
+              <w:bottom w:w="100" w:type="dxa"/>
+              <w:left w:w="120" w:type="dxa"/>
+              <w:right w:w="120" w:type="dxa"/>
+            </w:tcMar>
+            <w:tcBorders>
+              <w:top w:val="single" w:sz="4" w:space="0" w:color="CCCCCC"/>
+              <w:bottom w:val="single" w:sz="4" w:space="0" w:color="CCCCCC"/>
+              <w:left w:val="single" w:sz="4" w:space="0" w:color="CCCCCC"/>
+              <w:right w:val="single" w:sz="4" w:space="0" w:color="CCCCCC"/>
+            </w:tcBorders>
+          </w:tcPr>
+          <w:p>
+            <w:pPr>
+              <w:spacing w:before="60" w:after="60" w:line="252" w:lineRule="auto"/>
+              <w:jc w:val="left"/>
+            </w:pPr>
+            <w:r/>
+            <w:r>
+              <w:rPr>
+                <w:b/>
+              </w:rPr>
+              <w:t>-1.50</w:t>
+            </w:r>
+          </w:p>
+        </w:tc>
+        <w:tc>
+          <w:tcPr>
+            <w:tcW w:type="dxa" w:w="1440"/>
+            <w:shd w:fill="F8FAFC"/>
+            <w:tcMar>
+              <w:top w:w="100" w:type="dxa"/>
+              <w:bottom w:w="100" w:type="dxa"/>
+              <w:left w:w="120" w:type="dxa"/>
+              <w:right w:w="120" w:type="dxa"/>
+            </w:tcMar>
+            <w:tcBorders>
+              <w:top w:val="single" w:sz="4" w:space="0" w:color="CCCCCC"/>
+              <w:bottom w:val="single" w:sz="4" w:space="0" w:color="CCCCCC"/>
+              <w:left w:val="single" w:sz="4" w:space="0" w:color="CCCCCC"/>
+              <w:right w:val="single" w:sz="4" w:space="0" w:color="CCCCCC"/>
+            </w:tcBorders>
+          </w:tcPr>
+          <w:p>
+            <w:pPr>
+              <w:spacing w:before="60" w:after="60" w:line="252" w:lineRule="auto"/>
+              <w:jc w:val="left"/>
+            </w:pPr>
+            <w:r/>
+            <w:r>
+              <w:t>BEAR</w:t>
+            </w:r>
+          </w:p>
+        </w:tc>
+      </w:tr>
+      <w:tr>
+        <w:tc>
+          <w:tcPr>
+            <w:tcW w:type="dxa" w:w="1584"/>
+            <w:shd w:fill="FFFFFF"/>
+            <w:tcMar>
+              <w:top w:w="100" w:type="dxa"/>
+              <w:bottom w:w="100" w:type="dxa"/>
+              <w:left w:w="120" w:type="dxa"/>
+              <w:right w:w="120" w:type="dxa"/>
+            </w:tcMar>
+            <w:tcBorders>
+              <w:top w:val="single" w:sz="4" w:space="0" w:color="CCCCCC"/>
+              <w:bottom w:val="single" w:sz="4" w:space="0" w:color="CCCCCC"/>
+              <w:left w:val="single" w:sz="4" w:space="0" w:color="CCCCCC"/>
+              <w:right w:val="single" w:sz="4" w:space="0" w:color="CCCCCC"/>
+            </w:tcBorders>
+          </w:tcPr>
+          <w:p>
+            <w:pPr>
+              <w:spacing w:before="60" w:after="60" w:line="252" w:lineRule="auto"/>
+              <w:jc w:val="left"/>
+            </w:pPr>
+            <w:r/>
+            <w:r>
+              <w:rPr>
+                <w:b/>
+              </w:rPr>
+              <w:t>Wed 21/10</w:t>
+            </w:r>
+          </w:p>
+        </w:tc>
+        <w:tc>
+          <w:tcPr>
+            <w:tcW w:type="dxa" w:w="864"/>
+            <w:shd w:fill="FFFFFF"/>
+            <w:tcMar>
+              <w:top w:w="100" w:type="dxa"/>
+              <w:bottom w:w="100" w:type="dxa"/>
+              <w:left w:w="120" w:type="dxa"/>
+              <w:right w:w="120" w:type="dxa"/>
+            </w:tcMar>
+            <w:tcBorders>
+              <w:top w:val="single" w:sz="4" w:space="0" w:color="CCCCCC"/>
+              <w:bottom w:val="single" w:sz="4" w:space="0" w:color="CCCCCC"/>
+              <w:left w:val="single" w:sz="4" w:space="0" w:color="CCCCCC"/>
+              <w:right w:val="single" w:sz="4" w:space="0" w:color="CCCCCC"/>
+            </w:tcBorders>
+          </w:tcPr>
+          <w:p>
+            <w:pPr>
+              <w:spacing w:before="60" w:after="60" w:line="252" w:lineRule="auto"/>
+              <w:jc w:val="left"/>
+            </w:pPr>
+            <w:r/>
+            <w:r>
+              <w:t>NY Close 23-01</w:t>
+            </w:r>
+          </w:p>
+        </w:tc>
+        <w:tc>
+          <w:tcPr>
+            <w:tcW w:type="dxa" w:w="1440"/>
+            <w:shd w:fill="FFFFFF"/>
+            <w:tcMar>
+              <w:top w:w="100" w:type="dxa"/>
+              <w:bottom w:w="100" w:type="dxa"/>
+              <w:left w:w="120" w:type="dxa"/>
+              <w:right w:w="120" w:type="dxa"/>
+            </w:tcMar>
+            <w:tcBorders>
+              <w:top w:val="single" w:sz="4" w:space="0" w:color="CCCCCC"/>
+              <w:bottom w:val="single" w:sz="4" w:space="0" w:color="CCCCCC"/>
+              <w:left w:val="single" w:sz="4" w:space="0" w:color="CCCCCC"/>
+              <w:right w:val="single" w:sz="4" w:space="0" w:color="CCCCCC"/>
+            </w:tcBorders>
+          </w:tcPr>
+          <w:p>
+            <w:pPr>
+              <w:spacing w:before="60" w:after="60" w:line="252" w:lineRule="auto"/>
+              <w:jc w:val="left"/>
+            </w:pPr>
+            <w:r/>
+            <w:r>
+              <w:t>652.75</w:t>
+            </w:r>
+          </w:p>
+        </w:tc>
+        <w:tc>
+          <w:tcPr>
+            <w:tcW w:type="dxa" w:w="2016"/>
+            <w:shd w:fill="FFFFFF"/>
+            <w:tcMar>
+              <w:top w:w="100" w:type="dxa"/>
+              <w:bottom w:w="100" w:type="dxa"/>
+              <w:left w:w="120" w:type="dxa"/>
+              <w:right w:w="120" w:type="dxa"/>
+            </w:tcMar>
+            <w:tcBorders>
+              <w:top w:val="single" w:sz="4" w:space="0" w:color="CCCCCC"/>
+              <w:bottom w:val="single" w:sz="4" w:space="0" w:color="CCCCCC"/>
+              <w:left w:val="single" w:sz="4" w:space="0" w:color="CCCCCC"/>
+              <w:right w:val="single" w:sz="4" w:space="0" w:color="CCCCCC"/>
+            </w:tcBorders>
+          </w:tcPr>
+          <w:p>
+            <w:pPr>
+              <w:spacing w:before="60" w:after="60" w:line="252" w:lineRule="auto"/>
+              <w:jc w:val="left"/>
+            </w:pPr>
+            <w:r/>
+            <w:r>
+              <w:t>659.75</w:t>
+            </w:r>
+          </w:p>
+        </w:tc>
+        <w:tc>
+          <w:tcPr>
+            <w:tcW w:type="dxa" w:w="1152"/>
+            <w:shd w:fill="FFFFFF"/>
+            <w:tcMar>
+              <w:top w:w="100" w:type="dxa"/>
+              <w:bottom w:w="100" w:type="dxa"/>
+              <w:left w:w="120" w:type="dxa"/>
+              <w:right w:w="120" w:type="dxa"/>
+            </w:tcMar>
+            <w:tcBorders>
+              <w:top w:val="single" w:sz="4" w:space="0" w:color="CCCCCC"/>
+              <w:bottom w:val="single" w:sz="4" w:space="0" w:color="CCCCCC"/>
+              <w:left w:val="single" w:sz="4" w:space="0" w:color="CCCCCC"/>
+              <w:right w:val="single" w:sz="4" w:space="0" w:color="CCCCCC"/>
+            </w:tcBorders>
+          </w:tcPr>
+          <w:p>
+            <w:pPr>
+              <w:spacing w:before="60" w:after="60" w:line="252" w:lineRule="auto"/>
+              <w:jc w:val="left"/>
+            </w:pPr>
+            <w:r/>
+            <w:r>
+              <w:t>643.25</w:t>
+            </w:r>
+          </w:p>
+        </w:tc>
+        <w:tc>
+          <w:tcPr>
+            <w:tcW w:type="dxa" w:w="1728"/>
+            <w:shd w:fill="FFFFFF"/>
+            <w:tcMar>
+              <w:top w:w="100" w:type="dxa"/>
+              <w:bottom w:w="100" w:type="dxa"/>
+              <w:left w:w="120" w:type="dxa"/>
+              <w:right w:w="120" w:type="dxa"/>
+            </w:tcMar>
+            <w:tcBorders>
+              <w:top w:val="single" w:sz="4" w:space="0" w:color="CCCCCC"/>
+              <w:bottom w:val="single" w:sz="4" w:space="0" w:color="CCCCCC"/>
+              <w:left w:val="single" w:sz="4" w:space="0" w:color="CCCCCC"/>
+              <w:right w:val="single" w:sz="4" w:space="0" w:color="CCCCCC"/>
+            </w:tcBorders>
+          </w:tcPr>
+          <w:p>
+            <w:pPr>
+              <w:spacing w:before="60" w:after="60" w:line="252" w:lineRule="auto"/>
+              <w:jc w:val="left"/>
+            </w:pPr>
+            <w:r/>
+            <w:r>
+              <w:rPr>
+                <w:b/>
+              </w:rPr>
+              <w:t>653.25</w:t>
             </w:r>
           </w:p>
         </w:tc>
@@ -27488,6 +28428,1651 @@
           <w:tcPr>
             <w:tcW w:type="dxa" w:w="3456"/>
             <w:shd w:fill="FFFFFF"/>
+            <w:tcMar>
+              <w:top w:w="100" w:type="dxa"/>
+              <w:bottom w:w="100" w:type="dxa"/>
+              <w:left w:w="120" w:type="dxa"/>
+              <w:right w:w="120" w:type="dxa"/>
+            </w:tcMar>
+            <w:tcBorders>
+              <w:top w:val="single" w:sz="4" w:space="0" w:color="CCCCCC"/>
+              <w:bottom w:val="single" w:sz="4" w:space="0" w:color="CCCCCC"/>
+              <w:left w:val="single" w:sz="4" w:space="0" w:color="CCCCCC"/>
+              <w:right w:val="single" w:sz="4" w:space="0" w:color="CCCCCC"/>
+            </w:tcBorders>
+          </w:tcPr>
+          <w:p>
+            <w:pPr>
+              <w:spacing w:before="60" w:after="60" w:line="252" w:lineRule="auto"/>
+              <w:jc w:val="left"/>
+            </w:pPr>
+            <w:r/>
+            <w:r>
+              <w:rPr>
+                <w:b/>
+              </w:rPr>
+              <w:t>+0.50</w:t>
+            </w:r>
+          </w:p>
+        </w:tc>
+        <w:tc>
+          <w:tcPr>
+            <w:tcW w:type="dxa" w:w="1440"/>
+            <w:shd w:fill="FFFFFF"/>
+            <w:tcMar>
+              <w:top w:w="100" w:type="dxa"/>
+              <w:bottom w:w="100" w:type="dxa"/>
+              <w:left w:w="120" w:type="dxa"/>
+              <w:right w:w="120" w:type="dxa"/>
+            </w:tcMar>
+            <w:tcBorders>
+              <w:top w:val="single" w:sz="4" w:space="0" w:color="CCCCCC"/>
+              <w:bottom w:val="single" w:sz="4" w:space="0" w:color="CCCCCC"/>
+              <w:left w:val="single" w:sz="4" w:space="0" w:color="CCCCCC"/>
+              <w:right w:val="single" w:sz="4" w:space="0" w:color="CCCCCC"/>
+            </w:tcBorders>
+          </w:tcPr>
+          <w:p>
+            <w:pPr>
+              <w:spacing w:before="60" w:after="60" w:line="252" w:lineRule="auto"/>
+              <w:jc w:val="left"/>
+            </w:pPr>
+            <w:r/>
+            <w:r>
+              <w:t>BULL</w:t>
+            </w:r>
+          </w:p>
+        </w:tc>
+      </w:tr>
+      <w:tr>
+        <w:tc>
+          <w:tcPr>
+            <w:tcW w:type="dxa" w:w="1584"/>
+            <w:shd w:fill="F8FAFC"/>
+            <w:tcMar>
+              <w:top w:w="100" w:type="dxa"/>
+              <w:bottom w:w="100" w:type="dxa"/>
+              <w:left w:w="120" w:type="dxa"/>
+              <w:right w:w="120" w:type="dxa"/>
+            </w:tcMar>
+            <w:tcBorders>
+              <w:top w:val="single" w:sz="4" w:space="0" w:color="CCCCCC"/>
+              <w:bottom w:val="single" w:sz="4" w:space="0" w:color="CCCCCC"/>
+              <w:left w:val="single" w:sz="4" w:space="0" w:color="CCCCCC"/>
+              <w:right w:val="single" w:sz="4" w:space="0" w:color="CCCCCC"/>
+            </w:tcBorders>
+          </w:tcPr>
+          <w:p>
+            <w:pPr>
+              <w:spacing w:before="60" w:after="60" w:line="252" w:lineRule="auto"/>
+              <w:jc w:val="left"/>
+            </w:pPr>
+            <w:r/>
+            <w:r>
+              <w:rPr>
+                <w:b/>
+              </w:rPr>
+              <w:t>Thu 22/10</w:t>
+            </w:r>
+          </w:p>
+        </w:tc>
+        <w:tc>
+          <w:tcPr>
+            <w:tcW w:type="dxa" w:w="864"/>
+            <w:shd w:fill="F8FAFC"/>
+            <w:tcMar>
+              <w:top w:w="100" w:type="dxa"/>
+              <w:bottom w:w="100" w:type="dxa"/>
+              <w:left w:w="120" w:type="dxa"/>
+              <w:right w:w="120" w:type="dxa"/>
+            </w:tcMar>
+            <w:tcBorders>
+              <w:top w:val="single" w:sz="4" w:space="0" w:color="CCCCCC"/>
+              <w:bottom w:val="single" w:sz="4" w:space="0" w:color="CCCCCC"/>
+              <w:left w:val="single" w:sz="4" w:space="0" w:color="CCCCCC"/>
+              <w:right w:val="single" w:sz="4" w:space="0" w:color="CCCCCC"/>
+            </w:tcBorders>
+          </w:tcPr>
+          <w:p>
+            <w:pPr>
+              <w:spacing w:before="60" w:after="60" w:line="252" w:lineRule="auto"/>
+              <w:jc w:val="left"/>
+            </w:pPr>
+            <w:r/>
+            <w:r>
+              <w:t>Asia 07-11</w:t>
+            </w:r>
+          </w:p>
+        </w:tc>
+        <w:tc>
+          <w:tcPr>
+            <w:tcW w:type="dxa" w:w="1440"/>
+            <w:shd w:fill="F8FAFC"/>
+            <w:tcMar>
+              <w:top w:w="100" w:type="dxa"/>
+              <w:bottom w:w="100" w:type="dxa"/>
+              <w:left w:w="120" w:type="dxa"/>
+              <w:right w:w="120" w:type="dxa"/>
+            </w:tcMar>
+            <w:tcBorders>
+              <w:top w:val="single" w:sz="4" w:space="0" w:color="CCCCCC"/>
+              <w:bottom w:val="single" w:sz="4" w:space="0" w:color="CCCCCC"/>
+              <w:left w:val="single" w:sz="4" w:space="0" w:color="CCCCCC"/>
+              <w:right w:val="single" w:sz="4" w:space="0" w:color="CCCCCC"/>
+            </w:tcBorders>
+          </w:tcPr>
+          <w:p>
+            <w:pPr>
+              <w:spacing w:before="60" w:after="60" w:line="252" w:lineRule="auto"/>
+              <w:jc w:val="left"/>
+            </w:pPr>
+            <w:r/>
+            <w:r>
+              <w:t>653.25</w:t>
+            </w:r>
+          </w:p>
+        </w:tc>
+        <w:tc>
+          <w:tcPr>
+            <w:tcW w:type="dxa" w:w="2016"/>
+            <w:shd w:fill="F8FAFC"/>
+            <w:tcMar>
+              <w:top w:w="100" w:type="dxa"/>
+              <w:bottom w:w="100" w:type="dxa"/>
+              <w:left w:w="120" w:type="dxa"/>
+              <w:right w:w="120" w:type="dxa"/>
+            </w:tcMar>
+            <w:tcBorders>
+              <w:top w:val="single" w:sz="4" w:space="0" w:color="CCCCCC"/>
+              <w:bottom w:val="single" w:sz="4" w:space="0" w:color="CCCCCC"/>
+              <w:left w:val="single" w:sz="4" w:space="0" w:color="CCCCCC"/>
+              <w:right w:val="single" w:sz="4" w:space="0" w:color="CCCCCC"/>
+            </w:tcBorders>
+          </w:tcPr>
+          <w:p>
+            <w:pPr>
+              <w:spacing w:before="60" w:after="60" w:line="252" w:lineRule="auto"/>
+              <w:jc w:val="left"/>
+            </w:pPr>
+            <w:r/>
+            <w:r>
+              <w:t>663.75</w:t>
+            </w:r>
+          </w:p>
+        </w:tc>
+        <w:tc>
+          <w:tcPr>
+            <w:tcW w:type="dxa" w:w="1152"/>
+            <w:shd w:fill="F8FAFC"/>
+            <w:tcMar>
+              <w:top w:w="100" w:type="dxa"/>
+              <w:bottom w:w="100" w:type="dxa"/>
+              <w:left w:w="120" w:type="dxa"/>
+              <w:right w:w="120" w:type="dxa"/>
+            </w:tcMar>
+            <w:tcBorders>
+              <w:top w:val="single" w:sz="4" w:space="0" w:color="CCCCCC"/>
+              <w:bottom w:val="single" w:sz="4" w:space="0" w:color="CCCCCC"/>
+              <w:left w:val="single" w:sz="4" w:space="0" w:color="CCCCCC"/>
+              <w:right w:val="single" w:sz="4" w:space="0" w:color="CCCCCC"/>
+            </w:tcBorders>
+          </w:tcPr>
+          <w:p>
+            <w:pPr>
+              <w:spacing w:before="60" w:after="60" w:line="252" w:lineRule="auto"/>
+              <w:jc w:val="left"/>
+            </w:pPr>
+            <w:r/>
+            <w:r>
+              <w:t>646.00</w:t>
+            </w:r>
+          </w:p>
+        </w:tc>
+        <w:tc>
+          <w:tcPr>
+            <w:tcW w:type="dxa" w:w="1728"/>
+            <w:shd w:fill="F8FAFC"/>
+            <w:tcMar>
+              <w:top w:w="100" w:type="dxa"/>
+              <w:bottom w:w="100" w:type="dxa"/>
+              <w:left w:w="120" w:type="dxa"/>
+              <w:right w:w="120" w:type="dxa"/>
+            </w:tcMar>
+            <w:tcBorders>
+              <w:top w:val="single" w:sz="4" w:space="0" w:color="CCCCCC"/>
+              <w:bottom w:val="single" w:sz="4" w:space="0" w:color="CCCCCC"/>
+              <w:left w:val="single" w:sz="4" w:space="0" w:color="CCCCCC"/>
+              <w:right w:val="single" w:sz="4" w:space="0" w:color="CCCCCC"/>
+            </w:tcBorders>
+          </w:tcPr>
+          <w:p>
+            <w:pPr>
+              <w:spacing w:before="60" w:after="60" w:line="252" w:lineRule="auto"/>
+              <w:jc w:val="left"/>
+            </w:pPr>
+            <w:r/>
+            <w:r>
+              <w:rPr>
+                <w:b/>
+              </w:rPr>
+              <w:t>653.00</w:t>
+            </w:r>
+          </w:p>
+        </w:tc>
+        <w:tc>
+          <w:tcPr>
+            <w:tcW w:type="dxa" w:w="3456"/>
+            <w:shd w:fill="F8FAFC"/>
+            <w:tcMar>
+              <w:top w:w="100" w:type="dxa"/>
+              <w:bottom w:w="100" w:type="dxa"/>
+              <w:left w:w="120" w:type="dxa"/>
+              <w:right w:w="120" w:type="dxa"/>
+            </w:tcMar>
+            <w:tcBorders>
+              <w:top w:val="single" w:sz="4" w:space="0" w:color="CCCCCC"/>
+              <w:bottom w:val="single" w:sz="4" w:space="0" w:color="CCCCCC"/>
+              <w:left w:val="single" w:sz="4" w:space="0" w:color="CCCCCC"/>
+              <w:right w:val="single" w:sz="4" w:space="0" w:color="CCCCCC"/>
+            </w:tcBorders>
+          </w:tcPr>
+          <w:p>
+            <w:pPr>
+              <w:spacing w:before="60" w:after="60" w:line="252" w:lineRule="auto"/>
+              <w:jc w:val="left"/>
+            </w:pPr>
+            <w:r/>
+            <w:r>
+              <w:rPr>
+                <w:b/>
+              </w:rPr>
+              <w:t>-0.25</w:t>
+            </w:r>
+          </w:p>
+        </w:tc>
+        <w:tc>
+          <w:tcPr>
+            <w:tcW w:type="dxa" w:w="1440"/>
+            <w:shd w:fill="F8FAFC"/>
+            <w:tcMar>
+              <w:top w:w="100" w:type="dxa"/>
+              <w:bottom w:w="100" w:type="dxa"/>
+              <w:left w:w="120" w:type="dxa"/>
+              <w:right w:w="120" w:type="dxa"/>
+            </w:tcMar>
+            <w:tcBorders>
+              <w:top w:val="single" w:sz="4" w:space="0" w:color="CCCCCC"/>
+              <w:bottom w:val="single" w:sz="4" w:space="0" w:color="CCCCCC"/>
+              <w:left w:val="single" w:sz="4" w:space="0" w:color="CCCCCC"/>
+              <w:right w:val="single" w:sz="4" w:space="0" w:color="CCCCCC"/>
+            </w:tcBorders>
+          </w:tcPr>
+          <w:p>
+            <w:pPr>
+              <w:spacing w:before="60" w:after="60" w:line="252" w:lineRule="auto"/>
+              <w:jc w:val="left"/>
+            </w:pPr>
+            <w:r/>
+            <w:r>
+              <w:t>BEAR</w:t>
+            </w:r>
+          </w:p>
+        </w:tc>
+      </w:tr>
+      <w:tr>
+        <w:tc>
+          <w:tcPr>
+            <w:tcW w:type="dxa" w:w="1584"/>
+            <w:shd w:fill="FFFFFF"/>
+            <w:tcMar>
+              <w:top w:w="100" w:type="dxa"/>
+              <w:bottom w:w="100" w:type="dxa"/>
+              <w:left w:w="120" w:type="dxa"/>
+              <w:right w:w="120" w:type="dxa"/>
+            </w:tcMar>
+            <w:tcBorders>
+              <w:top w:val="single" w:sz="4" w:space="0" w:color="CCCCCC"/>
+              <w:bottom w:val="single" w:sz="4" w:space="0" w:color="CCCCCC"/>
+              <w:left w:val="single" w:sz="4" w:space="0" w:color="CCCCCC"/>
+              <w:right w:val="single" w:sz="4" w:space="0" w:color="CCCCCC"/>
+            </w:tcBorders>
+          </w:tcPr>
+          <w:p>
+            <w:pPr>
+              <w:spacing w:before="60" w:after="60" w:line="252" w:lineRule="auto"/>
+              <w:jc w:val="left"/>
+            </w:pPr>
+            <w:r/>
+            <w:r>
+              <w:rPr>
+                <w:b/>
+              </w:rPr>
+              <w:t>Thu 22/10</w:t>
+            </w:r>
+          </w:p>
+        </w:tc>
+        <w:tc>
+          <w:tcPr>
+            <w:tcW w:type="dxa" w:w="864"/>
+            <w:shd w:fill="FFFFFF"/>
+            <w:tcMar>
+              <w:top w:w="100" w:type="dxa"/>
+              <w:bottom w:w="100" w:type="dxa"/>
+              <w:left w:w="120" w:type="dxa"/>
+              <w:right w:w="120" w:type="dxa"/>
+            </w:tcMar>
+            <w:tcBorders>
+              <w:top w:val="single" w:sz="4" w:space="0" w:color="CCCCCC"/>
+              <w:bottom w:val="single" w:sz="4" w:space="0" w:color="CCCCCC"/>
+              <w:left w:val="single" w:sz="4" w:space="0" w:color="CCCCCC"/>
+              <w:right w:val="single" w:sz="4" w:space="0" w:color="CCCCCC"/>
+            </w:tcBorders>
+          </w:tcPr>
+          <w:p>
+            <w:pPr>
+              <w:spacing w:before="60" w:after="60" w:line="252" w:lineRule="auto"/>
+              <w:jc w:val="left"/>
+            </w:pPr>
+            <w:r/>
+            <w:r>
+              <w:t>Asia 11-15</w:t>
+            </w:r>
+          </w:p>
+        </w:tc>
+        <w:tc>
+          <w:tcPr>
+            <w:tcW w:type="dxa" w:w="1440"/>
+            <w:shd w:fill="FFFFFF"/>
+            <w:tcMar>
+              <w:top w:w="100" w:type="dxa"/>
+              <w:bottom w:w="100" w:type="dxa"/>
+              <w:left w:w="120" w:type="dxa"/>
+              <w:right w:w="120" w:type="dxa"/>
+            </w:tcMar>
+            <w:tcBorders>
+              <w:top w:val="single" w:sz="4" w:space="0" w:color="CCCCCC"/>
+              <w:bottom w:val="single" w:sz="4" w:space="0" w:color="CCCCCC"/>
+              <w:left w:val="single" w:sz="4" w:space="0" w:color="CCCCCC"/>
+              <w:right w:val="single" w:sz="4" w:space="0" w:color="CCCCCC"/>
+            </w:tcBorders>
+          </w:tcPr>
+          <w:p>
+            <w:pPr>
+              <w:spacing w:before="60" w:after="60" w:line="252" w:lineRule="auto"/>
+              <w:jc w:val="left"/>
+            </w:pPr>
+            <w:r/>
+            <w:r>
+              <w:t>653.00</w:t>
+            </w:r>
+          </w:p>
+        </w:tc>
+        <w:tc>
+          <w:tcPr>
+            <w:tcW w:type="dxa" w:w="2016"/>
+            <w:shd w:fill="FFFFFF"/>
+            <w:tcMar>
+              <w:top w:w="100" w:type="dxa"/>
+              <w:bottom w:w="100" w:type="dxa"/>
+              <w:left w:w="120" w:type="dxa"/>
+              <w:right w:w="120" w:type="dxa"/>
+            </w:tcMar>
+            <w:tcBorders>
+              <w:top w:val="single" w:sz="4" w:space="0" w:color="CCCCCC"/>
+              <w:bottom w:val="single" w:sz="4" w:space="0" w:color="CCCCCC"/>
+              <w:left w:val="single" w:sz="4" w:space="0" w:color="CCCCCC"/>
+              <w:right w:val="single" w:sz="4" w:space="0" w:color="CCCCCC"/>
+            </w:tcBorders>
+          </w:tcPr>
+          <w:p>
+            <w:pPr>
+              <w:spacing w:before="60" w:after="60" w:line="252" w:lineRule="auto"/>
+              <w:jc w:val="left"/>
+            </w:pPr>
+            <w:r/>
+            <w:r>
+              <w:t>662.75</w:t>
+            </w:r>
+          </w:p>
+        </w:tc>
+        <w:tc>
+          <w:tcPr>
+            <w:tcW w:type="dxa" w:w="1152"/>
+            <w:shd w:fill="FFFFFF"/>
+            <w:tcMar>
+              <w:top w:w="100" w:type="dxa"/>
+              <w:bottom w:w="100" w:type="dxa"/>
+              <w:left w:w="120" w:type="dxa"/>
+              <w:right w:w="120" w:type="dxa"/>
+            </w:tcMar>
+            <w:tcBorders>
+              <w:top w:val="single" w:sz="4" w:space="0" w:color="CCCCCC"/>
+              <w:bottom w:val="single" w:sz="4" w:space="0" w:color="CCCCCC"/>
+              <w:left w:val="single" w:sz="4" w:space="0" w:color="CCCCCC"/>
+              <w:right w:val="single" w:sz="4" w:space="0" w:color="CCCCCC"/>
+            </w:tcBorders>
+          </w:tcPr>
+          <w:p>
+            <w:pPr>
+              <w:spacing w:before="60" w:after="60" w:line="252" w:lineRule="auto"/>
+              <w:jc w:val="left"/>
+            </w:pPr>
+            <w:r/>
+            <w:r>
+              <w:t>643.25</w:t>
+            </w:r>
+          </w:p>
+        </w:tc>
+        <w:tc>
+          <w:tcPr>
+            <w:tcW w:type="dxa" w:w="1728"/>
+            <w:shd w:fill="FFFFFF"/>
+            <w:tcMar>
+              <w:top w:w="100" w:type="dxa"/>
+              <w:bottom w:w="100" w:type="dxa"/>
+              <w:left w:w="120" w:type="dxa"/>
+              <w:right w:w="120" w:type="dxa"/>
+            </w:tcMar>
+            <w:tcBorders>
+              <w:top w:val="single" w:sz="4" w:space="0" w:color="CCCCCC"/>
+              <w:bottom w:val="single" w:sz="4" w:space="0" w:color="CCCCCC"/>
+              <w:left w:val="single" w:sz="4" w:space="0" w:color="CCCCCC"/>
+              <w:right w:val="single" w:sz="4" w:space="0" w:color="CCCCCC"/>
+            </w:tcBorders>
+          </w:tcPr>
+          <w:p>
+            <w:pPr>
+              <w:spacing w:before="60" w:after="60" w:line="252" w:lineRule="auto"/>
+              <w:jc w:val="left"/>
+            </w:pPr>
+            <w:r/>
+            <w:r>
+              <w:rPr>
+                <w:b/>
+              </w:rPr>
+              <w:t>653.50</w:t>
+            </w:r>
+          </w:p>
+        </w:tc>
+        <w:tc>
+          <w:tcPr>
+            <w:tcW w:type="dxa" w:w="3456"/>
+            <w:shd w:fill="FFFFFF"/>
+            <w:tcMar>
+              <w:top w:w="100" w:type="dxa"/>
+              <w:bottom w:w="100" w:type="dxa"/>
+              <w:left w:w="120" w:type="dxa"/>
+              <w:right w:w="120" w:type="dxa"/>
+            </w:tcMar>
+            <w:tcBorders>
+              <w:top w:val="single" w:sz="4" w:space="0" w:color="CCCCCC"/>
+              <w:bottom w:val="single" w:sz="4" w:space="0" w:color="CCCCCC"/>
+              <w:left w:val="single" w:sz="4" w:space="0" w:color="CCCCCC"/>
+              <w:right w:val="single" w:sz="4" w:space="0" w:color="CCCCCC"/>
+            </w:tcBorders>
+          </w:tcPr>
+          <w:p>
+            <w:pPr>
+              <w:spacing w:before="60" w:after="60" w:line="252" w:lineRule="auto"/>
+              <w:jc w:val="left"/>
+            </w:pPr>
+            <w:r/>
+            <w:r>
+              <w:rPr>
+                <w:b/>
+              </w:rPr>
+              <w:t>+0.50</w:t>
+            </w:r>
+          </w:p>
+        </w:tc>
+        <w:tc>
+          <w:tcPr>
+            <w:tcW w:type="dxa" w:w="1440"/>
+            <w:shd w:fill="FFFFFF"/>
+            <w:tcMar>
+              <w:top w:w="100" w:type="dxa"/>
+              <w:bottom w:w="100" w:type="dxa"/>
+              <w:left w:w="120" w:type="dxa"/>
+              <w:right w:w="120" w:type="dxa"/>
+            </w:tcMar>
+            <w:tcBorders>
+              <w:top w:val="single" w:sz="4" w:space="0" w:color="CCCCCC"/>
+              <w:bottom w:val="single" w:sz="4" w:space="0" w:color="CCCCCC"/>
+              <w:left w:val="single" w:sz="4" w:space="0" w:color="CCCCCC"/>
+              <w:right w:val="single" w:sz="4" w:space="0" w:color="CCCCCC"/>
+            </w:tcBorders>
+          </w:tcPr>
+          <w:p>
+            <w:pPr>
+              <w:spacing w:before="60" w:after="60" w:line="252" w:lineRule="auto"/>
+              <w:jc w:val="left"/>
+            </w:pPr>
+            <w:r/>
+            <w:r>
+              <w:t>BULL</w:t>
+            </w:r>
+          </w:p>
+        </w:tc>
+      </w:tr>
+      <w:tr>
+        <w:tc>
+          <w:tcPr>
+            <w:tcW w:type="dxa" w:w="1584"/>
+            <w:shd w:fill="F8FAFC"/>
+            <w:tcMar>
+              <w:top w:w="100" w:type="dxa"/>
+              <w:bottom w:w="100" w:type="dxa"/>
+              <w:left w:w="120" w:type="dxa"/>
+              <w:right w:w="120" w:type="dxa"/>
+            </w:tcMar>
+            <w:tcBorders>
+              <w:top w:val="single" w:sz="4" w:space="0" w:color="CCCCCC"/>
+              <w:bottom w:val="single" w:sz="4" w:space="0" w:color="CCCCCC"/>
+              <w:left w:val="single" w:sz="4" w:space="0" w:color="CCCCCC"/>
+              <w:right w:val="single" w:sz="4" w:space="0" w:color="CCCCCC"/>
+            </w:tcBorders>
+          </w:tcPr>
+          <w:p>
+            <w:pPr>
+              <w:spacing w:before="60" w:after="60" w:line="252" w:lineRule="auto"/>
+              <w:jc w:val="left"/>
+            </w:pPr>
+            <w:r/>
+            <w:r>
+              <w:rPr>
+                <w:b/>
+              </w:rPr>
+              <w:t>Thu 22/10</w:t>
+            </w:r>
+          </w:p>
+        </w:tc>
+        <w:tc>
+          <w:tcPr>
+            <w:tcW w:type="dxa" w:w="864"/>
+            <w:shd w:fill="F8FAFC"/>
+            <w:tcMar>
+              <w:top w:w="100" w:type="dxa"/>
+              <w:bottom w:w="100" w:type="dxa"/>
+              <w:left w:w="120" w:type="dxa"/>
+              <w:right w:w="120" w:type="dxa"/>
+            </w:tcMar>
+            <w:tcBorders>
+              <w:top w:val="single" w:sz="4" w:space="0" w:color="CCCCCC"/>
+              <w:bottom w:val="single" w:sz="4" w:space="0" w:color="CCCCCC"/>
+              <w:left w:val="single" w:sz="4" w:space="0" w:color="CCCCCC"/>
+              <w:right w:val="single" w:sz="4" w:space="0" w:color="CCCCCC"/>
+            </w:tcBorders>
+          </w:tcPr>
+          <w:p>
+            <w:pPr>
+              <w:spacing w:before="60" w:after="60" w:line="252" w:lineRule="auto"/>
+              <w:jc w:val="left"/>
+            </w:pPr>
+            <w:r/>
+            <w:r>
+              <w:t>London 15-19</w:t>
+            </w:r>
+          </w:p>
+        </w:tc>
+        <w:tc>
+          <w:tcPr>
+            <w:tcW w:type="dxa" w:w="1440"/>
+            <w:shd w:fill="F8FAFC"/>
+            <w:tcMar>
+              <w:top w:w="100" w:type="dxa"/>
+              <w:bottom w:w="100" w:type="dxa"/>
+              <w:left w:w="120" w:type="dxa"/>
+              <w:right w:w="120" w:type="dxa"/>
+            </w:tcMar>
+            <w:tcBorders>
+              <w:top w:val="single" w:sz="4" w:space="0" w:color="CCCCCC"/>
+              <w:bottom w:val="single" w:sz="4" w:space="0" w:color="CCCCCC"/>
+              <w:left w:val="single" w:sz="4" w:space="0" w:color="CCCCCC"/>
+              <w:right w:val="single" w:sz="4" w:space="0" w:color="CCCCCC"/>
+            </w:tcBorders>
+          </w:tcPr>
+          <w:p>
+            <w:pPr>
+              <w:spacing w:before="60" w:after="60" w:line="252" w:lineRule="auto"/>
+              <w:jc w:val="left"/>
+            </w:pPr>
+            <w:r/>
+            <w:r>
+              <w:t>653.50</w:t>
+            </w:r>
+          </w:p>
+        </w:tc>
+        <w:tc>
+          <w:tcPr>
+            <w:tcW w:type="dxa" w:w="2016"/>
+            <w:shd w:fill="F8FAFC"/>
+            <w:tcMar>
+              <w:top w:w="100" w:type="dxa"/>
+              <w:bottom w:w="100" w:type="dxa"/>
+              <w:left w:w="120" w:type="dxa"/>
+              <w:right w:w="120" w:type="dxa"/>
+            </w:tcMar>
+            <w:tcBorders>
+              <w:top w:val="single" w:sz="4" w:space="0" w:color="CCCCCC"/>
+              <w:bottom w:val="single" w:sz="4" w:space="0" w:color="CCCCCC"/>
+              <w:left w:val="single" w:sz="4" w:space="0" w:color="CCCCCC"/>
+              <w:right w:val="single" w:sz="4" w:space="0" w:color="CCCCCC"/>
+            </w:tcBorders>
+          </w:tcPr>
+          <w:p>
+            <w:pPr>
+              <w:spacing w:before="60" w:after="60" w:line="252" w:lineRule="auto"/>
+              <w:jc w:val="left"/>
+            </w:pPr>
+            <w:r/>
+            <w:r>
+              <w:t>664.25</w:t>
+            </w:r>
+          </w:p>
+        </w:tc>
+        <w:tc>
+          <w:tcPr>
+            <w:tcW w:type="dxa" w:w="1152"/>
+            <w:shd w:fill="F8FAFC"/>
+            <w:tcMar>
+              <w:top w:w="100" w:type="dxa"/>
+              <w:bottom w:w="100" w:type="dxa"/>
+              <w:left w:w="120" w:type="dxa"/>
+              <w:right w:w="120" w:type="dxa"/>
+            </w:tcMar>
+            <w:tcBorders>
+              <w:top w:val="single" w:sz="4" w:space="0" w:color="CCCCCC"/>
+              <w:bottom w:val="single" w:sz="4" w:space="0" w:color="CCCCCC"/>
+              <w:left w:val="single" w:sz="4" w:space="0" w:color="CCCCCC"/>
+              <w:right w:val="single" w:sz="4" w:space="0" w:color="CCCCCC"/>
+            </w:tcBorders>
+          </w:tcPr>
+          <w:p>
+            <w:pPr>
+              <w:spacing w:before="60" w:after="60" w:line="252" w:lineRule="auto"/>
+              <w:jc w:val="left"/>
+            </w:pPr>
+            <w:r/>
+            <w:r>
+              <w:t>646.25</w:t>
+            </w:r>
+          </w:p>
+        </w:tc>
+        <w:tc>
+          <w:tcPr>
+            <w:tcW w:type="dxa" w:w="1728"/>
+            <w:shd w:fill="F8FAFC"/>
+            <w:tcMar>
+              <w:top w:w="100" w:type="dxa"/>
+              <w:bottom w:w="100" w:type="dxa"/>
+              <w:left w:w="120" w:type="dxa"/>
+              <w:right w:w="120" w:type="dxa"/>
+            </w:tcMar>
+            <w:tcBorders>
+              <w:top w:val="single" w:sz="4" w:space="0" w:color="CCCCCC"/>
+              <w:bottom w:val="single" w:sz="4" w:space="0" w:color="CCCCCC"/>
+              <w:left w:val="single" w:sz="4" w:space="0" w:color="CCCCCC"/>
+              <w:right w:val="single" w:sz="4" w:space="0" w:color="CCCCCC"/>
+            </w:tcBorders>
+          </w:tcPr>
+          <w:p>
+            <w:pPr>
+              <w:spacing w:before="60" w:after="60" w:line="252" w:lineRule="auto"/>
+              <w:jc w:val="left"/>
+            </w:pPr>
+            <w:r/>
+            <w:r>
+              <w:rPr>
+                <w:b/>
+              </w:rPr>
+              <w:t>654.25</w:t>
+            </w:r>
+          </w:p>
+        </w:tc>
+        <w:tc>
+          <w:tcPr>
+            <w:tcW w:type="dxa" w:w="3456"/>
+            <w:shd w:fill="F8FAFC"/>
+            <w:tcMar>
+              <w:top w:w="100" w:type="dxa"/>
+              <w:bottom w:w="100" w:type="dxa"/>
+              <w:left w:w="120" w:type="dxa"/>
+              <w:right w:w="120" w:type="dxa"/>
+            </w:tcMar>
+            <w:tcBorders>
+              <w:top w:val="single" w:sz="4" w:space="0" w:color="CCCCCC"/>
+              <w:bottom w:val="single" w:sz="4" w:space="0" w:color="CCCCCC"/>
+              <w:left w:val="single" w:sz="4" w:space="0" w:color="CCCCCC"/>
+              <w:right w:val="single" w:sz="4" w:space="0" w:color="CCCCCC"/>
+            </w:tcBorders>
+          </w:tcPr>
+          <w:p>
+            <w:pPr>
+              <w:spacing w:before="60" w:after="60" w:line="252" w:lineRule="auto"/>
+              <w:jc w:val="left"/>
+            </w:pPr>
+            <w:r/>
+            <w:r>
+              <w:rPr>
+                <w:b/>
+              </w:rPr>
+              <w:t>+0.75</w:t>
+            </w:r>
+          </w:p>
+        </w:tc>
+        <w:tc>
+          <w:tcPr>
+            <w:tcW w:type="dxa" w:w="1440"/>
+            <w:shd w:fill="F8FAFC"/>
+            <w:tcMar>
+              <w:top w:w="100" w:type="dxa"/>
+              <w:bottom w:w="100" w:type="dxa"/>
+              <w:left w:w="120" w:type="dxa"/>
+              <w:right w:w="120" w:type="dxa"/>
+            </w:tcMar>
+            <w:tcBorders>
+              <w:top w:val="single" w:sz="4" w:space="0" w:color="CCCCCC"/>
+              <w:bottom w:val="single" w:sz="4" w:space="0" w:color="CCCCCC"/>
+              <w:left w:val="single" w:sz="4" w:space="0" w:color="CCCCCC"/>
+              <w:right w:val="single" w:sz="4" w:space="0" w:color="CCCCCC"/>
+            </w:tcBorders>
+          </w:tcPr>
+          <w:p>
+            <w:pPr>
+              <w:spacing w:before="60" w:after="60" w:line="252" w:lineRule="auto"/>
+              <w:jc w:val="left"/>
+            </w:pPr>
+            <w:r/>
+            <w:r>
+              <w:t>BULL</w:t>
+            </w:r>
+          </w:p>
+        </w:tc>
+      </w:tr>
+      <w:tr>
+        <w:tc>
+          <w:tcPr>
+            <w:tcW w:type="dxa" w:w="1584"/>
+            <w:shd w:fill="FFFFFF"/>
+            <w:tcMar>
+              <w:top w:w="100" w:type="dxa"/>
+              <w:bottom w:w="100" w:type="dxa"/>
+              <w:left w:w="120" w:type="dxa"/>
+              <w:right w:w="120" w:type="dxa"/>
+            </w:tcMar>
+            <w:tcBorders>
+              <w:top w:val="single" w:sz="4" w:space="0" w:color="CCCCCC"/>
+              <w:bottom w:val="single" w:sz="4" w:space="0" w:color="CCCCCC"/>
+              <w:left w:val="single" w:sz="4" w:space="0" w:color="CCCCCC"/>
+              <w:right w:val="single" w:sz="4" w:space="0" w:color="CCCCCC"/>
+            </w:tcBorders>
+          </w:tcPr>
+          <w:p>
+            <w:pPr>
+              <w:spacing w:before="60" w:after="60" w:line="252" w:lineRule="auto"/>
+              <w:jc w:val="left"/>
+            </w:pPr>
+            <w:r/>
+            <w:r>
+              <w:rPr>
+                <w:b/>
+              </w:rPr>
+              <w:t>Thu 22/10</w:t>
+            </w:r>
+          </w:p>
+        </w:tc>
+        <w:tc>
+          <w:tcPr>
+            <w:tcW w:type="dxa" w:w="864"/>
+            <w:shd w:fill="FFFFFF"/>
+            <w:tcMar>
+              <w:top w:w="100" w:type="dxa"/>
+              <w:bottom w:w="100" w:type="dxa"/>
+              <w:left w:w="120" w:type="dxa"/>
+              <w:right w:w="120" w:type="dxa"/>
+            </w:tcMar>
+            <w:tcBorders>
+              <w:top w:val="single" w:sz="4" w:space="0" w:color="CCCCCC"/>
+              <w:bottom w:val="single" w:sz="4" w:space="0" w:color="CCCCCC"/>
+              <w:left w:val="single" w:sz="4" w:space="0" w:color="CCCCCC"/>
+              <w:right w:val="single" w:sz="4" w:space="0" w:color="CCCCCC"/>
+            </w:tcBorders>
+          </w:tcPr>
+          <w:p>
+            <w:pPr>
+              <w:spacing w:before="60" w:after="60" w:line="252" w:lineRule="auto"/>
+              <w:jc w:val="left"/>
+            </w:pPr>
+            <w:r/>
+            <w:r>
+              <w:t>Pre-NY 19-21</w:t>
+            </w:r>
+          </w:p>
+        </w:tc>
+        <w:tc>
+          <w:tcPr>
+            <w:tcW w:type="dxa" w:w="1440"/>
+            <w:shd w:fill="FFFFFF"/>
+            <w:tcMar>
+              <w:top w:w="100" w:type="dxa"/>
+              <w:bottom w:w="100" w:type="dxa"/>
+              <w:left w:w="120" w:type="dxa"/>
+              <w:right w:w="120" w:type="dxa"/>
+            </w:tcMar>
+            <w:tcBorders>
+              <w:top w:val="single" w:sz="4" w:space="0" w:color="CCCCCC"/>
+              <w:bottom w:val="single" w:sz="4" w:space="0" w:color="CCCCCC"/>
+              <w:left w:val="single" w:sz="4" w:space="0" w:color="CCCCCC"/>
+              <w:right w:val="single" w:sz="4" w:space="0" w:color="CCCCCC"/>
+            </w:tcBorders>
+          </w:tcPr>
+          <w:p>
+            <w:pPr>
+              <w:spacing w:before="60" w:after="60" w:line="252" w:lineRule="auto"/>
+              <w:jc w:val="left"/>
+            </w:pPr>
+            <w:r/>
+            <w:r>
+              <w:t>654.25</w:t>
+            </w:r>
+          </w:p>
+        </w:tc>
+        <w:tc>
+          <w:tcPr>
+            <w:tcW w:type="dxa" w:w="2016"/>
+            <w:shd w:fill="FFFFFF"/>
+            <w:tcMar>
+              <w:top w:w="100" w:type="dxa"/>
+              <w:bottom w:w="100" w:type="dxa"/>
+              <w:left w:w="120" w:type="dxa"/>
+              <w:right w:w="120" w:type="dxa"/>
+            </w:tcMar>
+            <w:tcBorders>
+              <w:top w:val="single" w:sz="4" w:space="0" w:color="CCCCCC"/>
+              <w:bottom w:val="single" w:sz="4" w:space="0" w:color="CCCCCC"/>
+              <w:left w:val="single" w:sz="4" w:space="0" w:color="CCCCCC"/>
+              <w:right w:val="single" w:sz="4" w:space="0" w:color="CCCCCC"/>
+            </w:tcBorders>
+          </w:tcPr>
+          <w:p>
+            <w:pPr>
+              <w:spacing w:before="60" w:after="60" w:line="252" w:lineRule="auto"/>
+              <w:jc w:val="left"/>
+            </w:pPr>
+            <w:r/>
+            <w:r>
+              <w:t>660.75</w:t>
+            </w:r>
+          </w:p>
+        </w:tc>
+        <w:tc>
+          <w:tcPr>
+            <w:tcW w:type="dxa" w:w="1152"/>
+            <w:shd w:fill="FFFFFF"/>
+            <w:tcMar>
+              <w:top w:w="100" w:type="dxa"/>
+              <w:bottom w:w="100" w:type="dxa"/>
+              <w:left w:w="120" w:type="dxa"/>
+              <w:right w:w="120" w:type="dxa"/>
+            </w:tcMar>
+            <w:tcBorders>
+              <w:top w:val="single" w:sz="4" w:space="0" w:color="CCCCCC"/>
+              <w:bottom w:val="single" w:sz="4" w:space="0" w:color="CCCCCC"/>
+              <w:left w:val="single" w:sz="4" w:space="0" w:color="CCCCCC"/>
+              <w:right w:val="single" w:sz="4" w:space="0" w:color="CCCCCC"/>
+            </w:tcBorders>
+          </w:tcPr>
+          <w:p>
+            <w:pPr>
+              <w:spacing w:before="60" w:after="60" w:line="252" w:lineRule="auto"/>
+              <w:jc w:val="left"/>
+            </w:pPr>
+            <w:r/>
+            <w:r>
+              <w:t>645.75</w:t>
+            </w:r>
+          </w:p>
+        </w:tc>
+        <w:tc>
+          <w:tcPr>
+            <w:tcW w:type="dxa" w:w="1728"/>
+            <w:shd w:fill="FFFFFF"/>
+            <w:tcMar>
+              <w:top w:w="100" w:type="dxa"/>
+              <w:bottom w:w="100" w:type="dxa"/>
+              <w:left w:w="120" w:type="dxa"/>
+              <w:right w:w="120" w:type="dxa"/>
+            </w:tcMar>
+            <w:tcBorders>
+              <w:top w:val="single" w:sz="4" w:space="0" w:color="CCCCCC"/>
+              <w:bottom w:val="single" w:sz="4" w:space="0" w:color="CCCCCC"/>
+              <w:left w:val="single" w:sz="4" w:space="0" w:color="CCCCCC"/>
+              <w:right w:val="single" w:sz="4" w:space="0" w:color="CCCCCC"/>
+            </w:tcBorders>
+          </w:tcPr>
+          <w:p>
+            <w:pPr>
+              <w:spacing w:before="60" w:after="60" w:line="252" w:lineRule="auto"/>
+              <w:jc w:val="left"/>
+            </w:pPr>
+            <w:r/>
+            <w:r>
+              <w:rPr>
+                <w:b/>
+              </w:rPr>
+              <w:t>654.75</w:t>
+            </w:r>
+          </w:p>
+        </w:tc>
+        <w:tc>
+          <w:tcPr>
+            <w:tcW w:type="dxa" w:w="3456"/>
+            <w:shd w:fill="FFFFFF"/>
+            <w:tcMar>
+              <w:top w:w="100" w:type="dxa"/>
+              <w:bottom w:w="100" w:type="dxa"/>
+              <w:left w:w="120" w:type="dxa"/>
+              <w:right w:w="120" w:type="dxa"/>
+            </w:tcMar>
+            <w:tcBorders>
+              <w:top w:val="single" w:sz="4" w:space="0" w:color="CCCCCC"/>
+              <w:bottom w:val="single" w:sz="4" w:space="0" w:color="CCCCCC"/>
+              <w:left w:val="single" w:sz="4" w:space="0" w:color="CCCCCC"/>
+              <w:right w:val="single" w:sz="4" w:space="0" w:color="CCCCCC"/>
+            </w:tcBorders>
+          </w:tcPr>
+          <w:p>
+            <w:pPr>
+              <w:spacing w:before="60" w:after="60" w:line="252" w:lineRule="auto"/>
+              <w:jc w:val="left"/>
+            </w:pPr>
+            <w:r/>
+            <w:r>
+              <w:rPr>
+                <w:b/>
+              </w:rPr>
+              <w:t>+0.50</w:t>
+            </w:r>
+          </w:p>
+        </w:tc>
+        <w:tc>
+          <w:tcPr>
+            <w:tcW w:type="dxa" w:w="1440"/>
+            <w:shd w:fill="FFFFFF"/>
+            <w:tcMar>
+              <w:top w:w="100" w:type="dxa"/>
+              <w:bottom w:w="100" w:type="dxa"/>
+              <w:left w:w="120" w:type="dxa"/>
+              <w:right w:w="120" w:type="dxa"/>
+            </w:tcMar>
+            <w:tcBorders>
+              <w:top w:val="single" w:sz="4" w:space="0" w:color="CCCCCC"/>
+              <w:bottom w:val="single" w:sz="4" w:space="0" w:color="CCCCCC"/>
+              <w:left w:val="single" w:sz="4" w:space="0" w:color="CCCCCC"/>
+              <w:right w:val="single" w:sz="4" w:space="0" w:color="CCCCCC"/>
+            </w:tcBorders>
+          </w:tcPr>
+          <w:p>
+            <w:pPr>
+              <w:spacing w:before="60" w:after="60" w:line="252" w:lineRule="auto"/>
+              <w:jc w:val="left"/>
+            </w:pPr>
+            <w:r/>
+            <w:r>
+              <w:t>BULL</w:t>
+            </w:r>
+          </w:p>
+        </w:tc>
+      </w:tr>
+      <w:tr>
+        <w:tc>
+          <w:tcPr>
+            <w:tcW w:type="dxa" w:w="1584"/>
+            <w:shd w:fill="F8FAFC"/>
+            <w:tcMar>
+              <w:top w:w="100" w:type="dxa"/>
+              <w:bottom w:w="100" w:type="dxa"/>
+              <w:left w:w="120" w:type="dxa"/>
+              <w:right w:w="120" w:type="dxa"/>
+            </w:tcMar>
+            <w:tcBorders>
+              <w:top w:val="single" w:sz="4" w:space="0" w:color="CCCCCC"/>
+              <w:bottom w:val="single" w:sz="4" w:space="0" w:color="CCCCCC"/>
+              <w:left w:val="single" w:sz="4" w:space="0" w:color="CCCCCC"/>
+              <w:right w:val="single" w:sz="4" w:space="0" w:color="CCCCCC"/>
+            </w:tcBorders>
+          </w:tcPr>
+          <w:p>
+            <w:pPr>
+              <w:spacing w:before="60" w:after="60" w:line="252" w:lineRule="auto"/>
+              <w:jc w:val="left"/>
+            </w:pPr>
+            <w:r/>
+            <w:r>
+              <w:rPr>
+                <w:b/>
+              </w:rPr>
+              <w:t>Thu 22/10</w:t>
+            </w:r>
+          </w:p>
+        </w:tc>
+        <w:tc>
+          <w:tcPr>
+            <w:tcW w:type="dxa" w:w="864"/>
+            <w:shd w:fill="F8FAFC"/>
+            <w:tcMar>
+              <w:top w:w="100" w:type="dxa"/>
+              <w:bottom w:w="100" w:type="dxa"/>
+              <w:left w:w="120" w:type="dxa"/>
+              <w:right w:w="120" w:type="dxa"/>
+            </w:tcMar>
+            <w:tcBorders>
+              <w:top w:val="single" w:sz="4" w:space="0" w:color="CCCCCC"/>
+              <w:bottom w:val="single" w:sz="4" w:space="0" w:color="CCCCCC"/>
+              <w:left w:val="single" w:sz="4" w:space="0" w:color="CCCCCC"/>
+              <w:right w:val="single" w:sz="4" w:space="0" w:color="CCCCCC"/>
+            </w:tcBorders>
+          </w:tcPr>
+          <w:p>
+            <w:pPr>
+              <w:spacing w:before="60" w:after="60" w:line="252" w:lineRule="auto"/>
+              <w:jc w:val="left"/>
+            </w:pPr>
+            <w:r/>
+            <w:r>
+              <w:t>NY Open 21-23</w:t>
+            </w:r>
+          </w:p>
+        </w:tc>
+        <w:tc>
+          <w:tcPr>
+            <w:tcW w:type="dxa" w:w="1440"/>
+            <w:shd w:fill="F8FAFC"/>
+            <w:tcMar>
+              <w:top w:w="100" w:type="dxa"/>
+              <w:bottom w:w="100" w:type="dxa"/>
+              <w:left w:w="120" w:type="dxa"/>
+              <w:right w:w="120" w:type="dxa"/>
+            </w:tcMar>
+            <w:tcBorders>
+              <w:top w:val="single" w:sz="4" w:space="0" w:color="CCCCCC"/>
+              <w:bottom w:val="single" w:sz="4" w:space="0" w:color="CCCCCC"/>
+              <w:left w:val="single" w:sz="4" w:space="0" w:color="CCCCCC"/>
+              <w:right w:val="single" w:sz="4" w:space="0" w:color="CCCCCC"/>
+            </w:tcBorders>
+          </w:tcPr>
+          <w:p>
+            <w:pPr>
+              <w:spacing w:before="60" w:after="60" w:line="252" w:lineRule="auto"/>
+              <w:jc w:val="left"/>
+            </w:pPr>
+            <w:r/>
+            <w:r>
+              <w:t>654.75</w:t>
+            </w:r>
+          </w:p>
+        </w:tc>
+        <w:tc>
+          <w:tcPr>
+            <w:tcW w:type="dxa" w:w="2016"/>
+            <w:shd w:fill="F8FAFC"/>
+            <w:tcMar>
+              <w:top w:w="100" w:type="dxa"/>
+              <w:bottom w:w="100" w:type="dxa"/>
+              <w:left w:w="120" w:type="dxa"/>
+              <w:right w:w="120" w:type="dxa"/>
+            </w:tcMar>
+            <w:tcBorders>
+              <w:top w:val="single" w:sz="4" w:space="0" w:color="CCCCCC"/>
+              <w:bottom w:val="single" w:sz="4" w:space="0" w:color="CCCCCC"/>
+              <w:left w:val="single" w:sz="4" w:space="0" w:color="CCCCCC"/>
+              <w:right w:val="single" w:sz="4" w:space="0" w:color="CCCCCC"/>
+            </w:tcBorders>
+          </w:tcPr>
+          <w:p>
+            <w:pPr>
+              <w:spacing w:before="60" w:after="60" w:line="252" w:lineRule="auto"/>
+              <w:jc w:val="left"/>
+            </w:pPr>
+            <w:r/>
+            <w:r>
+              <w:t>665.75</w:t>
+            </w:r>
+          </w:p>
+        </w:tc>
+        <w:tc>
+          <w:tcPr>
+            <w:tcW w:type="dxa" w:w="1152"/>
+            <w:shd w:fill="F8FAFC"/>
+            <w:tcMar>
+              <w:top w:w="100" w:type="dxa"/>
+              <w:bottom w:w="100" w:type="dxa"/>
+              <w:left w:w="120" w:type="dxa"/>
+              <w:right w:w="120" w:type="dxa"/>
+            </w:tcMar>
+            <w:tcBorders>
+              <w:top w:val="single" w:sz="4" w:space="0" w:color="CCCCCC"/>
+              <w:bottom w:val="single" w:sz="4" w:space="0" w:color="CCCCCC"/>
+              <w:left w:val="single" w:sz="4" w:space="0" w:color="CCCCCC"/>
+              <w:right w:val="single" w:sz="4" w:space="0" w:color="CCCCCC"/>
+            </w:tcBorders>
+          </w:tcPr>
+          <w:p>
+            <w:pPr>
+              <w:spacing w:before="60" w:after="60" w:line="252" w:lineRule="auto"/>
+              <w:jc w:val="left"/>
+            </w:pPr>
+            <w:r/>
+            <w:r>
+              <w:t>643.00</w:t>
+            </w:r>
+          </w:p>
+        </w:tc>
+        <w:tc>
+          <w:tcPr>
+            <w:tcW w:type="dxa" w:w="1728"/>
+            <w:shd w:fill="F8FAFC"/>
+            <w:tcMar>
+              <w:top w:w="100" w:type="dxa"/>
+              <w:bottom w:w="100" w:type="dxa"/>
+              <w:left w:w="120" w:type="dxa"/>
+              <w:right w:w="120" w:type="dxa"/>
+            </w:tcMar>
+            <w:tcBorders>
+              <w:top w:val="single" w:sz="4" w:space="0" w:color="CCCCCC"/>
+              <w:bottom w:val="single" w:sz="4" w:space="0" w:color="CCCCCC"/>
+              <w:left w:val="single" w:sz="4" w:space="0" w:color="CCCCCC"/>
+              <w:right w:val="single" w:sz="4" w:space="0" w:color="CCCCCC"/>
+            </w:tcBorders>
+          </w:tcPr>
+          <w:p>
+            <w:pPr>
+              <w:spacing w:before="60" w:after="60" w:line="252" w:lineRule="auto"/>
+              <w:jc w:val="left"/>
+            </w:pPr>
+            <w:r/>
+            <w:r>
+              <w:rPr>
+                <w:b/>
+              </w:rPr>
+              <w:t>658.25</w:t>
+            </w:r>
+          </w:p>
+        </w:tc>
+        <w:tc>
+          <w:tcPr>
+            <w:tcW w:type="dxa" w:w="3456"/>
+            <w:shd w:fill="F8FAFC"/>
+            <w:tcMar>
+              <w:top w:w="100" w:type="dxa"/>
+              <w:bottom w:w="100" w:type="dxa"/>
+              <w:left w:w="120" w:type="dxa"/>
+              <w:right w:w="120" w:type="dxa"/>
+            </w:tcMar>
+            <w:tcBorders>
+              <w:top w:val="single" w:sz="4" w:space="0" w:color="CCCCCC"/>
+              <w:bottom w:val="single" w:sz="4" w:space="0" w:color="CCCCCC"/>
+              <w:left w:val="single" w:sz="4" w:space="0" w:color="CCCCCC"/>
+              <w:right w:val="single" w:sz="4" w:space="0" w:color="CCCCCC"/>
+            </w:tcBorders>
+          </w:tcPr>
+          <w:p>
+            <w:pPr>
+              <w:spacing w:before="60" w:after="60" w:line="252" w:lineRule="auto"/>
+              <w:jc w:val="left"/>
+            </w:pPr>
+            <w:r/>
+            <w:r>
+              <w:rPr>
+                <w:b/>
+              </w:rPr>
+              <w:t>+3.50</w:t>
+            </w:r>
+          </w:p>
+        </w:tc>
+        <w:tc>
+          <w:tcPr>
+            <w:tcW w:type="dxa" w:w="1440"/>
+            <w:shd w:fill="F8FAFC"/>
+            <w:tcMar>
+              <w:top w:w="100" w:type="dxa"/>
+              <w:bottom w:w="100" w:type="dxa"/>
+              <w:left w:w="120" w:type="dxa"/>
+              <w:right w:w="120" w:type="dxa"/>
+            </w:tcMar>
+            <w:tcBorders>
+              <w:top w:val="single" w:sz="4" w:space="0" w:color="CCCCCC"/>
+              <w:bottom w:val="single" w:sz="4" w:space="0" w:color="CCCCCC"/>
+              <w:left w:val="single" w:sz="4" w:space="0" w:color="CCCCCC"/>
+              <w:right w:val="single" w:sz="4" w:space="0" w:color="CCCCCC"/>
+            </w:tcBorders>
+          </w:tcPr>
+          <w:p>
+            <w:pPr>
+              <w:spacing w:before="60" w:after="60" w:line="252" w:lineRule="auto"/>
+              <w:jc w:val="left"/>
+            </w:pPr>
+            <w:r/>
+            <w:r>
+              <w:t>BULL</w:t>
+            </w:r>
+          </w:p>
+        </w:tc>
+      </w:tr>
+      <w:tr>
+        <w:tc>
+          <w:tcPr>
+            <w:tcW w:type="dxa" w:w="1584"/>
+            <w:shd w:fill="FFFFFF"/>
+            <w:tcMar>
+              <w:top w:w="100" w:type="dxa"/>
+              <w:bottom w:w="100" w:type="dxa"/>
+              <w:left w:w="120" w:type="dxa"/>
+              <w:right w:w="120" w:type="dxa"/>
+            </w:tcMar>
+            <w:tcBorders>
+              <w:top w:val="single" w:sz="4" w:space="0" w:color="CCCCCC"/>
+              <w:bottom w:val="single" w:sz="4" w:space="0" w:color="CCCCCC"/>
+              <w:left w:val="single" w:sz="4" w:space="0" w:color="CCCCCC"/>
+              <w:right w:val="single" w:sz="4" w:space="0" w:color="CCCCCC"/>
+            </w:tcBorders>
+          </w:tcPr>
+          <w:p>
+            <w:pPr>
+              <w:spacing w:before="60" w:after="60" w:line="252" w:lineRule="auto"/>
+              <w:jc w:val="left"/>
+            </w:pPr>
+            <w:r/>
+            <w:r>
+              <w:rPr>
+                <w:b/>
+              </w:rPr>
+              <w:t>Thu 22/10</w:t>
+            </w:r>
+          </w:p>
+        </w:tc>
+        <w:tc>
+          <w:tcPr>
+            <w:tcW w:type="dxa" w:w="864"/>
+            <w:shd w:fill="FFFFFF"/>
+            <w:tcMar>
+              <w:top w:w="100" w:type="dxa"/>
+              <w:bottom w:w="100" w:type="dxa"/>
+              <w:left w:w="120" w:type="dxa"/>
+              <w:right w:w="120" w:type="dxa"/>
+            </w:tcMar>
+            <w:tcBorders>
+              <w:top w:val="single" w:sz="4" w:space="0" w:color="CCCCCC"/>
+              <w:bottom w:val="single" w:sz="4" w:space="0" w:color="CCCCCC"/>
+              <w:left w:val="single" w:sz="4" w:space="0" w:color="CCCCCC"/>
+              <w:right w:val="single" w:sz="4" w:space="0" w:color="CCCCCC"/>
+            </w:tcBorders>
+          </w:tcPr>
+          <w:p>
+            <w:pPr>
+              <w:spacing w:before="60" w:after="60" w:line="252" w:lineRule="auto"/>
+              <w:jc w:val="left"/>
+            </w:pPr>
+            <w:r/>
+            <w:r>
+              <w:t>NY Close 23-01</w:t>
+            </w:r>
+          </w:p>
+        </w:tc>
+        <w:tc>
+          <w:tcPr>
+            <w:tcW w:type="dxa" w:w="1440"/>
+            <w:shd w:fill="FFFFFF"/>
+            <w:tcMar>
+              <w:top w:w="100" w:type="dxa"/>
+              <w:bottom w:w="100" w:type="dxa"/>
+              <w:left w:w="120" w:type="dxa"/>
+              <w:right w:w="120" w:type="dxa"/>
+            </w:tcMar>
+            <w:tcBorders>
+              <w:top w:val="single" w:sz="4" w:space="0" w:color="CCCCCC"/>
+              <w:bottom w:val="single" w:sz="4" w:space="0" w:color="CCCCCC"/>
+              <w:left w:val="single" w:sz="4" w:space="0" w:color="CCCCCC"/>
+              <w:right w:val="single" w:sz="4" w:space="0" w:color="CCCCCC"/>
+            </w:tcBorders>
+          </w:tcPr>
+          <w:p>
+            <w:pPr>
+              <w:spacing w:before="60" w:after="60" w:line="252" w:lineRule="auto"/>
+              <w:jc w:val="left"/>
+            </w:pPr>
+            <w:r/>
+            <w:r>
+              <w:t>658.25</w:t>
+            </w:r>
+          </w:p>
+        </w:tc>
+        <w:tc>
+          <w:tcPr>
+            <w:tcW w:type="dxa" w:w="2016"/>
+            <w:shd w:fill="FFFFFF"/>
+            <w:tcMar>
+              <w:top w:w="100" w:type="dxa"/>
+              <w:bottom w:w="100" w:type="dxa"/>
+              <w:left w:w="120" w:type="dxa"/>
+              <w:right w:w="120" w:type="dxa"/>
+            </w:tcMar>
+            <w:tcBorders>
+              <w:top w:val="single" w:sz="4" w:space="0" w:color="CCCCCC"/>
+              <w:bottom w:val="single" w:sz="4" w:space="0" w:color="CCCCCC"/>
+              <w:left w:val="single" w:sz="4" w:space="0" w:color="CCCCCC"/>
+              <w:right w:val="single" w:sz="4" w:space="0" w:color="CCCCCC"/>
+            </w:tcBorders>
+          </w:tcPr>
+          <w:p>
+            <w:pPr>
+              <w:spacing w:before="60" w:after="60" w:line="252" w:lineRule="auto"/>
+              <w:jc w:val="left"/>
+            </w:pPr>
+            <w:r/>
+            <w:r>
+              <w:t>663.75</w:t>
+            </w:r>
+          </w:p>
+        </w:tc>
+        <w:tc>
+          <w:tcPr>
+            <w:tcW w:type="dxa" w:w="1152"/>
+            <w:shd w:fill="FFFFFF"/>
+            <w:tcMar>
+              <w:top w:w="100" w:type="dxa"/>
+              <w:bottom w:w="100" w:type="dxa"/>
+              <w:left w:w="120" w:type="dxa"/>
+              <w:right w:w="120" w:type="dxa"/>
+            </w:tcMar>
+            <w:tcBorders>
+              <w:top w:val="single" w:sz="4" w:space="0" w:color="CCCCCC"/>
+              <w:bottom w:val="single" w:sz="4" w:space="0" w:color="CCCCCC"/>
+              <w:left w:val="single" w:sz="4" w:space="0" w:color="CCCCCC"/>
+              <w:right w:val="single" w:sz="4" w:space="0" w:color="CCCCCC"/>
+            </w:tcBorders>
+          </w:tcPr>
+          <w:p>
+            <w:pPr>
+              <w:spacing w:before="60" w:after="60" w:line="252" w:lineRule="auto"/>
+              <w:jc w:val="left"/>
+            </w:pPr>
+            <w:r/>
+            <w:r>
+              <w:t>650.50</w:t>
+            </w:r>
+          </w:p>
+        </w:tc>
+        <w:tc>
+          <w:tcPr>
+            <w:tcW w:type="dxa" w:w="1728"/>
+            <w:shd w:fill="FFFFFF"/>
+            <w:tcMar>
+              <w:top w:w="100" w:type="dxa"/>
+              <w:bottom w:w="100" w:type="dxa"/>
+              <w:left w:w="120" w:type="dxa"/>
+              <w:right w:w="120" w:type="dxa"/>
+            </w:tcMar>
+            <w:tcBorders>
+              <w:top w:val="single" w:sz="4" w:space="0" w:color="CCCCCC"/>
+              <w:bottom w:val="single" w:sz="4" w:space="0" w:color="CCCCCC"/>
+              <w:left w:val="single" w:sz="4" w:space="0" w:color="CCCCCC"/>
+              <w:right w:val="single" w:sz="4" w:space="0" w:color="CCCCCC"/>
+            </w:tcBorders>
+          </w:tcPr>
+          <w:p>
+            <w:pPr>
+              <w:spacing w:before="60" w:after="60" w:line="252" w:lineRule="auto"/>
+              <w:jc w:val="left"/>
+            </w:pPr>
+            <w:r/>
+            <w:r>
+              <w:rPr>
+                <w:b/>
+              </w:rPr>
+              <w:t>659.00</w:t>
+            </w:r>
+          </w:p>
+        </w:tc>
+        <w:tc>
+          <w:tcPr>
+            <w:tcW w:type="dxa" w:w="3456"/>
+            <w:shd w:fill="FFFFFF"/>
+            <w:tcMar>
+              <w:top w:w="100" w:type="dxa"/>
+              <w:bottom w:w="100" w:type="dxa"/>
+              <w:left w:w="120" w:type="dxa"/>
+              <w:right w:w="120" w:type="dxa"/>
+            </w:tcMar>
+            <w:tcBorders>
+              <w:top w:val="single" w:sz="4" w:space="0" w:color="CCCCCC"/>
+              <w:bottom w:val="single" w:sz="4" w:space="0" w:color="CCCCCC"/>
+              <w:left w:val="single" w:sz="4" w:space="0" w:color="CCCCCC"/>
+              <w:right w:val="single" w:sz="4" w:space="0" w:color="CCCCCC"/>
+            </w:tcBorders>
+          </w:tcPr>
+          <w:p>
+            <w:pPr>
+              <w:spacing w:before="60" w:after="60" w:line="252" w:lineRule="auto"/>
+              <w:jc w:val="left"/>
+            </w:pPr>
+            <w:r/>
+            <w:r>
+              <w:rPr>
+                <w:b/>
+              </w:rPr>
+              <w:t>+0.75</w:t>
+            </w:r>
+          </w:p>
+        </w:tc>
+        <w:tc>
+          <w:tcPr>
+            <w:tcW w:type="dxa" w:w="1440"/>
+            <w:shd w:fill="FFFFFF"/>
+            <w:tcMar>
+              <w:top w:w="100" w:type="dxa"/>
+              <w:bottom w:w="100" w:type="dxa"/>
+              <w:left w:w="120" w:type="dxa"/>
+              <w:right w:w="120" w:type="dxa"/>
+            </w:tcMar>
+            <w:tcBorders>
+              <w:top w:val="single" w:sz="4" w:space="0" w:color="CCCCCC"/>
+              <w:bottom w:val="single" w:sz="4" w:space="0" w:color="CCCCCC"/>
+              <w:left w:val="single" w:sz="4" w:space="0" w:color="CCCCCC"/>
+              <w:right w:val="single" w:sz="4" w:space="0" w:color="CCCCCC"/>
+            </w:tcBorders>
+          </w:tcPr>
+          <w:p>
+            <w:pPr>
+              <w:spacing w:before="60" w:after="60" w:line="252" w:lineRule="auto"/>
+              <w:jc w:val="left"/>
+            </w:pPr>
+            <w:r/>
+            <w:r>
+              <w:t>BULL</w:t>
+            </w:r>
+          </w:p>
+        </w:tc>
+      </w:tr>
+      <w:tr>
+        <w:tc>
+          <w:tcPr>
+            <w:tcW w:type="dxa" w:w="1584"/>
+            <w:shd w:fill="F8FAFC"/>
+            <w:tcMar>
+              <w:top w:w="100" w:type="dxa"/>
+              <w:bottom w:w="100" w:type="dxa"/>
+              <w:left w:w="120" w:type="dxa"/>
+              <w:right w:w="120" w:type="dxa"/>
+            </w:tcMar>
+            <w:tcBorders>
+              <w:top w:val="single" w:sz="4" w:space="0" w:color="CCCCCC"/>
+              <w:bottom w:val="single" w:sz="4" w:space="0" w:color="CCCCCC"/>
+              <w:left w:val="single" w:sz="4" w:space="0" w:color="CCCCCC"/>
+              <w:right w:val="single" w:sz="4" w:space="0" w:color="CCCCCC"/>
+            </w:tcBorders>
+          </w:tcPr>
+          <w:p>
+            <w:pPr>
+              <w:spacing w:before="60" w:after="60" w:line="252" w:lineRule="auto"/>
+              <w:jc w:val="left"/>
+            </w:pPr>
+            <w:r/>
+            <w:r>
+              <w:rPr>
+                <w:b/>
+              </w:rPr>
+              <w:t>Fri 23/10</w:t>
+            </w:r>
+          </w:p>
+        </w:tc>
+        <w:tc>
+          <w:tcPr>
+            <w:tcW w:type="dxa" w:w="864"/>
+            <w:shd w:fill="F8FAFC"/>
+            <w:tcMar>
+              <w:top w:w="100" w:type="dxa"/>
+              <w:bottom w:w="100" w:type="dxa"/>
+              <w:left w:w="120" w:type="dxa"/>
+              <w:right w:w="120" w:type="dxa"/>
+            </w:tcMar>
+            <w:tcBorders>
+              <w:top w:val="single" w:sz="4" w:space="0" w:color="CCCCCC"/>
+              <w:bottom w:val="single" w:sz="4" w:space="0" w:color="CCCCCC"/>
+              <w:left w:val="single" w:sz="4" w:space="0" w:color="CCCCCC"/>
+              <w:right w:val="single" w:sz="4" w:space="0" w:color="CCCCCC"/>
+            </w:tcBorders>
+          </w:tcPr>
+          <w:p>
+            <w:pPr>
+              <w:spacing w:before="60" w:after="60" w:line="252" w:lineRule="auto"/>
+              <w:jc w:val="left"/>
+            </w:pPr>
+            <w:r/>
+            <w:r>
+              <w:t>Asia 07-11</w:t>
+            </w:r>
+          </w:p>
+        </w:tc>
+        <w:tc>
+          <w:tcPr>
+            <w:tcW w:type="dxa" w:w="1440"/>
+            <w:shd w:fill="F8FAFC"/>
+            <w:tcMar>
+              <w:top w:w="100" w:type="dxa"/>
+              <w:bottom w:w="100" w:type="dxa"/>
+              <w:left w:w="120" w:type="dxa"/>
+              <w:right w:w="120" w:type="dxa"/>
+            </w:tcMar>
+            <w:tcBorders>
+              <w:top w:val="single" w:sz="4" w:space="0" w:color="CCCCCC"/>
+              <w:bottom w:val="single" w:sz="4" w:space="0" w:color="CCCCCC"/>
+              <w:left w:val="single" w:sz="4" w:space="0" w:color="CCCCCC"/>
+              <w:right w:val="single" w:sz="4" w:space="0" w:color="CCCCCC"/>
+            </w:tcBorders>
+          </w:tcPr>
+          <w:p>
+            <w:pPr>
+              <w:spacing w:before="60" w:after="60" w:line="252" w:lineRule="auto"/>
+              <w:jc w:val="left"/>
+            </w:pPr>
+            <w:r/>
+            <w:r>
+              <w:t>659.00</w:t>
+            </w:r>
+          </w:p>
+        </w:tc>
+        <w:tc>
+          <w:tcPr>
+            <w:tcW w:type="dxa" w:w="2016"/>
+            <w:shd w:fill="F8FAFC"/>
+            <w:tcMar>
+              <w:top w:w="100" w:type="dxa"/>
+              <w:bottom w:w="100" w:type="dxa"/>
+              <w:left w:w="120" w:type="dxa"/>
+              <w:right w:w="120" w:type="dxa"/>
+            </w:tcMar>
+            <w:tcBorders>
+              <w:top w:val="single" w:sz="4" w:space="0" w:color="CCCCCC"/>
+              <w:bottom w:val="single" w:sz="4" w:space="0" w:color="CCCCCC"/>
+              <w:left w:val="single" w:sz="4" w:space="0" w:color="CCCCCC"/>
+              <w:right w:val="single" w:sz="4" w:space="0" w:color="CCCCCC"/>
+            </w:tcBorders>
+          </w:tcPr>
+          <w:p>
+            <w:pPr>
+              <w:spacing w:before="60" w:after="60" w:line="252" w:lineRule="auto"/>
+              <w:jc w:val="left"/>
+            </w:pPr>
+            <w:r/>
+            <w:r>
+              <w:t>668.25</w:t>
+            </w:r>
+          </w:p>
+        </w:tc>
+        <w:tc>
+          <w:tcPr>
+            <w:tcW w:type="dxa" w:w="1152"/>
+            <w:shd w:fill="F8FAFC"/>
+            <w:tcMar>
+              <w:top w:w="100" w:type="dxa"/>
+              <w:bottom w:w="100" w:type="dxa"/>
+              <w:left w:w="120" w:type="dxa"/>
+              <w:right w:w="120" w:type="dxa"/>
+            </w:tcMar>
+            <w:tcBorders>
+              <w:top w:val="single" w:sz="4" w:space="0" w:color="CCCCCC"/>
+              <w:bottom w:val="single" w:sz="4" w:space="0" w:color="CCCCCC"/>
+              <w:left w:val="single" w:sz="4" w:space="0" w:color="CCCCCC"/>
+              <w:right w:val="single" w:sz="4" w:space="0" w:color="CCCCCC"/>
+            </w:tcBorders>
+          </w:tcPr>
+          <w:p>
+            <w:pPr>
+              <w:spacing w:before="60" w:after="60" w:line="252" w:lineRule="auto"/>
+              <w:jc w:val="left"/>
+            </w:pPr>
+            <w:r/>
+            <w:r>
+              <w:t>652.50</w:t>
+            </w:r>
+          </w:p>
+        </w:tc>
+        <w:tc>
+          <w:tcPr>
+            <w:tcW w:type="dxa" w:w="1728"/>
+            <w:shd w:fill="F8FAFC"/>
+            <w:tcMar>
+              <w:top w:w="100" w:type="dxa"/>
+              <w:bottom w:w="100" w:type="dxa"/>
+              <w:left w:w="120" w:type="dxa"/>
+              <w:right w:w="120" w:type="dxa"/>
+            </w:tcMar>
+            <w:tcBorders>
+              <w:top w:val="single" w:sz="4" w:space="0" w:color="CCCCCC"/>
+              <w:bottom w:val="single" w:sz="4" w:space="0" w:color="CCCCCC"/>
+              <w:left w:val="single" w:sz="4" w:space="0" w:color="CCCCCC"/>
+              <w:right w:val="single" w:sz="4" w:space="0" w:color="CCCCCC"/>
+            </w:tcBorders>
+          </w:tcPr>
+          <w:p>
+            <w:pPr>
+              <w:spacing w:before="60" w:after="60" w:line="252" w:lineRule="auto"/>
+              <w:jc w:val="left"/>
+            </w:pPr>
+            <w:r/>
+            <w:r>
+              <w:rPr>
+                <w:b/>
+              </w:rPr>
+              <w:t>658.25</w:t>
+            </w:r>
+          </w:p>
+        </w:tc>
+        <w:tc>
+          <w:tcPr>
+            <w:tcW w:type="dxa" w:w="3456"/>
+            <w:shd w:fill="F8FAFC"/>
             <w:tcMar>
               <w:top w:w="100" w:type="dxa"/>
               <w:bottom w:w="100" w:type="dxa"/>
@@ -27518,7 +30103,7 @@
         <w:tc>
           <w:tcPr>
             <w:tcW w:type="dxa" w:w="1440"/>
-            <w:shd w:fill="FFFFFF"/>
+            <w:shd w:fill="F8FAFC"/>
             <w:tcMar>
               <w:top w:w="100" w:type="dxa"/>
               <w:bottom w:w="100" w:type="dxa"/>
@@ -27548,7 +30133,7 @@
         <w:tc>
           <w:tcPr>
             <w:tcW w:type="dxa" w:w="1584"/>
-            <w:shd w:fill="F8FAFC"/>
+            <w:shd w:fill="FFFFFF"/>
             <w:tcMar>
               <w:top w:w="100" w:type="dxa"/>
               <w:bottom w:w="100" w:type="dxa"/>
@@ -27572,126 +30157,126 @@
               <w:rPr>
                 <w:b/>
               </w:rPr>
-              <w:t>Wed 21/10</w:t>
+              <w:t>Fri 23/10</w:t>
             </w:r>
           </w:p>
         </w:tc>
         <w:tc>
           <w:tcPr>
             <w:tcW w:type="dxa" w:w="864"/>
-            <w:shd w:fill="F8FAFC"/>
-            <w:tcMar>
-              <w:top w:w="100" w:type="dxa"/>
-              <w:bottom w:w="100" w:type="dxa"/>
-              <w:left w:w="120" w:type="dxa"/>
-              <w:right w:w="120" w:type="dxa"/>
-            </w:tcMar>
-            <w:tcBorders>
-              <w:top w:val="single" w:sz="4" w:space="0" w:color="CCCCCC"/>
-              <w:bottom w:val="single" w:sz="4" w:space="0" w:color="CCCCCC"/>
-              <w:left w:val="single" w:sz="4" w:space="0" w:color="CCCCCC"/>
-              <w:right w:val="single" w:sz="4" w:space="0" w:color="CCCCCC"/>
-            </w:tcBorders>
-          </w:tcPr>
-          <w:p>
-            <w:pPr>
-              <w:spacing w:before="60" w:after="60" w:line="252" w:lineRule="auto"/>
-              <w:jc w:val="left"/>
-            </w:pPr>
-            <w:r/>
-            <w:r>
-              <w:t>London 15-19</w:t>
+            <w:shd w:fill="FFFFFF"/>
+            <w:tcMar>
+              <w:top w:w="100" w:type="dxa"/>
+              <w:bottom w:w="100" w:type="dxa"/>
+              <w:left w:w="120" w:type="dxa"/>
+              <w:right w:w="120" w:type="dxa"/>
+            </w:tcMar>
+            <w:tcBorders>
+              <w:top w:val="single" w:sz="4" w:space="0" w:color="CCCCCC"/>
+              <w:bottom w:val="single" w:sz="4" w:space="0" w:color="CCCCCC"/>
+              <w:left w:val="single" w:sz="4" w:space="0" w:color="CCCCCC"/>
+              <w:right w:val="single" w:sz="4" w:space="0" w:color="CCCCCC"/>
+            </w:tcBorders>
+          </w:tcPr>
+          <w:p>
+            <w:pPr>
+              <w:spacing w:before="60" w:after="60" w:line="252" w:lineRule="auto"/>
+              <w:jc w:val="left"/>
+            </w:pPr>
+            <w:r/>
+            <w:r>
+              <w:t>Asia 11-15</w:t>
             </w:r>
           </w:p>
         </w:tc>
         <w:tc>
           <w:tcPr>
             <w:tcW w:type="dxa" w:w="1440"/>
-            <w:shd w:fill="F8FAFC"/>
-            <w:tcMar>
-              <w:top w:w="100" w:type="dxa"/>
-              <w:bottom w:w="100" w:type="dxa"/>
-              <w:left w:w="120" w:type="dxa"/>
-              <w:right w:w="120" w:type="dxa"/>
-            </w:tcMar>
-            <w:tcBorders>
-              <w:top w:val="single" w:sz="4" w:space="0" w:color="CCCCCC"/>
-              <w:bottom w:val="single" w:sz="4" w:space="0" w:color="CCCCCC"/>
-              <w:left w:val="single" w:sz="4" w:space="0" w:color="CCCCCC"/>
-              <w:right w:val="single" w:sz="4" w:space="0" w:color="CCCCCC"/>
-            </w:tcBorders>
-          </w:tcPr>
-          <w:p>
-            <w:pPr>
-              <w:spacing w:before="60" w:after="60" w:line="252" w:lineRule="auto"/>
-              <w:jc w:val="left"/>
-            </w:pPr>
-            <w:r/>
-            <w:r>
-              <w:t>651.25</w:t>
+            <w:shd w:fill="FFFFFF"/>
+            <w:tcMar>
+              <w:top w:w="100" w:type="dxa"/>
+              <w:bottom w:w="100" w:type="dxa"/>
+              <w:left w:w="120" w:type="dxa"/>
+              <w:right w:w="120" w:type="dxa"/>
+            </w:tcMar>
+            <w:tcBorders>
+              <w:top w:val="single" w:sz="4" w:space="0" w:color="CCCCCC"/>
+              <w:bottom w:val="single" w:sz="4" w:space="0" w:color="CCCCCC"/>
+              <w:left w:val="single" w:sz="4" w:space="0" w:color="CCCCCC"/>
+              <w:right w:val="single" w:sz="4" w:space="0" w:color="CCCCCC"/>
+            </w:tcBorders>
+          </w:tcPr>
+          <w:p>
+            <w:pPr>
+              <w:spacing w:before="60" w:after="60" w:line="252" w:lineRule="auto"/>
+              <w:jc w:val="left"/>
+            </w:pPr>
+            <w:r/>
+            <w:r>
+              <w:t>658.25</w:t>
             </w:r>
           </w:p>
         </w:tc>
         <w:tc>
           <w:tcPr>
             <w:tcW w:type="dxa" w:w="2016"/>
-            <w:shd w:fill="F8FAFC"/>
-            <w:tcMar>
-              <w:top w:w="100" w:type="dxa"/>
-              <w:bottom w:w="100" w:type="dxa"/>
-              <w:left w:w="120" w:type="dxa"/>
-              <w:right w:w="120" w:type="dxa"/>
-            </w:tcMar>
-            <w:tcBorders>
-              <w:top w:val="single" w:sz="4" w:space="0" w:color="CCCCCC"/>
-              <w:bottom w:val="single" w:sz="4" w:space="0" w:color="CCCCCC"/>
-              <w:left w:val="single" w:sz="4" w:space="0" w:color="CCCCCC"/>
-              <w:right w:val="single" w:sz="4" w:space="0" w:color="CCCCCC"/>
-            </w:tcBorders>
-          </w:tcPr>
-          <w:p>
-            <w:pPr>
-              <w:spacing w:before="60" w:after="60" w:line="252" w:lineRule="auto"/>
-              <w:jc w:val="left"/>
-            </w:pPr>
-            <w:r/>
-            <w:r>
-              <w:t>664.75</w:t>
+            <w:shd w:fill="FFFFFF"/>
+            <w:tcMar>
+              <w:top w:w="100" w:type="dxa"/>
+              <w:bottom w:w="100" w:type="dxa"/>
+              <w:left w:w="120" w:type="dxa"/>
+              <w:right w:w="120" w:type="dxa"/>
+            </w:tcMar>
+            <w:tcBorders>
+              <w:top w:val="single" w:sz="4" w:space="0" w:color="CCCCCC"/>
+              <w:bottom w:val="single" w:sz="4" w:space="0" w:color="CCCCCC"/>
+              <w:left w:val="single" w:sz="4" w:space="0" w:color="CCCCCC"/>
+              <w:right w:val="single" w:sz="4" w:space="0" w:color="CCCCCC"/>
+            </w:tcBorders>
+          </w:tcPr>
+          <w:p>
+            <w:pPr>
+              <w:spacing w:before="60" w:after="60" w:line="252" w:lineRule="auto"/>
+              <w:jc w:val="left"/>
+            </w:pPr>
+            <w:r/>
+            <w:r>
+              <w:t>665.75</w:t>
             </w:r>
           </w:p>
         </w:tc>
         <w:tc>
           <w:tcPr>
             <w:tcW w:type="dxa" w:w="1152"/>
-            <w:shd w:fill="F8FAFC"/>
-            <w:tcMar>
-              <w:top w:w="100" w:type="dxa"/>
-              <w:bottom w:w="100" w:type="dxa"/>
-              <w:left w:w="120" w:type="dxa"/>
-              <w:right w:w="120" w:type="dxa"/>
-            </w:tcMar>
-            <w:tcBorders>
-              <w:top w:val="single" w:sz="4" w:space="0" w:color="CCCCCC"/>
-              <w:bottom w:val="single" w:sz="4" w:space="0" w:color="CCCCCC"/>
-              <w:left w:val="single" w:sz="4" w:space="0" w:color="CCCCCC"/>
-              <w:right w:val="single" w:sz="4" w:space="0" w:color="CCCCCC"/>
-            </w:tcBorders>
-          </w:tcPr>
-          <w:p>
-            <w:pPr>
-              <w:spacing w:before="60" w:after="60" w:line="252" w:lineRule="auto"/>
-              <w:jc w:val="left"/>
-            </w:pPr>
-            <w:r/>
-            <w:r>
-              <w:t>638.25</w:t>
+            <w:shd w:fill="FFFFFF"/>
+            <w:tcMar>
+              <w:top w:w="100" w:type="dxa"/>
+              <w:bottom w:w="100" w:type="dxa"/>
+              <w:left w:w="120" w:type="dxa"/>
+              <w:right w:w="120" w:type="dxa"/>
+            </w:tcMar>
+            <w:tcBorders>
+              <w:top w:val="single" w:sz="4" w:space="0" w:color="CCCCCC"/>
+              <w:bottom w:val="single" w:sz="4" w:space="0" w:color="CCCCCC"/>
+              <w:left w:val="single" w:sz="4" w:space="0" w:color="CCCCCC"/>
+              <w:right w:val="single" w:sz="4" w:space="0" w:color="CCCCCC"/>
+            </w:tcBorders>
+          </w:tcPr>
+          <w:p>
+            <w:pPr>
+              <w:spacing w:before="60" w:after="60" w:line="252" w:lineRule="auto"/>
+              <w:jc w:val="left"/>
+            </w:pPr>
+            <w:r/>
+            <w:r>
+              <w:t>652.25</w:t>
             </w:r>
           </w:p>
         </w:tc>
         <w:tc>
           <w:tcPr>
             <w:tcW w:type="dxa" w:w="1728"/>
-            <w:shd w:fill="F8FAFC"/>
+            <w:shd w:fill="FFFFFF"/>
             <w:tcMar>
               <w:top w:w="100" w:type="dxa"/>
               <w:bottom w:w="100" w:type="dxa"/>
@@ -27715,7 +30300,712 @@
               <w:rPr>
                 <w:b/>
               </w:rPr>
-              <w:t>653.00</w:t>
+              <w:t>657.25</w:t>
+            </w:r>
+          </w:p>
+        </w:tc>
+        <w:tc>
+          <w:tcPr>
+            <w:tcW w:type="dxa" w:w="3456"/>
+            <w:shd w:fill="FFFFFF"/>
+            <w:tcMar>
+              <w:top w:w="100" w:type="dxa"/>
+              <w:bottom w:w="100" w:type="dxa"/>
+              <w:left w:w="120" w:type="dxa"/>
+              <w:right w:w="120" w:type="dxa"/>
+            </w:tcMar>
+            <w:tcBorders>
+              <w:top w:val="single" w:sz="4" w:space="0" w:color="CCCCCC"/>
+              <w:bottom w:val="single" w:sz="4" w:space="0" w:color="CCCCCC"/>
+              <w:left w:val="single" w:sz="4" w:space="0" w:color="CCCCCC"/>
+              <w:right w:val="single" w:sz="4" w:space="0" w:color="CCCCCC"/>
+            </w:tcBorders>
+          </w:tcPr>
+          <w:p>
+            <w:pPr>
+              <w:spacing w:before="60" w:after="60" w:line="252" w:lineRule="auto"/>
+              <w:jc w:val="left"/>
+            </w:pPr>
+            <w:r/>
+            <w:r>
+              <w:rPr>
+                <w:b/>
+              </w:rPr>
+              <w:t>-1.00</w:t>
+            </w:r>
+          </w:p>
+        </w:tc>
+        <w:tc>
+          <w:tcPr>
+            <w:tcW w:type="dxa" w:w="1440"/>
+            <w:shd w:fill="FFFFFF"/>
+            <w:tcMar>
+              <w:top w:w="100" w:type="dxa"/>
+              <w:bottom w:w="100" w:type="dxa"/>
+              <w:left w:w="120" w:type="dxa"/>
+              <w:right w:w="120" w:type="dxa"/>
+            </w:tcMar>
+            <w:tcBorders>
+              <w:top w:val="single" w:sz="4" w:space="0" w:color="CCCCCC"/>
+              <w:bottom w:val="single" w:sz="4" w:space="0" w:color="CCCCCC"/>
+              <w:left w:val="single" w:sz="4" w:space="0" w:color="CCCCCC"/>
+              <w:right w:val="single" w:sz="4" w:space="0" w:color="CCCCCC"/>
+            </w:tcBorders>
+          </w:tcPr>
+          <w:p>
+            <w:pPr>
+              <w:spacing w:before="60" w:after="60" w:line="252" w:lineRule="auto"/>
+              <w:jc w:val="left"/>
+            </w:pPr>
+            <w:r/>
+            <w:r>
+              <w:t>BEAR</w:t>
+            </w:r>
+          </w:p>
+        </w:tc>
+      </w:tr>
+      <w:tr>
+        <w:tc>
+          <w:tcPr>
+            <w:tcW w:type="dxa" w:w="1584"/>
+            <w:shd w:fill="F8FAFC"/>
+            <w:tcMar>
+              <w:top w:w="100" w:type="dxa"/>
+              <w:bottom w:w="100" w:type="dxa"/>
+              <w:left w:w="120" w:type="dxa"/>
+              <w:right w:w="120" w:type="dxa"/>
+            </w:tcMar>
+            <w:tcBorders>
+              <w:top w:val="single" w:sz="4" w:space="0" w:color="CCCCCC"/>
+              <w:bottom w:val="single" w:sz="4" w:space="0" w:color="CCCCCC"/>
+              <w:left w:val="single" w:sz="4" w:space="0" w:color="CCCCCC"/>
+              <w:right w:val="single" w:sz="4" w:space="0" w:color="CCCCCC"/>
+            </w:tcBorders>
+          </w:tcPr>
+          <w:p>
+            <w:pPr>
+              <w:spacing w:before="60" w:after="60" w:line="252" w:lineRule="auto"/>
+              <w:jc w:val="left"/>
+            </w:pPr>
+            <w:r/>
+            <w:r>
+              <w:rPr>
+                <w:b/>
+              </w:rPr>
+              <w:t>Fri 23/10</w:t>
+            </w:r>
+          </w:p>
+        </w:tc>
+        <w:tc>
+          <w:tcPr>
+            <w:tcW w:type="dxa" w:w="864"/>
+            <w:shd w:fill="F8FAFC"/>
+            <w:tcMar>
+              <w:top w:w="100" w:type="dxa"/>
+              <w:bottom w:w="100" w:type="dxa"/>
+              <w:left w:w="120" w:type="dxa"/>
+              <w:right w:w="120" w:type="dxa"/>
+            </w:tcMar>
+            <w:tcBorders>
+              <w:top w:val="single" w:sz="4" w:space="0" w:color="CCCCCC"/>
+              <w:bottom w:val="single" w:sz="4" w:space="0" w:color="CCCCCC"/>
+              <w:left w:val="single" w:sz="4" w:space="0" w:color="CCCCCC"/>
+              <w:right w:val="single" w:sz="4" w:space="0" w:color="CCCCCC"/>
+            </w:tcBorders>
+          </w:tcPr>
+          <w:p>
+            <w:pPr>
+              <w:spacing w:before="60" w:after="60" w:line="252" w:lineRule="auto"/>
+              <w:jc w:val="left"/>
+            </w:pPr>
+            <w:r/>
+            <w:r>
+              <w:t>London 15-19</w:t>
+            </w:r>
+          </w:p>
+        </w:tc>
+        <w:tc>
+          <w:tcPr>
+            <w:tcW w:type="dxa" w:w="1440"/>
+            <w:shd w:fill="F8FAFC"/>
+            <w:tcMar>
+              <w:top w:w="100" w:type="dxa"/>
+              <w:bottom w:w="100" w:type="dxa"/>
+              <w:left w:w="120" w:type="dxa"/>
+              <w:right w:w="120" w:type="dxa"/>
+            </w:tcMar>
+            <w:tcBorders>
+              <w:top w:val="single" w:sz="4" w:space="0" w:color="CCCCCC"/>
+              <w:bottom w:val="single" w:sz="4" w:space="0" w:color="CCCCCC"/>
+              <w:left w:val="single" w:sz="4" w:space="0" w:color="CCCCCC"/>
+              <w:right w:val="single" w:sz="4" w:space="0" w:color="CCCCCC"/>
+            </w:tcBorders>
+          </w:tcPr>
+          <w:p>
+            <w:pPr>
+              <w:spacing w:before="60" w:after="60" w:line="252" w:lineRule="auto"/>
+              <w:jc w:val="left"/>
+            </w:pPr>
+            <w:r/>
+            <w:r>
+              <w:t>657.25</w:t>
+            </w:r>
+          </w:p>
+        </w:tc>
+        <w:tc>
+          <w:tcPr>
+            <w:tcW w:type="dxa" w:w="2016"/>
+            <w:shd w:fill="F8FAFC"/>
+            <w:tcMar>
+              <w:top w:w="100" w:type="dxa"/>
+              <w:bottom w:w="100" w:type="dxa"/>
+              <w:left w:w="120" w:type="dxa"/>
+              <w:right w:w="120" w:type="dxa"/>
+            </w:tcMar>
+            <w:tcBorders>
+              <w:top w:val="single" w:sz="4" w:space="0" w:color="CCCCCC"/>
+              <w:bottom w:val="single" w:sz="4" w:space="0" w:color="CCCCCC"/>
+              <w:left w:val="single" w:sz="4" w:space="0" w:color="CCCCCC"/>
+              <w:right w:val="single" w:sz="4" w:space="0" w:color="CCCCCC"/>
+            </w:tcBorders>
+          </w:tcPr>
+          <w:p>
+            <w:pPr>
+              <w:spacing w:before="60" w:after="60" w:line="252" w:lineRule="auto"/>
+              <w:jc w:val="left"/>
+            </w:pPr>
+            <w:r/>
+            <w:r>
+              <w:t>664.25</w:t>
+            </w:r>
+          </w:p>
+        </w:tc>
+        <w:tc>
+          <w:tcPr>
+            <w:tcW w:type="dxa" w:w="1152"/>
+            <w:shd w:fill="F8FAFC"/>
+            <w:tcMar>
+              <w:top w:w="100" w:type="dxa"/>
+              <w:bottom w:w="100" w:type="dxa"/>
+              <w:left w:w="120" w:type="dxa"/>
+              <w:right w:w="120" w:type="dxa"/>
+            </w:tcMar>
+            <w:tcBorders>
+              <w:top w:val="single" w:sz="4" w:space="0" w:color="CCCCCC"/>
+              <w:bottom w:val="single" w:sz="4" w:space="0" w:color="CCCCCC"/>
+              <w:left w:val="single" w:sz="4" w:space="0" w:color="CCCCCC"/>
+              <w:right w:val="single" w:sz="4" w:space="0" w:color="CCCCCC"/>
+            </w:tcBorders>
+          </w:tcPr>
+          <w:p>
+            <w:pPr>
+              <w:spacing w:before="60" w:after="60" w:line="252" w:lineRule="auto"/>
+              <w:jc w:val="left"/>
+            </w:pPr>
+            <w:r/>
+            <w:r>
+              <w:t>643.75</w:t>
+            </w:r>
+          </w:p>
+        </w:tc>
+        <w:tc>
+          <w:tcPr>
+            <w:tcW w:type="dxa" w:w="1728"/>
+            <w:shd w:fill="F8FAFC"/>
+            <w:tcMar>
+              <w:top w:w="100" w:type="dxa"/>
+              <w:bottom w:w="100" w:type="dxa"/>
+              <w:left w:w="120" w:type="dxa"/>
+              <w:right w:w="120" w:type="dxa"/>
+            </w:tcMar>
+            <w:tcBorders>
+              <w:top w:val="single" w:sz="4" w:space="0" w:color="CCCCCC"/>
+              <w:bottom w:val="single" w:sz="4" w:space="0" w:color="CCCCCC"/>
+              <w:left w:val="single" w:sz="4" w:space="0" w:color="CCCCCC"/>
+              <w:right w:val="single" w:sz="4" w:space="0" w:color="CCCCCC"/>
+            </w:tcBorders>
+          </w:tcPr>
+          <w:p>
+            <w:pPr>
+              <w:spacing w:before="60" w:after="60" w:line="252" w:lineRule="auto"/>
+              <w:jc w:val="left"/>
+            </w:pPr>
+            <w:r/>
+            <w:r>
+              <w:rPr>
+                <w:b/>
+              </w:rPr>
+              <w:t>658.00</w:t>
+            </w:r>
+          </w:p>
+        </w:tc>
+        <w:tc>
+          <w:tcPr>
+            <w:tcW w:type="dxa" w:w="3456"/>
+            <w:shd w:fill="F8FAFC"/>
+            <w:tcMar>
+              <w:top w:w="100" w:type="dxa"/>
+              <w:bottom w:w="100" w:type="dxa"/>
+              <w:left w:w="120" w:type="dxa"/>
+              <w:right w:w="120" w:type="dxa"/>
+            </w:tcMar>
+            <w:tcBorders>
+              <w:top w:val="single" w:sz="4" w:space="0" w:color="CCCCCC"/>
+              <w:bottom w:val="single" w:sz="4" w:space="0" w:color="CCCCCC"/>
+              <w:left w:val="single" w:sz="4" w:space="0" w:color="CCCCCC"/>
+              <w:right w:val="single" w:sz="4" w:space="0" w:color="CCCCCC"/>
+            </w:tcBorders>
+          </w:tcPr>
+          <w:p>
+            <w:pPr>
+              <w:spacing w:before="60" w:after="60" w:line="252" w:lineRule="auto"/>
+              <w:jc w:val="left"/>
+            </w:pPr>
+            <w:r/>
+            <w:r>
+              <w:rPr>
+                <w:b/>
+              </w:rPr>
+              <w:t>+0.75</w:t>
+            </w:r>
+          </w:p>
+        </w:tc>
+        <w:tc>
+          <w:tcPr>
+            <w:tcW w:type="dxa" w:w="1440"/>
+            <w:shd w:fill="F8FAFC"/>
+            <w:tcMar>
+              <w:top w:w="100" w:type="dxa"/>
+              <w:bottom w:w="100" w:type="dxa"/>
+              <w:left w:w="120" w:type="dxa"/>
+              <w:right w:w="120" w:type="dxa"/>
+            </w:tcMar>
+            <w:tcBorders>
+              <w:top w:val="single" w:sz="4" w:space="0" w:color="CCCCCC"/>
+              <w:bottom w:val="single" w:sz="4" w:space="0" w:color="CCCCCC"/>
+              <w:left w:val="single" w:sz="4" w:space="0" w:color="CCCCCC"/>
+              <w:right w:val="single" w:sz="4" w:space="0" w:color="CCCCCC"/>
+            </w:tcBorders>
+          </w:tcPr>
+          <w:p>
+            <w:pPr>
+              <w:spacing w:before="60" w:after="60" w:line="252" w:lineRule="auto"/>
+              <w:jc w:val="left"/>
+            </w:pPr>
+            <w:r/>
+            <w:r>
+              <w:t>BULL</w:t>
+            </w:r>
+          </w:p>
+        </w:tc>
+      </w:tr>
+      <w:tr>
+        <w:tc>
+          <w:tcPr>
+            <w:tcW w:type="dxa" w:w="1584"/>
+            <w:shd w:fill="FFFFFF"/>
+            <w:tcMar>
+              <w:top w:w="100" w:type="dxa"/>
+              <w:bottom w:w="100" w:type="dxa"/>
+              <w:left w:w="120" w:type="dxa"/>
+              <w:right w:w="120" w:type="dxa"/>
+            </w:tcMar>
+            <w:tcBorders>
+              <w:top w:val="single" w:sz="4" w:space="0" w:color="CCCCCC"/>
+              <w:bottom w:val="single" w:sz="4" w:space="0" w:color="CCCCCC"/>
+              <w:left w:val="single" w:sz="4" w:space="0" w:color="CCCCCC"/>
+              <w:right w:val="single" w:sz="4" w:space="0" w:color="CCCCCC"/>
+            </w:tcBorders>
+          </w:tcPr>
+          <w:p>
+            <w:pPr>
+              <w:spacing w:before="60" w:after="60" w:line="252" w:lineRule="auto"/>
+              <w:jc w:val="left"/>
+            </w:pPr>
+            <w:r/>
+            <w:r>
+              <w:rPr>
+                <w:b/>
+              </w:rPr>
+              <w:t>Fri 23/10</w:t>
+            </w:r>
+          </w:p>
+        </w:tc>
+        <w:tc>
+          <w:tcPr>
+            <w:tcW w:type="dxa" w:w="864"/>
+            <w:shd w:fill="FFFFFF"/>
+            <w:tcMar>
+              <w:top w:w="100" w:type="dxa"/>
+              <w:bottom w:w="100" w:type="dxa"/>
+              <w:left w:w="120" w:type="dxa"/>
+              <w:right w:w="120" w:type="dxa"/>
+            </w:tcMar>
+            <w:tcBorders>
+              <w:top w:val="single" w:sz="4" w:space="0" w:color="CCCCCC"/>
+              <w:bottom w:val="single" w:sz="4" w:space="0" w:color="CCCCCC"/>
+              <w:left w:val="single" w:sz="4" w:space="0" w:color="CCCCCC"/>
+              <w:right w:val="single" w:sz="4" w:space="0" w:color="CCCCCC"/>
+            </w:tcBorders>
+          </w:tcPr>
+          <w:p>
+            <w:pPr>
+              <w:spacing w:before="60" w:after="60" w:line="252" w:lineRule="auto"/>
+              <w:jc w:val="left"/>
+            </w:pPr>
+            <w:r/>
+            <w:r>
+              <w:t>Pre-NY 19-21</w:t>
+            </w:r>
+          </w:p>
+        </w:tc>
+        <w:tc>
+          <w:tcPr>
+            <w:tcW w:type="dxa" w:w="1440"/>
+            <w:shd w:fill="FFFFFF"/>
+            <w:tcMar>
+              <w:top w:w="100" w:type="dxa"/>
+              <w:bottom w:w="100" w:type="dxa"/>
+              <w:left w:w="120" w:type="dxa"/>
+              <w:right w:w="120" w:type="dxa"/>
+            </w:tcMar>
+            <w:tcBorders>
+              <w:top w:val="single" w:sz="4" w:space="0" w:color="CCCCCC"/>
+              <w:bottom w:val="single" w:sz="4" w:space="0" w:color="CCCCCC"/>
+              <w:left w:val="single" w:sz="4" w:space="0" w:color="CCCCCC"/>
+              <w:right w:val="single" w:sz="4" w:space="0" w:color="CCCCCC"/>
+            </w:tcBorders>
+          </w:tcPr>
+          <w:p>
+            <w:pPr>
+              <w:spacing w:before="60" w:after="60" w:line="252" w:lineRule="auto"/>
+              <w:jc w:val="left"/>
+            </w:pPr>
+            <w:r/>
+            <w:r>
+              <w:t>658.00</w:t>
+            </w:r>
+          </w:p>
+        </w:tc>
+        <w:tc>
+          <w:tcPr>
+            <w:tcW w:type="dxa" w:w="2016"/>
+            <w:shd w:fill="FFFFFF"/>
+            <w:tcMar>
+              <w:top w:w="100" w:type="dxa"/>
+              <w:bottom w:w="100" w:type="dxa"/>
+              <w:left w:w="120" w:type="dxa"/>
+              <w:right w:w="120" w:type="dxa"/>
+            </w:tcMar>
+            <w:tcBorders>
+              <w:top w:val="single" w:sz="4" w:space="0" w:color="CCCCCC"/>
+              <w:bottom w:val="single" w:sz="4" w:space="0" w:color="CCCCCC"/>
+              <w:left w:val="single" w:sz="4" w:space="0" w:color="CCCCCC"/>
+              <w:right w:val="single" w:sz="4" w:space="0" w:color="CCCCCC"/>
+            </w:tcBorders>
+          </w:tcPr>
+          <w:p>
+            <w:pPr>
+              <w:spacing w:before="60" w:after="60" w:line="252" w:lineRule="auto"/>
+              <w:jc w:val="left"/>
+            </w:pPr>
+            <w:r/>
+            <w:r>
+              <w:t>667.25</w:t>
+            </w:r>
+          </w:p>
+        </w:tc>
+        <w:tc>
+          <w:tcPr>
+            <w:tcW w:type="dxa" w:w="1152"/>
+            <w:shd w:fill="FFFFFF"/>
+            <w:tcMar>
+              <w:top w:w="100" w:type="dxa"/>
+              <w:bottom w:w="100" w:type="dxa"/>
+              <w:left w:w="120" w:type="dxa"/>
+              <w:right w:w="120" w:type="dxa"/>
+            </w:tcMar>
+            <w:tcBorders>
+              <w:top w:val="single" w:sz="4" w:space="0" w:color="CCCCCC"/>
+              <w:bottom w:val="single" w:sz="4" w:space="0" w:color="CCCCCC"/>
+              <w:left w:val="single" w:sz="4" w:space="0" w:color="CCCCCC"/>
+              <w:right w:val="single" w:sz="4" w:space="0" w:color="CCCCCC"/>
+            </w:tcBorders>
+          </w:tcPr>
+          <w:p>
+            <w:pPr>
+              <w:spacing w:before="60" w:after="60" w:line="252" w:lineRule="auto"/>
+              <w:jc w:val="left"/>
+            </w:pPr>
+            <w:r/>
+            <w:r>
+              <w:t>650.75</w:t>
+            </w:r>
+          </w:p>
+        </w:tc>
+        <w:tc>
+          <w:tcPr>
+            <w:tcW w:type="dxa" w:w="1728"/>
+            <w:shd w:fill="FFFFFF"/>
+            <w:tcMar>
+              <w:top w:w="100" w:type="dxa"/>
+              <w:bottom w:w="100" w:type="dxa"/>
+              <w:left w:w="120" w:type="dxa"/>
+              <w:right w:w="120" w:type="dxa"/>
+            </w:tcMar>
+            <w:tcBorders>
+              <w:top w:val="single" w:sz="4" w:space="0" w:color="CCCCCC"/>
+              <w:bottom w:val="single" w:sz="4" w:space="0" w:color="CCCCCC"/>
+              <w:left w:val="single" w:sz="4" w:space="0" w:color="CCCCCC"/>
+              <w:right w:val="single" w:sz="4" w:space="0" w:color="CCCCCC"/>
+            </w:tcBorders>
+          </w:tcPr>
+          <w:p>
+            <w:pPr>
+              <w:spacing w:before="60" w:after="60" w:line="252" w:lineRule="auto"/>
+              <w:jc w:val="left"/>
+            </w:pPr>
+            <w:r/>
+            <w:r>
+              <w:rPr>
+                <w:b/>
+              </w:rPr>
+              <w:t>657.75</w:t>
+            </w:r>
+          </w:p>
+        </w:tc>
+        <w:tc>
+          <w:tcPr>
+            <w:tcW w:type="dxa" w:w="3456"/>
+            <w:shd w:fill="FFFFFF"/>
+            <w:tcMar>
+              <w:top w:w="100" w:type="dxa"/>
+              <w:bottom w:w="100" w:type="dxa"/>
+              <w:left w:w="120" w:type="dxa"/>
+              <w:right w:w="120" w:type="dxa"/>
+            </w:tcMar>
+            <w:tcBorders>
+              <w:top w:val="single" w:sz="4" w:space="0" w:color="CCCCCC"/>
+              <w:bottom w:val="single" w:sz="4" w:space="0" w:color="CCCCCC"/>
+              <w:left w:val="single" w:sz="4" w:space="0" w:color="CCCCCC"/>
+              <w:right w:val="single" w:sz="4" w:space="0" w:color="CCCCCC"/>
+            </w:tcBorders>
+          </w:tcPr>
+          <w:p>
+            <w:pPr>
+              <w:spacing w:before="60" w:after="60" w:line="252" w:lineRule="auto"/>
+              <w:jc w:val="left"/>
+            </w:pPr>
+            <w:r/>
+            <w:r>
+              <w:rPr>
+                <w:b/>
+              </w:rPr>
+              <w:t>-0.25</w:t>
+            </w:r>
+          </w:p>
+        </w:tc>
+        <w:tc>
+          <w:tcPr>
+            <w:tcW w:type="dxa" w:w="1440"/>
+            <w:shd w:fill="FFFFFF"/>
+            <w:tcMar>
+              <w:top w:w="100" w:type="dxa"/>
+              <w:bottom w:w="100" w:type="dxa"/>
+              <w:left w:w="120" w:type="dxa"/>
+              <w:right w:w="120" w:type="dxa"/>
+            </w:tcMar>
+            <w:tcBorders>
+              <w:top w:val="single" w:sz="4" w:space="0" w:color="CCCCCC"/>
+              <w:bottom w:val="single" w:sz="4" w:space="0" w:color="CCCCCC"/>
+              <w:left w:val="single" w:sz="4" w:space="0" w:color="CCCCCC"/>
+              <w:right w:val="single" w:sz="4" w:space="0" w:color="CCCCCC"/>
+            </w:tcBorders>
+          </w:tcPr>
+          <w:p>
+            <w:pPr>
+              <w:spacing w:before="60" w:after="60" w:line="252" w:lineRule="auto"/>
+              <w:jc w:val="left"/>
+            </w:pPr>
+            <w:r/>
+            <w:r>
+              <w:t>BEAR</w:t>
+            </w:r>
+          </w:p>
+        </w:tc>
+      </w:tr>
+      <w:tr>
+        <w:tc>
+          <w:tcPr>
+            <w:tcW w:type="dxa" w:w="1584"/>
+            <w:shd w:fill="F8FAFC"/>
+            <w:tcMar>
+              <w:top w:w="100" w:type="dxa"/>
+              <w:bottom w:w="100" w:type="dxa"/>
+              <w:left w:w="120" w:type="dxa"/>
+              <w:right w:w="120" w:type="dxa"/>
+            </w:tcMar>
+            <w:tcBorders>
+              <w:top w:val="single" w:sz="4" w:space="0" w:color="CCCCCC"/>
+              <w:bottom w:val="single" w:sz="4" w:space="0" w:color="CCCCCC"/>
+              <w:left w:val="single" w:sz="4" w:space="0" w:color="CCCCCC"/>
+              <w:right w:val="single" w:sz="4" w:space="0" w:color="CCCCCC"/>
+            </w:tcBorders>
+          </w:tcPr>
+          <w:p>
+            <w:pPr>
+              <w:spacing w:before="60" w:after="60" w:line="252" w:lineRule="auto"/>
+              <w:jc w:val="left"/>
+            </w:pPr>
+            <w:r/>
+            <w:r>
+              <w:rPr>
+                <w:b/>
+              </w:rPr>
+              <w:t>Fri 23/10</w:t>
+            </w:r>
+          </w:p>
+        </w:tc>
+        <w:tc>
+          <w:tcPr>
+            <w:tcW w:type="dxa" w:w="864"/>
+            <w:shd w:fill="F8FAFC"/>
+            <w:tcMar>
+              <w:top w:w="100" w:type="dxa"/>
+              <w:bottom w:w="100" w:type="dxa"/>
+              <w:left w:w="120" w:type="dxa"/>
+              <w:right w:w="120" w:type="dxa"/>
+            </w:tcMar>
+            <w:tcBorders>
+              <w:top w:val="single" w:sz="4" w:space="0" w:color="CCCCCC"/>
+              <w:bottom w:val="single" w:sz="4" w:space="0" w:color="CCCCCC"/>
+              <w:left w:val="single" w:sz="4" w:space="0" w:color="CCCCCC"/>
+              <w:right w:val="single" w:sz="4" w:space="0" w:color="CCCCCC"/>
+            </w:tcBorders>
+          </w:tcPr>
+          <w:p>
+            <w:pPr>
+              <w:spacing w:before="60" w:after="60" w:line="252" w:lineRule="auto"/>
+              <w:jc w:val="left"/>
+            </w:pPr>
+            <w:r/>
+            <w:r>
+              <w:t>NY Open 21-23</w:t>
+            </w:r>
+          </w:p>
+        </w:tc>
+        <w:tc>
+          <w:tcPr>
+            <w:tcW w:type="dxa" w:w="1440"/>
+            <w:shd w:fill="F8FAFC"/>
+            <w:tcMar>
+              <w:top w:w="100" w:type="dxa"/>
+              <w:bottom w:w="100" w:type="dxa"/>
+              <w:left w:w="120" w:type="dxa"/>
+              <w:right w:w="120" w:type="dxa"/>
+            </w:tcMar>
+            <w:tcBorders>
+              <w:top w:val="single" w:sz="4" w:space="0" w:color="CCCCCC"/>
+              <w:bottom w:val="single" w:sz="4" w:space="0" w:color="CCCCCC"/>
+              <w:left w:val="single" w:sz="4" w:space="0" w:color="CCCCCC"/>
+              <w:right w:val="single" w:sz="4" w:space="0" w:color="CCCCCC"/>
+            </w:tcBorders>
+          </w:tcPr>
+          <w:p>
+            <w:pPr>
+              <w:spacing w:before="60" w:after="60" w:line="252" w:lineRule="auto"/>
+              <w:jc w:val="left"/>
+            </w:pPr>
+            <w:r/>
+            <w:r>
+              <w:t>657.75</w:t>
+            </w:r>
+          </w:p>
+        </w:tc>
+        <w:tc>
+          <w:tcPr>
+            <w:tcW w:type="dxa" w:w="2016"/>
+            <w:shd w:fill="F8FAFC"/>
+            <w:tcMar>
+              <w:top w:w="100" w:type="dxa"/>
+              <w:bottom w:w="100" w:type="dxa"/>
+              <w:left w:w="120" w:type="dxa"/>
+              <w:right w:w="120" w:type="dxa"/>
+            </w:tcMar>
+            <w:tcBorders>
+              <w:top w:val="single" w:sz="4" w:space="0" w:color="CCCCCC"/>
+              <w:bottom w:val="single" w:sz="4" w:space="0" w:color="CCCCCC"/>
+              <w:left w:val="single" w:sz="4" w:space="0" w:color="CCCCCC"/>
+              <w:right w:val="single" w:sz="4" w:space="0" w:color="CCCCCC"/>
+            </w:tcBorders>
+          </w:tcPr>
+          <w:p>
+            <w:pPr>
+              <w:spacing w:before="60" w:after="60" w:line="252" w:lineRule="auto"/>
+              <w:jc w:val="left"/>
+            </w:pPr>
+            <w:r/>
+            <w:r>
+              <w:t>666.25</w:t>
+            </w:r>
+          </w:p>
+        </w:tc>
+        <w:tc>
+          <w:tcPr>
+            <w:tcW w:type="dxa" w:w="1152"/>
+            <w:shd w:fill="F8FAFC"/>
+            <w:tcMar>
+              <w:top w:w="100" w:type="dxa"/>
+              <w:bottom w:w="100" w:type="dxa"/>
+              <w:left w:w="120" w:type="dxa"/>
+              <w:right w:w="120" w:type="dxa"/>
+            </w:tcMar>
+            <w:tcBorders>
+              <w:top w:val="single" w:sz="4" w:space="0" w:color="CCCCCC"/>
+              <w:bottom w:val="single" w:sz="4" w:space="0" w:color="CCCCCC"/>
+              <w:left w:val="single" w:sz="4" w:space="0" w:color="CCCCCC"/>
+              <w:right w:val="single" w:sz="4" w:space="0" w:color="CCCCCC"/>
+            </w:tcBorders>
+          </w:tcPr>
+          <w:p>
+            <w:pPr>
+              <w:spacing w:before="60" w:after="60" w:line="252" w:lineRule="auto"/>
+              <w:jc w:val="left"/>
+            </w:pPr>
+            <w:r/>
+            <w:r>
+              <w:t>643.75</w:t>
+            </w:r>
+          </w:p>
+        </w:tc>
+        <w:tc>
+          <w:tcPr>
+            <w:tcW w:type="dxa" w:w="1728"/>
+            <w:shd w:fill="F8FAFC"/>
+            <w:tcMar>
+              <w:top w:w="100" w:type="dxa"/>
+              <w:bottom w:w="100" w:type="dxa"/>
+              <w:left w:w="120" w:type="dxa"/>
+              <w:right w:w="120" w:type="dxa"/>
+            </w:tcMar>
+            <w:tcBorders>
+              <w:top w:val="single" w:sz="4" w:space="0" w:color="CCCCCC"/>
+              <w:bottom w:val="single" w:sz="4" w:space="0" w:color="CCCCCC"/>
+              <w:left w:val="single" w:sz="4" w:space="0" w:color="CCCCCC"/>
+              <w:right w:val="single" w:sz="4" w:space="0" w:color="CCCCCC"/>
+            </w:tcBorders>
+          </w:tcPr>
+          <w:p>
+            <w:pPr>
+              <w:spacing w:before="60" w:after="60" w:line="252" w:lineRule="auto"/>
+              <w:jc w:val="left"/>
+            </w:pPr>
+            <w:r/>
+            <w:r>
+              <w:rPr>
+                <w:b/>
+              </w:rPr>
+              <w:t>659.50</w:t>
             </w:r>
           </w:p>
         </w:tc>
@@ -27807,7 +31097,7 @@
               <w:rPr>
                 <w:b/>
               </w:rPr>
-              <w:t>Wed 21/10</w:t>
+              <w:t>Fri 23/10</w:t>
             </w:r>
           </w:p>
         </w:tc>
@@ -27835,7 +31125,7 @@
             </w:pPr>
             <w:r/>
             <w:r>
-              <w:t>Pre-NY 19-21</w:t>
+              <w:t>NY Close 23-01</w:t>
             </w:r>
           </w:p>
         </w:tc>
@@ -27863,7 +31153,7 @@
             </w:pPr>
             <w:r/>
             <w:r>
-              <w:t>653.00</w:t>
+              <w:t>659.50</w:t>
             </w:r>
           </w:p>
         </w:tc>
@@ -27891,7 +31181,7 @@
             </w:pPr>
             <w:r/>
             <w:r>
-              <w:t>662.25</w:t>
+              <w:t>665.75</w:t>
             </w:r>
           </w:p>
         </w:tc>
@@ -27919,7 +31209,7 @@
             </w:pPr>
             <w:r/>
             <w:r>
-              <w:t>642.25</w:t>
+              <w:t>653.00</w:t>
             </w:r>
           </w:p>
         </w:tc>
@@ -27927,3061 +31217,6 @@
           <w:tcPr>
             <w:tcW w:type="dxa" w:w="1728"/>
             <w:shd w:fill="FFFFFF"/>
-            <w:tcMar>
-              <w:top w:w="100" w:type="dxa"/>
-              <w:bottom w:w="100" w:type="dxa"/>
-              <w:left w:w="120" w:type="dxa"/>
-              <w:right w:w="120" w:type="dxa"/>
-            </w:tcMar>
-            <w:tcBorders>
-              <w:top w:val="single" w:sz="4" w:space="0" w:color="CCCCCC"/>
-              <w:bottom w:val="single" w:sz="4" w:space="0" w:color="CCCCCC"/>
-              <w:left w:val="single" w:sz="4" w:space="0" w:color="CCCCCC"/>
-              <w:right w:val="single" w:sz="4" w:space="0" w:color="CCCCCC"/>
-            </w:tcBorders>
-          </w:tcPr>
-          <w:p>
-            <w:pPr>
-              <w:spacing w:before="60" w:after="60" w:line="252" w:lineRule="auto"/>
-              <w:jc w:val="left"/>
-            </w:pPr>
-            <w:r/>
-            <w:r>
-              <w:rPr>
-                <w:b/>
-              </w:rPr>
-              <w:t>653.50</w:t>
-            </w:r>
-          </w:p>
-        </w:tc>
-        <w:tc>
-          <w:tcPr>
-            <w:tcW w:type="dxa" w:w="3456"/>
-            <w:shd w:fill="FFFFFF"/>
-            <w:tcMar>
-              <w:top w:w="100" w:type="dxa"/>
-              <w:bottom w:w="100" w:type="dxa"/>
-              <w:left w:w="120" w:type="dxa"/>
-              <w:right w:w="120" w:type="dxa"/>
-            </w:tcMar>
-            <w:tcBorders>
-              <w:top w:val="single" w:sz="4" w:space="0" w:color="CCCCCC"/>
-              <w:bottom w:val="single" w:sz="4" w:space="0" w:color="CCCCCC"/>
-              <w:left w:val="single" w:sz="4" w:space="0" w:color="CCCCCC"/>
-              <w:right w:val="single" w:sz="4" w:space="0" w:color="CCCCCC"/>
-            </w:tcBorders>
-          </w:tcPr>
-          <w:p>
-            <w:pPr>
-              <w:spacing w:before="60" w:after="60" w:line="252" w:lineRule="auto"/>
-              <w:jc w:val="left"/>
-            </w:pPr>
-            <w:r/>
-            <w:r>
-              <w:rPr>
-                <w:b/>
-              </w:rPr>
-              <w:t>+0.50</w:t>
-            </w:r>
-          </w:p>
-        </w:tc>
-        <w:tc>
-          <w:tcPr>
-            <w:tcW w:type="dxa" w:w="1440"/>
-            <w:shd w:fill="FFFFFF"/>
-            <w:tcMar>
-              <w:top w:w="100" w:type="dxa"/>
-              <w:bottom w:w="100" w:type="dxa"/>
-              <w:left w:w="120" w:type="dxa"/>
-              <w:right w:w="120" w:type="dxa"/>
-            </w:tcMar>
-            <w:tcBorders>
-              <w:top w:val="single" w:sz="4" w:space="0" w:color="CCCCCC"/>
-              <w:bottom w:val="single" w:sz="4" w:space="0" w:color="CCCCCC"/>
-              <w:left w:val="single" w:sz="4" w:space="0" w:color="CCCCCC"/>
-              <w:right w:val="single" w:sz="4" w:space="0" w:color="CCCCCC"/>
-            </w:tcBorders>
-          </w:tcPr>
-          <w:p>
-            <w:pPr>
-              <w:spacing w:before="60" w:after="60" w:line="252" w:lineRule="auto"/>
-              <w:jc w:val="left"/>
-            </w:pPr>
-            <w:r/>
-            <w:r>
-              <w:t>BULL</w:t>
-            </w:r>
-          </w:p>
-        </w:tc>
-      </w:tr>
-      <w:tr>
-        <w:tc>
-          <w:tcPr>
-            <w:tcW w:type="dxa" w:w="1584"/>
-            <w:shd w:fill="F8FAFC"/>
-            <w:tcMar>
-              <w:top w:w="100" w:type="dxa"/>
-              <w:bottom w:w="100" w:type="dxa"/>
-              <w:left w:w="120" w:type="dxa"/>
-              <w:right w:w="120" w:type="dxa"/>
-            </w:tcMar>
-            <w:tcBorders>
-              <w:top w:val="single" w:sz="4" w:space="0" w:color="CCCCCC"/>
-              <w:bottom w:val="single" w:sz="4" w:space="0" w:color="CCCCCC"/>
-              <w:left w:val="single" w:sz="4" w:space="0" w:color="CCCCCC"/>
-              <w:right w:val="single" w:sz="4" w:space="0" w:color="CCCCCC"/>
-            </w:tcBorders>
-          </w:tcPr>
-          <w:p>
-            <w:pPr>
-              <w:spacing w:before="60" w:after="60" w:line="252" w:lineRule="auto"/>
-              <w:jc w:val="left"/>
-            </w:pPr>
-            <w:r/>
-            <w:r>
-              <w:rPr>
-                <w:b/>
-              </w:rPr>
-              <w:t>Wed 21/10</w:t>
-            </w:r>
-          </w:p>
-        </w:tc>
-        <w:tc>
-          <w:tcPr>
-            <w:tcW w:type="dxa" w:w="864"/>
-            <w:shd w:fill="F8FAFC"/>
-            <w:tcMar>
-              <w:top w:w="100" w:type="dxa"/>
-              <w:bottom w:w="100" w:type="dxa"/>
-              <w:left w:w="120" w:type="dxa"/>
-              <w:right w:w="120" w:type="dxa"/>
-            </w:tcMar>
-            <w:tcBorders>
-              <w:top w:val="single" w:sz="4" w:space="0" w:color="CCCCCC"/>
-              <w:bottom w:val="single" w:sz="4" w:space="0" w:color="CCCCCC"/>
-              <w:left w:val="single" w:sz="4" w:space="0" w:color="CCCCCC"/>
-              <w:right w:val="single" w:sz="4" w:space="0" w:color="CCCCCC"/>
-            </w:tcBorders>
-          </w:tcPr>
-          <w:p>
-            <w:pPr>
-              <w:spacing w:before="60" w:after="60" w:line="252" w:lineRule="auto"/>
-              <w:jc w:val="left"/>
-            </w:pPr>
-            <w:r/>
-            <w:r>
-              <w:t>NY Open 21-23</w:t>
-            </w:r>
-          </w:p>
-        </w:tc>
-        <w:tc>
-          <w:tcPr>
-            <w:tcW w:type="dxa" w:w="1440"/>
-            <w:shd w:fill="F8FAFC"/>
-            <w:tcMar>
-              <w:top w:w="100" w:type="dxa"/>
-              <w:bottom w:w="100" w:type="dxa"/>
-              <w:left w:w="120" w:type="dxa"/>
-              <w:right w:w="120" w:type="dxa"/>
-            </w:tcMar>
-            <w:tcBorders>
-              <w:top w:val="single" w:sz="4" w:space="0" w:color="CCCCCC"/>
-              <w:bottom w:val="single" w:sz="4" w:space="0" w:color="CCCCCC"/>
-              <w:left w:val="single" w:sz="4" w:space="0" w:color="CCCCCC"/>
-              <w:right w:val="single" w:sz="4" w:space="0" w:color="CCCCCC"/>
-            </w:tcBorders>
-          </w:tcPr>
-          <w:p>
-            <w:pPr>
-              <w:spacing w:before="60" w:after="60" w:line="252" w:lineRule="auto"/>
-              <w:jc w:val="left"/>
-            </w:pPr>
-            <w:r/>
-            <w:r>
-              <w:t>653.50</w:t>
-            </w:r>
-          </w:p>
-        </w:tc>
-        <w:tc>
-          <w:tcPr>
-            <w:tcW w:type="dxa" w:w="2016"/>
-            <w:shd w:fill="F8FAFC"/>
-            <w:tcMar>
-              <w:top w:w="100" w:type="dxa"/>
-              <w:bottom w:w="100" w:type="dxa"/>
-              <w:left w:w="120" w:type="dxa"/>
-              <w:right w:w="120" w:type="dxa"/>
-            </w:tcMar>
-            <w:tcBorders>
-              <w:top w:val="single" w:sz="4" w:space="0" w:color="CCCCCC"/>
-              <w:bottom w:val="single" w:sz="4" w:space="0" w:color="CCCCCC"/>
-              <w:left w:val="single" w:sz="4" w:space="0" w:color="CCCCCC"/>
-              <w:right w:val="single" w:sz="4" w:space="0" w:color="CCCCCC"/>
-            </w:tcBorders>
-          </w:tcPr>
-          <w:p>
-            <w:pPr>
-              <w:spacing w:before="60" w:after="60" w:line="252" w:lineRule="auto"/>
-              <w:jc w:val="left"/>
-            </w:pPr>
-            <w:r/>
-            <w:r>
-              <w:t>665.75</w:t>
-            </w:r>
-          </w:p>
-        </w:tc>
-        <w:tc>
-          <w:tcPr>
-            <w:tcW w:type="dxa" w:w="1152"/>
-            <w:shd w:fill="F8FAFC"/>
-            <w:tcMar>
-              <w:top w:w="100" w:type="dxa"/>
-              <w:bottom w:w="100" w:type="dxa"/>
-              <w:left w:w="120" w:type="dxa"/>
-              <w:right w:w="120" w:type="dxa"/>
-            </w:tcMar>
-            <w:tcBorders>
-              <w:top w:val="single" w:sz="4" w:space="0" w:color="CCCCCC"/>
-              <w:bottom w:val="single" w:sz="4" w:space="0" w:color="CCCCCC"/>
-              <w:left w:val="single" w:sz="4" w:space="0" w:color="CCCCCC"/>
-              <w:right w:val="single" w:sz="4" w:space="0" w:color="CCCCCC"/>
-            </w:tcBorders>
-          </w:tcPr>
-          <w:p>
-            <w:pPr>
-              <w:spacing w:before="60" w:after="60" w:line="252" w:lineRule="auto"/>
-              <w:jc w:val="left"/>
-            </w:pPr>
-            <w:r/>
-            <w:r>
-              <w:t>639.25</w:t>
-            </w:r>
-          </w:p>
-        </w:tc>
-        <w:tc>
-          <w:tcPr>
-            <w:tcW w:type="dxa" w:w="1728"/>
-            <w:shd w:fill="F8FAFC"/>
-            <w:tcMar>
-              <w:top w:w="100" w:type="dxa"/>
-              <w:bottom w:w="100" w:type="dxa"/>
-              <w:left w:w="120" w:type="dxa"/>
-              <w:right w:w="120" w:type="dxa"/>
-            </w:tcMar>
-            <w:tcBorders>
-              <w:top w:val="single" w:sz="4" w:space="0" w:color="CCCCCC"/>
-              <w:bottom w:val="single" w:sz="4" w:space="0" w:color="CCCCCC"/>
-              <w:left w:val="single" w:sz="4" w:space="0" w:color="CCCCCC"/>
-              <w:right w:val="single" w:sz="4" w:space="0" w:color="CCCCCC"/>
-            </w:tcBorders>
-          </w:tcPr>
-          <w:p>
-            <w:pPr>
-              <w:spacing w:before="60" w:after="60" w:line="252" w:lineRule="auto"/>
-              <w:jc w:val="left"/>
-            </w:pPr>
-            <w:r/>
-            <w:r>
-              <w:rPr>
-                <w:b/>
-              </w:rPr>
-              <w:t>652.00</w:t>
-            </w:r>
-          </w:p>
-        </w:tc>
-        <w:tc>
-          <w:tcPr>
-            <w:tcW w:type="dxa" w:w="3456"/>
-            <w:shd w:fill="F8FAFC"/>
-            <w:tcMar>
-              <w:top w:w="100" w:type="dxa"/>
-              <w:bottom w:w="100" w:type="dxa"/>
-              <w:left w:w="120" w:type="dxa"/>
-              <w:right w:w="120" w:type="dxa"/>
-            </w:tcMar>
-            <w:tcBorders>
-              <w:top w:val="single" w:sz="4" w:space="0" w:color="CCCCCC"/>
-              <w:bottom w:val="single" w:sz="4" w:space="0" w:color="CCCCCC"/>
-              <w:left w:val="single" w:sz="4" w:space="0" w:color="CCCCCC"/>
-              <w:right w:val="single" w:sz="4" w:space="0" w:color="CCCCCC"/>
-            </w:tcBorders>
-          </w:tcPr>
-          <w:p>
-            <w:pPr>
-              <w:spacing w:before="60" w:after="60" w:line="252" w:lineRule="auto"/>
-              <w:jc w:val="left"/>
-            </w:pPr>
-            <w:r/>
-            <w:r>
-              <w:rPr>
-                <w:b/>
-              </w:rPr>
-              <w:t>-1.50</w:t>
-            </w:r>
-          </w:p>
-        </w:tc>
-        <w:tc>
-          <w:tcPr>
-            <w:tcW w:type="dxa" w:w="1440"/>
-            <w:shd w:fill="F8FAFC"/>
-            <w:tcMar>
-              <w:top w:w="100" w:type="dxa"/>
-              <w:bottom w:w="100" w:type="dxa"/>
-              <w:left w:w="120" w:type="dxa"/>
-              <w:right w:w="120" w:type="dxa"/>
-            </w:tcMar>
-            <w:tcBorders>
-              <w:top w:val="single" w:sz="4" w:space="0" w:color="CCCCCC"/>
-              <w:bottom w:val="single" w:sz="4" w:space="0" w:color="CCCCCC"/>
-              <w:left w:val="single" w:sz="4" w:space="0" w:color="CCCCCC"/>
-              <w:right w:val="single" w:sz="4" w:space="0" w:color="CCCCCC"/>
-            </w:tcBorders>
-          </w:tcPr>
-          <w:p>
-            <w:pPr>
-              <w:spacing w:before="60" w:after="60" w:line="252" w:lineRule="auto"/>
-              <w:jc w:val="left"/>
-            </w:pPr>
-            <w:r/>
-            <w:r>
-              <w:t>BEAR</w:t>
-            </w:r>
-          </w:p>
-        </w:tc>
-      </w:tr>
-      <w:tr>
-        <w:tc>
-          <w:tcPr>
-            <w:tcW w:type="dxa" w:w="1584"/>
-            <w:shd w:fill="FFFFFF"/>
-            <w:tcMar>
-              <w:top w:w="100" w:type="dxa"/>
-              <w:bottom w:w="100" w:type="dxa"/>
-              <w:left w:w="120" w:type="dxa"/>
-              <w:right w:w="120" w:type="dxa"/>
-            </w:tcMar>
-            <w:tcBorders>
-              <w:top w:val="single" w:sz="4" w:space="0" w:color="CCCCCC"/>
-              <w:bottom w:val="single" w:sz="4" w:space="0" w:color="CCCCCC"/>
-              <w:left w:val="single" w:sz="4" w:space="0" w:color="CCCCCC"/>
-              <w:right w:val="single" w:sz="4" w:space="0" w:color="CCCCCC"/>
-            </w:tcBorders>
-          </w:tcPr>
-          <w:p>
-            <w:pPr>
-              <w:spacing w:before="60" w:after="60" w:line="252" w:lineRule="auto"/>
-              <w:jc w:val="left"/>
-            </w:pPr>
-            <w:r/>
-            <w:r>
-              <w:rPr>
-                <w:b/>
-              </w:rPr>
-              <w:t>Wed 21/10</w:t>
-            </w:r>
-          </w:p>
-        </w:tc>
-        <w:tc>
-          <w:tcPr>
-            <w:tcW w:type="dxa" w:w="864"/>
-            <w:shd w:fill="FFFFFF"/>
-            <w:tcMar>
-              <w:top w:w="100" w:type="dxa"/>
-              <w:bottom w:w="100" w:type="dxa"/>
-              <w:left w:w="120" w:type="dxa"/>
-              <w:right w:w="120" w:type="dxa"/>
-            </w:tcMar>
-            <w:tcBorders>
-              <w:top w:val="single" w:sz="4" w:space="0" w:color="CCCCCC"/>
-              <w:bottom w:val="single" w:sz="4" w:space="0" w:color="CCCCCC"/>
-              <w:left w:val="single" w:sz="4" w:space="0" w:color="CCCCCC"/>
-              <w:right w:val="single" w:sz="4" w:space="0" w:color="CCCCCC"/>
-            </w:tcBorders>
-          </w:tcPr>
-          <w:p>
-            <w:pPr>
-              <w:spacing w:before="60" w:after="60" w:line="252" w:lineRule="auto"/>
-              <w:jc w:val="left"/>
-            </w:pPr>
-            <w:r/>
-            <w:r>
-              <w:t>NY Close 23-01</w:t>
-            </w:r>
-          </w:p>
-        </w:tc>
-        <w:tc>
-          <w:tcPr>
-            <w:tcW w:type="dxa" w:w="1440"/>
-            <w:shd w:fill="FFFFFF"/>
-            <w:tcMar>
-              <w:top w:w="100" w:type="dxa"/>
-              <w:bottom w:w="100" w:type="dxa"/>
-              <w:left w:w="120" w:type="dxa"/>
-              <w:right w:w="120" w:type="dxa"/>
-            </w:tcMar>
-            <w:tcBorders>
-              <w:top w:val="single" w:sz="4" w:space="0" w:color="CCCCCC"/>
-              <w:bottom w:val="single" w:sz="4" w:space="0" w:color="CCCCCC"/>
-              <w:left w:val="single" w:sz="4" w:space="0" w:color="CCCCCC"/>
-              <w:right w:val="single" w:sz="4" w:space="0" w:color="CCCCCC"/>
-            </w:tcBorders>
-          </w:tcPr>
-          <w:p>
-            <w:pPr>
-              <w:spacing w:before="60" w:after="60" w:line="252" w:lineRule="auto"/>
-              <w:jc w:val="left"/>
-            </w:pPr>
-            <w:r/>
-            <w:r>
-              <w:t>652.00</w:t>
-            </w:r>
-          </w:p>
-        </w:tc>
-        <w:tc>
-          <w:tcPr>
-            <w:tcW w:type="dxa" w:w="2016"/>
-            <w:shd w:fill="FFFFFF"/>
-            <w:tcMar>
-              <w:top w:w="100" w:type="dxa"/>
-              <w:bottom w:w="100" w:type="dxa"/>
-              <w:left w:w="120" w:type="dxa"/>
-              <w:right w:w="120" w:type="dxa"/>
-            </w:tcMar>
-            <w:tcBorders>
-              <w:top w:val="single" w:sz="4" w:space="0" w:color="CCCCCC"/>
-              <w:bottom w:val="single" w:sz="4" w:space="0" w:color="CCCCCC"/>
-              <w:left w:val="single" w:sz="4" w:space="0" w:color="CCCCCC"/>
-              <w:right w:val="single" w:sz="4" w:space="0" w:color="CCCCCC"/>
-            </w:tcBorders>
-          </w:tcPr>
-          <w:p>
-            <w:pPr>
-              <w:spacing w:before="60" w:after="60" w:line="252" w:lineRule="auto"/>
-              <w:jc w:val="left"/>
-            </w:pPr>
-            <w:r/>
-            <w:r>
-              <w:t>659.00</w:t>
-            </w:r>
-          </w:p>
-        </w:tc>
-        <w:tc>
-          <w:tcPr>
-            <w:tcW w:type="dxa" w:w="1152"/>
-            <w:shd w:fill="FFFFFF"/>
-            <w:tcMar>
-              <w:top w:w="100" w:type="dxa"/>
-              <w:bottom w:w="100" w:type="dxa"/>
-              <w:left w:w="120" w:type="dxa"/>
-              <w:right w:w="120" w:type="dxa"/>
-            </w:tcMar>
-            <w:tcBorders>
-              <w:top w:val="single" w:sz="4" w:space="0" w:color="CCCCCC"/>
-              <w:bottom w:val="single" w:sz="4" w:space="0" w:color="CCCCCC"/>
-              <w:left w:val="single" w:sz="4" w:space="0" w:color="CCCCCC"/>
-              <w:right w:val="single" w:sz="4" w:space="0" w:color="CCCCCC"/>
-            </w:tcBorders>
-          </w:tcPr>
-          <w:p>
-            <w:pPr>
-              <w:spacing w:before="60" w:after="60" w:line="252" w:lineRule="auto"/>
-              <w:jc w:val="left"/>
-            </w:pPr>
-            <w:r/>
-            <w:r>
-              <w:t>642.50</w:t>
-            </w:r>
-          </w:p>
-        </w:tc>
-        <w:tc>
-          <w:tcPr>
-            <w:tcW w:type="dxa" w:w="1728"/>
-            <w:shd w:fill="FFFFFF"/>
-            <w:tcMar>
-              <w:top w:w="100" w:type="dxa"/>
-              <w:bottom w:w="100" w:type="dxa"/>
-              <w:left w:w="120" w:type="dxa"/>
-              <w:right w:w="120" w:type="dxa"/>
-            </w:tcMar>
-            <w:tcBorders>
-              <w:top w:val="single" w:sz="4" w:space="0" w:color="CCCCCC"/>
-              <w:bottom w:val="single" w:sz="4" w:space="0" w:color="CCCCCC"/>
-              <w:left w:val="single" w:sz="4" w:space="0" w:color="CCCCCC"/>
-              <w:right w:val="single" w:sz="4" w:space="0" w:color="CCCCCC"/>
-            </w:tcBorders>
-          </w:tcPr>
-          <w:p>
-            <w:pPr>
-              <w:spacing w:before="60" w:after="60" w:line="252" w:lineRule="auto"/>
-              <w:jc w:val="left"/>
-            </w:pPr>
-            <w:r/>
-            <w:r>
-              <w:rPr>
-                <w:b/>
-              </w:rPr>
-              <w:t>652.50</w:t>
-            </w:r>
-          </w:p>
-        </w:tc>
-        <w:tc>
-          <w:tcPr>
-            <w:tcW w:type="dxa" w:w="3456"/>
-            <w:shd w:fill="FFFFFF"/>
-            <w:tcMar>
-              <w:top w:w="100" w:type="dxa"/>
-              <w:bottom w:w="100" w:type="dxa"/>
-              <w:left w:w="120" w:type="dxa"/>
-              <w:right w:w="120" w:type="dxa"/>
-            </w:tcMar>
-            <w:tcBorders>
-              <w:top w:val="single" w:sz="4" w:space="0" w:color="CCCCCC"/>
-              <w:bottom w:val="single" w:sz="4" w:space="0" w:color="CCCCCC"/>
-              <w:left w:val="single" w:sz="4" w:space="0" w:color="CCCCCC"/>
-              <w:right w:val="single" w:sz="4" w:space="0" w:color="CCCCCC"/>
-            </w:tcBorders>
-          </w:tcPr>
-          <w:p>
-            <w:pPr>
-              <w:spacing w:before="60" w:after="60" w:line="252" w:lineRule="auto"/>
-              <w:jc w:val="left"/>
-            </w:pPr>
-            <w:r/>
-            <w:r>
-              <w:rPr>
-                <w:b/>
-              </w:rPr>
-              <w:t>+0.50</w:t>
-            </w:r>
-          </w:p>
-        </w:tc>
-        <w:tc>
-          <w:tcPr>
-            <w:tcW w:type="dxa" w:w="1440"/>
-            <w:shd w:fill="FFFFFF"/>
-            <w:tcMar>
-              <w:top w:w="100" w:type="dxa"/>
-              <w:bottom w:w="100" w:type="dxa"/>
-              <w:left w:w="120" w:type="dxa"/>
-              <w:right w:w="120" w:type="dxa"/>
-            </w:tcMar>
-            <w:tcBorders>
-              <w:top w:val="single" w:sz="4" w:space="0" w:color="CCCCCC"/>
-              <w:bottom w:val="single" w:sz="4" w:space="0" w:color="CCCCCC"/>
-              <w:left w:val="single" w:sz="4" w:space="0" w:color="CCCCCC"/>
-              <w:right w:val="single" w:sz="4" w:space="0" w:color="CCCCCC"/>
-            </w:tcBorders>
-          </w:tcPr>
-          <w:p>
-            <w:pPr>
-              <w:spacing w:before="60" w:after="60" w:line="252" w:lineRule="auto"/>
-              <w:jc w:val="left"/>
-            </w:pPr>
-            <w:r/>
-            <w:r>
-              <w:t>BULL</w:t>
-            </w:r>
-          </w:p>
-        </w:tc>
-      </w:tr>
-      <w:tr>
-        <w:tc>
-          <w:tcPr>
-            <w:tcW w:type="dxa" w:w="1584"/>
-            <w:shd w:fill="F8FAFC"/>
-            <w:tcMar>
-              <w:top w:w="100" w:type="dxa"/>
-              <w:bottom w:w="100" w:type="dxa"/>
-              <w:left w:w="120" w:type="dxa"/>
-              <w:right w:w="120" w:type="dxa"/>
-            </w:tcMar>
-            <w:tcBorders>
-              <w:top w:val="single" w:sz="4" w:space="0" w:color="CCCCCC"/>
-              <w:bottom w:val="single" w:sz="4" w:space="0" w:color="CCCCCC"/>
-              <w:left w:val="single" w:sz="4" w:space="0" w:color="CCCCCC"/>
-              <w:right w:val="single" w:sz="4" w:space="0" w:color="CCCCCC"/>
-            </w:tcBorders>
-          </w:tcPr>
-          <w:p>
-            <w:pPr>
-              <w:spacing w:before="60" w:after="60" w:line="252" w:lineRule="auto"/>
-              <w:jc w:val="left"/>
-            </w:pPr>
-            <w:r/>
-            <w:r>
-              <w:rPr>
-                <w:b/>
-              </w:rPr>
-              <w:t>Thu 22/10</w:t>
-            </w:r>
-          </w:p>
-        </w:tc>
-        <w:tc>
-          <w:tcPr>
-            <w:tcW w:type="dxa" w:w="864"/>
-            <w:shd w:fill="F8FAFC"/>
-            <w:tcMar>
-              <w:top w:w="100" w:type="dxa"/>
-              <w:bottom w:w="100" w:type="dxa"/>
-              <w:left w:w="120" w:type="dxa"/>
-              <w:right w:w="120" w:type="dxa"/>
-            </w:tcMar>
-            <w:tcBorders>
-              <w:top w:val="single" w:sz="4" w:space="0" w:color="CCCCCC"/>
-              <w:bottom w:val="single" w:sz="4" w:space="0" w:color="CCCCCC"/>
-              <w:left w:val="single" w:sz="4" w:space="0" w:color="CCCCCC"/>
-              <w:right w:val="single" w:sz="4" w:space="0" w:color="CCCCCC"/>
-            </w:tcBorders>
-          </w:tcPr>
-          <w:p>
-            <w:pPr>
-              <w:spacing w:before="60" w:after="60" w:line="252" w:lineRule="auto"/>
-              <w:jc w:val="left"/>
-            </w:pPr>
-            <w:r/>
-            <w:r>
-              <w:t>Asia 07-11</w:t>
-            </w:r>
-          </w:p>
-        </w:tc>
-        <w:tc>
-          <w:tcPr>
-            <w:tcW w:type="dxa" w:w="1440"/>
-            <w:shd w:fill="F8FAFC"/>
-            <w:tcMar>
-              <w:top w:w="100" w:type="dxa"/>
-              <w:bottom w:w="100" w:type="dxa"/>
-              <w:left w:w="120" w:type="dxa"/>
-              <w:right w:w="120" w:type="dxa"/>
-            </w:tcMar>
-            <w:tcBorders>
-              <w:top w:val="single" w:sz="4" w:space="0" w:color="CCCCCC"/>
-              <w:bottom w:val="single" w:sz="4" w:space="0" w:color="CCCCCC"/>
-              <w:left w:val="single" w:sz="4" w:space="0" w:color="CCCCCC"/>
-              <w:right w:val="single" w:sz="4" w:space="0" w:color="CCCCCC"/>
-            </w:tcBorders>
-          </w:tcPr>
-          <w:p>
-            <w:pPr>
-              <w:spacing w:before="60" w:after="60" w:line="252" w:lineRule="auto"/>
-              <w:jc w:val="left"/>
-            </w:pPr>
-            <w:r/>
-            <w:r>
-              <w:t>652.50</w:t>
-            </w:r>
-          </w:p>
-        </w:tc>
-        <w:tc>
-          <w:tcPr>
-            <w:tcW w:type="dxa" w:w="2016"/>
-            <w:shd w:fill="F8FAFC"/>
-            <w:tcMar>
-              <w:top w:w="100" w:type="dxa"/>
-              <w:bottom w:w="100" w:type="dxa"/>
-              <w:left w:w="120" w:type="dxa"/>
-              <w:right w:w="120" w:type="dxa"/>
-            </w:tcMar>
-            <w:tcBorders>
-              <w:top w:val="single" w:sz="4" w:space="0" w:color="CCCCCC"/>
-              <w:bottom w:val="single" w:sz="4" w:space="0" w:color="CCCCCC"/>
-              <w:left w:val="single" w:sz="4" w:space="0" w:color="CCCCCC"/>
-              <w:right w:val="single" w:sz="4" w:space="0" w:color="CCCCCC"/>
-            </w:tcBorders>
-          </w:tcPr>
-          <w:p>
-            <w:pPr>
-              <w:spacing w:before="60" w:after="60" w:line="252" w:lineRule="auto"/>
-              <w:jc w:val="left"/>
-            </w:pPr>
-            <w:r/>
-            <w:r>
-              <w:t>663.00</w:t>
-            </w:r>
-          </w:p>
-        </w:tc>
-        <w:tc>
-          <w:tcPr>
-            <w:tcW w:type="dxa" w:w="1152"/>
-            <w:shd w:fill="F8FAFC"/>
-            <w:tcMar>
-              <w:top w:w="100" w:type="dxa"/>
-              <w:bottom w:w="100" w:type="dxa"/>
-              <w:left w:w="120" w:type="dxa"/>
-              <w:right w:w="120" w:type="dxa"/>
-            </w:tcMar>
-            <w:tcBorders>
-              <w:top w:val="single" w:sz="4" w:space="0" w:color="CCCCCC"/>
-              <w:bottom w:val="single" w:sz="4" w:space="0" w:color="CCCCCC"/>
-              <w:left w:val="single" w:sz="4" w:space="0" w:color="CCCCCC"/>
-              <w:right w:val="single" w:sz="4" w:space="0" w:color="CCCCCC"/>
-            </w:tcBorders>
-          </w:tcPr>
-          <w:p>
-            <w:pPr>
-              <w:spacing w:before="60" w:after="60" w:line="252" w:lineRule="auto"/>
-              <w:jc w:val="left"/>
-            </w:pPr>
-            <w:r/>
-            <w:r>
-              <w:t>645.25</w:t>
-            </w:r>
-          </w:p>
-        </w:tc>
-        <w:tc>
-          <w:tcPr>
-            <w:tcW w:type="dxa" w:w="1728"/>
-            <w:shd w:fill="F8FAFC"/>
-            <w:tcMar>
-              <w:top w:w="100" w:type="dxa"/>
-              <w:bottom w:w="100" w:type="dxa"/>
-              <w:left w:w="120" w:type="dxa"/>
-              <w:right w:w="120" w:type="dxa"/>
-            </w:tcMar>
-            <w:tcBorders>
-              <w:top w:val="single" w:sz="4" w:space="0" w:color="CCCCCC"/>
-              <w:bottom w:val="single" w:sz="4" w:space="0" w:color="CCCCCC"/>
-              <w:left w:val="single" w:sz="4" w:space="0" w:color="CCCCCC"/>
-              <w:right w:val="single" w:sz="4" w:space="0" w:color="CCCCCC"/>
-            </w:tcBorders>
-          </w:tcPr>
-          <w:p>
-            <w:pPr>
-              <w:spacing w:before="60" w:after="60" w:line="252" w:lineRule="auto"/>
-              <w:jc w:val="left"/>
-            </w:pPr>
-            <w:r/>
-            <w:r>
-              <w:rPr>
-                <w:b/>
-              </w:rPr>
-              <w:t>652.25</w:t>
-            </w:r>
-          </w:p>
-        </w:tc>
-        <w:tc>
-          <w:tcPr>
-            <w:tcW w:type="dxa" w:w="3456"/>
-            <w:shd w:fill="F8FAFC"/>
-            <w:tcMar>
-              <w:top w:w="100" w:type="dxa"/>
-              <w:bottom w:w="100" w:type="dxa"/>
-              <w:left w:w="120" w:type="dxa"/>
-              <w:right w:w="120" w:type="dxa"/>
-            </w:tcMar>
-            <w:tcBorders>
-              <w:top w:val="single" w:sz="4" w:space="0" w:color="CCCCCC"/>
-              <w:bottom w:val="single" w:sz="4" w:space="0" w:color="CCCCCC"/>
-              <w:left w:val="single" w:sz="4" w:space="0" w:color="CCCCCC"/>
-              <w:right w:val="single" w:sz="4" w:space="0" w:color="CCCCCC"/>
-            </w:tcBorders>
-          </w:tcPr>
-          <w:p>
-            <w:pPr>
-              <w:spacing w:before="60" w:after="60" w:line="252" w:lineRule="auto"/>
-              <w:jc w:val="left"/>
-            </w:pPr>
-            <w:r/>
-            <w:r>
-              <w:rPr>
-                <w:b/>
-              </w:rPr>
-              <w:t>-0.25</w:t>
-            </w:r>
-          </w:p>
-        </w:tc>
-        <w:tc>
-          <w:tcPr>
-            <w:tcW w:type="dxa" w:w="1440"/>
-            <w:shd w:fill="F8FAFC"/>
-            <w:tcMar>
-              <w:top w:w="100" w:type="dxa"/>
-              <w:bottom w:w="100" w:type="dxa"/>
-              <w:left w:w="120" w:type="dxa"/>
-              <w:right w:w="120" w:type="dxa"/>
-            </w:tcMar>
-            <w:tcBorders>
-              <w:top w:val="single" w:sz="4" w:space="0" w:color="CCCCCC"/>
-              <w:bottom w:val="single" w:sz="4" w:space="0" w:color="CCCCCC"/>
-              <w:left w:val="single" w:sz="4" w:space="0" w:color="CCCCCC"/>
-              <w:right w:val="single" w:sz="4" w:space="0" w:color="CCCCCC"/>
-            </w:tcBorders>
-          </w:tcPr>
-          <w:p>
-            <w:pPr>
-              <w:spacing w:before="60" w:after="60" w:line="252" w:lineRule="auto"/>
-              <w:jc w:val="left"/>
-            </w:pPr>
-            <w:r/>
-            <w:r>
-              <w:t>BEAR</w:t>
-            </w:r>
-          </w:p>
-        </w:tc>
-      </w:tr>
-      <w:tr>
-        <w:tc>
-          <w:tcPr>
-            <w:tcW w:type="dxa" w:w="1584"/>
-            <w:shd w:fill="FFFFFF"/>
-            <w:tcMar>
-              <w:top w:w="100" w:type="dxa"/>
-              <w:bottom w:w="100" w:type="dxa"/>
-              <w:left w:w="120" w:type="dxa"/>
-              <w:right w:w="120" w:type="dxa"/>
-            </w:tcMar>
-            <w:tcBorders>
-              <w:top w:val="single" w:sz="4" w:space="0" w:color="CCCCCC"/>
-              <w:bottom w:val="single" w:sz="4" w:space="0" w:color="CCCCCC"/>
-              <w:left w:val="single" w:sz="4" w:space="0" w:color="CCCCCC"/>
-              <w:right w:val="single" w:sz="4" w:space="0" w:color="CCCCCC"/>
-            </w:tcBorders>
-          </w:tcPr>
-          <w:p>
-            <w:pPr>
-              <w:spacing w:before="60" w:after="60" w:line="252" w:lineRule="auto"/>
-              <w:jc w:val="left"/>
-            </w:pPr>
-            <w:r/>
-            <w:r>
-              <w:rPr>
-                <w:b/>
-              </w:rPr>
-              <w:t>Thu 22/10</w:t>
-            </w:r>
-          </w:p>
-        </w:tc>
-        <w:tc>
-          <w:tcPr>
-            <w:tcW w:type="dxa" w:w="864"/>
-            <w:shd w:fill="FFFFFF"/>
-            <w:tcMar>
-              <w:top w:w="100" w:type="dxa"/>
-              <w:bottom w:w="100" w:type="dxa"/>
-              <w:left w:w="120" w:type="dxa"/>
-              <w:right w:w="120" w:type="dxa"/>
-            </w:tcMar>
-            <w:tcBorders>
-              <w:top w:val="single" w:sz="4" w:space="0" w:color="CCCCCC"/>
-              <w:bottom w:val="single" w:sz="4" w:space="0" w:color="CCCCCC"/>
-              <w:left w:val="single" w:sz="4" w:space="0" w:color="CCCCCC"/>
-              <w:right w:val="single" w:sz="4" w:space="0" w:color="CCCCCC"/>
-            </w:tcBorders>
-          </w:tcPr>
-          <w:p>
-            <w:pPr>
-              <w:spacing w:before="60" w:after="60" w:line="252" w:lineRule="auto"/>
-              <w:jc w:val="left"/>
-            </w:pPr>
-            <w:r/>
-            <w:r>
-              <w:t>Asia 11-15</w:t>
-            </w:r>
-          </w:p>
-        </w:tc>
-        <w:tc>
-          <w:tcPr>
-            <w:tcW w:type="dxa" w:w="1440"/>
-            <w:shd w:fill="FFFFFF"/>
-            <w:tcMar>
-              <w:top w:w="100" w:type="dxa"/>
-              <w:bottom w:w="100" w:type="dxa"/>
-              <w:left w:w="120" w:type="dxa"/>
-              <w:right w:w="120" w:type="dxa"/>
-            </w:tcMar>
-            <w:tcBorders>
-              <w:top w:val="single" w:sz="4" w:space="0" w:color="CCCCCC"/>
-              <w:bottom w:val="single" w:sz="4" w:space="0" w:color="CCCCCC"/>
-              <w:left w:val="single" w:sz="4" w:space="0" w:color="CCCCCC"/>
-              <w:right w:val="single" w:sz="4" w:space="0" w:color="CCCCCC"/>
-            </w:tcBorders>
-          </w:tcPr>
-          <w:p>
-            <w:pPr>
-              <w:spacing w:before="60" w:after="60" w:line="252" w:lineRule="auto"/>
-              <w:jc w:val="left"/>
-            </w:pPr>
-            <w:r/>
-            <w:r>
-              <w:t>652.25</w:t>
-            </w:r>
-          </w:p>
-        </w:tc>
-        <w:tc>
-          <w:tcPr>
-            <w:tcW w:type="dxa" w:w="2016"/>
-            <w:shd w:fill="FFFFFF"/>
-            <w:tcMar>
-              <w:top w:w="100" w:type="dxa"/>
-              <w:bottom w:w="100" w:type="dxa"/>
-              <w:left w:w="120" w:type="dxa"/>
-              <w:right w:w="120" w:type="dxa"/>
-            </w:tcMar>
-            <w:tcBorders>
-              <w:top w:val="single" w:sz="4" w:space="0" w:color="CCCCCC"/>
-              <w:bottom w:val="single" w:sz="4" w:space="0" w:color="CCCCCC"/>
-              <w:left w:val="single" w:sz="4" w:space="0" w:color="CCCCCC"/>
-              <w:right w:val="single" w:sz="4" w:space="0" w:color="CCCCCC"/>
-            </w:tcBorders>
-          </w:tcPr>
-          <w:p>
-            <w:pPr>
-              <w:spacing w:before="60" w:after="60" w:line="252" w:lineRule="auto"/>
-              <w:jc w:val="left"/>
-            </w:pPr>
-            <w:r/>
-            <w:r>
-              <w:t>662.00</w:t>
-            </w:r>
-          </w:p>
-        </w:tc>
-        <w:tc>
-          <w:tcPr>
-            <w:tcW w:type="dxa" w:w="1152"/>
-            <w:shd w:fill="FFFFFF"/>
-            <w:tcMar>
-              <w:top w:w="100" w:type="dxa"/>
-              <w:bottom w:w="100" w:type="dxa"/>
-              <w:left w:w="120" w:type="dxa"/>
-              <w:right w:w="120" w:type="dxa"/>
-            </w:tcMar>
-            <w:tcBorders>
-              <w:top w:val="single" w:sz="4" w:space="0" w:color="CCCCCC"/>
-              <w:bottom w:val="single" w:sz="4" w:space="0" w:color="CCCCCC"/>
-              <w:left w:val="single" w:sz="4" w:space="0" w:color="CCCCCC"/>
-              <w:right w:val="single" w:sz="4" w:space="0" w:color="CCCCCC"/>
-            </w:tcBorders>
-          </w:tcPr>
-          <w:p>
-            <w:pPr>
-              <w:spacing w:before="60" w:after="60" w:line="252" w:lineRule="auto"/>
-              <w:jc w:val="left"/>
-            </w:pPr>
-            <w:r/>
-            <w:r>
-              <w:t>642.50</w:t>
-            </w:r>
-          </w:p>
-        </w:tc>
-        <w:tc>
-          <w:tcPr>
-            <w:tcW w:type="dxa" w:w="1728"/>
-            <w:shd w:fill="FFFFFF"/>
-            <w:tcMar>
-              <w:top w:w="100" w:type="dxa"/>
-              <w:bottom w:w="100" w:type="dxa"/>
-              <w:left w:w="120" w:type="dxa"/>
-              <w:right w:w="120" w:type="dxa"/>
-            </w:tcMar>
-            <w:tcBorders>
-              <w:top w:val="single" w:sz="4" w:space="0" w:color="CCCCCC"/>
-              <w:bottom w:val="single" w:sz="4" w:space="0" w:color="CCCCCC"/>
-              <w:left w:val="single" w:sz="4" w:space="0" w:color="CCCCCC"/>
-              <w:right w:val="single" w:sz="4" w:space="0" w:color="CCCCCC"/>
-            </w:tcBorders>
-          </w:tcPr>
-          <w:p>
-            <w:pPr>
-              <w:spacing w:before="60" w:after="60" w:line="252" w:lineRule="auto"/>
-              <w:jc w:val="left"/>
-            </w:pPr>
-            <w:r/>
-            <w:r>
-              <w:rPr>
-                <w:b/>
-              </w:rPr>
-              <w:t>652.75</w:t>
-            </w:r>
-          </w:p>
-        </w:tc>
-        <w:tc>
-          <w:tcPr>
-            <w:tcW w:type="dxa" w:w="3456"/>
-            <w:shd w:fill="FFFFFF"/>
-            <w:tcMar>
-              <w:top w:w="100" w:type="dxa"/>
-              <w:bottom w:w="100" w:type="dxa"/>
-              <w:left w:w="120" w:type="dxa"/>
-              <w:right w:w="120" w:type="dxa"/>
-            </w:tcMar>
-            <w:tcBorders>
-              <w:top w:val="single" w:sz="4" w:space="0" w:color="CCCCCC"/>
-              <w:bottom w:val="single" w:sz="4" w:space="0" w:color="CCCCCC"/>
-              <w:left w:val="single" w:sz="4" w:space="0" w:color="CCCCCC"/>
-              <w:right w:val="single" w:sz="4" w:space="0" w:color="CCCCCC"/>
-            </w:tcBorders>
-          </w:tcPr>
-          <w:p>
-            <w:pPr>
-              <w:spacing w:before="60" w:after="60" w:line="252" w:lineRule="auto"/>
-              <w:jc w:val="left"/>
-            </w:pPr>
-            <w:r/>
-            <w:r>
-              <w:rPr>
-                <w:b/>
-              </w:rPr>
-              <w:t>+0.50</w:t>
-            </w:r>
-          </w:p>
-        </w:tc>
-        <w:tc>
-          <w:tcPr>
-            <w:tcW w:type="dxa" w:w="1440"/>
-            <w:shd w:fill="FFFFFF"/>
-            <w:tcMar>
-              <w:top w:w="100" w:type="dxa"/>
-              <w:bottom w:w="100" w:type="dxa"/>
-              <w:left w:w="120" w:type="dxa"/>
-              <w:right w:w="120" w:type="dxa"/>
-            </w:tcMar>
-            <w:tcBorders>
-              <w:top w:val="single" w:sz="4" w:space="0" w:color="CCCCCC"/>
-              <w:bottom w:val="single" w:sz="4" w:space="0" w:color="CCCCCC"/>
-              <w:left w:val="single" w:sz="4" w:space="0" w:color="CCCCCC"/>
-              <w:right w:val="single" w:sz="4" w:space="0" w:color="CCCCCC"/>
-            </w:tcBorders>
-          </w:tcPr>
-          <w:p>
-            <w:pPr>
-              <w:spacing w:before="60" w:after="60" w:line="252" w:lineRule="auto"/>
-              <w:jc w:val="left"/>
-            </w:pPr>
-            <w:r/>
-            <w:r>
-              <w:t>BULL</w:t>
-            </w:r>
-          </w:p>
-        </w:tc>
-      </w:tr>
-      <w:tr>
-        <w:tc>
-          <w:tcPr>
-            <w:tcW w:type="dxa" w:w="1584"/>
-            <w:shd w:fill="F8FAFC"/>
-            <w:tcMar>
-              <w:top w:w="100" w:type="dxa"/>
-              <w:bottom w:w="100" w:type="dxa"/>
-              <w:left w:w="120" w:type="dxa"/>
-              <w:right w:w="120" w:type="dxa"/>
-            </w:tcMar>
-            <w:tcBorders>
-              <w:top w:val="single" w:sz="4" w:space="0" w:color="CCCCCC"/>
-              <w:bottom w:val="single" w:sz="4" w:space="0" w:color="CCCCCC"/>
-              <w:left w:val="single" w:sz="4" w:space="0" w:color="CCCCCC"/>
-              <w:right w:val="single" w:sz="4" w:space="0" w:color="CCCCCC"/>
-            </w:tcBorders>
-          </w:tcPr>
-          <w:p>
-            <w:pPr>
-              <w:spacing w:before="60" w:after="60" w:line="252" w:lineRule="auto"/>
-              <w:jc w:val="left"/>
-            </w:pPr>
-            <w:r/>
-            <w:r>
-              <w:rPr>
-                <w:b/>
-              </w:rPr>
-              <w:t>Thu 22/10</w:t>
-            </w:r>
-          </w:p>
-        </w:tc>
-        <w:tc>
-          <w:tcPr>
-            <w:tcW w:type="dxa" w:w="864"/>
-            <w:shd w:fill="F8FAFC"/>
-            <w:tcMar>
-              <w:top w:w="100" w:type="dxa"/>
-              <w:bottom w:w="100" w:type="dxa"/>
-              <w:left w:w="120" w:type="dxa"/>
-              <w:right w:w="120" w:type="dxa"/>
-            </w:tcMar>
-            <w:tcBorders>
-              <w:top w:val="single" w:sz="4" w:space="0" w:color="CCCCCC"/>
-              <w:bottom w:val="single" w:sz="4" w:space="0" w:color="CCCCCC"/>
-              <w:left w:val="single" w:sz="4" w:space="0" w:color="CCCCCC"/>
-              <w:right w:val="single" w:sz="4" w:space="0" w:color="CCCCCC"/>
-            </w:tcBorders>
-          </w:tcPr>
-          <w:p>
-            <w:pPr>
-              <w:spacing w:before="60" w:after="60" w:line="252" w:lineRule="auto"/>
-              <w:jc w:val="left"/>
-            </w:pPr>
-            <w:r/>
-            <w:r>
-              <w:t>London 15-19</w:t>
-            </w:r>
-          </w:p>
-        </w:tc>
-        <w:tc>
-          <w:tcPr>
-            <w:tcW w:type="dxa" w:w="1440"/>
-            <w:shd w:fill="F8FAFC"/>
-            <w:tcMar>
-              <w:top w:w="100" w:type="dxa"/>
-              <w:bottom w:w="100" w:type="dxa"/>
-              <w:left w:w="120" w:type="dxa"/>
-              <w:right w:w="120" w:type="dxa"/>
-            </w:tcMar>
-            <w:tcBorders>
-              <w:top w:val="single" w:sz="4" w:space="0" w:color="CCCCCC"/>
-              <w:bottom w:val="single" w:sz="4" w:space="0" w:color="CCCCCC"/>
-              <w:left w:val="single" w:sz="4" w:space="0" w:color="CCCCCC"/>
-              <w:right w:val="single" w:sz="4" w:space="0" w:color="CCCCCC"/>
-            </w:tcBorders>
-          </w:tcPr>
-          <w:p>
-            <w:pPr>
-              <w:spacing w:before="60" w:after="60" w:line="252" w:lineRule="auto"/>
-              <w:jc w:val="left"/>
-            </w:pPr>
-            <w:r/>
-            <w:r>
-              <w:t>652.75</w:t>
-            </w:r>
-          </w:p>
-        </w:tc>
-        <w:tc>
-          <w:tcPr>
-            <w:tcW w:type="dxa" w:w="2016"/>
-            <w:shd w:fill="F8FAFC"/>
-            <w:tcMar>
-              <w:top w:w="100" w:type="dxa"/>
-              <w:bottom w:w="100" w:type="dxa"/>
-              <w:left w:w="120" w:type="dxa"/>
-              <w:right w:w="120" w:type="dxa"/>
-            </w:tcMar>
-            <w:tcBorders>
-              <w:top w:val="single" w:sz="4" w:space="0" w:color="CCCCCC"/>
-              <w:bottom w:val="single" w:sz="4" w:space="0" w:color="CCCCCC"/>
-              <w:left w:val="single" w:sz="4" w:space="0" w:color="CCCCCC"/>
-              <w:right w:val="single" w:sz="4" w:space="0" w:color="CCCCCC"/>
-            </w:tcBorders>
-          </w:tcPr>
-          <w:p>
-            <w:pPr>
-              <w:spacing w:before="60" w:after="60" w:line="252" w:lineRule="auto"/>
-              <w:jc w:val="left"/>
-            </w:pPr>
-            <w:r/>
-            <w:r>
-              <w:t>663.50</w:t>
-            </w:r>
-          </w:p>
-        </w:tc>
-        <w:tc>
-          <w:tcPr>
-            <w:tcW w:type="dxa" w:w="1152"/>
-            <w:shd w:fill="F8FAFC"/>
-            <w:tcMar>
-              <w:top w:w="100" w:type="dxa"/>
-              <w:bottom w:w="100" w:type="dxa"/>
-              <w:left w:w="120" w:type="dxa"/>
-              <w:right w:w="120" w:type="dxa"/>
-            </w:tcMar>
-            <w:tcBorders>
-              <w:top w:val="single" w:sz="4" w:space="0" w:color="CCCCCC"/>
-              <w:bottom w:val="single" w:sz="4" w:space="0" w:color="CCCCCC"/>
-              <w:left w:val="single" w:sz="4" w:space="0" w:color="CCCCCC"/>
-              <w:right w:val="single" w:sz="4" w:space="0" w:color="CCCCCC"/>
-            </w:tcBorders>
-          </w:tcPr>
-          <w:p>
-            <w:pPr>
-              <w:spacing w:before="60" w:after="60" w:line="252" w:lineRule="auto"/>
-              <w:jc w:val="left"/>
-            </w:pPr>
-            <w:r/>
-            <w:r>
-              <w:t>645.50</w:t>
-            </w:r>
-          </w:p>
-        </w:tc>
-        <w:tc>
-          <w:tcPr>
-            <w:tcW w:type="dxa" w:w="1728"/>
-            <w:shd w:fill="F8FAFC"/>
-            <w:tcMar>
-              <w:top w:w="100" w:type="dxa"/>
-              <w:bottom w:w="100" w:type="dxa"/>
-              <w:left w:w="120" w:type="dxa"/>
-              <w:right w:w="120" w:type="dxa"/>
-            </w:tcMar>
-            <w:tcBorders>
-              <w:top w:val="single" w:sz="4" w:space="0" w:color="CCCCCC"/>
-              <w:bottom w:val="single" w:sz="4" w:space="0" w:color="CCCCCC"/>
-              <w:left w:val="single" w:sz="4" w:space="0" w:color="CCCCCC"/>
-              <w:right w:val="single" w:sz="4" w:space="0" w:color="CCCCCC"/>
-            </w:tcBorders>
-          </w:tcPr>
-          <w:p>
-            <w:pPr>
-              <w:spacing w:before="60" w:after="60" w:line="252" w:lineRule="auto"/>
-              <w:jc w:val="left"/>
-            </w:pPr>
-            <w:r/>
-            <w:r>
-              <w:rPr>
-                <w:b/>
-              </w:rPr>
-              <w:t>653.50</w:t>
-            </w:r>
-          </w:p>
-        </w:tc>
-        <w:tc>
-          <w:tcPr>
-            <w:tcW w:type="dxa" w:w="3456"/>
-            <w:shd w:fill="F8FAFC"/>
-            <w:tcMar>
-              <w:top w:w="100" w:type="dxa"/>
-              <w:bottom w:w="100" w:type="dxa"/>
-              <w:left w:w="120" w:type="dxa"/>
-              <w:right w:w="120" w:type="dxa"/>
-            </w:tcMar>
-            <w:tcBorders>
-              <w:top w:val="single" w:sz="4" w:space="0" w:color="CCCCCC"/>
-              <w:bottom w:val="single" w:sz="4" w:space="0" w:color="CCCCCC"/>
-              <w:left w:val="single" w:sz="4" w:space="0" w:color="CCCCCC"/>
-              <w:right w:val="single" w:sz="4" w:space="0" w:color="CCCCCC"/>
-            </w:tcBorders>
-          </w:tcPr>
-          <w:p>
-            <w:pPr>
-              <w:spacing w:before="60" w:after="60" w:line="252" w:lineRule="auto"/>
-              <w:jc w:val="left"/>
-            </w:pPr>
-            <w:r/>
-            <w:r>
-              <w:rPr>
-                <w:b/>
-              </w:rPr>
-              <w:t>+0.75</w:t>
-            </w:r>
-          </w:p>
-        </w:tc>
-        <w:tc>
-          <w:tcPr>
-            <w:tcW w:type="dxa" w:w="1440"/>
-            <w:shd w:fill="F8FAFC"/>
-            <w:tcMar>
-              <w:top w:w="100" w:type="dxa"/>
-              <w:bottom w:w="100" w:type="dxa"/>
-              <w:left w:w="120" w:type="dxa"/>
-              <w:right w:w="120" w:type="dxa"/>
-            </w:tcMar>
-            <w:tcBorders>
-              <w:top w:val="single" w:sz="4" w:space="0" w:color="CCCCCC"/>
-              <w:bottom w:val="single" w:sz="4" w:space="0" w:color="CCCCCC"/>
-              <w:left w:val="single" w:sz="4" w:space="0" w:color="CCCCCC"/>
-              <w:right w:val="single" w:sz="4" w:space="0" w:color="CCCCCC"/>
-            </w:tcBorders>
-          </w:tcPr>
-          <w:p>
-            <w:pPr>
-              <w:spacing w:before="60" w:after="60" w:line="252" w:lineRule="auto"/>
-              <w:jc w:val="left"/>
-            </w:pPr>
-            <w:r/>
-            <w:r>
-              <w:t>BULL</w:t>
-            </w:r>
-          </w:p>
-        </w:tc>
-      </w:tr>
-      <w:tr>
-        <w:tc>
-          <w:tcPr>
-            <w:tcW w:type="dxa" w:w="1584"/>
-            <w:shd w:fill="FFFFFF"/>
-            <w:tcMar>
-              <w:top w:w="100" w:type="dxa"/>
-              <w:bottom w:w="100" w:type="dxa"/>
-              <w:left w:w="120" w:type="dxa"/>
-              <w:right w:w="120" w:type="dxa"/>
-            </w:tcMar>
-            <w:tcBorders>
-              <w:top w:val="single" w:sz="4" w:space="0" w:color="CCCCCC"/>
-              <w:bottom w:val="single" w:sz="4" w:space="0" w:color="CCCCCC"/>
-              <w:left w:val="single" w:sz="4" w:space="0" w:color="CCCCCC"/>
-              <w:right w:val="single" w:sz="4" w:space="0" w:color="CCCCCC"/>
-            </w:tcBorders>
-          </w:tcPr>
-          <w:p>
-            <w:pPr>
-              <w:spacing w:before="60" w:after="60" w:line="252" w:lineRule="auto"/>
-              <w:jc w:val="left"/>
-            </w:pPr>
-            <w:r/>
-            <w:r>
-              <w:rPr>
-                <w:b/>
-              </w:rPr>
-              <w:t>Thu 22/10</w:t>
-            </w:r>
-          </w:p>
-        </w:tc>
-        <w:tc>
-          <w:tcPr>
-            <w:tcW w:type="dxa" w:w="864"/>
-            <w:shd w:fill="FFFFFF"/>
-            <w:tcMar>
-              <w:top w:w="100" w:type="dxa"/>
-              <w:bottom w:w="100" w:type="dxa"/>
-              <w:left w:w="120" w:type="dxa"/>
-              <w:right w:w="120" w:type="dxa"/>
-            </w:tcMar>
-            <w:tcBorders>
-              <w:top w:val="single" w:sz="4" w:space="0" w:color="CCCCCC"/>
-              <w:bottom w:val="single" w:sz="4" w:space="0" w:color="CCCCCC"/>
-              <w:left w:val="single" w:sz="4" w:space="0" w:color="CCCCCC"/>
-              <w:right w:val="single" w:sz="4" w:space="0" w:color="CCCCCC"/>
-            </w:tcBorders>
-          </w:tcPr>
-          <w:p>
-            <w:pPr>
-              <w:spacing w:before="60" w:after="60" w:line="252" w:lineRule="auto"/>
-              <w:jc w:val="left"/>
-            </w:pPr>
-            <w:r/>
-            <w:r>
-              <w:t>Pre-NY 19-21</w:t>
-            </w:r>
-          </w:p>
-        </w:tc>
-        <w:tc>
-          <w:tcPr>
-            <w:tcW w:type="dxa" w:w="1440"/>
-            <w:shd w:fill="FFFFFF"/>
-            <w:tcMar>
-              <w:top w:w="100" w:type="dxa"/>
-              <w:bottom w:w="100" w:type="dxa"/>
-              <w:left w:w="120" w:type="dxa"/>
-              <w:right w:w="120" w:type="dxa"/>
-            </w:tcMar>
-            <w:tcBorders>
-              <w:top w:val="single" w:sz="4" w:space="0" w:color="CCCCCC"/>
-              <w:bottom w:val="single" w:sz="4" w:space="0" w:color="CCCCCC"/>
-              <w:left w:val="single" w:sz="4" w:space="0" w:color="CCCCCC"/>
-              <w:right w:val="single" w:sz="4" w:space="0" w:color="CCCCCC"/>
-            </w:tcBorders>
-          </w:tcPr>
-          <w:p>
-            <w:pPr>
-              <w:spacing w:before="60" w:after="60" w:line="252" w:lineRule="auto"/>
-              <w:jc w:val="left"/>
-            </w:pPr>
-            <w:r/>
-            <w:r>
-              <w:t>653.50</w:t>
-            </w:r>
-          </w:p>
-        </w:tc>
-        <w:tc>
-          <w:tcPr>
-            <w:tcW w:type="dxa" w:w="2016"/>
-            <w:shd w:fill="FFFFFF"/>
-            <w:tcMar>
-              <w:top w:w="100" w:type="dxa"/>
-              <w:bottom w:w="100" w:type="dxa"/>
-              <w:left w:w="120" w:type="dxa"/>
-              <w:right w:w="120" w:type="dxa"/>
-            </w:tcMar>
-            <w:tcBorders>
-              <w:top w:val="single" w:sz="4" w:space="0" w:color="CCCCCC"/>
-              <w:bottom w:val="single" w:sz="4" w:space="0" w:color="CCCCCC"/>
-              <w:left w:val="single" w:sz="4" w:space="0" w:color="CCCCCC"/>
-              <w:right w:val="single" w:sz="4" w:space="0" w:color="CCCCCC"/>
-            </w:tcBorders>
-          </w:tcPr>
-          <w:p>
-            <w:pPr>
-              <w:spacing w:before="60" w:after="60" w:line="252" w:lineRule="auto"/>
-              <w:jc w:val="left"/>
-            </w:pPr>
-            <w:r/>
-            <w:r>
-              <w:t>660.00</w:t>
-            </w:r>
-          </w:p>
-        </w:tc>
-        <w:tc>
-          <w:tcPr>
-            <w:tcW w:type="dxa" w:w="1152"/>
-            <w:shd w:fill="FFFFFF"/>
-            <w:tcMar>
-              <w:top w:w="100" w:type="dxa"/>
-              <w:bottom w:w="100" w:type="dxa"/>
-              <w:left w:w="120" w:type="dxa"/>
-              <w:right w:w="120" w:type="dxa"/>
-            </w:tcMar>
-            <w:tcBorders>
-              <w:top w:val="single" w:sz="4" w:space="0" w:color="CCCCCC"/>
-              <w:bottom w:val="single" w:sz="4" w:space="0" w:color="CCCCCC"/>
-              <w:left w:val="single" w:sz="4" w:space="0" w:color="CCCCCC"/>
-              <w:right w:val="single" w:sz="4" w:space="0" w:color="CCCCCC"/>
-            </w:tcBorders>
-          </w:tcPr>
-          <w:p>
-            <w:pPr>
-              <w:spacing w:before="60" w:after="60" w:line="252" w:lineRule="auto"/>
-              <w:jc w:val="left"/>
-            </w:pPr>
-            <w:r/>
-            <w:r>
-              <w:t>645.00</w:t>
-            </w:r>
-          </w:p>
-        </w:tc>
-        <w:tc>
-          <w:tcPr>
-            <w:tcW w:type="dxa" w:w="1728"/>
-            <w:shd w:fill="FFFFFF"/>
-            <w:tcMar>
-              <w:top w:w="100" w:type="dxa"/>
-              <w:bottom w:w="100" w:type="dxa"/>
-              <w:left w:w="120" w:type="dxa"/>
-              <w:right w:w="120" w:type="dxa"/>
-            </w:tcMar>
-            <w:tcBorders>
-              <w:top w:val="single" w:sz="4" w:space="0" w:color="CCCCCC"/>
-              <w:bottom w:val="single" w:sz="4" w:space="0" w:color="CCCCCC"/>
-              <w:left w:val="single" w:sz="4" w:space="0" w:color="CCCCCC"/>
-              <w:right w:val="single" w:sz="4" w:space="0" w:color="CCCCCC"/>
-            </w:tcBorders>
-          </w:tcPr>
-          <w:p>
-            <w:pPr>
-              <w:spacing w:before="60" w:after="60" w:line="252" w:lineRule="auto"/>
-              <w:jc w:val="left"/>
-            </w:pPr>
-            <w:r/>
-            <w:r>
-              <w:rPr>
-                <w:b/>
-              </w:rPr>
-              <w:t>654.00</w:t>
-            </w:r>
-          </w:p>
-        </w:tc>
-        <w:tc>
-          <w:tcPr>
-            <w:tcW w:type="dxa" w:w="3456"/>
-            <w:shd w:fill="FFFFFF"/>
-            <w:tcMar>
-              <w:top w:w="100" w:type="dxa"/>
-              <w:bottom w:w="100" w:type="dxa"/>
-              <w:left w:w="120" w:type="dxa"/>
-              <w:right w:w="120" w:type="dxa"/>
-            </w:tcMar>
-            <w:tcBorders>
-              <w:top w:val="single" w:sz="4" w:space="0" w:color="CCCCCC"/>
-              <w:bottom w:val="single" w:sz="4" w:space="0" w:color="CCCCCC"/>
-              <w:left w:val="single" w:sz="4" w:space="0" w:color="CCCCCC"/>
-              <w:right w:val="single" w:sz="4" w:space="0" w:color="CCCCCC"/>
-            </w:tcBorders>
-          </w:tcPr>
-          <w:p>
-            <w:pPr>
-              <w:spacing w:before="60" w:after="60" w:line="252" w:lineRule="auto"/>
-              <w:jc w:val="left"/>
-            </w:pPr>
-            <w:r/>
-            <w:r>
-              <w:rPr>
-                <w:b/>
-              </w:rPr>
-              <w:t>+0.50</w:t>
-            </w:r>
-          </w:p>
-        </w:tc>
-        <w:tc>
-          <w:tcPr>
-            <w:tcW w:type="dxa" w:w="1440"/>
-            <w:shd w:fill="FFFFFF"/>
-            <w:tcMar>
-              <w:top w:w="100" w:type="dxa"/>
-              <w:bottom w:w="100" w:type="dxa"/>
-              <w:left w:w="120" w:type="dxa"/>
-              <w:right w:w="120" w:type="dxa"/>
-            </w:tcMar>
-            <w:tcBorders>
-              <w:top w:val="single" w:sz="4" w:space="0" w:color="CCCCCC"/>
-              <w:bottom w:val="single" w:sz="4" w:space="0" w:color="CCCCCC"/>
-              <w:left w:val="single" w:sz="4" w:space="0" w:color="CCCCCC"/>
-              <w:right w:val="single" w:sz="4" w:space="0" w:color="CCCCCC"/>
-            </w:tcBorders>
-          </w:tcPr>
-          <w:p>
-            <w:pPr>
-              <w:spacing w:before="60" w:after="60" w:line="252" w:lineRule="auto"/>
-              <w:jc w:val="left"/>
-            </w:pPr>
-            <w:r/>
-            <w:r>
-              <w:t>BULL</w:t>
-            </w:r>
-          </w:p>
-        </w:tc>
-      </w:tr>
-      <w:tr>
-        <w:tc>
-          <w:tcPr>
-            <w:tcW w:type="dxa" w:w="1584"/>
-            <w:shd w:fill="F8FAFC"/>
-            <w:tcMar>
-              <w:top w:w="100" w:type="dxa"/>
-              <w:bottom w:w="100" w:type="dxa"/>
-              <w:left w:w="120" w:type="dxa"/>
-              <w:right w:w="120" w:type="dxa"/>
-            </w:tcMar>
-            <w:tcBorders>
-              <w:top w:val="single" w:sz="4" w:space="0" w:color="CCCCCC"/>
-              <w:bottom w:val="single" w:sz="4" w:space="0" w:color="CCCCCC"/>
-              <w:left w:val="single" w:sz="4" w:space="0" w:color="CCCCCC"/>
-              <w:right w:val="single" w:sz="4" w:space="0" w:color="CCCCCC"/>
-            </w:tcBorders>
-          </w:tcPr>
-          <w:p>
-            <w:pPr>
-              <w:spacing w:before="60" w:after="60" w:line="252" w:lineRule="auto"/>
-              <w:jc w:val="left"/>
-            </w:pPr>
-            <w:r/>
-            <w:r>
-              <w:rPr>
-                <w:b/>
-              </w:rPr>
-              <w:t>Thu 22/10</w:t>
-            </w:r>
-          </w:p>
-        </w:tc>
-        <w:tc>
-          <w:tcPr>
-            <w:tcW w:type="dxa" w:w="864"/>
-            <w:shd w:fill="F8FAFC"/>
-            <w:tcMar>
-              <w:top w:w="100" w:type="dxa"/>
-              <w:bottom w:w="100" w:type="dxa"/>
-              <w:left w:w="120" w:type="dxa"/>
-              <w:right w:w="120" w:type="dxa"/>
-            </w:tcMar>
-            <w:tcBorders>
-              <w:top w:val="single" w:sz="4" w:space="0" w:color="CCCCCC"/>
-              <w:bottom w:val="single" w:sz="4" w:space="0" w:color="CCCCCC"/>
-              <w:left w:val="single" w:sz="4" w:space="0" w:color="CCCCCC"/>
-              <w:right w:val="single" w:sz="4" w:space="0" w:color="CCCCCC"/>
-            </w:tcBorders>
-          </w:tcPr>
-          <w:p>
-            <w:pPr>
-              <w:spacing w:before="60" w:after="60" w:line="252" w:lineRule="auto"/>
-              <w:jc w:val="left"/>
-            </w:pPr>
-            <w:r/>
-            <w:r>
-              <w:t>NY Open 21-23</w:t>
-            </w:r>
-          </w:p>
-        </w:tc>
-        <w:tc>
-          <w:tcPr>
-            <w:tcW w:type="dxa" w:w="1440"/>
-            <w:shd w:fill="F8FAFC"/>
-            <w:tcMar>
-              <w:top w:w="100" w:type="dxa"/>
-              <w:bottom w:w="100" w:type="dxa"/>
-              <w:left w:w="120" w:type="dxa"/>
-              <w:right w:w="120" w:type="dxa"/>
-            </w:tcMar>
-            <w:tcBorders>
-              <w:top w:val="single" w:sz="4" w:space="0" w:color="CCCCCC"/>
-              <w:bottom w:val="single" w:sz="4" w:space="0" w:color="CCCCCC"/>
-              <w:left w:val="single" w:sz="4" w:space="0" w:color="CCCCCC"/>
-              <w:right w:val="single" w:sz="4" w:space="0" w:color="CCCCCC"/>
-            </w:tcBorders>
-          </w:tcPr>
-          <w:p>
-            <w:pPr>
-              <w:spacing w:before="60" w:after="60" w:line="252" w:lineRule="auto"/>
-              <w:jc w:val="left"/>
-            </w:pPr>
-            <w:r/>
-            <w:r>
-              <w:t>654.00</w:t>
-            </w:r>
-          </w:p>
-        </w:tc>
-        <w:tc>
-          <w:tcPr>
-            <w:tcW w:type="dxa" w:w="2016"/>
-            <w:shd w:fill="F8FAFC"/>
-            <w:tcMar>
-              <w:top w:w="100" w:type="dxa"/>
-              <w:bottom w:w="100" w:type="dxa"/>
-              <w:left w:w="120" w:type="dxa"/>
-              <w:right w:w="120" w:type="dxa"/>
-            </w:tcMar>
-            <w:tcBorders>
-              <w:top w:val="single" w:sz="4" w:space="0" w:color="CCCCCC"/>
-              <w:bottom w:val="single" w:sz="4" w:space="0" w:color="CCCCCC"/>
-              <w:left w:val="single" w:sz="4" w:space="0" w:color="CCCCCC"/>
-              <w:right w:val="single" w:sz="4" w:space="0" w:color="CCCCCC"/>
-            </w:tcBorders>
-          </w:tcPr>
-          <w:p>
-            <w:pPr>
-              <w:spacing w:before="60" w:after="60" w:line="252" w:lineRule="auto"/>
-              <w:jc w:val="left"/>
-            </w:pPr>
-            <w:r/>
-            <w:r>
-              <w:t>665.00</w:t>
-            </w:r>
-          </w:p>
-        </w:tc>
-        <w:tc>
-          <w:tcPr>
-            <w:tcW w:type="dxa" w:w="1152"/>
-            <w:shd w:fill="F8FAFC"/>
-            <w:tcMar>
-              <w:top w:w="100" w:type="dxa"/>
-              <w:bottom w:w="100" w:type="dxa"/>
-              <w:left w:w="120" w:type="dxa"/>
-              <w:right w:w="120" w:type="dxa"/>
-            </w:tcMar>
-            <w:tcBorders>
-              <w:top w:val="single" w:sz="4" w:space="0" w:color="CCCCCC"/>
-              <w:bottom w:val="single" w:sz="4" w:space="0" w:color="CCCCCC"/>
-              <w:left w:val="single" w:sz="4" w:space="0" w:color="CCCCCC"/>
-              <w:right w:val="single" w:sz="4" w:space="0" w:color="CCCCCC"/>
-            </w:tcBorders>
-          </w:tcPr>
-          <w:p>
-            <w:pPr>
-              <w:spacing w:before="60" w:after="60" w:line="252" w:lineRule="auto"/>
-              <w:jc w:val="left"/>
-            </w:pPr>
-            <w:r/>
-            <w:r>
-              <w:t>642.25</w:t>
-            </w:r>
-          </w:p>
-        </w:tc>
-        <w:tc>
-          <w:tcPr>
-            <w:tcW w:type="dxa" w:w="1728"/>
-            <w:shd w:fill="F8FAFC"/>
-            <w:tcMar>
-              <w:top w:w="100" w:type="dxa"/>
-              <w:bottom w:w="100" w:type="dxa"/>
-              <w:left w:w="120" w:type="dxa"/>
-              <w:right w:w="120" w:type="dxa"/>
-            </w:tcMar>
-            <w:tcBorders>
-              <w:top w:val="single" w:sz="4" w:space="0" w:color="CCCCCC"/>
-              <w:bottom w:val="single" w:sz="4" w:space="0" w:color="CCCCCC"/>
-              <w:left w:val="single" w:sz="4" w:space="0" w:color="CCCCCC"/>
-              <w:right w:val="single" w:sz="4" w:space="0" w:color="CCCCCC"/>
-            </w:tcBorders>
-          </w:tcPr>
-          <w:p>
-            <w:pPr>
-              <w:spacing w:before="60" w:after="60" w:line="252" w:lineRule="auto"/>
-              <w:jc w:val="left"/>
-            </w:pPr>
-            <w:r/>
-            <w:r>
-              <w:rPr>
-                <w:b/>
-              </w:rPr>
-              <w:t>657.50</w:t>
-            </w:r>
-          </w:p>
-        </w:tc>
-        <w:tc>
-          <w:tcPr>
-            <w:tcW w:type="dxa" w:w="3456"/>
-            <w:shd w:fill="F8FAFC"/>
-            <w:tcMar>
-              <w:top w:w="100" w:type="dxa"/>
-              <w:bottom w:w="100" w:type="dxa"/>
-              <w:left w:w="120" w:type="dxa"/>
-              <w:right w:w="120" w:type="dxa"/>
-            </w:tcMar>
-            <w:tcBorders>
-              <w:top w:val="single" w:sz="4" w:space="0" w:color="CCCCCC"/>
-              <w:bottom w:val="single" w:sz="4" w:space="0" w:color="CCCCCC"/>
-              <w:left w:val="single" w:sz="4" w:space="0" w:color="CCCCCC"/>
-              <w:right w:val="single" w:sz="4" w:space="0" w:color="CCCCCC"/>
-            </w:tcBorders>
-          </w:tcPr>
-          <w:p>
-            <w:pPr>
-              <w:spacing w:before="60" w:after="60" w:line="252" w:lineRule="auto"/>
-              <w:jc w:val="left"/>
-            </w:pPr>
-            <w:r/>
-            <w:r>
-              <w:rPr>
-                <w:b/>
-              </w:rPr>
-              <w:t>+3.50</w:t>
-            </w:r>
-          </w:p>
-        </w:tc>
-        <w:tc>
-          <w:tcPr>
-            <w:tcW w:type="dxa" w:w="1440"/>
-            <w:shd w:fill="F8FAFC"/>
-            <w:tcMar>
-              <w:top w:w="100" w:type="dxa"/>
-              <w:bottom w:w="100" w:type="dxa"/>
-              <w:left w:w="120" w:type="dxa"/>
-              <w:right w:w="120" w:type="dxa"/>
-            </w:tcMar>
-            <w:tcBorders>
-              <w:top w:val="single" w:sz="4" w:space="0" w:color="CCCCCC"/>
-              <w:bottom w:val="single" w:sz="4" w:space="0" w:color="CCCCCC"/>
-              <w:left w:val="single" w:sz="4" w:space="0" w:color="CCCCCC"/>
-              <w:right w:val="single" w:sz="4" w:space="0" w:color="CCCCCC"/>
-            </w:tcBorders>
-          </w:tcPr>
-          <w:p>
-            <w:pPr>
-              <w:spacing w:before="60" w:after="60" w:line="252" w:lineRule="auto"/>
-              <w:jc w:val="left"/>
-            </w:pPr>
-            <w:r/>
-            <w:r>
-              <w:t>BULL</w:t>
-            </w:r>
-          </w:p>
-        </w:tc>
-      </w:tr>
-      <w:tr>
-        <w:tc>
-          <w:tcPr>
-            <w:tcW w:type="dxa" w:w="1584"/>
-            <w:shd w:fill="FFFFFF"/>
-            <w:tcMar>
-              <w:top w:w="100" w:type="dxa"/>
-              <w:bottom w:w="100" w:type="dxa"/>
-              <w:left w:w="120" w:type="dxa"/>
-              <w:right w:w="120" w:type="dxa"/>
-            </w:tcMar>
-            <w:tcBorders>
-              <w:top w:val="single" w:sz="4" w:space="0" w:color="CCCCCC"/>
-              <w:bottom w:val="single" w:sz="4" w:space="0" w:color="CCCCCC"/>
-              <w:left w:val="single" w:sz="4" w:space="0" w:color="CCCCCC"/>
-              <w:right w:val="single" w:sz="4" w:space="0" w:color="CCCCCC"/>
-            </w:tcBorders>
-          </w:tcPr>
-          <w:p>
-            <w:pPr>
-              <w:spacing w:before="60" w:after="60" w:line="252" w:lineRule="auto"/>
-              <w:jc w:val="left"/>
-            </w:pPr>
-            <w:r/>
-            <w:r>
-              <w:rPr>
-                <w:b/>
-              </w:rPr>
-              <w:t>Thu 22/10</w:t>
-            </w:r>
-          </w:p>
-        </w:tc>
-        <w:tc>
-          <w:tcPr>
-            <w:tcW w:type="dxa" w:w="864"/>
-            <w:shd w:fill="FFFFFF"/>
-            <w:tcMar>
-              <w:top w:w="100" w:type="dxa"/>
-              <w:bottom w:w="100" w:type="dxa"/>
-              <w:left w:w="120" w:type="dxa"/>
-              <w:right w:w="120" w:type="dxa"/>
-            </w:tcMar>
-            <w:tcBorders>
-              <w:top w:val="single" w:sz="4" w:space="0" w:color="CCCCCC"/>
-              <w:bottom w:val="single" w:sz="4" w:space="0" w:color="CCCCCC"/>
-              <w:left w:val="single" w:sz="4" w:space="0" w:color="CCCCCC"/>
-              <w:right w:val="single" w:sz="4" w:space="0" w:color="CCCCCC"/>
-            </w:tcBorders>
-          </w:tcPr>
-          <w:p>
-            <w:pPr>
-              <w:spacing w:before="60" w:after="60" w:line="252" w:lineRule="auto"/>
-              <w:jc w:val="left"/>
-            </w:pPr>
-            <w:r/>
-            <w:r>
-              <w:t>NY Close 23-01</w:t>
-            </w:r>
-          </w:p>
-        </w:tc>
-        <w:tc>
-          <w:tcPr>
-            <w:tcW w:type="dxa" w:w="1440"/>
-            <w:shd w:fill="FFFFFF"/>
-            <w:tcMar>
-              <w:top w:w="100" w:type="dxa"/>
-              <w:bottom w:w="100" w:type="dxa"/>
-              <w:left w:w="120" w:type="dxa"/>
-              <w:right w:w="120" w:type="dxa"/>
-            </w:tcMar>
-            <w:tcBorders>
-              <w:top w:val="single" w:sz="4" w:space="0" w:color="CCCCCC"/>
-              <w:bottom w:val="single" w:sz="4" w:space="0" w:color="CCCCCC"/>
-              <w:left w:val="single" w:sz="4" w:space="0" w:color="CCCCCC"/>
-              <w:right w:val="single" w:sz="4" w:space="0" w:color="CCCCCC"/>
-            </w:tcBorders>
-          </w:tcPr>
-          <w:p>
-            <w:pPr>
-              <w:spacing w:before="60" w:after="60" w:line="252" w:lineRule="auto"/>
-              <w:jc w:val="left"/>
-            </w:pPr>
-            <w:r/>
-            <w:r>
-              <w:t>657.50</w:t>
-            </w:r>
-          </w:p>
-        </w:tc>
-        <w:tc>
-          <w:tcPr>
-            <w:tcW w:type="dxa" w:w="2016"/>
-            <w:shd w:fill="FFFFFF"/>
-            <w:tcMar>
-              <w:top w:w="100" w:type="dxa"/>
-              <w:bottom w:w="100" w:type="dxa"/>
-              <w:left w:w="120" w:type="dxa"/>
-              <w:right w:w="120" w:type="dxa"/>
-            </w:tcMar>
-            <w:tcBorders>
-              <w:top w:val="single" w:sz="4" w:space="0" w:color="CCCCCC"/>
-              <w:bottom w:val="single" w:sz="4" w:space="0" w:color="CCCCCC"/>
-              <w:left w:val="single" w:sz="4" w:space="0" w:color="CCCCCC"/>
-              <w:right w:val="single" w:sz="4" w:space="0" w:color="CCCCCC"/>
-            </w:tcBorders>
-          </w:tcPr>
-          <w:p>
-            <w:pPr>
-              <w:spacing w:before="60" w:after="60" w:line="252" w:lineRule="auto"/>
-              <w:jc w:val="left"/>
-            </w:pPr>
-            <w:r/>
-            <w:r>
-              <w:t>663.00</w:t>
-            </w:r>
-          </w:p>
-        </w:tc>
-        <w:tc>
-          <w:tcPr>
-            <w:tcW w:type="dxa" w:w="1152"/>
-            <w:shd w:fill="FFFFFF"/>
-            <w:tcMar>
-              <w:top w:w="100" w:type="dxa"/>
-              <w:bottom w:w="100" w:type="dxa"/>
-              <w:left w:w="120" w:type="dxa"/>
-              <w:right w:w="120" w:type="dxa"/>
-            </w:tcMar>
-            <w:tcBorders>
-              <w:top w:val="single" w:sz="4" w:space="0" w:color="CCCCCC"/>
-              <w:bottom w:val="single" w:sz="4" w:space="0" w:color="CCCCCC"/>
-              <w:left w:val="single" w:sz="4" w:space="0" w:color="CCCCCC"/>
-              <w:right w:val="single" w:sz="4" w:space="0" w:color="CCCCCC"/>
-            </w:tcBorders>
-          </w:tcPr>
-          <w:p>
-            <w:pPr>
-              <w:spacing w:before="60" w:after="60" w:line="252" w:lineRule="auto"/>
-              <w:jc w:val="left"/>
-            </w:pPr>
-            <w:r/>
-            <w:r>
-              <w:t>649.75</w:t>
-            </w:r>
-          </w:p>
-        </w:tc>
-        <w:tc>
-          <w:tcPr>
-            <w:tcW w:type="dxa" w:w="1728"/>
-            <w:shd w:fill="FFFFFF"/>
-            <w:tcMar>
-              <w:top w:w="100" w:type="dxa"/>
-              <w:bottom w:w="100" w:type="dxa"/>
-              <w:left w:w="120" w:type="dxa"/>
-              <w:right w:w="120" w:type="dxa"/>
-            </w:tcMar>
-            <w:tcBorders>
-              <w:top w:val="single" w:sz="4" w:space="0" w:color="CCCCCC"/>
-              <w:bottom w:val="single" w:sz="4" w:space="0" w:color="CCCCCC"/>
-              <w:left w:val="single" w:sz="4" w:space="0" w:color="CCCCCC"/>
-              <w:right w:val="single" w:sz="4" w:space="0" w:color="CCCCCC"/>
-            </w:tcBorders>
-          </w:tcPr>
-          <w:p>
-            <w:pPr>
-              <w:spacing w:before="60" w:after="60" w:line="252" w:lineRule="auto"/>
-              <w:jc w:val="left"/>
-            </w:pPr>
-            <w:r/>
-            <w:r>
-              <w:rPr>
-                <w:b/>
-              </w:rPr>
-              <w:t>658.25</w:t>
-            </w:r>
-          </w:p>
-        </w:tc>
-        <w:tc>
-          <w:tcPr>
-            <w:tcW w:type="dxa" w:w="3456"/>
-            <w:shd w:fill="FFFFFF"/>
-            <w:tcMar>
-              <w:top w:w="100" w:type="dxa"/>
-              <w:bottom w:w="100" w:type="dxa"/>
-              <w:left w:w="120" w:type="dxa"/>
-              <w:right w:w="120" w:type="dxa"/>
-            </w:tcMar>
-            <w:tcBorders>
-              <w:top w:val="single" w:sz="4" w:space="0" w:color="CCCCCC"/>
-              <w:bottom w:val="single" w:sz="4" w:space="0" w:color="CCCCCC"/>
-              <w:left w:val="single" w:sz="4" w:space="0" w:color="CCCCCC"/>
-              <w:right w:val="single" w:sz="4" w:space="0" w:color="CCCCCC"/>
-            </w:tcBorders>
-          </w:tcPr>
-          <w:p>
-            <w:pPr>
-              <w:spacing w:before="60" w:after="60" w:line="252" w:lineRule="auto"/>
-              <w:jc w:val="left"/>
-            </w:pPr>
-            <w:r/>
-            <w:r>
-              <w:rPr>
-                <w:b/>
-              </w:rPr>
-              <w:t>+0.75</w:t>
-            </w:r>
-          </w:p>
-        </w:tc>
-        <w:tc>
-          <w:tcPr>
-            <w:tcW w:type="dxa" w:w="1440"/>
-            <w:shd w:fill="FFFFFF"/>
-            <w:tcMar>
-              <w:top w:w="100" w:type="dxa"/>
-              <w:bottom w:w="100" w:type="dxa"/>
-              <w:left w:w="120" w:type="dxa"/>
-              <w:right w:w="120" w:type="dxa"/>
-            </w:tcMar>
-            <w:tcBorders>
-              <w:top w:val="single" w:sz="4" w:space="0" w:color="CCCCCC"/>
-              <w:bottom w:val="single" w:sz="4" w:space="0" w:color="CCCCCC"/>
-              <w:left w:val="single" w:sz="4" w:space="0" w:color="CCCCCC"/>
-              <w:right w:val="single" w:sz="4" w:space="0" w:color="CCCCCC"/>
-            </w:tcBorders>
-          </w:tcPr>
-          <w:p>
-            <w:pPr>
-              <w:spacing w:before="60" w:after="60" w:line="252" w:lineRule="auto"/>
-              <w:jc w:val="left"/>
-            </w:pPr>
-            <w:r/>
-            <w:r>
-              <w:t>BULL</w:t>
-            </w:r>
-          </w:p>
-        </w:tc>
-      </w:tr>
-      <w:tr>
-        <w:tc>
-          <w:tcPr>
-            <w:tcW w:type="dxa" w:w="1584"/>
-            <w:shd w:fill="F8FAFC"/>
-            <w:tcMar>
-              <w:top w:w="100" w:type="dxa"/>
-              <w:bottom w:w="100" w:type="dxa"/>
-              <w:left w:w="120" w:type="dxa"/>
-              <w:right w:w="120" w:type="dxa"/>
-            </w:tcMar>
-            <w:tcBorders>
-              <w:top w:val="single" w:sz="4" w:space="0" w:color="CCCCCC"/>
-              <w:bottom w:val="single" w:sz="4" w:space="0" w:color="CCCCCC"/>
-              <w:left w:val="single" w:sz="4" w:space="0" w:color="CCCCCC"/>
-              <w:right w:val="single" w:sz="4" w:space="0" w:color="CCCCCC"/>
-            </w:tcBorders>
-          </w:tcPr>
-          <w:p>
-            <w:pPr>
-              <w:spacing w:before="60" w:after="60" w:line="252" w:lineRule="auto"/>
-              <w:jc w:val="left"/>
-            </w:pPr>
-            <w:r/>
-            <w:r>
-              <w:rPr>
-                <w:b/>
-              </w:rPr>
-              <w:t>Fri 23/10</w:t>
-            </w:r>
-          </w:p>
-        </w:tc>
-        <w:tc>
-          <w:tcPr>
-            <w:tcW w:type="dxa" w:w="864"/>
-            <w:shd w:fill="F8FAFC"/>
-            <w:tcMar>
-              <w:top w:w="100" w:type="dxa"/>
-              <w:bottom w:w="100" w:type="dxa"/>
-              <w:left w:w="120" w:type="dxa"/>
-              <w:right w:w="120" w:type="dxa"/>
-            </w:tcMar>
-            <w:tcBorders>
-              <w:top w:val="single" w:sz="4" w:space="0" w:color="CCCCCC"/>
-              <w:bottom w:val="single" w:sz="4" w:space="0" w:color="CCCCCC"/>
-              <w:left w:val="single" w:sz="4" w:space="0" w:color="CCCCCC"/>
-              <w:right w:val="single" w:sz="4" w:space="0" w:color="CCCCCC"/>
-            </w:tcBorders>
-          </w:tcPr>
-          <w:p>
-            <w:pPr>
-              <w:spacing w:before="60" w:after="60" w:line="252" w:lineRule="auto"/>
-              <w:jc w:val="left"/>
-            </w:pPr>
-            <w:r/>
-            <w:r>
-              <w:t>Asia 07-11</w:t>
-            </w:r>
-          </w:p>
-        </w:tc>
-        <w:tc>
-          <w:tcPr>
-            <w:tcW w:type="dxa" w:w="1440"/>
-            <w:shd w:fill="F8FAFC"/>
-            <w:tcMar>
-              <w:top w:w="100" w:type="dxa"/>
-              <w:bottom w:w="100" w:type="dxa"/>
-              <w:left w:w="120" w:type="dxa"/>
-              <w:right w:w="120" w:type="dxa"/>
-            </w:tcMar>
-            <w:tcBorders>
-              <w:top w:val="single" w:sz="4" w:space="0" w:color="CCCCCC"/>
-              <w:bottom w:val="single" w:sz="4" w:space="0" w:color="CCCCCC"/>
-              <w:left w:val="single" w:sz="4" w:space="0" w:color="CCCCCC"/>
-              <w:right w:val="single" w:sz="4" w:space="0" w:color="CCCCCC"/>
-            </w:tcBorders>
-          </w:tcPr>
-          <w:p>
-            <w:pPr>
-              <w:spacing w:before="60" w:after="60" w:line="252" w:lineRule="auto"/>
-              <w:jc w:val="left"/>
-            </w:pPr>
-            <w:r/>
-            <w:r>
-              <w:t>658.25</w:t>
-            </w:r>
-          </w:p>
-        </w:tc>
-        <w:tc>
-          <w:tcPr>
-            <w:tcW w:type="dxa" w:w="2016"/>
-            <w:shd w:fill="F8FAFC"/>
-            <w:tcMar>
-              <w:top w:w="100" w:type="dxa"/>
-              <w:bottom w:w="100" w:type="dxa"/>
-              <w:left w:w="120" w:type="dxa"/>
-              <w:right w:w="120" w:type="dxa"/>
-            </w:tcMar>
-            <w:tcBorders>
-              <w:top w:val="single" w:sz="4" w:space="0" w:color="CCCCCC"/>
-              <w:bottom w:val="single" w:sz="4" w:space="0" w:color="CCCCCC"/>
-              <w:left w:val="single" w:sz="4" w:space="0" w:color="CCCCCC"/>
-              <w:right w:val="single" w:sz="4" w:space="0" w:color="CCCCCC"/>
-            </w:tcBorders>
-          </w:tcPr>
-          <w:p>
-            <w:pPr>
-              <w:spacing w:before="60" w:after="60" w:line="252" w:lineRule="auto"/>
-              <w:jc w:val="left"/>
-            </w:pPr>
-            <w:r/>
-            <w:r>
-              <w:t>667.50</w:t>
-            </w:r>
-          </w:p>
-        </w:tc>
-        <w:tc>
-          <w:tcPr>
-            <w:tcW w:type="dxa" w:w="1152"/>
-            <w:shd w:fill="F8FAFC"/>
-            <w:tcMar>
-              <w:top w:w="100" w:type="dxa"/>
-              <w:bottom w:w="100" w:type="dxa"/>
-              <w:left w:w="120" w:type="dxa"/>
-              <w:right w:w="120" w:type="dxa"/>
-            </w:tcMar>
-            <w:tcBorders>
-              <w:top w:val="single" w:sz="4" w:space="0" w:color="CCCCCC"/>
-              <w:bottom w:val="single" w:sz="4" w:space="0" w:color="CCCCCC"/>
-              <w:left w:val="single" w:sz="4" w:space="0" w:color="CCCCCC"/>
-              <w:right w:val="single" w:sz="4" w:space="0" w:color="CCCCCC"/>
-            </w:tcBorders>
-          </w:tcPr>
-          <w:p>
-            <w:pPr>
-              <w:spacing w:before="60" w:after="60" w:line="252" w:lineRule="auto"/>
-              <w:jc w:val="left"/>
-            </w:pPr>
-            <w:r/>
-            <w:r>
-              <w:t>651.75</w:t>
-            </w:r>
-          </w:p>
-        </w:tc>
-        <w:tc>
-          <w:tcPr>
-            <w:tcW w:type="dxa" w:w="1728"/>
-            <w:shd w:fill="F8FAFC"/>
-            <w:tcMar>
-              <w:top w:w="100" w:type="dxa"/>
-              <w:bottom w:w="100" w:type="dxa"/>
-              <w:left w:w="120" w:type="dxa"/>
-              <w:right w:w="120" w:type="dxa"/>
-            </w:tcMar>
-            <w:tcBorders>
-              <w:top w:val="single" w:sz="4" w:space="0" w:color="CCCCCC"/>
-              <w:bottom w:val="single" w:sz="4" w:space="0" w:color="CCCCCC"/>
-              <w:left w:val="single" w:sz="4" w:space="0" w:color="CCCCCC"/>
-              <w:right w:val="single" w:sz="4" w:space="0" w:color="CCCCCC"/>
-            </w:tcBorders>
-          </w:tcPr>
-          <w:p>
-            <w:pPr>
-              <w:spacing w:before="60" w:after="60" w:line="252" w:lineRule="auto"/>
-              <w:jc w:val="left"/>
-            </w:pPr>
-            <w:r/>
-            <w:r>
-              <w:rPr>
-                <w:b/>
-              </w:rPr>
-              <w:t>657.50</w:t>
-            </w:r>
-          </w:p>
-        </w:tc>
-        <w:tc>
-          <w:tcPr>
-            <w:tcW w:type="dxa" w:w="3456"/>
-            <w:shd w:fill="F8FAFC"/>
-            <w:tcMar>
-              <w:top w:w="100" w:type="dxa"/>
-              <w:bottom w:w="100" w:type="dxa"/>
-              <w:left w:w="120" w:type="dxa"/>
-              <w:right w:w="120" w:type="dxa"/>
-            </w:tcMar>
-            <w:tcBorders>
-              <w:top w:val="single" w:sz="4" w:space="0" w:color="CCCCCC"/>
-              <w:bottom w:val="single" w:sz="4" w:space="0" w:color="CCCCCC"/>
-              <w:left w:val="single" w:sz="4" w:space="0" w:color="CCCCCC"/>
-              <w:right w:val="single" w:sz="4" w:space="0" w:color="CCCCCC"/>
-            </w:tcBorders>
-          </w:tcPr>
-          <w:p>
-            <w:pPr>
-              <w:spacing w:before="60" w:after="60" w:line="252" w:lineRule="auto"/>
-              <w:jc w:val="left"/>
-            </w:pPr>
-            <w:r/>
-            <w:r>
-              <w:rPr>
-                <w:b/>
-              </w:rPr>
-              <w:t>-0.75</w:t>
-            </w:r>
-          </w:p>
-        </w:tc>
-        <w:tc>
-          <w:tcPr>
-            <w:tcW w:type="dxa" w:w="1440"/>
-            <w:shd w:fill="F8FAFC"/>
-            <w:tcMar>
-              <w:top w:w="100" w:type="dxa"/>
-              <w:bottom w:w="100" w:type="dxa"/>
-              <w:left w:w="120" w:type="dxa"/>
-              <w:right w:w="120" w:type="dxa"/>
-            </w:tcMar>
-            <w:tcBorders>
-              <w:top w:val="single" w:sz="4" w:space="0" w:color="CCCCCC"/>
-              <w:bottom w:val="single" w:sz="4" w:space="0" w:color="CCCCCC"/>
-              <w:left w:val="single" w:sz="4" w:space="0" w:color="CCCCCC"/>
-              <w:right w:val="single" w:sz="4" w:space="0" w:color="CCCCCC"/>
-            </w:tcBorders>
-          </w:tcPr>
-          <w:p>
-            <w:pPr>
-              <w:spacing w:before="60" w:after="60" w:line="252" w:lineRule="auto"/>
-              <w:jc w:val="left"/>
-            </w:pPr>
-            <w:r/>
-            <w:r>
-              <w:t>BEAR</w:t>
-            </w:r>
-          </w:p>
-        </w:tc>
-      </w:tr>
-      <w:tr>
-        <w:tc>
-          <w:tcPr>
-            <w:tcW w:type="dxa" w:w="1584"/>
-            <w:shd w:fill="FFFFFF"/>
-            <w:tcMar>
-              <w:top w:w="100" w:type="dxa"/>
-              <w:bottom w:w="100" w:type="dxa"/>
-              <w:left w:w="120" w:type="dxa"/>
-              <w:right w:w="120" w:type="dxa"/>
-            </w:tcMar>
-            <w:tcBorders>
-              <w:top w:val="single" w:sz="4" w:space="0" w:color="CCCCCC"/>
-              <w:bottom w:val="single" w:sz="4" w:space="0" w:color="CCCCCC"/>
-              <w:left w:val="single" w:sz="4" w:space="0" w:color="CCCCCC"/>
-              <w:right w:val="single" w:sz="4" w:space="0" w:color="CCCCCC"/>
-            </w:tcBorders>
-          </w:tcPr>
-          <w:p>
-            <w:pPr>
-              <w:spacing w:before="60" w:after="60" w:line="252" w:lineRule="auto"/>
-              <w:jc w:val="left"/>
-            </w:pPr>
-            <w:r/>
-            <w:r>
-              <w:rPr>
-                <w:b/>
-              </w:rPr>
-              <w:t>Fri 23/10</w:t>
-            </w:r>
-          </w:p>
-        </w:tc>
-        <w:tc>
-          <w:tcPr>
-            <w:tcW w:type="dxa" w:w="864"/>
-            <w:shd w:fill="FFFFFF"/>
-            <w:tcMar>
-              <w:top w:w="100" w:type="dxa"/>
-              <w:bottom w:w="100" w:type="dxa"/>
-              <w:left w:w="120" w:type="dxa"/>
-              <w:right w:w="120" w:type="dxa"/>
-            </w:tcMar>
-            <w:tcBorders>
-              <w:top w:val="single" w:sz="4" w:space="0" w:color="CCCCCC"/>
-              <w:bottom w:val="single" w:sz="4" w:space="0" w:color="CCCCCC"/>
-              <w:left w:val="single" w:sz="4" w:space="0" w:color="CCCCCC"/>
-              <w:right w:val="single" w:sz="4" w:space="0" w:color="CCCCCC"/>
-            </w:tcBorders>
-          </w:tcPr>
-          <w:p>
-            <w:pPr>
-              <w:spacing w:before="60" w:after="60" w:line="252" w:lineRule="auto"/>
-              <w:jc w:val="left"/>
-            </w:pPr>
-            <w:r/>
-            <w:r>
-              <w:t>Asia 11-15</w:t>
-            </w:r>
-          </w:p>
-        </w:tc>
-        <w:tc>
-          <w:tcPr>
-            <w:tcW w:type="dxa" w:w="1440"/>
-            <w:shd w:fill="FFFFFF"/>
-            <w:tcMar>
-              <w:top w:w="100" w:type="dxa"/>
-              <w:bottom w:w="100" w:type="dxa"/>
-              <w:left w:w="120" w:type="dxa"/>
-              <w:right w:w="120" w:type="dxa"/>
-            </w:tcMar>
-            <w:tcBorders>
-              <w:top w:val="single" w:sz="4" w:space="0" w:color="CCCCCC"/>
-              <w:bottom w:val="single" w:sz="4" w:space="0" w:color="CCCCCC"/>
-              <w:left w:val="single" w:sz="4" w:space="0" w:color="CCCCCC"/>
-              <w:right w:val="single" w:sz="4" w:space="0" w:color="CCCCCC"/>
-            </w:tcBorders>
-          </w:tcPr>
-          <w:p>
-            <w:pPr>
-              <w:spacing w:before="60" w:after="60" w:line="252" w:lineRule="auto"/>
-              <w:jc w:val="left"/>
-            </w:pPr>
-            <w:r/>
-            <w:r>
-              <w:t>657.50</w:t>
-            </w:r>
-          </w:p>
-        </w:tc>
-        <w:tc>
-          <w:tcPr>
-            <w:tcW w:type="dxa" w:w="2016"/>
-            <w:shd w:fill="FFFFFF"/>
-            <w:tcMar>
-              <w:top w:w="100" w:type="dxa"/>
-              <w:bottom w:w="100" w:type="dxa"/>
-              <w:left w:w="120" w:type="dxa"/>
-              <w:right w:w="120" w:type="dxa"/>
-            </w:tcMar>
-            <w:tcBorders>
-              <w:top w:val="single" w:sz="4" w:space="0" w:color="CCCCCC"/>
-              <w:bottom w:val="single" w:sz="4" w:space="0" w:color="CCCCCC"/>
-              <w:left w:val="single" w:sz="4" w:space="0" w:color="CCCCCC"/>
-              <w:right w:val="single" w:sz="4" w:space="0" w:color="CCCCCC"/>
-            </w:tcBorders>
-          </w:tcPr>
-          <w:p>
-            <w:pPr>
-              <w:spacing w:before="60" w:after="60" w:line="252" w:lineRule="auto"/>
-              <w:jc w:val="left"/>
-            </w:pPr>
-            <w:r/>
-            <w:r>
-              <w:t>665.00</w:t>
-            </w:r>
-          </w:p>
-        </w:tc>
-        <w:tc>
-          <w:tcPr>
-            <w:tcW w:type="dxa" w:w="1152"/>
-            <w:shd w:fill="FFFFFF"/>
-            <w:tcMar>
-              <w:top w:w="100" w:type="dxa"/>
-              <w:bottom w:w="100" w:type="dxa"/>
-              <w:left w:w="120" w:type="dxa"/>
-              <w:right w:w="120" w:type="dxa"/>
-            </w:tcMar>
-            <w:tcBorders>
-              <w:top w:val="single" w:sz="4" w:space="0" w:color="CCCCCC"/>
-              <w:bottom w:val="single" w:sz="4" w:space="0" w:color="CCCCCC"/>
-              <w:left w:val="single" w:sz="4" w:space="0" w:color="CCCCCC"/>
-              <w:right w:val="single" w:sz="4" w:space="0" w:color="CCCCCC"/>
-            </w:tcBorders>
-          </w:tcPr>
-          <w:p>
-            <w:pPr>
-              <w:spacing w:before="60" w:after="60" w:line="252" w:lineRule="auto"/>
-              <w:jc w:val="left"/>
-            </w:pPr>
-            <w:r/>
-            <w:r>
-              <w:t>651.50</w:t>
-            </w:r>
-          </w:p>
-        </w:tc>
-        <w:tc>
-          <w:tcPr>
-            <w:tcW w:type="dxa" w:w="1728"/>
-            <w:shd w:fill="FFFFFF"/>
-            <w:tcMar>
-              <w:top w:w="100" w:type="dxa"/>
-              <w:bottom w:w="100" w:type="dxa"/>
-              <w:left w:w="120" w:type="dxa"/>
-              <w:right w:w="120" w:type="dxa"/>
-            </w:tcMar>
-            <w:tcBorders>
-              <w:top w:val="single" w:sz="4" w:space="0" w:color="CCCCCC"/>
-              <w:bottom w:val="single" w:sz="4" w:space="0" w:color="CCCCCC"/>
-              <w:left w:val="single" w:sz="4" w:space="0" w:color="CCCCCC"/>
-              <w:right w:val="single" w:sz="4" w:space="0" w:color="CCCCCC"/>
-            </w:tcBorders>
-          </w:tcPr>
-          <w:p>
-            <w:pPr>
-              <w:spacing w:before="60" w:after="60" w:line="252" w:lineRule="auto"/>
-              <w:jc w:val="left"/>
-            </w:pPr>
-            <w:r/>
-            <w:r>
-              <w:rPr>
-                <w:b/>
-              </w:rPr>
-              <w:t>656.50</w:t>
-            </w:r>
-          </w:p>
-        </w:tc>
-        <w:tc>
-          <w:tcPr>
-            <w:tcW w:type="dxa" w:w="3456"/>
-            <w:shd w:fill="FFFFFF"/>
-            <w:tcMar>
-              <w:top w:w="100" w:type="dxa"/>
-              <w:bottom w:w="100" w:type="dxa"/>
-              <w:left w:w="120" w:type="dxa"/>
-              <w:right w:w="120" w:type="dxa"/>
-            </w:tcMar>
-            <w:tcBorders>
-              <w:top w:val="single" w:sz="4" w:space="0" w:color="CCCCCC"/>
-              <w:bottom w:val="single" w:sz="4" w:space="0" w:color="CCCCCC"/>
-              <w:left w:val="single" w:sz="4" w:space="0" w:color="CCCCCC"/>
-              <w:right w:val="single" w:sz="4" w:space="0" w:color="CCCCCC"/>
-            </w:tcBorders>
-          </w:tcPr>
-          <w:p>
-            <w:pPr>
-              <w:spacing w:before="60" w:after="60" w:line="252" w:lineRule="auto"/>
-              <w:jc w:val="left"/>
-            </w:pPr>
-            <w:r/>
-            <w:r>
-              <w:rPr>
-                <w:b/>
-              </w:rPr>
-              <w:t>-1.00</w:t>
-            </w:r>
-          </w:p>
-        </w:tc>
-        <w:tc>
-          <w:tcPr>
-            <w:tcW w:type="dxa" w:w="1440"/>
-            <w:shd w:fill="FFFFFF"/>
-            <w:tcMar>
-              <w:top w:w="100" w:type="dxa"/>
-              <w:bottom w:w="100" w:type="dxa"/>
-              <w:left w:w="120" w:type="dxa"/>
-              <w:right w:w="120" w:type="dxa"/>
-            </w:tcMar>
-            <w:tcBorders>
-              <w:top w:val="single" w:sz="4" w:space="0" w:color="CCCCCC"/>
-              <w:bottom w:val="single" w:sz="4" w:space="0" w:color="CCCCCC"/>
-              <w:left w:val="single" w:sz="4" w:space="0" w:color="CCCCCC"/>
-              <w:right w:val="single" w:sz="4" w:space="0" w:color="CCCCCC"/>
-            </w:tcBorders>
-          </w:tcPr>
-          <w:p>
-            <w:pPr>
-              <w:spacing w:before="60" w:after="60" w:line="252" w:lineRule="auto"/>
-              <w:jc w:val="left"/>
-            </w:pPr>
-            <w:r/>
-            <w:r>
-              <w:t>BEAR</w:t>
-            </w:r>
-          </w:p>
-        </w:tc>
-      </w:tr>
-      <w:tr>
-        <w:tc>
-          <w:tcPr>
-            <w:tcW w:type="dxa" w:w="1584"/>
-            <w:shd w:fill="F8FAFC"/>
-            <w:tcMar>
-              <w:top w:w="100" w:type="dxa"/>
-              <w:bottom w:w="100" w:type="dxa"/>
-              <w:left w:w="120" w:type="dxa"/>
-              <w:right w:w="120" w:type="dxa"/>
-            </w:tcMar>
-            <w:tcBorders>
-              <w:top w:val="single" w:sz="4" w:space="0" w:color="CCCCCC"/>
-              <w:bottom w:val="single" w:sz="4" w:space="0" w:color="CCCCCC"/>
-              <w:left w:val="single" w:sz="4" w:space="0" w:color="CCCCCC"/>
-              <w:right w:val="single" w:sz="4" w:space="0" w:color="CCCCCC"/>
-            </w:tcBorders>
-          </w:tcPr>
-          <w:p>
-            <w:pPr>
-              <w:spacing w:before="60" w:after="60" w:line="252" w:lineRule="auto"/>
-              <w:jc w:val="left"/>
-            </w:pPr>
-            <w:r/>
-            <w:r>
-              <w:rPr>
-                <w:b/>
-              </w:rPr>
-              <w:t>Fri 23/10</w:t>
-            </w:r>
-          </w:p>
-        </w:tc>
-        <w:tc>
-          <w:tcPr>
-            <w:tcW w:type="dxa" w:w="864"/>
-            <w:shd w:fill="F8FAFC"/>
-            <w:tcMar>
-              <w:top w:w="100" w:type="dxa"/>
-              <w:bottom w:w="100" w:type="dxa"/>
-              <w:left w:w="120" w:type="dxa"/>
-              <w:right w:w="120" w:type="dxa"/>
-            </w:tcMar>
-            <w:tcBorders>
-              <w:top w:val="single" w:sz="4" w:space="0" w:color="CCCCCC"/>
-              <w:bottom w:val="single" w:sz="4" w:space="0" w:color="CCCCCC"/>
-              <w:left w:val="single" w:sz="4" w:space="0" w:color="CCCCCC"/>
-              <w:right w:val="single" w:sz="4" w:space="0" w:color="CCCCCC"/>
-            </w:tcBorders>
-          </w:tcPr>
-          <w:p>
-            <w:pPr>
-              <w:spacing w:before="60" w:after="60" w:line="252" w:lineRule="auto"/>
-              <w:jc w:val="left"/>
-            </w:pPr>
-            <w:r/>
-            <w:r>
-              <w:t>London 15-19</w:t>
-            </w:r>
-          </w:p>
-        </w:tc>
-        <w:tc>
-          <w:tcPr>
-            <w:tcW w:type="dxa" w:w="1440"/>
-            <w:shd w:fill="F8FAFC"/>
-            <w:tcMar>
-              <w:top w:w="100" w:type="dxa"/>
-              <w:bottom w:w="100" w:type="dxa"/>
-              <w:left w:w="120" w:type="dxa"/>
-              <w:right w:w="120" w:type="dxa"/>
-            </w:tcMar>
-            <w:tcBorders>
-              <w:top w:val="single" w:sz="4" w:space="0" w:color="CCCCCC"/>
-              <w:bottom w:val="single" w:sz="4" w:space="0" w:color="CCCCCC"/>
-              <w:left w:val="single" w:sz="4" w:space="0" w:color="CCCCCC"/>
-              <w:right w:val="single" w:sz="4" w:space="0" w:color="CCCCCC"/>
-            </w:tcBorders>
-          </w:tcPr>
-          <w:p>
-            <w:pPr>
-              <w:spacing w:before="60" w:after="60" w:line="252" w:lineRule="auto"/>
-              <w:jc w:val="left"/>
-            </w:pPr>
-            <w:r/>
-            <w:r>
-              <w:t>656.50</w:t>
-            </w:r>
-          </w:p>
-        </w:tc>
-        <w:tc>
-          <w:tcPr>
-            <w:tcW w:type="dxa" w:w="2016"/>
-            <w:shd w:fill="F8FAFC"/>
-            <w:tcMar>
-              <w:top w:w="100" w:type="dxa"/>
-              <w:bottom w:w="100" w:type="dxa"/>
-              <w:left w:w="120" w:type="dxa"/>
-              <w:right w:w="120" w:type="dxa"/>
-            </w:tcMar>
-            <w:tcBorders>
-              <w:top w:val="single" w:sz="4" w:space="0" w:color="CCCCCC"/>
-              <w:bottom w:val="single" w:sz="4" w:space="0" w:color="CCCCCC"/>
-              <w:left w:val="single" w:sz="4" w:space="0" w:color="CCCCCC"/>
-              <w:right w:val="single" w:sz="4" w:space="0" w:color="CCCCCC"/>
-            </w:tcBorders>
-          </w:tcPr>
-          <w:p>
-            <w:pPr>
-              <w:spacing w:before="60" w:after="60" w:line="252" w:lineRule="auto"/>
-              <w:jc w:val="left"/>
-            </w:pPr>
-            <w:r/>
-            <w:r>
-              <w:t>663.50</w:t>
-            </w:r>
-          </w:p>
-        </w:tc>
-        <w:tc>
-          <w:tcPr>
-            <w:tcW w:type="dxa" w:w="1152"/>
-            <w:shd w:fill="F8FAFC"/>
-            <w:tcMar>
-              <w:top w:w="100" w:type="dxa"/>
-              <w:bottom w:w="100" w:type="dxa"/>
-              <w:left w:w="120" w:type="dxa"/>
-              <w:right w:w="120" w:type="dxa"/>
-            </w:tcMar>
-            <w:tcBorders>
-              <w:top w:val="single" w:sz="4" w:space="0" w:color="CCCCCC"/>
-              <w:bottom w:val="single" w:sz="4" w:space="0" w:color="CCCCCC"/>
-              <w:left w:val="single" w:sz="4" w:space="0" w:color="CCCCCC"/>
-              <w:right w:val="single" w:sz="4" w:space="0" w:color="CCCCCC"/>
-            </w:tcBorders>
-          </w:tcPr>
-          <w:p>
-            <w:pPr>
-              <w:spacing w:before="60" w:after="60" w:line="252" w:lineRule="auto"/>
-              <w:jc w:val="left"/>
-            </w:pPr>
-            <w:r/>
-            <w:r>
-              <w:t>643.00</w:t>
-            </w:r>
-          </w:p>
-        </w:tc>
-        <w:tc>
-          <w:tcPr>
-            <w:tcW w:type="dxa" w:w="1728"/>
-            <w:shd w:fill="F8FAFC"/>
-            <w:tcMar>
-              <w:top w:w="100" w:type="dxa"/>
-              <w:bottom w:w="100" w:type="dxa"/>
-              <w:left w:w="120" w:type="dxa"/>
-              <w:right w:w="120" w:type="dxa"/>
-            </w:tcMar>
-            <w:tcBorders>
-              <w:top w:val="single" w:sz="4" w:space="0" w:color="CCCCCC"/>
-              <w:bottom w:val="single" w:sz="4" w:space="0" w:color="CCCCCC"/>
-              <w:left w:val="single" w:sz="4" w:space="0" w:color="CCCCCC"/>
-              <w:right w:val="single" w:sz="4" w:space="0" w:color="CCCCCC"/>
-            </w:tcBorders>
-          </w:tcPr>
-          <w:p>
-            <w:pPr>
-              <w:spacing w:before="60" w:after="60" w:line="252" w:lineRule="auto"/>
-              <w:jc w:val="left"/>
-            </w:pPr>
-            <w:r/>
-            <w:r>
-              <w:rPr>
-                <w:b/>
-              </w:rPr>
-              <w:t>657.25</w:t>
-            </w:r>
-          </w:p>
-        </w:tc>
-        <w:tc>
-          <w:tcPr>
-            <w:tcW w:type="dxa" w:w="3456"/>
-            <w:shd w:fill="F8FAFC"/>
-            <w:tcMar>
-              <w:top w:w="100" w:type="dxa"/>
-              <w:bottom w:w="100" w:type="dxa"/>
-              <w:left w:w="120" w:type="dxa"/>
-              <w:right w:w="120" w:type="dxa"/>
-            </w:tcMar>
-            <w:tcBorders>
-              <w:top w:val="single" w:sz="4" w:space="0" w:color="CCCCCC"/>
-              <w:bottom w:val="single" w:sz="4" w:space="0" w:color="CCCCCC"/>
-              <w:left w:val="single" w:sz="4" w:space="0" w:color="CCCCCC"/>
-              <w:right w:val="single" w:sz="4" w:space="0" w:color="CCCCCC"/>
-            </w:tcBorders>
-          </w:tcPr>
-          <w:p>
-            <w:pPr>
-              <w:spacing w:before="60" w:after="60" w:line="252" w:lineRule="auto"/>
-              <w:jc w:val="left"/>
-            </w:pPr>
-            <w:r/>
-            <w:r>
-              <w:rPr>
-                <w:b/>
-              </w:rPr>
-              <w:t>+0.75</w:t>
-            </w:r>
-          </w:p>
-        </w:tc>
-        <w:tc>
-          <w:tcPr>
-            <w:tcW w:type="dxa" w:w="1440"/>
-            <w:shd w:fill="F8FAFC"/>
-            <w:tcMar>
-              <w:top w:w="100" w:type="dxa"/>
-              <w:bottom w:w="100" w:type="dxa"/>
-              <w:left w:w="120" w:type="dxa"/>
-              <w:right w:w="120" w:type="dxa"/>
-            </w:tcMar>
-            <w:tcBorders>
-              <w:top w:val="single" w:sz="4" w:space="0" w:color="CCCCCC"/>
-              <w:bottom w:val="single" w:sz="4" w:space="0" w:color="CCCCCC"/>
-              <w:left w:val="single" w:sz="4" w:space="0" w:color="CCCCCC"/>
-              <w:right w:val="single" w:sz="4" w:space="0" w:color="CCCCCC"/>
-            </w:tcBorders>
-          </w:tcPr>
-          <w:p>
-            <w:pPr>
-              <w:spacing w:before="60" w:after="60" w:line="252" w:lineRule="auto"/>
-              <w:jc w:val="left"/>
-            </w:pPr>
-            <w:r/>
-            <w:r>
-              <w:t>BULL</w:t>
-            </w:r>
-          </w:p>
-        </w:tc>
-      </w:tr>
-      <w:tr>
-        <w:tc>
-          <w:tcPr>
-            <w:tcW w:type="dxa" w:w="1584"/>
-            <w:shd w:fill="FFFFFF"/>
-            <w:tcMar>
-              <w:top w:w="100" w:type="dxa"/>
-              <w:bottom w:w="100" w:type="dxa"/>
-              <w:left w:w="120" w:type="dxa"/>
-              <w:right w:w="120" w:type="dxa"/>
-            </w:tcMar>
-            <w:tcBorders>
-              <w:top w:val="single" w:sz="4" w:space="0" w:color="CCCCCC"/>
-              <w:bottom w:val="single" w:sz="4" w:space="0" w:color="CCCCCC"/>
-              <w:left w:val="single" w:sz="4" w:space="0" w:color="CCCCCC"/>
-              <w:right w:val="single" w:sz="4" w:space="0" w:color="CCCCCC"/>
-            </w:tcBorders>
-          </w:tcPr>
-          <w:p>
-            <w:pPr>
-              <w:spacing w:before="60" w:after="60" w:line="252" w:lineRule="auto"/>
-              <w:jc w:val="left"/>
-            </w:pPr>
-            <w:r/>
-            <w:r>
-              <w:rPr>
-                <w:b/>
-              </w:rPr>
-              <w:t>Fri 23/10</w:t>
-            </w:r>
-          </w:p>
-        </w:tc>
-        <w:tc>
-          <w:tcPr>
-            <w:tcW w:type="dxa" w:w="864"/>
-            <w:shd w:fill="FFFFFF"/>
-            <w:tcMar>
-              <w:top w:w="100" w:type="dxa"/>
-              <w:bottom w:w="100" w:type="dxa"/>
-              <w:left w:w="120" w:type="dxa"/>
-              <w:right w:w="120" w:type="dxa"/>
-            </w:tcMar>
-            <w:tcBorders>
-              <w:top w:val="single" w:sz="4" w:space="0" w:color="CCCCCC"/>
-              <w:bottom w:val="single" w:sz="4" w:space="0" w:color="CCCCCC"/>
-              <w:left w:val="single" w:sz="4" w:space="0" w:color="CCCCCC"/>
-              <w:right w:val="single" w:sz="4" w:space="0" w:color="CCCCCC"/>
-            </w:tcBorders>
-          </w:tcPr>
-          <w:p>
-            <w:pPr>
-              <w:spacing w:before="60" w:after="60" w:line="252" w:lineRule="auto"/>
-              <w:jc w:val="left"/>
-            </w:pPr>
-            <w:r/>
-            <w:r>
-              <w:t>Pre-NY 19-21</w:t>
-            </w:r>
-          </w:p>
-        </w:tc>
-        <w:tc>
-          <w:tcPr>
-            <w:tcW w:type="dxa" w:w="1440"/>
-            <w:shd w:fill="FFFFFF"/>
-            <w:tcMar>
-              <w:top w:w="100" w:type="dxa"/>
-              <w:bottom w:w="100" w:type="dxa"/>
-              <w:left w:w="120" w:type="dxa"/>
-              <w:right w:w="120" w:type="dxa"/>
-            </w:tcMar>
-            <w:tcBorders>
-              <w:top w:val="single" w:sz="4" w:space="0" w:color="CCCCCC"/>
-              <w:bottom w:val="single" w:sz="4" w:space="0" w:color="CCCCCC"/>
-              <w:left w:val="single" w:sz="4" w:space="0" w:color="CCCCCC"/>
-              <w:right w:val="single" w:sz="4" w:space="0" w:color="CCCCCC"/>
-            </w:tcBorders>
-          </w:tcPr>
-          <w:p>
-            <w:pPr>
-              <w:spacing w:before="60" w:after="60" w:line="252" w:lineRule="auto"/>
-              <w:jc w:val="left"/>
-            </w:pPr>
-            <w:r/>
-            <w:r>
-              <w:t>657.25</w:t>
-            </w:r>
-          </w:p>
-        </w:tc>
-        <w:tc>
-          <w:tcPr>
-            <w:tcW w:type="dxa" w:w="2016"/>
-            <w:shd w:fill="FFFFFF"/>
-            <w:tcMar>
-              <w:top w:w="100" w:type="dxa"/>
-              <w:bottom w:w="100" w:type="dxa"/>
-              <w:left w:w="120" w:type="dxa"/>
-              <w:right w:w="120" w:type="dxa"/>
-            </w:tcMar>
-            <w:tcBorders>
-              <w:top w:val="single" w:sz="4" w:space="0" w:color="CCCCCC"/>
-              <w:bottom w:val="single" w:sz="4" w:space="0" w:color="CCCCCC"/>
-              <w:left w:val="single" w:sz="4" w:space="0" w:color="CCCCCC"/>
-              <w:right w:val="single" w:sz="4" w:space="0" w:color="CCCCCC"/>
-            </w:tcBorders>
-          </w:tcPr>
-          <w:p>
-            <w:pPr>
-              <w:spacing w:before="60" w:after="60" w:line="252" w:lineRule="auto"/>
-              <w:jc w:val="left"/>
-            </w:pPr>
-            <w:r/>
-            <w:r>
-              <w:t>666.50</w:t>
-            </w:r>
-          </w:p>
-        </w:tc>
-        <w:tc>
-          <w:tcPr>
-            <w:tcW w:type="dxa" w:w="1152"/>
-            <w:shd w:fill="FFFFFF"/>
-            <w:tcMar>
-              <w:top w:w="100" w:type="dxa"/>
-              <w:bottom w:w="100" w:type="dxa"/>
-              <w:left w:w="120" w:type="dxa"/>
-              <w:right w:w="120" w:type="dxa"/>
-            </w:tcMar>
-            <w:tcBorders>
-              <w:top w:val="single" w:sz="4" w:space="0" w:color="CCCCCC"/>
-              <w:bottom w:val="single" w:sz="4" w:space="0" w:color="CCCCCC"/>
-              <w:left w:val="single" w:sz="4" w:space="0" w:color="CCCCCC"/>
-              <w:right w:val="single" w:sz="4" w:space="0" w:color="CCCCCC"/>
-            </w:tcBorders>
-          </w:tcPr>
-          <w:p>
-            <w:pPr>
-              <w:spacing w:before="60" w:after="60" w:line="252" w:lineRule="auto"/>
-              <w:jc w:val="left"/>
-            </w:pPr>
-            <w:r/>
-            <w:r>
-              <w:t>650.00</w:t>
-            </w:r>
-          </w:p>
-        </w:tc>
-        <w:tc>
-          <w:tcPr>
-            <w:tcW w:type="dxa" w:w="1728"/>
-            <w:shd w:fill="FFFFFF"/>
-            <w:tcMar>
-              <w:top w:w="100" w:type="dxa"/>
-              <w:bottom w:w="100" w:type="dxa"/>
-              <w:left w:w="120" w:type="dxa"/>
-              <w:right w:w="120" w:type="dxa"/>
-            </w:tcMar>
-            <w:tcBorders>
-              <w:top w:val="single" w:sz="4" w:space="0" w:color="CCCCCC"/>
-              <w:bottom w:val="single" w:sz="4" w:space="0" w:color="CCCCCC"/>
-              <w:left w:val="single" w:sz="4" w:space="0" w:color="CCCCCC"/>
-              <w:right w:val="single" w:sz="4" w:space="0" w:color="CCCCCC"/>
-            </w:tcBorders>
-          </w:tcPr>
-          <w:p>
-            <w:pPr>
-              <w:spacing w:before="60" w:after="60" w:line="252" w:lineRule="auto"/>
-              <w:jc w:val="left"/>
-            </w:pPr>
-            <w:r/>
-            <w:r>
-              <w:rPr>
-                <w:b/>
-              </w:rPr>
-              <w:t>657.00</w:t>
-            </w:r>
-          </w:p>
-        </w:tc>
-        <w:tc>
-          <w:tcPr>
-            <w:tcW w:type="dxa" w:w="3456"/>
-            <w:shd w:fill="FFFFFF"/>
-            <w:tcMar>
-              <w:top w:w="100" w:type="dxa"/>
-              <w:bottom w:w="100" w:type="dxa"/>
-              <w:left w:w="120" w:type="dxa"/>
-              <w:right w:w="120" w:type="dxa"/>
-            </w:tcMar>
-            <w:tcBorders>
-              <w:top w:val="single" w:sz="4" w:space="0" w:color="CCCCCC"/>
-              <w:bottom w:val="single" w:sz="4" w:space="0" w:color="CCCCCC"/>
-              <w:left w:val="single" w:sz="4" w:space="0" w:color="CCCCCC"/>
-              <w:right w:val="single" w:sz="4" w:space="0" w:color="CCCCCC"/>
-            </w:tcBorders>
-          </w:tcPr>
-          <w:p>
-            <w:pPr>
-              <w:spacing w:before="60" w:after="60" w:line="252" w:lineRule="auto"/>
-              <w:jc w:val="left"/>
-            </w:pPr>
-            <w:r/>
-            <w:r>
-              <w:rPr>
-                <w:b/>
-              </w:rPr>
-              <w:t>-0.25</w:t>
-            </w:r>
-          </w:p>
-        </w:tc>
-        <w:tc>
-          <w:tcPr>
-            <w:tcW w:type="dxa" w:w="1440"/>
-            <w:shd w:fill="FFFFFF"/>
-            <w:tcMar>
-              <w:top w:w="100" w:type="dxa"/>
-              <w:bottom w:w="100" w:type="dxa"/>
-              <w:left w:w="120" w:type="dxa"/>
-              <w:right w:w="120" w:type="dxa"/>
-            </w:tcMar>
-            <w:tcBorders>
-              <w:top w:val="single" w:sz="4" w:space="0" w:color="CCCCCC"/>
-              <w:bottom w:val="single" w:sz="4" w:space="0" w:color="CCCCCC"/>
-              <w:left w:val="single" w:sz="4" w:space="0" w:color="CCCCCC"/>
-              <w:right w:val="single" w:sz="4" w:space="0" w:color="CCCCCC"/>
-            </w:tcBorders>
-          </w:tcPr>
-          <w:p>
-            <w:pPr>
-              <w:spacing w:before="60" w:after="60" w:line="252" w:lineRule="auto"/>
-              <w:jc w:val="left"/>
-            </w:pPr>
-            <w:r/>
-            <w:r>
-              <w:t>BEAR</w:t>
-            </w:r>
-          </w:p>
-        </w:tc>
-      </w:tr>
-      <w:tr>
-        <w:tc>
-          <w:tcPr>
-            <w:tcW w:type="dxa" w:w="1584"/>
-            <w:shd w:fill="F8FAFC"/>
-            <w:tcMar>
-              <w:top w:w="100" w:type="dxa"/>
-              <w:bottom w:w="100" w:type="dxa"/>
-              <w:left w:w="120" w:type="dxa"/>
-              <w:right w:w="120" w:type="dxa"/>
-            </w:tcMar>
-            <w:tcBorders>
-              <w:top w:val="single" w:sz="4" w:space="0" w:color="CCCCCC"/>
-              <w:bottom w:val="single" w:sz="4" w:space="0" w:color="CCCCCC"/>
-              <w:left w:val="single" w:sz="4" w:space="0" w:color="CCCCCC"/>
-              <w:right w:val="single" w:sz="4" w:space="0" w:color="CCCCCC"/>
-            </w:tcBorders>
-          </w:tcPr>
-          <w:p>
-            <w:pPr>
-              <w:spacing w:before="60" w:after="60" w:line="252" w:lineRule="auto"/>
-              <w:jc w:val="left"/>
-            </w:pPr>
-            <w:r/>
-            <w:r>
-              <w:rPr>
-                <w:b/>
-              </w:rPr>
-              <w:t>Fri 23/10</w:t>
-            </w:r>
-          </w:p>
-        </w:tc>
-        <w:tc>
-          <w:tcPr>
-            <w:tcW w:type="dxa" w:w="864"/>
-            <w:shd w:fill="F8FAFC"/>
-            <w:tcMar>
-              <w:top w:w="100" w:type="dxa"/>
-              <w:bottom w:w="100" w:type="dxa"/>
-              <w:left w:w="120" w:type="dxa"/>
-              <w:right w:w="120" w:type="dxa"/>
-            </w:tcMar>
-            <w:tcBorders>
-              <w:top w:val="single" w:sz="4" w:space="0" w:color="CCCCCC"/>
-              <w:bottom w:val="single" w:sz="4" w:space="0" w:color="CCCCCC"/>
-              <w:left w:val="single" w:sz="4" w:space="0" w:color="CCCCCC"/>
-              <w:right w:val="single" w:sz="4" w:space="0" w:color="CCCCCC"/>
-            </w:tcBorders>
-          </w:tcPr>
-          <w:p>
-            <w:pPr>
-              <w:spacing w:before="60" w:after="60" w:line="252" w:lineRule="auto"/>
-              <w:jc w:val="left"/>
-            </w:pPr>
-            <w:r/>
-            <w:r>
-              <w:t>NY Open 21-23</w:t>
-            </w:r>
-          </w:p>
-        </w:tc>
-        <w:tc>
-          <w:tcPr>
-            <w:tcW w:type="dxa" w:w="1440"/>
-            <w:shd w:fill="F8FAFC"/>
-            <w:tcMar>
-              <w:top w:w="100" w:type="dxa"/>
-              <w:bottom w:w="100" w:type="dxa"/>
-              <w:left w:w="120" w:type="dxa"/>
-              <w:right w:w="120" w:type="dxa"/>
-            </w:tcMar>
-            <w:tcBorders>
-              <w:top w:val="single" w:sz="4" w:space="0" w:color="CCCCCC"/>
-              <w:bottom w:val="single" w:sz="4" w:space="0" w:color="CCCCCC"/>
-              <w:left w:val="single" w:sz="4" w:space="0" w:color="CCCCCC"/>
-              <w:right w:val="single" w:sz="4" w:space="0" w:color="CCCCCC"/>
-            </w:tcBorders>
-          </w:tcPr>
-          <w:p>
-            <w:pPr>
-              <w:spacing w:before="60" w:after="60" w:line="252" w:lineRule="auto"/>
-              <w:jc w:val="left"/>
-            </w:pPr>
-            <w:r/>
-            <w:r>
-              <w:t>657.00</w:t>
-            </w:r>
-          </w:p>
-        </w:tc>
-        <w:tc>
-          <w:tcPr>
-            <w:tcW w:type="dxa" w:w="2016"/>
-            <w:shd w:fill="F8FAFC"/>
-            <w:tcMar>
-              <w:top w:w="100" w:type="dxa"/>
-              <w:bottom w:w="100" w:type="dxa"/>
-              <w:left w:w="120" w:type="dxa"/>
-              <w:right w:w="120" w:type="dxa"/>
-            </w:tcMar>
-            <w:tcBorders>
-              <w:top w:val="single" w:sz="4" w:space="0" w:color="CCCCCC"/>
-              <w:bottom w:val="single" w:sz="4" w:space="0" w:color="CCCCCC"/>
-              <w:left w:val="single" w:sz="4" w:space="0" w:color="CCCCCC"/>
-              <w:right w:val="single" w:sz="4" w:space="0" w:color="CCCCCC"/>
-            </w:tcBorders>
-          </w:tcPr>
-          <w:p>
-            <w:pPr>
-              <w:spacing w:before="60" w:after="60" w:line="252" w:lineRule="auto"/>
-              <w:jc w:val="left"/>
-            </w:pPr>
-            <w:r/>
-            <w:r>
-              <w:t>665.50</w:t>
-            </w:r>
-          </w:p>
-        </w:tc>
-        <w:tc>
-          <w:tcPr>
-            <w:tcW w:type="dxa" w:w="1152"/>
-            <w:shd w:fill="F8FAFC"/>
-            <w:tcMar>
-              <w:top w:w="100" w:type="dxa"/>
-              <w:bottom w:w="100" w:type="dxa"/>
-              <w:left w:w="120" w:type="dxa"/>
-              <w:right w:w="120" w:type="dxa"/>
-            </w:tcMar>
-            <w:tcBorders>
-              <w:top w:val="single" w:sz="4" w:space="0" w:color="CCCCCC"/>
-              <w:bottom w:val="single" w:sz="4" w:space="0" w:color="CCCCCC"/>
-              <w:left w:val="single" w:sz="4" w:space="0" w:color="CCCCCC"/>
-              <w:right w:val="single" w:sz="4" w:space="0" w:color="CCCCCC"/>
-            </w:tcBorders>
-          </w:tcPr>
-          <w:p>
-            <w:pPr>
-              <w:spacing w:before="60" w:after="60" w:line="252" w:lineRule="auto"/>
-              <w:jc w:val="left"/>
-            </w:pPr>
-            <w:r/>
-            <w:r>
-              <w:t>643.00</w:t>
-            </w:r>
-          </w:p>
-        </w:tc>
-        <w:tc>
-          <w:tcPr>
-            <w:tcW w:type="dxa" w:w="1728"/>
-            <w:shd w:fill="F8FAFC"/>
             <w:tcMar>
               <w:top w:w="100" w:type="dxa"/>
               <w:bottom w:w="100" w:type="dxa"/>
@@ -31006,241 +31241,6 @@
                 <w:b/>
               </w:rPr>
               <w:t>658.75</w:t>
-            </w:r>
-          </w:p>
-        </w:tc>
-        <w:tc>
-          <w:tcPr>
-            <w:tcW w:type="dxa" w:w="3456"/>
-            <w:shd w:fill="F8FAFC"/>
-            <w:tcMar>
-              <w:top w:w="100" w:type="dxa"/>
-              <w:bottom w:w="100" w:type="dxa"/>
-              <w:left w:w="120" w:type="dxa"/>
-              <w:right w:w="120" w:type="dxa"/>
-            </w:tcMar>
-            <w:tcBorders>
-              <w:top w:val="single" w:sz="4" w:space="0" w:color="CCCCCC"/>
-              <w:bottom w:val="single" w:sz="4" w:space="0" w:color="CCCCCC"/>
-              <w:left w:val="single" w:sz="4" w:space="0" w:color="CCCCCC"/>
-              <w:right w:val="single" w:sz="4" w:space="0" w:color="CCCCCC"/>
-            </w:tcBorders>
-          </w:tcPr>
-          <w:p>
-            <w:pPr>
-              <w:spacing w:before="60" w:after="60" w:line="252" w:lineRule="auto"/>
-              <w:jc w:val="left"/>
-            </w:pPr>
-            <w:r/>
-            <w:r>
-              <w:rPr>
-                <w:b/>
-              </w:rPr>
-              <w:t>+1.75</w:t>
-            </w:r>
-          </w:p>
-        </w:tc>
-        <w:tc>
-          <w:tcPr>
-            <w:tcW w:type="dxa" w:w="1440"/>
-            <w:shd w:fill="F8FAFC"/>
-            <w:tcMar>
-              <w:top w:w="100" w:type="dxa"/>
-              <w:bottom w:w="100" w:type="dxa"/>
-              <w:left w:w="120" w:type="dxa"/>
-              <w:right w:w="120" w:type="dxa"/>
-            </w:tcMar>
-            <w:tcBorders>
-              <w:top w:val="single" w:sz="4" w:space="0" w:color="CCCCCC"/>
-              <w:bottom w:val="single" w:sz="4" w:space="0" w:color="CCCCCC"/>
-              <w:left w:val="single" w:sz="4" w:space="0" w:color="CCCCCC"/>
-              <w:right w:val="single" w:sz="4" w:space="0" w:color="CCCCCC"/>
-            </w:tcBorders>
-          </w:tcPr>
-          <w:p>
-            <w:pPr>
-              <w:spacing w:before="60" w:after="60" w:line="252" w:lineRule="auto"/>
-              <w:jc w:val="left"/>
-            </w:pPr>
-            <w:r/>
-            <w:r>
-              <w:t>BULL</w:t>
-            </w:r>
-          </w:p>
-        </w:tc>
-      </w:tr>
-      <w:tr>
-        <w:tc>
-          <w:tcPr>
-            <w:tcW w:type="dxa" w:w="1584"/>
-            <w:shd w:fill="FFFFFF"/>
-            <w:tcMar>
-              <w:top w:w="100" w:type="dxa"/>
-              <w:bottom w:w="100" w:type="dxa"/>
-              <w:left w:w="120" w:type="dxa"/>
-              <w:right w:w="120" w:type="dxa"/>
-            </w:tcMar>
-            <w:tcBorders>
-              <w:top w:val="single" w:sz="4" w:space="0" w:color="CCCCCC"/>
-              <w:bottom w:val="single" w:sz="4" w:space="0" w:color="CCCCCC"/>
-              <w:left w:val="single" w:sz="4" w:space="0" w:color="CCCCCC"/>
-              <w:right w:val="single" w:sz="4" w:space="0" w:color="CCCCCC"/>
-            </w:tcBorders>
-          </w:tcPr>
-          <w:p>
-            <w:pPr>
-              <w:spacing w:before="60" w:after="60" w:line="252" w:lineRule="auto"/>
-              <w:jc w:val="left"/>
-            </w:pPr>
-            <w:r/>
-            <w:r>
-              <w:rPr>
-                <w:b/>
-              </w:rPr>
-              <w:t>Fri 23/10</w:t>
-            </w:r>
-          </w:p>
-        </w:tc>
-        <w:tc>
-          <w:tcPr>
-            <w:tcW w:type="dxa" w:w="864"/>
-            <w:shd w:fill="FFFFFF"/>
-            <w:tcMar>
-              <w:top w:w="100" w:type="dxa"/>
-              <w:bottom w:w="100" w:type="dxa"/>
-              <w:left w:w="120" w:type="dxa"/>
-              <w:right w:w="120" w:type="dxa"/>
-            </w:tcMar>
-            <w:tcBorders>
-              <w:top w:val="single" w:sz="4" w:space="0" w:color="CCCCCC"/>
-              <w:bottom w:val="single" w:sz="4" w:space="0" w:color="CCCCCC"/>
-              <w:left w:val="single" w:sz="4" w:space="0" w:color="CCCCCC"/>
-              <w:right w:val="single" w:sz="4" w:space="0" w:color="CCCCCC"/>
-            </w:tcBorders>
-          </w:tcPr>
-          <w:p>
-            <w:pPr>
-              <w:spacing w:before="60" w:after="60" w:line="252" w:lineRule="auto"/>
-              <w:jc w:val="left"/>
-            </w:pPr>
-            <w:r/>
-            <w:r>
-              <w:t>NY Close 23-01</w:t>
-            </w:r>
-          </w:p>
-        </w:tc>
-        <w:tc>
-          <w:tcPr>
-            <w:tcW w:type="dxa" w:w="1440"/>
-            <w:shd w:fill="FFFFFF"/>
-            <w:tcMar>
-              <w:top w:w="100" w:type="dxa"/>
-              <w:bottom w:w="100" w:type="dxa"/>
-              <w:left w:w="120" w:type="dxa"/>
-              <w:right w:w="120" w:type="dxa"/>
-            </w:tcMar>
-            <w:tcBorders>
-              <w:top w:val="single" w:sz="4" w:space="0" w:color="CCCCCC"/>
-              <w:bottom w:val="single" w:sz="4" w:space="0" w:color="CCCCCC"/>
-              <w:left w:val="single" w:sz="4" w:space="0" w:color="CCCCCC"/>
-              <w:right w:val="single" w:sz="4" w:space="0" w:color="CCCCCC"/>
-            </w:tcBorders>
-          </w:tcPr>
-          <w:p>
-            <w:pPr>
-              <w:spacing w:before="60" w:after="60" w:line="252" w:lineRule="auto"/>
-              <w:jc w:val="left"/>
-            </w:pPr>
-            <w:r/>
-            <w:r>
-              <w:t>658.75</w:t>
-            </w:r>
-          </w:p>
-        </w:tc>
-        <w:tc>
-          <w:tcPr>
-            <w:tcW w:type="dxa" w:w="2016"/>
-            <w:shd w:fill="FFFFFF"/>
-            <w:tcMar>
-              <w:top w:w="100" w:type="dxa"/>
-              <w:bottom w:w="100" w:type="dxa"/>
-              <w:left w:w="120" w:type="dxa"/>
-              <w:right w:w="120" w:type="dxa"/>
-            </w:tcMar>
-            <w:tcBorders>
-              <w:top w:val="single" w:sz="4" w:space="0" w:color="CCCCCC"/>
-              <w:bottom w:val="single" w:sz="4" w:space="0" w:color="CCCCCC"/>
-              <w:left w:val="single" w:sz="4" w:space="0" w:color="CCCCCC"/>
-              <w:right w:val="single" w:sz="4" w:space="0" w:color="CCCCCC"/>
-            </w:tcBorders>
-          </w:tcPr>
-          <w:p>
-            <w:pPr>
-              <w:spacing w:before="60" w:after="60" w:line="252" w:lineRule="auto"/>
-              <w:jc w:val="left"/>
-            </w:pPr>
-            <w:r/>
-            <w:r>
-              <w:t>665.00</w:t>
-            </w:r>
-          </w:p>
-        </w:tc>
-        <w:tc>
-          <w:tcPr>
-            <w:tcW w:type="dxa" w:w="1152"/>
-            <w:shd w:fill="FFFFFF"/>
-            <w:tcMar>
-              <w:top w:w="100" w:type="dxa"/>
-              <w:bottom w:w="100" w:type="dxa"/>
-              <w:left w:w="120" w:type="dxa"/>
-              <w:right w:w="120" w:type="dxa"/>
-            </w:tcMar>
-            <w:tcBorders>
-              <w:top w:val="single" w:sz="4" w:space="0" w:color="CCCCCC"/>
-              <w:bottom w:val="single" w:sz="4" w:space="0" w:color="CCCCCC"/>
-              <w:left w:val="single" w:sz="4" w:space="0" w:color="CCCCCC"/>
-              <w:right w:val="single" w:sz="4" w:space="0" w:color="CCCCCC"/>
-            </w:tcBorders>
-          </w:tcPr>
-          <w:p>
-            <w:pPr>
-              <w:spacing w:before="60" w:after="60" w:line="252" w:lineRule="auto"/>
-              <w:jc w:val="left"/>
-            </w:pPr>
-            <w:r/>
-            <w:r>
-              <w:t>652.25</w:t>
-            </w:r>
-          </w:p>
-        </w:tc>
-        <w:tc>
-          <w:tcPr>
-            <w:tcW w:type="dxa" w:w="1728"/>
-            <w:shd w:fill="FFFFFF"/>
-            <w:tcMar>
-              <w:top w:w="100" w:type="dxa"/>
-              <w:bottom w:w="100" w:type="dxa"/>
-              <w:left w:w="120" w:type="dxa"/>
-              <w:right w:w="120" w:type="dxa"/>
-            </w:tcMar>
-            <w:tcBorders>
-              <w:top w:val="single" w:sz="4" w:space="0" w:color="CCCCCC"/>
-              <w:bottom w:val="single" w:sz="4" w:space="0" w:color="CCCCCC"/>
-              <w:left w:val="single" w:sz="4" w:space="0" w:color="CCCCCC"/>
-              <w:right w:val="single" w:sz="4" w:space="0" w:color="CCCCCC"/>
-            </w:tcBorders>
-          </w:tcPr>
-          <w:p>
-            <w:pPr>
-              <w:spacing w:before="60" w:after="60" w:line="252" w:lineRule="auto"/>
-              <w:jc w:val="left"/>
-            </w:pPr>
-            <w:r/>
-            <w:r>
-              <w:rPr>
-                <w:b/>
-              </w:rPr>
-              <w:t>658.00</w:t>
             </w:r>
           </w:p>
         </w:tc>

--- a/Daily Reports/21_10_2026-CBOT Reports.docx
+++ b/Daily Reports/21_10_2026-CBOT Reports.docx
@@ -104,7 +104,7 @@
           <w:color w:val="5C768D"/>
           <w:sz w:val="19"/>
         </w:rPr>
-        <w:t>Cập nhật tự động qua `macro_tracker.py` vào lúc 16:20 ICT ngày 21/10/2026</w:t>
+        <w:t>Cập nhật tự động qua `macro_tracker.py` vào lúc 17:01 ICT ngày 21/10/2026</w:t>
       </w:r>
     </w:p>
     <w:tbl>
@@ -313,7 +313,7 @@
               <w:rPr>
                 <w:b/>
               </w:rPr>
-              <w:t>110.18 / thùng</w:t>
+              <w:t>110.36 / thùng</w:t>
             </w:r>
           </w:p>
         </w:tc>
@@ -344,7 +344,7 @@
               <w:rPr>
                 <w:b/>
               </w:rPr>
-              <w:t>+1.28%</w:t>
+              <w:t>+1.44%</w:t>
             </w:r>
           </w:p>
         </w:tc>
@@ -442,7 +442,7 @@
               <w:rPr>
                 <w:b/>
               </w:rPr>
-              <w:t>101.80</w:t>
+              <w:t>101.76</w:t>
             </w:r>
           </w:p>
         </w:tc>
@@ -473,7 +473,7 @@
               <w:rPr>
                 <w:b/>
               </w:rPr>
-              <w:t>+0.07%</w:t>
+              <w:t>+0.03%</w:t>
             </w:r>
           </w:p>
         </w:tc>
@@ -1218,7 +1218,7 @@
         <w:rPr>
           <w:b/>
         </w:rPr>
-        <w:t>`110.18` (+1.28%)</w:t>
+        <w:t>`110.36` (+1.44%)</w:t>
       </w:r>
       <w:r>
         <w:t xml:space="preserve"> | DXY: </w:t>
@@ -1227,7 +1227,7 @@
         <w:rPr>
           <w:b/>
         </w:rPr>
-        <w:t>`101.80` (+0.07%)</w:t>
+        <w:t>`101.76` (+0.03%)</w:t>
       </w:r>
       <w:r>
         <w:t xml:space="preserve"> | Lúa mì CBOT: </w:t>
@@ -1236,7 +1236,7 @@
         <w:rPr>
           <w:b/>
         </w:rPr>
-        <w:t>`638.50` (-0.74%)</w:t>
+        <w:t>`638.25` (-0.78%)</w:t>
       </w:r>
       <w:r>
         <w:t>.</w:t>
@@ -1316,7 +1316,7 @@
           <w:color w:val="5C768D"/>
           <w:sz w:val="19"/>
         </w:rPr>
-        <w:t>Cập nhật tự động lúc 16:20 ICT ngày 21/10/2026 — Nguồn: NOAA, USDA, BOM Australia</w:t>
+        <w:t>Cập nhật tự động lúc 17:01 ICT ngày 21/10/2026 — Nguồn: NOAA, USDA, BOM Australia</w:t>
       </w:r>
     </w:p>
     <w:p>
@@ -3615,7 +3615,7 @@
               <w:rPr>
                 <w:b/>
               </w:rPr>
-              <w:t>460.14 (+0.64)</w:t>
+              <w:t>460.20 (+0.70)</w:t>
             </w:r>
           </w:p>
         </w:tc>
@@ -3671,7 +3671,7 @@
             </w:pPr>
             <w:r/>
             <w:r>
-              <w:t>0.25 cents</w:t>
+              <w:t>0.50 cents</w:t>
             </w:r>
           </w:p>
         </w:tc>
@@ -3832,7 +3832,7 @@
               <w:rPr>
                 <w:b/>
               </w:rPr>
-              <w:t>638.50</w:t>
+              <w:t>638.25</w:t>
             </w:r>
           </w:p>
         </w:tc>
@@ -3863,7 +3863,7 @@
               <w:rPr>
                 <w:b/>
               </w:rPr>
-              <w:t>638.95 (+0.45)</w:t>
+              <w:t>638.88 (+0.63)</w:t>
             </w:r>
           </w:p>
         </w:tc>
@@ -3891,7 +3891,7 @@
             </w:pPr>
             <w:r/>
             <w:r>
-              <w:t>Bearish (644.37 &lt; 651.51)</w:t>
+              <w:t>Bearish (644.35 &lt; 651.50)</w:t>
             </w:r>
           </w:p>
         </w:tc>
@@ -3919,7 +3919,7 @@
             </w:pPr>
             <w:r/>
             <w:r>
-              <w:t>0.75 cents</w:t>
+              <w:t>1.50 cents</w:t>
             </w:r>
           </w:p>
         </w:tc>
@@ -4357,7 +4357,7 @@
                 <w:b/>
                 <w:color w:val="15803D"/>
               </w:rPr>
-              <w:t>459.49 - 462.22 cents (Canh mua vùng hỗ trợ)</w:t>
+              <w:t>459.51 - 462.22 cents (Canh mua vùng hỗ trợ)</w:t>
             </w:r>
           </w:p>
         </w:tc>
@@ -4388,7 +4388,7 @@
               <w:rPr>
                 <w:b/>
               </w:rPr>
-              <w:t>457.53 cents (Dưới cản S2 + 1.5x ATR)</w:t>
+              <w:t>457.48 cents (Dưới cản S2 + 1.5x ATR)</w:t>
             </w:r>
           </w:p>
         </w:tc>
@@ -4569,7 +4569,7 @@
               <w:rPr>
                 <w:b/>
               </w:rPr>
-              <w:t>472.43 - 473.93 cents</w:t>
+              <w:t>472.44 - 473.94 cents</w:t>
             </w:r>
           </w:p>
         </w:tc>
@@ -4600,7 +4600,7 @@
               <w:rPr>
                 <w:b/>
               </w:rPr>
-              <w:t>472.64 cents (Chống quét SL tuyệt đối)</w:t>
+              <w:t>472.61 cents (Chống quét SL tuyệt đối)</w:t>
             </w:r>
           </w:p>
         </w:tc>
@@ -4793,7 +4793,7 @@
               <w:rPr>
                 <w:b/>
               </w:rPr>
-              <w:t>483.61 cents</w:t>
+              <w:t>483.64 cents</w:t>
             </w:r>
           </w:p>
         </w:tc>
@@ -4955,7 +4955,7 @@
               <w:rPr>
                 <w:b/>
               </w:rPr>
-              <w:t>455.09 - 459.00 cents</w:t>
+              <w:t>454.96 - 459.00 cents</w:t>
             </w:r>
           </w:p>
         </w:tc>
@@ -5136,7 +5136,7 @@
                 <w:b/>
                 <w:color w:val="B91C1C"/>
               </w:rPr>
-              <w:t>644.37 - 651.51 cents (Canh bán hồi kỹ thuật H1)</w:t>
+              <w:t>644.35 - 651.50 cents (Canh bán hồi kỹ thuật H1)</w:t>
             </w:r>
           </w:p>
         </w:tc>
@@ -5167,7 +5167,7 @@
               <w:rPr>
                 <w:b/>
               </w:rPr>
-              <w:t>738.74 cents (Trên kháng cự R2 + 1.5x ATR)</w:t>
+              <w:t>738.89 cents (Trên kháng cự R2 + 1.5x ATR)</w:t>
             </w:r>
           </w:p>
         </w:tc>
@@ -5203,7 +5203,7 @@
                 <w:color w:val="D97706"/>
                 <w:sz w:val="19"/>
               </w:rPr>
-              <w:t xml:space="preserve"> 637.33 cents </w:t>
+              <w:t xml:space="preserve"> 637.38 cents </w:t>
             </w:r>
             <w:r>
               <w:t xml:space="preserve"> / TP2: </w:t>
@@ -5345,7 +5345,7 @@
               <w:rPr>
                 <w:b/>
               </w:rPr>
-              <w:t>650.71 - 652.71 cents</w:t>
+              <w:t>650.76 - 652.76 cents</w:t>
             </w:r>
           </w:p>
         </w:tc>
@@ -5376,7 +5376,7 @@
               <w:rPr>
                 <w:b/>
               </w:rPr>
-              <w:t>649.82 cents</w:t>
+              <w:t>649.72 cents</w:t>
             </w:r>
           </w:p>
         </w:tc>
@@ -5569,7 +5569,7 @@
               <w:rPr>
                 <w:b/>
               </w:rPr>
-              <w:t>658.43 cents</w:t>
+              <w:t>658.53 cents</w:t>
             </w:r>
           </w:p>
         </w:tc>
@@ -5731,7 +5731,7 @@
               <w:rPr>
                 <w:b/>
               </w:rPr>
-              <w:t>627.61 - 636.25 cents</w:t>
+              <w:t>627.21 - 636.25 cents</w:t>
             </w:r>
           </w:p>
         </w:tc>
@@ -11624,10 +11624,10 @@
         <w:rPr>
           <w:b/>
         </w:rPr>
-        <w:t>`460.14 cents`</w:t>
+        <w:t>`460.20 cents`</w:t>
       </w:r>
       <w:r>
-        <w:t xml:space="preserve"> (+0.64).</w:t>
+        <w:t xml:space="preserve"> (+0.70).</w:t>
       </w:r>
     </w:p>
     <w:p>
@@ -11648,7 +11648,7 @@
         <w:rPr>
           <w:b/>
         </w:rPr>
-        <w:t>`26,266`</w:t>
+        <w:t>`27,235`</w:t>
       </w:r>
       <w:r>
         <w:t xml:space="preserve"> (Chênh lệch: </w:t>
@@ -11657,7 +11657,7 @@
         <w:rPr>
           <w:b/>
         </w:rPr>
-        <w:t>`-183,974`</w:t>
+        <w:t>`-183,005`</w:t>
       </w:r>
       <w:r>
         <w:t xml:space="preserve">) | OI: </w:t>
@@ -11991,7 +11991,7 @@
               <w:rPr>
                 <w:b/>
               </w:rPr>
-              <w:t>110.18</w:t>
+              <w:t>110.36</w:t>
             </w:r>
           </w:p>
         </w:tc>
@@ -12022,7 +12022,7 @@
               <w:rPr>
                 <w:b/>
               </w:rPr>
-              <w:t>+1.28%</w:t>
+              <w:t>+1.44%</w:t>
             </w:r>
           </w:p>
         </w:tc>
@@ -12114,7 +12114,7 @@
               <w:rPr>
                 <w:b/>
               </w:rPr>
-              <w:t>101.80</w:t>
+              <w:t>101.76</w:t>
             </w:r>
           </w:p>
         </w:tc>
@@ -12145,7 +12145,7 @@
               <w:rPr>
                 <w:b/>
               </w:rPr>
-              <w:t>+0.07%</w:t>
+              <w:t>+0.03%</w:t>
             </w:r>
           </w:p>
         </w:tc>
@@ -12790,7 +12790,7 @@
         <w:rPr>
           <w:b/>
         </w:rPr>
-        <w:t>`0.98`</w:t>
+        <w:t>`1.01`</w:t>
       </w:r>
       <w:r>
         <w:t xml:space="preserve"> cents | Volatility = </w:t>
@@ -12799,7 +12799,7 @@
         <w:rPr>
           <w:b/>
         </w:rPr>
-        <w:t>`0.25 cents`</w:t>
+        <w:t>`0.50 cents`</w:t>
       </w:r>
       <w:r>
         <w:t>.</w:t>
@@ -12823,7 +12823,7 @@
         <w:rPr>
           <w:b/>
         </w:rPr>
-        <w:t>`459.49`</w:t>
+        <w:t>`459.51`</w:t>
       </w:r>
       <w:r>
         <w:t xml:space="preserve"> | S2: </w:t>
@@ -13584,7 +13584,7 @@
           <w:b/>
           <w:color w:val="15803D"/>
         </w:rPr>
-        <w:t>`459.49 - 462.22 cents (Canh mua vùng hỗ trợ)`</w:t>
+        <w:t>`459.51 - 462.22 cents (Canh mua vùng hỗ trợ)`</w:t>
       </w:r>
       <w:r>
         <w:t xml:space="preserve"> | SL: </w:t>
@@ -13593,7 +13593,7 @@
         <w:rPr>
           <w:b/>
         </w:rPr>
-        <w:t>`457.53 cents (Dưới cản S2 + 1.5x ATR)`</w:t>
+        <w:t>`457.48 cents (Dưới cản S2 + 1.5x ATR)`</w:t>
       </w:r>
       <w:r>
         <w:t xml:space="preserve"> | TP: </w:t>
@@ -13655,7 +13655,7 @@
         <w:rPr>
           <w:b/>
         </w:rPr>
-        <w:t>`472.43 - 473.93 cents`</w:t>
+        <w:t>`472.44 - 473.94 cents`</w:t>
       </w:r>
       <w:r>
         <w:t xml:space="preserve"> | SL: </w:t>
@@ -13664,7 +13664,7 @@
         <w:rPr>
           <w:b/>
         </w:rPr>
-        <w:t>`472.64 cents (Chống quét SL tuyệt đối)`</w:t>
+        <w:t>`472.61 cents (Chống quét SL tuyệt đối)`</w:t>
       </w:r>
       <w:r>
         <w:t xml:space="preserve"> | TP: </w:t>
@@ -13710,7 +13710,7 @@
         <w:rPr>
           <w:b/>
         </w:rPr>
-        <w:t>`483.61 cents`</w:t>
+        <w:t>`483.64 cents`</w:t>
       </w:r>
       <w:r>
         <w:t xml:space="preserve"> | TP: </w:t>
@@ -13759,7 +13759,7 @@
         <w:rPr>
           <w:b/>
         </w:rPr>
-        <w:t>`455.09 - 459.00 cents`</w:t>
+        <w:t>`454.96 - 459.00 cents`</w:t>
       </w:r>
     </w:p>
     <w:p>
@@ -21791,7 +21791,7 @@
         <w:t>Giá Chốt Phiên (Close):</w:t>
       </w:r>
       <w:r>
-        <w:t xml:space="preserve"> 638.50 cents | </w:t>
+        <w:t xml:space="preserve"> 638.25 cents | </w:t>
       </w:r>
       <w:r>
         <w:rPr>
@@ -21806,10 +21806,10 @@
         <w:rPr>
           <w:b/>
         </w:rPr>
-        <w:t>`638.95 cents`</w:t>
+        <w:t>`638.88 cents`</w:t>
       </w:r>
       <w:r>
-        <w:t xml:space="preserve"> (+0.45).</w:t>
+        <w:t xml:space="preserve"> (+0.63).</w:t>
       </w:r>
     </w:p>
     <w:p>
@@ -21830,7 +21830,7 @@
         <w:rPr>
           <w:b/>
         </w:rPr>
-        <w:t>`10,526`</w:t>
+        <w:t>`11,573`</w:t>
       </w:r>
       <w:r>
         <w:t xml:space="preserve"> (Chênh lệch: </w:t>
@@ -21839,7 +21839,7 @@
         <w:rPr>
           <w:b/>
         </w:rPr>
-        <w:t>`-39,432`</w:t>
+        <w:t>`-38,385`</w:t>
       </w:r>
       <w:r>
         <w:t xml:space="preserve">) | OI: </w:t>
@@ -22173,7 +22173,7 @@
               <w:rPr>
                 <w:b/>
               </w:rPr>
-              <w:t>110.18</w:t>
+              <w:t>110.36</w:t>
             </w:r>
           </w:p>
         </w:tc>
@@ -22204,7 +22204,7 @@
               <w:rPr>
                 <w:b/>
               </w:rPr>
-              <w:t>+1.28%</w:t>
+              <w:t>+1.44%</w:t>
             </w:r>
           </w:p>
         </w:tc>
@@ -22296,7 +22296,7 @@
               <w:rPr>
                 <w:b/>
               </w:rPr>
-              <w:t>101.80</w:t>
+              <w:t>101.76</w:t>
             </w:r>
           </w:p>
         </w:tc>
@@ -22327,7 +22327,7 @@
               <w:rPr>
                 <w:b/>
               </w:rPr>
-              <w:t>+0.07%</w:t>
+              <w:t>+0.03%</w:t>
             </w:r>
           </w:p>
         </w:tc>
@@ -22931,7 +22931,7 @@
         <w:t xml:space="preserve"> EMA_21 </w:t>
       </w:r>
       <w:r>
-        <w:t xml:space="preserve"> (644.37) &lt; </w:t>
+        <w:t xml:space="preserve"> (644.35) &lt; </w:t>
       </w:r>
       <w:r>
         <w:rPr>
@@ -22942,7 +22942,7 @@
         <w:t xml:space="preserve"> EMA_50 </w:t>
       </w:r>
       <w:r>
-        <w:t xml:space="preserve"> (651.51).</w:t>
+        <w:t xml:space="preserve"> (651.50).</w:t>
       </w:r>
     </w:p>
     <w:p>
@@ -22963,7 +22963,7 @@
         <w:rPr>
           <w:b/>
         </w:rPr>
-        <w:t>`28.60`</w:t>
+        <w:t>`28.23`</w:t>
       </w:r>
       <w:r>
         <w:t xml:space="preserve"> | ATR (14) = </w:t>
@@ -22972,7 +22972,7 @@
         <w:rPr>
           <w:b/>
         </w:rPr>
-        <w:t>`2.16`</w:t>
+        <w:t>`2.26`</w:t>
       </w:r>
       <w:r>
         <w:t xml:space="preserve"> cents | Volatility = </w:t>
@@ -22981,7 +22981,7 @@
         <w:rPr>
           <w:b/>
         </w:rPr>
-        <w:t>`0.75 cents`</w:t>
+        <w:t>`1.50 cents`</w:t>
       </w:r>
       <w:r>
         <w:t>.</w:t>
@@ -23005,7 +23005,7 @@
         <w:rPr>
           <w:b/>
         </w:rPr>
-        <w:t>`637.33`</w:t>
+        <w:t>`637.38`</w:t>
       </w:r>
       <w:r>
         <w:t xml:space="preserve"> | S2: </w:t>
@@ -23756,7 +23756,7 @@
           <w:b/>
           <w:color w:val="B91C1C"/>
         </w:rPr>
-        <w:t>`644.37 - 651.51 cents (Canh bán hồi kỹ thuật H1)`</w:t>
+        <w:t>`644.35 - 651.50 cents (Canh bán hồi kỹ thuật H1)`</w:t>
       </w:r>
       <w:r>
         <w:t xml:space="preserve"> | SL: </w:t>
@@ -23765,7 +23765,7 @@
         <w:rPr>
           <w:b/>
         </w:rPr>
-        <w:t>`738.74 cents (Trên kháng cự R2 + 1.5x ATR)`</w:t>
+        <w:t>`738.89 cents (Trên kháng cự R2 + 1.5x ATR)`</w:t>
       </w:r>
       <w:r>
         <w:t xml:space="preserve"> | TP: </w:t>
@@ -23776,7 +23776,7 @@
           <w:color w:val="D97706"/>
           <w:sz w:val="19"/>
         </w:rPr>
-        <w:t xml:space="preserve"> 637.33 cents </w:t>
+        <w:t xml:space="preserve"> 637.38 cents </w:t>
       </w:r>
       <w:r>
         <w:t xml:space="preserve"> / </w:t>
@@ -23827,7 +23827,7 @@
         <w:rPr>
           <w:b/>
         </w:rPr>
-        <w:t>`650.71 - 652.71 cents`</w:t>
+        <w:t>`650.76 - 652.76 cents`</w:t>
       </w:r>
       <w:r>
         <w:t xml:space="preserve"> | SL: </w:t>
@@ -23836,7 +23836,7 @@
         <w:rPr>
           <w:b/>
         </w:rPr>
-        <w:t>`649.82 cents`</w:t>
+        <w:t>`649.72 cents`</w:t>
       </w:r>
       <w:r>
         <w:t xml:space="preserve"> | TP: </w:t>
@@ -23882,7 +23882,7 @@
         <w:rPr>
           <w:b/>
         </w:rPr>
-        <w:t>`658.43 cents`</w:t>
+        <w:t>`658.53 cents`</w:t>
       </w:r>
       <w:r>
         <w:t xml:space="preserve"> | TP: </w:t>
@@ -23931,7 +23931,7 @@
         <w:rPr>
           <w:b/>
         </w:rPr>
-        <w:t>`627.61 - 636.25 cents`</w:t>
+        <w:t>`627.21 - 636.25 cents`</w:t>
       </w:r>
     </w:p>
     <w:p>
@@ -24338,7 +24338,7 @@
             </w:pPr>
             <w:r/>
             <w:r>
-              <w:t>638.50</w:t>
+              <w:t>638.25</w:t>
             </w:r>
           </w:p>
         </w:tc>
@@ -24366,7 +24366,7 @@
             </w:pPr>
             <w:r/>
             <w:r>
-              <w:t>649.75</w:t>
+              <w:t>649.50</w:t>
             </w:r>
           </w:p>
         </w:tc>
@@ -24394,7 +24394,7 @@
             </w:pPr>
             <w:r/>
             <w:r>
-              <w:t>633.00</w:t>
+              <w:t>632.75</w:t>
             </w:r>
           </w:p>
         </w:tc>
@@ -24425,7 +24425,7 @@
               <w:rPr>
                 <w:b/>
               </w:rPr>
-              <w:t>637.75</w:t>
+              <w:t>637.50</w:t>
             </w:r>
           </w:p>
         </w:tc>
@@ -24573,7 +24573,7 @@
             </w:pPr>
             <w:r/>
             <w:r>
-              <w:t>637.75</w:t>
+              <w:t>637.50</w:t>
             </w:r>
           </w:p>
         </w:tc>
@@ -24601,7 +24601,7 @@
             </w:pPr>
             <w:r/>
             <w:r>
-              <w:t>645.25</w:t>
+              <w:t>645.00</w:t>
             </w:r>
           </w:p>
         </w:tc>
@@ -24629,7 +24629,7 @@
             </w:pPr>
             <w:r/>
             <w:r>
-              <w:t>631.75</w:t>
+              <w:t>631.50</w:t>
             </w:r>
           </w:p>
         </w:tc>
@@ -24660,7 +24660,7 @@
               <w:rPr>
                 <w:b/>
               </w:rPr>
-              <w:t>637.25</w:t>
+              <w:t>637.00</w:t>
             </w:r>
           </w:p>
         </w:tc>
@@ -24808,7 +24808,7 @@
             </w:pPr>
             <w:r/>
             <w:r>
-              <w:t>637.25</w:t>
+              <w:t>637.00</w:t>
             </w:r>
           </w:p>
         </w:tc>
@@ -24836,7 +24836,7 @@
             </w:pPr>
             <w:r/>
             <w:r>
-              <w:t>651.00</w:t>
+              <w:t>650.75</w:t>
             </w:r>
           </w:p>
         </w:tc>
@@ -24864,7 +24864,7 @@
             </w:pPr>
             <w:r/>
             <w:r>
-              <w:t>622.50</w:t>
+              <w:t>622.25</w:t>
             </w:r>
           </w:p>
         </w:tc>
@@ -24895,7 +24895,7 @@
               <w:rPr>
                 <w:b/>
               </w:rPr>
-              <w:t>639.25</w:t>
+              <w:t>639.00</w:t>
             </w:r>
           </w:p>
         </w:tc>
@@ -25043,7 +25043,7 @@
             </w:pPr>
             <w:r/>
             <w:r>
-              <w:t>639.25</w:t>
+              <w:t>639.00</w:t>
             </w:r>
           </w:p>
         </w:tc>
@@ -25071,7 +25071,7 @@
             </w:pPr>
             <w:r/>
             <w:r>
-              <w:t>652.50</w:t>
+              <w:t>652.25</w:t>
             </w:r>
           </w:p>
         </w:tc>
@@ -25099,7 +25099,7 @@
             </w:pPr>
             <w:r/>
             <w:r>
-              <w:t>631.00</w:t>
+              <w:t>630.75</w:t>
             </w:r>
           </w:p>
         </w:tc>
@@ -25130,7 +25130,7 @@
               <w:rPr>
                 <w:b/>
               </w:rPr>
-              <w:t>640.50</w:t>
+              <w:t>640.25</w:t>
             </w:r>
           </w:p>
         </w:tc>
@@ -25278,7 +25278,7 @@
             </w:pPr>
             <w:r/>
             <w:r>
-              <w:t>640.50</w:t>
+              <w:t>640.25</w:t>
             </w:r>
           </w:p>
         </w:tc>
@@ -25306,7 +25306,7 @@
             </w:pPr>
             <w:r/>
             <w:r>
-              <w:t>657.00</w:t>
+              <w:t>656.75</w:t>
             </w:r>
           </w:p>
         </w:tc>
@@ -25334,7 +25334,7 @@
             </w:pPr>
             <w:r/>
             <w:r>
-              <w:t>630.00</w:t>
+              <w:t>629.75</w:t>
             </w:r>
           </w:p>
         </w:tc>
@@ -25365,7 +25365,7 @@
               <w:rPr>
                 <w:b/>
               </w:rPr>
-              <w:t>645.00</w:t>
+              <w:t>644.75</w:t>
             </w:r>
           </w:p>
         </w:tc>
@@ -25513,7 +25513,7 @@
             </w:pPr>
             <w:r/>
             <w:r>
-              <w:t>645.00</w:t>
+              <w:t>644.75</w:t>
             </w:r>
           </w:p>
         </w:tc>
@@ -25541,7 +25541,7 @@
             </w:pPr>
             <w:r/>
             <w:r>
-              <w:t>652.75</w:t>
+              <w:t>652.50</w:t>
             </w:r>
           </w:p>
         </w:tc>
@@ -25569,7 +25569,7 @@
             </w:pPr>
             <w:r/>
             <w:r>
-              <w:t>634.00</w:t>
+              <w:t>633.75</w:t>
             </w:r>
           </w:p>
         </w:tc>
@@ -25600,7 +25600,7 @@
               <w:rPr>
                 <w:b/>
               </w:rPr>
-              <w:t>646.25</w:t>
+              <w:t>646.00</w:t>
             </w:r>
           </w:p>
         </w:tc>
@@ -25748,7 +25748,7 @@
             </w:pPr>
             <w:r/>
             <w:r>
-              <w:t>646.25</w:t>
+              <w:t>646.00</w:t>
             </w:r>
           </w:p>
         </w:tc>
@@ -25776,7 +25776,7 @@
             </w:pPr>
             <w:r/>
             <w:r>
-              <w:t>654.50</w:t>
+              <w:t>654.25</w:t>
             </w:r>
           </w:p>
         </w:tc>
@@ -25804,7 +25804,7 @@
             </w:pPr>
             <w:r/>
             <w:r>
-              <w:t>635.75</w:t>
+              <w:t>635.50</w:t>
             </w:r>
           </w:p>
         </w:tc>
@@ -25835,7 +25835,7 @@
               <w:rPr>
                 <w:b/>
               </w:rPr>
-              <w:t>648.00</w:t>
+              <w:t>647.75</w:t>
             </w:r>
           </w:p>
         </w:tc>
@@ -25983,7 +25983,7 @@
             </w:pPr>
             <w:r/>
             <w:r>
-              <w:t>648.00</w:t>
+              <w:t>647.75</w:t>
             </w:r>
           </w:p>
         </w:tc>
@@ -26011,7 +26011,7 @@
             </w:pPr>
             <w:r/>
             <w:r>
-              <w:t>660.25</w:t>
+              <w:t>660.00</w:t>
             </w:r>
           </w:p>
         </w:tc>
@@ -26039,7 +26039,7 @@
             </w:pPr>
             <w:r/>
             <w:r>
-              <w:t>638.25</w:t>
+              <w:t>638.00</w:t>
             </w:r>
           </w:p>
         </w:tc>
@@ -26070,7 +26070,7 @@
               <w:rPr>
                 <w:b/>
               </w:rPr>
-              <w:t>647.00</w:t>
+              <w:t>646.75</w:t>
             </w:r>
           </w:p>
         </w:tc>
@@ -26218,7 +26218,7 @@
             </w:pPr>
             <w:r/>
             <w:r>
-              <w:t>647.00</w:t>
+              <w:t>646.75</w:t>
             </w:r>
           </w:p>
         </w:tc>
@@ -26246,7 +26246,7 @@
             </w:pPr>
             <w:r/>
             <w:r>
-              <w:t>657.50</w:t>
+              <w:t>657.25</w:t>
             </w:r>
           </w:p>
         </w:tc>
@@ -26274,7 +26274,7 @@
             </w:pPr>
             <w:r/>
             <w:r>
-              <w:t>632.25</w:t>
+              <w:t>632.00</w:t>
             </w:r>
           </w:p>
         </w:tc>
@@ -26305,7 +26305,7 @@
               <w:rPr>
                 <w:b/>
               </w:rPr>
-              <w:t>649.25</w:t>
+              <w:t>649.00</w:t>
             </w:r>
           </w:p>
         </w:tc>
@@ -26453,7 +26453,7 @@
             </w:pPr>
             <w:r/>
             <w:r>
-              <w:t>649.25</w:t>
+              <w:t>649.00</w:t>
             </w:r>
           </w:p>
         </w:tc>
@@ -26481,7 +26481,7 @@
             </w:pPr>
             <w:r/>
             <w:r>
-              <w:t>659.75</w:t>
+              <w:t>659.50</w:t>
             </w:r>
           </w:p>
         </w:tc>
@@ -26509,7 +26509,7 @@
             </w:pPr>
             <w:r/>
             <w:r>
-              <w:t>643.00</w:t>
+              <w:t>642.75</w:t>
             </w:r>
           </w:p>
         </w:tc>
@@ -26540,7 +26540,7 @@
               <w:rPr>
                 <w:b/>
               </w:rPr>
-              <w:t>650.00</w:t>
+              <w:t>649.75</w:t>
             </w:r>
           </w:p>
         </w:tc>
@@ -26688,7 +26688,7 @@
             </w:pPr>
             <w:r/>
             <w:r>
-              <w:t>650.00</w:t>
+              <w:t>649.75</w:t>
             </w:r>
           </w:p>
         </w:tc>
@@ -26716,7 +26716,7 @@
             </w:pPr>
             <w:r/>
             <w:r>
-              <w:t>664.25</w:t>
+              <w:t>664.00</w:t>
             </w:r>
           </w:p>
         </w:tc>
@@ -26744,7 +26744,7 @@
             </w:pPr>
             <w:r/>
             <w:r>
-              <w:t>635.25</w:t>
+              <w:t>635.00</w:t>
             </w:r>
           </w:p>
         </w:tc>
@@ -26752,6 +26752,241 @@
           <w:tcPr>
             <w:tcW w:type="dxa" w:w="1728"/>
             <w:shd w:fill="F8FAFC"/>
+            <w:tcMar>
+              <w:top w:w="100" w:type="dxa"/>
+              <w:bottom w:w="100" w:type="dxa"/>
+              <w:left w:w="120" w:type="dxa"/>
+              <w:right w:w="120" w:type="dxa"/>
+            </w:tcMar>
+            <w:tcBorders>
+              <w:top w:val="single" w:sz="4" w:space="0" w:color="CCCCCC"/>
+              <w:bottom w:val="single" w:sz="4" w:space="0" w:color="CCCCCC"/>
+              <w:left w:val="single" w:sz="4" w:space="0" w:color="CCCCCC"/>
+              <w:right w:val="single" w:sz="4" w:space="0" w:color="CCCCCC"/>
+            </w:tcBorders>
+          </w:tcPr>
+          <w:p>
+            <w:pPr>
+              <w:spacing w:before="60" w:after="60" w:line="252" w:lineRule="auto"/>
+              <w:jc w:val="left"/>
+            </w:pPr>
+            <w:r/>
+            <w:r>
+              <w:rPr>
+                <w:b/>
+              </w:rPr>
+              <w:t>651.75</w:t>
+            </w:r>
+          </w:p>
+        </w:tc>
+        <w:tc>
+          <w:tcPr>
+            <w:tcW w:type="dxa" w:w="3456"/>
+            <w:shd w:fill="F8FAFC"/>
+            <w:tcMar>
+              <w:top w:w="100" w:type="dxa"/>
+              <w:bottom w:w="100" w:type="dxa"/>
+              <w:left w:w="120" w:type="dxa"/>
+              <w:right w:w="120" w:type="dxa"/>
+            </w:tcMar>
+            <w:tcBorders>
+              <w:top w:val="single" w:sz="4" w:space="0" w:color="CCCCCC"/>
+              <w:bottom w:val="single" w:sz="4" w:space="0" w:color="CCCCCC"/>
+              <w:left w:val="single" w:sz="4" w:space="0" w:color="CCCCCC"/>
+              <w:right w:val="single" w:sz="4" w:space="0" w:color="CCCCCC"/>
+            </w:tcBorders>
+          </w:tcPr>
+          <w:p>
+            <w:pPr>
+              <w:spacing w:before="60" w:after="60" w:line="252" w:lineRule="auto"/>
+              <w:jc w:val="left"/>
+            </w:pPr>
+            <w:r/>
+            <w:r>
+              <w:rPr>
+                <w:b/>
+              </w:rPr>
+              <w:t>+2.00</w:t>
+            </w:r>
+          </w:p>
+        </w:tc>
+        <w:tc>
+          <w:tcPr>
+            <w:tcW w:type="dxa" w:w="1440"/>
+            <w:shd w:fill="F8FAFC"/>
+            <w:tcMar>
+              <w:top w:w="100" w:type="dxa"/>
+              <w:bottom w:w="100" w:type="dxa"/>
+              <w:left w:w="120" w:type="dxa"/>
+              <w:right w:w="120" w:type="dxa"/>
+            </w:tcMar>
+            <w:tcBorders>
+              <w:top w:val="single" w:sz="4" w:space="0" w:color="CCCCCC"/>
+              <w:bottom w:val="single" w:sz="4" w:space="0" w:color="CCCCCC"/>
+              <w:left w:val="single" w:sz="4" w:space="0" w:color="CCCCCC"/>
+              <w:right w:val="single" w:sz="4" w:space="0" w:color="CCCCCC"/>
+            </w:tcBorders>
+          </w:tcPr>
+          <w:p>
+            <w:pPr>
+              <w:spacing w:before="60" w:after="60" w:line="252" w:lineRule="auto"/>
+              <w:jc w:val="left"/>
+            </w:pPr>
+            <w:r/>
+            <w:r>
+              <w:t>BULL</w:t>
+            </w:r>
+          </w:p>
+        </w:tc>
+      </w:tr>
+      <w:tr>
+        <w:tc>
+          <w:tcPr>
+            <w:tcW w:type="dxa" w:w="1584"/>
+            <w:shd w:fill="FFFFFF"/>
+            <w:tcMar>
+              <w:top w:w="100" w:type="dxa"/>
+              <w:bottom w:w="100" w:type="dxa"/>
+              <w:left w:w="120" w:type="dxa"/>
+              <w:right w:w="120" w:type="dxa"/>
+            </w:tcMar>
+            <w:tcBorders>
+              <w:top w:val="single" w:sz="4" w:space="0" w:color="CCCCCC"/>
+              <w:bottom w:val="single" w:sz="4" w:space="0" w:color="CCCCCC"/>
+              <w:left w:val="single" w:sz="4" w:space="0" w:color="CCCCCC"/>
+              <w:right w:val="single" w:sz="4" w:space="0" w:color="CCCCCC"/>
+            </w:tcBorders>
+          </w:tcPr>
+          <w:p>
+            <w:pPr>
+              <w:spacing w:before="60" w:after="60" w:line="252" w:lineRule="auto"/>
+              <w:jc w:val="left"/>
+            </w:pPr>
+            <w:r/>
+            <w:r>
+              <w:rPr>
+                <w:b/>
+              </w:rPr>
+              <w:t>Tue 20/10</w:t>
+            </w:r>
+          </w:p>
+        </w:tc>
+        <w:tc>
+          <w:tcPr>
+            <w:tcW w:type="dxa" w:w="864"/>
+            <w:shd w:fill="FFFFFF"/>
+            <w:tcMar>
+              <w:top w:w="100" w:type="dxa"/>
+              <w:bottom w:w="100" w:type="dxa"/>
+              <w:left w:w="120" w:type="dxa"/>
+              <w:right w:w="120" w:type="dxa"/>
+            </w:tcMar>
+            <w:tcBorders>
+              <w:top w:val="single" w:sz="4" w:space="0" w:color="CCCCCC"/>
+              <w:bottom w:val="single" w:sz="4" w:space="0" w:color="CCCCCC"/>
+              <w:left w:val="single" w:sz="4" w:space="0" w:color="CCCCCC"/>
+              <w:right w:val="single" w:sz="4" w:space="0" w:color="CCCCCC"/>
+            </w:tcBorders>
+          </w:tcPr>
+          <w:p>
+            <w:pPr>
+              <w:spacing w:before="60" w:after="60" w:line="252" w:lineRule="auto"/>
+              <w:jc w:val="left"/>
+            </w:pPr>
+            <w:r/>
+            <w:r>
+              <w:t>NY Close 23-01</w:t>
+            </w:r>
+          </w:p>
+        </w:tc>
+        <w:tc>
+          <w:tcPr>
+            <w:tcW w:type="dxa" w:w="1440"/>
+            <w:shd w:fill="FFFFFF"/>
+            <w:tcMar>
+              <w:top w:w="100" w:type="dxa"/>
+              <w:bottom w:w="100" w:type="dxa"/>
+              <w:left w:w="120" w:type="dxa"/>
+              <w:right w:w="120" w:type="dxa"/>
+            </w:tcMar>
+            <w:tcBorders>
+              <w:top w:val="single" w:sz="4" w:space="0" w:color="CCCCCC"/>
+              <w:bottom w:val="single" w:sz="4" w:space="0" w:color="CCCCCC"/>
+              <w:left w:val="single" w:sz="4" w:space="0" w:color="CCCCCC"/>
+              <w:right w:val="single" w:sz="4" w:space="0" w:color="CCCCCC"/>
+            </w:tcBorders>
+          </w:tcPr>
+          <w:p>
+            <w:pPr>
+              <w:spacing w:before="60" w:after="60" w:line="252" w:lineRule="auto"/>
+              <w:jc w:val="left"/>
+            </w:pPr>
+            <w:r/>
+            <w:r>
+              <w:t>651.75</w:t>
+            </w:r>
+          </w:p>
+        </w:tc>
+        <w:tc>
+          <w:tcPr>
+            <w:tcW w:type="dxa" w:w="2016"/>
+            <w:shd w:fill="FFFFFF"/>
+            <w:tcMar>
+              <w:top w:w="100" w:type="dxa"/>
+              <w:bottom w:w="100" w:type="dxa"/>
+              <w:left w:w="120" w:type="dxa"/>
+              <w:right w:w="120" w:type="dxa"/>
+            </w:tcMar>
+            <w:tcBorders>
+              <w:top w:val="single" w:sz="4" w:space="0" w:color="CCCCCC"/>
+              <w:bottom w:val="single" w:sz="4" w:space="0" w:color="CCCCCC"/>
+              <w:left w:val="single" w:sz="4" w:space="0" w:color="CCCCCC"/>
+              <w:right w:val="single" w:sz="4" w:space="0" w:color="CCCCCC"/>
+            </w:tcBorders>
+          </w:tcPr>
+          <w:p>
+            <w:pPr>
+              <w:spacing w:before="60" w:after="60" w:line="252" w:lineRule="auto"/>
+              <w:jc w:val="left"/>
+            </w:pPr>
+            <w:r/>
+            <w:r>
+              <w:t>658.25</w:t>
+            </w:r>
+          </w:p>
+        </w:tc>
+        <w:tc>
+          <w:tcPr>
+            <w:tcW w:type="dxa" w:w="1152"/>
+            <w:shd w:fill="FFFFFF"/>
+            <w:tcMar>
+              <w:top w:w="100" w:type="dxa"/>
+              <w:bottom w:w="100" w:type="dxa"/>
+              <w:left w:w="120" w:type="dxa"/>
+              <w:right w:w="120" w:type="dxa"/>
+            </w:tcMar>
+            <w:tcBorders>
+              <w:top w:val="single" w:sz="4" w:space="0" w:color="CCCCCC"/>
+              <w:bottom w:val="single" w:sz="4" w:space="0" w:color="CCCCCC"/>
+              <w:left w:val="single" w:sz="4" w:space="0" w:color="CCCCCC"/>
+              <w:right w:val="single" w:sz="4" w:space="0" w:color="CCCCCC"/>
+            </w:tcBorders>
+          </w:tcPr>
+          <w:p>
+            <w:pPr>
+              <w:spacing w:before="60" w:after="60" w:line="252" w:lineRule="auto"/>
+              <w:jc w:val="left"/>
+            </w:pPr>
+            <w:r/>
+            <w:r>
+              <w:t>645.00</w:t>
+            </w:r>
+          </w:p>
+        </w:tc>
+        <w:tc>
+          <w:tcPr>
+            <w:tcW w:type="dxa" w:w="1728"/>
+            <w:shd w:fill="FFFFFF"/>
             <w:tcMar>
               <w:top w:w="100" w:type="dxa"/>
               <w:bottom w:w="100" w:type="dxa"/>
@@ -26782,241 +27017,6 @@
         <w:tc>
           <w:tcPr>
             <w:tcW w:type="dxa" w:w="3456"/>
-            <w:shd w:fill="F8FAFC"/>
-            <w:tcMar>
-              <w:top w:w="100" w:type="dxa"/>
-              <w:bottom w:w="100" w:type="dxa"/>
-              <w:left w:w="120" w:type="dxa"/>
-              <w:right w:w="120" w:type="dxa"/>
-            </w:tcMar>
-            <w:tcBorders>
-              <w:top w:val="single" w:sz="4" w:space="0" w:color="CCCCCC"/>
-              <w:bottom w:val="single" w:sz="4" w:space="0" w:color="CCCCCC"/>
-              <w:left w:val="single" w:sz="4" w:space="0" w:color="CCCCCC"/>
-              <w:right w:val="single" w:sz="4" w:space="0" w:color="CCCCCC"/>
-            </w:tcBorders>
-          </w:tcPr>
-          <w:p>
-            <w:pPr>
-              <w:spacing w:before="60" w:after="60" w:line="252" w:lineRule="auto"/>
-              <w:jc w:val="left"/>
-            </w:pPr>
-            <w:r/>
-            <w:r>
-              <w:rPr>
-                <w:b/>
-              </w:rPr>
-              <w:t>+2.00</w:t>
-            </w:r>
-          </w:p>
-        </w:tc>
-        <w:tc>
-          <w:tcPr>
-            <w:tcW w:type="dxa" w:w="1440"/>
-            <w:shd w:fill="F8FAFC"/>
-            <w:tcMar>
-              <w:top w:w="100" w:type="dxa"/>
-              <w:bottom w:w="100" w:type="dxa"/>
-              <w:left w:w="120" w:type="dxa"/>
-              <w:right w:w="120" w:type="dxa"/>
-            </w:tcMar>
-            <w:tcBorders>
-              <w:top w:val="single" w:sz="4" w:space="0" w:color="CCCCCC"/>
-              <w:bottom w:val="single" w:sz="4" w:space="0" w:color="CCCCCC"/>
-              <w:left w:val="single" w:sz="4" w:space="0" w:color="CCCCCC"/>
-              <w:right w:val="single" w:sz="4" w:space="0" w:color="CCCCCC"/>
-            </w:tcBorders>
-          </w:tcPr>
-          <w:p>
-            <w:pPr>
-              <w:spacing w:before="60" w:after="60" w:line="252" w:lineRule="auto"/>
-              <w:jc w:val="left"/>
-            </w:pPr>
-            <w:r/>
-            <w:r>
-              <w:t>BULL</w:t>
-            </w:r>
-          </w:p>
-        </w:tc>
-      </w:tr>
-      <w:tr>
-        <w:tc>
-          <w:tcPr>
-            <w:tcW w:type="dxa" w:w="1584"/>
-            <w:shd w:fill="FFFFFF"/>
-            <w:tcMar>
-              <w:top w:w="100" w:type="dxa"/>
-              <w:bottom w:w="100" w:type="dxa"/>
-              <w:left w:w="120" w:type="dxa"/>
-              <w:right w:w="120" w:type="dxa"/>
-            </w:tcMar>
-            <w:tcBorders>
-              <w:top w:val="single" w:sz="4" w:space="0" w:color="CCCCCC"/>
-              <w:bottom w:val="single" w:sz="4" w:space="0" w:color="CCCCCC"/>
-              <w:left w:val="single" w:sz="4" w:space="0" w:color="CCCCCC"/>
-              <w:right w:val="single" w:sz="4" w:space="0" w:color="CCCCCC"/>
-            </w:tcBorders>
-          </w:tcPr>
-          <w:p>
-            <w:pPr>
-              <w:spacing w:before="60" w:after="60" w:line="252" w:lineRule="auto"/>
-              <w:jc w:val="left"/>
-            </w:pPr>
-            <w:r/>
-            <w:r>
-              <w:rPr>
-                <w:b/>
-              </w:rPr>
-              <w:t>Tue 20/10</w:t>
-            </w:r>
-          </w:p>
-        </w:tc>
-        <w:tc>
-          <w:tcPr>
-            <w:tcW w:type="dxa" w:w="864"/>
-            <w:shd w:fill="FFFFFF"/>
-            <w:tcMar>
-              <w:top w:w="100" w:type="dxa"/>
-              <w:bottom w:w="100" w:type="dxa"/>
-              <w:left w:w="120" w:type="dxa"/>
-              <w:right w:w="120" w:type="dxa"/>
-            </w:tcMar>
-            <w:tcBorders>
-              <w:top w:val="single" w:sz="4" w:space="0" w:color="CCCCCC"/>
-              <w:bottom w:val="single" w:sz="4" w:space="0" w:color="CCCCCC"/>
-              <w:left w:val="single" w:sz="4" w:space="0" w:color="CCCCCC"/>
-              <w:right w:val="single" w:sz="4" w:space="0" w:color="CCCCCC"/>
-            </w:tcBorders>
-          </w:tcPr>
-          <w:p>
-            <w:pPr>
-              <w:spacing w:before="60" w:after="60" w:line="252" w:lineRule="auto"/>
-              <w:jc w:val="left"/>
-            </w:pPr>
-            <w:r/>
-            <w:r>
-              <w:t>NY Close 23-01</w:t>
-            </w:r>
-          </w:p>
-        </w:tc>
-        <w:tc>
-          <w:tcPr>
-            <w:tcW w:type="dxa" w:w="1440"/>
-            <w:shd w:fill="FFFFFF"/>
-            <w:tcMar>
-              <w:top w:w="100" w:type="dxa"/>
-              <w:bottom w:w="100" w:type="dxa"/>
-              <w:left w:w="120" w:type="dxa"/>
-              <w:right w:w="120" w:type="dxa"/>
-            </w:tcMar>
-            <w:tcBorders>
-              <w:top w:val="single" w:sz="4" w:space="0" w:color="CCCCCC"/>
-              <w:bottom w:val="single" w:sz="4" w:space="0" w:color="CCCCCC"/>
-              <w:left w:val="single" w:sz="4" w:space="0" w:color="CCCCCC"/>
-              <w:right w:val="single" w:sz="4" w:space="0" w:color="CCCCCC"/>
-            </w:tcBorders>
-          </w:tcPr>
-          <w:p>
-            <w:pPr>
-              <w:spacing w:before="60" w:after="60" w:line="252" w:lineRule="auto"/>
-              <w:jc w:val="left"/>
-            </w:pPr>
-            <w:r/>
-            <w:r>
-              <w:t>652.00</w:t>
-            </w:r>
-          </w:p>
-        </w:tc>
-        <w:tc>
-          <w:tcPr>
-            <w:tcW w:type="dxa" w:w="2016"/>
-            <w:shd w:fill="FFFFFF"/>
-            <w:tcMar>
-              <w:top w:w="100" w:type="dxa"/>
-              <w:bottom w:w="100" w:type="dxa"/>
-              <w:left w:w="120" w:type="dxa"/>
-              <w:right w:w="120" w:type="dxa"/>
-            </w:tcMar>
-            <w:tcBorders>
-              <w:top w:val="single" w:sz="4" w:space="0" w:color="CCCCCC"/>
-              <w:bottom w:val="single" w:sz="4" w:space="0" w:color="CCCCCC"/>
-              <w:left w:val="single" w:sz="4" w:space="0" w:color="CCCCCC"/>
-              <w:right w:val="single" w:sz="4" w:space="0" w:color="CCCCCC"/>
-            </w:tcBorders>
-          </w:tcPr>
-          <w:p>
-            <w:pPr>
-              <w:spacing w:before="60" w:after="60" w:line="252" w:lineRule="auto"/>
-              <w:jc w:val="left"/>
-            </w:pPr>
-            <w:r/>
-            <w:r>
-              <w:t>658.50</w:t>
-            </w:r>
-          </w:p>
-        </w:tc>
-        <w:tc>
-          <w:tcPr>
-            <w:tcW w:type="dxa" w:w="1152"/>
-            <w:shd w:fill="FFFFFF"/>
-            <w:tcMar>
-              <w:top w:w="100" w:type="dxa"/>
-              <w:bottom w:w="100" w:type="dxa"/>
-              <w:left w:w="120" w:type="dxa"/>
-              <w:right w:w="120" w:type="dxa"/>
-            </w:tcMar>
-            <w:tcBorders>
-              <w:top w:val="single" w:sz="4" w:space="0" w:color="CCCCCC"/>
-              <w:bottom w:val="single" w:sz="4" w:space="0" w:color="CCCCCC"/>
-              <w:left w:val="single" w:sz="4" w:space="0" w:color="CCCCCC"/>
-              <w:right w:val="single" w:sz="4" w:space="0" w:color="CCCCCC"/>
-            </w:tcBorders>
-          </w:tcPr>
-          <w:p>
-            <w:pPr>
-              <w:spacing w:before="60" w:after="60" w:line="252" w:lineRule="auto"/>
-              <w:jc w:val="left"/>
-            </w:pPr>
-            <w:r/>
-            <w:r>
-              <w:t>645.25</w:t>
-            </w:r>
-          </w:p>
-        </w:tc>
-        <w:tc>
-          <w:tcPr>
-            <w:tcW w:type="dxa" w:w="1728"/>
-            <w:shd w:fill="FFFFFF"/>
-            <w:tcMar>
-              <w:top w:w="100" w:type="dxa"/>
-              <w:bottom w:w="100" w:type="dxa"/>
-              <w:left w:w="120" w:type="dxa"/>
-              <w:right w:w="120" w:type="dxa"/>
-            </w:tcMar>
-            <w:tcBorders>
-              <w:top w:val="single" w:sz="4" w:space="0" w:color="CCCCCC"/>
-              <w:bottom w:val="single" w:sz="4" w:space="0" w:color="CCCCCC"/>
-              <w:left w:val="single" w:sz="4" w:space="0" w:color="CCCCCC"/>
-              <w:right w:val="single" w:sz="4" w:space="0" w:color="CCCCCC"/>
-            </w:tcBorders>
-          </w:tcPr>
-          <w:p>
-            <w:pPr>
-              <w:spacing w:before="60" w:after="60" w:line="252" w:lineRule="auto"/>
-              <w:jc w:val="left"/>
-            </w:pPr>
-            <w:r/>
-            <w:r>
-              <w:rPr>
-                <w:b/>
-              </w:rPr>
-              <w:t>652.25</w:t>
-            </w:r>
-          </w:p>
-        </w:tc>
-        <w:tc>
-          <w:tcPr>
-            <w:tcW w:type="dxa" w:w="3456"/>
             <w:shd w:fill="FFFFFF"/>
             <w:tcMar>
               <w:top w:w="100" w:type="dxa"/>
@@ -27158,7 +27158,7 @@
             </w:pPr>
             <w:r/>
             <w:r>
-              <w:t>652.25</w:t>
+              <w:t>652.00</w:t>
             </w:r>
           </w:p>
         </w:tc>
@@ -27186,7 +27186,7 @@
             </w:pPr>
             <w:r/>
             <w:r>
-              <w:t>662.50</w:t>
+              <w:t>662.25</w:t>
             </w:r>
           </w:p>
         </w:tc>
@@ -27214,7 +27214,1417 @@
             </w:pPr>
             <w:r/>
             <w:r>
-              <w:t>644.25</w:t>
+              <w:t>644.00</w:t>
+            </w:r>
+          </w:p>
+        </w:tc>
+        <w:tc>
+          <w:tcPr>
+            <w:tcW w:type="dxa" w:w="1728"/>
+            <w:shd w:fill="F8FAFC"/>
+            <w:tcMar>
+              <w:top w:w="100" w:type="dxa"/>
+              <w:bottom w:w="100" w:type="dxa"/>
+              <w:left w:w="120" w:type="dxa"/>
+              <w:right w:w="120" w:type="dxa"/>
+            </w:tcMar>
+            <w:tcBorders>
+              <w:top w:val="single" w:sz="4" w:space="0" w:color="CCCCCC"/>
+              <w:bottom w:val="single" w:sz="4" w:space="0" w:color="CCCCCC"/>
+              <w:left w:val="single" w:sz="4" w:space="0" w:color="CCCCCC"/>
+              <w:right w:val="single" w:sz="4" w:space="0" w:color="CCCCCC"/>
+            </w:tcBorders>
+          </w:tcPr>
+          <w:p>
+            <w:pPr>
+              <w:spacing w:before="60" w:after="60" w:line="252" w:lineRule="auto"/>
+              <w:jc w:val="left"/>
+            </w:pPr>
+            <w:r/>
+            <w:r>
+              <w:rPr>
+                <w:b/>
+              </w:rPr>
+              <w:t>652.50</w:t>
+            </w:r>
+          </w:p>
+        </w:tc>
+        <w:tc>
+          <w:tcPr>
+            <w:tcW w:type="dxa" w:w="3456"/>
+            <w:shd w:fill="F8FAFC"/>
+            <w:tcMar>
+              <w:top w:w="100" w:type="dxa"/>
+              <w:bottom w:w="100" w:type="dxa"/>
+              <w:left w:w="120" w:type="dxa"/>
+              <w:right w:w="120" w:type="dxa"/>
+            </w:tcMar>
+            <w:tcBorders>
+              <w:top w:val="single" w:sz="4" w:space="0" w:color="CCCCCC"/>
+              <w:bottom w:val="single" w:sz="4" w:space="0" w:color="CCCCCC"/>
+              <w:left w:val="single" w:sz="4" w:space="0" w:color="CCCCCC"/>
+              <w:right w:val="single" w:sz="4" w:space="0" w:color="CCCCCC"/>
+            </w:tcBorders>
+          </w:tcPr>
+          <w:p>
+            <w:pPr>
+              <w:spacing w:before="60" w:after="60" w:line="252" w:lineRule="auto"/>
+              <w:jc w:val="left"/>
+            </w:pPr>
+            <w:r/>
+            <w:r>
+              <w:rPr>
+                <w:b/>
+              </w:rPr>
+              <w:t>+0.50</w:t>
+            </w:r>
+          </w:p>
+        </w:tc>
+        <w:tc>
+          <w:tcPr>
+            <w:tcW w:type="dxa" w:w="1440"/>
+            <w:shd w:fill="F8FAFC"/>
+            <w:tcMar>
+              <w:top w:w="100" w:type="dxa"/>
+              <w:bottom w:w="100" w:type="dxa"/>
+              <w:left w:w="120" w:type="dxa"/>
+              <w:right w:w="120" w:type="dxa"/>
+            </w:tcMar>
+            <w:tcBorders>
+              <w:top w:val="single" w:sz="4" w:space="0" w:color="CCCCCC"/>
+              <w:bottom w:val="single" w:sz="4" w:space="0" w:color="CCCCCC"/>
+              <w:left w:val="single" w:sz="4" w:space="0" w:color="CCCCCC"/>
+              <w:right w:val="single" w:sz="4" w:space="0" w:color="CCCCCC"/>
+            </w:tcBorders>
+          </w:tcPr>
+          <w:p>
+            <w:pPr>
+              <w:spacing w:before="60" w:after="60" w:line="252" w:lineRule="auto"/>
+              <w:jc w:val="left"/>
+            </w:pPr>
+            <w:r/>
+            <w:r>
+              <w:t>BULL</w:t>
+            </w:r>
+          </w:p>
+        </w:tc>
+      </w:tr>
+      <w:tr>
+        <w:tc>
+          <w:tcPr>
+            <w:tcW w:type="dxa" w:w="1584"/>
+            <w:shd w:fill="FFFFFF"/>
+            <w:tcMar>
+              <w:top w:w="100" w:type="dxa"/>
+              <w:bottom w:w="100" w:type="dxa"/>
+              <w:left w:w="120" w:type="dxa"/>
+              <w:right w:w="120" w:type="dxa"/>
+            </w:tcMar>
+            <w:tcBorders>
+              <w:top w:val="single" w:sz="4" w:space="0" w:color="CCCCCC"/>
+              <w:bottom w:val="single" w:sz="4" w:space="0" w:color="CCCCCC"/>
+              <w:left w:val="single" w:sz="4" w:space="0" w:color="CCCCCC"/>
+              <w:right w:val="single" w:sz="4" w:space="0" w:color="CCCCCC"/>
+            </w:tcBorders>
+          </w:tcPr>
+          <w:p>
+            <w:pPr>
+              <w:spacing w:before="60" w:after="60" w:line="252" w:lineRule="auto"/>
+              <w:jc w:val="left"/>
+            </w:pPr>
+            <w:r/>
+            <w:r>
+              <w:rPr>
+                <w:b/>
+              </w:rPr>
+              <w:t>Wed 21/10</w:t>
+            </w:r>
+          </w:p>
+        </w:tc>
+        <w:tc>
+          <w:tcPr>
+            <w:tcW w:type="dxa" w:w="864"/>
+            <w:shd w:fill="FFFFFF"/>
+            <w:tcMar>
+              <w:top w:w="100" w:type="dxa"/>
+              <w:bottom w:w="100" w:type="dxa"/>
+              <w:left w:w="120" w:type="dxa"/>
+              <w:right w:w="120" w:type="dxa"/>
+            </w:tcMar>
+            <w:tcBorders>
+              <w:top w:val="single" w:sz="4" w:space="0" w:color="CCCCCC"/>
+              <w:bottom w:val="single" w:sz="4" w:space="0" w:color="CCCCCC"/>
+              <w:left w:val="single" w:sz="4" w:space="0" w:color="CCCCCC"/>
+              <w:right w:val="single" w:sz="4" w:space="0" w:color="CCCCCC"/>
+            </w:tcBorders>
+          </w:tcPr>
+          <w:p>
+            <w:pPr>
+              <w:spacing w:before="60" w:after="60" w:line="252" w:lineRule="auto"/>
+              <w:jc w:val="left"/>
+            </w:pPr>
+            <w:r/>
+            <w:r>
+              <w:t>Asia 11-15</w:t>
+            </w:r>
+          </w:p>
+        </w:tc>
+        <w:tc>
+          <w:tcPr>
+            <w:tcW w:type="dxa" w:w="1440"/>
+            <w:shd w:fill="FFFFFF"/>
+            <w:tcMar>
+              <w:top w:w="100" w:type="dxa"/>
+              <w:bottom w:w="100" w:type="dxa"/>
+              <w:left w:w="120" w:type="dxa"/>
+              <w:right w:w="120" w:type="dxa"/>
+            </w:tcMar>
+            <w:tcBorders>
+              <w:top w:val="single" w:sz="4" w:space="0" w:color="CCCCCC"/>
+              <w:bottom w:val="single" w:sz="4" w:space="0" w:color="CCCCCC"/>
+              <w:left w:val="single" w:sz="4" w:space="0" w:color="CCCCCC"/>
+              <w:right w:val="single" w:sz="4" w:space="0" w:color="CCCCCC"/>
+            </w:tcBorders>
+          </w:tcPr>
+          <w:p>
+            <w:pPr>
+              <w:spacing w:before="60" w:after="60" w:line="252" w:lineRule="auto"/>
+              <w:jc w:val="left"/>
+            </w:pPr>
+            <w:r/>
+            <w:r>
+              <w:t>652.50</w:t>
+            </w:r>
+          </w:p>
+        </w:tc>
+        <w:tc>
+          <w:tcPr>
+            <w:tcW w:type="dxa" w:w="2016"/>
+            <w:shd w:fill="FFFFFF"/>
+            <w:tcMar>
+              <w:top w:w="100" w:type="dxa"/>
+              <w:bottom w:w="100" w:type="dxa"/>
+              <w:left w:w="120" w:type="dxa"/>
+              <w:right w:w="120" w:type="dxa"/>
+            </w:tcMar>
+            <w:tcBorders>
+              <w:top w:val="single" w:sz="4" w:space="0" w:color="CCCCCC"/>
+              <w:bottom w:val="single" w:sz="4" w:space="0" w:color="CCCCCC"/>
+              <w:left w:val="single" w:sz="4" w:space="0" w:color="CCCCCC"/>
+              <w:right w:val="single" w:sz="4" w:space="0" w:color="CCCCCC"/>
+            </w:tcBorders>
+          </w:tcPr>
+          <w:p>
+            <w:pPr>
+              <w:spacing w:before="60" w:after="60" w:line="252" w:lineRule="auto"/>
+              <w:jc w:val="left"/>
+            </w:pPr>
+            <w:r/>
+            <w:r>
+              <w:t>659.50</w:t>
+            </w:r>
+          </w:p>
+        </w:tc>
+        <w:tc>
+          <w:tcPr>
+            <w:tcW w:type="dxa" w:w="1152"/>
+            <w:shd w:fill="FFFFFF"/>
+            <w:tcMar>
+              <w:top w:w="100" w:type="dxa"/>
+              <w:bottom w:w="100" w:type="dxa"/>
+              <w:left w:w="120" w:type="dxa"/>
+              <w:right w:w="120" w:type="dxa"/>
+            </w:tcMar>
+            <w:tcBorders>
+              <w:top w:val="single" w:sz="4" w:space="0" w:color="CCCCCC"/>
+              <w:bottom w:val="single" w:sz="4" w:space="0" w:color="CCCCCC"/>
+              <w:left w:val="single" w:sz="4" w:space="0" w:color="CCCCCC"/>
+              <w:right w:val="single" w:sz="4" w:space="0" w:color="CCCCCC"/>
+            </w:tcBorders>
+          </w:tcPr>
+          <w:p>
+            <w:pPr>
+              <w:spacing w:before="60" w:after="60" w:line="252" w:lineRule="auto"/>
+              <w:jc w:val="left"/>
+            </w:pPr>
+            <w:r/>
+            <w:r>
+              <w:t>646.50</w:t>
+            </w:r>
+          </w:p>
+        </w:tc>
+        <w:tc>
+          <w:tcPr>
+            <w:tcW w:type="dxa" w:w="1728"/>
+            <w:shd w:fill="FFFFFF"/>
+            <w:tcMar>
+              <w:top w:w="100" w:type="dxa"/>
+              <w:bottom w:w="100" w:type="dxa"/>
+              <w:left w:w="120" w:type="dxa"/>
+              <w:right w:w="120" w:type="dxa"/>
+            </w:tcMar>
+            <w:tcBorders>
+              <w:top w:val="single" w:sz="4" w:space="0" w:color="CCCCCC"/>
+              <w:bottom w:val="single" w:sz="4" w:space="0" w:color="CCCCCC"/>
+              <w:left w:val="single" w:sz="4" w:space="0" w:color="CCCCCC"/>
+              <w:right w:val="single" w:sz="4" w:space="0" w:color="CCCCCC"/>
+            </w:tcBorders>
+          </w:tcPr>
+          <w:p>
+            <w:pPr>
+              <w:spacing w:before="60" w:after="60" w:line="252" w:lineRule="auto"/>
+              <w:jc w:val="left"/>
+            </w:pPr>
+            <w:r/>
+            <w:r>
+              <w:rPr>
+                <w:b/>
+              </w:rPr>
+              <w:t>651.75</w:t>
+            </w:r>
+          </w:p>
+        </w:tc>
+        <w:tc>
+          <w:tcPr>
+            <w:tcW w:type="dxa" w:w="3456"/>
+            <w:shd w:fill="FFFFFF"/>
+            <w:tcMar>
+              <w:top w:w="100" w:type="dxa"/>
+              <w:bottom w:w="100" w:type="dxa"/>
+              <w:left w:w="120" w:type="dxa"/>
+              <w:right w:w="120" w:type="dxa"/>
+            </w:tcMar>
+            <w:tcBorders>
+              <w:top w:val="single" w:sz="4" w:space="0" w:color="CCCCCC"/>
+              <w:bottom w:val="single" w:sz="4" w:space="0" w:color="CCCCCC"/>
+              <w:left w:val="single" w:sz="4" w:space="0" w:color="CCCCCC"/>
+              <w:right w:val="single" w:sz="4" w:space="0" w:color="CCCCCC"/>
+            </w:tcBorders>
+          </w:tcPr>
+          <w:p>
+            <w:pPr>
+              <w:spacing w:before="60" w:after="60" w:line="252" w:lineRule="auto"/>
+              <w:jc w:val="left"/>
+            </w:pPr>
+            <w:r/>
+            <w:r>
+              <w:rPr>
+                <w:b/>
+              </w:rPr>
+              <w:t>-0.75</w:t>
+            </w:r>
+          </w:p>
+        </w:tc>
+        <w:tc>
+          <w:tcPr>
+            <w:tcW w:type="dxa" w:w="1440"/>
+            <w:shd w:fill="FFFFFF"/>
+            <w:tcMar>
+              <w:top w:w="100" w:type="dxa"/>
+              <w:bottom w:w="100" w:type="dxa"/>
+              <w:left w:w="120" w:type="dxa"/>
+              <w:right w:w="120" w:type="dxa"/>
+            </w:tcMar>
+            <w:tcBorders>
+              <w:top w:val="single" w:sz="4" w:space="0" w:color="CCCCCC"/>
+              <w:bottom w:val="single" w:sz="4" w:space="0" w:color="CCCCCC"/>
+              <w:left w:val="single" w:sz="4" w:space="0" w:color="CCCCCC"/>
+              <w:right w:val="single" w:sz="4" w:space="0" w:color="CCCCCC"/>
+            </w:tcBorders>
+          </w:tcPr>
+          <w:p>
+            <w:pPr>
+              <w:spacing w:before="60" w:after="60" w:line="252" w:lineRule="auto"/>
+              <w:jc w:val="left"/>
+            </w:pPr>
+            <w:r/>
+            <w:r>
+              <w:t>BEAR</w:t>
+            </w:r>
+          </w:p>
+        </w:tc>
+      </w:tr>
+      <w:tr>
+        <w:tc>
+          <w:tcPr>
+            <w:tcW w:type="dxa" w:w="1584"/>
+            <w:shd w:fill="F8FAFC"/>
+            <w:tcMar>
+              <w:top w:w="100" w:type="dxa"/>
+              <w:bottom w:w="100" w:type="dxa"/>
+              <w:left w:w="120" w:type="dxa"/>
+              <w:right w:w="120" w:type="dxa"/>
+            </w:tcMar>
+            <w:tcBorders>
+              <w:top w:val="single" w:sz="4" w:space="0" w:color="CCCCCC"/>
+              <w:bottom w:val="single" w:sz="4" w:space="0" w:color="CCCCCC"/>
+              <w:left w:val="single" w:sz="4" w:space="0" w:color="CCCCCC"/>
+              <w:right w:val="single" w:sz="4" w:space="0" w:color="CCCCCC"/>
+            </w:tcBorders>
+          </w:tcPr>
+          <w:p>
+            <w:pPr>
+              <w:spacing w:before="60" w:after="60" w:line="252" w:lineRule="auto"/>
+              <w:jc w:val="left"/>
+            </w:pPr>
+            <w:r/>
+            <w:r>
+              <w:rPr>
+                <w:b/>
+              </w:rPr>
+              <w:t>Wed 21/10</w:t>
+            </w:r>
+          </w:p>
+        </w:tc>
+        <w:tc>
+          <w:tcPr>
+            <w:tcW w:type="dxa" w:w="864"/>
+            <w:shd w:fill="F8FAFC"/>
+            <w:tcMar>
+              <w:top w:w="100" w:type="dxa"/>
+              <w:bottom w:w="100" w:type="dxa"/>
+              <w:left w:w="120" w:type="dxa"/>
+              <w:right w:w="120" w:type="dxa"/>
+            </w:tcMar>
+            <w:tcBorders>
+              <w:top w:val="single" w:sz="4" w:space="0" w:color="CCCCCC"/>
+              <w:bottom w:val="single" w:sz="4" w:space="0" w:color="CCCCCC"/>
+              <w:left w:val="single" w:sz="4" w:space="0" w:color="CCCCCC"/>
+              <w:right w:val="single" w:sz="4" w:space="0" w:color="CCCCCC"/>
+            </w:tcBorders>
+          </w:tcPr>
+          <w:p>
+            <w:pPr>
+              <w:spacing w:before="60" w:after="60" w:line="252" w:lineRule="auto"/>
+              <w:jc w:val="left"/>
+            </w:pPr>
+            <w:r/>
+            <w:r>
+              <w:t>London 15-19</w:t>
+            </w:r>
+          </w:p>
+        </w:tc>
+        <w:tc>
+          <w:tcPr>
+            <w:tcW w:type="dxa" w:w="1440"/>
+            <w:shd w:fill="F8FAFC"/>
+            <w:tcMar>
+              <w:top w:w="100" w:type="dxa"/>
+              <w:bottom w:w="100" w:type="dxa"/>
+              <w:left w:w="120" w:type="dxa"/>
+              <w:right w:w="120" w:type="dxa"/>
+            </w:tcMar>
+            <w:tcBorders>
+              <w:top w:val="single" w:sz="4" w:space="0" w:color="CCCCCC"/>
+              <w:bottom w:val="single" w:sz="4" w:space="0" w:color="CCCCCC"/>
+              <w:left w:val="single" w:sz="4" w:space="0" w:color="CCCCCC"/>
+              <w:right w:val="single" w:sz="4" w:space="0" w:color="CCCCCC"/>
+            </w:tcBorders>
+          </w:tcPr>
+          <w:p>
+            <w:pPr>
+              <w:spacing w:before="60" w:after="60" w:line="252" w:lineRule="auto"/>
+              <w:jc w:val="left"/>
+            </w:pPr>
+            <w:r/>
+            <w:r>
+              <w:t>651.75</w:t>
+            </w:r>
+          </w:p>
+        </w:tc>
+        <w:tc>
+          <w:tcPr>
+            <w:tcW w:type="dxa" w:w="2016"/>
+            <w:shd w:fill="F8FAFC"/>
+            <w:tcMar>
+              <w:top w:w="100" w:type="dxa"/>
+              <w:bottom w:w="100" w:type="dxa"/>
+              <w:left w:w="120" w:type="dxa"/>
+              <w:right w:w="120" w:type="dxa"/>
+            </w:tcMar>
+            <w:tcBorders>
+              <w:top w:val="single" w:sz="4" w:space="0" w:color="CCCCCC"/>
+              <w:bottom w:val="single" w:sz="4" w:space="0" w:color="CCCCCC"/>
+              <w:left w:val="single" w:sz="4" w:space="0" w:color="CCCCCC"/>
+              <w:right w:val="single" w:sz="4" w:space="0" w:color="CCCCCC"/>
+            </w:tcBorders>
+          </w:tcPr>
+          <w:p>
+            <w:pPr>
+              <w:spacing w:before="60" w:after="60" w:line="252" w:lineRule="auto"/>
+              <w:jc w:val="left"/>
+            </w:pPr>
+            <w:r/>
+            <w:r>
+              <w:t>665.25</w:t>
+            </w:r>
+          </w:p>
+        </w:tc>
+        <w:tc>
+          <w:tcPr>
+            <w:tcW w:type="dxa" w:w="1152"/>
+            <w:shd w:fill="F8FAFC"/>
+            <w:tcMar>
+              <w:top w:w="100" w:type="dxa"/>
+              <w:bottom w:w="100" w:type="dxa"/>
+              <w:left w:w="120" w:type="dxa"/>
+              <w:right w:w="120" w:type="dxa"/>
+            </w:tcMar>
+            <w:tcBorders>
+              <w:top w:val="single" w:sz="4" w:space="0" w:color="CCCCCC"/>
+              <w:bottom w:val="single" w:sz="4" w:space="0" w:color="CCCCCC"/>
+              <w:left w:val="single" w:sz="4" w:space="0" w:color="CCCCCC"/>
+              <w:right w:val="single" w:sz="4" w:space="0" w:color="CCCCCC"/>
+            </w:tcBorders>
+          </w:tcPr>
+          <w:p>
+            <w:pPr>
+              <w:spacing w:before="60" w:after="60" w:line="252" w:lineRule="auto"/>
+              <w:jc w:val="left"/>
+            </w:pPr>
+            <w:r/>
+            <w:r>
+              <w:t>638.75</w:t>
+            </w:r>
+          </w:p>
+        </w:tc>
+        <w:tc>
+          <w:tcPr>
+            <w:tcW w:type="dxa" w:w="1728"/>
+            <w:shd w:fill="F8FAFC"/>
+            <w:tcMar>
+              <w:top w:w="100" w:type="dxa"/>
+              <w:bottom w:w="100" w:type="dxa"/>
+              <w:left w:w="120" w:type="dxa"/>
+              <w:right w:w="120" w:type="dxa"/>
+            </w:tcMar>
+            <w:tcBorders>
+              <w:top w:val="single" w:sz="4" w:space="0" w:color="CCCCCC"/>
+              <w:bottom w:val="single" w:sz="4" w:space="0" w:color="CCCCCC"/>
+              <w:left w:val="single" w:sz="4" w:space="0" w:color="CCCCCC"/>
+              <w:right w:val="single" w:sz="4" w:space="0" w:color="CCCCCC"/>
+            </w:tcBorders>
+          </w:tcPr>
+          <w:p>
+            <w:pPr>
+              <w:spacing w:before="60" w:after="60" w:line="252" w:lineRule="auto"/>
+              <w:jc w:val="left"/>
+            </w:pPr>
+            <w:r/>
+            <w:r>
+              <w:rPr>
+                <w:b/>
+              </w:rPr>
+              <w:t>653.50</w:t>
+            </w:r>
+          </w:p>
+        </w:tc>
+        <w:tc>
+          <w:tcPr>
+            <w:tcW w:type="dxa" w:w="3456"/>
+            <w:shd w:fill="F8FAFC"/>
+            <w:tcMar>
+              <w:top w:w="100" w:type="dxa"/>
+              <w:bottom w:w="100" w:type="dxa"/>
+              <w:left w:w="120" w:type="dxa"/>
+              <w:right w:w="120" w:type="dxa"/>
+            </w:tcMar>
+            <w:tcBorders>
+              <w:top w:val="single" w:sz="4" w:space="0" w:color="CCCCCC"/>
+              <w:bottom w:val="single" w:sz="4" w:space="0" w:color="CCCCCC"/>
+              <w:left w:val="single" w:sz="4" w:space="0" w:color="CCCCCC"/>
+              <w:right w:val="single" w:sz="4" w:space="0" w:color="CCCCCC"/>
+            </w:tcBorders>
+          </w:tcPr>
+          <w:p>
+            <w:pPr>
+              <w:spacing w:before="60" w:after="60" w:line="252" w:lineRule="auto"/>
+              <w:jc w:val="left"/>
+            </w:pPr>
+            <w:r/>
+            <w:r>
+              <w:rPr>
+                <w:b/>
+              </w:rPr>
+              <w:t>+1.75</w:t>
+            </w:r>
+          </w:p>
+        </w:tc>
+        <w:tc>
+          <w:tcPr>
+            <w:tcW w:type="dxa" w:w="1440"/>
+            <w:shd w:fill="F8FAFC"/>
+            <w:tcMar>
+              <w:top w:w="100" w:type="dxa"/>
+              <w:bottom w:w="100" w:type="dxa"/>
+              <w:left w:w="120" w:type="dxa"/>
+              <w:right w:w="120" w:type="dxa"/>
+            </w:tcMar>
+            <w:tcBorders>
+              <w:top w:val="single" w:sz="4" w:space="0" w:color="CCCCCC"/>
+              <w:bottom w:val="single" w:sz="4" w:space="0" w:color="CCCCCC"/>
+              <w:left w:val="single" w:sz="4" w:space="0" w:color="CCCCCC"/>
+              <w:right w:val="single" w:sz="4" w:space="0" w:color="CCCCCC"/>
+            </w:tcBorders>
+          </w:tcPr>
+          <w:p>
+            <w:pPr>
+              <w:spacing w:before="60" w:after="60" w:line="252" w:lineRule="auto"/>
+              <w:jc w:val="left"/>
+            </w:pPr>
+            <w:r/>
+            <w:r>
+              <w:t>BULL</w:t>
+            </w:r>
+          </w:p>
+        </w:tc>
+      </w:tr>
+      <w:tr>
+        <w:tc>
+          <w:tcPr>
+            <w:tcW w:type="dxa" w:w="1584"/>
+            <w:shd w:fill="FFFFFF"/>
+            <w:tcMar>
+              <w:top w:w="100" w:type="dxa"/>
+              <w:bottom w:w="100" w:type="dxa"/>
+              <w:left w:w="120" w:type="dxa"/>
+              <w:right w:w="120" w:type="dxa"/>
+            </w:tcMar>
+            <w:tcBorders>
+              <w:top w:val="single" w:sz="4" w:space="0" w:color="CCCCCC"/>
+              <w:bottom w:val="single" w:sz="4" w:space="0" w:color="CCCCCC"/>
+              <w:left w:val="single" w:sz="4" w:space="0" w:color="CCCCCC"/>
+              <w:right w:val="single" w:sz="4" w:space="0" w:color="CCCCCC"/>
+            </w:tcBorders>
+          </w:tcPr>
+          <w:p>
+            <w:pPr>
+              <w:spacing w:before="60" w:after="60" w:line="252" w:lineRule="auto"/>
+              <w:jc w:val="left"/>
+            </w:pPr>
+            <w:r/>
+            <w:r>
+              <w:rPr>
+                <w:b/>
+              </w:rPr>
+              <w:t>Wed 21/10</w:t>
+            </w:r>
+          </w:p>
+        </w:tc>
+        <w:tc>
+          <w:tcPr>
+            <w:tcW w:type="dxa" w:w="864"/>
+            <w:shd w:fill="FFFFFF"/>
+            <w:tcMar>
+              <w:top w:w="100" w:type="dxa"/>
+              <w:bottom w:w="100" w:type="dxa"/>
+              <w:left w:w="120" w:type="dxa"/>
+              <w:right w:w="120" w:type="dxa"/>
+            </w:tcMar>
+            <w:tcBorders>
+              <w:top w:val="single" w:sz="4" w:space="0" w:color="CCCCCC"/>
+              <w:bottom w:val="single" w:sz="4" w:space="0" w:color="CCCCCC"/>
+              <w:left w:val="single" w:sz="4" w:space="0" w:color="CCCCCC"/>
+              <w:right w:val="single" w:sz="4" w:space="0" w:color="CCCCCC"/>
+            </w:tcBorders>
+          </w:tcPr>
+          <w:p>
+            <w:pPr>
+              <w:spacing w:before="60" w:after="60" w:line="252" w:lineRule="auto"/>
+              <w:jc w:val="left"/>
+            </w:pPr>
+            <w:r/>
+            <w:r>
+              <w:t>Pre-NY 19-21</w:t>
+            </w:r>
+          </w:p>
+        </w:tc>
+        <w:tc>
+          <w:tcPr>
+            <w:tcW w:type="dxa" w:w="1440"/>
+            <w:shd w:fill="FFFFFF"/>
+            <w:tcMar>
+              <w:top w:w="100" w:type="dxa"/>
+              <w:bottom w:w="100" w:type="dxa"/>
+              <w:left w:w="120" w:type="dxa"/>
+              <w:right w:w="120" w:type="dxa"/>
+            </w:tcMar>
+            <w:tcBorders>
+              <w:top w:val="single" w:sz="4" w:space="0" w:color="CCCCCC"/>
+              <w:bottom w:val="single" w:sz="4" w:space="0" w:color="CCCCCC"/>
+              <w:left w:val="single" w:sz="4" w:space="0" w:color="CCCCCC"/>
+              <w:right w:val="single" w:sz="4" w:space="0" w:color="CCCCCC"/>
+            </w:tcBorders>
+          </w:tcPr>
+          <w:p>
+            <w:pPr>
+              <w:spacing w:before="60" w:after="60" w:line="252" w:lineRule="auto"/>
+              <w:jc w:val="left"/>
+            </w:pPr>
+            <w:r/>
+            <w:r>
+              <w:t>653.50</w:t>
+            </w:r>
+          </w:p>
+        </w:tc>
+        <w:tc>
+          <w:tcPr>
+            <w:tcW w:type="dxa" w:w="2016"/>
+            <w:shd w:fill="FFFFFF"/>
+            <w:tcMar>
+              <w:top w:w="100" w:type="dxa"/>
+              <w:bottom w:w="100" w:type="dxa"/>
+              <w:left w:w="120" w:type="dxa"/>
+              <w:right w:w="120" w:type="dxa"/>
+            </w:tcMar>
+            <w:tcBorders>
+              <w:top w:val="single" w:sz="4" w:space="0" w:color="CCCCCC"/>
+              <w:bottom w:val="single" w:sz="4" w:space="0" w:color="CCCCCC"/>
+              <w:left w:val="single" w:sz="4" w:space="0" w:color="CCCCCC"/>
+              <w:right w:val="single" w:sz="4" w:space="0" w:color="CCCCCC"/>
+            </w:tcBorders>
+          </w:tcPr>
+          <w:p>
+            <w:pPr>
+              <w:spacing w:before="60" w:after="60" w:line="252" w:lineRule="auto"/>
+              <w:jc w:val="left"/>
+            </w:pPr>
+            <w:r/>
+            <w:r>
+              <w:t>662.75</w:t>
+            </w:r>
+          </w:p>
+        </w:tc>
+        <w:tc>
+          <w:tcPr>
+            <w:tcW w:type="dxa" w:w="1152"/>
+            <w:shd w:fill="FFFFFF"/>
+            <w:tcMar>
+              <w:top w:w="100" w:type="dxa"/>
+              <w:bottom w:w="100" w:type="dxa"/>
+              <w:left w:w="120" w:type="dxa"/>
+              <w:right w:w="120" w:type="dxa"/>
+            </w:tcMar>
+            <w:tcBorders>
+              <w:top w:val="single" w:sz="4" w:space="0" w:color="CCCCCC"/>
+              <w:bottom w:val="single" w:sz="4" w:space="0" w:color="CCCCCC"/>
+              <w:left w:val="single" w:sz="4" w:space="0" w:color="CCCCCC"/>
+              <w:right w:val="single" w:sz="4" w:space="0" w:color="CCCCCC"/>
+            </w:tcBorders>
+          </w:tcPr>
+          <w:p>
+            <w:pPr>
+              <w:spacing w:before="60" w:after="60" w:line="252" w:lineRule="auto"/>
+              <w:jc w:val="left"/>
+            </w:pPr>
+            <w:r/>
+            <w:r>
+              <w:t>642.75</w:t>
+            </w:r>
+          </w:p>
+        </w:tc>
+        <w:tc>
+          <w:tcPr>
+            <w:tcW w:type="dxa" w:w="1728"/>
+            <w:shd w:fill="FFFFFF"/>
+            <w:tcMar>
+              <w:top w:w="100" w:type="dxa"/>
+              <w:bottom w:w="100" w:type="dxa"/>
+              <w:left w:w="120" w:type="dxa"/>
+              <w:right w:w="120" w:type="dxa"/>
+            </w:tcMar>
+            <w:tcBorders>
+              <w:top w:val="single" w:sz="4" w:space="0" w:color="CCCCCC"/>
+              <w:bottom w:val="single" w:sz="4" w:space="0" w:color="CCCCCC"/>
+              <w:left w:val="single" w:sz="4" w:space="0" w:color="CCCCCC"/>
+              <w:right w:val="single" w:sz="4" w:space="0" w:color="CCCCCC"/>
+            </w:tcBorders>
+          </w:tcPr>
+          <w:p>
+            <w:pPr>
+              <w:spacing w:before="60" w:after="60" w:line="252" w:lineRule="auto"/>
+              <w:jc w:val="left"/>
+            </w:pPr>
+            <w:r/>
+            <w:r>
+              <w:rPr>
+                <w:b/>
+              </w:rPr>
+              <w:t>654.00</w:t>
+            </w:r>
+          </w:p>
+        </w:tc>
+        <w:tc>
+          <w:tcPr>
+            <w:tcW w:type="dxa" w:w="3456"/>
+            <w:shd w:fill="FFFFFF"/>
+            <w:tcMar>
+              <w:top w:w="100" w:type="dxa"/>
+              <w:bottom w:w="100" w:type="dxa"/>
+              <w:left w:w="120" w:type="dxa"/>
+              <w:right w:w="120" w:type="dxa"/>
+            </w:tcMar>
+            <w:tcBorders>
+              <w:top w:val="single" w:sz="4" w:space="0" w:color="CCCCCC"/>
+              <w:bottom w:val="single" w:sz="4" w:space="0" w:color="CCCCCC"/>
+              <w:left w:val="single" w:sz="4" w:space="0" w:color="CCCCCC"/>
+              <w:right w:val="single" w:sz="4" w:space="0" w:color="CCCCCC"/>
+            </w:tcBorders>
+          </w:tcPr>
+          <w:p>
+            <w:pPr>
+              <w:spacing w:before="60" w:after="60" w:line="252" w:lineRule="auto"/>
+              <w:jc w:val="left"/>
+            </w:pPr>
+            <w:r/>
+            <w:r>
+              <w:rPr>
+                <w:b/>
+              </w:rPr>
+              <w:t>+0.50</w:t>
+            </w:r>
+          </w:p>
+        </w:tc>
+        <w:tc>
+          <w:tcPr>
+            <w:tcW w:type="dxa" w:w="1440"/>
+            <w:shd w:fill="FFFFFF"/>
+            <w:tcMar>
+              <w:top w:w="100" w:type="dxa"/>
+              <w:bottom w:w="100" w:type="dxa"/>
+              <w:left w:w="120" w:type="dxa"/>
+              <w:right w:w="120" w:type="dxa"/>
+            </w:tcMar>
+            <w:tcBorders>
+              <w:top w:val="single" w:sz="4" w:space="0" w:color="CCCCCC"/>
+              <w:bottom w:val="single" w:sz="4" w:space="0" w:color="CCCCCC"/>
+              <w:left w:val="single" w:sz="4" w:space="0" w:color="CCCCCC"/>
+              <w:right w:val="single" w:sz="4" w:space="0" w:color="CCCCCC"/>
+            </w:tcBorders>
+          </w:tcPr>
+          <w:p>
+            <w:pPr>
+              <w:spacing w:before="60" w:after="60" w:line="252" w:lineRule="auto"/>
+              <w:jc w:val="left"/>
+            </w:pPr>
+            <w:r/>
+            <w:r>
+              <w:t>BULL</w:t>
+            </w:r>
+          </w:p>
+        </w:tc>
+      </w:tr>
+      <w:tr>
+        <w:tc>
+          <w:tcPr>
+            <w:tcW w:type="dxa" w:w="1584"/>
+            <w:shd w:fill="F8FAFC"/>
+            <w:tcMar>
+              <w:top w:w="100" w:type="dxa"/>
+              <w:bottom w:w="100" w:type="dxa"/>
+              <w:left w:w="120" w:type="dxa"/>
+              <w:right w:w="120" w:type="dxa"/>
+            </w:tcMar>
+            <w:tcBorders>
+              <w:top w:val="single" w:sz="4" w:space="0" w:color="CCCCCC"/>
+              <w:bottom w:val="single" w:sz="4" w:space="0" w:color="CCCCCC"/>
+              <w:left w:val="single" w:sz="4" w:space="0" w:color="CCCCCC"/>
+              <w:right w:val="single" w:sz="4" w:space="0" w:color="CCCCCC"/>
+            </w:tcBorders>
+          </w:tcPr>
+          <w:p>
+            <w:pPr>
+              <w:spacing w:before="60" w:after="60" w:line="252" w:lineRule="auto"/>
+              <w:jc w:val="left"/>
+            </w:pPr>
+            <w:r/>
+            <w:r>
+              <w:rPr>
+                <w:b/>
+              </w:rPr>
+              <w:t>Wed 21/10</w:t>
+            </w:r>
+          </w:p>
+        </w:tc>
+        <w:tc>
+          <w:tcPr>
+            <w:tcW w:type="dxa" w:w="864"/>
+            <w:shd w:fill="F8FAFC"/>
+            <w:tcMar>
+              <w:top w:w="100" w:type="dxa"/>
+              <w:bottom w:w="100" w:type="dxa"/>
+              <w:left w:w="120" w:type="dxa"/>
+              <w:right w:w="120" w:type="dxa"/>
+            </w:tcMar>
+            <w:tcBorders>
+              <w:top w:val="single" w:sz="4" w:space="0" w:color="CCCCCC"/>
+              <w:bottom w:val="single" w:sz="4" w:space="0" w:color="CCCCCC"/>
+              <w:left w:val="single" w:sz="4" w:space="0" w:color="CCCCCC"/>
+              <w:right w:val="single" w:sz="4" w:space="0" w:color="CCCCCC"/>
+            </w:tcBorders>
+          </w:tcPr>
+          <w:p>
+            <w:pPr>
+              <w:spacing w:before="60" w:after="60" w:line="252" w:lineRule="auto"/>
+              <w:jc w:val="left"/>
+            </w:pPr>
+            <w:r/>
+            <w:r>
+              <w:t>NY Open 21-23</w:t>
+            </w:r>
+          </w:p>
+        </w:tc>
+        <w:tc>
+          <w:tcPr>
+            <w:tcW w:type="dxa" w:w="1440"/>
+            <w:shd w:fill="F8FAFC"/>
+            <w:tcMar>
+              <w:top w:w="100" w:type="dxa"/>
+              <w:bottom w:w="100" w:type="dxa"/>
+              <w:left w:w="120" w:type="dxa"/>
+              <w:right w:w="120" w:type="dxa"/>
+            </w:tcMar>
+            <w:tcBorders>
+              <w:top w:val="single" w:sz="4" w:space="0" w:color="CCCCCC"/>
+              <w:bottom w:val="single" w:sz="4" w:space="0" w:color="CCCCCC"/>
+              <w:left w:val="single" w:sz="4" w:space="0" w:color="CCCCCC"/>
+              <w:right w:val="single" w:sz="4" w:space="0" w:color="CCCCCC"/>
+            </w:tcBorders>
+          </w:tcPr>
+          <w:p>
+            <w:pPr>
+              <w:spacing w:before="60" w:after="60" w:line="252" w:lineRule="auto"/>
+              <w:jc w:val="left"/>
+            </w:pPr>
+            <w:r/>
+            <w:r>
+              <w:t>654.00</w:t>
+            </w:r>
+          </w:p>
+        </w:tc>
+        <w:tc>
+          <w:tcPr>
+            <w:tcW w:type="dxa" w:w="2016"/>
+            <w:shd w:fill="F8FAFC"/>
+            <w:tcMar>
+              <w:top w:w="100" w:type="dxa"/>
+              <w:bottom w:w="100" w:type="dxa"/>
+              <w:left w:w="120" w:type="dxa"/>
+              <w:right w:w="120" w:type="dxa"/>
+            </w:tcMar>
+            <w:tcBorders>
+              <w:top w:val="single" w:sz="4" w:space="0" w:color="CCCCCC"/>
+              <w:bottom w:val="single" w:sz="4" w:space="0" w:color="CCCCCC"/>
+              <w:left w:val="single" w:sz="4" w:space="0" w:color="CCCCCC"/>
+              <w:right w:val="single" w:sz="4" w:space="0" w:color="CCCCCC"/>
+            </w:tcBorders>
+          </w:tcPr>
+          <w:p>
+            <w:pPr>
+              <w:spacing w:before="60" w:after="60" w:line="252" w:lineRule="auto"/>
+              <w:jc w:val="left"/>
+            </w:pPr>
+            <w:r/>
+            <w:r>
+              <w:t>666.25</w:t>
+            </w:r>
+          </w:p>
+        </w:tc>
+        <w:tc>
+          <w:tcPr>
+            <w:tcW w:type="dxa" w:w="1152"/>
+            <w:shd w:fill="F8FAFC"/>
+            <w:tcMar>
+              <w:top w:w="100" w:type="dxa"/>
+              <w:bottom w:w="100" w:type="dxa"/>
+              <w:left w:w="120" w:type="dxa"/>
+              <w:right w:w="120" w:type="dxa"/>
+            </w:tcMar>
+            <w:tcBorders>
+              <w:top w:val="single" w:sz="4" w:space="0" w:color="CCCCCC"/>
+              <w:bottom w:val="single" w:sz="4" w:space="0" w:color="CCCCCC"/>
+              <w:left w:val="single" w:sz="4" w:space="0" w:color="CCCCCC"/>
+              <w:right w:val="single" w:sz="4" w:space="0" w:color="CCCCCC"/>
+            </w:tcBorders>
+          </w:tcPr>
+          <w:p>
+            <w:pPr>
+              <w:spacing w:before="60" w:after="60" w:line="252" w:lineRule="auto"/>
+              <w:jc w:val="left"/>
+            </w:pPr>
+            <w:r/>
+            <w:r>
+              <w:t>639.75</w:t>
+            </w:r>
+          </w:p>
+        </w:tc>
+        <w:tc>
+          <w:tcPr>
+            <w:tcW w:type="dxa" w:w="1728"/>
+            <w:shd w:fill="F8FAFC"/>
+            <w:tcMar>
+              <w:top w:w="100" w:type="dxa"/>
+              <w:bottom w:w="100" w:type="dxa"/>
+              <w:left w:w="120" w:type="dxa"/>
+              <w:right w:w="120" w:type="dxa"/>
+            </w:tcMar>
+            <w:tcBorders>
+              <w:top w:val="single" w:sz="4" w:space="0" w:color="CCCCCC"/>
+              <w:bottom w:val="single" w:sz="4" w:space="0" w:color="CCCCCC"/>
+              <w:left w:val="single" w:sz="4" w:space="0" w:color="CCCCCC"/>
+              <w:right w:val="single" w:sz="4" w:space="0" w:color="CCCCCC"/>
+            </w:tcBorders>
+          </w:tcPr>
+          <w:p>
+            <w:pPr>
+              <w:spacing w:before="60" w:after="60" w:line="252" w:lineRule="auto"/>
+              <w:jc w:val="left"/>
+            </w:pPr>
+            <w:r/>
+            <w:r>
+              <w:rPr>
+                <w:b/>
+              </w:rPr>
+              <w:t>652.50</w:t>
+            </w:r>
+          </w:p>
+        </w:tc>
+        <w:tc>
+          <w:tcPr>
+            <w:tcW w:type="dxa" w:w="3456"/>
+            <w:shd w:fill="F8FAFC"/>
+            <w:tcMar>
+              <w:top w:w="100" w:type="dxa"/>
+              <w:bottom w:w="100" w:type="dxa"/>
+              <w:left w:w="120" w:type="dxa"/>
+              <w:right w:w="120" w:type="dxa"/>
+            </w:tcMar>
+            <w:tcBorders>
+              <w:top w:val="single" w:sz="4" w:space="0" w:color="CCCCCC"/>
+              <w:bottom w:val="single" w:sz="4" w:space="0" w:color="CCCCCC"/>
+              <w:left w:val="single" w:sz="4" w:space="0" w:color="CCCCCC"/>
+              <w:right w:val="single" w:sz="4" w:space="0" w:color="CCCCCC"/>
+            </w:tcBorders>
+          </w:tcPr>
+          <w:p>
+            <w:pPr>
+              <w:spacing w:before="60" w:after="60" w:line="252" w:lineRule="auto"/>
+              <w:jc w:val="left"/>
+            </w:pPr>
+            <w:r/>
+            <w:r>
+              <w:rPr>
+                <w:b/>
+              </w:rPr>
+              <w:t>-1.50</w:t>
+            </w:r>
+          </w:p>
+        </w:tc>
+        <w:tc>
+          <w:tcPr>
+            <w:tcW w:type="dxa" w:w="1440"/>
+            <w:shd w:fill="F8FAFC"/>
+            <w:tcMar>
+              <w:top w:w="100" w:type="dxa"/>
+              <w:bottom w:w="100" w:type="dxa"/>
+              <w:left w:w="120" w:type="dxa"/>
+              <w:right w:w="120" w:type="dxa"/>
+            </w:tcMar>
+            <w:tcBorders>
+              <w:top w:val="single" w:sz="4" w:space="0" w:color="CCCCCC"/>
+              <w:bottom w:val="single" w:sz="4" w:space="0" w:color="CCCCCC"/>
+              <w:left w:val="single" w:sz="4" w:space="0" w:color="CCCCCC"/>
+              <w:right w:val="single" w:sz="4" w:space="0" w:color="CCCCCC"/>
+            </w:tcBorders>
+          </w:tcPr>
+          <w:p>
+            <w:pPr>
+              <w:spacing w:before="60" w:after="60" w:line="252" w:lineRule="auto"/>
+              <w:jc w:val="left"/>
+            </w:pPr>
+            <w:r/>
+            <w:r>
+              <w:t>BEAR</w:t>
+            </w:r>
+          </w:p>
+        </w:tc>
+      </w:tr>
+      <w:tr>
+        <w:tc>
+          <w:tcPr>
+            <w:tcW w:type="dxa" w:w="1584"/>
+            <w:shd w:fill="FFFFFF"/>
+            <w:tcMar>
+              <w:top w:w="100" w:type="dxa"/>
+              <w:bottom w:w="100" w:type="dxa"/>
+              <w:left w:w="120" w:type="dxa"/>
+              <w:right w:w="120" w:type="dxa"/>
+            </w:tcMar>
+            <w:tcBorders>
+              <w:top w:val="single" w:sz="4" w:space="0" w:color="CCCCCC"/>
+              <w:bottom w:val="single" w:sz="4" w:space="0" w:color="CCCCCC"/>
+              <w:left w:val="single" w:sz="4" w:space="0" w:color="CCCCCC"/>
+              <w:right w:val="single" w:sz="4" w:space="0" w:color="CCCCCC"/>
+            </w:tcBorders>
+          </w:tcPr>
+          <w:p>
+            <w:pPr>
+              <w:spacing w:before="60" w:after="60" w:line="252" w:lineRule="auto"/>
+              <w:jc w:val="left"/>
+            </w:pPr>
+            <w:r/>
+            <w:r>
+              <w:rPr>
+                <w:b/>
+              </w:rPr>
+              <w:t>Wed 21/10</w:t>
+            </w:r>
+          </w:p>
+        </w:tc>
+        <w:tc>
+          <w:tcPr>
+            <w:tcW w:type="dxa" w:w="864"/>
+            <w:shd w:fill="FFFFFF"/>
+            <w:tcMar>
+              <w:top w:w="100" w:type="dxa"/>
+              <w:bottom w:w="100" w:type="dxa"/>
+              <w:left w:w="120" w:type="dxa"/>
+              <w:right w:w="120" w:type="dxa"/>
+            </w:tcMar>
+            <w:tcBorders>
+              <w:top w:val="single" w:sz="4" w:space="0" w:color="CCCCCC"/>
+              <w:bottom w:val="single" w:sz="4" w:space="0" w:color="CCCCCC"/>
+              <w:left w:val="single" w:sz="4" w:space="0" w:color="CCCCCC"/>
+              <w:right w:val="single" w:sz="4" w:space="0" w:color="CCCCCC"/>
+            </w:tcBorders>
+          </w:tcPr>
+          <w:p>
+            <w:pPr>
+              <w:spacing w:before="60" w:after="60" w:line="252" w:lineRule="auto"/>
+              <w:jc w:val="left"/>
+            </w:pPr>
+            <w:r/>
+            <w:r>
+              <w:t>NY Close 23-01</w:t>
+            </w:r>
+          </w:p>
+        </w:tc>
+        <w:tc>
+          <w:tcPr>
+            <w:tcW w:type="dxa" w:w="1440"/>
+            <w:shd w:fill="FFFFFF"/>
+            <w:tcMar>
+              <w:top w:w="100" w:type="dxa"/>
+              <w:bottom w:w="100" w:type="dxa"/>
+              <w:left w:w="120" w:type="dxa"/>
+              <w:right w:w="120" w:type="dxa"/>
+            </w:tcMar>
+            <w:tcBorders>
+              <w:top w:val="single" w:sz="4" w:space="0" w:color="CCCCCC"/>
+              <w:bottom w:val="single" w:sz="4" w:space="0" w:color="CCCCCC"/>
+              <w:left w:val="single" w:sz="4" w:space="0" w:color="CCCCCC"/>
+              <w:right w:val="single" w:sz="4" w:space="0" w:color="CCCCCC"/>
+            </w:tcBorders>
+          </w:tcPr>
+          <w:p>
+            <w:pPr>
+              <w:spacing w:before="60" w:after="60" w:line="252" w:lineRule="auto"/>
+              <w:jc w:val="left"/>
+            </w:pPr>
+            <w:r/>
+            <w:r>
+              <w:t>652.50</w:t>
+            </w:r>
+          </w:p>
+        </w:tc>
+        <w:tc>
+          <w:tcPr>
+            <w:tcW w:type="dxa" w:w="2016"/>
+            <w:shd w:fill="FFFFFF"/>
+            <w:tcMar>
+              <w:top w:w="100" w:type="dxa"/>
+              <w:bottom w:w="100" w:type="dxa"/>
+              <w:left w:w="120" w:type="dxa"/>
+              <w:right w:w="120" w:type="dxa"/>
+            </w:tcMar>
+            <w:tcBorders>
+              <w:top w:val="single" w:sz="4" w:space="0" w:color="CCCCCC"/>
+              <w:bottom w:val="single" w:sz="4" w:space="0" w:color="CCCCCC"/>
+              <w:left w:val="single" w:sz="4" w:space="0" w:color="CCCCCC"/>
+              <w:right w:val="single" w:sz="4" w:space="0" w:color="CCCCCC"/>
+            </w:tcBorders>
+          </w:tcPr>
+          <w:p>
+            <w:pPr>
+              <w:spacing w:before="60" w:after="60" w:line="252" w:lineRule="auto"/>
+              <w:jc w:val="left"/>
+            </w:pPr>
+            <w:r/>
+            <w:r>
+              <w:t>659.50</w:t>
+            </w:r>
+          </w:p>
+        </w:tc>
+        <w:tc>
+          <w:tcPr>
+            <w:tcW w:type="dxa" w:w="1152"/>
+            <w:shd w:fill="FFFFFF"/>
+            <w:tcMar>
+              <w:top w:w="100" w:type="dxa"/>
+              <w:bottom w:w="100" w:type="dxa"/>
+              <w:left w:w="120" w:type="dxa"/>
+              <w:right w:w="120" w:type="dxa"/>
+            </w:tcMar>
+            <w:tcBorders>
+              <w:top w:val="single" w:sz="4" w:space="0" w:color="CCCCCC"/>
+              <w:bottom w:val="single" w:sz="4" w:space="0" w:color="CCCCCC"/>
+              <w:left w:val="single" w:sz="4" w:space="0" w:color="CCCCCC"/>
+              <w:right w:val="single" w:sz="4" w:space="0" w:color="CCCCCC"/>
+            </w:tcBorders>
+          </w:tcPr>
+          <w:p>
+            <w:pPr>
+              <w:spacing w:before="60" w:after="60" w:line="252" w:lineRule="auto"/>
+              <w:jc w:val="left"/>
+            </w:pPr>
+            <w:r/>
+            <w:r>
+              <w:t>643.00</w:t>
+            </w:r>
+          </w:p>
+        </w:tc>
+        <w:tc>
+          <w:tcPr>
+            <w:tcW w:type="dxa" w:w="1728"/>
+            <w:shd w:fill="FFFFFF"/>
+            <w:tcMar>
+              <w:top w:w="100" w:type="dxa"/>
+              <w:bottom w:w="100" w:type="dxa"/>
+              <w:left w:w="120" w:type="dxa"/>
+              <w:right w:w="120" w:type="dxa"/>
+            </w:tcMar>
+            <w:tcBorders>
+              <w:top w:val="single" w:sz="4" w:space="0" w:color="CCCCCC"/>
+              <w:bottom w:val="single" w:sz="4" w:space="0" w:color="CCCCCC"/>
+              <w:left w:val="single" w:sz="4" w:space="0" w:color="CCCCCC"/>
+              <w:right w:val="single" w:sz="4" w:space="0" w:color="CCCCCC"/>
+            </w:tcBorders>
+          </w:tcPr>
+          <w:p>
+            <w:pPr>
+              <w:spacing w:before="60" w:after="60" w:line="252" w:lineRule="auto"/>
+              <w:jc w:val="left"/>
+            </w:pPr>
+            <w:r/>
+            <w:r>
+              <w:rPr>
+                <w:b/>
+              </w:rPr>
+              <w:t>653.00</w:t>
+            </w:r>
+          </w:p>
+        </w:tc>
+        <w:tc>
+          <w:tcPr>
+            <w:tcW w:type="dxa" w:w="3456"/>
+            <w:shd w:fill="FFFFFF"/>
+            <w:tcMar>
+              <w:top w:w="100" w:type="dxa"/>
+              <w:bottom w:w="100" w:type="dxa"/>
+              <w:left w:w="120" w:type="dxa"/>
+              <w:right w:w="120" w:type="dxa"/>
+            </w:tcMar>
+            <w:tcBorders>
+              <w:top w:val="single" w:sz="4" w:space="0" w:color="CCCCCC"/>
+              <w:bottom w:val="single" w:sz="4" w:space="0" w:color="CCCCCC"/>
+              <w:left w:val="single" w:sz="4" w:space="0" w:color="CCCCCC"/>
+              <w:right w:val="single" w:sz="4" w:space="0" w:color="CCCCCC"/>
+            </w:tcBorders>
+          </w:tcPr>
+          <w:p>
+            <w:pPr>
+              <w:spacing w:before="60" w:after="60" w:line="252" w:lineRule="auto"/>
+              <w:jc w:val="left"/>
+            </w:pPr>
+            <w:r/>
+            <w:r>
+              <w:rPr>
+                <w:b/>
+              </w:rPr>
+              <w:t>+0.50</w:t>
+            </w:r>
+          </w:p>
+        </w:tc>
+        <w:tc>
+          <w:tcPr>
+            <w:tcW w:type="dxa" w:w="1440"/>
+            <w:shd w:fill="FFFFFF"/>
+            <w:tcMar>
+              <w:top w:w="100" w:type="dxa"/>
+              <w:bottom w:w="100" w:type="dxa"/>
+              <w:left w:w="120" w:type="dxa"/>
+              <w:right w:w="120" w:type="dxa"/>
+            </w:tcMar>
+            <w:tcBorders>
+              <w:top w:val="single" w:sz="4" w:space="0" w:color="CCCCCC"/>
+              <w:bottom w:val="single" w:sz="4" w:space="0" w:color="CCCCCC"/>
+              <w:left w:val="single" w:sz="4" w:space="0" w:color="CCCCCC"/>
+              <w:right w:val="single" w:sz="4" w:space="0" w:color="CCCCCC"/>
+            </w:tcBorders>
+          </w:tcPr>
+          <w:p>
+            <w:pPr>
+              <w:spacing w:before="60" w:after="60" w:line="252" w:lineRule="auto"/>
+              <w:jc w:val="left"/>
+            </w:pPr>
+            <w:r/>
+            <w:r>
+              <w:t>BULL</w:t>
+            </w:r>
+          </w:p>
+        </w:tc>
+      </w:tr>
+      <w:tr>
+        <w:tc>
+          <w:tcPr>
+            <w:tcW w:type="dxa" w:w="1584"/>
+            <w:shd w:fill="F8FAFC"/>
+            <w:tcMar>
+              <w:top w:w="100" w:type="dxa"/>
+              <w:bottom w:w="100" w:type="dxa"/>
+              <w:left w:w="120" w:type="dxa"/>
+              <w:right w:w="120" w:type="dxa"/>
+            </w:tcMar>
+            <w:tcBorders>
+              <w:top w:val="single" w:sz="4" w:space="0" w:color="CCCCCC"/>
+              <w:bottom w:val="single" w:sz="4" w:space="0" w:color="CCCCCC"/>
+              <w:left w:val="single" w:sz="4" w:space="0" w:color="CCCCCC"/>
+              <w:right w:val="single" w:sz="4" w:space="0" w:color="CCCCCC"/>
+            </w:tcBorders>
+          </w:tcPr>
+          <w:p>
+            <w:pPr>
+              <w:spacing w:before="60" w:after="60" w:line="252" w:lineRule="auto"/>
+              <w:jc w:val="left"/>
+            </w:pPr>
+            <w:r/>
+            <w:r>
+              <w:rPr>
+                <w:b/>
+              </w:rPr>
+              <w:t>Thu 22/10</w:t>
+            </w:r>
+          </w:p>
+        </w:tc>
+        <w:tc>
+          <w:tcPr>
+            <w:tcW w:type="dxa" w:w="864"/>
+            <w:shd w:fill="F8FAFC"/>
+            <w:tcMar>
+              <w:top w:w="100" w:type="dxa"/>
+              <w:bottom w:w="100" w:type="dxa"/>
+              <w:left w:w="120" w:type="dxa"/>
+              <w:right w:w="120" w:type="dxa"/>
+            </w:tcMar>
+            <w:tcBorders>
+              <w:top w:val="single" w:sz="4" w:space="0" w:color="CCCCCC"/>
+              <w:bottom w:val="single" w:sz="4" w:space="0" w:color="CCCCCC"/>
+              <w:left w:val="single" w:sz="4" w:space="0" w:color="CCCCCC"/>
+              <w:right w:val="single" w:sz="4" w:space="0" w:color="CCCCCC"/>
+            </w:tcBorders>
+          </w:tcPr>
+          <w:p>
+            <w:pPr>
+              <w:spacing w:before="60" w:after="60" w:line="252" w:lineRule="auto"/>
+              <w:jc w:val="left"/>
+            </w:pPr>
+            <w:r/>
+            <w:r>
+              <w:t>Asia 07-11</w:t>
+            </w:r>
+          </w:p>
+        </w:tc>
+        <w:tc>
+          <w:tcPr>
+            <w:tcW w:type="dxa" w:w="1440"/>
+            <w:shd w:fill="F8FAFC"/>
+            <w:tcMar>
+              <w:top w:w="100" w:type="dxa"/>
+              <w:bottom w:w="100" w:type="dxa"/>
+              <w:left w:w="120" w:type="dxa"/>
+              <w:right w:w="120" w:type="dxa"/>
+            </w:tcMar>
+            <w:tcBorders>
+              <w:top w:val="single" w:sz="4" w:space="0" w:color="CCCCCC"/>
+              <w:bottom w:val="single" w:sz="4" w:space="0" w:color="CCCCCC"/>
+              <w:left w:val="single" w:sz="4" w:space="0" w:color="CCCCCC"/>
+              <w:right w:val="single" w:sz="4" w:space="0" w:color="CCCCCC"/>
+            </w:tcBorders>
+          </w:tcPr>
+          <w:p>
+            <w:pPr>
+              <w:spacing w:before="60" w:after="60" w:line="252" w:lineRule="auto"/>
+              <w:jc w:val="left"/>
+            </w:pPr>
+            <w:r/>
+            <w:r>
+              <w:t>653.00</w:t>
+            </w:r>
+          </w:p>
+        </w:tc>
+        <w:tc>
+          <w:tcPr>
+            <w:tcW w:type="dxa" w:w="2016"/>
+            <w:shd w:fill="F8FAFC"/>
+            <w:tcMar>
+              <w:top w:w="100" w:type="dxa"/>
+              <w:bottom w:w="100" w:type="dxa"/>
+              <w:left w:w="120" w:type="dxa"/>
+              <w:right w:w="120" w:type="dxa"/>
+            </w:tcMar>
+            <w:tcBorders>
+              <w:top w:val="single" w:sz="4" w:space="0" w:color="CCCCCC"/>
+              <w:bottom w:val="single" w:sz="4" w:space="0" w:color="CCCCCC"/>
+              <w:left w:val="single" w:sz="4" w:space="0" w:color="CCCCCC"/>
+              <w:right w:val="single" w:sz="4" w:space="0" w:color="CCCCCC"/>
+            </w:tcBorders>
+          </w:tcPr>
+          <w:p>
+            <w:pPr>
+              <w:spacing w:before="60" w:after="60" w:line="252" w:lineRule="auto"/>
+              <w:jc w:val="left"/>
+            </w:pPr>
+            <w:r/>
+            <w:r>
+              <w:t>663.50</w:t>
+            </w:r>
+          </w:p>
+        </w:tc>
+        <w:tc>
+          <w:tcPr>
+            <w:tcW w:type="dxa" w:w="1152"/>
+            <w:shd w:fill="F8FAFC"/>
+            <w:tcMar>
+              <w:top w:w="100" w:type="dxa"/>
+              <w:bottom w:w="100" w:type="dxa"/>
+              <w:left w:w="120" w:type="dxa"/>
+              <w:right w:w="120" w:type="dxa"/>
+            </w:tcMar>
+            <w:tcBorders>
+              <w:top w:val="single" w:sz="4" w:space="0" w:color="CCCCCC"/>
+              <w:bottom w:val="single" w:sz="4" w:space="0" w:color="CCCCCC"/>
+              <w:left w:val="single" w:sz="4" w:space="0" w:color="CCCCCC"/>
+              <w:right w:val="single" w:sz="4" w:space="0" w:color="CCCCCC"/>
+            </w:tcBorders>
+          </w:tcPr>
+          <w:p>
+            <w:pPr>
+              <w:spacing w:before="60" w:after="60" w:line="252" w:lineRule="auto"/>
+              <w:jc w:val="left"/>
+            </w:pPr>
+            <w:r/>
+            <w:r>
+              <w:t>645.75</w:t>
             </w:r>
           </w:p>
         </w:tc>
@@ -27276,7 +28686,7 @@
               <w:rPr>
                 <w:b/>
               </w:rPr>
-              <w:t>+0.50</w:t>
+              <w:t>-0.25</w:t>
             </w:r>
           </w:p>
         </w:tc>
@@ -27304,7 +28714,7 @@
             </w:pPr>
             <w:r/>
             <w:r>
-              <w:t>BULL</w:t>
+              <w:t>BEAR</w:t>
             </w:r>
           </w:p>
         </w:tc>
@@ -27337,7 +28747,7 @@
               <w:rPr>
                 <w:b/>
               </w:rPr>
-              <w:t>Wed 21/10</w:t>
+              <w:t>Thu 22/10</w:t>
             </w:r>
           </w:p>
         </w:tc>
@@ -27421,7 +28831,7 @@
             </w:pPr>
             <w:r/>
             <w:r>
-              <w:t>659.75</w:t>
+              <w:t>662.50</w:t>
             </w:r>
           </w:p>
         </w:tc>
@@ -27449,7 +28859,7 @@
             </w:pPr>
             <w:r/>
             <w:r>
-              <w:t>646.75</w:t>
+              <w:t>643.00</w:t>
             </w:r>
           </w:p>
         </w:tc>
@@ -27480,7 +28890,7 @@
               <w:rPr>
                 <w:b/>
               </w:rPr>
-              <w:t>652.00</w:t>
+              <w:t>653.25</w:t>
             </w:r>
           </w:p>
         </w:tc>
@@ -27488,6 +28898,1181 @@
           <w:tcPr>
             <w:tcW w:type="dxa" w:w="3456"/>
             <w:shd w:fill="FFFFFF"/>
+            <w:tcMar>
+              <w:top w:w="100" w:type="dxa"/>
+              <w:bottom w:w="100" w:type="dxa"/>
+              <w:left w:w="120" w:type="dxa"/>
+              <w:right w:w="120" w:type="dxa"/>
+            </w:tcMar>
+            <w:tcBorders>
+              <w:top w:val="single" w:sz="4" w:space="0" w:color="CCCCCC"/>
+              <w:bottom w:val="single" w:sz="4" w:space="0" w:color="CCCCCC"/>
+              <w:left w:val="single" w:sz="4" w:space="0" w:color="CCCCCC"/>
+              <w:right w:val="single" w:sz="4" w:space="0" w:color="CCCCCC"/>
+            </w:tcBorders>
+          </w:tcPr>
+          <w:p>
+            <w:pPr>
+              <w:spacing w:before="60" w:after="60" w:line="252" w:lineRule="auto"/>
+              <w:jc w:val="left"/>
+            </w:pPr>
+            <w:r/>
+            <w:r>
+              <w:rPr>
+                <w:b/>
+              </w:rPr>
+              <w:t>+0.50</w:t>
+            </w:r>
+          </w:p>
+        </w:tc>
+        <w:tc>
+          <w:tcPr>
+            <w:tcW w:type="dxa" w:w="1440"/>
+            <w:shd w:fill="FFFFFF"/>
+            <w:tcMar>
+              <w:top w:w="100" w:type="dxa"/>
+              <w:bottom w:w="100" w:type="dxa"/>
+              <w:left w:w="120" w:type="dxa"/>
+              <w:right w:w="120" w:type="dxa"/>
+            </w:tcMar>
+            <w:tcBorders>
+              <w:top w:val="single" w:sz="4" w:space="0" w:color="CCCCCC"/>
+              <w:bottom w:val="single" w:sz="4" w:space="0" w:color="CCCCCC"/>
+              <w:left w:val="single" w:sz="4" w:space="0" w:color="CCCCCC"/>
+              <w:right w:val="single" w:sz="4" w:space="0" w:color="CCCCCC"/>
+            </w:tcBorders>
+          </w:tcPr>
+          <w:p>
+            <w:pPr>
+              <w:spacing w:before="60" w:after="60" w:line="252" w:lineRule="auto"/>
+              <w:jc w:val="left"/>
+            </w:pPr>
+            <w:r/>
+            <w:r>
+              <w:t>BULL</w:t>
+            </w:r>
+          </w:p>
+        </w:tc>
+      </w:tr>
+      <w:tr>
+        <w:tc>
+          <w:tcPr>
+            <w:tcW w:type="dxa" w:w="1584"/>
+            <w:shd w:fill="F8FAFC"/>
+            <w:tcMar>
+              <w:top w:w="100" w:type="dxa"/>
+              <w:bottom w:w="100" w:type="dxa"/>
+              <w:left w:w="120" w:type="dxa"/>
+              <w:right w:w="120" w:type="dxa"/>
+            </w:tcMar>
+            <w:tcBorders>
+              <w:top w:val="single" w:sz="4" w:space="0" w:color="CCCCCC"/>
+              <w:bottom w:val="single" w:sz="4" w:space="0" w:color="CCCCCC"/>
+              <w:left w:val="single" w:sz="4" w:space="0" w:color="CCCCCC"/>
+              <w:right w:val="single" w:sz="4" w:space="0" w:color="CCCCCC"/>
+            </w:tcBorders>
+          </w:tcPr>
+          <w:p>
+            <w:pPr>
+              <w:spacing w:before="60" w:after="60" w:line="252" w:lineRule="auto"/>
+              <w:jc w:val="left"/>
+            </w:pPr>
+            <w:r/>
+            <w:r>
+              <w:rPr>
+                <w:b/>
+              </w:rPr>
+              <w:t>Thu 22/10</w:t>
+            </w:r>
+          </w:p>
+        </w:tc>
+        <w:tc>
+          <w:tcPr>
+            <w:tcW w:type="dxa" w:w="864"/>
+            <w:shd w:fill="F8FAFC"/>
+            <w:tcMar>
+              <w:top w:w="100" w:type="dxa"/>
+              <w:bottom w:w="100" w:type="dxa"/>
+              <w:left w:w="120" w:type="dxa"/>
+              <w:right w:w="120" w:type="dxa"/>
+            </w:tcMar>
+            <w:tcBorders>
+              <w:top w:val="single" w:sz="4" w:space="0" w:color="CCCCCC"/>
+              <w:bottom w:val="single" w:sz="4" w:space="0" w:color="CCCCCC"/>
+              <w:left w:val="single" w:sz="4" w:space="0" w:color="CCCCCC"/>
+              <w:right w:val="single" w:sz="4" w:space="0" w:color="CCCCCC"/>
+            </w:tcBorders>
+          </w:tcPr>
+          <w:p>
+            <w:pPr>
+              <w:spacing w:before="60" w:after="60" w:line="252" w:lineRule="auto"/>
+              <w:jc w:val="left"/>
+            </w:pPr>
+            <w:r/>
+            <w:r>
+              <w:t>London 15-19</w:t>
+            </w:r>
+          </w:p>
+        </w:tc>
+        <w:tc>
+          <w:tcPr>
+            <w:tcW w:type="dxa" w:w="1440"/>
+            <w:shd w:fill="F8FAFC"/>
+            <w:tcMar>
+              <w:top w:w="100" w:type="dxa"/>
+              <w:bottom w:w="100" w:type="dxa"/>
+              <w:left w:w="120" w:type="dxa"/>
+              <w:right w:w="120" w:type="dxa"/>
+            </w:tcMar>
+            <w:tcBorders>
+              <w:top w:val="single" w:sz="4" w:space="0" w:color="CCCCCC"/>
+              <w:bottom w:val="single" w:sz="4" w:space="0" w:color="CCCCCC"/>
+              <w:left w:val="single" w:sz="4" w:space="0" w:color="CCCCCC"/>
+              <w:right w:val="single" w:sz="4" w:space="0" w:color="CCCCCC"/>
+            </w:tcBorders>
+          </w:tcPr>
+          <w:p>
+            <w:pPr>
+              <w:spacing w:before="60" w:after="60" w:line="252" w:lineRule="auto"/>
+              <w:jc w:val="left"/>
+            </w:pPr>
+            <w:r/>
+            <w:r>
+              <w:t>653.25</w:t>
+            </w:r>
+          </w:p>
+        </w:tc>
+        <w:tc>
+          <w:tcPr>
+            <w:tcW w:type="dxa" w:w="2016"/>
+            <w:shd w:fill="F8FAFC"/>
+            <w:tcMar>
+              <w:top w:w="100" w:type="dxa"/>
+              <w:bottom w:w="100" w:type="dxa"/>
+              <w:left w:w="120" w:type="dxa"/>
+              <w:right w:w="120" w:type="dxa"/>
+            </w:tcMar>
+            <w:tcBorders>
+              <w:top w:val="single" w:sz="4" w:space="0" w:color="CCCCCC"/>
+              <w:bottom w:val="single" w:sz="4" w:space="0" w:color="CCCCCC"/>
+              <w:left w:val="single" w:sz="4" w:space="0" w:color="CCCCCC"/>
+              <w:right w:val="single" w:sz="4" w:space="0" w:color="CCCCCC"/>
+            </w:tcBorders>
+          </w:tcPr>
+          <w:p>
+            <w:pPr>
+              <w:spacing w:before="60" w:after="60" w:line="252" w:lineRule="auto"/>
+              <w:jc w:val="left"/>
+            </w:pPr>
+            <w:r/>
+            <w:r>
+              <w:t>664.00</w:t>
+            </w:r>
+          </w:p>
+        </w:tc>
+        <w:tc>
+          <w:tcPr>
+            <w:tcW w:type="dxa" w:w="1152"/>
+            <w:shd w:fill="F8FAFC"/>
+            <w:tcMar>
+              <w:top w:w="100" w:type="dxa"/>
+              <w:bottom w:w="100" w:type="dxa"/>
+              <w:left w:w="120" w:type="dxa"/>
+              <w:right w:w="120" w:type="dxa"/>
+            </w:tcMar>
+            <w:tcBorders>
+              <w:top w:val="single" w:sz="4" w:space="0" w:color="CCCCCC"/>
+              <w:bottom w:val="single" w:sz="4" w:space="0" w:color="CCCCCC"/>
+              <w:left w:val="single" w:sz="4" w:space="0" w:color="CCCCCC"/>
+              <w:right w:val="single" w:sz="4" w:space="0" w:color="CCCCCC"/>
+            </w:tcBorders>
+          </w:tcPr>
+          <w:p>
+            <w:pPr>
+              <w:spacing w:before="60" w:after="60" w:line="252" w:lineRule="auto"/>
+              <w:jc w:val="left"/>
+            </w:pPr>
+            <w:r/>
+            <w:r>
+              <w:t>646.00</w:t>
+            </w:r>
+          </w:p>
+        </w:tc>
+        <w:tc>
+          <w:tcPr>
+            <w:tcW w:type="dxa" w:w="1728"/>
+            <w:shd w:fill="F8FAFC"/>
+            <w:tcMar>
+              <w:top w:w="100" w:type="dxa"/>
+              <w:bottom w:w="100" w:type="dxa"/>
+              <w:left w:w="120" w:type="dxa"/>
+              <w:right w:w="120" w:type="dxa"/>
+            </w:tcMar>
+            <w:tcBorders>
+              <w:top w:val="single" w:sz="4" w:space="0" w:color="CCCCCC"/>
+              <w:bottom w:val="single" w:sz="4" w:space="0" w:color="CCCCCC"/>
+              <w:left w:val="single" w:sz="4" w:space="0" w:color="CCCCCC"/>
+              <w:right w:val="single" w:sz="4" w:space="0" w:color="CCCCCC"/>
+            </w:tcBorders>
+          </w:tcPr>
+          <w:p>
+            <w:pPr>
+              <w:spacing w:before="60" w:after="60" w:line="252" w:lineRule="auto"/>
+              <w:jc w:val="left"/>
+            </w:pPr>
+            <w:r/>
+            <w:r>
+              <w:rPr>
+                <w:b/>
+              </w:rPr>
+              <w:t>654.00</w:t>
+            </w:r>
+          </w:p>
+        </w:tc>
+        <w:tc>
+          <w:tcPr>
+            <w:tcW w:type="dxa" w:w="3456"/>
+            <w:shd w:fill="F8FAFC"/>
+            <w:tcMar>
+              <w:top w:w="100" w:type="dxa"/>
+              <w:bottom w:w="100" w:type="dxa"/>
+              <w:left w:w="120" w:type="dxa"/>
+              <w:right w:w="120" w:type="dxa"/>
+            </w:tcMar>
+            <w:tcBorders>
+              <w:top w:val="single" w:sz="4" w:space="0" w:color="CCCCCC"/>
+              <w:bottom w:val="single" w:sz="4" w:space="0" w:color="CCCCCC"/>
+              <w:left w:val="single" w:sz="4" w:space="0" w:color="CCCCCC"/>
+              <w:right w:val="single" w:sz="4" w:space="0" w:color="CCCCCC"/>
+            </w:tcBorders>
+          </w:tcPr>
+          <w:p>
+            <w:pPr>
+              <w:spacing w:before="60" w:after="60" w:line="252" w:lineRule="auto"/>
+              <w:jc w:val="left"/>
+            </w:pPr>
+            <w:r/>
+            <w:r>
+              <w:rPr>
+                <w:b/>
+              </w:rPr>
+              <w:t>+0.75</w:t>
+            </w:r>
+          </w:p>
+        </w:tc>
+        <w:tc>
+          <w:tcPr>
+            <w:tcW w:type="dxa" w:w="1440"/>
+            <w:shd w:fill="F8FAFC"/>
+            <w:tcMar>
+              <w:top w:w="100" w:type="dxa"/>
+              <w:bottom w:w="100" w:type="dxa"/>
+              <w:left w:w="120" w:type="dxa"/>
+              <w:right w:w="120" w:type="dxa"/>
+            </w:tcMar>
+            <w:tcBorders>
+              <w:top w:val="single" w:sz="4" w:space="0" w:color="CCCCCC"/>
+              <w:bottom w:val="single" w:sz="4" w:space="0" w:color="CCCCCC"/>
+              <w:left w:val="single" w:sz="4" w:space="0" w:color="CCCCCC"/>
+              <w:right w:val="single" w:sz="4" w:space="0" w:color="CCCCCC"/>
+            </w:tcBorders>
+          </w:tcPr>
+          <w:p>
+            <w:pPr>
+              <w:spacing w:before="60" w:after="60" w:line="252" w:lineRule="auto"/>
+              <w:jc w:val="left"/>
+            </w:pPr>
+            <w:r/>
+            <w:r>
+              <w:t>BULL</w:t>
+            </w:r>
+          </w:p>
+        </w:tc>
+      </w:tr>
+      <w:tr>
+        <w:tc>
+          <w:tcPr>
+            <w:tcW w:type="dxa" w:w="1584"/>
+            <w:shd w:fill="FFFFFF"/>
+            <w:tcMar>
+              <w:top w:w="100" w:type="dxa"/>
+              <w:bottom w:w="100" w:type="dxa"/>
+              <w:left w:w="120" w:type="dxa"/>
+              <w:right w:w="120" w:type="dxa"/>
+            </w:tcMar>
+            <w:tcBorders>
+              <w:top w:val="single" w:sz="4" w:space="0" w:color="CCCCCC"/>
+              <w:bottom w:val="single" w:sz="4" w:space="0" w:color="CCCCCC"/>
+              <w:left w:val="single" w:sz="4" w:space="0" w:color="CCCCCC"/>
+              <w:right w:val="single" w:sz="4" w:space="0" w:color="CCCCCC"/>
+            </w:tcBorders>
+          </w:tcPr>
+          <w:p>
+            <w:pPr>
+              <w:spacing w:before="60" w:after="60" w:line="252" w:lineRule="auto"/>
+              <w:jc w:val="left"/>
+            </w:pPr>
+            <w:r/>
+            <w:r>
+              <w:rPr>
+                <w:b/>
+              </w:rPr>
+              <w:t>Thu 22/10</w:t>
+            </w:r>
+          </w:p>
+        </w:tc>
+        <w:tc>
+          <w:tcPr>
+            <w:tcW w:type="dxa" w:w="864"/>
+            <w:shd w:fill="FFFFFF"/>
+            <w:tcMar>
+              <w:top w:w="100" w:type="dxa"/>
+              <w:bottom w:w="100" w:type="dxa"/>
+              <w:left w:w="120" w:type="dxa"/>
+              <w:right w:w="120" w:type="dxa"/>
+            </w:tcMar>
+            <w:tcBorders>
+              <w:top w:val="single" w:sz="4" w:space="0" w:color="CCCCCC"/>
+              <w:bottom w:val="single" w:sz="4" w:space="0" w:color="CCCCCC"/>
+              <w:left w:val="single" w:sz="4" w:space="0" w:color="CCCCCC"/>
+              <w:right w:val="single" w:sz="4" w:space="0" w:color="CCCCCC"/>
+            </w:tcBorders>
+          </w:tcPr>
+          <w:p>
+            <w:pPr>
+              <w:spacing w:before="60" w:after="60" w:line="252" w:lineRule="auto"/>
+              <w:jc w:val="left"/>
+            </w:pPr>
+            <w:r/>
+            <w:r>
+              <w:t>Pre-NY 19-21</w:t>
+            </w:r>
+          </w:p>
+        </w:tc>
+        <w:tc>
+          <w:tcPr>
+            <w:tcW w:type="dxa" w:w="1440"/>
+            <w:shd w:fill="FFFFFF"/>
+            <w:tcMar>
+              <w:top w:w="100" w:type="dxa"/>
+              <w:bottom w:w="100" w:type="dxa"/>
+              <w:left w:w="120" w:type="dxa"/>
+              <w:right w:w="120" w:type="dxa"/>
+            </w:tcMar>
+            <w:tcBorders>
+              <w:top w:val="single" w:sz="4" w:space="0" w:color="CCCCCC"/>
+              <w:bottom w:val="single" w:sz="4" w:space="0" w:color="CCCCCC"/>
+              <w:left w:val="single" w:sz="4" w:space="0" w:color="CCCCCC"/>
+              <w:right w:val="single" w:sz="4" w:space="0" w:color="CCCCCC"/>
+            </w:tcBorders>
+          </w:tcPr>
+          <w:p>
+            <w:pPr>
+              <w:spacing w:before="60" w:after="60" w:line="252" w:lineRule="auto"/>
+              <w:jc w:val="left"/>
+            </w:pPr>
+            <w:r/>
+            <w:r>
+              <w:t>654.00</w:t>
+            </w:r>
+          </w:p>
+        </w:tc>
+        <w:tc>
+          <w:tcPr>
+            <w:tcW w:type="dxa" w:w="2016"/>
+            <w:shd w:fill="FFFFFF"/>
+            <w:tcMar>
+              <w:top w:w="100" w:type="dxa"/>
+              <w:bottom w:w="100" w:type="dxa"/>
+              <w:left w:w="120" w:type="dxa"/>
+              <w:right w:w="120" w:type="dxa"/>
+            </w:tcMar>
+            <w:tcBorders>
+              <w:top w:val="single" w:sz="4" w:space="0" w:color="CCCCCC"/>
+              <w:bottom w:val="single" w:sz="4" w:space="0" w:color="CCCCCC"/>
+              <w:left w:val="single" w:sz="4" w:space="0" w:color="CCCCCC"/>
+              <w:right w:val="single" w:sz="4" w:space="0" w:color="CCCCCC"/>
+            </w:tcBorders>
+          </w:tcPr>
+          <w:p>
+            <w:pPr>
+              <w:spacing w:before="60" w:after="60" w:line="252" w:lineRule="auto"/>
+              <w:jc w:val="left"/>
+            </w:pPr>
+            <w:r/>
+            <w:r>
+              <w:t>660.50</w:t>
+            </w:r>
+          </w:p>
+        </w:tc>
+        <w:tc>
+          <w:tcPr>
+            <w:tcW w:type="dxa" w:w="1152"/>
+            <w:shd w:fill="FFFFFF"/>
+            <w:tcMar>
+              <w:top w:w="100" w:type="dxa"/>
+              <w:bottom w:w="100" w:type="dxa"/>
+              <w:left w:w="120" w:type="dxa"/>
+              <w:right w:w="120" w:type="dxa"/>
+            </w:tcMar>
+            <w:tcBorders>
+              <w:top w:val="single" w:sz="4" w:space="0" w:color="CCCCCC"/>
+              <w:bottom w:val="single" w:sz="4" w:space="0" w:color="CCCCCC"/>
+              <w:left w:val="single" w:sz="4" w:space="0" w:color="CCCCCC"/>
+              <w:right w:val="single" w:sz="4" w:space="0" w:color="CCCCCC"/>
+            </w:tcBorders>
+          </w:tcPr>
+          <w:p>
+            <w:pPr>
+              <w:spacing w:before="60" w:after="60" w:line="252" w:lineRule="auto"/>
+              <w:jc w:val="left"/>
+            </w:pPr>
+            <w:r/>
+            <w:r>
+              <w:t>645.50</w:t>
+            </w:r>
+          </w:p>
+        </w:tc>
+        <w:tc>
+          <w:tcPr>
+            <w:tcW w:type="dxa" w:w="1728"/>
+            <w:shd w:fill="FFFFFF"/>
+            <w:tcMar>
+              <w:top w:w="100" w:type="dxa"/>
+              <w:bottom w:w="100" w:type="dxa"/>
+              <w:left w:w="120" w:type="dxa"/>
+              <w:right w:w="120" w:type="dxa"/>
+            </w:tcMar>
+            <w:tcBorders>
+              <w:top w:val="single" w:sz="4" w:space="0" w:color="CCCCCC"/>
+              <w:bottom w:val="single" w:sz="4" w:space="0" w:color="CCCCCC"/>
+              <w:left w:val="single" w:sz="4" w:space="0" w:color="CCCCCC"/>
+              <w:right w:val="single" w:sz="4" w:space="0" w:color="CCCCCC"/>
+            </w:tcBorders>
+          </w:tcPr>
+          <w:p>
+            <w:pPr>
+              <w:spacing w:before="60" w:after="60" w:line="252" w:lineRule="auto"/>
+              <w:jc w:val="left"/>
+            </w:pPr>
+            <w:r/>
+            <w:r>
+              <w:rPr>
+                <w:b/>
+              </w:rPr>
+              <w:t>654.50</w:t>
+            </w:r>
+          </w:p>
+        </w:tc>
+        <w:tc>
+          <w:tcPr>
+            <w:tcW w:type="dxa" w:w="3456"/>
+            <w:shd w:fill="FFFFFF"/>
+            <w:tcMar>
+              <w:top w:w="100" w:type="dxa"/>
+              <w:bottom w:w="100" w:type="dxa"/>
+              <w:left w:w="120" w:type="dxa"/>
+              <w:right w:w="120" w:type="dxa"/>
+            </w:tcMar>
+            <w:tcBorders>
+              <w:top w:val="single" w:sz="4" w:space="0" w:color="CCCCCC"/>
+              <w:bottom w:val="single" w:sz="4" w:space="0" w:color="CCCCCC"/>
+              <w:left w:val="single" w:sz="4" w:space="0" w:color="CCCCCC"/>
+              <w:right w:val="single" w:sz="4" w:space="0" w:color="CCCCCC"/>
+            </w:tcBorders>
+          </w:tcPr>
+          <w:p>
+            <w:pPr>
+              <w:spacing w:before="60" w:after="60" w:line="252" w:lineRule="auto"/>
+              <w:jc w:val="left"/>
+            </w:pPr>
+            <w:r/>
+            <w:r>
+              <w:rPr>
+                <w:b/>
+              </w:rPr>
+              <w:t>+0.50</w:t>
+            </w:r>
+          </w:p>
+        </w:tc>
+        <w:tc>
+          <w:tcPr>
+            <w:tcW w:type="dxa" w:w="1440"/>
+            <w:shd w:fill="FFFFFF"/>
+            <w:tcMar>
+              <w:top w:w="100" w:type="dxa"/>
+              <w:bottom w:w="100" w:type="dxa"/>
+              <w:left w:w="120" w:type="dxa"/>
+              <w:right w:w="120" w:type="dxa"/>
+            </w:tcMar>
+            <w:tcBorders>
+              <w:top w:val="single" w:sz="4" w:space="0" w:color="CCCCCC"/>
+              <w:bottom w:val="single" w:sz="4" w:space="0" w:color="CCCCCC"/>
+              <w:left w:val="single" w:sz="4" w:space="0" w:color="CCCCCC"/>
+              <w:right w:val="single" w:sz="4" w:space="0" w:color="CCCCCC"/>
+            </w:tcBorders>
+          </w:tcPr>
+          <w:p>
+            <w:pPr>
+              <w:spacing w:before="60" w:after="60" w:line="252" w:lineRule="auto"/>
+              <w:jc w:val="left"/>
+            </w:pPr>
+            <w:r/>
+            <w:r>
+              <w:t>BULL</w:t>
+            </w:r>
+          </w:p>
+        </w:tc>
+      </w:tr>
+      <w:tr>
+        <w:tc>
+          <w:tcPr>
+            <w:tcW w:type="dxa" w:w="1584"/>
+            <w:shd w:fill="F8FAFC"/>
+            <w:tcMar>
+              <w:top w:w="100" w:type="dxa"/>
+              <w:bottom w:w="100" w:type="dxa"/>
+              <w:left w:w="120" w:type="dxa"/>
+              <w:right w:w="120" w:type="dxa"/>
+            </w:tcMar>
+            <w:tcBorders>
+              <w:top w:val="single" w:sz="4" w:space="0" w:color="CCCCCC"/>
+              <w:bottom w:val="single" w:sz="4" w:space="0" w:color="CCCCCC"/>
+              <w:left w:val="single" w:sz="4" w:space="0" w:color="CCCCCC"/>
+              <w:right w:val="single" w:sz="4" w:space="0" w:color="CCCCCC"/>
+            </w:tcBorders>
+          </w:tcPr>
+          <w:p>
+            <w:pPr>
+              <w:spacing w:before="60" w:after="60" w:line="252" w:lineRule="auto"/>
+              <w:jc w:val="left"/>
+            </w:pPr>
+            <w:r/>
+            <w:r>
+              <w:rPr>
+                <w:b/>
+              </w:rPr>
+              <w:t>Thu 22/10</w:t>
+            </w:r>
+          </w:p>
+        </w:tc>
+        <w:tc>
+          <w:tcPr>
+            <w:tcW w:type="dxa" w:w="864"/>
+            <w:shd w:fill="F8FAFC"/>
+            <w:tcMar>
+              <w:top w:w="100" w:type="dxa"/>
+              <w:bottom w:w="100" w:type="dxa"/>
+              <w:left w:w="120" w:type="dxa"/>
+              <w:right w:w="120" w:type="dxa"/>
+            </w:tcMar>
+            <w:tcBorders>
+              <w:top w:val="single" w:sz="4" w:space="0" w:color="CCCCCC"/>
+              <w:bottom w:val="single" w:sz="4" w:space="0" w:color="CCCCCC"/>
+              <w:left w:val="single" w:sz="4" w:space="0" w:color="CCCCCC"/>
+              <w:right w:val="single" w:sz="4" w:space="0" w:color="CCCCCC"/>
+            </w:tcBorders>
+          </w:tcPr>
+          <w:p>
+            <w:pPr>
+              <w:spacing w:before="60" w:after="60" w:line="252" w:lineRule="auto"/>
+              <w:jc w:val="left"/>
+            </w:pPr>
+            <w:r/>
+            <w:r>
+              <w:t>NY Open 21-23</w:t>
+            </w:r>
+          </w:p>
+        </w:tc>
+        <w:tc>
+          <w:tcPr>
+            <w:tcW w:type="dxa" w:w="1440"/>
+            <w:shd w:fill="F8FAFC"/>
+            <w:tcMar>
+              <w:top w:w="100" w:type="dxa"/>
+              <w:bottom w:w="100" w:type="dxa"/>
+              <w:left w:w="120" w:type="dxa"/>
+              <w:right w:w="120" w:type="dxa"/>
+            </w:tcMar>
+            <w:tcBorders>
+              <w:top w:val="single" w:sz="4" w:space="0" w:color="CCCCCC"/>
+              <w:bottom w:val="single" w:sz="4" w:space="0" w:color="CCCCCC"/>
+              <w:left w:val="single" w:sz="4" w:space="0" w:color="CCCCCC"/>
+              <w:right w:val="single" w:sz="4" w:space="0" w:color="CCCCCC"/>
+            </w:tcBorders>
+          </w:tcPr>
+          <w:p>
+            <w:pPr>
+              <w:spacing w:before="60" w:after="60" w:line="252" w:lineRule="auto"/>
+              <w:jc w:val="left"/>
+            </w:pPr>
+            <w:r/>
+            <w:r>
+              <w:t>654.50</w:t>
+            </w:r>
+          </w:p>
+        </w:tc>
+        <w:tc>
+          <w:tcPr>
+            <w:tcW w:type="dxa" w:w="2016"/>
+            <w:shd w:fill="F8FAFC"/>
+            <w:tcMar>
+              <w:top w:w="100" w:type="dxa"/>
+              <w:bottom w:w="100" w:type="dxa"/>
+              <w:left w:w="120" w:type="dxa"/>
+              <w:right w:w="120" w:type="dxa"/>
+            </w:tcMar>
+            <w:tcBorders>
+              <w:top w:val="single" w:sz="4" w:space="0" w:color="CCCCCC"/>
+              <w:bottom w:val="single" w:sz="4" w:space="0" w:color="CCCCCC"/>
+              <w:left w:val="single" w:sz="4" w:space="0" w:color="CCCCCC"/>
+              <w:right w:val="single" w:sz="4" w:space="0" w:color="CCCCCC"/>
+            </w:tcBorders>
+          </w:tcPr>
+          <w:p>
+            <w:pPr>
+              <w:spacing w:before="60" w:after="60" w:line="252" w:lineRule="auto"/>
+              <w:jc w:val="left"/>
+            </w:pPr>
+            <w:r/>
+            <w:r>
+              <w:t>665.50</w:t>
+            </w:r>
+          </w:p>
+        </w:tc>
+        <w:tc>
+          <w:tcPr>
+            <w:tcW w:type="dxa" w:w="1152"/>
+            <w:shd w:fill="F8FAFC"/>
+            <w:tcMar>
+              <w:top w:w="100" w:type="dxa"/>
+              <w:bottom w:w="100" w:type="dxa"/>
+              <w:left w:w="120" w:type="dxa"/>
+              <w:right w:w="120" w:type="dxa"/>
+            </w:tcMar>
+            <w:tcBorders>
+              <w:top w:val="single" w:sz="4" w:space="0" w:color="CCCCCC"/>
+              <w:bottom w:val="single" w:sz="4" w:space="0" w:color="CCCCCC"/>
+              <w:left w:val="single" w:sz="4" w:space="0" w:color="CCCCCC"/>
+              <w:right w:val="single" w:sz="4" w:space="0" w:color="CCCCCC"/>
+            </w:tcBorders>
+          </w:tcPr>
+          <w:p>
+            <w:pPr>
+              <w:spacing w:before="60" w:after="60" w:line="252" w:lineRule="auto"/>
+              <w:jc w:val="left"/>
+            </w:pPr>
+            <w:r/>
+            <w:r>
+              <w:t>642.75</w:t>
+            </w:r>
+          </w:p>
+        </w:tc>
+        <w:tc>
+          <w:tcPr>
+            <w:tcW w:type="dxa" w:w="1728"/>
+            <w:shd w:fill="F8FAFC"/>
+            <w:tcMar>
+              <w:top w:w="100" w:type="dxa"/>
+              <w:bottom w:w="100" w:type="dxa"/>
+              <w:left w:w="120" w:type="dxa"/>
+              <w:right w:w="120" w:type="dxa"/>
+            </w:tcMar>
+            <w:tcBorders>
+              <w:top w:val="single" w:sz="4" w:space="0" w:color="CCCCCC"/>
+              <w:bottom w:val="single" w:sz="4" w:space="0" w:color="CCCCCC"/>
+              <w:left w:val="single" w:sz="4" w:space="0" w:color="CCCCCC"/>
+              <w:right w:val="single" w:sz="4" w:space="0" w:color="CCCCCC"/>
+            </w:tcBorders>
+          </w:tcPr>
+          <w:p>
+            <w:pPr>
+              <w:spacing w:before="60" w:after="60" w:line="252" w:lineRule="auto"/>
+              <w:jc w:val="left"/>
+            </w:pPr>
+            <w:r/>
+            <w:r>
+              <w:rPr>
+                <w:b/>
+              </w:rPr>
+              <w:t>658.00</w:t>
+            </w:r>
+          </w:p>
+        </w:tc>
+        <w:tc>
+          <w:tcPr>
+            <w:tcW w:type="dxa" w:w="3456"/>
+            <w:shd w:fill="F8FAFC"/>
+            <w:tcMar>
+              <w:top w:w="100" w:type="dxa"/>
+              <w:bottom w:w="100" w:type="dxa"/>
+              <w:left w:w="120" w:type="dxa"/>
+              <w:right w:w="120" w:type="dxa"/>
+            </w:tcMar>
+            <w:tcBorders>
+              <w:top w:val="single" w:sz="4" w:space="0" w:color="CCCCCC"/>
+              <w:bottom w:val="single" w:sz="4" w:space="0" w:color="CCCCCC"/>
+              <w:left w:val="single" w:sz="4" w:space="0" w:color="CCCCCC"/>
+              <w:right w:val="single" w:sz="4" w:space="0" w:color="CCCCCC"/>
+            </w:tcBorders>
+          </w:tcPr>
+          <w:p>
+            <w:pPr>
+              <w:spacing w:before="60" w:after="60" w:line="252" w:lineRule="auto"/>
+              <w:jc w:val="left"/>
+            </w:pPr>
+            <w:r/>
+            <w:r>
+              <w:rPr>
+                <w:b/>
+              </w:rPr>
+              <w:t>+3.50</w:t>
+            </w:r>
+          </w:p>
+        </w:tc>
+        <w:tc>
+          <w:tcPr>
+            <w:tcW w:type="dxa" w:w="1440"/>
+            <w:shd w:fill="F8FAFC"/>
+            <w:tcMar>
+              <w:top w:w="100" w:type="dxa"/>
+              <w:bottom w:w="100" w:type="dxa"/>
+              <w:left w:w="120" w:type="dxa"/>
+              <w:right w:w="120" w:type="dxa"/>
+            </w:tcMar>
+            <w:tcBorders>
+              <w:top w:val="single" w:sz="4" w:space="0" w:color="CCCCCC"/>
+              <w:bottom w:val="single" w:sz="4" w:space="0" w:color="CCCCCC"/>
+              <w:left w:val="single" w:sz="4" w:space="0" w:color="CCCCCC"/>
+              <w:right w:val="single" w:sz="4" w:space="0" w:color="CCCCCC"/>
+            </w:tcBorders>
+          </w:tcPr>
+          <w:p>
+            <w:pPr>
+              <w:spacing w:before="60" w:after="60" w:line="252" w:lineRule="auto"/>
+              <w:jc w:val="left"/>
+            </w:pPr>
+            <w:r/>
+            <w:r>
+              <w:t>BULL</w:t>
+            </w:r>
+          </w:p>
+        </w:tc>
+      </w:tr>
+      <w:tr>
+        <w:tc>
+          <w:tcPr>
+            <w:tcW w:type="dxa" w:w="1584"/>
+            <w:shd w:fill="FFFFFF"/>
+            <w:tcMar>
+              <w:top w:w="100" w:type="dxa"/>
+              <w:bottom w:w="100" w:type="dxa"/>
+              <w:left w:w="120" w:type="dxa"/>
+              <w:right w:w="120" w:type="dxa"/>
+            </w:tcMar>
+            <w:tcBorders>
+              <w:top w:val="single" w:sz="4" w:space="0" w:color="CCCCCC"/>
+              <w:bottom w:val="single" w:sz="4" w:space="0" w:color="CCCCCC"/>
+              <w:left w:val="single" w:sz="4" w:space="0" w:color="CCCCCC"/>
+              <w:right w:val="single" w:sz="4" w:space="0" w:color="CCCCCC"/>
+            </w:tcBorders>
+          </w:tcPr>
+          <w:p>
+            <w:pPr>
+              <w:spacing w:before="60" w:after="60" w:line="252" w:lineRule="auto"/>
+              <w:jc w:val="left"/>
+            </w:pPr>
+            <w:r/>
+            <w:r>
+              <w:rPr>
+                <w:b/>
+              </w:rPr>
+              <w:t>Thu 22/10</w:t>
+            </w:r>
+          </w:p>
+        </w:tc>
+        <w:tc>
+          <w:tcPr>
+            <w:tcW w:type="dxa" w:w="864"/>
+            <w:shd w:fill="FFFFFF"/>
+            <w:tcMar>
+              <w:top w:w="100" w:type="dxa"/>
+              <w:bottom w:w="100" w:type="dxa"/>
+              <w:left w:w="120" w:type="dxa"/>
+              <w:right w:w="120" w:type="dxa"/>
+            </w:tcMar>
+            <w:tcBorders>
+              <w:top w:val="single" w:sz="4" w:space="0" w:color="CCCCCC"/>
+              <w:bottom w:val="single" w:sz="4" w:space="0" w:color="CCCCCC"/>
+              <w:left w:val="single" w:sz="4" w:space="0" w:color="CCCCCC"/>
+              <w:right w:val="single" w:sz="4" w:space="0" w:color="CCCCCC"/>
+            </w:tcBorders>
+          </w:tcPr>
+          <w:p>
+            <w:pPr>
+              <w:spacing w:before="60" w:after="60" w:line="252" w:lineRule="auto"/>
+              <w:jc w:val="left"/>
+            </w:pPr>
+            <w:r/>
+            <w:r>
+              <w:t>NY Close 23-01</w:t>
+            </w:r>
+          </w:p>
+        </w:tc>
+        <w:tc>
+          <w:tcPr>
+            <w:tcW w:type="dxa" w:w="1440"/>
+            <w:shd w:fill="FFFFFF"/>
+            <w:tcMar>
+              <w:top w:w="100" w:type="dxa"/>
+              <w:bottom w:w="100" w:type="dxa"/>
+              <w:left w:w="120" w:type="dxa"/>
+              <w:right w:w="120" w:type="dxa"/>
+            </w:tcMar>
+            <w:tcBorders>
+              <w:top w:val="single" w:sz="4" w:space="0" w:color="CCCCCC"/>
+              <w:bottom w:val="single" w:sz="4" w:space="0" w:color="CCCCCC"/>
+              <w:left w:val="single" w:sz="4" w:space="0" w:color="CCCCCC"/>
+              <w:right w:val="single" w:sz="4" w:space="0" w:color="CCCCCC"/>
+            </w:tcBorders>
+          </w:tcPr>
+          <w:p>
+            <w:pPr>
+              <w:spacing w:before="60" w:after="60" w:line="252" w:lineRule="auto"/>
+              <w:jc w:val="left"/>
+            </w:pPr>
+            <w:r/>
+            <w:r>
+              <w:t>658.00</w:t>
+            </w:r>
+          </w:p>
+        </w:tc>
+        <w:tc>
+          <w:tcPr>
+            <w:tcW w:type="dxa" w:w="2016"/>
+            <w:shd w:fill="FFFFFF"/>
+            <w:tcMar>
+              <w:top w:w="100" w:type="dxa"/>
+              <w:bottom w:w="100" w:type="dxa"/>
+              <w:left w:w="120" w:type="dxa"/>
+              <w:right w:w="120" w:type="dxa"/>
+            </w:tcMar>
+            <w:tcBorders>
+              <w:top w:val="single" w:sz="4" w:space="0" w:color="CCCCCC"/>
+              <w:bottom w:val="single" w:sz="4" w:space="0" w:color="CCCCCC"/>
+              <w:left w:val="single" w:sz="4" w:space="0" w:color="CCCCCC"/>
+              <w:right w:val="single" w:sz="4" w:space="0" w:color="CCCCCC"/>
+            </w:tcBorders>
+          </w:tcPr>
+          <w:p>
+            <w:pPr>
+              <w:spacing w:before="60" w:after="60" w:line="252" w:lineRule="auto"/>
+              <w:jc w:val="left"/>
+            </w:pPr>
+            <w:r/>
+            <w:r>
+              <w:t>663.50</w:t>
+            </w:r>
+          </w:p>
+        </w:tc>
+        <w:tc>
+          <w:tcPr>
+            <w:tcW w:type="dxa" w:w="1152"/>
+            <w:shd w:fill="FFFFFF"/>
+            <w:tcMar>
+              <w:top w:w="100" w:type="dxa"/>
+              <w:bottom w:w="100" w:type="dxa"/>
+              <w:left w:w="120" w:type="dxa"/>
+              <w:right w:w="120" w:type="dxa"/>
+            </w:tcMar>
+            <w:tcBorders>
+              <w:top w:val="single" w:sz="4" w:space="0" w:color="CCCCCC"/>
+              <w:bottom w:val="single" w:sz="4" w:space="0" w:color="CCCCCC"/>
+              <w:left w:val="single" w:sz="4" w:space="0" w:color="CCCCCC"/>
+              <w:right w:val="single" w:sz="4" w:space="0" w:color="CCCCCC"/>
+            </w:tcBorders>
+          </w:tcPr>
+          <w:p>
+            <w:pPr>
+              <w:spacing w:before="60" w:after="60" w:line="252" w:lineRule="auto"/>
+              <w:jc w:val="left"/>
+            </w:pPr>
+            <w:r/>
+            <w:r>
+              <w:t>650.25</w:t>
+            </w:r>
+          </w:p>
+        </w:tc>
+        <w:tc>
+          <w:tcPr>
+            <w:tcW w:type="dxa" w:w="1728"/>
+            <w:shd w:fill="FFFFFF"/>
+            <w:tcMar>
+              <w:top w:w="100" w:type="dxa"/>
+              <w:bottom w:w="100" w:type="dxa"/>
+              <w:left w:w="120" w:type="dxa"/>
+              <w:right w:w="120" w:type="dxa"/>
+            </w:tcMar>
+            <w:tcBorders>
+              <w:top w:val="single" w:sz="4" w:space="0" w:color="CCCCCC"/>
+              <w:bottom w:val="single" w:sz="4" w:space="0" w:color="CCCCCC"/>
+              <w:left w:val="single" w:sz="4" w:space="0" w:color="CCCCCC"/>
+              <w:right w:val="single" w:sz="4" w:space="0" w:color="CCCCCC"/>
+            </w:tcBorders>
+          </w:tcPr>
+          <w:p>
+            <w:pPr>
+              <w:spacing w:before="60" w:after="60" w:line="252" w:lineRule="auto"/>
+              <w:jc w:val="left"/>
+            </w:pPr>
+            <w:r/>
+            <w:r>
+              <w:rPr>
+                <w:b/>
+              </w:rPr>
+              <w:t>658.75</w:t>
+            </w:r>
+          </w:p>
+        </w:tc>
+        <w:tc>
+          <w:tcPr>
+            <w:tcW w:type="dxa" w:w="3456"/>
+            <w:shd w:fill="FFFFFF"/>
+            <w:tcMar>
+              <w:top w:w="100" w:type="dxa"/>
+              <w:bottom w:w="100" w:type="dxa"/>
+              <w:left w:w="120" w:type="dxa"/>
+              <w:right w:w="120" w:type="dxa"/>
+            </w:tcMar>
+            <w:tcBorders>
+              <w:top w:val="single" w:sz="4" w:space="0" w:color="CCCCCC"/>
+              <w:bottom w:val="single" w:sz="4" w:space="0" w:color="CCCCCC"/>
+              <w:left w:val="single" w:sz="4" w:space="0" w:color="CCCCCC"/>
+              <w:right w:val="single" w:sz="4" w:space="0" w:color="CCCCCC"/>
+            </w:tcBorders>
+          </w:tcPr>
+          <w:p>
+            <w:pPr>
+              <w:spacing w:before="60" w:after="60" w:line="252" w:lineRule="auto"/>
+              <w:jc w:val="left"/>
+            </w:pPr>
+            <w:r/>
+            <w:r>
+              <w:rPr>
+                <w:b/>
+              </w:rPr>
+              <w:t>+0.75</w:t>
+            </w:r>
+          </w:p>
+        </w:tc>
+        <w:tc>
+          <w:tcPr>
+            <w:tcW w:type="dxa" w:w="1440"/>
+            <w:shd w:fill="FFFFFF"/>
+            <w:tcMar>
+              <w:top w:w="100" w:type="dxa"/>
+              <w:bottom w:w="100" w:type="dxa"/>
+              <w:left w:w="120" w:type="dxa"/>
+              <w:right w:w="120" w:type="dxa"/>
+            </w:tcMar>
+            <w:tcBorders>
+              <w:top w:val="single" w:sz="4" w:space="0" w:color="CCCCCC"/>
+              <w:bottom w:val="single" w:sz="4" w:space="0" w:color="CCCCCC"/>
+              <w:left w:val="single" w:sz="4" w:space="0" w:color="CCCCCC"/>
+              <w:right w:val="single" w:sz="4" w:space="0" w:color="CCCCCC"/>
+            </w:tcBorders>
+          </w:tcPr>
+          <w:p>
+            <w:pPr>
+              <w:spacing w:before="60" w:after="60" w:line="252" w:lineRule="auto"/>
+              <w:jc w:val="left"/>
+            </w:pPr>
+            <w:r/>
+            <w:r>
+              <w:t>BULL</w:t>
+            </w:r>
+          </w:p>
+        </w:tc>
+      </w:tr>
+      <w:tr>
+        <w:tc>
+          <w:tcPr>
+            <w:tcW w:type="dxa" w:w="1584"/>
+            <w:shd w:fill="F8FAFC"/>
+            <w:tcMar>
+              <w:top w:w="100" w:type="dxa"/>
+              <w:bottom w:w="100" w:type="dxa"/>
+              <w:left w:w="120" w:type="dxa"/>
+              <w:right w:w="120" w:type="dxa"/>
+            </w:tcMar>
+            <w:tcBorders>
+              <w:top w:val="single" w:sz="4" w:space="0" w:color="CCCCCC"/>
+              <w:bottom w:val="single" w:sz="4" w:space="0" w:color="CCCCCC"/>
+              <w:left w:val="single" w:sz="4" w:space="0" w:color="CCCCCC"/>
+              <w:right w:val="single" w:sz="4" w:space="0" w:color="CCCCCC"/>
+            </w:tcBorders>
+          </w:tcPr>
+          <w:p>
+            <w:pPr>
+              <w:spacing w:before="60" w:after="60" w:line="252" w:lineRule="auto"/>
+              <w:jc w:val="left"/>
+            </w:pPr>
+            <w:r/>
+            <w:r>
+              <w:rPr>
+                <w:b/>
+              </w:rPr>
+              <w:t>Fri 23/10</w:t>
+            </w:r>
+          </w:p>
+        </w:tc>
+        <w:tc>
+          <w:tcPr>
+            <w:tcW w:type="dxa" w:w="864"/>
+            <w:shd w:fill="F8FAFC"/>
+            <w:tcMar>
+              <w:top w:w="100" w:type="dxa"/>
+              <w:bottom w:w="100" w:type="dxa"/>
+              <w:left w:w="120" w:type="dxa"/>
+              <w:right w:w="120" w:type="dxa"/>
+            </w:tcMar>
+            <w:tcBorders>
+              <w:top w:val="single" w:sz="4" w:space="0" w:color="CCCCCC"/>
+              <w:bottom w:val="single" w:sz="4" w:space="0" w:color="CCCCCC"/>
+              <w:left w:val="single" w:sz="4" w:space="0" w:color="CCCCCC"/>
+              <w:right w:val="single" w:sz="4" w:space="0" w:color="CCCCCC"/>
+            </w:tcBorders>
+          </w:tcPr>
+          <w:p>
+            <w:pPr>
+              <w:spacing w:before="60" w:after="60" w:line="252" w:lineRule="auto"/>
+              <w:jc w:val="left"/>
+            </w:pPr>
+            <w:r/>
+            <w:r>
+              <w:t>Asia 07-11</w:t>
+            </w:r>
+          </w:p>
+        </w:tc>
+        <w:tc>
+          <w:tcPr>
+            <w:tcW w:type="dxa" w:w="1440"/>
+            <w:shd w:fill="F8FAFC"/>
+            <w:tcMar>
+              <w:top w:w="100" w:type="dxa"/>
+              <w:bottom w:w="100" w:type="dxa"/>
+              <w:left w:w="120" w:type="dxa"/>
+              <w:right w:w="120" w:type="dxa"/>
+            </w:tcMar>
+            <w:tcBorders>
+              <w:top w:val="single" w:sz="4" w:space="0" w:color="CCCCCC"/>
+              <w:bottom w:val="single" w:sz="4" w:space="0" w:color="CCCCCC"/>
+              <w:left w:val="single" w:sz="4" w:space="0" w:color="CCCCCC"/>
+              <w:right w:val="single" w:sz="4" w:space="0" w:color="CCCCCC"/>
+            </w:tcBorders>
+          </w:tcPr>
+          <w:p>
+            <w:pPr>
+              <w:spacing w:before="60" w:after="60" w:line="252" w:lineRule="auto"/>
+              <w:jc w:val="left"/>
+            </w:pPr>
+            <w:r/>
+            <w:r>
+              <w:t>658.75</w:t>
+            </w:r>
+          </w:p>
+        </w:tc>
+        <w:tc>
+          <w:tcPr>
+            <w:tcW w:type="dxa" w:w="2016"/>
+            <w:shd w:fill="F8FAFC"/>
+            <w:tcMar>
+              <w:top w:w="100" w:type="dxa"/>
+              <w:bottom w:w="100" w:type="dxa"/>
+              <w:left w:w="120" w:type="dxa"/>
+              <w:right w:w="120" w:type="dxa"/>
+            </w:tcMar>
+            <w:tcBorders>
+              <w:top w:val="single" w:sz="4" w:space="0" w:color="CCCCCC"/>
+              <w:bottom w:val="single" w:sz="4" w:space="0" w:color="CCCCCC"/>
+              <w:left w:val="single" w:sz="4" w:space="0" w:color="CCCCCC"/>
+              <w:right w:val="single" w:sz="4" w:space="0" w:color="CCCCCC"/>
+            </w:tcBorders>
+          </w:tcPr>
+          <w:p>
+            <w:pPr>
+              <w:spacing w:before="60" w:after="60" w:line="252" w:lineRule="auto"/>
+              <w:jc w:val="left"/>
+            </w:pPr>
+            <w:r/>
+            <w:r>
+              <w:t>668.00</w:t>
+            </w:r>
+          </w:p>
+        </w:tc>
+        <w:tc>
+          <w:tcPr>
+            <w:tcW w:type="dxa" w:w="1152"/>
+            <w:shd w:fill="F8FAFC"/>
+            <w:tcMar>
+              <w:top w:w="100" w:type="dxa"/>
+              <w:bottom w:w="100" w:type="dxa"/>
+              <w:left w:w="120" w:type="dxa"/>
+              <w:right w:w="120" w:type="dxa"/>
+            </w:tcMar>
+            <w:tcBorders>
+              <w:top w:val="single" w:sz="4" w:space="0" w:color="CCCCCC"/>
+              <w:bottom w:val="single" w:sz="4" w:space="0" w:color="CCCCCC"/>
+              <w:left w:val="single" w:sz="4" w:space="0" w:color="CCCCCC"/>
+              <w:right w:val="single" w:sz="4" w:space="0" w:color="CCCCCC"/>
+            </w:tcBorders>
+          </w:tcPr>
+          <w:p>
+            <w:pPr>
+              <w:spacing w:before="60" w:after="60" w:line="252" w:lineRule="auto"/>
+              <w:jc w:val="left"/>
+            </w:pPr>
+            <w:r/>
+            <w:r>
+              <w:t>652.25</w:t>
+            </w:r>
+          </w:p>
+        </w:tc>
+        <w:tc>
+          <w:tcPr>
+            <w:tcW w:type="dxa" w:w="1728"/>
+            <w:shd w:fill="F8FAFC"/>
+            <w:tcMar>
+              <w:top w:w="100" w:type="dxa"/>
+              <w:bottom w:w="100" w:type="dxa"/>
+              <w:left w:w="120" w:type="dxa"/>
+              <w:right w:w="120" w:type="dxa"/>
+            </w:tcMar>
+            <w:tcBorders>
+              <w:top w:val="single" w:sz="4" w:space="0" w:color="CCCCCC"/>
+              <w:bottom w:val="single" w:sz="4" w:space="0" w:color="CCCCCC"/>
+              <w:left w:val="single" w:sz="4" w:space="0" w:color="CCCCCC"/>
+              <w:right w:val="single" w:sz="4" w:space="0" w:color="CCCCCC"/>
+            </w:tcBorders>
+          </w:tcPr>
+          <w:p>
+            <w:pPr>
+              <w:spacing w:before="60" w:after="60" w:line="252" w:lineRule="auto"/>
+              <w:jc w:val="left"/>
+            </w:pPr>
+            <w:r/>
+            <w:r>
+              <w:rPr>
+                <w:b/>
+              </w:rPr>
+              <w:t>658.00</w:t>
+            </w:r>
+          </w:p>
+        </w:tc>
+        <w:tc>
+          <w:tcPr>
+            <w:tcW w:type="dxa" w:w="3456"/>
+            <w:shd w:fill="F8FAFC"/>
             <w:tcMar>
               <w:top w:w="100" w:type="dxa"/>
               <w:bottom w:w="100" w:type="dxa"/>
@@ -27518,7 +30103,7 @@
         <w:tc>
           <w:tcPr>
             <w:tcW w:type="dxa" w:w="1440"/>
-            <w:shd w:fill="FFFFFF"/>
+            <w:shd w:fill="F8FAFC"/>
             <w:tcMar>
               <w:top w:w="100" w:type="dxa"/>
               <w:bottom w:w="100" w:type="dxa"/>
@@ -27548,7 +30133,7 @@
         <w:tc>
           <w:tcPr>
             <w:tcW w:type="dxa" w:w="1584"/>
-            <w:shd w:fill="F8FAFC"/>
+            <w:shd w:fill="FFFFFF"/>
             <w:tcMar>
               <w:top w:w="100" w:type="dxa"/>
               <w:bottom w:w="100" w:type="dxa"/>
@@ -27572,42 +30157,98 @@
               <w:rPr>
                 <w:b/>
               </w:rPr>
-              <w:t>Wed 21/10</w:t>
+              <w:t>Fri 23/10</w:t>
             </w:r>
           </w:p>
         </w:tc>
         <w:tc>
           <w:tcPr>
             <w:tcW w:type="dxa" w:w="864"/>
-            <w:shd w:fill="F8FAFC"/>
-            <w:tcMar>
-              <w:top w:w="100" w:type="dxa"/>
-              <w:bottom w:w="100" w:type="dxa"/>
-              <w:left w:w="120" w:type="dxa"/>
-              <w:right w:w="120" w:type="dxa"/>
-            </w:tcMar>
-            <w:tcBorders>
-              <w:top w:val="single" w:sz="4" w:space="0" w:color="CCCCCC"/>
-              <w:bottom w:val="single" w:sz="4" w:space="0" w:color="CCCCCC"/>
-              <w:left w:val="single" w:sz="4" w:space="0" w:color="CCCCCC"/>
-              <w:right w:val="single" w:sz="4" w:space="0" w:color="CCCCCC"/>
-            </w:tcBorders>
-          </w:tcPr>
-          <w:p>
-            <w:pPr>
-              <w:spacing w:before="60" w:after="60" w:line="252" w:lineRule="auto"/>
-              <w:jc w:val="left"/>
-            </w:pPr>
-            <w:r/>
-            <w:r>
-              <w:t>London 15-19</w:t>
+            <w:shd w:fill="FFFFFF"/>
+            <w:tcMar>
+              <w:top w:w="100" w:type="dxa"/>
+              <w:bottom w:w="100" w:type="dxa"/>
+              <w:left w:w="120" w:type="dxa"/>
+              <w:right w:w="120" w:type="dxa"/>
+            </w:tcMar>
+            <w:tcBorders>
+              <w:top w:val="single" w:sz="4" w:space="0" w:color="CCCCCC"/>
+              <w:bottom w:val="single" w:sz="4" w:space="0" w:color="CCCCCC"/>
+              <w:left w:val="single" w:sz="4" w:space="0" w:color="CCCCCC"/>
+              <w:right w:val="single" w:sz="4" w:space="0" w:color="CCCCCC"/>
+            </w:tcBorders>
+          </w:tcPr>
+          <w:p>
+            <w:pPr>
+              <w:spacing w:before="60" w:after="60" w:line="252" w:lineRule="auto"/>
+              <w:jc w:val="left"/>
+            </w:pPr>
+            <w:r/>
+            <w:r>
+              <w:t>Asia 11-15</w:t>
             </w:r>
           </w:p>
         </w:tc>
         <w:tc>
           <w:tcPr>
             <w:tcW w:type="dxa" w:w="1440"/>
-            <w:shd w:fill="F8FAFC"/>
+            <w:shd w:fill="FFFFFF"/>
+            <w:tcMar>
+              <w:top w:w="100" w:type="dxa"/>
+              <w:bottom w:w="100" w:type="dxa"/>
+              <w:left w:w="120" w:type="dxa"/>
+              <w:right w:w="120" w:type="dxa"/>
+            </w:tcMar>
+            <w:tcBorders>
+              <w:top w:val="single" w:sz="4" w:space="0" w:color="CCCCCC"/>
+              <w:bottom w:val="single" w:sz="4" w:space="0" w:color="CCCCCC"/>
+              <w:left w:val="single" w:sz="4" w:space="0" w:color="CCCCCC"/>
+              <w:right w:val="single" w:sz="4" w:space="0" w:color="CCCCCC"/>
+            </w:tcBorders>
+          </w:tcPr>
+          <w:p>
+            <w:pPr>
+              <w:spacing w:before="60" w:after="60" w:line="252" w:lineRule="auto"/>
+              <w:jc w:val="left"/>
+            </w:pPr>
+            <w:r/>
+            <w:r>
+              <w:t>658.00</w:t>
+            </w:r>
+          </w:p>
+        </w:tc>
+        <w:tc>
+          <w:tcPr>
+            <w:tcW w:type="dxa" w:w="2016"/>
+            <w:shd w:fill="FFFFFF"/>
+            <w:tcMar>
+              <w:top w:w="100" w:type="dxa"/>
+              <w:bottom w:w="100" w:type="dxa"/>
+              <w:left w:w="120" w:type="dxa"/>
+              <w:right w:w="120" w:type="dxa"/>
+            </w:tcMar>
+            <w:tcBorders>
+              <w:top w:val="single" w:sz="4" w:space="0" w:color="CCCCCC"/>
+              <w:bottom w:val="single" w:sz="4" w:space="0" w:color="CCCCCC"/>
+              <w:left w:val="single" w:sz="4" w:space="0" w:color="CCCCCC"/>
+              <w:right w:val="single" w:sz="4" w:space="0" w:color="CCCCCC"/>
+            </w:tcBorders>
+          </w:tcPr>
+          <w:p>
+            <w:pPr>
+              <w:spacing w:before="60" w:after="60" w:line="252" w:lineRule="auto"/>
+              <w:jc w:val="left"/>
+            </w:pPr>
+            <w:r/>
+            <w:r>
+              <w:t>665.50</w:t>
+            </w:r>
+          </w:p>
+        </w:tc>
+        <w:tc>
+          <w:tcPr>
+            <w:tcW w:type="dxa" w:w="1152"/>
+            <w:shd w:fill="FFFFFF"/>
             <w:tcMar>
               <w:top w:w="100" w:type="dxa"/>
               <w:bottom w:w="100" w:type="dxa"/>
@@ -27634,64 +30275,8 @@
         </w:tc>
         <w:tc>
           <w:tcPr>
-            <w:tcW w:type="dxa" w:w="2016"/>
-            <w:shd w:fill="F8FAFC"/>
-            <w:tcMar>
-              <w:top w:w="100" w:type="dxa"/>
-              <w:bottom w:w="100" w:type="dxa"/>
-              <w:left w:w="120" w:type="dxa"/>
-              <w:right w:w="120" w:type="dxa"/>
-            </w:tcMar>
-            <w:tcBorders>
-              <w:top w:val="single" w:sz="4" w:space="0" w:color="CCCCCC"/>
-              <w:bottom w:val="single" w:sz="4" w:space="0" w:color="CCCCCC"/>
-              <w:left w:val="single" w:sz="4" w:space="0" w:color="CCCCCC"/>
-              <w:right w:val="single" w:sz="4" w:space="0" w:color="CCCCCC"/>
-            </w:tcBorders>
-          </w:tcPr>
-          <w:p>
-            <w:pPr>
-              <w:spacing w:before="60" w:after="60" w:line="252" w:lineRule="auto"/>
-              <w:jc w:val="left"/>
-            </w:pPr>
-            <w:r/>
-            <w:r>
-              <w:t>665.50</w:t>
-            </w:r>
-          </w:p>
-        </w:tc>
-        <w:tc>
-          <w:tcPr>
-            <w:tcW w:type="dxa" w:w="1152"/>
-            <w:shd w:fill="F8FAFC"/>
-            <w:tcMar>
-              <w:top w:w="100" w:type="dxa"/>
-              <w:bottom w:w="100" w:type="dxa"/>
-              <w:left w:w="120" w:type="dxa"/>
-              <w:right w:w="120" w:type="dxa"/>
-            </w:tcMar>
-            <w:tcBorders>
-              <w:top w:val="single" w:sz="4" w:space="0" w:color="CCCCCC"/>
-              <w:bottom w:val="single" w:sz="4" w:space="0" w:color="CCCCCC"/>
-              <w:left w:val="single" w:sz="4" w:space="0" w:color="CCCCCC"/>
-              <w:right w:val="single" w:sz="4" w:space="0" w:color="CCCCCC"/>
-            </w:tcBorders>
-          </w:tcPr>
-          <w:p>
-            <w:pPr>
-              <w:spacing w:before="60" w:after="60" w:line="252" w:lineRule="auto"/>
-              <w:jc w:val="left"/>
-            </w:pPr>
-            <w:r/>
-            <w:r>
-              <w:t>639.00</w:t>
-            </w:r>
-          </w:p>
-        </w:tc>
-        <w:tc>
-          <w:tcPr>
             <w:tcW w:type="dxa" w:w="1728"/>
-            <w:shd w:fill="F8FAFC"/>
+            <w:shd w:fill="FFFFFF"/>
             <w:tcMar>
               <w:top w:w="100" w:type="dxa"/>
               <w:bottom w:w="100" w:type="dxa"/>
@@ -27715,7 +30300,712 @@
               <w:rPr>
                 <w:b/>
               </w:rPr>
-              <w:t>653.75</w:t>
+              <w:t>657.00</w:t>
+            </w:r>
+          </w:p>
+        </w:tc>
+        <w:tc>
+          <w:tcPr>
+            <w:tcW w:type="dxa" w:w="3456"/>
+            <w:shd w:fill="FFFFFF"/>
+            <w:tcMar>
+              <w:top w:w="100" w:type="dxa"/>
+              <w:bottom w:w="100" w:type="dxa"/>
+              <w:left w:w="120" w:type="dxa"/>
+              <w:right w:w="120" w:type="dxa"/>
+            </w:tcMar>
+            <w:tcBorders>
+              <w:top w:val="single" w:sz="4" w:space="0" w:color="CCCCCC"/>
+              <w:bottom w:val="single" w:sz="4" w:space="0" w:color="CCCCCC"/>
+              <w:left w:val="single" w:sz="4" w:space="0" w:color="CCCCCC"/>
+              <w:right w:val="single" w:sz="4" w:space="0" w:color="CCCCCC"/>
+            </w:tcBorders>
+          </w:tcPr>
+          <w:p>
+            <w:pPr>
+              <w:spacing w:before="60" w:after="60" w:line="252" w:lineRule="auto"/>
+              <w:jc w:val="left"/>
+            </w:pPr>
+            <w:r/>
+            <w:r>
+              <w:rPr>
+                <w:b/>
+              </w:rPr>
+              <w:t>-1.00</w:t>
+            </w:r>
+          </w:p>
+        </w:tc>
+        <w:tc>
+          <w:tcPr>
+            <w:tcW w:type="dxa" w:w="1440"/>
+            <w:shd w:fill="FFFFFF"/>
+            <w:tcMar>
+              <w:top w:w="100" w:type="dxa"/>
+              <w:bottom w:w="100" w:type="dxa"/>
+              <w:left w:w="120" w:type="dxa"/>
+              <w:right w:w="120" w:type="dxa"/>
+            </w:tcMar>
+            <w:tcBorders>
+              <w:top w:val="single" w:sz="4" w:space="0" w:color="CCCCCC"/>
+              <w:bottom w:val="single" w:sz="4" w:space="0" w:color="CCCCCC"/>
+              <w:left w:val="single" w:sz="4" w:space="0" w:color="CCCCCC"/>
+              <w:right w:val="single" w:sz="4" w:space="0" w:color="CCCCCC"/>
+            </w:tcBorders>
+          </w:tcPr>
+          <w:p>
+            <w:pPr>
+              <w:spacing w:before="60" w:after="60" w:line="252" w:lineRule="auto"/>
+              <w:jc w:val="left"/>
+            </w:pPr>
+            <w:r/>
+            <w:r>
+              <w:t>BEAR</w:t>
+            </w:r>
+          </w:p>
+        </w:tc>
+      </w:tr>
+      <w:tr>
+        <w:tc>
+          <w:tcPr>
+            <w:tcW w:type="dxa" w:w="1584"/>
+            <w:shd w:fill="F8FAFC"/>
+            <w:tcMar>
+              <w:top w:w="100" w:type="dxa"/>
+              <w:bottom w:w="100" w:type="dxa"/>
+              <w:left w:w="120" w:type="dxa"/>
+              <w:right w:w="120" w:type="dxa"/>
+            </w:tcMar>
+            <w:tcBorders>
+              <w:top w:val="single" w:sz="4" w:space="0" w:color="CCCCCC"/>
+              <w:bottom w:val="single" w:sz="4" w:space="0" w:color="CCCCCC"/>
+              <w:left w:val="single" w:sz="4" w:space="0" w:color="CCCCCC"/>
+              <w:right w:val="single" w:sz="4" w:space="0" w:color="CCCCCC"/>
+            </w:tcBorders>
+          </w:tcPr>
+          <w:p>
+            <w:pPr>
+              <w:spacing w:before="60" w:after="60" w:line="252" w:lineRule="auto"/>
+              <w:jc w:val="left"/>
+            </w:pPr>
+            <w:r/>
+            <w:r>
+              <w:rPr>
+                <w:b/>
+              </w:rPr>
+              <w:t>Fri 23/10</w:t>
+            </w:r>
+          </w:p>
+        </w:tc>
+        <w:tc>
+          <w:tcPr>
+            <w:tcW w:type="dxa" w:w="864"/>
+            <w:shd w:fill="F8FAFC"/>
+            <w:tcMar>
+              <w:top w:w="100" w:type="dxa"/>
+              <w:bottom w:w="100" w:type="dxa"/>
+              <w:left w:w="120" w:type="dxa"/>
+              <w:right w:w="120" w:type="dxa"/>
+            </w:tcMar>
+            <w:tcBorders>
+              <w:top w:val="single" w:sz="4" w:space="0" w:color="CCCCCC"/>
+              <w:bottom w:val="single" w:sz="4" w:space="0" w:color="CCCCCC"/>
+              <w:left w:val="single" w:sz="4" w:space="0" w:color="CCCCCC"/>
+              <w:right w:val="single" w:sz="4" w:space="0" w:color="CCCCCC"/>
+            </w:tcBorders>
+          </w:tcPr>
+          <w:p>
+            <w:pPr>
+              <w:spacing w:before="60" w:after="60" w:line="252" w:lineRule="auto"/>
+              <w:jc w:val="left"/>
+            </w:pPr>
+            <w:r/>
+            <w:r>
+              <w:t>London 15-19</w:t>
+            </w:r>
+          </w:p>
+        </w:tc>
+        <w:tc>
+          <w:tcPr>
+            <w:tcW w:type="dxa" w:w="1440"/>
+            <w:shd w:fill="F8FAFC"/>
+            <w:tcMar>
+              <w:top w:w="100" w:type="dxa"/>
+              <w:bottom w:w="100" w:type="dxa"/>
+              <w:left w:w="120" w:type="dxa"/>
+              <w:right w:w="120" w:type="dxa"/>
+            </w:tcMar>
+            <w:tcBorders>
+              <w:top w:val="single" w:sz="4" w:space="0" w:color="CCCCCC"/>
+              <w:bottom w:val="single" w:sz="4" w:space="0" w:color="CCCCCC"/>
+              <w:left w:val="single" w:sz="4" w:space="0" w:color="CCCCCC"/>
+              <w:right w:val="single" w:sz="4" w:space="0" w:color="CCCCCC"/>
+            </w:tcBorders>
+          </w:tcPr>
+          <w:p>
+            <w:pPr>
+              <w:spacing w:before="60" w:after="60" w:line="252" w:lineRule="auto"/>
+              <w:jc w:val="left"/>
+            </w:pPr>
+            <w:r/>
+            <w:r>
+              <w:t>657.00</w:t>
+            </w:r>
+          </w:p>
+        </w:tc>
+        <w:tc>
+          <w:tcPr>
+            <w:tcW w:type="dxa" w:w="2016"/>
+            <w:shd w:fill="F8FAFC"/>
+            <w:tcMar>
+              <w:top w:w="100" w:type="dxa"/>
+              <w:bottom w:w="100" w:type="dxa"/>
+              <w:left w:w="120" w:type="dxa"/>
+              <w:right w:w="120" w:type="dxa"/>
+            </w:tcMar>
+            <w:tcBorders>
+              <w:top w:val="single" w:sz="4" w:space="0" w:color="CCCCCC"/>
+              <w:bottom w:val="single" w:sz="4" w:space="0" w:color="CCCCCC"/>
+              <w:left w:val="single" w:sz="4" w:space="0" w:color="CCCCCC"/>
+              <w:right w:val="single" w:sz="4" w:space="0" w:color="CCCCCC"/>
+            </w:tcBorders>
+          </w:tcPr>
+          <w:p>
+            <w:pPr>
+              <w:spacing w:before="60" w:after="60" w:line="252" w:lineRule="auto"/>
+              <w:jc w:val="left"/>
+            </w:pPr>
+            <w:r/>
+            <w:r>
+              <w:t>664.00</w:t>
+            </w:r>
+          </w:p>
+        </w:tc>
+        <w:tc>
+          <w:tcPr>
+            <w:tcW w:type="dxa" w:w="1152"/>
+            <w:shd w:fill="F8FAFC"/>
+            <w:tcMar>
+              <w:top w:w="100" w:type="dxa"/>
+              <w:bottom w:w="100" w:type="dxa"/>
+              <w:left w:w="120" w:type="dxa"/>
+              <w:right w:w="120" w:type="dxa"/>
+            </w:tcMar>
+            <w:tcBorders>
+              <w:top w:val="single" w:sz="4" w:space="0" w:color="CCCCCC"/>
+              <w:bottom w:val="single" w:sz="4" w:space="0" w:color="CCCCCC"/>
+              <w:left w:val="single" w:sz="4" w:space="0" w:color="CCCCCC"/>
+              <w:right w:val="single" w:sz="4" w:space="0" w:color="CCCCCC"/>
+            </w:tcBorders>
+          </w:tcPr>
+          <w:p>
+            <w:pPr>
+              <w:spacing w:before="60" w:after="60" w:line="252" w:lineRule="auto"/>
+              <w:jc w:val="left"/>
+            </w:pPr>
+            <w:r/>
+            <w:r>
+              <w:t>643.50</w:t>
+            </w:r>
+          </w:p>
+        </w:tc>
+        <w:tc>
+          <w:tcPr>
+            <w:tcW w:type="dxa" w:w="1728"/>
+            <w:shd w:fill="F8FAFC"/>
+            <w:tcMar>
+              <w:top w:w="100" w:type="dxa"/>
+              <w:bottom w:w="100" w:type="dxa"/>
+              <w:left w:w="120" w:type="dxa"/>
+              <w:right w:w="120" w:type="dxa"/>
+            </w:tcMar>
+            <w:tcBorders>
+              <w:top w:val="single" w:sz="4" w:space="0" w:color="CCCCCC"/>
+              <w:bottom w:val="single" w:sz="4" w:space="0" w:color="CCCCCC"/>
+              <w:left w:val="single" w:sz="4" w:space="0" w:color="CCCCCC"/>
+              <w:right w:val="single" w:sz="4" w:space="0" w:color="CCCCCC"/>
+            </w:tcBorders>
+          </w:tcPr>
+          <w:p>
+            <w:pPr>
+              <w:spacing w:before="60" w:after="60" w:line="252" w:lineRule="auto"/>
+              <w:jc w:val="left"/>
+            </w:pPr>
+            <w:r/>
+            <w:r>
+              <w:rPr>
+                <w:b/>
+              </w:rPr>
+              <w:t>657.75</w:t>
+            </w:r>
+          </w:p>
+        </w:tc>
+        <w:tc>
+          <w:tcPr>
+            <w:tcW w:type="dxa" w:w="3456"/>
+            <w:shd w:fill="F8FAFC"/>
+            <w:tcMar>
+              <w:top w:w="100" w:type="dxa"/>
+              <w:bottom w:w="100" w:type="dxa"/>
+              <w:left w:w="120" w:type="dxa"/>
+              <w:right w:w="120" w:type="dxa"/>
+            </w:tcMar>
+            <w:tcBorders>
+              <w:top w:val="single" w:sz="4" w:space="0" w:color="CCCCCC"/>
+              <w:bottom w:val="single" w:sz="4" w:space="0" w:color="CCCCCC"/>
+              <w:left w:val="single" w:sz="4" w:space="0" w:color="CCCCCC"/>
+              <w:right w:val="single" w:sz="4" w:space="0" w:color="CCCCCC"/>
+            </w:tcBorders>
+          </w:tcPr>
+          <w:p>
+            <w:pPr>
+              <w:spacing w:before="60" w:after="60" w:line="252" w:lineRule="auto"/>
+              <w:jc w:val="left"/>
+            </w:pPr>
+            <w:r/>
+            <w:r>
+              <w:rPr>
+                <w:b/>
+              </w:rPr>
+              <w:t>+0.75</w:t>
+            </w:r>
+          </w:p>
+        </w:tc>
+        <w:tc>
+          <w:tcPr>
+            <w:tcW w:type="dxa" w:w="1440"/>
+            <w:shd w:fill="F8FAFC"/>
+            <w:tcMar>
+              <w:top w:w="100" w:type="dxa"/>
+              <w:bottom w:w="100" w:type="dxa"/>
+              <w:left w:w="120" w:type="dxa"/>
+              <w:right w:w="120" w:type="dxa"/>
+            </w:tcMar>
+            <w:tcBorders>
+              <w:top w:val="single" w:sz="4" w:space="0" w:color="CCCCCC"/>
+              <w:bottom w:val="single" w:sz="4" w:space="0" w:color="CCCCCC"/>
+              <w:left w:val="single" w:sz="4" w:space="0" w:color="CCCCCC"/>
+              <w:right w:val="single" w:sz="4" w:space="0" w:color="CCCCCC"/>
+            </w:tcBorders>
+          </w:tcPr>
+          <w:p>
+            <w:pPr>
+              <w:spacing w:before="60" w:after="60" w:line="252" w:lineRule="auto"/>
+              <w:jc w:val="left"/>
+            </w:pPr>
+            <w:r/>
+            <w:r>
+              <w:t>BULL</w:t>
+            </w:r>
+          </w:p>
+        </w:tc>
+      </w:tr>
+      <w:tr>
+        <w:tc>
+          <w:tcPr>
+            <w:tcW w:type="dxa" w:w="1584"/>
+            <w:shd w:fill="FFFFFF"/>
+            <w:tcMar>
+              <w:top w:w="100" w:type="dxa"/>
+              <w:bottom w:w="100" w:type="dxa"/>
+              <w:left w:w="120" w:type="dxa"/>
+              <w:right w:w="120" w:type="dxa"/>
+            </w:tcMar>
+            <w:tcBorders>
+              <w:top w:val="single" w:sz="4" w:space="0" w:color="CCCCCC"/>
+              <w:bottom w:val="single" w:sz="4" w:space="0" w:color="CCCCCC"/>
+              <w:left w:val="single" w:sz="4" w:space="0" w:color="CCCCCC"/>
+              <w:right w:val="single" w:sz="4" w:space="0" w:color="CCCCCC"/>
+            </w:tcBorders>
+          </w:tcPr>
+          <w:p>
+            <w:pPr>
+              <w:spacing w:before="60" w:after="60" w:line="252" w:lineRule="auto"/>
+              <w:jc w:val="left"/>
+            </w:pPr>
+            <w:r/>
+            <w:r>
+              <w:rPr>
+                <w:b/>
+              </w:rPr>
+              <w:t>Fri 23/10</w:t>
+            </w:r>
+          </w:p>
+        </w:tc>
+        <w:tc>
+          <w:tcPr>
+            <w:tcW w:type="dxa" w:w="864"/>
+            <w:shd w:fill="FFFFFF"/>
+            <w:tcMar>
+              <w:top w:w="100" w:type="dxa"/>
+              <w:bottom w:w="100" w:type="dxa"/>
+              <w:left w:w="120" w:type="dxa"/>
+              <w:right w:w="120" w:type="dxa"/>
+            </w:tcMar>
+            <w:tcBorders>
+              <w:top w:val="single" w:sz="4" w:space="0" w:color="CCCCCC"/>
+              <w:bottom w:val="single" w:sz="4" w:space="0" w:color="CCCCCC"/>
+              <w:left w:val="single" w:sz="4" w:space="0" w:color="CCCCCC"/>
+              <w:right w:val="single" w:sz="4" w:space="0" w:color="CCCCCC"/>
+            </w:tcBorders>
+          </w:tcPr>
+          <w:p>
+            <w:pPr>
+              <w:spacing w:before="60" w:after="60" w:line="252" w:lineRule="auto"/>
+              <w:jc w:val="left"/>
+            </w:pPr>
+            <w:r/>
+            <w:r>
+              <w:t>Pre-NY 19-21</w:t>
+            </w:r>
+          </w:p>
+        </w:tc>
+        <w:tc>
+          <w:tcPr>
+            <w:tcW w:type="dxa" w:w="1440"/>
+            <w:shd w:fill="FFFFFF"/>
+            <w:tcMar>
+              <w:top w:w="100" w:type="dxa"/>
+              <w:bottom w:w="100" w:type="dxa"/>
+              <w:left w:w="120" w:type="dxa"/>
+              <w:right w:w="120" w:type="dxa"/>
+            </w:tcMar>
+            <w:tcBorders>
+              <w:top w:val="single" w:sz="4" w:space="0" w:color="CCCCCC"/>
+              <w:bottom w:val="single" w:sz="4" w:space="0" w:color="CCCCCC"/>
+              <w:left w:val="single" w:sz="4" w:space="0" w:color="CCCCCC"/>
+              <w:right w:val="single" w:sz="4" w:space="0" w:color="CCCCCC"/>
+            </w:tcBorders>
+          </w:tcPr>
+          <w:p>
+            <w:pPr>
+              <w:spacing w:before="60" w:after="60" w:line="252" w:lineRule="auto"/>
+              <w:jc w:val="left"/>
+            </w:pPr>
+            <w:r/>
+            <w:r>
+              <w:t>657.75</w:t>
+            </w:r>
+          </w:p>
+        </w:tc>
+        <w:tc>
+          <w:tcPr>
+            <w:tcW w:type="dxa" w:w="2016"/>
+            <w:shd w:fill="FFFFFF"/>
+            <w:tcMar>
+              <w:top w:w="100" w:type="dxa"/>
+              <w:bottom w:w="100" w:type="dxa"/>
+              <w:left w:w="120" w:type="dxa"/>
+              <w:right w:w="120" w:type="dxa"/>
+            </w:tcMar>
+            <w:tcBorders>
+              <w:top w:val="single" w:sz="4" w:space="0" w:color="CCCCCC"/>
+              <w:bottom w:val="single" w:sz="4" w:space="0" w:color="CCCCCC"/>
+              <w:left w:val="single" w:sz="4" w:space="0" w:color="CCCCCC"/>
+              <w:right w:val="single" w:sz="4" w:space="0" w:color="CCCCCC"/>
+            </w:tcBorders>
+          </w:tcPr>
+          <w:p>
+            <w:pPr>
+              <w:spacing w:before="60" w:after="60" w:line="252" w:lineRule="auto"/>
+              <w:jc w:val="left"/>
+            </w:pPr>
+            <w:r/>
+            <w:r>
+              <w:t>667.00</w:t>
+            </w:r>
+          </w:p>
+        </w:tc>
+        <w:tc>
+          <w:tcPr>
+            <w:tcW w:type="dxa" w:w="1152"/>
+            <w:shd w:fill="FFFFFF"/>
+            <w:tcMar>
+              <w:top w:w="100" w:type="dxa"/>
+              <w:bottom w:w="100" w:type="dxa"/>
+              <w:left w:w="120" w:type="dxa"/>
+              <w:right w:w="120" w:type="dxa"/>
+            </w:tcMar>
+            <w:tcBorders>
+              <w:top w:val="single" w:sz="4" w:space="0" w:color="CCCCCC"/>
+              <w:bottom w:val="single" w:sz="4" w:space="0" w:color="CCCCCC"/>
+              <w:left w:val="single" w:sz="4" w:space="0" w:color="CCCCCC"/>
+              <w:right w:val="single" w:sz="4" w:space="0" w:color="CCCCCC"/>
+            </w:tcBorders>
+          </w:tcPr>
+          <w:p>
+            <w:pPr>
+              <w:spacing w:before="60" w:after="60" w:line="252" w:lineRule="auto"/>
+              <w:jc w:val="left"/>
+            </w:pPr>
+            <w:r/>
+            <w:r>
+              <w:t>650.50</w:t>
+            </w:r>
+          </w:p>
+        </w:tc>
+        <w:tc>
+          <w:tcPr>
+            <w:tcW w:type="dxa" w:w="1728"/>
+            <w:shd w:fill="FFFFFF"/>
+            <w:tcMar>
+              <w:top w:w="100" w:type="dxa"/>
+              <w:bottom w:w="100" w:type="dxa"/>
+              <w:left w:w="120" w:type="dxa"/>
+              <w:right w:w="120" w:type="dxa"/>
+            </w:tcMar>
+            <w:tcBorders>
+              <w:top w:val="single" w:sz="4" w:space="0" w:color="CCCCCC"/>
+              <w:bottom w:val="single" w:sz="4" w:space="0" w:color="CCCCCC"/>
+              <w:left w:val="single" w:sz="4" w:space="0" w:color="CCCCCC"/>
+              <w:right w:val="single" w:sz="4" w:space="0" w:color="CCCCCC"/>
+            </w:tcBorders>
+          </w:tcPr>
+          <w:p>
+            <w:pPr>
+              <w:spacing w:before="60" w:after="60" w:line="252" w:lineRule="auto"/>
+              <w:jc w:val="left"/>
+            </w:pPr>
+            <w:r/>
+            <w:r>
+              <w:rPr>
+                <w:b/>
+              </w:rPr>
+              <w:t>657.50</w:t>
+            </w:r>
+          </w:p>
+        </w:tc>
+        <w:tc>
+          <w:tcPr>
+            <w:tcW w:type="dxa" w:w="3456"/>
+            <w:shd w:fill="FFFFFF"/>
+            <w:tcMar>
+              <w:top w:w="100" w:type="dxa"/>
+              <w:bottom w:w="100" w:type="dxa"/>
+              <w:left w:w="120" w:type="dxa"/>
+              <w:right w:w="120" w:type="dxa"/>
+            </w:tcMar>
+            <w:tcBorders>
+              <w:top w:val="single" w:sz="4" w:space="0" w:color="CCCCCC"/>
+              <w:bottom w:val="single" w:sz="4" w:space="0" w:color="CCCCCC"/>
+              <w:left w:val="single" w:sz="4" w:space="0" w:color="CCCCCC"/>
+              <w:right w:val="single" w:sz="4" w:space="0" w:color="CCCCCC"/>
+            </w:tcBorders>
+          </w:tcPr>
+          <w:p>
+            <w:pPr>
+              <w:spacing w:before="60" w:after="60" w:line="252" w:lineRule="auto"/>
+              <w:jc w:val="left"/>
+            </w:pPr>
+            <w:r/>
+            <w:r>
+              <w:rPr>
+                <w:b/>
+              </w:rPr>
+              <w:t>-0.25</w:t>
+            </w:r>
+          </w:p>
+        </w:tc>
+        <w:tc>
+          <w:tcPr>
+            <w:tcW w:type="dxa" w:w="1440"/>
+            <w:shd w:fill="FFFFFF"/>
+            <w:tcMar>
+              <w:top w:w="100" w:type="dxa"/>
+              <w:bottom w:w="100" w:type="dxa"/>
+              <w:left w:w="120" w:type="dxa"/>
+              <w:right w:w="120" w:type="dxa"/>
+            </w:tcMar>
+            <w:tcBorders>
+              <w:top w:val="single" w:sz="4" w:space="0" w:color="CCCCCC"/>
+              <w:bottom w:val="single" w:sz="4" w:space="0" w:color="CCCCCC"/>
+              <w:left w:val="single" w:sz="4" w:space="0" w:color="CCCCCC"/>
+              <w:right w:val="single" w:sz="4" w:space="0" w:color="CCCCCC"/>
+            </w:tcBorders>
+          </w:tcPr>
+          <w:p>
+            <w:pPr>
+              <w:spacing w:before="60" w:after="60" w:line="252" w:lineRule="auto"/>
+              <w:jc w:val="left"/>
+            </w:pPr>
+            <w:r/>
+            <w:r>
+              <w:t>BEAR</w:t>
+            </w:r>
+          </w:p>
+        </w:tc>
+      </w:tr>
+      <w:tr>
+        <w:tc>
+          <w:tcPr>
+            <w:tcW w:type="dxa" w:w="1584"/>
+            <w:shd w:fill="F8FAFC"/>
+            <w:tcMar>
+              <w:top w:w="100" w:type="dxa"/>
+              <w:bottom w:w="100" w:type="dxa"/>
+              <w:left w:w="120" w:type="dxa"/>
+              <w:right w:w="120" w:type="dxa"/>
+            </w:tcMar>
+            <w:tcBorders>
+              <w:top w:val="single" w:sz="4" w:space="0" w:color="CCCCCC"/>
+              <w:bottom w:val="single" w:sz="4" w:space="0" w:color="CCCCCC"/>
+              <w:left w:val="single" w:sz="4" w:space="0" w:color="CCCCCC"/>
+              <w:right w:val="single" w:sz="4" w:space="0" w:color="CCCCCC"/>
+            </w:tcBorders>
+          </w:tcPr>
+          <w:p>
+            <w:pPr>
+              <w:spacing w:before="60" w:after="60" w:line="252" w:lineRule="auto"/>
+              <w:jc w:val="left"/>
+            </w:pPr>
+            <w:r/>
+            <w:r>
+              <w:rPr>
+                <w:b/>
+              </w:rPr>
+              <w:t>Fri 23/10</w:t>
+            </w:r>
+          </w:p>
+        </w:tc>
+        <w:tc>
+          <w:tcPr>
+            <w:tcW w:type="dxa" w:w="864"/>
+            <w:shd w:fill="F8FAFC"/>
+            <w:tcMar>
+              <w:top w:w="100" w:type="dxa"/>
+              <w:bottom w:w="100" w:type="dxa"/>
+              <w:left w:w="120" w:type="dxa"/>
+              <w:right w:w="120" w:type="dxa"/>
+            </w:tcMar>
+            <w:tcBorders>
+              <w:top w:val="single" w:sz="4" w:space="0" w:color="CCCCCC"/>
+              <w:bottom w:val="single" w:sz="4" w:space="0" w:color="CCCCCC"/>
+              <w:left w:val="single" w:sz="4" w:space="0" w:color="CCCCCC"/>
+              <w:right w:val="single" w:sz="4" w:space="0" w:color="CCCCCC"/>
+            </w:tcBorders>
+          </w:tcPr>
+          <w:p>
+            <w:pPr>
+              <w:spacing w:before="60" w:after="60" w:line="252" w:lineRule="auto"/>
+              <w:jc w:val="left"/>
+            </w:pPr>
+            <w:r/>
+            <w:r>
+              <w:t>NY Open 21-23</w:t>
+            </w:r>
+          </w:p>
+        </w:tc>
+        <w:tc>
+          <w:tcPr>
+            <w:tcW w:type="dxa" w:w="1440"/>
+            <w:shd w:fill="F8FAFC"/>
+            <w:tcMar>
+              <w:top w:w="100" w:type="dxa"/>
+              <w:bottom w:w="100" w:type="dxa"/>
+              <w:left w:w="120" w:type="dxa"/>
+              <w:right w:w="120" w:type="dxa"/>
+            </w:tcMar>
+            <w:tcBorders>
+              <w:top w:val="single" w:sz="4" w:space="0" w:color="CCCCCC"/>
+              <w:bottom w:val="single" w:sz="4" w:space="0" w:color="CCCCCC"/>
+              <w:left w:val="single" w:sz="4" w:space="0" w:color="CCCCCC"/>
+              <w:right w:val="single" w:sz="4" w:space="0" w:color="CCCCCC"/>
+            </w:tcBorders>
+          </w:tcPr>
+          <w:p>
+            <w:pPr>
+              <w:spacing w:before="60" w:after="60" w:line="252" w:lineRule="auto"/>
+              <w:jc w:val="left"/>
+            </w:pPr>
+            <w:r/>
+            <w:r>
+              <w:t>657.50</w:t>
+            </w:r>
+          </w:p>
+        </w:tc>
+        <w:tc>
+          <w:tcPr>
+            <w:tcW w:type="dxa" w:w="2016"/>
+            <w:shd w:fill="F8FAFC"/>
+            <w:tcMar>
+              <w:top w:w="100" w:type="dxa"/>
+              <w:bottom w:w="100" w:type="dxa"/>
+              <w:left w:w="120" w:type="dxa"/>
+              <w:right w:w="120" w:type="dxa"/>
+            </w:tcMar>
+            <w:tcBorders>
+              <w:top w:val="single" w:sz="4" w:space="0" w:color="CCCCCC"/>
+              <w:bottom w:val="single" w:sz="4" w:space="0" w:color="CCCCCC"/>
+              <w:left w:val="single" w:sz="4" w:space="0" w:color="CCCCCC"/>
+              <w:right w:val="single" w:sz="4" w:space="0" w:color="CCCCCC"/>
+            </w:tcBorders>
+          </w:tcPr>
+          <w:p>
+            <w:pPr>
+              <w:spacing w:before="60" w:after="60" w:line="252" w:lineRule="auto"/>
+              <w:jc w:val="left"/>
+            </w:pPr>
+            <w:r/>
+            <w:r>
+              <w:t>666.00</w:t>
+            </w:r>
+          </w:p>
+        </w:tc>
+        <w:tc>
+          <w:tcPr>
+            <w:tcW w:type="dxa" w:w="1152"/>
+            <w:shd w:fill="F8FAFC"/>
+            <w:tcMar>
+              <w:top w:w="100" w:type="dxa"/>
+              <w:bottom w:w="100" w:type="dxa"/>
+              <w:left w:w="120" w:type="dxa"/>
+              <w:right w:w="120" w:type="dxa"/>
+            </w:tcMar>
+            <w:tcBorders>
+              <w:top w:val="single" w:sz="4" w:space="0" w:color="CCCCCC"/>
+              <w:bottom w:val="single" w:sz="4" w:space="0" w:color="CCCCCC"/>
+              <w:left w:val="single" w:sz="4" w:space="0" w:color="CCCCCC"/>
+              <w:right w:val="single" w:sz="4" w:space="0" w:color="CCCCCC"/>
+            </w:tcBorders>
+          </w:tcPr>
+          <w:p>
+            <w:pPr>
+              <w:spacing w:before="60" w:after="60" w:line="252" w:lineRule="auto"/>
+              <w:jc w:val="left"/>
+            </w:pPr>
+            <w:r/>
+            <w:r>
+              <w:t>643.50</w:t>
+            </w:r>
+          </w:p>
+        </w:tc>
+        <w:tc>
+          <w:tcPr>
+            <w:tcW w:type="dxa" w:w="1728"/>
+            <w:shd w:fill="F8FAFC"/>
+            <w:tcMar>
+              <w:top w:w="100" w:type="dxa"/>
+              <w:bottom w:w="100" w:type="dxa"/>
+              <w:left w:w="120" w:type="dxa"/>
+              <w:right w:w="120" w:type="dxa"/>
+            </w:tcMar>
+            <w:tcBorders>
+              <w:top w:val="single" w:sz="4" w:space="0" w:color="CCCCCC"/>
+              <w:bottom w:val="single" w:sz="4" w:space="0" w:color="CCCCCC"/>
+              <w:left w:val="single" w:sz="4" w:space="0" w:color="CCCCCC"/>
+              <w:right w:val="single" w:sz="4" w:space="0" w:color="CCCCCC"/>
+            </w:tcBorders>
+          </w:tcPr>
+          <w:p>
+            <w:pPr>
+              <w:spacing w:before="60" w:after="60" w:line="252" w:lineRule="auto"/>
+              <w:jc w:val="left"/>
+            </w:pPr>
+            <w:r/>
+            <w:r>
+              <w:rPr>
+                <w:b/>
+              </w:rPr>
+              <w:t>659.25</w:t>
             </w:r>
           </w:p>
         </w:tc>
@@ -27807,7 +31097,7 @@
               <w:rPr>
                 <w:b/>
               </w:rPr>
-              <w:t>Wed 21/10</w:t>
+              <w:t>Fri 23/10</w:t>
             </w:r>
           </w:p>
         </w:tc>
@@ -27835,7 +31125,7 @@
             </w:pPr>
             <w:r/>
             <w:r>
-              <w:t>Pre-NY 19-21</w:t>
+              <w:t>NY Close 23-01</w:t>
             </w:r>
           </w:p>
         </w:tc>
@@ -27863,7 +31153,7 @@
             </w:pPr>
             <w:r/>
             <w:r>
-              <w:t>653.75</w:t>
+              <w:t>659.25</w:t>
             </w:r>
           </w:p>
         </w:tc>
@@ -27891,7 +31181,7 @@
             </w:pPr>
             <w:r/>
             <w:r>
-              <w:t>663.00</w:t>
+              <w:t>665.50</w:t>
             </w:r>
           </w:p>
         </w:tc>
@@ -27919,7 +31209,7 @@
             </w:pPr>
             <w:r/>
             <w:r>
-              <w:t>643.00</w:t>
+              <w:t>652.75</w:t>
             </w:r>
           </w:p>
         </w:tc>
@@ -27950,3297 +31240,7 @@
               <w:rPr>
                 <w:b/>
               </w:rPr>
-              <w:t>654.25</w:t>
-            </w:r>
-          </w:p>
-        </w:tc>
-        <w:tc>
-          <w:tcPr>
-            <w:tcW w:type="dxa" w:w="3456"/>
-            <w:shd w:fill="FFFFFF"/>
-            <w:tcMar>
-              <w:top w:w="100" w:type="dxa"/>
-              <w:bottom w:w="100" w:type="dxa"/>
-              <w:left w:w="120" w:type="dxa"/>
-              <w:right w:w="120" w:type="dxa"/>
-            </w:tcMar>
-            <w:tcBorders>
-              <w:top w:val="single" w:sz="4" w:space="0" w:color="CCCCCC"/>
-              <w:bottom w:val="single" w:sz="4" w:space="0" w:color="CCCCCC"/>
-              <w:left w:val="single" w:sz="4" w:space="0" w:color="CCCCCC"/>
-              <w:right w:val="single" w:sz="4" w:space="0" w:color="CCCCCC"/>
-            </w:tcBorders>
-          </w:tcPr>
-          <w:p>
-            <w:pPr>
-              <w:spacing w:before="60" w:after="60" w:line="252" w:lineRule="auto"/>
-              <w:jc w:val="left"/>
-            </w:pPr>
-            <w:r/>
-            <w:r>
-              <w:rPr>
-                <w:b/>
-              </w:rPr>
-              <w:t>+0.50</w:t>
-            </w:r>
-          </w:p>
-        </w:tc>
-        <w:tc>
-          <w:tcPr>
-            <w:tcW w:type="dxa" w:w="1440"/>
-            <w:shd w:fill="FFFFFF"/>
-            <w:tcMar>
-              <w:top w:w="100" w:type="dxa"/>
-              <w:bottom w:w="100" w:type="dxa"/>
-              <w:left w:w="120" w:type="dxa"/>
-              <w:right w:w="120" w:type="dxa"/>
-            </w:tcMar>
-            <w:tcBorders>
-              <w:top w:val="single" w:sz="4" w:space="0" w:color="CCCCCC"/>
-              <w:bottom w:val="single" w:sz="4" w:space="0" w:color="CCCCCC"/>
-              <w:left w:val="single" w:sz="4" w:space="0" w:color="CCCCCC"/>
-              <w:right w:val="single" w:sz="4" w:space="0" w:color="CCCCCC"/>
-            </w:tcBorders>
-          </w:tcPr>
-          <w:p>
-            <w:pPr>
-              <w:spacing w:before="60" w:after="60" w:line="252" w:lineRule="auto"/>
-              <w:jc w:val="left"/>
-            </w:pPr>
-            <w:r/>
-            <w:r>
-              <w:t>BULL</w:t>
-            </w:r>
-          </w:p>
-        </w:tc>
-      </w:tr>
-      <w:tr>
-        <w:tc>
-          <w:tcPr>
-            <w:tcW w:type="dxa" w:w="1584"/>
-            <w:shd w:fill="F8FAFC"/>
-            <w:tcMar>
-              <w:top w:w="100" w:type="dxa"/>
-              <w:bottom w:w="100" w:type="dxa"/>
-              <w:left w:w="120" w:type="dxa"/>
-              <w:right w:w="120" w:type="dxa"/>
-            </w:tcMar>
-            <w:tcBorders>
-              <w:top w:val="single" w:sz="4" w:space="0" w:color="CCCCCC"/>
-              <w:bottom w:val="single" w:sz="4" w:space="0" w:color="CCCCCC"/>
-              <w:left w:val="single" w:sz="4" w:space="0" w:color="CCCCCC"/>
-              <w:right w:val="single" w:sz="4" w:space="0" w:color="CCCCCC"/>
-            </w:tcBorders>
-          </w:tcPr>
-          <w:p>
-            <w:pPr>
-              <w:spacing w:before="60" w:after="60" w:line="252" w:lineRule="auto"/>
-              <w:jc w:val="left"/>
-            </w:pPr>
-            <w:r/>
-            <w:r>
-              <w:rPr>
-                <w:b/>
-              </w:rPr>
-              <w:t>Wed 21/10</w:t>
-            </w:r>
-          </w:p>
-        </w:tc>
-        <w:tc>
-          <w:tcPr>
-            <w:tcW w:type="dxa" w:w="864"/>
-            <w:shd w:fill="F8FAFC"/>
-            <w:tcMar>
-              <w:top w:w="100" w:type="dxa"/>
-              <w:bottom w:w="100" w:type="dxa"/>
-              <w:left w:w="120" w:type="dxa"/>
-              <w:right w:w="120" w:type="dxa"/>
-            </w:tcMar>
-            <w:tcBorders>
-              <w:top w:val="single" w:sz="4" w:space="0" w:color="CCCCCC"/>
-              <w:bottom w:val="single" w:sz="4" w:space="0" w:color="CCCCCC"/>
-              <w:left w:val="single" w:sz="4" w:space="0" w:color="CCCCCC"/>
-              <w:right w:val="single" w:sz="4" w:space="0" w:color="CCCCCC"/>
-            </w:tcBorders>
-          </w:tcPr>
-          <w:p>
-            <w:pPr>
-              <w:spacing w:before="60" w:after="60" w:line="252" w:lineRule="auto"/>
-              <w:jc w:val="left"/>
-            </w:pPr>
-            <w:r/>
-            <w:r>
-              <w:t>NY Open 21-23</w:t>
-            </w:r>
-          </w:p>
-        </w:tc>
-        <w:tc>
-          <w:tcPr>
-            <w:tcW w:type="dxa" w:w="1440"/>
-            <w:shd w:fill="F8FAFC"/>
-            <w:tcMar>
-              <w:top w:w="100" w:type="dxa"/>
-              <w:bottom w:w="100" w:type="dxa"/>
-              <w:left w:w="120" w:type="dxa"/>
-              <w:right w:w="120" w:type="dxa"/>
-            </w:tcMar>
-            <w:tcBorders>
-              <w:top w:val="single" w:sz="4" w:space="0" w:color="CCCCCC"/>
-              <w:bottom w:val="single" w:sz="4" w:space="0" w:color="CCCCCC"/>
-              <w:left w:val="single" w:sz="4" w:space="0" w:color="CCCCCC"/>
-              <w:right w:val="single" w:sz="4" w:space="0" w:color="CCCCCC"/>
-            </w:tcBorders>
-          </w:tcPr>
-          <w:p>
-            <w:pPr>
-              <w:spacing w:before="60" w:after="60" w:line="252" w:lineRule="auto"/>
-              <w:jc w:val="left"/>
-            </w:pPr>
-            <w:r/>
-            <w:r>
-              <w:t>654.25</w:t>
-            </w:r>
-          </w:p>
-        </w:tc>
-        <w:tc>
-          <w:tcPr>
-            <w:tcW w:type="dxa" w:w="2016"/>
-            <w:shd w:fill="F8FAFC"/>
-            <w:tcMar>
-              <w:top w:w="100" w:type="dxa"/>
-              <w:bottom w:w="100" w:type="dxa"/>
-              <w:left w:w="120" w:type="dxa"/>
-              <w:right w:w="120" w:type="dxa"/>
-            </w:tcMar>
-            <w:tcBorders>
-              <w:top w:val="single" w:sz="4" w:space="0" w:color="CCCCCC"/>
-              <w:bottom w:val="single" w:sz="4" w:space="0" w:color="CCCCCC"/>
-              <w:left w:val="single" w:sz="4" w:space="0" w:color="CCCCCC"/>
-              <w:right w:val="single" w:sz="4" w:space="0" w:color="CCCCCC"/>
-            </w:tcBorders>
-          </w:tcPr>
-          <w:p>
-            <w:pPr>
-              <w:spacing w:before="60" w:after="60" w:line="252" w:lineRule="auto"/>
-              <w:jc w:val="left"/>
-            </w:pPr>
-            <w:r/>
-            <w:r>
-              <w:t>666.50</w:t>
-            </w:r>
-          </w:p>
-        </w:tc>
-        <w:tc>
-          <w:tcPr>
-            <w:tcW w:type="dxa" w:w="1152"/>
-            <w:shd w:fill="F8FAFC"/>
-            <w:tcMar>
-              <w:top w:w="100" w:type="dxa"/>
-              <w:bottom w:w="100" w:type="dxa"/>
-              <w:left w:w="120" w:type="dxa"/>
-              <w:right w:w="120" w:type="dxa"/>
-            </w:tcMar>
-            <w:tcBorders>
-              <w:top w:val="single" w:sz="4" w:space="0" w:color="CCCCCC"/>
-              <w:bottom w:val="single" w:sz="4" w:space="0" w:color="CCCCCC"/>
-              <w:left w:val="single" w:sz="4" w:space="0" w:color="CCCCCC"/>
-              <w:right w:val="single" w:sz="4" w:space="0" w:color="CCCCCC"/>
-            </w:tcBorders>
-          </w:tcPr>
-          <w:p>
-            <w:pPr>
-              <w:spacing w:before="60" w:after="60" w:line="252" w:lineRule="auto"/>
-              <w:jc w:val="left"/>
-            </w:pPr>
-            <w:r/>
-            <w:r>
-              <w:t>640.00</w:t>
-            </w:r>
-          </w:p>
-        </w:tc>
-        <w:tc>
-          <w:tcPr>
-            <w:tcW w:type="dxa" w:w="1728"/>
-            <w:shd w:fill="F8FAFC"/>
-            <w:tcMar>
-              <w:top w:w="100" w:type="dxa"/>
-              <w:bottom w:w="100" w:type="dxa"/>
-              <w:left w:w="120" w:type="dxa"/>
-              <w:right w:w="120" w:type="dxa"/>
-            </w:tcMar>
-            <w:tcBorders>
-              <w:top w:val="single" w:sz="4" w:space="0" w:color="CCCCCC"/>
-              <w:bottom w:val="single" w:sz="4" w:space="0" w:color="CCCCCC"/>
-              <w:left w:val="single" w:sz="4" w:space="0" w:color="CCCCCC"/>
-              <w:right w:val="single" w:sz="4" w:space="0" w:color="CCCCCC"/>
-            </w:tcBorders>
-          </w:tcPr>
-          <w:p>
-            <w:pPr>
-              <w:spacing w:before="60" w:after="60" w:line="252" w:lineRule="auto"/>
-              <w:jc w:val="left"/>
-            </w:pPr>
-            <w:r/>
-            <w:r>
-              <w:rPr>
-                <w:b/>
-              </w:rPr>
-              <w:t>652.75</w:t>
-            </w:r>
-          </w:p>
-        </w:tc>
-        <w:tc>
-          <w:tcPr>
-            <w:tcW w:type="dxa" w:w="3456"/>
-            <w:shd w:fill="F8FAFC"/>
-            <w:tcMar>
-              <w:top w:w="100" w:type="dxa"/>
-              <w:bottom w:w="100" w:type="dxa"/>
-              <w:left w:w="120" w:type="dxa"/>
-              <w:right w:w="120" w:type="dxa"/>
-            </w:tcMar>
-            <w:tcBorders>
-              <w:top w:val="single" w:sz="4" w:space="0" w:color="CCCCCC"/>
-              <w:bottom w:val="single" w:sz="4" w:space="0" w:color="CCCCCC"/>
-              <w:left w:val="single" w:sz="4" w:space="0" w:color="CCCCCC"/>
-              <w:right w:val="single" w:sz="4" w:space="0" w:color="CCCCCC"/>
-            </w:tcBorders>
-          </w:tcPr>
-          <w:p>
-            <w:pPr>
-              <w:spacing w:before="60" w:after="60" w:line="252" w:lineRule="auto"/>
-              <w:jc w:val="left"/>
-            </w:pPr>
-            <w:r/>
-            <w:r>
-              <w:rPr>
-                <w:b/>
-              </w:rPr>
-              <w:t>-1.50</w:t>
-            </w:r>
-          </w:p>
-        </w:tc>
-        <w:tc>
-          <w:tcPr>
-            <w:tcW w:type="dxa" w:w="1440"/>
-            <w:shd w:fill="F8FAFC"/>
-            <w:tcMar>
-              <w:top w:w="100" w:type="dxa"/>
-              <w:bottom w:w="100" w:type="dxa"/>
-              <w:left w:w="120" w:type="dxa"/>
-              <w:right w:w="120" w:type="dxa"/>
-            </w:tcMar>
-            <w:tcBorders>
-              <w:top w:val="single" w:sz="4" w:space="0" w:color="CCCCCC"/>
-              <w:bottom w:val="single" w:sz="4" w:space="0" w:color="CCCCCC"/>
-              <w:left w:val="single" w:sz="4" w:space="0" w:color="CCCCCC"/>
-              <w:right w:val="single" w:sz="4" w:space="0" w:color="CCCCCC"/>
-            </w:tcBorders>
-          </w:tcPr>
-          <w:p>
-            <w:pPr>
-              <w:spacing w:before="60" w:after="60" w:line="252" w:lineRule="auto"/>
-              <w:jc w:val="left"/>
-            </w:pPr>
-            <w:r/>
-            <w:r>
-              <w:t>BEAR</w:t>
-            </w:r>
-          </w:p>
-        </w:tc>
-      </w:tr>
-      <w:tr>
-        <w:tc>
-          <w:tcPr>
-            <w:tcW w:type="dxa" w:w="1584"/>
-            <w:shd w:fill="FFFFFF"/>
-            <w:tcMar>
-              <w:top w:w="100" w:type="dxa"/>
-              <w:bottom w:w="100" w:type="dxa"/>
-              <w:left w:w="120" w:type="dxa"/>
-              <w:right w:w="120" w:type="dxa"/>
-            </w:tcMar>
-            <w:tcBorders>
-              <w:top w:val="single" w:sz="4" w:space="0" w:color="CCCCCC"/>
-              <w:bottom w:val="single" w:sz="4" w:space="0" w:color="CCCCCC"/>
-              <w:left w:val="single" w:sz="4" w:space="0" w:color="CCCCCC"/>
-              <w:right w:val="single" w:sz="4" w:space="0" w:color="CCCCCC"/>
-            </w:tcBorders>
-          </w:tcPr>
-          <w:p>
-            <w:pPr>
-              <w:spacing w:before="60" w:after="60" w:line="252" w:lineRule="auto"/>
-              <w:jc w:val="left"/>
-            </w:pPr>
-            <w:r/>
-            <w:r>
-              <w:rPr>
-                <w:b/>
-              </w:rPr>
-              <w:t>Wed 21/10</w:t>
-            </w:r>
-          </w:p>
-        </w:tc>
-        <w:tc>
-          <w:tcPr>
-            <w:tcW w:type="dxa" w:w="864"/>
-            <w:shd w:fill="FFFFFF"/>
-            <w:tcMar>
-              <w:top w:w="100" w:type="dxa"/>
-              <w:bottom w:w="100" w:type="dxa"/>
-              <w:left w:w="120" w:type="dxa"/>
-              <w:right w:w="120" w:type="dxa"/>
-            </w:tcMar>
-            <w:tcBorders>
-              <w:top w:val="single" w:sz="4" w:space="0" w:color="CCCCCC"/>
-              <w:bottom w:val="single" w:sz="4" w:space="0" w:color="CCCCCC"/>
-              <w:left w:val="single" w:sz="4" w:space="0" w:color="CCCCCC"/>
-              <w:right w:val="single" w:sz="4" w:space="0" w:color="CCCCCC"/>
-            </w:tcBorders>
-          </w:tcPr>
-          <w:p>
-            <w:pPr>
-              <w:spacing w:before="60" w:after="60" w:line="252" w:lineRule="auto"/>
-              <w:jc w:val="left"/>
-            </w:pPr>
-            <w:r/>
-            <w:r>
-              <w:t>NY Close 23-01</w:t>
-            </w:r>
-          </w:p>
-        </w:tc>
-        <w:tc>
-          <w:tcPr>
-            <w:tcW w:type="dxa" w:w="1440"/>
-            <w:shd w:fill="FFFFFF"/>
-            <w:tcMar>
-              <w:top w:w="100" w:type="dxa"/>
-              <w:bottom w:w="100" w:type="dxa"/>
-              <w:left w:w="120" w:type="dxa"/>
-              <w:right w:w="120" w:type="dxa"/>
-            </w:tcMar>
-            <w:tcBorders>
-              <w:top w:val="single" w:sz="4" w:space="0" w:color="CCCCCC"/>
-              <w:bottom w:val="single" w:sz="4" w:space="0" w:color="CCCCCC"/>
-              <w:left w:val="single" w:sz="4" w:space="0" w:color="CCCCCC"/>
-              <w:right w:val="single" w:sz="4" w:space="0" w:color="CCCCCC"/>
-            </w:tcBorders>
-          </w:tcPr>
-          <w:p>
-            <w:pPr>
-              <w:spacing w:before="60" w:after="60" w:line="252" w:lineRule="auto"/>
-              <w:jc w:val="left"/>
-            </w:pPr>
-            <w:r/>
-            <w:r>
-              <w:t>652.75</w:t>
-            </w:r>
-          </w:p>
-        </w:tc>
-        <w:tc>
-          <w:tcPr>
-            <w:tcW w:type="dxa" w:w="2016"/>
-            <w:shd w:fill="FFFFFF"/>
-            <w:tcMar>
-              <w:top w:w="100" w:type="dxa"/>
-              <w:bottom w:w="100" w:type="dxa"/>
-              <w:left w:w="120" w:type="dxa"/>
-              <w:right w:w="120" w:type="dxa"/>
-            </w:tcMar>
-            <w:tcBorders>
-              <w:top w:val="single" w:sz="4" w:space="0" w:color="CCCCCC"/>
-              <w:bottom w:val="single" w:sz="4" w:space="0" w:color="CCCCCC"/>
-              <w:left w:val="single" w:sz="4" w:space="0" w:color="CCCCCC"/>
-              <w:right w:val="single" w:sz="4" w:space="0" w:color="CCCCCC"/>
-            </w:tcBorders>
-          </w:tcPr>
-          <w:p>
-            <w:pPr>
-              <w:spacing w:before="60" w:after="60" w:line="252" w:lineRule="auto"/>
-              <w:jc w:val="left"/>
-            </w:pPr>
-            <w:r/>
-            <w:r>
-              <w:t>659.75</w:t>
-            </w:r>
-          </w:p>
-        </w:tc>
-        <w:tc>
-          <w:tcPr>
-            <w:tcW w:type="dxa" w:w="1152"/>
-            <w:shd w:fill="FFFFFF"/>
-            <w:tcMar>
-              <w:top w:w="100" w:type="dxa"/>
-              <w:bottom w:w="100" w:type="dxa"/>
-              <w:left w:w="120" w:type="dxa"/>
-              <w:right w:w="120" w:type="dxa"/>
-            </w:tcMar>
-            <w:tcBorders>
-              <w:top w:val="single" w:sz="4" w:space="0" w:color="CCCCCC"/>
-              <w:bottom w:val="single" w:sz="4" w:space="0" w:color="CCCCCC"/>
-              <w:left w:val="single" w:sz="4" w:space="0" w:color="CCCCCC"/>
-              <w:right w:val="single" w:sz="4" w:space="0" w:color="CCCCCC"/>
-            </w:tcBorders>
-          </w:tcPr>
-          <w:p>
-            <w:pPr>
-              <w:spacing w:before="60" w:after="60" w:line="252" w:lineRule="auto"/>
-              <w:jc w:val="left"/>
-            </w:pPr>
-            <w:r/>
-            <w:r>
-              <w:t>643.25</w:t>
-            </w:r>
-          </w:p>
-        </w:tc>
-        <w:tc>
-          <w:tcPr>
-            <w:tcW w:type="dxa" w:w="1728"/>
-            <w:shd w:fill="FFFFFF"/>
-            <w:tcMar>
-              <w:top w:w="100" w:type="dxa"/>
-              <w:bottom w:w="100" w:type="dxa"/>
-              <w:left w:w="120" w:type="dxa"/>
-              <w:right w:w="120" w:type="dxa"/>
-            </w:tcMar>
-            <w:tcBorders>
-              <w:top w:val="single" w:sz="4" w:space="0" w:color="CCCCCC"/>
-              <w:bottom w:val="single" w:sz="4" w:space="0" w:color="CCCCCC"/>
-              <w:left w:val="single" w:sz="4" w:space="0" w:color="CCCCCC"/>
-              <w:right w:val="single" w:sz="4" w:space="0" w:color="CCCCCC"/>
-            </w:tcBorders>
-          </w:tcPr>
-          <w:p>
-            <w:pPr>
-              <w:spacing w:before="60" w:after="60" w:line="252" w:lineRule="auto"/>
-              <w:jc w:val="left"/>
-            </w:pPr>
-            <w:r/>
-            <w:r>
-              <w:rPr>
-                <w:b/>
-              </w:rPr>
-              <w:t>653.25</w:t>
-            </w:r>
-          </w:p>
-        </w:tc>
-        <w:tc>
-          <w:tcPr>
-            <w:tcW w:type="dxa" w:w="3456"/>
-            <w:shd w:fill="FFFFFF"/>
-            <w:tcMar>
-              <w:top w:w="100" w:type="dxa"/>
-              <w:bottom w:w="100" w:type="dxa"/>
-              <w:left w:w="120" w:type="dxa"/>
-              <w:right w:w="120" w:type="dxa"/>
-            </w:tcMar>
-            <w:tcBorders>
-              <w:top w:val="single" w:sz="4" w:space="0" w:color="CCCCCC"/>
-              <w:bottom w:val="single" w:sz="4" w:space="0" w:color="CCCCCC"/>
-              <w:left w:val="single" w:sz="4" w:space="0" w:color="CCCCCC"/>
-              <w:right w:val="single" w:sz="4" w:space="0" w:color="CCCCCC"/>
-            </w:tcBorders>
-          </w:tcPr>
-          <w:p>
-            <w:pPr>
-              <w:spacing w:before="60" w:after="60" w:line="252" w:lineRule="auto"/>
-              <w:jc w:val="left"/>
-            </w:pPr>
-            <w:r/>
-            <w:r>
-              <w:rPr>
-                <w:b/>
-              </w:rPr>
-              <w:t>+0.50</w:t>
-            </w:r>
-          </w:p>
-        </w:tc>
-        <w:tc>
-          <w:tcPr>
-            <w:tcW w:type="dxa" w:w="1440"/>
-            <w:shd w:fill="FFFFFF"/>
-            <w:tcMar>
-              <w:top w:w="100" w:type="dxa"/>
-              <w:bottom w:w="100" w:type="dxa"/>
-              <w:left w:w="120" w:type="dxa"/>
-              <w:right w:w="120" w:type="dxa"/>
-            </w:tcMar>
-            <w:tcBorders>
-              <w:top w:val="single" w:sz="4" w:space="0" w:color="CCCCCC"/>
-              <w:bottom w:val="single" w:sz="4" w:space="0" w:color="CCCCCC"/>
-              <w:left w:val="single" w:sz="4" w:space="0" w:color="CCCCCC"/>
-              <w:right w:val="single" w:sz="4" w:space="0" w:color="CCCCCC"/>
-            </w:tcBorders>
-          </w:tcPr>
-          <w:p>
-            <w:pPr>
-              <w:spacing w:before="60" w:after="60" w:line="252" w:lineRule="auto"/>
-              <w:jc w:val="left"/>
-            </w:pPr>
-            <w:r/>
-            <w:r>
-              <w:t>BULL</w:t>
-            </w:r>
-          </w:p>
-        </w:tc>
-      </w:tr>
-      <w:tr>
-        <w:tc>
-          <w:tcPr>
-            <w:tcW w:type="dxa" w:w="1584"/>
-            <w:shd w:fill="F8FAFC"/>
-            <w:tcMar>
-              <w:top w:w="100" w:type="dxa"/>
-              <w:bottom w:w="100" w:type="dxa"/>
-              <w:left w:w="120" w:type="dxa"/>
-              <w:right w:w="120" w:type="dxa"/>
-            </w:tcMar>
-            <w:tcBorders>
-              <w:top w:val="single" w:sz="4" w:space="0" w:color="CCCCCC"/>
-              <w:bottom w:val="single" w:sz="4" w:space="0" w:color="CCCCCC"/>
-              <w:left w:val="single" w:sz="4" w:space="0" w:color="CCCCCC"/>
-              <w:right w:val="single" w:sz="4" w:space="0" w:color="CCCCCC"/>
-            </w:tcBorders>
-          </w:tcPr>
-          <w:p>
-            <w:pPr>
-              <w:spacing w:before="60" w:after="60" w:line="252" w:lineRule="auto"/>
-              <w:jc w:val="left"/>
-            </w:pPr>
-            <w:r/>
-            <w:r>
-              <w:rPr>
-                <w:b/>
-              </w:rPr>
-              <w:t>Thu 22/10</w:t>
-            </w:r>
-          </w:p>
-        </w:tc>
-        <w:tc>
-          <w:tcPr>
-            <w:tcW w:type="dxa" w:w="864"/>
-            <w:shd w:fill="F8FAFC"/>
-            <w:tcMar>
-              <w:top w:w="100" w:type="dxa"/>
-              <w:bottom w:w="100" w:type="dxa"/>
-              <w:left w:w="120" w:type="dxa"/>
-              <w:right w:w="120" w:type="dxa"/>
-            </w:tcMar>
-            <w:tcBorders>
-              <w:top w:val="single" w:sz="4" w:space="0" w:color="CCCCCC"/>
-              <w:bottom w:val="single" w:sz="4" w:space="0" w:color="CCCCCC"/>
-              <w:left w:val="single" w:sz="4" w:space="0" w:color="CCCCCC"/>
-              <w:right w:val="single" w:sz="4" w:space="0" w:color="CCCCCC"/>
-            </w:tcBorders>
-          </w:tcPr>
-          <w:p>
-            <w:pPr>
-              <w:spacing w:before="60" w:after="60" w:line="252" w:lineRule="auto"/>
-              <w:jc w:val="left"/>
-            </w:pPr>
-            <w:r/>
-            <w:r>
-              <w:t>Asia 07-11</w:t>
-            </w:r>
-          </w:p>
-        </w:tc>
-        <w:tc>
-          <w:tcPr>
-            <w:tcW w:type="dxa" w:w="1440"/>
-            <w:shd w:fill="F8FAFC"/>
-            <w:tcMar>
-              <w:top w:w="100" w:type="dxa"/>
-              <w:bottom w:w="100" w:type="dxa"/>
-              <w:left w:w="120" w:type="dxa"/>
-              <w:right w:w="120" w:type="dxa"/>
-            </w:tcMar>
-            <w:tcBorders>
-              <w:top w:val="single" w:sz="4" w:space="0" w:color="CCCCCC"/>
-              <w:bottom w:val="single" w:sz="4" w:space="0" w:color="CCCCCC"/>
-              <w:left w:val="single" w:sz="4" w:space="0" w:color="CCCCCC"/>
-              <w:right w:val="single" w:sz="4" w:space="0" w:color="CCCCCC"/>
-            </w:tcBorders>
-          </w:tcPr>
-          <w:p>
-            <w:pPr>
-              <w:spacing w:before="60" w:after="60" w:line="252" w:lineRule="auto"/>
-              <w:jc w:val="left"/>
-            </w:pPr>
-            <w:r/>
-            <w:r>
-              <w:t>653.25</w:t>
-            </w:r>
-          </w:p>
-        </w:tc>
-        <w:tc>
-          <w:tcPr>
-            <w:tcW w:type="dxa" w:w="2016"/>
-            <w:shd w:fill="F8FAFC"/>
-            <w:tcMar>
-              <w:top w:w="100" w:type="dxa"/>
-              <w:bottom w:w="100" w:type="dxa"/>
-              <w:left w:w="120" w:type="dxa"/>
-              <w:right w:w="120" w:type="dxa"/>
-            </w:tcMar>
-            <w:tcBorders>
-              <w:top w:val="single" w:sz="4" w:space="0" w:color="CCCCCC"/>
-              <w:bottom w:val="single" w:sz="4" w:space="0" w:color="CCCCCC"/>
-              <w:left w:val="single" w:sz="4" w:space="0" w:color="CCCCCC"/>
-              <w:right w:val="single" w:sz="4" w:space="0" w:color="CCCCCC"/>
-            </w:tcBorders>
-          </w:tcPr>
-          <w:p>
-            <w:pPr>
-              <w:spacing w:before="60" w:after="60" w:line="252" w:lineRule="auto"/>
-              <w:jc w:val="left"/>
-            </w:pPr>
-            <w:r/>
-            <w:r>
-              <w:t>663.75</w:t>
-            </w:r>
-          </w:p>
-        </w:tc>
-        <w:tc>
-          <w:tcPr>
-            <w:tcW w:type="dxa" w:w="1152"/>
-            <w:shd w:fill="F8FAFC"/>
-            <w:tcMar>
-              <w:top w:w="100" w:type="dxa"/>
-              <w:bottom w:w="100" w:type="dxa"/>
-              <w:left w:w="120" w:type="dxa"/>
-              <w:right w:w="120" w:type="dxa"/>
-            </w:tcMar>
-            <w:tcBorders>
-              <w:top w:val="single" w:sz="4" w:space="0" w:color="CCCCCC"/>
-              <w:bottom w:val="single" w:sz="4" w:space="0" w:color="CCCCCC"/>
-              <w:left w:val="single" w:sz="4" w:space="0" w:color="CCCCCC"/>
-              <w:right w:val="single" w:sz="4" w:space="0" w:color="CCCCCC"/>
-            </w:tcBorders>
-          </w:tcPr>
-          <w:p>
-            <w:pPr>
-              <w:spacing w:before="60" w:after="60" w:line="252" w:lineRule="auto"/>
-              <w:jc w:val="left"/>
-            </w:pPr>
-            <w:r/>
-            <w:r>
-              <w:t>646.00</w:t>
-            </w:r>
-          </w:p>
-        </w:tc>
-        <w:tc>
-          <w:tcPr>
-            <w:tcW w:type="dxa" w:w="1728"/>
-            <w:shd w:fill="F8FAFC"/>
-            <w:tcMar>
-              <w:top w:w="100" w:type="dxa"/>
-              <w:bottom w:w="100" w:type="dxa"/>
-              <w:left w:w="120" w:type="dxa"/>
-              <w:right w:w="120" w:type="dxa"/>
-            </w:tcMar>
-            <w:tcBorders>
-              <w:top w:val="single" w:sz="4" w:space="0" w:color="CCCCCC"/>
-              <w:bottom w:val="single" w:sz="4" w:space="0" w:color="CCCCCC"/>
-              <w:left w:val="single" w:sz="4" w:space="0" w:color="CCCCCC"/>
-              <w:right w:val="single" w:sz="4" w:space="0" w:color="CCCCCC"/>
-            </w:tcBorders>
-          </w:tcPr>
-          <w:p>
-            <w:pPr>
-              <w:spacing w:before="60" w:after="60" w:line="252" w:lineRule="auto"/>
-              <w:jc w:val="left"/>
-            </w:pPr>
-            <w:r/>
-            <w:r>
-              <w:rPr>
-                <w:b/>
-              </w:rPr>
-              <w:t>653.00</w:t>
-            </w:r>
-          </w:p>
-        </w:tc>
-        <w:tc>
-          <w:tcPr>
-            <w:tcW w:type="dxa" w:w="3456"/>
-            <w:shd w:fill="F8FAFC"/>
-            <w:tcMar>
-              <w:top w:w="100" w:type="dxa"/>
-              <w:bottom w:w="100" w:type="dxa"/>
-              <w:left w:w="120" w:type="dxa"/>
-              <w:right w:w="120" w:type="dxa"/>
-            </w:tcMar>
-            <w:tcBorders>
-              <w:top w:val="single" w:sz="4" w:space="0" w:color="CCCCCC"/>
-              <w:bottom w:val="single" w:sz="4" w:space="0" w:color="CCCCCC"/>
-              <w:left w:val="single" w:sz="4" w:space="0" w:color="CCCCCC"/>
-              <w:right w:val="single" w:sz="4" w:space="0" w:color="CCCCCC"/>
-            </w:tcBorders>
-          </w:tcPr>
-          <w:p>
-            <w:pPr>
-              <w:spacing w:before="60" w:after="60" w:line="252" w:lineRule="auto"/>
-              <w:jc w:val="left"/>
-            </w:pPr>
-            <w:r/>
-            <w:r>
-              <w:rPr>
-                <w:b/>
-              </w:rPr>
-              <w:t>-0.25</w:t>
-            </w:r>
-          </w:p>
-        </w:tc>
-        <w:tc>
-          <w:tcPr>
-            <w:tcW w:type="dxa" w:w="1440"/>
-            <w:shd w:fill="F8FAFC"/>
-            <w:tcMar>
-              <w:top w:w="100" w:type="dxa"/>
-              <w:bottom w:w="100" w:type="dxa"/>
-              <w:left w:w="120" w:type="dxa"/>
-              <w:right w:w="120" w:type="dxa"/>
-            </w:tcMar>
-            <w:tcBorders>
-              <w:top w:val="single" w:sz="4" w:space="0" w:color="CCCCCC"/>
-              <w:bottom w:val="single" w:sz="4" w:space="0" w:color="CCCCCC"/>
-              <w:left w:val="single" w:sz="4" w:space="0" w:color="CCCCCC"/>
-              <w:right w:val="single" w:sz="4" w:space="0" w:color="CCCCCC"/>
-            </w:tcBorders>
-          </w:tcPr>
-          <w:p>
-            <w:pPr>
-              <w:spacing w:before="60" w:after="60" w:line="252" w:lineRule="auto"/>
-              <w:jc w:val="left"/>
-            </w:pPr>
-            <w:r/>
-            <w:r>
-              <w:t>BEAR</w:t>
-            </w:r>
-          </w:p>
-        </w:tc>
-      </w:tr>
-      <w:tr>
-        <w:tc>
-          <w:tcPr>
-            <w:tcW w:type="dxa" w:w="1584"/>
-            <w:shd w:fill="FFFFFF"/>
-            <w:tcMar>
-              <w:top w:w="100" w:type="dxa"/>
-              <w:bottom w:w="100" w:type="dxa"/>
-              <w:left w:w="120" w:type="dxa"/>
-              <w:right w:w="120" w:type="dxa"/>
-            </w:tcMar>
-            <w:tcBorders>
-              <w:top w:val="single" w:sz="4" w:space="0" w:color="CCCCCC"/>
-              <w:bottom w:val="single" w:sz="4" w:space="0" w:color="CCCCCC"/>
-              <w:left w:val="single" w:sz="4" w:space="0" w:color="CCCCCC"/>
-              <w:right w:val="single" w:sz="4" w:space="0" w:color="CCCCCC"/>
-            </w:tcBorders>
-          </w:tcPr>
-          <w:p>
-            <w:pPr>
-              <w:spacing w:before="60" w:after="60" w:line="252" w:lineRule="auto"/>
-              <w:jc w:val="left"/>
-            </w:pPr>
-            <w:r/>
-            <w:r>
-              <w:rPr>
-                <w:b/>
-              </w:rPr>
-              <w:t>Thu 22/10</w:t>
-            </w:r>
-          </w:p>
-        </w:tc>
-        <w:tc>
-          <w:tcPr>
-            <w:tcW w:type="dxa" w:w="864"/>
-            <w:shd w:fill="FFFFFF"/>
-            <w:tcMar>
-              <w:top w:w="100" w:type="dxa"/>
-              <w:bottom w:w="100" w:type="dxa"/>
-              <w:left w:w="120" w:type="dxa"/>
-              <w:right w:w="120" w:type="dxa"/>
-            </w:tcMar>
-            <w:tcBorders>
-              <w:top w:val="single" w:sz="4" w:space="0" w:color="CCCCCC"/>
-              <w:bottom w:val="single" w:sz="4" w:space="0" w:color="CCCCCC"/>
-              <w:left w:val="single" w:sz="4" w:space="0" w:color="CCCCCC"/>
-              <w:right w:val="single" w:sz="4" w:space="0" w:color="CCCCCC"/>
-            </w:tcBorders>
-          </w:tcPr>
-          <w:p>
-            <w:pPr>
-              <w:spacing w:before="60" w:after="60" w:line="252" w:lineRule="auto"/>
-              <w:jc w:val="left"/>
-            </w:pPr>
-            <w:r/>
-            <w:r>
-              <w:t>Asia 11-15</w:t>
-            </w:r>
-          </w:p>
-        </w:tc>
-        <w:tc>
-          <w:tcPr>
-            <w:tcW w:type="dxa" w:w="1440"/>
-            <w:shd w:fill="FFFFFF"/>
-            <w:tcMar>
-              <w:top w:w="100" w:type="dxa"/>
-              <w:bottom w:w="100" w:type="dxa"/>
-              <w:left w:w="120" w:type="dxa"/>
-              <w:right w:w="120" w:type="dxa"/>
-            </w:tcMar>
-            <w:tcBorders>
-              <w:top w:val="single" w:sz="4" w:space="0" w:color="CCCCCC"/>
-              <w:bottom w:val="single" w:sz="4" w:space="0" w:color="CCCCCC"/>
-              <w:left w:val="single" w:sz="4" w:space="0" w:color="CCCCCC"/>
-              <w:right w:val="single" w:sz="4" w:space="0" w:color="CCCCCC"/>
-            </w:tcBorders>
-          </w:tcPr>
-          <w:p>
-            <w:pPr>
-              <w:spacing w:before="60" w:after="60" w:line="252" w:lineRule="auto"/>
-              <w:jc w:val="left"/>
-            </w:pPr>
-            <w:r/>
-            <w:r>
-              <w:t>653.00</w:t>
-            </w:r>
-          </w:p>
-        </w:tc>
-        <w:tc>
-          <w:tcPr>
-            <w:tcW w:type="dxa" w:w="2016"/>
-            <w:shd w:fill="FFFFFF"/>
-            <w:tcMar>
-              <w:top w:w="100" w:type="dxa"/>
-              <w:bottom w:w="100" w:type="dxa"/>
-              <w:left w:w="120" w:type="dxa"/>
-              <w:right w:w="120" w:type="dxa"/>
-            </w:tcMar>
-            <w:tcBorders>
-              <w:top w:val="single" w:sz="4" w:space="0" w:color="CCCCCC"/>
-              <w:bottom w:val="single" w:sz="4" w:space="0" w:color="CCCCCC"/>
-              <w:left w:val="single" w:sz="4" w:space="0" w:color="CCCCCC"/>
-              <w:right w:val="single" w:sz="4" w:space="0" w:color="CCCCCC"/>
-            </w:tcBorders>
-          </w:tcPr>
-          <w:p>
-            <w:pPr>
-              <w:spacing w:before="60" w:after="60" w:line="252" w:lineRule="auto"/>
-              <w:jc w:val="left"/>
-            </w:pPr>
-            <w:r/>
-            <w:r>
-              <w:t>662.75</w:t>
-            </w:r>
-          </w:p>
-        </w:tc>
-        <w:tc>
-          <w:tcPr>
-            <w:tcW w:type="dxa" w:w="1152"/>
-            <w:shd w:fill="FFFFFF"/>
-            <w:tcMar>
-              <w:top w:w="100" w:type="dxa"/>
-              <w:bottom w:w="100" w:type="dxa"/>
-              <w:left w:w="120" w:type="dxa"/>
-              <w:right w:w="120" w:type="dxa"/>
-            </w:tcMar>
-            <w:tcBorders>
-              <w:top w:val="single" w:sz="4" w:space="0" w:color="CCCCCC"/>
-              <w:bottom w:val="single" w:sz="4" w:space="0" w:color="CCCCCC"/>
-              <w:left w:val="single" w:sz="4" w:space="0" w:color="CCCCCC"/>
-              <w:right w:val="single" w:sz="4" w:space="0" w:color="CCCCCC"/>
-            </w:tcBorders>
-          </w:tcPr>
-          <w:p>
-            <w:pPr>
-              <w:spacing w:before="60" w:after="60" w:line="252" w:lineRule="auto"/>
-              <w:jc w:val="left"/>
-            </w:pPr>
-            <w:r/>
-            <w:r>
-              <w:t>643.25</w:t>
-            </w:r>
-          </w:p>
-        </w:tc>
-        <w:tc>
-          <w:tcPr>
-            <w:tcW w:type="dxa" w:w="1728"/>
-            <w:shd w:fill="FFFFFF"/>
-            <w:tcMar>
-              <w:top w:w="100" w:type="dxa"/>
-              <w:bottom w:w="100" w:type="dxa"/>
-              <w:left w:w="120" w:type="dxa"/>
-              <w:right w:w="120" w:type="dxa"/>
-            </w:tcMar>
-            <w:tcBorders>
-              <w:top w:val="single" w:sz="4" w:space="0" w:color="CCCCCC"/>
-              <w:bottom w:val="single" w:sz="4" w:space="0" w:color="CCCCCC"/>
-              <w:left w:val="single" w:sz="4" w:space="0" w:color="CCCCCC"/>
-              <w:right w:val="single" w:sz="4" w:space="0" w:color="CCCCCC"/>
-            </w:tcBorders>
-          </w:tcPr>
-          <w:p>
-            <w:pPr>
-              <w:spacing w:before="60" w:after="60" w:line="252" w:lineRule="auto"/>
-              <w:jc w:val="left"/>
-            </w:pPr>
-            <w:r/>
-            <w:r>
-              <w:rPr>
-                <w:b/>
-              </w:rPr>
-              <w:t>653.50</w:t>
-            </w:r>
-          </w:p>
-        </w:tc>
-        <w:tc>
-          <w:tcPr>
-            <w:tcW w:type="dxa" w:w="3456"/>
-            <w:shd w:fill="FFFFFF"/>
-            <w:tcMar>
-              <w:top w:w="100" w:type="dxa"/>
-              <w:bottom w:w="100" w:type="dxa"/>
-              <w:left w:w="120" w:type="dxa"/>
-              <w:right w:w="120" w:type="dxa"/>
-            </w:tcMar>
-            <w:tcBorders>
-              <w:top w:val="single" w:sz="4" w:space="0" w:color="CCCCCC"/>
-              <w:bottom w:val="single" w:sz="4" w:space="0" w:color="CCCCCC"/>
-              <w:left w:val="single" w:sz="4" w:space="0" w:color="CCCCCC"/>
-              <w:right w:val="single" w:sz="4" w:space="0" w:color="CCCCCC"/>
-            </w:tcBorders>
-          </w:tcPr>
-          <w:p>
-            <w:pPr>
-              <w:spacing w:before="60" w:after="60" w:line="252" w:lineRule="auto"/>
-              <w:jc w:val="left"/>
-            </w:pPr>
-            <w:r/>
-            <w:r>
-              <w:rPr>
-                <w:b/>
-              </w:rPr>
-              <w:t>+0.50</w:t>
-            </w:r>
-          </w:p>
-        </w:tc>
-        <w:tc>
-          <w:tcPr>
-            <w:tcW w:type="dxa" w:w="1440"/>
-            <w:shd w:fill="FFFFFF"/>
-            <w:tcMar>
-              <w:top w:w="100" w:type="dxa"/>
-              <w:bottom w:w="100" w:type="dxa"/>
-              <w:left w:w="120" w:type="dxa"/>
-              <w:right w:w="120" w:type="dxa"/>
-            </w:tcMar>
-            <w:tcBorders>
-              <w:top w:val="single" w:sz="4" w:space="0" w:color="CCCCCC"/>
-              <w:bottom w:val="single" w:sz="4" w:space="0" w:color="CCCCCC"/>
-              <w:left w:val="single" w:sz="4" w:space="0" w:color="CCCCCC"/>
-              <w:right w:val="single" w:sz="4" w:space="0" w:color="CCCCCC"/>
-            </w:tcBorders>
-          </w:tcPr>
-          <w:p>
-            <w:pPr>
-              <w:spacing w:before="60" w:after="60" w:line="252" w:lineRule="auto"/>
-              <w:jc w:val="left"/>
-            </w:pPr>
-            <w:r/>
-            <w:r>
-              <w:t>BULL</w:t>
-            </w:r>
-          </w:p>
-        </w:tc>
-      </w:tr>
-      <w:tr>
-        <w:tc>
-          <w:tcPr>
-            <w:tcW w:type="dxa" w:w="1584"/>
-            <w:shd w:fill="F8FAFC"/>
-            <w:tcMar>
-              <w:top w:w="100" w:type="dxa"/>
-              <w:bottom w:w="100" w:type="dxa"/>
-              <w:left w:w="120" w:type="dxa"/>
-              <w:right w:w="120" w:type="dxa"/>
-            </w:tcMar>
-            <w:tcBorders>
-              <w:top w:val="single" w:sz="4" w:space="0" w:color="CCCCCC"/>
-              <w:bottom w:val="single" w:sz="4" w:space="0" w:color="CCCCCC"/>
-              <w:left w:val="single" w:sz="4" w:space="0" w:color="CCCCCC"/>
-              <w:right w:val="single" w:sz="4" w:space="0" w:color="CCCCCC"/>
-            </w:tcBorders>
-          </w:tcPr>
-          <w:p>
-            <w:pPr>
-              <w:spacing w:before="60" w:after="60" w:line="252" w:lineRule="auto"/>
-              <w:jc w:val="left"/>
-            </w:pPr>
-            <w:r/>
-            <w:r>
-              <w:rPr>
-                <w:b/>
-              </w:rPr>
-              <w:t>Thu 22/10</w:t>
-            </w:r>
-          </w:p>
-        </w:tc>
-        <w:tc>
-          <w:tcPr>
-            <w:tcW w:type="dxa" w:w="864"/>
-            <w:shd w:fill="F8FAFC"/>
-            <w:tcMar>
-              <w:top w:w="100" w:type="dxa"/>
-              <w:bottom w:w="100" w:type="dxa"/>
-              <w:left w:w="120" w:type="dxa"/>
-              <w:right w:w="120" w:type="dxa"/>
-            </w:tcMar>
-            <w:tcBorders>
-              <w:top w:val="single" w:sz="4" w:space="0" w:color="CCCCCC"/>
-              <w:bottom w:val="single" w:sz="4" w:space="0" w:color="CCCCCC"/>
-              <w:left w:val="single" w:sz="4" w:space="0" w:color="CCCCCC"/>
-              <w:right w:val="single" w:sz="4" w:space="0" w:color="CCCCCC"/>
-            </w:tcBorders>
-          </w:tcPr>
-          <w:p>
-            <w:pPr>
-              <w:spacing w:before="60" w:after="60" w:line="252" w:lineRule="auto"/>
-              <w:jc w:val="left"/>
-            </w:pPr>
-            <w:r/>
-            <w:r>
-              <w:t>London 15-19</w:t>
-            </w:r>
-          </w:p>
-        </w:tc>
-        <w:tc>
-          <w:tcPr>
-            <w:tcW w:type="dxa" w:w="1440"/>
-            <w:shd w:fill="F8FAFC"/>
-            <w:tcMar>
-              <w:top w:w="100" w:type="dxa"/>
-              <w:bottom w:w="100" w:type="dxa"/>
-              <w:left w:w="120" w:type="dxa"/>
-              <w:right w:w="120" w:type="dxa"/>
-            </w:tcMar>
-            <w:tcBorders>
-              <w:top w:val="single" w:sz="4" w:space="0" w:color="CCCCCC"/>
-              <w:bottom w:val="single" w:sz="4" w:space="0" w:color="CCCCCC"/>
-              <w:left w:val="single" w:sz="4" w:space="0" w:color="CCCCCC"/>
-              <w:right w:val="single" w:sz="4" w:space="0" w:color="CCCCCC"/>
-            </w:tcBorders>
-          </w:tcPr>
-          <w:p>
-            <w:pPr>
-              <w:spacing w:before="60" w:after="60" w:line="252" w:lineRule="auto"/>
-              <w:jc w:val="left"/>
-            </w:pPr>
-            <w:r/>
-            <w:r>
-              <w:t>653.50</w:t>
-            </w:r>
-          </w:p>
-        </w:tc>
-        <w:tc>
-          <w:tcPr>
-            <w:tcW w:type="dxa" w:w="2016"/>
-            <w:shd w:fill="F8FAFC"/>
-            <w:tcMar>
-              <w:top w:w="100" w:type="dxa"/>
-              <w:bottom w:w="100" w:type="dxa"/>
-              <w:left w:w="120" w:type="dxa"/>
-              <w:right w:w="120" w:type="dxa"/>
-            </w:tcMar>
-            <w:tcBorders>
-              <w:top w:val="single" w:sz="4" w:space="0" w:color="CCCCCC"/>
-              <w:bottom w:val="single" w:sz="4" w:space="0" w:color="CCCCCC"/>
-              <w:left w:val="single" w:sz="4" w:space="0" w:color="CCCCCC"/>
-              <w:right w:val="single" w:sz="4" w:space="0" w:color="CCCCCC"/>
-            </w:tcBorders>
-          </w:tcPr>
-          <w:p>
-            <w:pPr>
-              <w:spacing w:before="60" w:after="60" w:line="252" w:lineRule="auto"/>
-              <w:jc w:val="left"/>
-            </w:pPr>
-            <w:r/>
-            <w:r>
-              <w:t>664.25</w:t>
-            </w:r>
-          </w:p>
-        </w:tc>
-        <w:tc>
-          <w:tcPr>
-            <w:tcW w:type="dxa" w:w="1152"/>
-            <w:shd w:fill="F8FAFC"/>
-            <w:tcMar>
-              <w:top w:w="100" w:type="dxa"/>
-              <w:bottom w:w="100" w:type="dxa"/>
-              <w:left w:w="120" w:type="dxa"/>
-              <w:right w:w="120" w:type="dxa"/>
-            </w:tcMar>
-            <w:tcBorders>
-              <w:top w:val="single" w:sz="4" w:space="0" w:color="CCCCCC"/>
-              <w:bottom w:val="single" w:sz="4" w:space="0" w:color="CCCCCC"/>
-              <w:left w:val="single" w:sz="4" w:space="0" w:color="CCCCCC"/>
-              <w:right w:val="single" w:sz="4" w:space="0" w:color="CCCCCC"/>
-            </w:tcBorders>
-          </w:tcPr>
-          <w:p>
-            <w:pPr>
-              <w:spacing w:before="60" w:after="60" w:line="252" w:lineRule="auto"/>
-              <w:jc w:val="left"/>
-            </w:pPr>
-            <w:r/>
-            <w:r>
-              <w:t>646.25</w:t>
-            </w:r>
-          </w:p>
-        </w:tc>
-        <w:tc>
-          <w:tcPr>
-            <w:tcW w:type="dxa" w:w="1728"/>
-            <w:shd w:fill="F8FAFC"/>
-            <w:tcMar>
-              <w:top w:w="100" w:type="dxa"/>
-              <w:bottom w:w="100" w:type="dxa"/>
-              <w:left w:w="120" w:type="dxa"/>
-              <w:right w:w="120" w:type="dxa"/>
-            </w:tcMar>
-            <w:tcBorders>
-              <w:top w:val="single" w:sz="4" w:space="0" w:color="CCCCCC"/>
-              <w:bottom w:val="single" w:sz="4" w:space="0" w:color="CCCCCC"/>
-              <w:left w:val="single" w:sz="4" w:space="0" w:color="CCCCCC"/>
-              <w:right w:val="single" w:sz="4" w:space="0" w:color="CCCCCC"/>
-            </w:tcBorders>
-          </w:tcPr>
-          <w:p>
-            <w:pPr>
-              <w:spacing w:before="60" w:after="60" w:line="252" w:lineRule="auto"/>
-              <w:jc w:val="left"/>
-            </w:pPr>
-            <w:r/>
-            <w:r>
-              <w:rPr>
-                <w:b/>
-              </w:rPr>
-              <w:t>654.25</w:t>
-            </w:r>
-          </w:p>
-        </w:tc>
-        <w:tc>
-          <w:tcPr>
-            <w:tcW w:type="dxa" w:w="3456"/>
-            <w:shd w:fill="F8FAFC"/>
-            <w:tcMar>
-              <w:top w:w="100" w:type="dxa"/>
-              <w:bottom w:w="100" w:type="dxa"/>
-              <w:left w:w="120" w:type="dxa"/>
-              <w:right w:w="120" w:type="dxa"/>
-            </w:tcMar>
-            <w:tcBorders>
-              <w:top w:val="single" w:sz="4" w:space="0" w:color="CCCCCC"/>
-              <w:bottom w:val="single" w:sz="4" w:space="0" w:color="CCCCCC"/>
-              <w:left w:val="single" w:sz="4" w:space="0" w:color="CCCCCC"/>
-              <w:right w:val="single" w:sz="4" w:space="0" w:color="CCCCCC"/>
-            </w:tcBorders>
-          </w:tcPr>
-          <w:p>
-            <w:pPr>
-              <w:spacing w:before="60" w:after="60" w:line="252" w:lineRule="auto"/>
-              <w:jc w:val="left"/>
-            </w:pPr>
-            <w:r/>
-            <w:r>
-              <w:rPr>
-                <w:b/>
-              </w:rPr>
-              <w:t>+0.75</w:t>
-            </w:r>
-          </w:p>
-        </w:tc>
-        <w:tc>
-          <w:tcPr>
-            <w:tcW w:type="dxa" w:w="1440"/>
-            <w:shd w:fill="F8FAFC"/>
-            <w:tcMar>
-              <w:top w:w="100" w:type="dxa"/>
-              <w:bottom w:w="100" w:type="dxa"/>
-              <w:left w:w="120" w:type="dxa"/>
-              <w:right w:w="120" w:type="dxa"/>
-            </w:tcMar>
-            <w:tcBorders>
-              <w:top w:val="single" w:sz="4" w:space="0" w:color="CCCCCC"/>
-              <w:bottom w:val="single" w:sz="4" w:space="0" w:color="CCCCCC"/>
-              <w:left w:val="single" w:sz="4" w:space="0" w:color="CCCCCC"/>
-              <w:right w:val="single" w:sz="4" w:space="0" w:color="CCCCCC"/>
-            </w:tcBorders>
-          </w:tcPr>
-          <w:p>
-            <w:pPr>
-              <w:spacing w:before="60" w:after="60" w:line="252" w:lineRule="auto"/>
-              <w:jc w:val="left"/>
-            </w:pPr>
-            <w:r/>
-            <w:r>
-              <w:t>BULL</w:t>
-            </w:r>
-          </w:p>
-        </w:tc>
-      </w:tr>
-      <w:tr>
-        <w:tc>
-          <w:tcPr>
-            <w:tcW w:type="dxa" w:w="1584"/>
-            <w:shd w:fill="FFFFFF"/>
-            <w:tcMar>
-              <w:top w:w="100" w:type="dxa"/>
-              <w:bottom w:w="100" w:type="dxa"/>
-              <w:left w:w="120" w:type="dxa"/>
-              <w:right w:w="120" w:type="dxa"/>
-            </w:tcMar>
-            <w:tcBorders>
-              <w:top w:val="single" w:sz="4" w:space="0" w:color="CCCCCC"/>
-              <w:bottom w:val="single" w:sz="4" w:space="0" w:color="CCCCCC"/>
-              <w:left w:val="single" w:sz="4" w:space="0" w:color="CCCCCC"/>
-              <w:right w:val="single" w:sz="4" w:space="0" w:color="CCCCCC"/>
-            </w:tcBorders>
-          </w:tcPr>
-          <w:p>
-            <w:pPr>
-              <w:spacing w:before="60" w:after="60" w:line="252" w:lineRule="auto"/>
-              <w:jc w:val="left"/>
-            </w:pPr>
-            <w:r/>
-            <w:r>
-              <w:rPr>
-                <w:b/>
-              </w:rPr>
-              <w:t>Thu 22/10</w:t>
-            </w:r>
-          </w:p>
-        </w:tc>
-        <w:tc>
-          <w:tcPr>
-            <w:tcW w:type="dxa" w:w="864"/>
-            <w:shd w:fill="FFFFFF"/>
-            <w:tcMar>
-              <w:top w:w="100" w:type="dxa"/>
-              <w:bottom w:w="100" w:type="dxa"/>
-              <w:left w:w="120" w:type="dxa"/>
-              <w:right w:w="120" w:type="dxa"/>
-            </w:tcMar>
-            <w:tcBorders>
-              <w:top w:val="single" w:sz="4" w:space="0" w:color="CCCCCC"/>
-              <w:bottom w:val="single" w:sz="4" w:space="0" w:color="CCCCCC"/>
-              <w:left w:val="single" w:sz="4" w:space="0" w:color="CCCCCC"/>
-              <w:right w:val="single" w:sz="4" w:space="0" w:color="CCCCCC"/>
-            </w:tcBorders>
-          </w:tcPr>
-          <w:p>
-            <w:pPr>
-              <w:spacing w:before="60" w:after="60" w:line="252" w:lineRule="auto"/>
-              <w:jc w:val="left"/>
-            </w:pPr>
-            <w:r/>
-            <w:r>
-              <w:t>Pre-NY 19-21</w:t>
-            </w:r>
-          </w:p>
-        </w:tc>
-        <w:tc>
-          <w:tcPr>
-            <w:tcW w:type="dxa" w:w="1440"/>
-            <w:shd w:fill="FFFFFF"/>
-            <w:tcMar>
-              <w:top w:w="100" w:type="dxa"/>
-              <w:bottom w:w="100" w:type="dxa"/>
-              <w:left w:w="120" w:type="dxa"/>
-              <w:right w:w="120" w:type="dxa"/>
-            </w:tcMar>
-            <w:tcBorders>
-              <w:top w:val="single" w:sz="4" w:space="0" w:color="CCCCCC"/>
-              <w:bottom w:val="single" w:sz="4" w:space="0" w:color="CCCCCC"/>
-              <w:left w:val="single" w:sz="4" w:space="0" w:color="CCCCCC"/>
-              <w:right w:val="single" w:sz="4" w:space="0" w:color="CCCCCC"/>
-            </w:tcBorders>
-          </w:tcPr>
-          <w:p>
-            <w:pPr>
-              <w:spacing w:before="60" w:after="60" w:line="252" w:lineRule="auto"/>
-              <w:jc w:val="left"/>
-            </w:pPr>
-            <w:r/>
-            <w:r>
-              <w:t>654.25</w:t>
-            </w:r>
-          </w:p>
-        </w:tc>
-        <w:tc>
-          <w:tcPr>
-            <w:tcW w:type="dxa" w:w="2016"/>
-            <w:shd w:fill="FFFFFF"/>
-            <w:tcMar>
-              <w:top w:w="100" w:type="dxa"/>
-              <w:bottom w:w="100" w:type="dxa"/>
-              <w:left w:w="120" w:type="dxa"/>
-              <w:right w:w="120" w:type="dxa"/>
-            </w:tcMar>
-            <w:tcBorders>
-              <w:top w:val="single" w:sz="4" w:space="0" w:color="CCCCCC"/>
-              <w:bottom w:val="single" w:sz="4" w:space="0" w:color="CCCCCC"/>
-              <w:left w:val="single" w:sz="4" w:space="0" w:color="CCCCCC"/>
-              <w:right w:val="single" w:sz="4" w:space="0" w:color="CCCCCC"/>
-            </w:tcBorders>
-          </w:tcPr>
-          <w:p>
-            <w:pPr>
-              <w:spacing w:before="60" w:after="60" w:line="252" w:lineRule="auto"/>
-              <w:jc w:val="left"/>
-            </w:pPr>
-            <w:r/>
-            <w:r>
-              <w:t>660.75</w:t>
-            </w:r>
-          </w:p>
-        </w:tc>
-        <w:tc>
-          <w:tcPr>
-            <w:tcW w:type="dxa" w:w="1152"/>
-            <w:shd w:fill="FFFFFF"/>
-            <w:tcMar>
-              <w:top w:w="100" w:type="dxa"/>
-              <w:bottom w:w="100" w:type="dxa"/>
-              <w:left w:w="120" w:type="dxa"/>
-              <w:right w:w="120" w:type="dxa"/>
-            </w:tcMar>
-            <w:tcBorders>
-              <w:top w:val="single" w:sz="4" w:space="0" w:color="CCCCCC"/>
-              <w:bottom w:val="single" w:sz="4" w:space="0" w:color="CCCCCC"/>
-              <w:left w:val="single" w:sz="4" w:space="0" w:color="CCCCCC"/>
-              <w:right w:val="single" w:sz="4" w:space="0" w:color="CCCCCC"/>
-            </w:tcBorders>
-          </w:tcPr>
-          <w:p>
-            <w:pPr>
-              <w:spacing w:before="60" w:after="60" w:line="252" w:lineRule="auto"/>
-              <w:jc w:val="left"/>
-            </w:pPr>
-            <w:r/>
-            <w:r>
-              <w:t>645.75</w:t>
-            </w:r>
-          </w:p>
-        </w:tc>
-        <w:tc>
-          <w:tcPr>
-            <w:tcW w:type="dxa" w:w="1728"/>
-            <w:shd w:fill="FFFFFF"/>
-            <w:tcMar>
-              <w:top w:w="100" w:type="dxa"/>
-              <w:bottom w:w="100" w:type="dxa"/>
-              <w:left w:w="120" w:type="dxa"/>
-              <w:right w:w="120" w:type="dxa"/>
-            </w:tcMar>
-            <w:tcBorders>
-              <w:top w:val="single" w:sz="4" w:space="0" w:color="CCCCCC"/>
-              <w:bottom w:val="single" w:sz="4" w:space="0" w:color="CCCCCC"/>
-              <w:left w:val="single" w:sz="4" w:space="0" w:color="CCCCCC"/>
-              <w:right w:val="single" w:sz="4" w:space="0" w:color="CCCCCC"/>
-            </w:tcBorders>
-          </w:tcPr>
-          <w:p>
-            <w:pPr>
-              <w:spacing w:before="60" w:after="60" w:line="252" w:lineRule="auto"/>
-              <w:jc w:val="left"/>
-            </w:pPr>
-            <w:r/>
-            <w:r>
-              <w:rPr>
-                <w:b/>
-              </w:rPr>
-              <w:t>654.75</w:t>
-            </w:r>
-          </w:p>
-        </w:tc>
-        <w:tc>
-          <w:tcPr>
-            <w:tcW w:type="dxa" w:w="3456"/>
-            <w:shd w:fill="FFFFFF"/>
-            <w:tcMar>
-              <w:top w:w="100" w:type="dxa"/>
-              <w:bottom w:w="100" w:type="dxa"/>
-              <w:left w:w="120" w:type="dxa"/>
-              <w:right w:w="120" w:type="dxa"/>
-            </w:tcMar>
-            <w:tcBorders>
-              <w:top w:val="single" w:sz="4" w:space="0" w:color="CCCCCC"/>
-              <w:bottom w:val="single" w:sz="4" w:space="0" w:color="CCCCCC"/>
-              <w:left w:val="single" w:sz="4" w:space="0" w:color="CCCCCC"/>
-              <w:right w:val="single" w:sz="4" w:space="0" w:color="CCCCCC"/>
-            </w:tcBorders>
-          </w:tcPr>
-          <w:p>
-            <w:pPr>
-              <w:spacing w:before="60" w:after="60" w:line="252" w:lineRule="auto"/>
-              <w:jc w:val="left"/>
-            </w:pPr>
-            <w:r/>
-            <w:r>
-              <w:rPr>
-                <w:b/>
-              </w:rPr>
-              <w:t>+0.50</w:t>
-            </w:r>
-          </w:p>
-        </w:tc>
-        <w:tc>
-          <w:tcPr>
-            <w:tcW w:type="dxa" w:w="1440"/>
-            <w:shd w:fill="FFFFFF"/>
-            <w:tcMar>
-              <w:top w:w="100" w:type="dxa"/>
-              <w:bottom w:w="100" w:type="dxa"/>
-              <w:left w:w="120" w:type="dxa"/>
-              <w:right w:w="120" w:type="dxa"/>
-            </w:tcMar>
-            <w:tcBorders>
-              <w:top w:val="single" w:sz="4" w:space="0" w:color="CCCCCC"/>
-              <w:bottom w:val="single" w:sz="4" w:space="0" w:color="CCCCCC"/>
-              <w:left w:val="single" w:sz="4" w:space="0" w:color="CCCCCC"/>
-              <w:right w:val="single" w:sz="4" w:space="0" w:color="CCCCCC"/>
-            </w:tcBorders>
-          </w:tcPr>
-          <w:p>
-            <w:pPr>
-              <w:spacing w:before="60" w:after="60" w:line="252" w:lineRule="auto"/>
-              <w:jc w:val="left"/>
-            </w:pPr>
-            <w:r/>
-            <w:r>
-              <w:t>BULL</w:t>
-            </w:r>
-          </w:p>
-        </w:tc>
-      </w:tr>
-      <w:tr>
-        <w:tc>
-          <w:tcPr>
-            <w:tcW w:type="dxa" w:w="1584"/>
-            <w:shd w:fill="F8FAFC"/>
-            <w:tcMar>
-              <w:top w:w="100" w:type="dxa"/>
-              <w:bottom w:w="100" w:type="dxa"/>
-              <w:left w:w="120" w:type="dxa"/>
-              <w:right w:w="120" w:type="dxa"/>
-            </w:tcMar>
-            <w:tcBorders>
-              <w:top w:val="single" w:sz="4" w:space="0" w:color="CCCCCC"/>
-              <w:bottom w:val="single" w:sz="4" w:space="0" w:color="CCCCCC"/>
-              <w:left w:val="single" w:sz="4" w:space="0" w:color="CCCCCC"/>
-              <w:right w:val="single" w:sz="4" w:space="0" w:color="CCCCCC"/>
-            </w:tcBorders>
-          </w:tcPr>
-          <w:p>
-            <w:pPr>
-              <w:spacing w:before="60" w:after="60" w:line="252" w:lineRule="auto"/>
-              <w:jc w:val="left"/>
-            </w:pPr>
-            <w:r/>
-            <w:r>
-              <w:rPr>
-                <w:b/>
-              </w:rPr>
-              <w:t>Thu 22/10</w:t>
-            </w:r>
-          </w:p>
-        </w:tc>
-        <w:tc>
-          <w:tcPr>
-            <w:tcW w:type="dxa" w:w="864"/>
-            <w:shd w:fill="F8FAFC"/>
-            <w:tcMar>
-              <w:top w:w="100" w:type="dxa"/>
-              <w:bottom w:w="100" w:type="dxa"/>
-              <w:left w:w="120" w:type="dxa"/>
-              <w:right w:w="120" w:type="dxa"/>
-            </w:tcMar>
-            <w:tcBorders>
-              <w:top w:val="single" w:sz="4" w:space="0" w:color="CCCCCC"/>
-              <w:bottom w:val="single" w:sz="4" w:space="0" w:color="CCCCCC"/>
-              <w:left w:val="single" w:sz="4" w:space="0" w:color="CCCCCC"/>
-              <w:right w:val="single" w:sz="4" w:space="0" w:color="CCCCCC"/>
-            </w:tcBorders>
-          </w:tcPr>
-          <w:p>
-            <w:pPr>
-              <w:spacing w:before="60" w:after="60" w:line="252" w:lineRule="auto"/>
-              <w:jc w:val="left"/>
-            </w:pPr>
-            <w:r/>
-            <w:r>
-              <w:t>NY Open 21-23</w:t>
-            </w:r>
-          </w:p>
-        </w:tc>
-        <w:tc>
-          <w:tcPr>
-            <w:tcW w:type="dxa" w:w="1440"/>
-            <w:shd w:fill="F8FAFC"/>
-            <w:tcMar>
-              <w:top w:w="100" w:type="dxa"/>
-              <w:bottom w:w="100" w:type="dxa"/>
-              <w:left w:w="120" w:type="dxa"/>
-              <w:right w:w="120" w:type="dxa"/>
-            </w:tcMar>
-            <w:tcBorders>
-              <w:top w:val="single" w:sz="4" w:space="0" w:color="CCCCCC"/>
-              <w:bottom w:val="single" w:sz="4" w:space="0" w:color="CCCCCC"/>
-              <w:left w:val="single" w:sz="4" w:space="0" w:color="CCCCCC"/>
-              <w:right w:val="single" w:sz="4" w:space="0" w:color="CCCCCC"/>
-            </w:tcBorders>
-          </w:tcPr>
-          <w:p>
-            <w:pPr>
-              <w:spacing w:before="60" w:after="60" w:line="252" w:lineRule="auto"/>
-              <w:jc w:val="left"/>
-            </w:pPr>
-            <w:r/>
-            <w:r>
-              <w:t>654.75</w:t>
-            </w:r>
-          </w:p>
-        </w:tc>
-        <w:tc>
-          <w:tcPr>
-            <w:tcW w:type="dxa" w:w="2016"/>
-            <w:shd w:fill="F8FAFC"/>
-            <w:tcMar>
-              <w:top w:w="100" w:type="dxa"/>
-              <w:bottom w:w="100" w:type="dxa"/>
-              <w:left w:w="120" w:type="dxa"/>
-              <w:right w:w="120" w:type="dxa"/>
-            </w:tcMar>
-            <w:tcBorders>
-              <w:top w:val="single" w:sz="4" w:space="0" w:color="CCCCCC"/>
-              <w:bottom w:val="single" w:sz="4" w:space="0" w:color="CCCCCC"/>
-              <w:left w:val="single" w:sz="4" w:space="0" w:color="CCCCCC"/>
-              <w:right w:val="single" w:sz="4" w:space="0" w:color="CCCCCC"/>
-            </w:tcBorders>
-          </w:tcPr>
-          <w:p>
-            <w:pPr>
-              <w:spacing w:before="60" w:after="60" w:line="252" w:lineRule="auto"/>
-              <w:jc w:val="left"/>
-            </w:pPr>
-            <w:r/>
-            <w:r>
-              <w:t>665.75</w:t>
-            </w:r>
-          </w:p>
-        </w:tc>
-        <w:tc>
-          <w:tcPr>
-            <w:tcW w:type="dxa" w:w="1152"/>
-            <w:shd w:fill="F8FAFC"/>
-            <w:tcMar>
-              <w:top w:w="100" w:type="dxa"/>
-              <w:bottom w:w="100" w:type="dxa"/>
-              <w:left w:w="120" w:type="dxa"/>
-              <w:right w:w="120" w:type="dxa"/>
-            </w:tcMar>
-            <w:tcBorders>
-              <w:top w:val="single" w:sz="4" w:space="0" w:color="CCCCCC"/>
-              <w:bottom w:val="single" w:sz="4" w:space="0" w:color="CCCCCC"/>
-              <w:left w:val="single" w:sz="4" w:space="0" w:color="CCCCCC"/>
-              <w:right w:val="single" w:sz="4" w:space="0" w:color="CCCCCC"/>
-            </w:tcBorders>
-          </w:tcPr>
-          <w:p>
-            <w:pPr>
-              <w:spacing w:before="60" w:after="60" w:line="252" w:lineRule="auto"/>
-              <w:jc w:val="left"/>
-            </w:pPr>
-            <w:r/>
-            <w:r>
-              <w:t>643.00</w:t>
-            </w:r>
-          </w:p>
-        </w:tc>
-        <w:tc>
-          <w:tcPr>
-            <w:tcW w:type="dxa" w:w="1728"/>
-            <w:shd w:fill="F8FAFC"/>
-            <w:tcMar>
-              <w:top w:w="100" w:type="dxa"/>
-              <w:bottom w:w="100" w:type="dxa"/>
-              <w:left w:w="120" w:type="dxa"/>
-              <w:right w:w="120" w:type="dxa"/>
-            </w:tcMar>
-            <w:tcBorders>
-              <w:top w:val="single" w:sz="4" w:space="0" w:color="CCCCCC"/>
-              <w:bottom w:val="single" w:sz="4" w:space="0" w:color="CCCCCC"/>
-              <w:left w:val="single" w:sz="4" w:space="0" w:color="CCCCCC"/>
-              <w:right w:val="single" w:sz="4" w:space="0" w:color="CCCCCC"/>
-            </w:tcBorders>
-          </w:tcPr>
-          <w:p>
-            <w:pPr>
-              <w:spacing w:before="60" w:after="60" w:line="252" w:lineRule="auto"/>
-              <w:jc w:val="left"/>
-            </w:pPr>
-            <w:r/>
-            <w:r>
-              <w:rPr>
-                <w:b/>
-              </w:rPr>
-              <w:t>658.25</w:t>
-            </w:r>
-          </w:p>
-        </w:tc>
-        <w:tc>
-          <w:tcPr>
-            <w:tcW w:type="dxa" w:w="3456"/>
-            <w:shd w:fill="F8FAFC"/>
-            <w:tcMar>
-              <w:top w:w="100" w:type="dxa"/>
-              <w:bottom w:w="100" w:type="dxa"/>
-              <w:left w:w="120" w:type="dxa"/>
-              <w:right w:w="120" w:type="dxa"/>
-            </w:tcMar>
-            <w:tcBorders>
-              <w:top w:val="single" w:sz="4" w:space="0" w:color="CCCCCC"/>
-              <w:bottom w:val="single" w:sz="4" w:space="0" w:color="CCCCCC"/>
-              <w:left w:val="single" w:sz="4" w:space="0" w:color="CCCCCC"/>
-              <w:right w:val="single" w:sz="4" w:space="0" w:color="CCCCCC"/>
-            </w:tcBorders>
-          </w:tcPr>
-          <w:p>
-            <w:pPr>
-              <w:spacing w:before="60" w:after="60" w:line="252" w:lineRule="auto"/>
-              <w:jc w:val="left"/>
-            </w:pPr>
-            <w:r/>
-            <w:r>
-              <w:rPr>
-                <w:b/>
-              </w:rPr>
-              <w:t>+3.50</w:t>
-            </w:r>
-          </w:p>
-        </w:tc>
-        <w:tc>
-          <w:tcPr>
-            <w:tcW w:type="dxa" w:w="1440"/>
-            <w:shd w:fill="F8FAFC"/>
-            <w:tcMar>
-              <w:top w:w="100" w:type="dxa"/>
-              <w:bottom w:w="100" w:type="dxa"/>
-              <w:left w:w="120" w:type="dxa"/>
-              <w:right w:w="120" w:type="dxa"/>
-            </w:tcMar>
-            <w:tcBorders>
-              <w:top w:val="single" w:sz="4" w:space="0" w:color="CCCCCC"/>
-              <w:bottom w:val="single" w:sz="4" w:space="0" w:color="CCCCCC"/>
-              <w:left w:val="single" w:sz="4" w:space="0" w:color="CCCCCC"/>
-              <w:right w:val="single" w:sz="4" w:space="0" w:color="CCCCCC"/>
-            </w:tcBorders>
-          </w:tcPr>
-          <w:p>
-            <w:pPr>
-              <w:spacing w:before="60" w:after="60" w:line="252" w:lineRule="auto"/>
-              <w:jc w:val="left"/>
-            </w:pPr>
-            <w:r/>
-            <w:r>
-              <w:t>BULL</w:t>
-            </w:r>
-          </w:p>
-        </w:tc>
-      </w:tr>
-      <w:tr>
-        <w:tc>
-          <w:tcPr>
-            <w:tcW w:type="dxa" w:w="1584"/>
-            <w:shd w:fill="FFFFFF"/>
-            <w:tcMar>
-              <w:top w:w="100" w:type="dxa"/>
-              <w:bottom w:w="100" w:type="dxa"/>
-              <w:left w:w="120" w:type="dxa"/>
-              <w:right w:w="120" w:type="dxa"/>
-            </w:tcMar>
-            <w:tcBorders>
-              <w:top w:val="single" w:sz="4" w:space="0" w:color="CCCCCC"/>
-              <w:bottom w:val="single" w:sz="4" w:space="0" w:color="CCCCCC"/>
-              <w:left w:val="single" w:sz="4" w:space="0" w:color="CCCCCC"/>
-              <w:right w:val="single" w:sz="4" w:space="0" w:color="CCCCCC"/>
-            </w:tcBorders>
-          </w:tcPr>
-          <w:p>
-            <w:pPr>
-              <w:spacing w:before="60" w:after="60" w:line="252" w:lineRule="auto"/>
-              <w:jc w:val="left"/>
-            </w:pPr>
-            <w:r/>
-            <w:r>
-              <w:rPr>
-                <w:b/>
-              </w:rPr>
-              <w:t>Thu 22/10</w:t>
-            </w:r>
-          </w:p>
-        </w:tc>
-        <w:tc>
-          <w:tcPr>
-            <w:tcW w:type="dxa" w:w="864"/>
-            <w:shd w:fill="FFFFFF"/>
-            <w:tcMar>
-              <w:top w:w="100" w:type="dxa"/>
-              <w:bottom w:w="100" w:type="dxa"/>
-              <w:left w:w="120" w:type="dxa"/>
-              <w:right w:w="120" w:type="dxa"/>
-            </w:tcMar>
-            <w:tcBorders>
-              <w:top w:val="single" w:sz="4" w:space="0" w:color="CCCCCC"/>
-              <w:bottom w:val="single" w:sz="4" w:space="0" w:color="CCCCCC"/>
-              <w:left w:val="single" w:sz="4" w:space="0" w:color="CCCCCC"/>
-              <w:right w:val="single" w:sz="4" w:space="0" w:color="CCCCCC"/>
-            </w:tcBorders>
-          </w:tcPr>
-          <w:p>
-            <w:pPr>
-              <w:spacing w:before="60" w:after="60" w:line="252" w:lineRule="auto"/>
-              <w:jc w:val="left"/>
-            </w:pPr>
-            <w:r/>
-            <w:r>
-              <w:t>NY Close 23-01</w:t>
-            </w:r>
-          </w:p>
-        </w:tc>
-        <w:tc>
-          <w:tcPr>
-            <w:tcW w:type="dxa" w:w="1440"/>
-            <w:shd w:fill="FFFFFF"/>
-            <w:tcMar>
-              <w:top w:w="100" w:type="dxa"/>
-              <w:bottom w:w="100" w:type="dxa"/>
-              <w:left w:w="120" w:type="dxa"/>
-              <w:right w:w="120" w:type="dxa"/>
-            </w:tcMar>
-            <w:tcBorders>
-              <w:top w:val="single" w:sz="4" w:space="0" w:color="CCCCCC"/>
-              <w:bottom w:val="single" w:sz="4" w:space="0" w:color="CCCCCC"/>
-              <w:left w:val="single" w:sz="4" w:space="0" w:color="CCCCCC"/>
-              <w:right w:val="single" w:sz="4" w:space="0" w:color="CCCCCC"/>
-            </w:tcBorders>
-          </w:tcPr>
-          <w:p>
-            <w:pPr>
-              <w:spacing w:before="60" w:after="60" w:line="252" w:lineRule="auto"/>
-              <w:jc w:val="left"/>
-            </w:pPr>
-            <w:r/>
-            <w:r>
-              <w:t>658.25</w:t>
-            </w:r>
-          </w:p>
-        </w:tc>
-        <w:tc>
-          <w:tcPr>
-            <w:tcW w:type="dxa" w:w="2016"/>
-            <w:shd w:fill="FFFFFF"/>
-            <w:tcMar>
-              <w:top w:w="100" w:type="dxa"/>
-              <w:bottom w:w="100" w:type="dxa"/>
-              <w:left w:w="120" w:type="dxa"/>
-              <w:right w:w="120" w:type="dxa"/>
-            </w:tcMar>
-            <w:tcBorders>
-              <w:top w:val="single" w:sz="4" w:space="0" w:color="CCCCCC"/>
-              <w:bottom w:val="single" w:sz="4" w:space="0" w:color="CCCCCC"/>
-              <w:left w:val="single" w:sz="4" w:space="0" w:color="CCCCCC"/>
-              <w:right w:val="single" w:sz="4" w:space="0" w:color="CCCCCC"/>
-            </w:tcBorders>
-          </w:tcPr>
-          <w:p>
-            <w:pPr>
-              <w:spacing w:before="60" w:after="60" w:line="252" w:lineRule="auto"/>
-              <w:jc w:val="left"/>
-            </w:pPr>
-            <w:r/>
-            <w:r>
-              <w:t>663.75</w:t>
-            </w:r>
-          </w:p>
-        </w:tc>
-        <w:tc>
-          <w:tcPr>
-            <w:tcW w:type="dxa" w:w="1152"/>
-            <w:shd w:fill="FFFFFF"/>
-            <w:tcMar>
-              <w:top w:w="100" w:type="dxa"/>
-              <w:bottom w:w="100" w:type="dxa"/>
-              <w:left w:w="120" w:type="dxa"/>
-              <w:right w:w="120" w:type="dxa"/>
-            </w:tcMar>
-            <w:tcBorders>
-              <w:top w:val="single" w:sz="4" w:space="0" w:color="CCCCCC"/>
-              <w:bottom w:val="single" w:sz="4" w:space="0" w:color="CCCCCC"/>
-              <w:left w:val="single" w:sz="4" w:space="0" w:color="CCCCCC"/>
-              <w:right w:val="single" w:sz="4" w:space="0" w:color="CCCCCC"/>
-            </w:tcBorders>
-          </w:tcPr>
-          <w:p>
-            <w:pPr>
-              <w:spacing w:before="60" w:after="60" w:line="252" w:lineRule="auto"/>
-              <w:jc w:val="left"/>
-            </w:pPr>
-            <w:r/>
-            <w:r>
-              <w:t>650.50</w:t>
-            </w:r>
-          </w:p>
-        </w:tc>
-        <w:tc>
-          <w:tcPr>
-            <w:tcW w:type="dxa" w:w="1728"/>
-            <w:shd w:fill="FFFFFF"/>
-            <w:tcMar>
-              <w:top w:w="100" w:type="dxa"/>
-              <w:bottom w:w="100" w:type="dxa"/>
-              <w:left w:w="120" w:type="dxa"/>
-              <w:right w:w="120" w:type="dxa"/>
-            </w:tcMar>
-            <w:tcBorders>
-              <w:top w:val="single" w:sz="4" w:space="0" w:color="CCCCCC"/>
-              <w:bottom w:val="single" w:sz="4" w:space="0" w:color="CCCCCC"/>
-              <w:left w:val="single" w:sz="4" w:space="0" w:color="CCCCCC"/>
-              <w:right w:val="single" w:sz="4" w:space="0" w:color="CCCCCC"/>
-            </w:tcBorders>
-          </w:tcPr>
-          <w:p>
-            <w:pPr>
-              <w:spacing w:before="60" w:after="60" w:line="252" w:lineRule="auto"/>
-              <w:jc w:val="left"/>
-            </w:pPr>
-            <w:r/>
-            <w:r>
-              <w:rPr>
-                <w:b/>
-              </w:rPr>
-              <w:t>659.00</w:t>
-            </w:r>
-          </w:p>
-        </w:tc>
-        <w:tc>
-          <w:tcPr>
-            <w:tcW w:type="dxa" w:w="3456"/>
-            <w:shd w:fill="FFFFFF"/>
-            <w:tcMar>
-              <w:top w:w="100" w:type="dxa"/>
-              <w:bottom w:w="100" w:type="dxa"/>
-              <w:left w:w="120" w:type="dxa"/>
-              <w:right w:w="120" w:type="dxa"/>
-            </w:tcMar>
-            <w:tcBorders>
-              <w:top w:val="single" w:sz="4" w:space="0" w:color="CCCCCC"/>
-              <w:bottom w:val="single" w:sz="4" w:space="0" w:color="CCCCCC"/>
-              <w:left w:val="single" w:sz="4" w:space="0" w:color="CCCCCC"/>
-              <w:right w:val="single" w:sz="4" w:space="0" w:color="CCCCCC"/>
-            </w:tcBorders>
-          </w:tcPr>
-          <w:p>
-            <w:pPr>
-              <w:spacing w:before="60" w:after="60" w:line="252" w:lineRule="auto"/>
-              <w:jc w:val="left"/>
-            </w:pPr>
-            <w:r/>
-            <w:r>
-              <w:rPr>
-                <w:b/>
-              </w:rPr>
-              <w:t>+0.75</w:t>
-            </w:r>
-          </w:p>
-        </w:tc>
-        <w:tc>
-          <w:tcPr>
-            <w:tcW w:type="dxa" w:w="1440"/>
-            <w:shd w:fill="FFFFFF"/>
-            <w:tcMar>
-              <w:top w:w="100" w:type="dxa"/>
-              <w:bottom w:w="100" w:type="dxa"/>
-              <w:left w:w="120" w:type="dxa"/>
-              <w:right w:w="120" w:type="dxa"/>
-            </w:tcMar>
-            <w:tcBorders>
-              <w:top w:val="single" w:sz="4" w:space="0" w:color="CCCCCC"/>
-              <w:bottom w:val="single" w:sz="4" w:space="0" w:color="CCCCCC"/>
-              <w:left w:val="single" w:sz="4" w:space="0" w:color="CCCCCC"/>
-              <w:right w:val="single" w:sz="4" w:space="0" w:color="CCCCCC"/>
-            </w:tcBorders>
-          </w:tcPr>
-          <w:p>
-            <w:pPr>
-              <w:spacing w:before="60" w:after="60" w:line="252" w:lineRule="auto"/>
-              <w:jc w:val="left"/>
-            </w:pPr>
-            <w:r/>
-            <w:r>
-              <w:t>BULL</w:t>
-            </w:r>
-          </w:p>
-        </w:tc>
-      </w:tr>
-      <w:tr>
-        <w:tc>
-          <w:tcPr>
-            <w:tcW w:type="dxa" w:w="1584"/>
-            <w:shd w:fill="F8FAFC"/>
-            <w:tcMar>
-              <w:top w:w="100" w:type="dxa"/>
-              <w:bottom w:w="100" w:type="dxa"/>
-              <w:left w:w="120" w:type="dxa"/>
-              <w:right w:w="120" w:type="dxa"/>
-            </w:tcMar>
-            <w:tcBorders>
-              <w:top w:val="single" w:sz="4" w:space="0" w:color="CCCCCC"/>
-              <w:bottom w:val="single" w:sz="4" w:space="0" w:color="CCCCCC"/>
-              <w:left w:val="single" w:sz="4" w:space="0" w:color="CCCCCC"/>
-              <w:right w:val="single" w:sz="4" w:space="0" w:color="CCCCCC"/>
-            </w:tcBorders>
-          </w:tcPr>
-          <w:p>
-            <w:pPr>
-              <w:spacing w:before="60" w:after="60" w:line="252" w:lineRule="auto"/>
-              <w:jc w:val="left"/>
-            </w:pPr>
-            <w:r/>
-            <w:r>
-              <w:rPr>
-                <w:b/>
-              </w:rPr>
-              <w:t>Fri 23/10</w:t>
-            </w:r>
-          </w:p>
-        </w:tc>
-        <w:tc>
-          <w:tcPr>
-            <w:tcW w:type="dxa" w:w="864"/>
-            <w:shd w:fill="F8FAFC"/>
-            <w:tcMar>
-              <w:top w:w="100" w:type="dxa"/>
-              <w:bottom w:w="100" w:type="dxa"/>
-              <w:left w:w="120" w:type="dxa"/>
-              <w:right w:w="120" w:type="dxa"/>
-            </w:tcMar>
-            <w:tcBorders>
-              <w:top w:val="single" w:sz="4" w:space="0" w:color="CCCCCC"/>
-              <w:bottom w:val="single" w:sz="4" w:space="0" w:color="CCCCCC"/>
-              <w:left w:val="single" w:sz="4" w:space="0" w:color="CCCCCC"/>
-              <w:right w:val="single" w:sz="4" w:space="0" w:color="CCCCCC"/>
-            </w:tcBorders>
-          </w:tcPr>
-          <w:p>
-            <w:pPr>
-              <w:spacing w:before="60" w:after="60" w:line="252" w:lineRule="auto"/>
-              <w:jc w:val="left"/>
-            </w:pPr>
-            <w:r/>
-            <w:r>
-              <w:t>Asia 07-11</w:t>
-            </w:r>
-          </w:p>
-        </w:tc>
-        <w:tc>
-          <w:tcPr>
-            <w:tcW w:type="dxa" w:w="1440"/>
-            <w:shd w:fill="F8FAFC"/>
-            <w:tcMar>
-              <w:top w:w="100" w:type="dxa"/>
-              <w:bottom w:w="100" w:type="dxa"/>
-              <w:left w:w="120" w:type="dxa"/>
-              <w:right w:w="120" w:type="dxa"/>
-            </w:tcMar>
-            <w:tcBorders>
-              <w:top w:val="single" w:sz="4" w:space="0" w:color="CCCCCC"/>
-              <w:bottom w:val="single" w:sz="4" w:space="0" w:color="CCCCCC"/>
-              <w:left w:val="single" w:sz="4" w:space="0" w:color="CCCCCC"/>
-              <w:right w:val="single" w:sz="4" w:space="0" w:color="CCCCCC"/>
-            </w:tcBorders>
-          </w:tcPr>
-          <w:p>
-            <w:pPr>
-              <w:spacing w:before="60" w:after="60" w:line="252" w:lineRule="auto"/>
-              <w:jc w:val="left"/>
-            </w:pPr>
-            <w:r/>
-            <w:r>
-              <w:t>659.00</w:t>
-            </w:r>
-          </w:p>
-        </w:tc>
-        <w:tc>
-          <w:tcPr>
-            <w:tcW w:type="dxa" w:w="2016"/>
-            <w:shd w:fill="F8FAFC"/>
-            <w:tcMar>
-              <w:top w:w="100" w:type="dxa"/>
-              <w:bottom w:w="100" w:type="dxa"/>
-              <w:left w:w="120" w:type="dxa"/>
-              <w:right w:w="120" w:type="dxa"/>
-            </w:tcMar>
-            <w:tcBorders>
-              <w:top w:val="single" w:sz="4" w:space="0" w:color="CCCCCC"/>
-              <w:bottom w:val="single" w:sz="4" w:space="0" w:color="CCCCCC"/>
-              <w:left w:val="single" w:sz="4" w:space="0" w:color="CCCCCC"/>
-              <w:right w:val="single" w:sz="4" w:space="0" w:color="CCCCCC"/>
-            </w:tcBorders>
-          </w:tcPr>
-          <w:p>
-            <w:pPr>
-              <w:spacing w:before="60" w:after="60" w:line="252" w:lineRule="auto"/>
-              <w:jc w:val="left"/>
-            </w:pPr>
-            <w:r/>
-            <w:r>
-              <w:t>668.25</w:t>
-            </w:r>
-          </w:p>
-        </w:tc>
-        <w:tc>
-          <w:tcPr>
-            <w:tcW w:type="dxa" w:w="1152"/>
-            <w:shd w:fill="F8FAFC"/>
-            <w:tcMar>
-              <w:top w:w="100" w:type="dxa"/>
-              <w:bottom w:w="100" w:type="dxa"/>
-              <w:left w:w="120" w:type="dxa"/>
-              <w:right w:w="120" w:type="dxa"/>
-            </w:tcMar>
-            <w:tcBorders>
-              <w:top w:val="single" w:sz="4" w:space="0" w:color="CCCCCC"/>
-              <w:bottom w:val="single" w:sz="4" w:space="0" w:color="CCCCCC"/>
-              <w:left w:val="single" w:sz="4" w:space="0" w:color="CCCCCC"/>
-              <w:right w:val="single" w:sz="4" w:space="0" w:color="CCCCCC"/>
-            </w:tcBorders>
-          </w:tcPr>
-          <w:p>
-            <w:pPr>
-              <w:spacing w:before="60" w:after="60" w:line="252" w:lineRule="auto"/>
-              <w:jc w:val="left"/>
-            </w:pPr>
-            <w:r/>
-            <w:r>
-              <w:t>652.50</w:t>
-            </w:r>
-          </w:p>
-        </w:tc>
-        <w:tc>
-          <w:tcPr>
-            <w:tcW w:type="dxa" w:w="1728"/>
-            <w:shd w:fill="F8FAFC"/>
-            <w:tcMar>
-              <w:top w:w="100" w:type="dxa"/>
-              <w:bottom w:w="100" w:type="dxa"/>
-              <w:left w:w="120" w:type="dxa"/>
-              <w:right w:w="120" w:type="dxa"/>
-            </w:tcMar>
-            <w:tcBorders>
-              <w:top w:val="single" w:sz="4" w:space="0" w:color="CCCCCC"/>
-              <w:bottom w:val="single" w:sz="4" w:space="0" w:color="CCCCCC"/>
-              <w:left w:val="single" w:sz="4" w:space="0" w:color="CCCCCC"/>
-              <w:right w:val="single" w:sz="4" w:space="0" w:color="CCCCCC"/>
-            </w:tcBorders>
-          </w:tcPr>
-          <w:p>
-            <w:pPr>
-              <w:spacing w:before="60" w:after="60" w:line="252" w:lineRule="auto"/>
-              <w:jc w:val="left"/>
-            </w:pPr>
-            <w:r/>
-            <w:r>
-              <w:rPr>
-                <w:b/>
-              </w:rPr>
-              <w:t>658.25</w:t>
-            </w:r>
-          </w:p>
-        </w:tc>
-        <w:tc>
-          <w:tcPr>
-            <w:tcW w:type="dxa" w:w="3456"/>
-            <w:shd w:fill="F8FAFC"/>
-            <w:tcMar>
-              <w:top w:w="100" w:type="dxa"/>
-              <w:bottom w:w="100" w:type="dxa"/>
-              <w:left w:w="120" w:type="dxa"/>
-              <w:right w:w="120" w:type="dxa"/>
-            </w:tcMar>
-            <w:tcBorders>
-              <w:top w:val="single" w:sz="4" w:space="0" w:color="CCCCCC"/>
-              <w:bottom w:val="single" w:sz="4" w:space="0" w:color="CCCCCC"/>
-              <w:left w:val="single" w:sz="4" w:space="0" w:color="CCCCCC"/>
-              <w:right w:val="single" w:sz="4" w:space="0" w:color="CCCCCC"/>
-            </w:tcBorders>
-          </w:tcPr>
-          <w:p>
-            <w:pPr>
-              <w:spacing w:before="60" w:after="60" w:line="252" w:lineRule="auto"/>
-              <w:jc w:val="left"/>
-            </w:pPr>
-            <w:r/>
-            <w:r>
-              <w:rPr>
-                <w:b/>
-              </w:rPr>
-              <w:t>-0.75</w:t>
-            </w:r>
-          </w:p>
-        </w:tc>
-        <w:tc>
-          <w:tcPr>
-            <w:tcW w:type="dxa" w:w="1440"/>
-            <w:shd w:fill="F8FAFC"/>
-            <w:tcMar>
-              <w:top w:w="100" w:type="dxa"/>
-              <w:bottom w:w="100" w:type="dxa"/>
-              <w:left w:w="120" w:type="dxa"/>
-              <w:right w:w="120" w:type="dxa"/>
-            </w:tcMar>
-            <w:tcBorders>
-              <w:top w:val="single" w:sz="4" w:space="0" w:color="CCCCCC"/>
-              <w:bottom w:val="single" w:sz="4" w:space="0" w:color="CCCCCC"/>
-              <w:left w:val="single" w:sz="4" w:space="0" w:color="CCCCCC"/>
-              <w:right w:val="single" w:sz="4" w:space="0" w:color="CCCCCC"/>
-            </w:tcBorders>
-          </w:tcPr>
-          <w:p>
-            <w:pPr>
-              <w:spacing w:before="60" w:after="60" w:line="252" w:lineRule="auto"/>
-              <w:jc w:val="left"/>
-            </w:pPr>
-            <w:r/>
-            <w:r>
-              <w:t>BEAR</w:t>
-            </w:r>
-          </w:p>
-        </w:tc>
-      </w:tr>
-      <w:tr>
-        <w:tc>
-          <w:tcPr>
-            <w:tcW w:type="dxa" w:w="1584"/>
-            <w:shd w:fill="FFFFFF"/>
-            <w:tcMar>
-              <w:top w:w="100" w:type="dxa"/>
-              <w:bottom w:w="100" w:type="dxa"/>
-              <w:left w:w="120" w:type="dxa"/>
-              <w:right w:w="120" w:type="dxa"/>
-            </w:tcMar>
-            <w:tcBorders>
-              <w:top w:val="single" w:sz="4" w:space="0" w:color="CCCCCC"/>
-              <w:bottom w:val="single" w:sz="4" w:space="0" w:color="CCCCCC"/>
-              <w:left w:val="single" w:sz="4" w:space="0" w:color="CCCCCC"/>
-              <w:right w:val="single" w:sz="4" w:space="0" w:color="CCCCCC"/>
-            </w:tcBorders>
-          </w:tcPr>
-          <w:p>
-            <w:pPr>
-              <w:spacing w:before="60" w:after="60" w:line="252" w:lineRule="auto"/>
-              <w:jc w:val="left"/>
-            </w:pPr>
-            <w:r/>
-            <w:r>
-              <w:rPr>
-                <w:b/>
-              </w:rPr>
-              <w:t>Fri 23/10</w:t>
-            </w:r>
-          </w:p>
-        </w:tc>
-        <w:tc>
-          <w:tcPr>
-            <w:tcW w:type="dxa" w:w="864"/>
-            <w:shd w:fill="FFFFFF"/>
-            <w:tcMar>
-              <w:top w:w="100" w:type="dxa"/>
-              <w:bottom w:w="100" w:type="dxa"/>
-              <w:left w:w="120" w:type="dxa"/>
-              <w:right w:w="120" w:type="dxa"/>
-            </w:tcMar>
-            <w:tcBorders>
-              <w:top w:val="single" w:sz="4" w:space="0" w:color="CCCCCC"/>
-              <w:bottom w:val="single" w:sz="4" w:space="0" w:color="CCCCCC"/>
-              <w:left w:val="single" w:sz="4" w:space="0" w:color="CCCCCC"/>
-              <w:right w:val="single" w:sz="4" w:space="0" w:color="CCCCCC"/>
-            </w:tcBorders>
-          </w:tcPr>
-          <w:p>
-            <w:pPr>
-              <w:spacing w:before="60" w:after="60" w:line="252" w:lineRule="auto"/>
-              <w:jc w:val="left"/>
-            </w:pPr>
-            <w:r/>
-            <w:r>
-              <w:t>Asia 11-15</w:t>
-            </w:r>
-          </w:p>
-        </w:tc>
-        <w:tc>
-          <w:tcPr>
-            <w:tcW w:type="dxa" w:w="1440"/>
-            <w:shd w:fill="FFFFFF"/>
-            <w:tcMar>
-              <w:top w:w="100" w:type="dxa"/>
-              <w:bottom w:w="100" w:type="dxa"/>
-              <w:left w:w="120" w:type="dxa"/>
-              <w:right w:w="120" w:type="dxa"/>
-            </w:tcMar>
-            <w:tcBorders>
-              <w:top w:val="single" w:sz="4" w:space="0" w:color="CCCCCC"/>
-              <w:bottom w:val="single" w:sz="4" w:space="0" w:color="CCCCCC"/>
-              <w:left w:val="single" w:sz="4" w:space="0" w:color="CCCCCC"/>
-              <w:right w:val="single" w:sz="4" w:space="0" w:color="CCCCCC"/>
-            </w:tcBorders>
-          </w:tcPr>
-          <w:p>
-            <w:pPr>
-              <w:spacing w:before="60" w:after="60" w:line="252" w:lineRule="auto"/>
-              <w:jc w:val="left"/>
-            </w:pPr>
-            <w:r/>
-            <w:r>
-              <w:t>658.25</w:t>
-            </w:r>
-          </w:p>
-        </w:tc>
-        <w:tc>
-          <w:tcPr>
-            <w:tcW w:type="dxa" w:w="2016"/>
-            <w:shd w:fill="FFFFFF"/>
-            <w:tcMar>
-              <w:top w:w="100" w:type="dxa"/>
-              <w:bottom w:w="100" w:type="dxa"/>
-              <w:left w:w="120" w:type="dxa"/>
-              <w:right w:w="120" w:type="dxa"/>
-            </w:tcMar>
-            <w:tcBorders>
-              <w:top w:val="single" w:sz="4" w:space="0" w:color="CCCCCC"/>
-              <w:bottom w:val="single" w:sz="4" w:space="0" w:color="CCCCCC"/>
-              <w:left w:val="single" w:sz="4" w:space="0" w:color="CCCCCC"/>
-              <w:right w:val="single" w:sz="4" w:space="0" w:color="CCCCCC"/>
-            </w:tcBorders>
-          </w:tcPr>
-          <w:p>
-            <w:pPr>
-              <w:spacing w:before="60" w:after="60" w:line="252" w:lineRule="auto"/>
-              <w:jc w:val="left"/>
-            </w:pPr>
-            <w:r/>
-            <w:r>
-              <w:t>665.75</w:t>
-            </w:r>
-          </w:p>
-        </w:tc>
-        <w:tc>
-          <w:tcPr>
-            <w:tcW w:type="dxa" w:w="1152"/>
-            <w:shd w:fill="FFFFFF"/>
-            <w:tcMar>
-              <w:top w:w="100" w:type="dxa"/>
-              <w:bottom w:w="100" w:type="dxa"/>
-              <w:left w:w="120" w:type="dxa"/>
-              <w:right w:w="120" w:type="dxa"/>
-            </w:tcMar>
-            <w:tcBorders>
-              <w:top w:val="single" w:sz="4" w:space="0" w:color="CCCCCC"/>
-              <w:bottom w:val="single" w:sz="4" w:space="0" w:color="CCCCCC"/>
-              <w:left w:val="single" w:sz="4" w:space="0" w:color="CCCCCC"/>
-              <w:right w:val="single" w:sz="4" w:space="0" w:color="CCCCCC"/>
-            </w:tcBorders>
-          </w:tcPr>
-          <w:p>
-            <w:pPr>
-              <w:spacing w:before="60" w:after="60" w:line="252" w:lineRule="auto"/>
-              <w:jc w:val="left"/>
-            </w:pPr>
-            <w:r/>
-            <w:r>
-              <w:t>652.25</w:t>
-            </w:r>
-          </w:p>
-        </w:tc>
-        <w:tc>
-          <w:tcPr>
-            <w:tcW w:type="dxa" w:w="1728"/>
-            <w:shd w:fill="FFFFFF"/>
-            <w:tcMar>
-              <w:top w:w="100" w:type="dxa"/>
-              <w:bottom w:w="100" w:type="dxa"/>
-              <w:left w:w="120" w:type="dxa"/>
-              <w:right w:w="120" w:type="dxa"/>
-            </w:tcMar>
-            <w:tcBorders>
-              <w:top w:val="single" w:sz="4" w:space="0" w:color="CCCCCC"/>
-              <w:bottom w:val="single" w:sz="4" w:space="0" w:color="CCCCCC"/>
-              <w:left w:val="single" w:sz="4" w:space="0" w:color="CCCCCC"/>
-              <w:right w:val="single" w:sz="4" w:space="0" w:color="CCCCCC"/>
-            </w:tcBorders>
-          </w:tcPr>
-          <w:p>
-            <w:pPr>
-              <w:spacing w:before="60" w:after="60" w:line="252" w:lineRule="auto"/>
-              <w:jc w:val="left"/>
-            </w:pPr>
-            <w:r/>
-            <w:r>
-              <w:rPr>
-                <w:b/>
-              </w:rPr>
-              <w:t>657.25</w:t>
-            </w:r>
-          </w:p>
-        </w:tc>
-        <w:tc>
-          <w:tcPr>
-            <w:tcW w:type="dxa" w:w="3456"/>
-            <w:shd w:fill="FFFFFF"/>
-            <w:tcMar>
-              <w:top w:w="100" w:type="dxa"/>
-              <w:bottom w:w="100" w:type="dxa"/>
-              <w:left w:w="120" w:type="dxa"/>
-              <w:right w:w="120" w:type="dxa"/>
-            </w:tcMar>
-            <w:tcBorders>
-              <w:top w:val="single" w:sz="4" w:space="0" w:color="CCCCCC"/>
-              <w:bottom w:val="single" w:sz="4" w:space="0" w:color="CCCCCC"/>
-              <w:left w:val="single" w:sz="4" w:space="0" w:color="CCCCCC"/>
-              <w:right w:val="single" w:sz="4" w:space="0" w:color="CCCCCC"/>
-            </w:tcBorders>
-          </w:tcPr>
-          <w:p>
-            <w:pPr>
-              <w:spacing w:before="60" w:after="60" w:line="252" w:lineRule="auto"/>
-              <w:jc w:val="left"/>
-            </w:pPr>
-            <w:r/>
-            <w:r>
-              <w:rPr>
-                <w:b/>
-              </w:rPr>
-              <w:t>-1.00</w:t>
-            </w:r>
-          </w:p>
-        </w:tc>
-        <w:tc>
-          <w:tcPr>
-            <w:tcW w:type="dxa" w:w="1440"/>
-            <w:shd w:fill="FFFFFF"/>
-            <w:tcMar>
-              <w:top w:w="100" w:type="dxa"/>
-              <w:bottom w:w="100" w:type="dxa"/>
-              <w:left w:w="120" w:type="dxa"/>
-              <w:right w:w="120" w:type="dxa"/>
-            </w:tcMar>
-            <w:tcBorders>
-              <w:top w:val="single" w:sz="4" w:space="0" w:color="CCCCCC"/>
-              <w:bottom w:val="single" w:sz="4" w:space="0" w:color="CCCCCC"/>
-              <w:left w:val="single" w:sz="4" w:space="0" w:color="CCCCCC"/>
-              <w:right w:val="single" w:sz="4" w:space="0" w:color="CCCCCC"/>
-            </w:tcBorders>
-          </w:tcPr>
-          <w:p>
-            <w:pPr>
-              <w:spacing w:before="60" w:after="60" w:line="252" w:lineRule="auto"/>
-              <w:jc w:val="left"/>
-            </w:pPr>
-            <w:r/>
-            <w:r>
-              <w:t>BEAR</w:t>
-            </w:r>
-          </w:p>
-        </w:tc>
-      </w:tr>
-      <w:tr>
-        <w:tc>
-          <w:tcPr>
-            <w:tcW w:type="dxa" w:w="1584"/>
-            <w:shd w:fill="F8FAFC"/>
-            <w:tcMar>
-              <w:top w:w="100" w:type="dxa"/>
-              <w:bottom w:w="100" w:type="dxa"/>
-              <w:left w:w="120" w:type="dxa"/>
-              <w:right w:w="120" w:type="dxa"/>
-            </w:tcMar>
-            <w:tcBorders>
-              <w:top w:val="single" w:sz="4" w:space="0" w:color="CCCCCC"/>
-              <w:bottom w:val="single" w:sz="4" w:space="0" w:color="CCCCCC"/>
-              <w:left w:val="single" w:sz="4" w:space="0" w:color="CCCCCC"/>
-              <w:right w:val="single" w:sz="4" w:space="0" w:color="CCCCCC"/>
-            </w:tcBorders>
-          </w:tcPr>
-          <w:p>
-            <w:pPr>
-              <w:spacing w:before="60" w:after="60" w:line="252" w:lineRule="auto"/>
-              <w:jc w:val="left"/>
-            </w:pPr>
-            <w:r/>
-            <w:r>
-              <w:rPr>
-                <w:b/>
-              </w:rPr>
-              <w:t>Fri 23/10</w:t>
-            </w:r>
-          </w:p>
-        </w:tc>
-        <w:tc>
-          <w:tcPr>
-            <w:tcW w:type="dxa" w:w="864"/>
-            <w:shd w:fill="F8FAFC"/>
-            <w:tcMar>
-              <w:top w:w="100" w:type="dxa"/>
-              <w:bottom w:w="100" w:type="dxa"/>
-              <w:left w:w="120" w:type="dxa"/>
-              <w:right w:w="120" w:type="dxa"/>
-            </w:tcMar>
-            <w:tcBorders>
-              <w:top w:val="single" w:sz="4" w:space="0" w:color="CCCCCC"/>
-              <w:bottom w:val="single" w:sz="4" w:space="0" w:color="CCCCCC"/>
-              <w:left w:val="single" w:sz="4" w:space="0" w:color="CCCCCC"/>
-              <w:right w:val="single" w:sz="4" w:space="0" w:color="CCCCCC"/>
-            </w:tcBorders>
-          </w:tcPr>
-          <w:p>
-            <w:pPr>
-              <w:spacing w:before="60" w:after="60" w:line="252" w:lineRule="auto"/>
-              <w:jc w:val="left"/>
-            </w:pPr>
-            <w:r/>
-            <w:r>
-              <w:t>London 15-19</w:t>
-            </w:r>
-          </w:p>
-        </w:tc>
-        <w:tc>
-          <w:tcPr>
-            <w:tcW w:type="dxa" w:w="1440"/>
-            <w:shd w:fill="F8FAFC"/>
-            <w:tcMar>
-              <w:top w:w="100" w:type="dxa"/>
-              <w:bottom w:w="100" w:type="dxa"/>
-              <w:left w:w="120" w:type="dxa"/>
-              <w:right w:w="120" w:type="dxa"/>
-            </w:tcMar>
-            <w:tcBorders>
-              <w:top w:val="single" w:sz="4" w:space="0" w:color="CCCCCC"/>
-              <w:bottom w:val="single" w:sz="4" w:space="0" w:color="CCCCCC"/>
-              <w:left w:val="single" w:sz="4" w:space="0" w:color="CCCCCC"/>
-              <w:right w:val="single" w:sz="4" w:space="0" w:color="CCCCCC"/>
-            </w:tcBorders>
-          </w:tcPr>
-          <w:p>
-            <w:pPr>
-              <w:spacing w:before="60" w:after="60" w:line="252" w:lineRule="auto"/>
-              <w:jc w:val="left"/>
-            </w:pPr>
-            <w:r/>
-            <w:r>
-              <w:t>657.25</w:t>
-            </w:r>
-          </w:p>
-        </w:tc>
-        <w:tc>
-          <w:tcPr>
-            <w:tcW w:type="dxa" w:w="2016"/>
-            <w:shd w:fill="F8FAFC"/>
-            <w:tcMar>
-              <w:top w:w="100" w:type="dxa"/>
-              <w:bottom w:w="100" w:type="dxa"/>
-              <w:left w:w="120" w:type="dxa"/>
-              <w:right w:w="120" w:type="dxa"/>
-            </w:tcMar>
-            <w:tcBorders>
-              <w:top w:val="single" w:sz="4" w:space="0" w:color="CCCCCC"/>
-              <w:bottom w:val="single" w:sz="4" w:space="0" w:color="CCCCCC"/>
-              <w:left w:val="single" w:sz="4" w:space="0" w:color="CCCCCC"/>
-              <w:right w:val="single" w:sz="4" w:space="0" w:color="CCCCCC"/>
-            </w:tcBorders>
-          </w:tcPr>
-          <w:p>
-            <w:pPr>
-              <w:spacing w:before="60" w:after="60" w:line="252" w:lineRule="auto"/>
-              <w:jc w:val="left"/>
-            </w:pPr>
-            <w:r/>
-            <w:r>
-              <w:t>664.25</w:t>
-            </w:r>
-          </w:p>
-        </w:tc>
-        <w:tc>
-          <w:tcPr>
-            <w:tcW w:type="dxa" w:w="1152"/>
-            <w:shd w:fill="F8FAFC"/>
-            <w:tcMar>
-              <w:top w:w="100" w:type="dxa"/>
-              <w:bottom w:w="100" w:type="dxa"/>
-              <w:left w:w="120" w:type="dxa"/>
-              <w:right w:w="120" w:type="dxa"/>
-            </w:tcMar>
-            <w:tcBorders>
-              <w:top w:val="single" w:sz="4" w:space="0" w:color="CCCCCC"/>
-              <w:bottom w:val="single" w:sz="4" w:space="0" w:color="CCCCCC"/>
-              <w:left w:val="single" w:sz="4" w:space="0" w:color="CCCCCC"/>
-              <w:right w:val="single" w:sz="4" w:space="0" w:color="CCCCCC"/>
-            </w:tcBorders>
-          </w:tcPr>
-          <w:p>
-            <w:pPr>
-              <w:spacing w:before="60" w:after="60" w:line="252" w:lineRule="auto"/>
-              <w:jc w:val="left"/>
-            </w:pPr>
-            <w:r/>
-            <w:r>
-              <w:t>643.75</w:t>
-            </w:r>
-          </w:p>
-        </w:tc>
-        <w:tc>
-          <w:tcPr>
-            <w:tcW w:type="dxa" w:w="1728"/>
-            <w:shd w:fill="F8FAFC"/>
-            <w:tcMar>
-              <w:top w:w="100" w:type="dxa"/>
-              <w:bottom w:w="100" w:type="dxa"/>
-              <w:left w:w="120" w:type="dxa"/>
-              <w:right w:w="120" w:type="dxa"/>
-            </w:tcMar>
-            <w:tcBorders>
-              <w:top w:val="single" w:sz="4" w:space="0" w:color="CCCCCC"/>
-              <w:bottom w:val="single" w:sz="4" w:space="0" w:color="CCCCCC"/>
-              <w:left w:val="single" w:sz="4" w:space="0" w:color="CCCCCC"/>
-              <w:right w:val="single" w:sz="4" w:space="0" w:color="CCCCCC"/>
-            </w:tcBorders>
-          </w:tcPr>
-          <w:p>
-            <w:pPr>
-              <w:spacing w:before="60" w:after="60" w:line="252" w:lineRule="auto"/>
-              <w:jc w:val="left"/>
-            </w:pPr>
-            <w:r/>
-            <w:r>
-              <w:rPr>
-                <w:b/>
-              </w:rPr>
-              <w:t>658.00</w:t>
-            </w:r>
-          </w:p>
-        </w:tc>
-        <w:tc>
-          <w:tcPr>
-            <w:tcW w:type="dxa" w:w="3456"/>
-            <w:shd w:fill="F8FAFC"/>
-            <w:tcMar>
-              <w:top w:w="100" w:type="dxa"/>
-              <w:bottom w:w="100" w:type="dxa"/>
-              <w:left w:w="120" w:type="dxa"/>
-              <w:right w:w="120" w:type="dxa"/>
-            </w:tcMar>
-            <w:tcBorders>
-              <w:top w:val="single" w:sz="4" w:space="0" w:color="CCCCCC"/>
-              <w:bottom w:val="single" w:sz="4" w:space="0" w:color="CCCCCC"/>
-              <w:left w:val="single" w:sz="4" w:space="0" w:color="CCCCCC"/>
-              <w:right w:val="single" w:sz="4" w:space="0" w:color="CCCCCC"/>
-            </w:tcBorders>
-          </w:tcPr>
-          <w:p>
-            <w:pPr>
-              <w:spacing w:before="60" w:after="60" w:line="252" w:lineRule="auto"/>
-              <w:jc w:val="left"/>
-            </w:pPr>
-            <w:r/>
-            <w:r>
-              <w:rPr>
-                <w:b/>
-              </w:rPr>
-              <w:t>+0.75</w:t>
-            </w:r>
-          </w:p>
-        </w:tc>
-        <w:tc>
-          <w:tcPr>
-            <w:tcW w:type="dxa" w:w="1440"/>
-            <w:shd w:fill="F8FAFC"/>
-            <w:tcMar>
-              <w:top w:w="100" w:type="dxa"/>
-              <w:bottom w:w="100" w:type="dxa"/>
-              <w:left w:w="120" w:type="dxa"/>
-              <w:right w:w="120" w:type="dxa"/>
-            </w:tcMar>
-            <w:tcBorders>
-              <w:top w:val="single" w:sz="4" w:space="0" w:color="CCCCCC"/>
-              <w:bottom w:val="single" w:sz="4" w:space="0" w:color="CCCCCC"/>
-              <w:left w:val="single" w:sz="4" w:space="0" w:color="CCCCCC"/>
-              <w:right w:val="single" w:sz="4" w:space="0" w:color="CCCCCC"/>
-            </w:tcBorders>
-          </w:tcPr>
-          <w:p>
-            <w:pPr>
-              <w:spacing w:before="60" w:after="60" w:line="252" w:lineRule="auto"/>
-              <w:jc w:val="left"/>
-            </w:pPr>
-            <w:r/>
-            <w:r>
-              <w:t>BULL</w:t>
-            </w:r>
-          </w:p>
-        </w:tc>
-      </w:tr>
-      <w:tr>
-        <w:tc>
-          <w:tcPr>
-            <w:tcW w:type="dxa" w:w="1584"/>
-            <w:shd w:fill="FFFFFF"/>
-            <w:tcMar>
-              <w:top w:w="100" w:type="dxa"/>
-              <w:bottom w:w="100" w:type="dxa"/>
-              <w:left w:w="120" w:type="dxa"/>
-              <w:right w:w="120" w:type="dxa"/>
-            </w:tcMar>
-            <w:tcBorders>
-              <w:top w:val="single" w:sz="4" w:space="0" w:color="CCCCCC"/>
-              <w:bottom w:val="single" w:sz="4" w:space="0" w:color="CCCCCC"/>
-              <w:left w:val="single" w:sz="4" w:space="0" w:color="CCCCCC"/>
-              <w:right w:val="single" w:sz="4" w:space="0" w:color="CCCCCC"/>
-            </w:tcBorders>
-          </w:tcPr>
-          <w:p>
-            <w:pPr>
-              <w:spacing w:before="60" w:after="60" w:line="252" w:lineRule="auto"/>
-              <w:jc w:val="left"/>
-            </w:pPr>
-            <w:r/>
-            <w:r>
-              <w:rPr>
-                <w:b/>
-              </w:rPr>
-              <w:t>Fri 23/10</w:t>
-            </w:r>
-          </w:p>
-        </w:tc>
-        <w:tc>
-          <w:tcPr>
-            <w:tcW w:type="dxa" w:w="864"/>
-            <w:shd w:fill="FFFFFF"/>
-            <w:tcMar>
-              <w:top w:w="100" w:type="dxa"/>
-              <w:bottom w:w="100" w:type="dxa"/>
-              <w:left w:w="120" w:type="dxa"/>
-              <w:right w:w="120" w:type="dxa"/>
-            </w:tcMar>
-            <w:tcBorders>
-              <w:top w:val="single" w:sz="4" w:space="0" w:color="CCCCCC"/>
-              <w:bottom w:val="single" w:sz="4" w:space="0" w:color="CCCCCC"/>
-              <w:left w:val="single" w:sz="4" w:space="0" w:color="CCCCCC"/>
-              <w:right w:val="single" w:sz="4" w:space="0" w:color="CCCCCC"/>
-            </w:tcBorders>
-          </w:tcPr>
-          <w:p>
-            <w:pPr>
-              <w:spacing w:before="60" w:after="60" w:line="252" w:lineRule="auto"/>
-              <w:jc w:val="left"/>
-            </w:pPr>
-            <w:r/>
-            <w:r>
-              <w:t>Pre-NY 19-21</w:t>
-            </w:r>
-          </w:p>
-        </w:tc>
-        <w:tc>
-          <w:tcPr>
-            <w:tcW w:type="dxa" w:w="1440"/>
-            <w:shd w:fill="FFFFFF"/>
-            <w:tcMar>
-              <w:top w:w="100" w:type="dxa"/>
-              <w:bottom w:w="100" w:type="dxa"/>
-              <w:left w:w="120" w:type="dxa"/>
-              <w:right w:w="120" w:type="dxa"/>
-            </w:tcMar>
-            <w:tcBorders>
-              <w:top w:val="single" w:sz="4" w:space="0" w:color="CCCCCC"/>
-              <w:bottom w:val="single" w:sz="4" w:space="0" w:color="CCCCCC"/>
-              <w:left w:val="single" w:sz="4" w:space="0" w:color="CCCCCC"/>
-              <w:right w:val="single" w:sz="4" w:space="0" w:color="CCCCCC"/>
-            </w:tcBorders>
-          </w:tcPr>
-          <w:p>
-            <w:pPr>
-              <w:spacing w:before="60" w:after="60" w:line="252" w:lineRule="auto"/>
-              <w:jc w:val="left"/>
-            </w:pPr>
-            <w:r/>
-            <w:r>
-              <w:t>658.00</w:t>
-            </w:r>
-          </w:p>
-        </w:tc>
-        <w:tc>
-          <w:tcPr>
-            <w:tcW w:type="dxa" w:w="2016"/>
-            <w:shd w:fill="FFFFFF"/>
-            <w:tcMar>
-              <w:top w:w="100" w:type="dxa"/>
-              <w:bottom w:w="100" w:type="dxa"/>
-              <w:left w:w="120" w:type="dxa"/>
-              <w:right w:w="120" w:type="dxa"/>
-            </w:tcMar>
-            <w:tcBorders>
-              <w:top w:val="single" w:sz="4" w:space="0" w:color="CCCCCC"/>
-              <w:bottom w:val="single" w:sz="4" w:space="0" w:color="CCCCCC"/>
-              <w:left w:val="single" w:sz="4" w:space="0" w:color="CCCCCC"/>
-              <w:right w:val="single" w:sz="4" w:space="0" w:color="CCCCCC"/>
-            </w:tcBorders>
-          </w:tcPr>
-          <w:p>
-            <w:pPr>
-              <w:spacing w:before="60" w:after="60" w:line="252" w:lineRule="auto"/>
-              <w:jc w:val="left"/>
-            </w:pPr>
-            <w:r/>
-            <w:r>
-              <w:t>667.25</w:t>
-            </w:r>
-          </w:p>
-        </w:tc>
-        <w:tc>
-          <w:tcPr>
-            <w:tcW w:type="dxa" w:w="1152"/>
-            <w:shd w:fill="FFFFFF"/>
-            <w:tcMar>
-              <w:top w:w="100" w:type="dxa"/>
-              <w:bottom w:w="100" w:type="dxa"/>
-              <w:left w:w="120" w:type="dxa"/>
-              <w:right w:w="120" w:type="dxa"/>
-            </w:tcMar>
-            <w:tcBorders>
-              <w:top w:val="single" w:sz="4" w:space="0" w:color="CCCCCC"/>
-              <w:bottom w:val="single" w:sz="4" w:space="0" w:color="CCCCCC"/>
-              <w:left w:val="single" w:sz="4" w:space="0" w:color="CCCCCC"/>
-              <w:right w:val="single" w:sz="4" w:space="0" w:color="CCCCCC"/>
-            </w:tcBorders>
-          </w:tcPr>
-          <w:p>
-            <w:pPr>
-              <w:spacing w:before="60" w:after="60" w:line="252" w:lineRule="auto"/>
-              <w:jc w:val="left"/>
-            </w:pPr>
-            <w:r/>
-            <w:r>
-              <w:t>650.75</w:t>
-            </w:r>
-          </w:p>
-        </w:tc>
-        <w:tc>
-          <w:tcPr>
-            <w:tcW w:type="dxa" w:w="1728"/>
-            <w:shd w:fill="FFFFFF"/>
-            <w:tcMar>
-              <w:top w:w="100" w:type="dxa"/>
-              <w:bottom w:w="100" w:type="dxa"/>
-              <w:left w:w="120" w:type="dxa"/>
-              <w:right w:w="120" w:type="dxa"/>
-            </w:tcMar>
-            <w:tcBorders>
-              <w:top w:val="single" w:sz="4" w:space="0" w:color="CCCCCC"/>
-              <w:bottom w:val="single" w:sz="4" w:space="0" w:color="CCCCCC"/>
-              <w:left w:val="single" w:sz="4" w:space="0" w:color="CCCCCC"/>
-              <w:right w:val="single" w:sz="4" w:space="0" w:color="CCCCCC"/>
-            </w:tcBorders>
-          </w:tcPr>
-          <w:p>
-            <w:pPr>
-              <w:spacing w:before="60" w:after="60" w:line="252" w:lineRule="auto"/>
-              <w:jc w:val="left"/>
-            </w:pPr>
-            <w:r/>
-            <w:r>
-              <w:rPr>
-                <w:b/>
-              </w:rPr>
-              <w:t>657.75</w:t>
-            </w:r>
-          </w:p>
-        </w:tc>
-        <w:tc>
-          <w:tcPr>
-            <w:tcW w:type="dxa" w:w="3456"/>
-            <w:shd w:fill="FFFFFF"/>
-            <w:tcMar>
-              <w:top w:w="100" w:type="dxa"/>
-              <w:bottom w:w="100" w:type="dxa"/>
-              <w:left w:w="120" w:type="dxa"/>
-              <w:right w:w="120" w:type="dxa"/>
-            </w:tcMar>
-            <w:tcBorders>
-              <w:top w:val="single" w:sz="4" w:space="0" w:color="CCCCCC"/>
-              <w:bottom w:val="single" w:sz="4" w:space="0" w:color="CCCCCC"/>
-              <w:left w:val="single" w:sz="4" w:space="0" w:color="CCCCCC"/>
-              <w:right w:val="single" w:sz="4" w:space="0" w:color="CCCCCC"/>
-            </w:tcBorders>
-          </w:tcPr>
-          <w:p>
-            <w:pPr>
-              <w:spacing w:before="60" w:after="60" w:line="252" w:lineRule="auto"/>
-              <w:jc w:val="left"/>
-            </w:pPr>
-            <w:r/>
-            <w:r>
-              <w:rPr>
-                <w:b/>
-              </w:rPr>
-              <w:t>-0.25</w:t>
-            </w:r>
-          </w:p>
-        </w:tc>
-        <w:tc>
-          <w:tcPr>
-            <w:tcW w:type="dxa" w:w="1440"/>
-            <w:shd w:fill="FFFFFF"/>
-            <w:tcMar>
-              <w:top w:w="100" w:type="dxa"/>
-              <w:bottom w:w="100" w:type="dxa"/>
-              <w:left w:w="120" w:type="dxa"/>
-              <w:right w:w="120" w:type="dxa"/>
-            </w:tcMar>
-            <w:tcBorders>
-              <w:top w:val="single" w:sz="4" w:space="0" w:color="CCCCCC"/>
-              <w:bottom w:val="single" w:sz="4" w:space="0" w:color="CCCCCC"/>
-              <w:left w:val="single" w:sz="4" w:space="0" w:color="CCCCCC"/>
-              <w:right w:val="single" w:sz="4" w:space="0" w:color="CCCCCC"/>
-            </w:tcBorders>
-          </w:tcPr>
-          <w:p>
-            <w:pPr>
-              <w:spacing w:before="60" w:after="60" w:line="252" w:lineRule="auto"/>
-              <w:jc w:val="left"/>
-            </w:pPr>
-            <w:r/>
-            <w:r>
-              <w:t>BEAR</w:t>
-            </w:r>
-          </w:p>
-        </w:tc>
-      </w:tr>
-      <w:tr>
-        <w:tc>
-          <w:tcPr>
-            <w:tcW w:type="dxa" w:w="1584"/>
-            <w:shd w:fill="F8FAFC"/>
-            <w:tcMar>
-              <w:top w:w="100" w:type="dxa"/>
-              <w:bottom w:w="100" w:type="dxa"/>
-              <w:left w:w="120" w:type="dxa"/>
-              <w:right w:w="120" w:type="dxa"/>
-            </w:tcMar>
-            <w:tcBorders>
-              <w:top w:val="single" w:sz="4" w:space="0" w:color="CCCCCC"/>
-              <w:bottom w:val="single" w:sz="4" w:space="0" w:color="CCCCCC"/>
-              <w:left w:val="single" w:sz="4" w:space="0" w:color="CCCCCC"/>
-              <w:right w:val="single" w:sz="4" w:space="0" w:color="CCCCCC"/>
-            </w:tcBorders>
-          </w:tcPr>
-          <w:p>
-            <w:pPr>
-              <w:spacing w:before="60" w:after="60" w:line="252" w:lineRule="auto"/>
-              <w:jc w:val="left"/>
-            </w:pPr>
-            <w:r/>
-            <w:r>
-              <w:rPr>
-                <w:b/>
-              </w:rPr>
-              <w:t>Fri 23/10</w:t>
-            </w:r>
-          </w:p>
-        </w:tc>
-        <w:tc>
-          <w:tcPr>
-            <w:tcW w:type="dxa" w:w="864"/>
-            <w:shd w:fill="F8FAFC"/>
-            <w:tcMar>
-              <w:top w:w="100" w:type="dxa"/>
-              <w:bottom w:w="100" w:type="dxa"/>
-              <w:left w:w="120" w:type="dxa"/>
-              <w:right w:w="120" w:type="dxa"/>
-            </w:tcMar>
-            <w:tcBorders>
-              <w:top w:val="single" w:sz="4" w:space="0" w:color="CCCCCC"/>
-              <w:bottom w:val="single" w:sz="4" w:space="0" w:color="CCCCCC"/>
-              <w:left w:val="single" w:sz="4" w:space="0" w:color="CCCCCC"/>
-              <w:right w:val="single" w:sz="4" w:space="0" w:color="CCCCCC"/>
-            </w:tcBorders>
-          </w:tcPr>
-          <w:p>
-            <w:pPr>
-              <w:spacing w:before="60" w:after="60" w:line="252" w:lineRule="auto"/>
-              <w:jc w:val="left"/>
-            </w:pPr>
-            <w:r/>
-            <w:r>
-              <w:t>NY Open 21-23</w:t>
-            </w:r>
-          </w:p>
-        </w:tc>
-        <w:tc>
-          <w:tcPr>
-            <w:tcW w:type="dxa" w:w="1440"/>
-            <w:shd w:fill="F8FAFC"/>
-            <w:tcMar>
-              <w:top w:w="100" w:type="dxa"/>
-              <w:bottom w:w="100" w:type="dxa"/>
-              <w:left w:w="120" w:type="dxa"/>
-              <w:right w:w="120" w:type="dxa"/>
-            </w:tcMar>
-            <w:tcBorders>
-              <w:top w:val="single" w:sz="4" w:space="0" w:color="CCCCCC"/>
-              <w:bottom w:val="single" w:sz="4" w:space="0" w:color="CCCCCC"/>
-              <w:left w:val="single" w:sz="4" w:space="0" w:color="CCCCCC"/>
-              <w:right w:val="single" w:sz="4" w:space="0" w:color="CCCCCC"/>
-            </w:tcBorders>
-          </w:tcPr>
-          <w:p>
-            <w:pPr>
-              <w:spacing w:before="60" w:after="60" w:line="252" w:lineRule="auto"/>
-              <w:jc w:val="left"/>
-            </w:pPr>
-            <w:r/>
-            <w:r>
-              <w:t>657.75</w:t>
-            </w:r>
-          </w:p>
-        </w:tc>
-        <w:tc>
-          <w:tcPr>
-            <w:tcW w:type="dxa" w:w="2016"/>
-            <w:shd w:fill="F8FAFC"/>
-            <w:tcMar>
-              <w:top w:w="100" w:type="dxa"/>
-              <w:bottom w:w="100" w:type="dxa"/>
-              <w:left w:w="120" w:type="dxa"/>
-              <w:right w:w="120" w:type="dxa"/>
-            </w:tcMar>
-            <w:tcBorders>
-              <w:top w:val="single" w:sz="4" w:space="0" w:color="CCCCCC"/>
-              <w:bottom w:val="single" w:sz="4" w:space="0" w:color="CCCCCC"/>
-              <w:left w:val="single" w:sz="4" w:space="0" w:color="CCCCCC"/>
-              <w:right w:val="single" w:sz="4" w:space="0" w:color="CCCCCC"/>
-            </w:tcBorders>
-          </w:tcPr>
-          <w:p>
-            <w:pPr>
-              <w:spacing w:before="60" w:after="60" w:line="252" w:lineRule="auto"/>
-              <w:jc w:val="left"/>
-            </w:pPr>
-            <w:r/>
-            <w:r>
-              <w:t>666.25</w:t>
-            </w:r>
-          </w:p>
-        </w:tc>
-        <w:tc>
-          <w:tcPr>
-            <w:tcW w:type="dxa" w:w="1152"/>
-            <w:shd w:fill="F8FAFC"/>
-            <w:tcMar>
-              <w:top w:w="100" w:type="dxa"/>
-              <w:bottom w:w="100" w:type="dxa"/>
-              <w:left w:w="120" w:type="dxa"/>
-              <w:right w:w="120" w:type="dxa"/>
-            </w:tcMar>
-            <w:tcBorders>
-              <w:top w:val="single" w:sz="4" w:space="0" w:color="CCCCCC"/>
-              <w:bottom w:val="single" w:sz="4" w:space="0" w:color="CCCCCC"/>
-              <w:left w:val="single" w:sz="4" w:space="0" w:color="CCCCCC"/>
-              <w:right w:val="single" w:sz="4" w:space="0" w:color="CCCCCC"/>
-            </w:tcBorders>
-          </w:tcPr>
-          <w:p>
-            <w:pPr>
-              <w:spacing w:before="60" w:after="60" w:line="252" w:lineRule="auto"/>
-              <w:jc w:val="left"/>
-            </w:pPr>
-            <w:r/>
-            <w:r>
-              <w:t>643.75</w:t>
-            </w:r>
-          </w:p>
-        </w:tc>
-        <w:tc>
-          <w:tcPr>
-            <w:tcW w:type="dxa" w:w="1728"/>
-            <w:shd w:fill="F8FAFC"/>
-            <w:tcMar>
-              <w:top w:w="100" w:type="dxa"/>
-              <w:bottom w:w="100" w:type="dxa"/>
-              <w:left w:w="120" w:type="dxa"/>
-              <w:right w:w="120" w:type="dxa"/>
-            </w:tcMar>
-            <w:tcBorders>
-              <w:top w:val="single" w:sz="4" w:space="0" w:color="CCCCCC"/>
-              <w:bottom w:val="single" w:sz="4" w:space="0" w:color="CCCCCC"/>
-              <w:left w:val="single" w:sz="4" w:space="0" w:color="CCCCCC"/>
-              <w:right w:val="single" w:sz="4" w:space="0" w:color="CCCCCC"/>
-            </w:tcBorders>
-          </w:tcPr>
-          <w:p>
-            <w:pPr>
-              <w:spacing w:before="60" w:after="60" w:line="252" w:lineRule="auto"/>
-              <w:jc w:val="left"/>
-            </w:pPr>
-            <w:r/>
-            <w:r>
-              <w:rPr>
-                <w:b/>
-              </w:rPr>
-              <w:t>659.50</w:t>
-            </w:r>
-          </w:p>
-        </w:tc>
-        <w:tc>
-          <w:tcPr>
-            <w:tcW w:type="dxa" w:w="3456"/>
-            <w:shd w:fill="F8FAFC"/>
-            <w:tcMar>
-              <w:top w:w="100" w:type="dxa"/>
-              <w:bottom w:w="100" w:type="dxa"/>
-              <w:left w:w="120" w:type="dxa"/>
-              <w:right w:w="120" w:type="dxa"/>
-            </w:tcMar>
-            <w:tcBorders>
-              <w:top w:val="single" w:sz="4" w:space="0" w:color="CCCCCC"/>
-              <w:bottom w:val="single" w:sz="4" w:space="0" w:color="CCCCCC"/>
-              <w:left w:val="single" w:sz="4" w:space="0" w:color="CCCCCC"/>
-              <w:right w:val="single" w:sz="4" w:space="0" w:color="CCCCCC"/>
-            </w:tcBorders>
-          </w:tcPr>
-          <w:p>
-            <w:pPr>
-              <w:spacing w:before="60" w:after="60" w:line="252" w:lineRule="auto"/>
-              <w:jc w:val="left"/>
-            </w:pPr>
-            <w:r/>
-            <w:r>
-              <w:rPr>
-                <w:b/>
-              </w:rPr>
-              <w:t>+1.75</w:t>
-            </w:r>
-          </w:p>
-        </w:tc>
-        <w:tc>
-          <w:tcPr>
-            <w:tcW w:type="dxa" w:w="1440"/>
-            <w:shd w:fill="F8FAFC"/>
-            <w:tcMar>
-              <w:top w:w="100" w:type="dxa"/>
-              <w:bottom w:w="100" w:type="dxa"/>
-              <w:left w:w="120" w:type="dxa"/>
-              <w:right w:w="120" w:type="dxa"/>
-            </w:tcMar>
-            <w:tcBorders>
-              <w:top w:val="single" w:sz="4" w:space="0" w:color="CCCCCC"/>
-              <w:bottom w:val="single" w:sz="4" w:space="0" w:color="CCCCCC"/>
-              <w:left w:val="single" w:sz="4" w:space="0" w:color="CCCCCC"/>
-              <w:right w:val="single" w:sz="4" w:space="0" w:color="CCCCCC"/>
-            </w:tcBorders>
-          </w:tcPr>
-          <w:p>
-            <w:pPr>
-              <w:spacing w:before="60" w:after="60" w:line="252" w:lineRule="auto"/>
-              <w:jc w:val="left"/>
-            </w:pPr>
-            <w:r/>
-            <w:r>
-              <w:t>BULL</w:t>
-            </w:r>
-          </w:p>
-        </w:tc>
-      </w:tr>
-      <w:tr>
-        <w:tc>
-          <w:tcPr>
-            <w:tcW w:type="dxa" w:w="1584"/>
-            <w:shd w:fill="FFFFFF"/>
-            <w:tcMar>
-              <w:top w:w="100" w:type="dxa"/>
-              <w:bottom w:w="100" w:type="dxa"/>
-              <w:left w:w="120" w:type="dxa"/>
-              <w:right w:w="120" w:type="dxa"/>
-            </w:tcMar>
-            <w:tcBorders>
-              <w:top w:val="single" w:sz="4" w:space="0" w:color="CCCCCC"/>
-              <w:bottom w:val="single" w:sz="4" w:space="0" w:color="CCCCCC"/>
-              <w:left w:val="single" w:sz="4" w:space="0" w:color="CCCCCC"/>
-              <w:right w:val="single" w:sz="4" w:space="0" w:color="CCCCCC"/>
-            </w:tcBorders>
-          </w:tcPr>
-          <w:p>
-            <w:pPr>
-              <w:spacing w:before="60" w:after="60" w:line="252" w:lineRule="auto"/>
-              <w:jc w:val="left"/>
-            </w:pPr>
-            <w:r/>
-            <w:r>
-              <w:rPr>
-                <w:b/>
-              </w:rPr>
-              <w:t>Fri 23/10</w:t>
-            </w:r>
-          </w:p>
-        </w:tc>
-        <w:tc>
-          <w:tcPr>
-            <w:tcW w:type="dxa" w:w="864"/>
-            <w:shd w:fill="FFFFFF"/>
-            <w:tcMar>
-              <w:top w:w="100" w:type="dxa"/>
-              <w:bottom w:w="100" w:type="dxa"/>
-              <w:left w:w="120" w:type="dxa"/>
-              <w:right w:w="120" w:type="dxa"/>
-            </w:tcMar>
-            <w:tcBorders>
-              <w:top w:val="single" w:sz="4" w:space="0" w:color="CCCCCC"/>
-              <w:bottom w:val="single" w:sz="4" w:space="0" w:color="CCCCCC"/>
-              <w:left w:val="single" w:sz="4" w:space="0" w:color="CCCCCC"/>
-              <w:right w:val="single" w:sz="4" w:space="0" w:color="CCCCCC"/>
-            </w:tcBorders>
-          </w:tcPr>
-          <w:p>
-            <w:pPr>
-              <w:spacing w:before="60" w:after="60" w:line="252" w:lineRule="auto"/>
-              <w:jc w:val="left"/>
-            </w:pPr>
-            <w:r/>
-            <w:r>
-              <w:t>NY Close 23-01</w:t>
-            </w:r>
-          </w:p>
-        </w:tc>
-        <w:tc>
-          <w:tcPr>
-            <w:tcW w:type="dxa" w:w="1440"/>
-            <w:shd w:fill="FFFFFF"/>
-            <w:tcMar>
-              <w:top w:w="100" w:type="dxa"/>
-              <w:bottom w:w="100" w:type="dxa"/>
-              <w:left w:w="120" w:type="dxa"/>
-              <w:right w:w="120" w:type="dxa"/>
-            </w:tcMar>
-            <w:tcBorders>
-              <w:top w:val="single" w:sz="4" w:space="0" w:color="CCCCCC"/>
-              <w:bottom w:val="single" w:sz="4" w:space="0" w:color="CCCCCC"/>
-              <w:left w:val="single" w:sz="4" w:space="0" w:color="CCCCCC"/>
-              <w:right w:val="single" w:sz="4" w:space="0" w:color="CCCCCC"/>
-            </w:tcBorders>
-          </w:tcPr>
-          <w:p>
-            <w:pPr>
-              <w:spacing w:before="60" w:after="60" w:line="252" w:lineRule="auto"/>
-              <w:jc w:val="left"/>
-            </w:pPr>
-            <w:r/>
-            <w:r>
-              <w:t>659.50</w:t>
-            </w:r>
-          </w:p>
-        </w:tc>
-        <w:tc>
-          <w:tcPr>
-            <w:tcW w:type="dxa" w:w="2016"/>
-            <w:shd w:fill="FFFFFF"/>
-            <w:tcMar>
-              <w:top w:w="100" w:type="dxa"/>
-              <w:bottom w:w="100" w:type="dxa"/>
-              <w:left w:w="120" w:type="dxa"/>
-              <w:right w:w="120" w:type="dxa"/>
-            </w:tcMar>
-            <w:tcBorders>
-              <w:top w:val="single" w:sz="4" w:space="0" w:color="CCCCCC"/>
-              <w:bottom w:val="single" w:sz="4" w:space="0" w:color="CCCCCC"/>
-              <w:left w:val="single" w:sz="4" w:space="0" w:color="CCCCCC"/>
-              <w:right w:val="single" w:sz="4" w:space="0" w:color="CCCCCC"/>
-            </w:tcBorders>
-          </w:tcPr>
-          <w:p>
-            <w:pPr>
-              <w:spacing w:before="60" w:after="60" w:line="252" w:lineRule="auto"/>
-              <w:jc w:val="left"/>
-            </w:pPr>
-            <w:r/>
-            <w:r>
-              <w:t>665.75</w:t>
-            </w:r>
-          </w:p>
-        </w:tc>
-        <w:tc>
-          <w:tcPr>
-            <w:tcW w:type="dxa" w:w="1152"/>
-            <w:shd w:fill="FFFFFF"/>
-            <w:tcMar>
-              <w:top w:w="100" w:type="dxa"/>
-              <w:bottom w:w="100" w:type="dxa"/>
-              <w:left w:w="120" w:type="dxa"/>
-              <w:right w:w="120" w:type="dxa"/>
-            </w:tcMar>
-            <w:tcBorders>
-              <w:top w:val="single" w:sz="4" w:space="0" w:color="CCCCCC"/>
-              <w:bottom w:val="single" w:sz="4" w:space="0" w:color="CCCCCC"/>
-              <w:left w:val="single" w:sz="4" w:space="0" w:color="CCCCCC"/>
-              <w:right w:val="single" w:sz="4" w:space="0" w:color="CCCCCC"/>
-            </w:tcBorders>
-          </w:tcPr>
-          <w:p>
-            <w:pPr>
-              <w:spacing w:before="60" w:after="60" w:line="252" w:lineRule="auto"/>
-              <w:jc w:val="left"/>
-            </w:pPr>
-            <w:r/>
-            <w:r>
-              <w:t>653.00</w:t>
-            </w:r>
-          </w:p>
-        </w:tc>
-        <w:tc>
-          <w:tcPr>
-            <w:tcW w:type="dxa" w:w="1728"/>
-            <w:shd w:fill="FFFFFF"/>
-            <w:tcMar>
-              <w:top w:w="100" w:type="dxa"/>
-              <w:bottom w:w="100" w:type="dxa"/>
-              <w:left w:w="120" w:type="dxa"/>
-              <w:right w:w="120" w:type="dxa"/>
-            </w:tcMar>
-            <w:tcBorders>
-              <w:top w:val="single" w:sz="4" w:space="0" w:color="CCCCCC"/>
-              <w:bottom w:val="single" w:sz="4" w:space="0" w:color="CCCCCC"/>
-              <w:left w:val="single" w:sz="4" w:space="0" w:color="CCCCCC"/>
-              <w:right w:val="single" w:sz="4" w:space="0" w:color="CCCCCC"/>
-            </w:tcBorders>
-          </w:tcPr>
-          <w:p>
-            <w:pPr>
-              <w:spacing w:before="60" w:after="60" w:line="252" w:lineRule="auto"/>
-              <w:jc w:val="left"/>
-            </w:pPr>
-            <w:r/>
-            <w:r>
-              <w:rPr>
-                <w:b/>
-              </w:rPr>
-              <w:t>658.75</w:t>
+              <w:t>658.50</w:t>
             </w:r>
           </w:p>
         </w:tc>

--- a/Daily Reports/21_10_2026-CBOT Reports.docx
+++ b/Daily Reports/21_10_2026-CBOT Reports.docx
@@ -104,7 +104,7 @@
           <w:color w:val="5C768D"/>
           <w:sz w:val="19"/>
         </w:rPr>
-        <w:t>Cập nhật tự động qua `macro_tracker.py` vào lúc 17:01 ICT ngày 21/10/2026</w:t>
+        <w:t>Cập nhật tự động qua `macro_tracker.py` vào lúc 18:08 ICT ngày 21/10/2026</w:t>
       </w:r>
     </w:p>
     <w:tbl>
@@ -313,7 +313,7 @@
               <w:rPr>
                 <w:b/>
               </w:rPr>
-              <w:t>110.36 / thùng</w:t>
+              <w:t>110.63 / thùng</w:t>
             </w:r>
           </w:p>
         </w:tc>
@@ -344,7 +344,7 @@
               <w:rPr>
                 <w:b/>
               </w:rPr>
-              <w:t>+1.44%</w:t>
+              <w:t>+1.69%</w:t>
             </w:r>
           </w:p>
         </w:tc>
@@ -442,7 +442,7 @@
               <w:rPr>
                 <w:b/>
               </w:rPr>
-              <w:t>101.76</w:t>
+              <w:t>101.68</w:t>
             </w:r>
           </w:p>
         </w:tc>
@@ -473,7 +473,7 @@
               <w:rPr>
                 <w:b/>
               </w:rPr>
-              <w:t>+0.03%</w:t>
+              <w:t>-0.05%</w:t>
             </w:r>
           </w:p>
         </w:tc>
@@ -1218,7 +1218,7 @@
         <w:rPr>
           <w:b/>
         </w:rPr>
-        <w:t>`110.36` (+1.44%)</w:t>
+        <w:t>`110.63` (+1.69%)</w:t>
       </w:r>
       <w:r>
         <w:t xml:space="preserve"> | DXY: </w:t>
@@ -1227,7 +1227,7 @@
         <w:rPr>
           <w:b/>
         </w:rPr>
-        <w:t>`101.76` (+0.03%)</w:t>
+        <w:t>`101.68` (-0.05%)</w:t>
       </w:r>
       <w:r>
         <w:t xml:space="preserve"> | Lúa mì CBOT: </w:t>
@@ -1236,7 +1236,7 @@
         <w:rPr>
           <w:b/>
         </w:rPr>
-        <w:t>`638.25` (-0.78%)</w:t>
+        <w:t>`639.00` (-0.66%)</w:t>
       </w:r>
       <w:r>
         <w:t>.</w:t>
@@ -1316,7 +1316,7 @@
           <w:color w:val="5C768D"/>
           <w:sz w:val="19"/>
         </w:rPr>
-        <w:t>Cập nhật tự động lúc 17:01 ICT ngày 21/10/2026 — Nguồn: NOAA, USDA, BOM Australia</w:t>
+        <w:t>Cập nhật tự động lúc 18:08 ICT ngày 21/10/2026 — Nguồn: NOAA, USDA, BOM Australia</w:t>
       </w:r>
     </w:p>
     <w:p>
@@ -3615,7 +3615,7 @@
               <w:rPr>
                 <w:b/>
               </w:rPr>
-              <w:t>460.20 (+0.70)</w:t>
+              <w:t>460.04 (+0.54)</w:t>
             </w:r>
           </w:p>
         </w:tc>
@@ -3643,7 +3643,7 @@
             </w:pPr>
             <w:r/>
             <w:r>
-              <w:t>Bearish (462.22 &lt; 466.30)</w:t>
+              <w:t>Bearish (461.95 &lt; 466.02)</w:t>
             </w:r>
           </w:p>
         </w:tc>
@@ -3671,7 +3671,7 @@
             </w:pPr>
             <w:r/>
             <w:r>
-              <w:t>0.50 cents</w:t>
+              <w:t>0.75 cents</w:t>
             </w:r>
           </w:p>
         </w:tc>
@@ -3832,7 +3832,7 @@
               <w:rPr>
                 <w:b/>
               </w:rPr>
-              <w:t>638.25</w:t>
+              <w:t>639.00</w:t>
             </w:r>
           </w:p>
         </w:tc>
@@ -3863,7 +3863,7 @@
               <w:rPr>
                 <w:b/>
               </w:rPr>
-              <w:t>638.88 (+0.63)</w:t>
+              <w:t>639.00 (-0.00)</w:t>
             </w:r>
           </w:p>
         </w:tc>
@@ -3891,7 +3891,7 @@
             </w:pPr>
             <w:r/>
             <w:r>
-              <w:t>Bearish (644.35 &lt; 651.50)</w:t>
+              <w:t>Bearish (643.86 &lt; 651.01)</w:t>
             </w:r>
           </w:p>
         </w:tc>
@@ -3919,7 +3919,7 @@
             </w:pPr>
             <w:r/>
             <w:r>
-              <w:t>1.50 cents</w:t>
+              <w:t>2.00 cents</w:t>
             </w:r>
           </w:p>
         </w:tc>
@@ -4357,7 +4357,7 @@
                 <w:b/>
                 <w:color w:val="15803D"/>
               </w:rPr>
-              <w:t>459.51 - 462.22 cents (Canh mua vùng hỗ trợ)</w:t>
+              <w:t>459.50 - 461.95 cents (Canh mua vùng hỗ trợ)</w:t>
             </w:r>
           </w:p>
         </w:tc>
@@ -4388,7 +4388,7 @@
               <w:rPr>
                 <w:b/>
               </w:rPr>
-              <w:t>457.48 cents (Dưới cản S2 + 1.5x ATR)</w:t>
+              <w:t>457.49 cents (Dưới cản S2 + 1.5x ATR)</w:t>
             </w:r>
           </w:p>
         </w:tc>
@@ -4569,7 +4569,7 @@
               <w:rPr>
                 <w:b/>
               </w:rPr>
-              <w:t>472.44 - 473.94 cents</w:t>
+              <w:t>472.42 - 473.92 cents</w:t>
             </w:r>
           </w:p>
         </w:tc>
@@ -4600,7 +4600,7 @@
               <w:rPr>
                 <w:b/>
               </w:rPr>
-              <w:t>472.61 cents (Chống quét SL tuyệt đối)</w:t>
+              <w:t>472.66 cents (Chống quét SL tuyệt đối)</w:t>
             </w:r>
           </w:p>
         </w:tc>
@@ -4793,7 +4793,7 @@
               <w:rPr>
                 <w:b/>
               </w:rPr>
-              <w:t>483.64 cents</w:t>
+              <w:t>483.59 cents</w:t>
             </w:r>
           </w:p>
         </w:tc>
@@ -4955,7 +4955,7 @@
               <w:rPr>
                 <w:b/>
               </w:rPr>
-              <w:t>454.96 - 459.00 cents</w:t>
+              <w:t>454.98 - 459.00 cents</w:t>
             </w:r>
           </w:p>
         </w:tc>
@@ -5136,7 +5136,7 @@
                 <w:b/>
                 <w:color w:val="B91C1C"/>
               </w:rPr>
-              <w:t>644.35 - 651.50 cents (Canh bán hồi kỹ thuật H1)</w:t>
+              <w:t>643.86 - 651.01 cents (Canh bán hồi kỹ thuật H1)</w:t>
             </w:r>
           </w:p>
         </w:tc>
@@ -5167,7 +5167,7 @@
               <w:rPr>
                 <w:b/>
               </w:rPr>
-              <w:t>738.89 cents (Trên kháng cự R2 + 1.5x ATR)</w:t>
+              <w:t>738.84 cents (Trên kháng cự R2 + 1.5x ATR)</w:t>
             </w:r>
           </w:p>
         </w:tc>
@@ -5203,7 +5203,7 @@
                 <w:color w:val="D97706"/>
                 <w:sz w:val="19"/>
               </w:rPr>
-              <w:t xml:space="preserve"> 637.38 cents </w:t>
+              <w:t xml:space="preserve"> 637.36 cents </w:t>
             </w:r>
             <w:r>
               <w:t xml:space="preserve"> / TP2: </w:t>
@@ -5345,7 +5345,7 @@
               <w:rPr>
                 <w:b/>
               </w:rPr>
-              <w:t>650.76 - 652.76 cents</w:t>
+              <w:t>650.75 - 652.75 cents</w:t>
             </w:r>
           </w:p>
         </w:tc>
@@ -5376,7 +5376,7 @@
               <w:rPr>
                 <w:b/>
               </w:rPr>
-              <w:t>649.72 cents</w:t>
+              <w:t>649.76 cents</w:t>
             </w:r>
           </w:p>
         </w:tc>
@@ -5569,7 +5569,7 @@
               <w:rPr>
                 <w:b/>
               </w:rPr>
-              <w:t>658.53 cents</w:t>
+              <w:t>658.49 cents</w:t>
             </w:r>
           </w:p>
         </w:tc>
@@ -5731,7 +5731,7 @@
               <w:rPr>
                 <w:b/>
               </w:rPr>
-              <w:t>627.21 - 636.25 cents</w:t>
+              <w:t>627.35 - 636.25 cents</w:t>
             </w:r>
           </w:p>
         </w:tc>
@@ -11624,10 +11624,10 @@
         <w:rPr>
           <w:b/>
         </w:rPr>
-        <w:t>`460.20 cents`</w:t>
+        <w:t>`460.04 cents`</w:t>
       </w:r>
       <w:r>
-        <w:t xml:space="preserve"> (+0.70).</w:t>
+        <w:t xml:space="preserve"> (+0.54).</w:t>
       </w:r>
     </w:p>
     <w:p>
@@ -11648,7 +11648,7 @@
         <w:rPr>
           <w:b/>
         </w:rPr>
-        <w:t>`27,235`</w:t>
+        <w:t>`30,988`</w:t>
       </w:r>
       <w:r>
         <w:t xml:space="preserve"> (Chênh lệch: </w:t>
@@ -11657,7 +11657,7 @@
         <w:rPr>
           <w:b/>
         </w:rPr>
-        <w:t>`-183,005`</w:t>
+        <w:t>`-179,252`</w:t>
       </w:r>
       <w:r>
         <w:t xml:space="preserve">) | OI: </w:t>
@@ -11699,7 +11699,7 @@
         <w:rPr>
           <w:b/>
         </w:rPr>
-        <w:t>`Doji (Nến lưỡng lự thế trận)`</w:t>
+        <w:t>`Không phát hiện mô hình nến đặc biệt`</w:t>
       </w:r>
     </w:p>
     <w:p>
@@ -11991,7 +11991,7 @@
               <w:rPr>
                 <w:b/>
               </w:rPr>
-              <w:t>110.36</w:t>
+              <w:t>110.63</w:t>
             </w:r>
           </w:p>
         </w:tc>
@@ -12022,7 +12022,7 @@
               <w:rPr>
                 <w:b/>
               </w:rPr>
-              <w:t>+1.44%</w:t>
+              <w:t>+1.69%</w:t>
             </w:r>
           </w:p>
         </w:tc>
@@ -12114,7 +12114,7 @@
               <w:rPr>
                 <w:b/>
               </w:rPr>
-              <w:t>101.76</w:t>
+              <w:t>101.68</w:t>
             </w:r>
           </w:p>
         </w:tc>
@@ -12145,7 +12145,7 @@
               <w:rPr>
                 <w:b/>
               </w:rPr>
-              <w:t>+0.03%</w:t>
+              <w:t>-0.05%</w:t>
             </w:r>
           </w:p>
         </w:tc>
@@ -12173,7 +12173,7 @@
             </w:pPr>
             <w:r/>
             <w:r>
-              <w:t>DXY Tăng làm giảm sức cạnh tranh xuất khẩu của ngô Mỹ so với Brazil/Argentina.</w:t>
+              <w:t>DXY Giảm hỗ trợ xuất khẩu ngô Mỹ cạnh tranh tốt hơn.</w:t>
             </w:r>
           </w:p>
         </w:tc>
@@ -12749,7 +12749,7 @@
         <w:t xml:space="preserve"> EMA_21 </w:t>
       </w:r>
       <w:r>
-        <w:t xml:space="preserve"> (462.22) &lt; </w:t>
+        <w:t xml:space="preserve"> (461.95) &lt; </w:t>
       </w:r>
       <w:r>
         <w:rPr>
@@ -12760,7 +12760,7 @@
         <w:t xml:space="preserve"> EMA_50 </w:t>
       </w:r>
       <w:r>
-        <w:t xml:space="preserve"> (466.30).</w:t>
+        <w:t xml:space="preserve"> (466.02).</w:t>
       </w:r>
     </w:p>
     <w:p>
@@ -12781,7 +12781,7 @@
         <w:rPr>
           <w:b/>
         </w:rPr>
-        <w:t>`23.86`</w:t>
+        <w:t>`25.68`</w:t>
       </w:r>
       <w:r>
         <w:t xml:space="preserve"> | ATR (14) = </w:t>
@@ -12799,7 +12799,7 @@
         <w:rPr>
           <w:b/>
         </w:rPr>
-        <w:t>`0.50 cents`</w:t>
+        <w:t>`0.75 cents`</w:t>
       </w:r>
       <w:r>
         <w:t>.</w:t>
@@ -12823,7 +12823,7 @@
         <w:rPr>
           <w:b/>
         </w:rPr>
-        <w:t>`459.51`</w:t>
+        <w:t>`459.50`</w:t>
       </w:r>
       <w:r>
         <w:t xml:space="preserve"> | S2: </w:t>
@@ -13584,7 +13584,7 @@
           <w:b/>
           <w:color w:val="15803D"/>
         </w:rPr>
-        <w:t>`459.51 - 462.22 cents (Canh mua vùng hỗ trợ)`</w:t>
+        <w:t>`459.50 - 461.95 cents (Canh mua vùng hỗ trợ)`</w:t>
       </w:r>
       <w:r>
         <w:t xml:space="preserve"> | SL: </w:t>
@@ -13593,7 +13593,7 @@
         <w:rPr>
           <w:b/>
         </w:rPr>
-        <w:t>`457.48 cents (Dưới cản S2 + 1.5x ATR)`</w:t>
+        <w:t>`457.49 cents (Dưới cản S2 + 1.5x ATR)`</w:t>
       </w:r>
       <w:r>
         <w:t xml:space="preserve"> | TP: </w:t>
@@ -13655,7 +13655,7 @@
         <w:rPr>
           <w:b/>
         </w:rPr>
-        <w:t>`472.44 - 473.94 cents`</w:t>
+        <w:t>`472.42 - 473.92 cents`</w:t>
       </w:r>
       <w:r>
         <w:t xml:space="preserve"> | SL: </w:t>
@@ -13664,7 +13664,7 @@
         <w:rPr>
           <w:b/>
         </w:rPr>
-        <w:t>`472.61 cents (Chống quét SL tuyệt đối)`</w:t>
+        <w:t>`472.66 cents (Chống quét SL tuyệt đối)`</w:t>
       </w:r>
       <w:r>
         <w:t xml:space="preserve"> | TP: </w:t>
@@ -13710,7 +13710,7 @@
         <w:rPr>
           <w:b/>
         </w:rPr>
-        <w:t>`483.64 cents`</w:t>
+        <w:t>`483.59 cents`</w:t>
       </w:r>
       <w:r>
         <w:t xml:space="preserve"> | TP: </w:t>
@@ -13759,7 +13759,7 @@
         <w:rPr>
           <w:b/>
         </w:rPr>
-        <w:t>`454.96 - 459.00 cents`</w:t>
+        <w:t>`454.98 - 459.00 cents`</w:t>
       </w:r>
     </w:p>
     <w:p>
@@ -21791,7 +21791,7 @@
         <w:t>Giá Chốt Phiên (Close):</w:t>
       </w:r>
       <w:r>
-        <w:t xml:space="preserve"> 638.25 cents | </w:t>
+        <w:t xml:space="preserve"> 639.00 cents | </w:t>
       </w:r>
       <w:r>
         <w:rPr>
@@ -21806,10 +21806,10 @@
         <w:rPr>
           <w:b/>
         </w:rPr>
-        <w:t>`638.88 cents`</w:t>
+        <w:t>`639.00 cents`</w:t>
       </w:r>
       <w:r>
-        <w:t xml:space="preserve"> (+0.63).</w:t>
+        <w:t xml:space="preserve"> (-0.00).</w:t>
       </w:r>
     </w:p>
     <w:p>
@@ -21830,7 +21830,7 @@
         <w:rPr>
           <w:b/>
         </w:rPr>
-        <w:t>`11,573`</w:t>
+        <w:t>`13,714`</w:t>
       </w:r>
       <w:r>
         <w:t xml:space="preserve"> (Chênh lệch: </w:t>
@@ -21839,7 +21839,7 @@
         <w:rPr>
           <w:b/>
         </w:rPr>
-        <w:t>`-38,385`</w:t>
+        <w:t>`-36,244`</w:t>
       </w:r>
       <w:r>
         <w:t xml:space="preserve">) | OI: </w:t>
@@ -21881,7 +21881,7 @@
         <w:rPr>
           <w:b/>
         </w:rPr>
-        <w:t>`Không phát hiện mô hình nến đặc biệt`</w:t>
+        <w:t>`Bullish Engulfing (Nhấn chìm tăng trưởng)`</w:t>
       </w:r>
     </w:p>
     <w:p>
@@ -21918,16 +21918,16 @@
         <w:t>Đánh giá xu hướng kết hợp:</w:t>
       </w:r>
       <w:r>
-        <w:t xml:space="preserve"> </w:t>
+        <w:t xml:space="preserve"> ️ </w:t>
       </w:r>
       <w:r>
         <w:rPr>
           <w:b/>
         </w:rPr>
-        <w:t>TÍCH LŨY TIÊU CỰC (Distribution):</w:t>
+        <w:t>HỒI KỸ THUẬT YẾU (Weak Bullish Retest):</w:t>
       </w:r>
       <w:r>
-        <w:t xml:space="preserve"> Nến đi ngang nhưng dòng tiền rút dần (OI giảm), cảnh báo rủi ro suy sụt sắp tới.</w:t>
+        <w:t xml:space="preserve"> Xuất hiện nến tăng nhưng dòng tiền/thanh khoản yếu. Cần quan sát thêm lực cầu.</w:t>
       </w:r>
     </w:p>
     <w:p>
@@ -22173,7 +22173,7 @@
               <w:rPr>
                 <w:b/>
               </w:rPr>
-              <w:t>110.36</w:t>
+              <w:t>110.63</w:t>
             </w:r>
           </w:p>
         </w:tc>
@@ -22204,7 +22204,7 @@
               <w:rPr>
                 <w:b/>
               </w:rPr>
-              <w:t>+1.44%</w:t>
+              <w:t>+1.69%</w:t>
             </w:r>
           </w:p>
         </w:tc>
@@ -22296,7 +22296,7 @@
               <w:rPr>
                 <w:b/>
               </w:rPr>
-              <w:t>101.76</w:t>
+              <w:t>101.68</w:t>
             </w:r>
           </w:p>
         </w:tc>
@@ -22327,7 +22327,7 @@
               <w:rPr>
                 <w:b/>
               </w:rPr>
-              <w:t>+0.03%</w:t>
+              <w:t>-0.05%</w:t>
             </w:r>
           </w:p>
         </w:tc>
@@ -22355,7 +22355,7 @@
             </w:pPr>
             <w:r/>
             <w:r>
-              <w:t>DXY Tăng khiến lúa mì Mỹ đắt đỏ hơn đối với các khách hàng truyền thống như Ai Cập/Châu Á.</w:t>
+              <w:t>DXY Giảm kích thích nhu cầu nhập khẩu lúa mì Mỹ trên thị trường quốc tế.</w:t>
             </w:r>
           </w:p>
         </w:tc>
@@ -22931,7 +22931,7 @@
         <w:t xml:space="preserve"> EMA_21 </w:t>
       </w:r>
       <w:r>
-        <w:t xml:space="preserve"> (644.35) &lt; </w:t>
+        <w:t xml:space="preserve"> (643.86) &lt; </w:t>
       </w:r>
       <w:r>
         <w:rPr>
@@ -22942,7 +22942,7 @@
         <w:t xml:space="preserve"> EMA_50 </w:t>
       </w:r>
       <w:r>
-        <w:t xml:space="preserve"> (651.50).</w:t>
+        <w:t xml:space="preserve"> (651.01).</w:t>
       </w:r>
     </w:p>
     <w:p>
@@ -22963,7 +22963,7 @@
         <w:rPr>
           <w:b/>
         </w:rPr>
-        <w:t>`28.23`</w:t>
+        <w:t>`31.06`</w:t>
       </w:r>
       <w:r>
         <w:t xml:space="preserve"> | ATR (14) = </w:t>
@@ -22972,7 +22972,7 @@
         <w:rPr>
           <w:b/>
         </w:rPr>
-        <w:t>`2.26`</w:t>
+        <w:t>`2.22`</w:t>
       </w:r>
       <w:r>
         <w:t xml:space="preserve"> cents | Volatility = </w:t>
@@ -22981,7 +22981,7 @@
         <w:rPr>
           <w:b/>
         </w:rPr>
-        <w:t>`1.50 cents`</w:t>
+        <w:t>`2.00 cents`</w:t>
       </w:r>
       <w:r>
         <w:t>.</w:t>
@@ -23005,7 +23005,7 @@
         <w:rPr>
           <w:b/>
         </w:rPr>
-        <w:t>`637.38`</w:t>
+        <w:t>`637.36`</w:t>
       </w:r>
       <w:r>
         <w:t xml:space="preserve"> | S2: </w:t>
@@ -23756,7 +23756,7 @@
           <w:b/>
           <w:color w:val="B91C1C"/>
         </w:rPr>
-        <w:t>`644.35 - 651.50 cents (Canh bán hồi kỹ thuật H1)`</w:t>
+        <w:t>`643.86 - 651.01 cents (Canh bán hồi kỹ thuật H1)`</w:t>
       </w:r>
       <w:r>
         <w:t xml:space="preserve"> | SL: </w:t>
@@ -23765,7 +23765,7 @@
         <w:rPr>
           <w:b/>
         </w:rPr>
-        <w:t>`738.89 cents (Trên kháng cự R2 + 1.5x ATR)`</w:t>
+        <w:t>`738.84 cents (Trên kháng cự R2 + 1.5x ATR)`</w:t>
       </w:r>
       <w:r>
         <w:t xml:space="preserve"> | TP: </w:t>
@@ -23776,7 +23776,7 @@
           <w:color w:val="D97706"/>
           <w:sz w:val="19"/>
         </w:rPr>
-        <w:t xml:space="preserve"> 637.38 cents </w:t>
+        <w:t xml:space="preserve"> 637.36 cents </w:t>
       </w:r>
       <w:r>
         <w:t xml:space="preserve"> / </w:t>
@@ -23827,7 +23827,7 @@
         <w:rPr>
           <w:b/>
         </w:rPr>
-        <w:t>`650.76 - 652.76 cents`</w:t>
+        <w:t>`650.75 - 652.75 cents`</w:t>
       </w:r>
       <w:r>
         <w:t xml:space="preserve"> | SL: </w:t>
@@ -23836,7 +23836,7 @@
         <w:rPr>
           <w:b/>
         </w:rPr>
-        <w:t>`649.72 cents`</w:t>
+        <w:t>`649.76 cents`</w:t>
       </w:r>
       <w:r>
         <w:t xml:space="preserve"> | TP: </w:t>
@@ -23882,7 +23882,7 @@
         <w:rPr>
           <w:b/>
         </w:rPr>
-        <w:t>`658.53 cents`</w:t>
+        <w:t>`658.49 cents`</w:t>
       </w:r>
       <w:r>
         <w:t xml:space="preserve"> | TP: </w:t>
@@ -23931,7 +23931,7 @@
         <w:rPr>
           <w:b/>
         </w:rPr>
-        <w:t>`627.21 - 636.25 cents`</w:t>
+        <w:t>`627.35 - 636.25 cents`</w:t>
       </w:r>
     </w:p>
     <w:p>
@@ -24338,7 +24338,7 @@
             </w:pPr>
             <w:r/>
             <w:r>
-              <w:t>638.25</w:t>
+              <w:t>639.00</w:t>
             </w:r>
           </w:p>
         </w:tc>
@@ -24366,7 +24366,7 @@
             </w:pPr>
             <w:r/>
             <w:r>
-              <w:t>649.50</w:t>
+              <w:t>650.25</w:t>
             </w:r>
           </w:p>
         </w:tc>
@@ -24394,7 +24394,7 @@
             </w:pPr>
             <w:r/>
             <w:r>
-              <w:t>632.75</w:t>
+              <w:t>633.50</w:t>
             </w:r>
           </w:p>
         </w:tc>
@@ -24425,7 +24425,7 @@
               <w:rPr>
                 <w:b/>
               </w:rPr>
-              <w:t>637.50</w:t>
+              <w:t>638.25</w:t>
             </w:r>
           </w:p>
         </w:tc>
@@ -24573,7 +24573,7 @@
             </w:pPr>
             <w:r/>
             <w:r>
-              <w:t>637.50</w:t>
+              <w:t>638.25</w:t>
             </w:r>
           </w:p>
         </w:tc>
@@ -24601,7 +24601,7 @@
             </w:pPr>
             <w:r/>
             <w:r>
-              <w:t>645.00</w:t>
+              <w:t>645.75</w:t>
             </w:r>
           </w:p>
         </w:tc>
@@ -24629,7 +24629,7 @@
             </w:pPr>
             <w:r/>
             <w:r>
-              <w:t>631.50</w:t>
+              <w:t>632.25</w:t>
             </w:r>
           </w:p>
         </w:tc>
@@ -24660,7 +24660,7 @@
               <w:rPr>
                 <w:b/>
               </w:rPr>
-              <w:t>637.00</w:t>
+              <w:t>637.75</w:t>
             </w:r>
           </w:p>
         </w:tc>
@@ -24808,7 +24808,7 @@
             </w:pPr>
             <w:r/>
             <w:r>
-              <w:t>637.00</w:t>
+              <w:t>637.75</w:t>
             </w:r>
           </w:p>
         </w:tc>
@@ -24836,7 +24836,7 @@
             </w:pPr>
             <w:r/>
             <w:r>
-              <w:t>650.75</w:t>
+              <w:t>651.50</w:t>
             </w:r>
           </w:p>
         </w:tc>
@@ -24864,7 +24864,7 @@
             </w:pPr>
             <w:r/>
             <w:r>
-              <w:t>622.25</w:t>
+              <w:t>623.00</w:t>
             </w:r>
           </w:p>
         </w:tc>
@@ -24895,7 +24895,7 @@
               <w:rPr>
                 <w:b/>
               </w:rPr>
-              <w:t>639.00</w:t>
+              <w:t>639.75</w:t>
             </w:r>
           </w:p>
         </w:tc>
@@ -25043,7 +25043,7 @@
             </w:pPr>
             <w:r/>
             <w:r>
-              <w:t>639.00</w:t>
+              <w:t>639.75</w:t>
             </w:r>
           </w:p>
         </w:tc>
@@ -25071,7 +25071,7 @@
             </w:pPr>
             <w:r/>
             <w:r>
-              <w:t>652.25</w:t>
+              <w:t>653.00</w:t>
             </w:r>
           </w:p>
         </w:tc>
@@ -25099,7 +25099,7 @@
             </w:pPr>
             <w:r/>
             <w:r>
-              <w:t>630.75</w:t>
+              <w:t>631.50</w:t>
             </w:r>
           </w:p>
         </w:tc>
@@ -25130,7 +25130,7 @@
               <w:rPr>
                 <w:b/>
               </w:rPr>
-              <w:t>640.25</w:t>
+              <w:t>641.00</w:t>
             </w:r>
           </w:p>
         </w:tc>
@@ -25278,7 +25278,7 @@
             </w:pPr>
             <w:r/>
             <w:r>
-              <w:t>640.25</w:t>
+              <w:t>641.00</w:t>
             </w:r>
           </w:p>
         </w:tc>
@@ -25306,7 +25306,7 @@
             </w:pPr>
             <w:r/>
             <w:r>
-              <w:t>656.75</w:t>
+              <w:t>657.50</w:t>
             </w:r>
           </w:p>
         </w:tc>
@@ -25334,7 +25334,7 @@
             </w:pPr>
             <w:r/>
             <w:r>
-              <w:t>629.75</w:t>
+              <w:t>630.50</w:t>
             </w:r>
           </w:p>
         </w:tc>
@@ -25365,7 +25365,7 @@
               <w:rPr>
                 <w:b/>
               </w:rPr>
-              <w:t>644.75</w:t>
+              <w:t>645.50</w:t>
             </w:r>
           </w:p>
         </w:tc>
@@ -25513,7 +25513,7 @@
             </w:pPr>
             <w:r/>
             <w:r>
-              <w:t>644.75</w:t>
+              <w:t>645.50</w:t>
             </w:r>
           </w:p>
         </w:tc>
@@ -25541,7 +25541,7 @@
             </w:pPr>
             <w:r/>
             <w:r>
-              <w:t>652.50</w:t>
+              <w:t>653.25</w:t>
             </w:r>
           </w:p>
         </w:tc>
@@ -25569,7 +25569,7 @@
             </w:pPr>
             <w:r/>
             <w:r>
-              <w:t>633.75</w:t>
+              <w:t>634.50</w:t>
             </w:r>
           </w:p>
         </w:tc>
@@ -25600,7 +25600,7 @@
               <w:rPr>
                 <w:b/>
               </w:rPr>
-              <w:t>646.00</w:t>
+              <w:t>646.75</w:t>
             </w:r>
           </w:p>
         </w:tc>
@@ -25748,7 +25748,7 @@
             </w:pPr>
             <w:r/>
             <w:r>
-              <w:t>646.00</w:t>
+              <w:t>646.75</w:t>
             </w:r>
           </w:p>
         </w:tc>
@@ -25776,7 +25776,7 @@
             </w:pPr>
             <w:r/>
             <w:r>
-              <w:t>654.25</w:t>
+              <w:t>655.00</w:t>
             </w:r>
           </w:p>
         </w:tc>
@@ -25804,7 +25804,7 @@
             </w:pPr>
             <w:r/>
             <w:r>
-              <w:t>635.50</w:t>
+              <w:t>636.25</w:t>
             </w:r>
           </w:p>
         </w:tc>
@@ -25835,7 +25835,7 @@
               <w:rPr>
                 <w:b/>
               </w:rPr>
-              <w:t>647.75</w:t>
+              <w:t>648.50</w:t>
             </w:r>
           </w:p>
         </w:tc>
@@ -25983,7 +25983,7 @@
             </w:pPr>
             <w:r/>
             <w:r>
-              <w:t>647.75</w:t>
+              <w:t>648.50</w:t>
             </w:r>
           </w:p>
         </w:tc>
@@ -26011,7 +26011,7 @@
             </w:pPr>
             <w:r/>
             <w:r>
-              <w:t>660.00</w:t>
+              <w:t>660.75</w:t>
             </w:r>
           </w:p>
         </w:tc>
@@ -26039,7 +26039,7 @@
             </w:pPr>
             <w:r/>
             <w:r>
-              <w:t>638.00</w:t>
+              <w:t>638.75</w:t>
             </w:r>
           </w:p>
         </w:tc>
@@ -26070,7 +26070,7 @@
               <w:rPr>
                 <w:b/>
               </w:rPr>
-              <w:t>646.75</w:t>
+              <w:t>647.50</w:t>
             </w:r>
           </w:p>
         </w:tc>
@@ -26218,7 +26218,7 @@
             </w:pPr>
             <w:r/>
             <w:r>
-              <w:t>646.75</w:t>
+              <w:t>647.50</w:t>
             </w:r>
           </w:p>
         </w:tc>
@@ -26246,7 +26246,7 @@
             </w:pPr>
             <w:r/>
             <w:r>
-              <w:t>657.25</w:t>
+              <w:t>658.00</w:t>
             </w:r>
           </w:p>
         </w:tc>
@@ -26274,7 +26274,7 @@
             </w:pPr>
             <w:r/>
             <w:r>
-              <w:t>632.00</w:t>
+              <w:t>632.75</w:t>
             </w:r>
           </w:p>
         </w:tc>
@@ -26305,7 +26305,7 @@
               <w:rPr>
                 <w:b/>
               </w:rPr>
-              <w:t>649.00</w:t>
+              <w:t>649.75</w:t>
             </w:r>
           </w:p>
         </w:tc>
@@ -26453,7 +26453,7 @@
             </w:pPr>
             <w:r/>
             <w:r>
-              <w:t>649.00</w:t>
+              <w:t>649.75</w:t>
             </w:r>
           </w:p>
         </w:tc>
@@ -26481,7 +26481,7 @@
             </w:pPr>
             <w:r/>
             <w:r>
-              <w:t>659.50</w:t>
+              <w:t>660.25</w:t>
             </w:r>
           </w:p>
         </w:tc>
@@ -26509,7 +26509,7 @@
             </w:pPr>
             <w:r/>
             <w:r>
-              <w:t>642.75</w:t>
+              <w:t>643.50</w:t>
             </w:r>
           </w:p>
         </w:tc>
@@ -26540,7 +26540,7 @@
               <w:rPr>
                 <w:b/>
               </w:rPr>
-              <w:t>649.75</w:t>
+              <w:t>650.50</w:t>
             </w:r>
           </w:p>
         </w:tc>
@@ -26688,7 +26688,7 @@
             </w:pPr>
             <w:r/>
             <w:r>
-              <w:t>649.75</w:t>
+              <w:t>650.50</w:t>
             </w:r>
           </w:p>
         </w:tc>
@@ -26716,7 +26716,7 @@
             </w:pPr>
             <w:r/>
             <w:r>
-              <w:t>664.00</w:t>
+              <w:t>664.75</w:t>
             </w:r>
           </w:p>
         </w:tc>
@@ -26744,7 +26744,7 @@
             </w:pPr>
             <w:r/>
             <w:r>
-              <w:t>635.00</w:t>
+              <w:t>635.75</w:t>
             </w:r>
           </w:p>
         </w:tc>
@@ -26775,7 +26775,7 @@
               <w:rPr>
                 <w:b/>
               </w:rPr>
-              <w:t>651.75</w:t>
+              <w:t>652.50</w:t>
             </w:r>
           </w:p>
         </w:tc>
@@ -26923,7 +26923,7 @@
             </w:pPr>
             <w:r/>
             <w:r>
-              <w:t>651.75</w:t>
+              <w:t>652.50</w:t>
             </w:r>
           </w:p>
         </w:tc>
@@ -26951,7 +26951,7 @@
             </w:pPr>
             <w:r/>
             <w:r>
-              <w:t>658.25</w:t>
+              <w:t>659.00</w:t>
             </w:r>
           </w:p>
         </w:tc>
@@ -26979,7 +26979,7 @@
             </w:pPr>
             <w:r/>
             <w:r>
-              <w:t>645.00</w:t>
+              <w:t>645.75</w:t>
             </w:r>
           </w:p>
         </w:tc>
@@ -27010,7 +27010,7 @@
               <w:rPr>
                 <w:b/>
               </w:rPr>
-              <w:t>652.00</w:t>
+              <w:t>652.75</w:t>
             </w:r>
           </w:p>
         </w:tc>
@@ -27158,7 +27158,7 @@
             </w:pPr>
             <w:r/>
             <w:r>
-              <w:t>652.00</w:t>
+              <w:t>652.75</w:t>
             </w:r>
           </w:p>
         </w:tc>
@@ -27186,7 +27186,7 @@
             </w:pPr>
             <w:r/>
             <w:r>
-              <w:t>662.25</w:t>
+              <w:t>663.00</w:t>
             </w:r>
           </w:p>
         </w:tc>
@@ -27214,7 +27214,7 @@
             </w:pPr>
             <w:r/>
             <w:r>
-              <w:t>644.00</w:t>
+              <w:t>644.75</w:t>
             </w:r>
           </w:p>
         </w:tc>
@@ -27222,6 +27222,241 @@
           <w:tcPr>
             <w:tcW w:type="dxa" w:w="1728"/>
             <w:shd w:fill="F8FAFC"/>
+            <w:tcMar>
+              <w:top w:w="100" w:type="dxa"/>
+              <w:bottom w:w="100" w:type="dxa"/>
+              <w:left w:w="120" w:type="dxa"/>
+              <w:right w:w="120" w:type="dxa"/>
+            </w:tcMar>
+            <w:tcBorders>
+              <w:top w:val="single" w:sz="4" w:space="0" w:color="CCCCCC"/>
+              <w:bottom w:val="single" w:sz="4" w:space="0" w:color="CCCCCC"/>
+              <w:left w:val="single" w:sz="4" w:space="0" w:color="CCCCCC"/>
+              <w:right w:val="single" w:sz="4" w:space="0" w:color="CCCCCC"/>
+            </w:tcBorders>
+          </w:tcPr>
+          <w:p>
+            <w:pPr>
+              <w:spacing w:before="60" w:after="60" w:line="252" w:lineRule="auto"/>
+              <w:jc w:val="left"/>
+            </w:pPr>
+            <w:r/>
+            <w:r>
+              <w:rPr>
+                <w:b/>
+              </w:rPr>
+              <w:t>653.25</w:t>
+            </w:r>
+          </w:p>
+        </w:tc>
+        <w:tc>
+          <w:tcPr>
+            <w:tcW w:type="dxa" w:w="3456"/>
+            <w:shd w:fill="F8FAFC"/>
+            <w:tcMar>
+              <w:top w:w="100" w:type="dxa"/>
+              <w:bottom w:w="100" w:type="dxa"/>
+              <w:left w:w="120" w:type="dxa"/>
+              <w:right w:w="120" w:type="dxa"/>
+            </w:tcMar>
+            <w:tcBorders>
+              <w:top w:val="single" w:sz="4" w:space="0" w:color="CCCCCC"/>
+              <w:bottom w:val="single" w:sz="4" w:space="0" w:color="CCCCCC"/>
+              <w:left w:val="single" w:sz="4" w:space="0" w:color="CCCCCC"/>
+              <w:right w:val="single" w:sz="4" w:space="0" w:color="CCCCCC"/>
+            </w:tcBorders>
+          </w:tcPr>
+          <w:p>
+            <w:pPr>
+              <w:spacing w:before="60" w:after="60" w:line="252" w:lineRule="auto"/>
+              <w:jc w:val="left"/>
+            </w:pPr>
+            <w:r/>
+            <w:r>
+              <w:rPr>
+                <w:b/>
+              </w:rPr>
+              <w:t>+0.50</w:t>
+            </w:r>
+          </w:p>
+        </w:tc>
+        <w:tc>
+          <w:tcPr>
+            <w:tcW w:type="dxa" w:w="1440"/>
+            <w:shd w:fill="F8FAFC"/>
+            <w:tcMar>
+              <w:top w:w="100" w:type="dxa"/>
+              <w:bottom w:w="100" w:type="dxa"/>
+              <w:left w:w="120" w:type="dxa"/>
+              <w:right w:w="120" w:type="dxa"/>
+            </w:tcMar>
+            <w:tcBorders>
+              <w:top w:val="single" w:sz="4" w:space="0" w:color="CCCCCC"/>
+              <w:bottom w:val="single" w:sz="4" w:space="0" w:color="CCCCCC"/>
+              <w:left w:val="single" w:sz="4" w:space="0" w:color="CCCCCC"/>
+              <w:right w:val="single" w:sz="4" w:space="0" w:color="CCCCCC"/>
+            </w:tcBorders>
+          </w:tcPr>
+          <w:p>
+            <w:pPr>
+              <w:spacing w:before="60" w:after="60" w:line="252" w:lineRule="auto"/>
+              <w:jc w:val="left"/>
+            </w:pPr>
+            <w:r/>
+            <w:r>
+              <w:t>BULL</w:t>
+            </w:r>
+          </w:p>
+        </w:tc>
+      </w:tr>
+      <w:tr>
+        <w:tc>
+          <w:tcPr>
+            <w:tcW w:type="dxa" w:w="1584"/>
+            <w:shd w:fill="FFFFFF"/>
+            <w:tcMar>
+              <w:top w:w="100" w:type="dxa"/>
+              <w:bottom w:w="100" w:type="dxa"/>
+              <w:left w:w="120" w:type="dxa"/>
+              <w:right w:w="120" w:type="dxa"/>
+            </w:tcMar>
+            <w:tcBorders>
+              <w:top w:val="single" w:sz="4" w:space="0" w:color="CCCCCC"/>
+              <w:bottom w:val="single" w:sz="4" w:space="0" w:color="CCCCCC"/>
+              <w:left w:val="single" w:sz="4" w:space="0" w:color="CCCCCC"/>
+              <w:right w:val="single" w:sz="4" w:space="0" w:color="CCCCCC"/>
+            </w:tcBorders>
+          </w:tcPr>
+          <w:p>
+            <w:pPr>
+              <w:spacing w:before="60" w:after="60" w:line="252" w:lineRule="auto"/>
+              <w:jc w:val="left"/>
+            </w:pPr>
+            <w:r/>
+            <w:r>
+              <w:rPr>
+                <w:b/>
+              </w:rPr>
+              <w:t>Wed 21/10</w:t>
+            </w:r>
+          </w:p>
+        </w:tc>
+        <w:tc>
+          <w:tcPr>
+            <w:tcW w:type="dxa" w:w="864"/>
+            <w:shd w:fill="FFFFFF"/>
+            <w:tcMar>
+              <w:top w:w="100" w:type="dxa"/>
+              <w:bottom w:w="100" w:type="dxa"/>
+              <w:left w:w="120" w:type="dxa"/>
+              <w:right w:w="120" w:type="dxa"/>
+            </w:tcMar>
+            <w:tcBorders>
+              <w:top w:val="single" w:sz="4" w:space="0" w:color="CCCCCC"/>
+              <w:bottom w:val="single" w:sz="4" w:space="0" w:color="CCCCCC"/>
+              <w:left w:val="single" w:sz="4" w:space="0" w:color="CCCCCC"/>
+              <w:right w:val="single" w:sz="4" w:space="0" w:color="CCCCCC"/>
+            </w:tcBorders>
+          </w:tcPr>
+          <w:p>
+            <w:pPr>
+              <w:spacing w:before="60" w:after="60" w:line="252" w:lineRule="auto"/>
+              <w:jc w:val="left"/>
+            </w:pPr>
+            <w:r/>
+            <w:r>
+              <w:t>Asia 11-15</w:t>
+            </w:r>
+          </w:p>
+        </w:tc>
+        <w:tc>
+          <w:tcPr>
+            <w:tcW w:type="dxa" w:w="1440"/>
+            <w:shd w:fill="FFFFFF"/>
+            <w:tcMar>
+              <w:top w:w="100" w:type="dxa"/>
+              <w:bottom w:w="100" w:type="dxa"/>
+              <w:left w:w="120" w:type="dxa"/>
+              <w:right w:w="120" w:type="dxa"/>
+            </w:tcMar>
+            <w:tcBorders>
+              <w:top w:val="single" w:sz="4" w:space="0" w:color="CCCCCC"/>
+              <w:bottom w:val="single" w:sz="4" w:space="0" w:color="CCCCCC"/>
+              <w:left w:val="single" w:sz="4" w:space="0" w:color="CCCCCC"/>
+              <w:right w:val="single" w:sz="4" w:space="0" w:color="CCCCCC"/>
+            </w:tcBorders>
+          </w:tcPr>
+          <w:p>
+            <w:pPr>
+              <w:spacing w:before="60" w:after="60" w:line="252" w:lineRule="auto"/>
+              <w:jc w:val="left"/>
+            </w:pPr>
+            <w:r/>
+            <w:r>
+              <w:t>653.25</w:t>
+            </w:r>
+          </w:p>
+        </w:tc>
+        <w:tc>
+          <w:tcPr>
+            <w:tcW w:type="dxa" w:w="2016"/>
+            <w:shd w:fill="FFFFFF"/>
+            <w:tcMar>
+              <w:top w:w="100" w:type="dxa"/>
+              <w:bottom w:w="100" w:type="dxa"/>
+              <w:left w:w="120" w:type="dxa"/>
+              <w:right w:w="120" w:type="dxa"/>
+            </w:tcMar>
+            <w:tcBorders>
+              <w:top w:val="single" w:sz="4" w:space="0" w:color="CCCCCC"/>
+              <w:bottom w:val="single" w:sz="4" w:space="0" w:color="CCCCCC"/>
+              <w:left w:val="single" w:sz="4" w:space="0" w:color="CCCCCC"/>
+              <w:right w:val="single" w:sz="4" w:space="0" w:color="CCCCCC"/>
+            </w:tcBorders>
+          </w:tcPr>
+          <w:p>
+            <w:pPr>
+              <w:spacing w:before="60" w:after="60" w:line="252" w:lineRule="auto"/>
+              <w:jc w:val="left"/>
+            </w:pPr>
+            <w:r/>
+            <w:r>
+              <w:t>660.25</w:t>
+            </w:r>
+          </w:p>
+        </w:tc>
+        <w:tc>
+          <w:tcPr>
+            <w:tcW w:type="dxa" w:w="1152"/>
+            <w:shd w:fill="FFFFFF"/>
+            <w:tcMar>
+              <w:top w:w="100" w:type="dxa"/>
+              <w:bottom w:w="100" w:type="dxa"/>
+              <w:left w:w="120" w:type="dxa"/>
+              <w:right w:w="120" w:type="dxa"/>
+            </w:tcMar>
+            <w:tcBorders>
+              <w:top w:val="single" w:sz="4" w:space="0" w:color="CCCCCC"/>
+              <w:bottom w:val="single" w:sz="4" w:space="0" w:color="CCCCCC"/>
+              <w:left w:val="single" w:sz="4" w:space="0" w:color="CCCCCC"/>
+              <w:right w:val="single" w:sz="4" w:space="0" w:color="CCCCCC"/>
+            </w:tcBorders>
+          </w:tcPr>
+          <w:p>
+            <w:pPr>
+              <w:spacing w:before="60" w:after="60" w:line="252" w:lineRule="auto"/>
+              <w:jc w:val="left"/>
+            </w:pPr>
+            <w:r/>
+            <w:r>
+              <w:t>647.25</w:t>
+            </w:r>
+          </w:p>
+        </w:tc>
+        <w:tc>
+          <w:tcPr>
+            <w:tcW w:type="dxa" w:w="1728"/>
+            <w:shd w:fill="FFFFFF"/>
             <w:tcMar>
               <w:top w:w="100" w:type="dxa"/>
               <w:bottom w:w="100" w:type="dxa"/>
@@ -27252,7 +27487,477 @@
         <w:tc>
           <w:tcPr>
             <w:tcW w:type="dxa" w:w="3456"/>
+            <w:shd w:fill="FFFFFF"/>
+            <w:tcMar>
+              <w:top w:w="100" w:type="dxa"/>
+              <w:bottom w:w="100" w:type="dxa"/>
+              <w:left w:w="120" w:type="dxa"/>
+              <w:right w:w="120" w:type="dxa"/>
+            </w:tcMar>
+            <w:tcBorders>
+              <w:top w:val="single" w:sz="4" w:space="0" w:color="CCCCCC"/>
+              <w:bottom w:val="single" w:sz="4" w:space="0" w:color="CCCCCC"/>
+              <w:left w:val="single" w:sz="4" w:space="0" w:color="CCCCCC"/>
+              <w:right w:val="single" w:sz="4" w:space="0" w:color="CCCCCC"/>
+            </w:tcBorders>
+          </w:tcPr>
+          <w:p>
+            <w:pPr>
+              <w:spacing w:before="60" w:after="60" w:line="252" w:lineRule="auto"/>
+              <w:jc w:val="left"/>
+            </w:pPr>
+            <w:r/>
+            <w:r>
+              <w:rPr>
+                <w:b/>
+              </w:rPr>
+              <w:t>-0.75</w:t>
+            </w:r>
+          </w:p>
+        </w:tc>
+        <w:tc>
+          <w:tcPr>
+            <w:tcW w:type="dxa" w:w="1440"/>
+            <w:shd w:fill="FFFFFF"/>
+            <w:tcMar>
+              <w:top w:w="100" w:type="dxa"/>
+              <w:bottom w:w="100" w:type="dxa"/>
+              <w:left w:w="120" w:type="dxa"/>
+              <w:right w:w="120" w:type="dxa"/>
+            </w:tcMar>
+            <w:tcBorders>
+              <w:top w:val="single" w:sz="4" w:space="0" w:color="CCCCCC"/>
+              <w:bottom w:val="single" w:sz="4" w:space="0" w:color="CCCCCC"/>
+              <w:left w:val="single" w:sz="4" w:space="0" w:color="CCCCCC"/>
+              <w:right w:val="single" w:sz="4" w:space="0" w:color="CCCCCC"/>
+            </w:tcBorders>
+          </w:tcPr>
+          <w:p>
+            <w:pPr>
+              <w:spacing w:before="60" w:after="60" w:line="252" w:lineRule="auto"/>
+              <w:jc w:val="left"/>
+            </w:pPr>
+            <w:r/>
+            <w:r>
+              <w:t>BEAR</w:t>
+            </w:r>
+          </w:p>
+        </w:tc>
+      </w:tr>
+      <w:tr>
+        <w:tc>
+          <w:tcPr>
+            <w:tcW w:type="dxa" w:w="1584"/>
             <w:shd w:fill="F8FAFC"/>
+            <w:tcMar>
+              <w:top w:w="100" w:type="dxa"/>
+              <w:bottom w:w="100" w:type="dxa"/>
+              <w:left w:w="120" w:type="dxa"/>
+              <w:right w:w="120" w:type="dxa"/>
+            </w:tcMar>
+            <w:tcBorders>
+              <w:top w:val="single" w:sz="4" w:space="0" w:color="CCCCCC"/>
+              <w:bottom w:val="single" w:sz="4" w:space="0" w:color="CCCCCC"/>
+              <w:left w:val="single" w:sz="4" w:space="0" w:color="CCCCCC"/>
+              <w:right w:val="single" w:sz="4" w:space="0" w:color="CCCCCC"/>
+            </w:tcBorders>
+          </w:tcPr>
+          <w:p>
+            <w:pPr>
+              <w:spacing w:before="60" w:after="60" w:line="252" w:lineRule="auto"/>
+              <w:jc w:val="left"/>
+            </w:pPr>
+            <w:r/>
+            <w:r>
+              <w:rPr>
+                <w:b/>
+              </w:rPr>
+              <w:t>Wed 21/10</w:t>
+            </w:r>
+          </w:p>
+        </w:tc>
+        <w:tc>
+          <w:tcPr>
+            <w:tcW w:type="dxa" w:w="864"/>
+            <w:shd w:fill="F8FAFC"/>
+            <w:tcMar>
+              <w:top w:w="100" w:type="dxa"/>
+              <w:bottom w:w="100" w:type="dxa"/>
+              <w:left w:w="120" w:type="dxa"/>
+              <w:right w:w="120" w:type="dxa"/>
+            </w:tcMar>
+            <w:tcBorders>
+              <w:top w:val="single" w:sz="4" w:space="0" w:color="CCCCCC"/>
+              <w:bottom w:val="single" w:sz="4" w:space="0" w:color="CCCCCC"/>
+              <w:left w:val="single" w:sz="4" w:space="0" w:color="CCCCCC"/>
+              <w:right w:val="single" w:sz="4" w:space="0" w:color="CCCCCC"/>
+            </w:tcBorders>
+          </w:tcPr>
+          <w:p>
+            <w:pPr>
+              <w:spacing w:before="60" w:after="60" w:line="252" w:lineRule="auto"/>
+              <w:jc w:val="left"/>
+            </w:pPr>
+            <w:r/>
+            <w:r>
+              <w:t>London 15-19</w:t>
+            </w:r>
+          </w:p>
+        </w:tc>
+        <w:tc>
+          <w:tcPr>
+            <w:tcW w:type="dxa" w:w="1440"/>
+            <w:shd w:fill="F8FAFC"/>
+            <w:tcMar>
+              <w:top w:w="100" w:type="dxa"/>
+              <w:bottom w:w="100" w:type="dxa"/>
+              <w:left w:w="120" w:type="dxa"/>
+              <w:right w:w="120" w:type="dxa"/>
+            </w:tcMar>
+            <w:tcBorders>
+              <w:top w:val="single" w:sz="4" w:space="0" w:color="CCCCCC"/>
+              <w:bottom w:val="single" w:sz="4" w:space="0" w:color="CCCCCC"/>
+              <w:left w:val="single" w:sz="4" w:space="0" w:color="CCCCCC"/>
+              <w:right w:val="single" w:sz="4" w:space="0" w:color="CCCCCC"/>
+            </w:tcBorders>
+          </w:tcPr>
+          <w:p>
+            <w:pPr>
+              <w:spacing w:before="60" w:after="60" w:line="252" w:lineRule="auto"/>
+              <w:jc w:val="left"/>
+            </w:pPr>
+            <w:r/>
+            <w:r>
+              <w:t>652.50</w:t>
+            </w:r>
+          </w:p>
+        </w:tc>
+        <w:tc>
+          <w:tcPr>
+            <w:tcW w:type="dxa" w:w="2016"/>
+            <w:shd w:fill="F8FAFC"/>
+            <w:tcMar>
+              <w:top w:w="100" w:type="dxa"/>
+              <w:bottom w:w="100" w:type="dxa"/>
+              <w:left w:w="120" w:type="dxa"/>
+              <w:right w:w="120" w:type="dxa"/>
+            </w:tcMar>
+            <w:tcBorders>
+              <w:top w:val="single" w:sz="4" w:space="0" w:color="CCCCCC"/>
+              <w:bottom w:val="single" w:sz="4" w:space="0" w:color="CCCCCC"/>
+              <w:left w:val="single" w:sz="4" w:space="0" w:color="CCCCCC"/>
+              <w:right w:val="single" w:sz="4" w:space="0" w:color="CCCCCC"/>
+            </w:tcBorders>
+          </w:tcPr>
+          <w:p>
+            <w:pPr>
+              <w:spacing w:before="60" w:after="60" w:line="252" w:lineRule="auto"/>
+              <w:jc w:val="left"/>
+            </w:pPr>
+            <w:r/>
+            <w:r>
+              <w:t>666.00</w:t>
+            </w:r>
+          </w:p>
+        </w:tc>
+        <w:tc>
+          <w:tcPr>
+            <w:tcW w:type="dxa" w:w="1152"/>
+            <w:shd w:fill="F8FAFC"/>
+            <w:tcMar>
+              <w:top w:w="100" w:type="dxa"/>
+              <w:bottom w:w="100" w:type="dxa"/>
+              <w:left w:w="120" w:type="dxa"/>
+              <w:right w:w="120" w:type="dxa"/>
+            </w:tcMar>
+            <w:tcBorders>
+              <w:top w:val="single" w:sz="4" w:space="0" w:color="CCCCCC"/>
+              <w:bottom w:val="single" w:sz="4" w:space="0" w:color="CCCCCC"/>
+              <w:left w:val="single" w:sz="4" w:space="0" w:color="CCCCCC"/>
+              <w:right w:val="single" w:sz="4" w:space="0" w:color="CCCCCC"/>
+            </w:tcBorders>
+          </w:tcPr>
+          <w:p>
+            <w:pPr>
+              <w:spacing w:before="60" w:after="60" w:line="252" w:lineRule="auto"/>
+              <w:jc w:val="left"/>
+            </w:pPr>
+            <w:r/>
+            <w:r>
+              <w:t>639.50</w:t>
+            </w:r>
+          </w:p>
+        </w:tc>
+        <w:tc>
+          <w:tcPr>
+            <w:tcW w:type="dxa" w:w="1728"/>
+            <w:shd w:fill="F8FAFC"/>
+            <w:tcMar>
+              <w:top w:w="100" w:type="dxa"/>
+              <w:bottom w:w="100" w:type="dxa"/>
+              <w:left w:w="120" w:type="dxa"/>
+              <w:right w:w="120" w:type="dxa"/>
+            </w:tcMar>
+            <w:tcBorders>
+              <w:top w:val="single" w:sz="4" w:space="0" w:color="CCCCCC"/>
+              <w:bottom w:val="single" w:sz="4" w:space="0" w:color="CCCCCC"/>
+              <w:left w:val="single" w:sz="4" w:space="0" w:color="CCCCCC"/>
+              <w:right w:val="single" w:sz="4" w:space="0" w:color="CCCCCC"/>
+            </w:tcBorders>
+          </w:tcPr>
+          <w:p>
+            <w:pPr>
+              <w:spacing w:before="60" w:after="60" w:line="252" w:lineRule="auto"/>
+              <w:jc w:val="left"/>
+            </w:pPr>
+            <w:r/>
+            <w:r>
+              <w:rPr>
+                <w:b/>
+              </w:rPr>
+              <w:t>654.25</w:t>
+            </w:r>
+          </w:p>
+        </w:tc>
+        <w:tc>
+          <w:tcPr>
+            <w:tcW w:type="dxa" w:w="3456"/>
+            <w:shd w:fill="F8FAFC"/>
+            <w:tcMar>
+              <w:top w:w="100" w:type="dxa"/>
+              <w:bottom w:w="100" w:type="dxa"/>
+              <w:left w:w="120" w:type="dxa"/>
+              <w:right w:w="120" w:type="dxa"/>
+            </w:tcMar>
+            <w:tcBorders>
+              <w:top w:val="single" w:sz="4" w:space="0" w:color="CCCCCC"/>
+              <w:bottom w:val="single" w:sz="4" w:space="0" w:color="CCCCCC"/>
+              <w:left w:val="single" w:sz="4" w:space="0" w:color="CCCCCC"/>
+              <w:right w:val="single" w:sz="4" w:space="0" w:color="CCCCCC"/>
+            </w:tcBorders>
+          </w:tcPr>
+          <w:p>
+            <w:pPr>
+              <w:spacing w:before="60" w:after="60" w:line="252" w:lineRule="auto"/>
+              <w:jc w:val="left"/>
+            </w:pPr>
+            <w:r/>
+            <w:r>
+              <w:rPr>
+                <w:b/>
+              </w:rPr>
+              <w:t>+1.75</w:t>
+            </w:r>
+          </w:p>
+        </w:tc>
+        <w:tc>
+          <w:tcPr>
+            <w:tcW w:type="dxa" w:w="1440"/>
+            <w:shd w:fill="F8FAFC"/>
+            <w:tcMar>
+              <w:top w:w="100" w:type="dxa"/>
+              <w:bottom w:w="100" w:type="dxa"/>
+              <w:left w:w="120" w:type="dxa"/>
+              <w:right w:w="120" w:type="dxa"/>
+            </w:tcMar>
+            <w:tcBorders>
+              <w:top w:val="single" w:sz="4" w:space="0" w:color="CCCCCC"/>
+              <w:bottom w:val="single" w:sz="4" w:space="0" w:color="CCCCCC"/>
+              <w:left w:val="single" w:sz="4" w:space="0" w:color="CCCCCC"/>
+              <w:right w:val="single" w:sz="4" w:space="0" w:color="CCCCCC"/>
+            </w:tcBorders>
+          </w:tcPr>
+          <w:p>
+            <w:pPr>
+              <w:spacing w:before="60" w:after="60" w:line="252" w:lineRule="auto"/>
+              <w:jc w:val="left"/>
+            </w:pPr>
+            <w:r/>
+            <w:r>
+              <w:t>BULL</w:t>
+            </w:r>
+          </w:p>
+        </w:tc>
+      </w:tr>
+      <w:tr>
+        <w:tc>
+          <w:tcPr>
+            <w:tcW w:type="dxa" w:w="1584"/>
+            <w:shd w:fill="FFFFFF"/>
+            <w:tcMar>
+              <w:top w:w="100" w:type="dxa"/>
+              <w:bottom w:w="100" w:type="dxa"/>
+              <w:left w:w="120" w:type="dxa"/>
+              <w:right w:w="120" w:type="dxa"/>
+            </w:tcMar>
+            <w:tcBorders>
+              <w:top w:val="single" w:sz="4" w:space="0" w:color="CCCCCC"/>
+              <w:bottom w:val="single" w:sz="4" w:space="0" w:color="CCCCCC"/>
+              <w:left w:val="single" w:sz="4" w:space="0" w:color="CCCCCC"/>
+              <w:right w:val="single" w:sz="4" w:space="0" w:color="CCCCCC"/>
+            </w:tcBorders>
+          </w:tcPr>
+          <w:p>
+            <w:pPr>
+              <w:spacing w:before="60" w:after="60" w:line="252" w:lineRule="auto"/>
+              <w:jc w:val="left"/>
+            </w:pPr>
+            <w:r/>
+            <w:r>
+              <w:rPr>
+                <w:b/>
+              </w:rPr>
+              <w:t>Wed 21/10</w:t>
+            </w:r>
+          </w:p>
+        </w:tc>
+        <w:tc>
+          <w:tcPr>
+            <w:tcW w:type="dxa" w:w="864"/>
+            <w:shd w:fill="FFFFFF"/>
+            <w:tcMar>
+              <w:top w:w="100" w:type="dxa"/>
+              <w:bottom w:w="100" w:type="dxa"/>
+              <w:left w:w="120" w:type="dxa"/>
+              <w:right w:w="120" w:type="dxa"/>
+            </w:tcMar>
+            <w:tcBorders>
+              <w:top w:val="single" w:sz="4" w:space="0" w:color="CCCCCC"/>
+              <w:bottom w:val="single" w:sz="4" w:space="0" w:color="CCCCCC"/>
+              <w:left w:val="single" w:sz="4" w:space="0" w:color="CCCCCC"/>
+              <w:right w:val="single" w:sz="4" w:space="0" w:color="CCCCCC"/>
+            </w:tcBorders>
+          </w:tcPr>
+          <w:p>
+            <w:pPr>
+              <w:spacing w:before="60" w:after="60" w:line="252" w:lineRule="auto"/>
+              <w:jc w:val="left"/>
+            </w:pPr>
+            <w:r/>
+            <w:r>
+              <w:t>Pre-NY 19-21</w:t>
+            </w:r>
+          </w:p>
+        </w:tc>
+        <w:tc>
+          <w:tcPr>
+            <w:tcW w:type="dxa" w:w="1440"/>
+            <w:shd w:fill="FFFFFF"/>
+            <w:tcMar>
+              <w:top w:w="100" w:type="dxa"/>
+              <w:bottom w:w="100" w:type="dxa"/>
+              <w:left w:w="120" w:type="dxa"/>
+              <w:right w:w="120" w:type="dxa"/>
+            </w:tcMar>
+            <w:tcBorders>
+              <w:top w:val="single" w:sz="4" w:space="0" w:color="CCCCCC"/>
+              <w:bottom w:val="single" w:sz="4" w:space="0" w:color="CCCCCC"/>
+              <w:left w:val="single" w:sz="4" w:space="0" w:color="CCCCCC"/>
+              <w:right w:val="single" w:sz="4" w:space="0" w:color="CCCCCC"/>
+            </w:tcBorders>
+          </w:tcPr>
+          <w:p>
+            <w:pPr>
+              <w:spacing w:before="60" w:after="60" w:line="252" w:lineRule="auto"/>
+              <w:jc w:val="left"/>
+            </w:pPr>
+            <w:r/>
+            <w:r>
+              <w:t>654.25</w:t>
+            </w:r>
+          </w:p>
+        </w:tc>
+        <w:tc>
+          <w:tcPr>
+            <w:tcW w:type="dxa" w:w="2016"/>
+            <w:shd w:fill="FFFFFF"/>
+            <w:tcMar>
+              <w:top w:w="100" w:type="dxa"/>
+              <w:bottom w:w="100" w:type="dxa"/>
+              <w:left w:w="120" w:type="dxa"/>
+              <w:right w:w="120" w:type="dxa"/>
+            </w:tcMar>
+            <w:tcBorders>
+              <w:top w:val="single" w:sz="4" w:space="0" w:color="CCCCCC"/>
+              <w:bottom w:val="single" w:sz="4" w:space="0" w:color="CCCCCC"/>
+              <w:left w:val="single" w:sz="4" w:space="0" w:color="CCCCCC"/>
+              <w:right w:val="single" w:sz="4" w:space="0" w:color="CCCCCC"/>
+            </w:tcBorders>
+          </w:tcPr>
+          <w:p>
+            <w:pPr>
+              <w:spacing w:before="60" w:after="60" w:line="252" w:lineRule="auto"/>
+              <w:jc w:val="left"/>
+            </w:pPr>
+            <w:r/>
+            <w:r>
+              <w:t>663.50</w:t>
+            </w:r>
+          </w:p>
+        </w:tc>
+        <w:tc>
+          <w:tcPr>
+            <w:tcW w:type="dxa" w:w="1152"/>
+            <w:shd w:fill="FFFFFF"/>
+            <w:tcMar>
+              <w:top w:w="100" w:type="dxa"/>
+              <w:bottom w:w="100" w:type="dxa"/>
+              <w:left w:w="120" w:type="dxa"/>
+              <w:right w:w="120" w:type="dxa"/>
+            </w:tcMar>
+            <w:tcBorders>
+              <w:top w:val="single" w:sz="4" w:space="0" w:color="CCCCCC"/>
+              <w:bottom w:val="single" w:sz="4" w:space="0" w:color="CCCCCC"/>
+              <w:left w:val="single" w:sz="4" w:space="0" w:color="CCCCCC"/>
+              <w:right w:val="single" w:sz="4" w:space="0" w:color="CCCCCC"/>
+            </w:tcBorders>
+          </w:tcPr>
+          <w:p>
+            <w:pPr>
+              <w:spacing w:before="60" w:after="60" w:line="252" w:lineRule="auto"/>
+              <w:jc w:val="left"/>
+            </w:pPr>
+            <w:r/>
+            <w:r>
+              <w:t>643.50</w:t>
+            </w:r>
+          </w:p>
+        </w:tc>
+        <w:tc>
+          <w:tcPr>
+            <w:tcW w:type="dxa" w:w="1728"/>
+            <w:shd w:fill="FFFFFF"/>
+            <w:tcMar>
+              <w:top w:w="100" w:type="dxa"/>
+              <w:bottom w:w="100" w:type="dxa"/>
+              <w:left w:w="120" w:type="dxa"/>
+              <w:right w:w="120" w:type="dxa"/>
+            </w:tcMar>
+            <w:tcBorders>
+              <w:top w:val="single" w:sz="4" w:space="0" w:color="CCCCCC"/>
+              <w:bottom w:val="single" w:sz="4" w:space="0" w:color="CCCCCC"/>
+              <w:left w:val="single" w:sz="4" w:space="0" w:color="CCCCCC"/>
+              <w:right w:val="single" w:sz="4" w:space="0" w:color="CCCCCC"/>
+            </w:tcBorders>
+          </w:tcPr>
+          <w:p>
+            <w:pPr>
+              <w:spacing w:before="60" w:after="60" w:line="252" w:lineRule="auto"/>
+              <w:jc w:val="left"/>
+            </w:pPr>
+            <w:r/>
+            <w:r>
+              <w:rPr>
+                <w:b/>
+              </w:rPr>
+              <w:t>654.75</w:t>
+            </w:r>
+          </w:p>
+        </w:tc>
+        <w:tc>
+          <w:tcPr>
+            <w:tcW w:type="dxa" w:w="3456"/>
+            <w:shd w:fill="FFFFFF"/>
             <w:tcMar>
               <w:top w:w="100" w:type="dxa"/>
               <w:bottom w:w="100" w:type="dxa"/>
@@ -27283,7 +27988,7 @@
         <w:tc>
           <w:tcPr>
             <w:tcW w:type="dxa" w:w="1440"/>
-            <w:shd w:fill="F8FAFC"/>
+            <w:shd w:fill="FFFFFF"/>
             <w:tcMar>
               <w:top w:w="100" w:type="dxa"/>
               <w:bottom w:w="100" w:type="dxa"/>
@@ -27313,7 +28018,7 @@
         <w:tc>
           <w:tcPr>
             <w:tcW w:type="dxa" w:w="1584"/>
-            <w:shd w:fill="FFFFFF"/>
+            <w:shd w:fill="F8FAFC"/>
             <w:tcMar>
               <w:top w:w="100" w:type="dxa"/>
               <w:bottom w:w="100" w:type="dxa"/>
@@ -27344,119 +28049,119 @@
         <w:tc>
           <w:tcPr>
             <w:tcW w:type="dxa" w:w="864"/>
-            <w:shd w:fill="FFFFFF"/>
-            <w:tcMar>
-              <w:top w:w="100" w:type="dxa"/>
-              <w:bottom w:w="100" w:type="dxa"/>
-              <w:left w:w="120" w:type="dxa"/>
-              <w:right w:w="120" w:type="dxa"/>
-            </w:tcMar>
-            <w:tcBorders>
-              <w:top w:val="single" w:sz="4" w:space="0" w:color="CCCCCC"/>
-              <w:bottom w:val="single" w:sz="4" w:space="0" w:color="CCCCCC"/>
-              <w:left w:val="single" w:sz="4" w:space="0" w:color="CCCCCC"/>
-              <w:right w:val="single" w:sz="4" w:space="0" w:color="CCCCCC"/>
-            </w:tcBorders>
-          </w:tcPr>
-          <w:p>
-            <w:pPr>
-              <w:spacing w:before="60" w:after="60" w:line="252" w:lineRule="auto"/>
-              <w:jc w:val="left"/>
-            </w:pPr>
-            <w:r/>
-            <w:r>
-              <w:t>Asia 11-15</w:t>
+            <w:shd w:fill="F8FAFC"/>
+            <w:tcMar>
+              <w:top w:w="100" w:type="dxa"/>
+              <w:bottom w:w="100" w:type="dxa"/>
+              <w:left w:w="120" w:type="dxa"/>
+              <w:right w:w="120" w:type="dxa"/>
+            </w:tcMar>
+            <w:tcBorders>
+              <w:top w:val="single" w:sz="4" w:space="0" w:color="CCCCCC"/>
+              <w:bottom w:val="single" w:sz="4" w:space="0" w:color="CCCCCC"/>
+              <w:left w:val="single" w:sz="4" w:space="0" w:color="CCCCCC"/>
+              <w:right w:val="single" w:sz="4" w:space="0" w:color="CCCCCC"/>
+            </w:tcBorders>
+          </w:tcPr>
+          <w:p>
+            <w:pPr>
+              <w:spacing w:before="60" w:after="60" w:line="252" w:lineRule="auto"/>
+              <w:jc w:val="left"/>
+            </w:pPr>
+            <w:r/>
+            <w:r>
+              <w:t>NY Open 21-23</w:t>
             </w:r>
           </w:p>
         </w:tc>
         <w:tc>
           <w:tcPr>
             <w:tcW w:type="dxa" w:w="1440"/>
-            <w:shd w:fill="FFFFFF"/>
-            <w:tcMar>
-              <w:top w:w="100" w:type="dxa"/>
-              <w:bottom w:w="100" w:type="dxa"/>
-              <w:left w:w="120" w:type="dxa"/>
-              <w:right w:w="120" w:type="dxa"/>
-            </w:tcMar>
-            <w:tcBorders>
-              <w:top w:val="single" w:sz="4" w:space="0" w:color="CCCCCC"/>
-              <w:bottom w:val="single" w:sz="4" w:space="0" w:color="CCCCCC"/>
-              <w:left w:val="single" w:sz="4" w:space="0" w:color="CCCCCC"/>
-              <w:right w:val="single" w:sz="4" w:space="0" w:color="CCCCCC"/>
-            </w:tcBorders>
-          </w:tcPr>
-          <w:p>
-            <w:pPr>
-              <w:spacing w:before="60" w:after="60" w:line="252" w:lineRule="auto"/>
-              <w:jc w:val="left"/>
-            </w:pPr>
-            <w:r/>
-            <w:r>
-              <w:t>652.50</w:t>
+            <w:shd w:fill="F8FAFC"/>
+            <w:tcMar>
+              <w:top w:w="100" w:type="dxa"/>
+              <w:bottom w:w="100" w:type="dxa"/>
+              <w:left w:w="120" w:type="dxa"/>
+              <w:right w:w="120" w:type="dxa"/>
+            </w:tcMar>
+            <w:tcBorders>
+              <w:top w:val="single" w:sz="4" w:space="0" w:color="CCCCCC"/>
+              <w:bottom w:val="single" w:sz="4" w:space="0" w:color="CCCCCC"/>
+              <w:left w:val="single" w:sz="4" w:space="0" w:color="CCCCCC"/>
+              <w:right w:val="single" w:sz="4" w:space="0" w:color="CCCCCC"/>
+            </w:tcBorders>
+          </w:tcPr>
+          <w:p>
+            <w:pPr>
+              <w:spacing w:before="60" w:after="60" w:line="252" w:lineRule="auto"/>
+              <w:jc w:val="left"/>
+            </w:pPr>
+            <w:r/>
+            <w:r>
+              <w:t>654.75</w:t>
             </w:r>
           </w:p>
         </w:tc>
         <w:tc>
           <w:tcPr>
             <w:tcW w:type="dxa" w:w="2016"/>
-            <w:shd w:fill="FFFFFF"/>
-            <w:tcMar>
-              <w:top w:w="100" w:type="dxa"/>
-              <w:bottom w:w="100" w:type="dxa"/>
-              <w:left w:w="120" w:type="dxa"/>
-              <w:right w:w="120" w:type="dxa"/>
-            </w:tcMar>
-            <w:tcBorders>
-              <w:top w:val="single" w:sz="4" w:space="0" w:color="CCCCCC"/>
-              <w:bottom w:val="single" w:sz="4" w:space="0" w:color="CCCCCC"/>
-              <w:left w:val="single" w:sz="4" w:space="0" w:color="CCCCCC"/>
-              <w:right w:val="single" w:sz="4" w:space="0" w:color="CCCCCC"/>
-            </w:tcBorders>
-          </w:tcPr>
-          <w:p>
-            <w:pPr>
-              <w:spacing w:before="60" w:after="60" w:line="252" w:lineRule="auto"/>
-              <w:jc w:val="left"/>
-            </w:pPr>
-            <w:r/>
-            <w:r>
-              <w:t>659.50</w:t>
+            <w:shd w:fill="F8FAFC"/>
+            <w:tcMar>
+              <w:top w:w="100" w:type="dxa"/>
+              <w:bottom w:w="100" w:type="dxa"/>
+              <w:left w:w="120" w:type="dxa"/>
+              <w:right w:w="120" w:type="dxa"/>
+            </w:tcMar>
+            <w:tcBorders>
+              <w:top w:val="single" w:sz="4" w:space="0" w:color="CCCCCC"/>
+              <w:bottom w:val="single" w:sz="4" w:space="0" w:color="CCCCCC"/>
+              <w:left w:val="single" w:sz="4" w:space="0" w:color="CCCCCC"/>
+              <w:right w:val="single" w:sz="4" w:space="0" w:color="CCCCCC"/>
+            </w:tcBorders>
+          </w:tcPr>
+          <w:p>
+            <w:pPr>
+              <w:spacing w:before="60" w:after="60" w:line="252" w:lineRule="auto"/>
+              <w:jc w:val="left"/>
+            </w:pPr>
+            <w:r/>
+            <w:r>
+              <w:t>667.00</w:t>
             </w:r>
           </w:p>
         </w:tc>
         <w:tc>
           <w:tcPr>
             <w:tcW w:type="dxa" w:w="1152"/>
-            <w:shd w:fill="FFFFFF"/>
-            <w:tcMar>
-              <w:top w:w="100" w:type="dxa"/>
-              <w:bottom w:w="100" w:type="dxa"/>
-              <w:left w:w="120" w:type="dxa"/>
-              <w:right w:w="120" w:type="dxa"/>
-            </w:tcMar>
-            <w:tcBorders>
-              <w:top w:val="single" w:sz="4" w:space="0" w:color="CCCCCC"/>
-              <w:bottom w:val="single" w:sz="4" w:space="0" w:color="CCCCCC"/>
-              <w:left w:val="single" w:sz="4" w:space="0" w:color="CCCCCC"/>
-              <w:right w:val="single" w:sz="4" w:space="0" w:color="CCCCCC"/>
-            </w:tcBorders>
-          </w:tcPr>
-          <w:p>
-            <w:pPr>
-              <w:spacing w:before="60" w:after="60" w:line="252" w:lineRule="auto"/>
-              <w:jc w:val="left"/>
-            </w:pPr>
-            <w:r/>
-            <w:r>
-              <w:t>646.50</w:t>
+            <w:shd w:fill="F8FAFC"/>
+            <w:tcMar>
+              <w:top w:w="100" w:type="dxa"/>
+              <w:bottom w:w="100" w:type="dxa"/>
+              <w:left w:w="120" w:type="dxa"/>
+              <w:right w:w="120" w:type="dxa"/>
+            </w:tcMar>
+            <w:tcBorders>
+              <w:top w:val="single" w:sz="4" w:space="0" w:color="CCCCCC"/>
+              <w:bottom w:val="single" w:sz="4" w:space="0" w:color="CCCCCC"/>
+              <w:left w:val="single" w:sz="4" w:space="0" w:color="CCCCCC"/>
+              <w:right w:val="single" w:sz="4" w:space="0" w:color="CCCCCC"/>
+            </w:tcBorders>
+          </w:tcPr>
+          <w:p>
+            <w:pPr>
+              <w:spacing w:before="60" w:after="60" w:line="252" w:lineRule="auto"/>
+              <w:jc w:val="left"/>
+            </w:pPr>
+            <w:r/>
+            <w:r>
+              <w:t>640.50</w:t>
             </w:r>
           </w:p>
         </w:tc>
         <w:tc>
           <w:tcPr>
             <w:tcW w:type="dxa" w:w="1728"/>
-            <w:shd w:fill="FFFFFF"/>
+            <w:shd w:fill="F8FAFC"/>
             <w:tcMar>
               <w:top w:w="100" w:type="dxa"/>
               <w:bottom w:w="100" w:type="dxa"/>
@@ -27480,7 +28185,242 @@
               <w:rPr>
                 <w:b/>
               </w:rPr>
-              <w:t>651.75</w:t>
+              <w:t>653.25</w:t>
+            </w:r>
+          </w:p>
+        </w:tc>
+        <w:tc>
+          <w:tcPr>
+            <w:tcW w:type="dxa" w:w="3456"/>
+            <w:shd w:fill="F8FAFC"/>
+            <w:tcMar>
+              <w:top w:w="100" w:type="dxa"/>
+              <w:bottom w:w="100" w:type="dxa"/>
+              <w:left w:w="120" w:type="dxa"/>
+              <w:right w:w="120" w:type="dxa"/>
+            </w:tcMar>
+            <w:tcBorders>
+              <w:top w:val="single" w:sz="4" w:space="0" w:color="CCCCCC"/>
+              <w:bottom w:val="single" w:sz="4" w:space="0" w:color="CCCCCC"/>
+              <w:left w:val="single" w:sz="4" w:space="0" w:color="CCCCCC"/>
+              <w:right w:val="single" w:sz="4" w:space="0" w:color="CCCCCC"/>
+            </w:tcBorders>
+          </w:tcPr>
+          <w:p>
+            <w:pPr>
+              <w:spacing w:before="60" w:after="60" w:line="252" w:lineRule="auto"/>
+              <w:jc w:val="left"/>
+            </w:pPr>
+            <w:r/>
+            <w:r>
+              <w:rPr>
+                <w:b/>
+              </w:rPr>
+              <w:t>-1.50</w:t>
+            </w:r>
+          </w:p>
+        </w:tc>
+        <w:tc>
+          <w:tcPr>
+            <w:tcW w:type="dxa" w:w="1440"/>
+            <w:shd w:fill="F8FAFC"/>
+            <w:tcMar>
+              <w:top w:w="100" w:type="dxa"/>
+              <w:bottom w:w="100" w:type="dxa"/>
+              <w:left w:w="120" w:type="dxa"/>
+              <w:right w:w="120" w:type="dxa"/>
+            </w:tcMar>
+            <w:tcBorders>
+              <w:top w:val="single" w:sz="4" w:space="0" w:color="CCCCCC"/>
+              <w:bottom w:val="single" w:sz="4" w:space="0" w:color="CCCCCC"/>
+              <w:left w:val="single" w:sz="4" w:space="0" w:color="CCCCCC"/>
+              <w:right w:val="single" w:sz="4" w:space="0" w:color="CCCCCC"/>
+            </w:tcBorders>
+          </w:tcPr>
+          <w:p>
+            <w:pPr>
+              <w:spacing w:before="60" w:after="60" w:line="252" w:lineRule="auto"/>
+              <w:jc w:val="left"/>
+            </w:pPr>
+            <w:r/>
+            <w:r>
+              <w:t>BEAR</w:t>
+            </w:r>
+          </w:p>
+        </w:tc>
+      </w:tr>
+      <w:tr>
+        <w:tc>
+          <w:tcPr>
+            <w:tcW w:type="dxa" w:w="1584"/>
+            <w:shd w:fill="FFFFFF"/>
+            <w:tcMar>
+              <w:top w:w="100" w:type="dxa"/>
+              <w:bottom w:w="100" w:type="dxa"/>
+              <w:left w:w="120" w:type="dxa"/>
+              <w:right w:w="120" w:type="dxa"/>
+            </w:tcMar>
+            <w:tcBorders>
+              <w:top w:val="single" w:sz="4" w:space="0" w:color="CCCCCC"/>
+              <w:bottom w:val="single" w:sz="4" w:space="0" w:color="CCCCCC"/>
+              <w:left w:val="single" w:sz="4" w:space="0" w:color="CCCCCC"/>
+              <w:right w:val="single" w:sz="4" w:space="0" w:color="CCCCCC"/>
+            </w:tcBorders>
+          </w:tcPr>
+          <w:p>
+            <w:pPr>
+              <w:spacing w:before="60" w:after="60" w:line="252" w:lineRule="auto"/>
+              <w:jc w:val="left"/>
+            </w:pPr>
+            <w:r/>
+            <w:r>
+              <w:rPr>
+                <w:b/>
+              </w:rPr>
+              <w:t>Wed 21/10</w:t>
+            </w:r>
+          </w:p>
+        </w:tc>
+        <w:tc>
+          <w:tcPr>
+            <w:tcW w:type="dxa" w:w="864"/>
+            <w:shd w:fill="FFFFFF"/>
+            <w:tcMar>
+              <w:top w:w="100" w:type="dxa"/>
+              <w:bottom w:w="100" w:type="dxa"/>
+              <w:left w:w="120" w:type="dxa"/>
+              <w:right w:w="120" w:type="dxa"/>
+            </w:tcMar>
+            <w:tcBorders>
+              <w:top w:val="single" w:sz="4" w:space="0" w:color="CCCCCC"/>
+              <w:bottom w:val="single" w:sz="4" w:space="0" w:color="CCCCCC"/>
+              <w:left w:val="single" w:sz="4" w:space="0" w:color="CCCCCC"/>
+              <w:right w:val="single" w:sz="4" w:space="0" w:color="CCCCCC"/>
+            </w:tcBorders>
+          </w:tcPr>
+          <w:p>
+            <w:pPr>
+              <w:spacing w:before="60" w:after="60" w:line="252" w:lineRule="auto"/>
+              <w:jc w:val="left"/>
+            </w:pPr>
+            <w:r/>
+            <w:r>
+              <w:t>NY Close 23-01</w:t>
+            </w:r>
+          </w:p>
+        </w:tc>
+        <w:tc>
+          <w:tcPr>
+            <w:tcW w:type="dxa" w:w="1440"/>
+            <w:shd w:fill="FFFFFF"/>
+            <w:tcMar>
+              <w:top w:w="100" w:type="dxa"/>
+              <w:bottom w:w="100" w:type="dxa"/>
+              <w:left w:w="120" w:type="dxa"/>
+              <w:right w:w="120" w:type="dxa"/>
+            </w:tcMar>
+            <w:tcBorders>
+              <w:top w:val="single" w:sz="4" w:space="0" w:color="CCCCCC"/>
+              <w:bottom w:val="single" w:sz="4" w:space="0" w:color="CCCCCC"/>
+              <w:left w:val="single" w:sz="4" w:space="0" w:color="CCCCCC"/>
+              <w:right w:val="single" w:sz="4" w:space="0" w:color="CCCCCC"/>
+            </w:tcBorders>
+          </w:tcPr>
+          <w:p>
+            <w:pPr>
+              <w:spacing w:before="60" w:after="60" w:line="252" w:lineRule="auto"/>
+              <w:jc w:val="left"/>
+            </w:pPr>
+            <w:r/>
+            <w:r>
+              <w:t>653.25</w:t>
+            </w:r>
+          </w:p>
+        </w:tc>
+        <w:tc>
+          <w:tcPr>
+            <w:tcW w:type="dxa" w:w="2016"/>
+            <w:shd w:fill="FFFFFF"/>
+            <w:tcMar>
+              <w:top w:w="100" w:type="dxa"/>
+              <w:bottom w:w="100" w:type="dxa"/>
+              <w:left w:w="120" w:type="dxa"/>
+              <w:right w:w="120" w:type="dxa"/>
+            </w:tcMar>
+            <w:tcBorders>
+              <w:top w:val="single" w:sz="4" w:space="0" w:color="CCCCCC"/>
+              <w:bottom w:val="single" w:sz="4" w:space="0" w:color="CCCCCC"/>
+              <w:left w:val="single" w:sz="4" w:space="0" w:color="CCCCCC"/>
+              <w:right w:val="single" w:sz="4" w:space="0" w:color="CCCCCC"/>
+            </w:tcBorders>
+          </w:tcPr>
+          <w:p>
+            <w:pPr>
+              <w:spacing w:before="60" w:after="60" w:line="252" w:lineRule="auto"/>
+              <w:jc w:val="left"/>
+            </w:pPr>
+            <w:r/>
+            <w:r>
+              <w:t>660.25</w:t>
+            </w:r>
+          </w:p>
+        </w:tc>
+        <w:tc>
+          <w:tcPr>
+            <w:tcW w:type="dxa" w:w="1152"/>
+            <w:shd w:fill="FFFFFF"/>
+            <w:tcMar>
+              <w:top w:w="100" w:type="dxa"/>
+              <w:bottom w:w="100" w:type="dxa"/>
+              <w:left w:w="120" w:type="dxa"/>
+              <w:right w:w="120" w:type="dxa"/>
+            </w:tcMar>
+            <w:tcBorders>
+              <w:top w:val="single" w:sz="4" w:space="0" w:color="CCCCCC"/>
+              <w:bottom w:val="single" w:sz="4" w:space="0" w:color="CCCCCC"/>
+              <w:left w:val="single" w:sz="4" w:space="0" w:color="CCCCCC"/>
+              <w:right w:val="single" w:sz="4" w:space="0" w:color="CCCCCC"/>
+            </w:tcBorders>
+          </w:tcPr>
+          <w:p>
+            <w:pPr>
+              <w:spacing w:before="60" w:after="60" w:line="252" w:lineRule="auto"/>
+              <w:jc w:val="left"/>
+            </w:pPr>
+            <w:r/>
+            <w:r>
+              <w:t>643.75</w:t>
+            </w:r>
+          </w:p>
+        </w:tc>
+        <w:tc>
+          <w:tcPr>
+            <w:tcW w:type="dxa" w:w="1728"/>
+            <w:shd w:fill="FFFFFF"/>
+            <w:tcMar>
+              <w:top w:w="100" w:type="dxa"/>
+              <w:bottom w:w="100" w:type="dxa"/>
+              <w:left w:w="120" w:type="dxa"/>
+              <w:right w:w="120" w:type="dxa"/>
+            </w:tcMar>
+            <w:tcBorders>
+              <w:top w:val="single" w:sz="4" w:space="0" w:color="CCCCCC"/>
+              <w:bottom w:val="single" w:sz="4" w:space="0" w:color="CCCCCC"/>
+              <w:left w:val="single" w:sz="4" w:space="0" w:color="CCCCCC"/>
+              <w:right w:val="single" w:sz="4" w:space="0" w:color="CCCCCC"/>
+            </w:tcBorders>
+          </w:tcPr>
+          <w:p>
+            <w:pPr>
+              <w:spacing w:before="60" w:after="60" w:line="252" w:lineRule="auto"/>
+              <w:jc w:val="left"/>
+            </w:pPr>
+            <w:r/>
+            <w:r>
+              <w:rPr>
+                <w:b/>
+              </w:rPr>
+              <w:t>653.75</w:t>
             </w:r>
           </w:p>
         </w:tc>
@@ -27488,6 +28428,1651 @@
           <w:tcPr>
             <w:tcW w:type="dxa" w:w="3456"/>
             <w:shd w:fill="FFFFFF"/>
+            <w:tcMar>
+              <w:top w:w="100" w:type="dxa"/>
+              <w:bottom w:w="100" w:type="dxa"/>
+              <w:left w:w="120" w:type="dxa"/>
+              <w:right w:w="120" w:type="dxa"/>
+            </w:tcMar>
+            <w:tcBorders>
+              <w:top w:val="single" w:sz="4" w:space="0" w:color="CCCCCC"/>
+              <w:bottom w:val="single" w:sz="4" w:space="0" w:color="CCCCCC"/>
+              <w:left w:val="single" w:sz="4" w:space="0" w:color="CCCCCC"/>
+              <w:right w:val="single" w:sz="4" w:space="0" w:color="CCCCCC"/>
+            </w:tcBorders>
+          </w:tcPr>
+          <w:p>
+            <w:pPr>
+              <w:spacing w:before="60" w:after="60" w:line="252" w:lineRule="auto"/>
+              <w:jc w:val="left"/>
+            </w:pPr>
+            <w:r/>
+            <w:r>
+              <w:rPr>
+                <w:b/>
+              </w:rPr>
+              <w:t>+0.50</w:t>
+            </w:r>
+          </w:p>
+        </w:tc>
+        <w:tc>
+          <w:tcPr>
+            <w:tcW w:type="dxa" w:w="1440"/>
+            <w:shd w:fill="FFFFFF"/>
+            <w:tcMar>
+              <w:top w:w="100" w:type="dxa"/>
+              <w:bottom w:w="100" w:type="dxa"/>
+              <w:left w:w="120" w:type="dxa"/>
+              <w:right w:w="120" w:type="dxa"/>
+            </w:tcMar>
+            <w:tcBorders>
+              <w:top w:val="single" w:sz="4" w:space="0" w:color="CCCCCC"/>
+              <w:bottom w:val="single" w:sz="4" w:space="0" w:color="CCCCCC"/>
+              <w:left w:val="single" w:sz="4" w:space="0" w:color="CCCCCC"/>
+              <w:right w:val="single" w:sz="4" w:space="0" w:color="CCCCCC"/>
+            </w:tcBorders>
+          </w:tcPr>
+          <w:p>
+            <w:pPr>
+              <w:spacing w:before="60" w:after="60" w:line="252" w:lineRule="auto"/>
+              <w:jc w:val="left"/>
+            </w:pPr>
+            <w:r/>
+            <w:r>
+              <w:t>BULL</w:t>
+            </w:r>
+          </w:p>
+        </w:tc>
+      </w:tr>
+      <w:tr>
+        <w:tc>
+          <w:tcPr>
+            <w:tcW w:type="dxa" w:w="1584"/>
+            <w:shd w:fill="F8FAFC"/>
+            <w:tcMar>
+              <w:top w:w="100" w:type="dxa"/>
+              <w:bottom w:w="100" w:type="dxa"/>
+              <w:left w:w="120" w:type="dxa"/>
+              <w:right w:w="120" w:type="dxa"/>
+            </w:tcMar>
+            <w:tcBorders>
+              <w:top w:val="single" w:sz="4" w:space="0" w:color="CCCCCC"/>
+              <w:bottom w:val="single" w:sz="4" w:space="0" w:color="CCCCCC"/>
+              <w:left w:val="single" w:sz="4" w:space="0" w:color="CCCCCC"/>
+              <w:right w:val="single" w:sz="4" w:space="0" w:color="CCCCCC"/>
+            </w:tcBorders>
+          </w:tcPr>
+          <w:p>
+            <w:pPr>
+              <w:spacing w:before="60" w:after="60" w:line="252" w:lineRule="auto"/>
+              <w:jc w:val="left"/>
+            </w:pPr>
+            <w:r/>
+            <w:r>
+              <w:rPr>
+                <w:b/>
+              </w:rPr>
+              <w:t>Thu 22/10</w:t>
+            </w:r>
+          </w:p>
+        </w:tc>
+        <w:tc>
+          <w:tcPr>
+            <w:tcW w:type="dxa" w:w="864"/>
+            <w:shd w:fill="F8FAFC"/>
+            <w:tcMar>
+              <w:top w:w="100" w:type="dxa"/>
+              <w:bottom w:w="100" w:type="dxa"/>
+              <w:left w:w="120" w:type="dxa"/>
+              <w:right w:w="120" w:type="dxa"/>
+            </w:tcMar>
+            <w:tcBorders>
+              <w:top w:val="single" w:sz="4" w:space="0" w:color="CCCCCC"/>
+              <w:bottom w:val="single" w:sz="4" w:space="0" w:color="CCCCCC"/>
+              <w:left w:val="single" w:sz="4" w:space="0" w:color="CCCCCC"/>
+              <w:right w:val="single" w:sz="4" w:space="0" w:color="CCCCCC"/>
+            </w:tcBorders>
+          </w:tcPr>
+          <w:p>
+            <w:pPr>
+              <w:spacing w:before="60" w:after="60" w:line="252" w:lineRule="auto"/>
+              <w:jc w:val="left"/>
+            </w:pPr>
+            <w:r/>
+            <w:r>
+              <w:t>Asia 07-11</w:t>
+            </w:r>
+          </w:p>
+        </w:tc>
+        <w:tc>
+          <w:tcPr>
+            <w:tcW w:type="dxa" w:w="1440"/>
+            <w:shd w:fill="F8FAFC"/>
+            <w:tcMar>
+              <w:top w:w="100" w:type="dxa"/>
+              <w:bottom w:w="100" w:type="dxa"/>
+              <w:left w:w="120" w:type="dxa"/>
+              <w:right w:w="120" w:type="dxa"/>
+            </w:tcMar>
+            <w:tcBorders>
+              <w:top w:val="single" w:sz="4" w:space="0" w:color="CCCCCC"/>
+              <w:bottom w:val="single" w:sz="4" w:space="0" w:color="CCCCCC"/>
+              <w:left w:val="single" w:sz="4" w:space="0" w:color="CCCCCC"/>
+              <w:right w:val="single" w:sz="4" w:space="0" w:color="CCCCCC"/>
+            </w:tcBorders>
+          </w:tcPr>
+          <w:p>
+            <w:pPr>
+              <w:spacing w:before="60" w:after="60" w:line="252" w:lineRule="auto"/>
+              <w:jc w:val="left"/>
+            </w:pPr>
+            <w:r/>
+            <w:r>
+              <w:t>653.75</w:t>
+            </w:r>
+          </w:p>
+        </w:tc>
+        <w:tc>
+          <w:tcPr>
+            <w:tcW w:type="dxa" w:w="2016"/>
+            <w:shd w:fill="F8FAFC"/>
+            <w:tcMar>
+              <w:top w:w="100" w:type="dxa"/>
+              <w:bottom w:w="100" w:type="dxa"/>
+              <w:left w:w="120" w:type="dxa"/>
+              <w:right w:w="120" w:type="dxa"/>
+            </w:tcMar>
+            <w:tcBorders>
+              <w:top w:val="single" w:sz="4" w:space="0" w:color="CCCCCC"/>
+              <w:bottom w:val="single" w:sz="4" w:space="0" w:color="CCCCCC"/>
+              <w:left w:val="single" w:sz="4" w:space="0" w:color="CCCCCC"/>
+              <w:right w:val="single" w:sz="4" w:space="0" w:color="CCCCCC"/>
+            </w:tcBorders>
+          </w:tcPr>
+          <w:p>
+            <w:pPr>
+              <w:spacing w:before="60" w:after="60" w:line="252" w:lineRule="auto"/>
+              <w:jc w:val="left"/>
+            </w:pPr>
+            <w:r/>
+            <w:r>
+              <w:t>664.25</w:t>
+            </w:r>
+          </w:p>
+        </w:tc>
+        <w:tc>
+          <w:tcPr>
+            <w:tcW w:type="dxa" w:w="1152"/>
+            <w:shd w:fill="F8FAFC"/>
+            <w:tcMar>
+              <w:top w:w="100" w:type="dxa"/>
+              <w:bottom w:w="100" w:type="dxa"/>
+              <w:left w:w="120" w:type="dxa"/>
+              <w:right w:w="120" w:type="dxa"/>
+            </w:tcMar>
+            <w:tcBorders>
+              <w:top w:val="single" w:sz="4" w:space="0" w:color="CCCCCC"/>
+              <w:bottom w:val="single" w:sz="4" w:space="0" w:color="CCCCCC"/>
+              <w:left w:val="single" w:sz="4" w:space="0" w:color="CCCCCC"/>
+              <w:right w:val="single" w:sz="4" w:space="0" w:color="CCCCCC"/>
+            </w:tcBorders>
+          </w:tcPr>
+          <w:p>
+            <w:pPr>
+              <w:spacing w:before="60" w:after="60" w:line="252" w:lineRule="auto"/>
+              <w:jc w:val="left"/>
+            </w:pPr>
+            <w:r/>
+            <w:r>
+              <w:t>646.50</w:t>
+            </w:r>
+          </w:p>
+        </w:tc>
+        <w:tc>
+          <w:tcPr>
+            <w:tcW w:type="dxa" w:w="1728"/>
+            <w:shd w:fill="F8FAFC"/>
+            <w:tcMar>
+              <w:top w:w="100" w:type="dxa"/>
+              <w:bottom w:w="100" w:type="dxa"/>
+              <w:left w:w="120" w:type="dxa"/>
+              <w:right w:w="120" w:type="dxa"/>
+            </w:tcMar>
+            <w:tcBorders>
+              <w:top w:val="single" w:sz="4" w:space="0" w:color="CCCCCC"/>
+              <w:bottom w:val="single" w:sz="4" w:space="0" w:color="CCCCCC"/>
+              <w:left w:val="single" w:sz="4" w:space="0" w:color="CCCCCC"/>
+              <w:right w:val="single" w:sz="4" w:space="0" w:color="CCCCCC"/>
+            </w:tcBorders>
+          </w:tcPr>
+          <w:p>
+            <w:pPr>
+              <w:spacing w:before="60" w:after="60" w:line="252" w:lineRule="auto"/>
+              <w:jc w:val="left"/>
+            </w:pPr>
+            <w:r/>
+            <w:r>
+              <w:rPr>
+                <w:b/>
+              </w:rPr>
+              <w:t>653.50</w:t>
+            </w:r>
+          </w:p>
+        </w:tc>
+        <w:tc>
+          <w:tcPr>
+            <w:tcW w:type="dxa" w:w="3456"/>
+            <w:shd w:fill="F8FAFC"/>
+            <w:tcMar>
+              <w:top w:w="100" w:type="dxa"/>
+              <w:bottom w:w="100" w:type="dxa"/>
+              <w:left w:w="120" w:type="dxa"/>
+              <w:right w:w="120" w:type="dxa"/>
+            </w:tcMar>
+            <w:tcBorders>
+              <w:top w:val="single" w:sz="4" w:space="0" w:color="CCCCCC"/>
+              <w:bottom w:val="single" w:sz="4" w:space="0" w:color="CCCCCC"/>
+              <w:left w:val="single" w:sz="4" w:space="0" w:color="CCCCCC"/>
+              <w:right w:val="single" w:sz="4" w:space="0" w:color="CCCCCC"/>
+            </w:tcBorders>
+          </w:tcPr>
+          <w:p>
+            <w:pPr>
+              <w:spacing w:before="60" w:after="60" w:line="252" w:lineRule="auto"/>
+              <w:jc w:val="left"/>
+            </w:pPr>
+            <w:r/>
+            <w:r>
+              <w:rPr>
+                <w:b/>
+              </w:rPr>
+              <w:t>-0.25</w:t>
+            </w:r>
+          </w:p>
+        </w:tc>
+        <w:tc>
+          <w:tcPr>
+            <w:tcW w:type="dxa" w:w="1440"/>
+            <w:shd w:fill="F8FAFC"/>
+            <w:tcMar>
+              <w:top w:w="100" w:type="dxa"/>
+              <w:bottom w:w="100" w:type="dxa"/>
+              <w:left w:w="120" w:type="dxa"/>
+              <w:right w:w="120" w:type="dxa"/>
+            </w:tcMar>
+            <w:tcBorders>
+              <w:top w:val="single" w:sz="4" w:space="0" w:color="CCCCCC"/>
+              <w:bottom w:val="single" w:sz="4" w:space="0" w:color="CCCCCC"/>
+              <w:left w:val="single" w:sz="4" w:space="0" w:color="CCCCCC"/>
+              <w:right w:val="single" w:sz="4" w:space="0" w:color="CCCCCC"/>
+            </w:tcBorders>
+          </w:tcPr>
+          <w:p>
+            <w:pPr>
+              <w:spacing w:before="60" w:after="60" w:line="252" w:lineRule="auto"/>
+              <w:jc w:val="left"/>
+            </w:pPr>
+            <w:r/>
+            <w:r>
+              <w:t>BEAR</w:t>
+            </w:r>
+          </w:p>
+        </w:tc>
+      </w:tr>
+      <w:tr>
+        <w:tc>
+          <w:tcPr>
+            <w:tcW w:type="dxa" w:w="1584"/>
+            <w:shd w:fill="FFFFFF"/>
+            <w:tcMar>
+              <w:top w:w="100" w:type="dxa"/>
+              <w:bottom w:w="100" w:type="dxa"/>
+              <w:left w:w="120" w:type="dxa"/>
+              <w:right w:w="120" w:type="dxa"/>
+            </w:tcMar>
+            <w:tcBorders>
+              <w:top w:val="single" w:sz="4" w:space="0" w:color="CCCCCC"/>
+              <w:bottom w:val="single" w:sz="4" w:space="0" w:color="CCCCCC"/>
+              <w:left w:val="single" w:sz="4" w:space="0" w:color="CCCCCC"/>
+              <w:right w:val="single" w:sz="4" w:space="0" w:color="CCCCCC"/>
+            </w:tcBorders>
+          </w:tcPr>
+          <w:p>
+            <w:pPr>
+              <w:spacing w:before="60" w:after="60" w:line="252" w:lineRule="auto"/>
+              <w:jc w:val="left"/>
+            </w:pPr>
+            <w:r/>
+            <w:r>
+              <w:rPr>
+                <w:b/>
+              </w:rPr>
+              <w:t>Thu 22/10</w:t>
+            </w:r>
+          </w:p>
+        </w:tc>
+        <w:tc>
+          <w:tcPr>
+            <w:tcW w:type="dxa" w:w="864"/>
+            <w:shd w:fill="FFFFFF"/>
+            <w:tcMar>
+              <w:top w:w="100" w:type="dxa"/>
+              <w:bottom w:w="100" w:type="dxa"/>
+              <w:left w:w="120" w:type="dxa"/>
+              <w:right w:w="120" w:type="dxa"/>
+            </w:tcMar>
+            <w:tcBorders>
+              <w:top w:val="single" w:sz="4" w:space="0" w:color="CCCCCC"/>
+              <w:bottom w:val="single" w:sz="4" w:space="0" w:color="CCCCCC"/>
+              <w:left w:val="single" w:sz="4" w:space="0" w:color="CCCCCC"/>
+              <w:right w:val="single" w:sz="4" w:space="0" w:color="CCCCCC"/>
+            </w:tcBorders>
+          </w:tcPr>
+          <w:p>
+            <w:pPr>
+              <w:spacing w:before="60" w:after="60" w:line="252" w:lineRule="auto"/>
+              <w:jc w:val="left"/>
+            </w:pPr>
+            <w:r/>
+            <w:r>
+              <w:t>Asia 11-15</w:t>
+            </w:r>
+          </w:p>
+        </w:tc>
+        <w:tc>
+          <w:tcPr>
+            <w:tcW w:type="dxa" w:w="1440"/>
+            <w:shd w:fill="FFFFFF"/>
+            <w:tcMar>
+              <w:top w:w="100" w:type="dxa"/>
+              <w:bottom w:w="100" w:type="dxa"/>
+              <w:left w:w="120" w:type="dxa"/>
+              <w:right w:w="120" w:type="dxa"/>
+            </w:tcMar>
+            <w:tcBorders>
+              <w:top w:val="single" w:sz="4" w:space="0" w:color="CCCCCC"/>
+              <w:bottom w:val="single" w:sz="4" w:space="0" w:color="CCCCCC"/>
+              <w:left w:val="single" w:sz="4" w:space="0" w:color="CCCCCC"/>
+              <w:right w:val="single" w:sz="4" w:space="0" w:color="CCCCCC"/>
+            </w:tcBorders>
+          </w:tcPr>
+          <w:p>
+            <w:pPr>
+              <w:spacing w:before="60" w:after="60" w:line="252" w:lineRule="auto"/>
+              <w:jc w:val="left"/>
+            </w:pPr>
+            <w:r/>
+            <w:r>
+              <w:t>653.50</w:t>
+            </w:r>
+          </w:p>
+        </w:tc>
+        <w:tc>
+          <w:tcPr>
+            <w:tcW w:type="dxa" w:w="2016"/>
+            <w:shd w:fill="FFFFFF"/>
+            <w:tcMar>
+              <w:top w:w="100" w:type="dxa"/>
+              <w:bottom w:w="100" w:type="dxa"/>
+              <w:left w:w="120" w:type="dxa"/>
+              <w:right w:w="120" w:type="dxa"/>
+            </w:tcMar>
+            <w:tcBorders>
+              <w:top w:val="single" w:sz="4" w:space="0" w:color="CCCCCC"/>
+              <w:bottom w:val="single" w:sz="4" w:space="0" w:color="CCCCCC"/>
+              <w:left w:val="single" w:sz="4" w:space="0" w:color="CCCCCC"/>
+              <w:right w:val="single" w:sz="4" w:space="0" w:color="CCCCCC"/>
+            </w:tcBorders>
+          </w:tcPr>
+          <w:p>
+            <w:pPr>
+              <w:spacing w:before="60" w:after="60" w:line="252" w:lineRule="auto"/>
+              <w:jc w:val="left"/>
+            </w:pPr>
+            <w:r/>
+            <w:r>
+              <w:t>663.25</w:t>
+            </w:r>
+          </w:p>
+        </w:tc>
+        <w:tc>
+          <w:tcPr>
+            <w:tcW w:type="dxa" w:w="1152"/>
+            <w:shd w:fill="FFFFFF"/>
+            <w:tcMar>
+              <w:top w:w="100" w:type="dxa"/>
+              <w:bottom w:w="100" w:type="dxa"/>
+              <w:left w:w="120" w:type="dxa"/>
+              <w:right w:w="120" w:type="dxa"/>
+            </w:tcMar>
+            <w:tcBorders>
+              <w:top w:val="single" w:sz="4" w:space="0" w:color="CCCCCC"/>
+              <w:bottom w:val="single" w:sz="4" w:space="0" w:color="CCCCCC"/>
+              <w:left w:val="single" w:sz="4" w:space="0" w:color="CCCCCC"/>
+              <w:right w:val="single" w:sz="4" w:space="0" w:color="CCCCCC"/>
+            </w:tcBorders>
+          </w:tcPr>
+          <w:p>
+            <w:pPr>
+              <w:spacing w:before="60" w:after="60" w:line="252" w:lineRule="auto"/>
+              <w:jc w:val="left"/>
+            </w:pPr>
+            <w:r/>
+            <w:r>
+              <w:t>643.75</w:t>
+            </w:r>
+          </w:p>
+        </w:tc>
+        <w:tc>
+          <w:tcPr>
+            <w:tcW w:type="dxa" w:w="1728"/>
+            <w:shd w:fill="FFFFFF"/>
+            <w:tcMar>
+              <w:top w:w="100" w:type="dxa"/>
+              <w:bottom w:w="100" w:type="dxa"/>
+              <w:left w:w="120" w:type="dxa"/>
+              <w:right w:w="120" w:type="dxa"/>
+            </w:tcMar>
+            <w:tcBorders>
+              <w:top w:val="single" w:sz="4" w:space="0" w:color="CCCCCC"/>
+              <w:bottom w:val="single" w:sz="4" w:space="0" w:color="CCCCCC"/>
+              <w:left w:val="single" w:sz="4" w:space="0" w:color="CCCCCC"/>
+              <w:right w:val="single" w:sz="4" w:space="0" w:color="CCCCCC"/>
+            </w:tcBorders>
+          </w:tcPr>
+          <w:p>
+            <w:pPr>
+              <w:spacing w:before="60" w:after="60" w:line="252" w:lineRule="auto"/>
+              <w:jc w:val="left"/>
+            </w:pPr>
+            <w:r/>
+            <w:r>
+              <w:rPr>
+                <w:b/>
+              </w:rPr>
+              <w:t>654.00</w:t>
+            </w:r>
+          </w:p>
+        </w:tc>
+        <w:tc>
+          <w:tcPr>
+            <w:tcW w:type="dxa" w:w="3456"/>
+            <w:shd w:fill="FFFFFF"/>
+            <w:tcMar>
+              <w:top w:w="100" w:type="dxa"/>
+              <w:bottom w:w="100" w:type="dxa"/>
+              <w:left w:w="120" w:type="dxa"/>
+              <w:right w:w="120" w:type="dxa"/>
+            </w:tcMar>
+            <w:tcBorders>
+              <w:top w:val="single" w:sz="4" w:space="0" w:color="CCCCCC"/>
+              <w:bottom w:val="single" w:sz="4" w:space="0" w:color="CCCCCC"/>
+              <w:left w:val="single" w:sz="4" w:space="0" w:color="CCCCCC"/>
+              <w:right w:val="single" w:sz="4" w:space="0" w:color="CCCCCC"/>
+            </w:tcBorders>
+          </w:tcPr>
+          <w:p>
+            <w:pPr>
+              <w:spacing w:before="60" w:after="60" w:line="252" w:lineRule="auto"/>
+              <w:jc w:val="left"/>
+            </w:pPr>
+            <w:r/>
+            <w:r>
+              <w:rPr>
+                <w:b/>
+              </w:rPr>
+              <w:t>+0.50</w:t>
+            </w:r>
+          </w:p>
+        </w:tc>
+        <w:tc>
+          <w:tcPr>
+            <w:tcW w:type="dxa" w:w="1440"/>
+            <w:shd w:fill="FFFFFF"/>
+            <w:tcMar>
+              <w:top w:w="100" w:type="dxa"/>
+              <w:bottom w:w="100" w:type="dxa"/>
+              <w:left w:w="120" w:type="dxa"/>
+              <w:right w:w="120" w:type="dxa"/>
+            </w:tcMar>
+            <w:tcBorders>
+              <w:top w:val="single" w:sz="4" w:space="0" w:color="CCCCCC"/>
+              <w:bottom w:val="single" w:sz="4" w:space="0" w:color="CCCCCC"/>
+              <w:left w:val="single" w:sz="4" w:space="0" w:color="CCCCCC"/>
+              <w:right w:val="single" w:sz="4" w:space="0" w:color="CCCCCC"/>
+            </w:tcBorders>
+          </w:tcPr>
+          <w:p>
+            <w:pPr>
+              <w:spacing w:before="60" w:after="60" w:line="252" w:lineRule="auto"/>
+              <w:jc w:val="left"/>
+            </w:pPr>
+            <w:r/>
+            <w:r>
+              <w:t>BULL</w:t>
+            </w:r>
+          </w:p>
+        </w:tc>
+      </w:tr>
+      <w:tr>
+        <w:tc>
+          <w:tcPr>
+            <w:tcW w:type="dxa" w:w="1584"/>
+            <w:shd w:fill="F8FAFC"/>
+            <w:tcMar>
+              <w:top w:w="100" w:type="dxa"/>
+              <w:bottom w:w="100" w:type="dxa"/>
+              <w:left w:w="120" w:type="dxa"/>
+              <w:right w:w="120" w:type="dxa"/>
+            </w:tcMar>
+            <w:tcBorders>
+              <w:top w:val="single" w:sz="4" w:space="0" w:color="CCCCCC"/>
+              <w:bottom w:val="single" w:sz="4" w:space="0" w:color="CCCCCC"/>
+              <w:left w:val="single" w:sz="4" w:space="0" w:color="CCCCCC"/>
+              <w:right w:val="single" w:sz="4" w:space="0" w:color="CCCCCC"/>
+            </w:tcBorders>
+          </w:tcPr>
+          <w:p>
+            <w:pPr>
+              <w:spacing w:before="60" w:after="60" w:line="252" w:lineRule="auto"/>
+              <w:jc w:val="left"/>
+            </w:pPr>
+            <w:r/>
+            <w:r>
+              <w:rPr>
+                <w:b/>
+              </w:rPr>
+              <w:t>Thu 22/10</w:t>
+            </w:r>
+          </w:p>
+        </w:tc>
+        <w:tc>
+          <w:tcPr>
+            <w:tcW w:type="dxa" w:w="864"/>
+            <w:shd w:fill="F8FAFC"/>
+            <w:tcMar>
+              <w:top w:w="100" w:type="dxa"/>
+              <w:bottom w:w="100" w:type="dxa"/>
+              <w:left w:w="120" w:type="dxa"/>
+              <w:right w:w="120" w:type="dxa"/>
+            </w:tcMar>
+            <w:tcBorders>
+              <w:top w:val="single" w:sz="4" w:space="0" w:color="CCCCCC"/>
+              <w:bottom w:val="single" w:sz="4" w:space="0" w:color="CCCCCC"/>
+              <w:left w:val="single" w:sz="4" w:space="0" w:color="CCCCCC"/>
+              <w:right w:val="single" w:sz="4" w:space="0" w:color="CCCCCC"/>
+            </w:tcBorders>
+          </w:tcPr>
+          <w:p>
+            <w:pPr>
+              <w:spacing w:before="60" w:after="60" w:line="252" w:lineRule="auto"/>
+              <w:jc w:val="left"/>
+            </w:pPr>
+            <w:r/>
+            <w:r>
+              <w:t>London 15-19</w:t>
+            </w:r>
+          </w:p>
+        </w:tc>
+        <w:tc>
+          <w:tcPr>
+            <w:tcW w:type="dxa" w:w="1440"/>
+            <w:shd w:fill="F8FAFC"/>
+            <w:tcMar>
+              <w:top w:w="100" w:type="dxa"/>
+              <w:bottom w:w="100" w:type="dxa"/>
+              <w:left w:w="120" w:type="dxa"/>
+              <w:right w:w="120" w:type="dxa"/>
+            </w:tcMar>
+            <w:tcBorders>
+              <w:top w:val="single" w:sz="4" w:space="0" w:color="CCCCCC"/>
+              <w:bottom w:val="single" w:sz="4" w:space="0" w:color="CCCCCC"/>
+              <w:left w:val="single" w:sz="4" w:space="0" w:color="CCCCCC"/>
+              <w:right w:val="single" w:sz="4" w:space="0" w:color="CCCCCC"/>
+            </w:tcBorders>
+          </w:tcPr>
+          <w:p>
+            <w:pPr>
+              <w:spacing w:before="60" w:after="60" w:line="252" w:lineRule="auto"/>
+              <w:jc w:val="left"/>
+            </w:pPr>
+            <w:r/>
+            <w:r>
+              <w:t>654.00</w:t>
+            </w:r>
+          </w:p>
+        </w:tc>
+        <w:tc>
+          <w:tcPr>
+            <w:tcW w:type="dxa" w:w="2016"/>
+            <w:shd w:fill="F8FAFC"/>
+            <w:tcMar>
+              <w:top w:w="100" w:type="dxa"/>
+              <w:bottom w:w="100" w:type="dxa"/>
+              <w:left w:w="120" w:type="dxa"/>
+              <w:right w:w="120" w:type="dxa"/>
+            </w:tcMar>
+            <w:tcBorders>
+              <w:top w:val="single" w:sz="4" w:space="0" w:color="CCCCCC"/>
+              <w:bottom w:val="single" w:sz="4" w:space="0" w:color="CCCCCC"/>
+              <w:left w:val="single" w:sz="4" w:space="0" w:color="CCCCCC"/>
+              <w:right w:val="single" w:sz="4" w:space="0" w:color="CCCCCC"/>
+            </w:tcBorders>
+          </w:tcPr>
+          <w:p>
+            <w:pPr>
+              <w:spacing w:before="60" w:after="60" w:line="252" w:lineRule="auto"/>
+              <w:jc w:val="left"/>
+            </w:pPr>
+            <w:r/>
+            <w:r>
+              <w:t>664.75</w:t>
+            </w:r>
+          </w:p>
+        </w:tc>
+        <w:tc>
+          <w:tcPr>
+            <w:tcW w:type="dxa" w:w="1152"/>
+            <w:shd w:fill="F8FAFC"/>
+            <w:tcMar>
+              <w:top w:w="100" w:type="dxa"/>
+              <w:bottom w:w="100" w:type="dxa"/>
+              <w:left w:w="120" w:type="dxa"/>
+              <w:right w:w="120" w:type="dxa"/>
+            </w:tcMar>
+            <w:tcBorders>
+              <w:top w:val="single" w:sz="4" w:space="0" w:color="CCCCCC"/>
+              <w:bottom w:val="single" w:sz="4" w:space="0" w:color="CCCCCC"/>
+              <w:left w:val="single" w:sz="4" w:space="0" w:color="CCCCCC"/>
+              <w:right w:val="single" w:sz="4" w:space="0" w:color="CCCCCC"/>
+            </w:tcBorders>
+          </w:tcPr>
+          <w:p>
+            <w:pPr>
+              <w:spacing w:before="60" w:after="60" w:line="252" w:lineRule="auto"/>
+              <w:jc w:val="left"/>
+            </w:pPr>
+            <w:r/>
+            <w:r>
+              <w:t>646.75</w:t>
+            </w:r>
+          </w:p>
+        </w:tc>
+        <w:tc>
+          <w:tcPr>
+            <w:tcW w:type="dxa" w:w="1728"/>
+            <w:shd w:fill="F8FAFC"/>
+            <w:tcMar>
+              <w:top w:w="100" w:type="dxa"/>
+              <w:bottom w:w="100" w:type="dxa"/>
+              <w:left w:w="120" w:type="dxa"/>
+              <w:right w:w="120" w:type="dxa"/>
+            </w:tcMar>
+            <w:tcBorders>
+              <w:top w:val="single" w:sz="4" w:space="0" w:color="CCCCCC"/>
+              <w:bottom w:val="single" w:sz="4" w:space="0" w:color="CCCCCC"/>
+              <w:left w:val="single" w:sz="4" w:space="0" w:color="CCCCCC"/>
+              <w:right w:val="single" w:sz="4" w:space="0" w:color="CCCCCC"/>
+            </w:tcBorders>
+          </w:tcPr>
+          <w:p>
+            <w:pPr>
+              <w:spacing w:before="60" w:after="60" w:line="252" w:lineRule="auto"/>
+              <w:jc w:val="left"/>
+            </w:pPr>
+            <w:r/>
+            <w:r>
+              <w:rPr>
+                <w:b/>
+              </w:rPr>
+              <w:t>654.75</w:t>
+            </w:r>
+          </w:p>
+        </w:tc>
+        <w:tc>
+          <w:tcPr>
+            <w:tcW w:type="dxa" w:w="3456"/>
+            <w:shd w:fill="F8FAFC"/>
+            <w:tcMar>
+              <w:top w:w="100" w:type="dxa"/>
+              <w:bottom w:w="100" w:type="dxa"/>
+              <w:left w:w="120" w:type="dxa"/>
+              <w:right w:w="120" w:type="dxa"/>
+            </w:tcMar>
+            <w:tcBorders>
+              <w:top w:val="single" w:sz="4" w:space="0" w:color="CCCCCC"/>
+              <w:bottom w:val="single" w:sz="4" w:space="0" w:color="CCCCCC"/>
+              <w:left w:val="single" w:sz="4" w:space="0" w:color="CCCCCC"/>
+              <w:right w:val="single" w:sz="4" w:space="0" w:color="CCCCCC"/>
+            </w:tcBorders>
+          </w:tcPr>
+          <w:p>
+            <w:pPr>
+              <w:spacing w:before="60" w:after="60" w:line="252" w:lineRule="auto"/>
+              <w:jc w:val="left"/>
+            </w:pPr>
+            <w:r/>
+            <w:r>
+              <w:rPr>
+                <w:b/>
+              </w:rPr>
+              <w:t>+0.75</w:t>
+            </w:r>
+          </w:p>
+        </w:tc>
+        <w:tc>
+          <w:tcPr>
+            <w:tcW w:type="dxa" w:w="1440"/>
+            <w:shd w:fill="F8FAFC"/>
+            <w:tcMar>
+              <w:top w:w="100" w:type="dxa"/>
+              <w:bottom w:w="100" w:type="dxa"/>
+              <w:left w:w="120" w:type="dxa"/>
+              <w:right w:w="120" w:type="dxa"/>
+            </w:tcMar>
+            <w:tcBorders>
+              <w:top w:val="single" w:sz="4" w:space="0" w:color="CCCCCC"/>
+              <w:bottom w:val="single" w:sz="4" w:space="0" w:color="CCCCCC"/>
+              <w:left w:val="single" w:sz="4" w:space="0" w:color="CCCCCC"/>
+              <w:right w:val="single" w:sz="4" w:space="0" w:color="CCCCCC"/>
+            </w:tcBorders>
+          </w:tcPr>
+          <w:p>
+            <w:pPr>
+              <w:spacing w:before="60" w:after="60" w:line="252" w:lineRule="auto"/>
+              <w:jc w:val="left"/>
+            </w:pPr>
+            <w:r/>
+            <w:r>
+              <w:t>BULL</w:t>
+            </w:r>
+          </w:p>
+        </w:tc>
+      </w:tr>
+      <w:tr>
+        <w:tc>
+          <w:tcPr>
+            <w:tcW w:type="dxa" w:w="1584"/>
+            <w:shd w:fill="FFFFFF"/>
+            <w:tcMar>
+              <w:top w:w="100" w:type="dxa"/>
+              <w:bottom w:w="100" w:type="dxa"/>
+              <w:left w:w="120" w:type="dxa"/>
+              <w:right w:w="120" w:type="dxa"/>
+            </w:tcMar>
+            <w:tcBorders>
+              <w:top w:val="single" w:sz="4" w:space="0" w:color="CCCCCC"/>
+              <w:bottom w:val="single" w:sz="4" w:space="0" w:color="CCCCCC"/>
+              <w:left w:val="single" w:sz="4" w:space="0" w:color="CCCCCC"/>
+              <w:right w:val="single" w:sz="4" w:space="0" w:color="CCCCCC"/>
+            </w:tcBorders>
+          </w:tcPr>
+          <w:p>
+            <w:pPr>
+              <w:spacing w:before="60" w:after="60" w:line="252" w:lineRule="auto"/>
+              <w:jc w:val="left"/>
+            </w:pPr>
+            <w:r/>
+            <w:r>
+              <w:rPr>
+                <w:b/>
+              </w:rPr>
+              <w:t>Thu 22/10</w:t>
+            </w:r>
+          </w:p>
+        </w:tc>
+        <w:tc>
+          <w:tcPr>
+            <w:tcW w:type="dxa" w:w="864"/>
+            <w:shd w:fill="FFFFFF"/>
+            <w:tcMar>
+              <w:top w:w="100" w:type="dxa"/>
+              <w:bottom w:w="100" w:type="dxa"/>
+              <w:left w:w="120" w:type="dxa"/>
+              <w:right w:w="120" w:type="dxa"/>
+            </w:tcMar>
+            <w:tcBorders>
+              <w:top w:val="single" w:sz="4" w:space="0" w:color="CCCCCC"/>
+              <w:bottom w:val="single" w:sz="4" w:space="0" w:color="CCCCCC"/>
+              <w:left w:val="single" w:sz="4" w:space="0" w:color="CCCCCC"/>
+              <w:right w:val="single" w:sz="4" w:space="0" w:color="CCCCCC"/>
+            </w:tcBorders>
+          </w:tcPr>
+          <w:p>
+            <w:pPr>
+              <w:spacing w:before="60" w:after="60" w:line="252" w:lineRule="auto"/>
+              <w:jc w:val="left"/>
+            </w:pPr>
+            <w:r/>
+            <w:r>
+              <w:t>Pre-NY 19-21</w:t>
+            </w:r>
+          </w:p>
+        </w:tc>
+        <w:tc>
+          <w:tcPr>
+            <w:tcW w:type="dxa" w:w="1440"/>
+            <w:shd w:fill="FFFFFF"/>
+            <w:tcMar>
+              <w:top w:w="100" w:type="dxa"/>
+              <w:bottom w:w="100" w:type="dxa"/>
+              <w:left w:w="120" w:type="dxa"/>
+              <w:right w:w="120" w:type="dxa"/>
+            </w:tcMar>
+            <w:tcBorders>
+              <w:top w:val="single" w:sz="4" w:space="0" w:color="CCCCCC"/>
+              <w:bottom w:val="single" w:sz="4" w:space="0" w:color="CCCCCC"/>
+              <w:left w:val="single" w:sz="4" w:space="0" w:color="CCCCCC"/>
+              <w:right w:val="single" w:sz="4" w:space="0" w:color="CCCCCC"/>
+            </w:tcBorders>
+          </w:tcPr>
+          <w:p>
+            <w:pPr>
+              <w:spacing w:before="60" w:after="60" w:line="252" w:lineRule="auto"/>
+              <w:jc w:val="left"/>
+            </w:pPr>
+            <w:r/>
+            <w:r>
+              <w:t>654.75</w:t>
+            </w:r>
+          </w:p>
+        </w:tc>
+        <w:tc>
+          <w:tcPr>
+            <w:tcW w:type="dxa" w:w="2016"/>
+            <w:shd w:fill="FFFFFF"/>
+            <w:tcMar>
+              <w:top w:w="100" w:type="dxa"/>
+              <w:bottom w:w="100" w:type="dxa"/>
+              <w:left w:w="120" w:type="dxa"/>
+              <w:right w:w="120" w:type="dxa"/>
+            </w:tcMar>
+            <w:tcBorders>
+              <w:top w:val="single" w:sz="4" w:space="0" w:color="CCCCCC"/>
+              <w:bottom w:val="single" w:sz="4" w:space="0" w:color="CCCCCC"/>
+              <w:left w:val="single" w:sz="4" w:space="0" w:color="CCCCCC"/>
+              <w:right w:val="single" w:sz="4" w:space="0" w:color="CCCCCC"/>
+            </w:tcBorders>
+          </w:tcPr>
+          <w:p>
+            <w:pPr>
+              <w:spacing w:before="60" w:after="60" w:line="252" w:lineRule="auto"/>
+              <w:jc w:val="left"/>
+            </w:pPr>
+            <w:r/>
+            <w:r>
+              <w:t>661.25</w:t>
+            </w:r>
+          </w:p>
+        </w:tc>
+        <w:tc>
+          <w:tcPr>
+            <w:tcW w:type="dxa" w:w="1152"/>
+            <w:shd w:fill="FFFFFF"/>
+            <w:tcMar>
+              <w:top w:w="100" w:type="dxa"/>
+              <w:bottom w:w="100" w:type="dxa"/>
+              <w:left w:w="120" w:type="dxa"/>
+              <w:right w:w="120" w:type="dxa"/>
+            </w:tcMar>
+            <w:tcBorders>
+              <w:top w:val="single" w:sz="4" w:space="0" w:color="CCCCCC"/>
+              <w:bottom w:val="single" w:sz="4" w:space="0" w:color="CCCCCC"/>
+              <w:left w:val="single" w:sz="4" w:space="0" w:color="CCCCCC"/>
+              <w:right w:val="single" w:sz="4" w:space="0" w:color="CCCCCC"/>
+            </w:tcBorders>
+          </w:tcPr>
+          <w:p>
+            <w:pPr>
+              <w:spacing w:before="60" w:after="60" w:line="252" w:lineRule="auto"/>
+              <w:jc w:val="left"/>
+            </w:pPr>
+            <w:r/>
+            <w:r>
+              <w:t>646.25</w:t>
+            </w:r>
+          </w:p>
+        </w:tc>
+        <w:tc>
+          <w:tcPr>
+            <w:tcW w:type="dxa" w:w="1728"/>
+            <w:shd w:fill="FFFFFF"/>
+            <w:tcMar>
+              <w:top w:w="100" w:type="dxa"/>
+              <w:bottom w:w="100" w:type="dxa"/>
+              <w:left w:w="120" w:type="dxa"/>
+              <w:right w:w="120" w:type="dxa"/>
+            </w:tcMar>
+            <w:tcBorders>
+              <w:top w:val="single" w:sz="4" w:space="0" w:color="CCCCCC"/>
+              <w:bottom w:val="single" w:sz="4" w:space="0" w:color="CCCCCC"/>
+              <w:left w:val="single" w:sz="4" w:space="0" w:color="CCCCCC"/>
+              <w:right w:val="single" w:sz="4" w:space="0" w:color="CCCCCC"/>
+            </w:tcBorders>
+          </w:tcPr>
+          <w:p>
+            <w:pPr>
+              <w:spacing w:before="60" w:after="60" w:line="252" w:lineRule="auto"/>
+              <w:jc w:val="left"/>
+            </w:pPr>
+            <w:r/>
+            <w:r>
+              <w:rPr>
+                <w:b/>
+              </w:rPr>
+              <w:t>655.25</w:t>
+            </w:r>
+          </w:p>
+        </w:tc>
+        <w:tc>
+          <w:tcPr>
+            <w:tcW w:type="dxa" w:w="3456"/>
+            <w:shd w:fill="FFFFFF"/>
+            <w:tcMar>
+              <w:top w:w="100" w:type="dxa"/>
+              <w:bottom w:w="100" w:type="dxa"/>
+              <w:left w:w="120" w:type="dxa"/>
+              <w:right w:w="120" w:type="dxa"/>
+            </w:tcMar>
+            <w:tcBorders>
+              <w:top w:val="single" w:sz="4" w:space="0" w:color="CCCCCC"/>
+              <w:bottom w:val="single" w:sz="4" w:space="0" w:color="CCCCCC"/>
+              <w:left w:val="single" w:sz="4" w:space="0" w:color="CCCCCC"/>
+              <w:right w:val="single" w:sz="4" w:space="0" w:color="CCCCCC"/>
+            </w:tcBorders>
+          </w:tcPr>
+          <w:p>
+            <w:pPr>
+              <w:spacing w:before="60" w:after="60" w:line="252" w:lineRule="auto"/>
+              <w:jc w:val="left"/>
+            </w:pPr>
+            <w:r/>
+            <w:r>
+              <w:rPr>
+                <w:b/>
+              </w:rPr>
+              <w:t>+0.50</w:t>
+            </w:r>
+          </w:p>
+        </w:tc>
+        <w:tc>
+          <w:tcPr>
+            <w:tcW w:type="dxa" w:w="1440"/>
+            <w:shd w:fill="FFFFFF"/>
+            <w:tcMar>
+              <w:top w:w="100" w:type="dxa"/>
+              <w:bottom w:w="100" w:type="dxa"/>
+              <w:left w:w="120" w:type="dxa"/>
+              <w:right w:w="120" w:type="dxa"/>
+            </w:tcMar>
+            <w:tcBorders>
+              <w:top w:val="single" w:sz="4" w:space="0" w:color="CCCCCC"/>
+              <w:bottom w:val="single" w:sz="4" w:space="0" w:color="CCCCCC"/>
+              <w:left w:val="single" w:sz="4" w:space="0" w:color="CCCCCC"/>
+              <w:right w:val="single" w:sz="4" w:space="0" w:color="CCCCCC"/>
+            </w:tcBorders>
+          </w:tcPr>
+          <w:p>
+            <w:pPr>
+              <w:spacing w:before="60" w:after="60" w:line="252" w:lineRule="auto"/>
+              <w:jc w:val="left"/>
+            </w:pPr>
+            <w:r/>
+            <w:r>
+              <w:t>BULL</w:t>
+            </w:r>
+          </w:p>
+        </w:tc>
+      </w:tr>
+      <w:tr>
+        <w:tc>
+          <w:tcPr>
+            <w:tcW w:type="dxa" w:w="1584"/>
+            <w:shd w:fill="F8FAFC"/>
+            <w:tcMar>
+              <w:top w:w="100" w:type="dxa"/>
+              <w:bottom w:w="100" w:type="dxa"/>
+              <w:left w:w="120" w:type="dxa"/>
+              <w:right w:w="120" w:type="dxa"/>
+            </w:tcMar>
+            <w:tcBorders>
+              <w:top w:val="single" w:sz="4" w:space="0" w:color="CCCCCC"/>
+              <w:bottom w:val="single" w:sz="4" w:space="0" w:color="CCCCCC"/>
+              <w:left w:val="single" w:sz="4" w:space="0" w:color="CCCCCC"/>
+              <w:right w:val="single" w:sz="4" w:space="0" w:color="CCCCCC"/>
+            </w:tcBorders>
+          </w:tcPr>
+          <w:p>
+            <w:pPr>
+              <w:spacing w:before="60" w:after="60" w:line="252" w:lineRule="auto"/>
+              <w:jc w:val="left"/>
+            </w:pPr>
+            <w:r/>
+            <w:r>
+              <w:rPr>
+                <w:b/>
+              </w:rPr>
+              <w:t>Thu 22/10</w:t>
+            </w:r>
+          </w:p>
+        </w:tc>
+        <w:tc>
+          <w:tcPr>
+            <w:tcW w:type="dxa" w:w="864"/>
+            <w:shd w:fill="F8FAFC"/>
+            <w:tcMar>
+              <w:top w:w="100" w:type="dxa"/>
+              <w:bottom w:w="100" w:type="dxa"/>
+              <w:left w:w="120" w:type="dxa"/>
+              <w:right w:w="120" w:type="dxa"/>
+            </w:tcMar>
+            <w:tcBorders>
+              <w:top w:val="single" w:sz="4" w:space="0" w:color="CCCCCC"/>
+              <w:bottom w:val="single" w:sz="4" w:space="0" w:color="CCCCCC"/>
+              <w:left w:val="single" w:sz="4" w:space="0" w:color="CCCCCC"/>
+              <w:right w:val="single" w:sz="4" w:space="0" w:color="CCCCCC"/>
+            </w:tcBorders>
+          </w:tcPr>
+          <w:p>
+            <w:pPr>
+              <w:spacing w:before="60" w:after="60" w:line="252" w:lineRule="auto"/>
+              <w:jc w:val="left"/>
+            </w:pPr>
+            <w:r/>
+            <w:r>
+              <w:t>NY Open 21-23</w:t>
+            </w:r>
+          </w:p>
+        </w:tc>
+        <w:tc>
+          <w:tcPr>
+            <w:tcW w:type="dxa" w:w="1440"/>
+            <w:shd w:fill="F8FAFC"/>
+            <w:tcMar>
+              <w:top w:w="100" w:type="dxa"/>
+              <w:bottom w:w="100" w:type="dxa"/>
+              <w:left w:w="120" w:type="dxa"/>
+              <w:right w:w="120" w:type="dxa"/>
+            </w:tcMar>
+            <w:tcBorders>
+              <w:top w:val="single" w:sz="4" w:space="0" w:color="CCCCCC"/>
+              <w:bottom w:val="single" w:sz="4" w:space="0" w:color="CCCCCC"/>
+              <w:left w:val="single" w:sz="4" w:space="0" w:color="CCCCCC"/>
+              <w:right w:val="single" w:sz="4" w:space="0" w:color="CCCCCC"/>
+            </w:tcBorders>
+          </w:tcPr>
+          <w:p>
+            <w:pPr>
+              <w:spacing w:before="60" w:after="60" w:line="252" w:lineRule="auto"/>
+              <w:jc w:val="left"/>
+            </w:pPr>
+            <w:r/>
+            <w:r>
+              <w:t>655.25</w:t>
+            </w:r>
+          </w:p>
+        </w:tc>
+        <w:tc>
+          <w:tcPr>
+            <w:tcW w:type="dxa" w:w="2016"/>
+            <w:shd w:fill="F8FAFC"/>
+            <w:tcMar>
+              <w:top w:w="100" w:type="dxa"/>
+              <w:bottom w:w="100" w:type="dxa"/>
+              <w:left w:w="120" w:type="dxa"/>
+              <w:right w:w="120" w:type="dxa"/>
+            </w:tcMar>
+            <w:tcBorders>
+              <w:top w:val="single" w:sz="4" w:space="0" w:color="CCCCCC"/>
+              <w:bottom w:val="single" w:sz="4" w:space="0" w:color="CCCCCC"/>
+              <w:left w:val="single" w:sz="4" w:space="0" w:color="CCCCCC"/>
+              <w:right w:val="single" w:sz="4" w:space="0" w:color="CCCCCC"/>
+            </w:tcBorders>
+          </w:tcPr>
+          <w:p>
+            <w:pPr>
+              <w:spacing w:before="60" w:after="60" w:line="252" w:lineRule="auto"/>
+              <w:jc w:val="left"/>
+            </w:pPr>
+            <w:r/>
+            <w:r>
+              <w:t>666.25</w:t>
+            </w:r>
+          </w:p>
+        </w:tc>
+        <w:tc>
+          <w:tcPr>
+            <w:tcW w:type="dxa" w:w="1152"/>
+            <w:shd w:fill="F8FAFC"/>
+            <w:tcMar>
+              <w:top w:w="100" w:type="dxa"/>
+              <w:bottom w:w="100" w:type="dxa"/>
+              <w:left w:w="120" w:type="dxa"/>
+              <w:right w:w="120" w:type="dxa"/>
+            </w:tcMar>
+            <w:tcBorders>
+              <w:top w:val="single" w:sz="4" w:space="0" w:color="CCCCCC"/>
+              <w:bottom w:val="single" w:sz="4" w:space="0" w:color="CCCCCC"/>
+              <w:left w:val="single" w:sz="4" w:space="0" w:color="CCCCCC"/>
+              <w:right w:val="single" w:sz="4" w:space="0" w:color="CCCCCC"/>
+            </w:tcBorders>
+          </w:tcPr>
+          <w:p>
+            <w:pPr>
+              <w:spacing w:before="60" w:after="60" w:line="252" w:lineRule="auto"/>
+              <w:jc w:val="left"/>
+            </w:pPr>
+            <w:r/>
+            <w:r>
+              <w:t>643.50</w:t>
+            </w:r>
+          </w:p>
+        </w:tc>
+        <w:tc>
+          <w:tcPr>
+            <w:tcW w:type="dxa" w:w="1728"/>
+            <w:shd w:fill="F8FAFC"/>
+            <w:tcMar>
+              <w:top w:w="100" w:type="dxa"/>
+              <w:bottom w:w="100" w:type="dxa"/>
+              <w:left w:w="120" w:type="dxa"/>
+              <w:right w:w="120" w:type="dxa"/>
+            </w:tcMar>
+            <w:tcBorders>
+              <w:top w:val="single" w:sz="4" w:space="0" w:color="CCCCCC"/>
+              <w:bottom w:val="single" w:sz="4" w:space="0" w:color="CCCCCC"/>
+              <w:left w:val="single" w:sz="4" w:space="0" w:color="CCCCCC"/>
+              <w:right w:val="single" w:sz="4" w:space="0" w:color="CCCCCC"/>
+            </w:tcBorders>
+          </w:tcPr>
+          <w:p>
+            <w:pPr>
+              <w:spacing w:before="60" w:after="60" w:line="252" w:lineRule="auto"/>
+              <w:jc w:val="left"/>
+            </w:pPr>
+            <w:r/>
+            <w:r>
+              <w:rPr>
+                <w:b/>
+              </w:rPr>
+              <w:t>658.75</w:t>
+            </w:r>
+          </w:p>
+        </w:tc>
+        <w:tc>
+          <w:tcPr>
+            <w:tcW w:type="dxa" w:w="3456"/>
+            <w:shd w:fill="F8FAFC"/>
+            <w:tcMar>
+              <w:top w:w="100" w:type="dxa"/>
+              <w:bottom w:w="100" w:type="dxa"/>
+              <w:left w:w="120" w:type="dxa"/>
+              <w:right w:w="120" w:type="dxa"/>
+            </w:tcMar>
+            <w:tcBorders>
+              <w:top w:val="single" w:sz="4" w:space="0" w:color="CCCCCC"/>
+              <w:bottom w:val="single" w:sz="4" w:space="0" w:color="CCCCCC"/>
+              <w:left w:val="single" w:sz="4" w:space="0" w:color="CCCCCC"/>
+              <w:right w:val="single" w:sz="4" w:space="0" w:color="CCCCCC"/>
+            </w:tcBorders>
+          </w:tcPr>
+          <w:p>
+            <w:pPr>
+              <w:spacing w:before="60" w:after="60" w:line="252" w:lineRule="auto"/>
+              <w:jc w:val="left"/>
+            </w:pPr>
+            <w:r/>
+            <w:r>
+              <w:rPr>
+                <w:b/>
+              </w:rPr>
+              <w:t>+3.50</w:t>
+            </w:r>
+          </w:p>
+        </w:tc>
+        <w:tc>
+          <w:tcPr>
+            <w:tcW w:type="dxa" w:w="1440"/>
+            <w:shd w:fill="F8FAFC"/>
+            <w:tcMar>
+              <w:top w:w="100" w:type="dxa"/>
+              <w:bottom w:w="100" w:type="dxa"/>
+              <w:left w:w="120" w:type="dxa"/>
+              <w:right w:w="120" w:type="dxa"/>
+            </w:tcMar>
+            <w:tcBorders>
+              <w:top w:val="single" w:sz="4" w:space="0" w:color="CCCCCC"/>
+              <w:bottom w:val="single" w:sz="4" w:space="0" w:color="CCCCCC"/>
+              <w:left w:val="single" w:sz="4" w:space="0" w:color="CCCCCC"/>
+              <w:right w:val="single" w:sz="4" w:space="0" w:color="CCCCCC"/>
+            </w:tcBorders>
+          </w:tcPr>
+          <w:p>
+            <w:pPr>
+              <w:spacing w:before="60" w:after="60" w:line="252" w:lineRule="auto"/>
+              <w:jc w:val="left"/>
+            </w:pPr>
+            <w:r/>
+            <w:r>
+              <w:t>BULL</w:t>
+            </w:r>
+          </w:p>
+        </w:tc>
+      </w:tr>
+      <w:tr>
+        <w:tc>
+          <w:tcPr>
+            <w:tcW w:type="dxa" w:w="1584"/>
+            <w:shd w:fill="FFFFFF"/>
+            <w:tcMar>
+              <w:top w:w="100" w:type="dxa"/>
+              <w:bottom w:w="100" w:type="dxa"/>
+              <w:left w:w="120" w:type="dxa"/>
+              <w:right w:w="120" w:type="dxa"/>
+            </w:tcMar>
+            <w:tcBorders>
+              <w:top w:val="single" w:sz="4" w:space="0" w:color="CCCCCC"/>
+              <w:bottom w:val="single" w:sz="4" w:space="0" w:color="CCCCCC"/>
+              <w:left w:val="single" w:sz="4" w:space="0" w:color="CCCCCC"/>
+              <w:right w:val="single" w:sz="4" w:space="0" w:color="CCCCCC"/>
+            </w:tcBorders>
+          </w:tcPr>
+          <w:p>
+            <w:pPr>
+              <w:spacing w:before="60" w:after="60" w:line="252" w:lineRule="auto"/>
+              <w:jc w:val="left"/>
+            </w:pPr>
+            <w:r/>
+            <w:r>
+              <w:rPr>
+                <w:b/>
+              </w:rPr>
+              <w:t>Thu 22/10</w:t>
+            </w:r>
+          </w:p>
+        </w:tc>
+        <w:tc>
+          <w:tcPr>
+            <w:tcW w:type="dxa" w:w="864"/>
+            <w:shd w:fill="FFFFFF"/>
+            <w:tcMar>
+              <w:top w:w="100" w:type="dxa"/>
+              <w:bottom w:w="100" w:type="dxa"/>
+              <w:left w:w="120" w:type="dxa"/>
+              <w:right w:w="120" w:type="dxa"/>
+            </w:tcMar>
+            <w:tcBorders>
+              <w:top w:val="single" w:sz="4" w:space="0" w:color="CCCCCC"/>
+              <w:bottom w:val="single" w:sz="4" w:space="0" w:color="CCCCCC"/>
+              <w:left w:val="single" w:sz="4" w:space="0" w:color="CCCCCC"/>
+              <w:right w:val="single" w:sz="4" w:space="0" w:color="CCCCCC"/>
+            </w:tcBorders>
+          </w:tcPr>
+          <w:p>
+            <w:pPr>
+              <w:spacing w:before="60" w:after="60" w:line="252" w:lineRule="auto"/>
+              <w:jc w:val="left"/>
+            </w:pPr>
+            <w:r/>
+            <w:r>
+              <w:t>NY Close 23-01</w:t>
+            </w:r>
+          </w:p>
+        </w:tc>
+        <w:tc>
+          <w:tcPr>
+            <w:tcW w:type="dxa" w:w="1440"/>
+            <w:shd w:fill="FFFFFF"/>
+            <w:tcMar>
+              <w:top w:w="100" w:type="dxa"/>
+              <w:bottom w:w="100" w:type="dxa"/>
+              <w:left w:w="120" w:type="dxa"/>
+              <w:right w:w="120" w:type="dxa"/>
+            </w:tcMar>
+            <w:tcBorders>
+              <w:top w:val="single" w:sz="4" w:space="0" w:color="CCCCCC"/>
+              <w:bottom w:val="single" w:sz="4" w:space="0" w:color="CCCCCC"/>
+              <w:left w:val="single" w:sz="4" w:space="0" w:color="CCCCCC"/>
+              <w:right w:val="single" w:sz="4" w:space="0" w:color="CCCCCC"/>
+            </w:tcBorders>
+          </w:tcPr>
+          <w:p>
+            <w:pPr>
+              <w:spacing w:before="60" w:after="60" w:line="252" w:lineRule="auto"/>
+              <w:jc w:val="left"/>
+            </w:pPr>
+            <w:r/>
+            <w:r>
+              <w:t>658.75</w:t>
+            </w:r>
+          </w:p>
+        </w:tc>
+        <w:tc>
+          <w:tcPr>
+            <w:tcW w:type="dxa" w:w="2016"/>
+            <w:shd w:fill="FFFFFF"/>
+            <w:tcMar>
+              <w:top w:w="100" w:type="dxa"/>
+              <w:bottom w:w="100" w:type="dxa"/>
+              <w:left w:w="120" w:type="dxa"/>
+              <w:right w:w="120" w:type="dxa"/>
+            </w:tcMar>
+            <w:tcBorders>
+              <w:top w:val="single" w:sz="4" w:space="0" w:color="CCCCCC"/>
+              <w:bottom w:val="single" w:sz="4" w:space="0" w:color="CCCCCC"/>
+              <w:left w:val="single" w:sz="4" w:space="0" w:color="CCCCCC"/>
+              <w:right w:val="single" w:sz="4" w:space="0" w:color="CCCCCC"/>
+            </w:tcBorders>
+          </w:tcPr>
+          <w:p>
+            <w:pPr>
+              <w:spacing w:before="60" w:after="60" w:line="252" w:lineRule="auto"/>
+              <w:jc w:val="left"/>
+            </w:pPr>
+            <w:r/>
+            <w:r>
+              <w:t>664.25</w:t>
+            </w:r>
+          </w:p>
+        </w:tc>
+        <w:tc>
+          <w:tcPr>
+            <w:tcW w:type="dxa" w:w="1152"/>
+            <w:shd w:fill="FFFFFF"/>
+            <w:tcMar>
+              <w:top w:w="100" w:type="dxa"/>
+              <w:bottom w:w="100" w:type="dxa"/>
+              <w:left w:w="120" w:type="dxa"/>
+              <w:right w:w="120" w:type="dxa"/>
+            </w:tcMar>
+            <w:tcBorders>
+              <w:top w:val="single" w:sz="4" w:space="0" w:color="CCCCCC"/>
+              <w:bottom w:val="single" w:sz="4" w:space="0" w:color="CCCCCC"/>
+              <w:left w:val="single" w:sz="4" w:space="0" w:color="CCCCCC"/>
+              <w:right w:val="single" w:sz="4" w:space="0" w:color="CCCCCC"/>
+            </w:tcBorders>
+          </w:tcPr>
+          <w:p>
+            <w:pPr>
+              <w:spacing w:before="60" w:after="60" w:line="252" w:lineRule="auto"/>
+              <w:jc w:val="left"/>
+            </w:pPr>
+            <w:r/>
+            <w:r>
+              <w:t>651.00</w:t>
+            </w:r>
+          </w:p>
+        </w:tc>
+        <w:tc>
+          <w:tcPr>
+            <w:tcW w:type="dxa" w:w="1728"/>
+            <w:shd w:fill="FFFFFF"/>
+            <w:tcMar>
+              <w:top w:w="100" w:type="dxa"/>
+              <w:bottom w:w="100" w:type="dxa"/>
+              <w:left w:w="120" w:type="dxa"/>
+              <w:right w:w="120" w:type="dxa"/>
+            </w:tcMar>
+            <w:tcBorders>
+              <w:top w:val="single" w:sz="4" w:space="0" w:color="CCCCCC"/>
+              <w:bottom w:val="single" w:sz="4" w:space="0" w:color="CCCCCC"/>
+              <w:left w:val="single" w:sz="4" w:space="0" w:color="CCCCCC"/>
+              <w:right w:val="single" w:sz="4" w:space="0" w:color="CCCCCC"/>
+            </w:tcBorders>
+          </w:tcPr>
+          <w:p>
+            <w:pPr>
+              <w:spacing w:before="60" w:after="60" w:line="252" w:lineRule="auto"/>
+              <w:jc w:val="left"/>
+            </w:pPr>
+            <w:r/>
+            <w:r>
+              <w:rPr>
+                <w:b/>
+              </w:rPr>
+              <w:t>659.50</w:t>
+            </w:r>
+          </w:p>
+        </w:tc>
+        <w:tc>
+          <w:tcPr>
+            <w:tcW w:type="dxa" w:w="3456"/>
+            <w:shd w:fill="FFFFFF"/>
+            <w:tcMar>
+              <w:top w:w="100" w:type="dxa"/>
+              <w:bottom w:w="100" w:type="dxa"/>
+              <w:left w:w="120" w:type="dxa"/>
+              <w:right w:w="120" w:type="dxa"/>
+            </w:tcMar>
+            <w:tcBorders>
+              <w:top w:val="single" w:sz="4" w:space="0" w:color="CCCCCC"/>
+              <w:bottom w:val="single" w:sz="4" w:space="0" w:color="CCCCCC"/>
+              <w:left w:val="single" w:sz="4" w:space="0" w:color="CCCCCC"/>
+              <w:right w:val="single" w:sz="4" w:space="0" w:color="CCCCCC"/>
+            </w:tcBorders>
+          </w:tcPr>
+          <w:p>
+            <w:pPr>
+              <w:spacing w:before="60" w:after="60" w:line="252" w:lineRule="auto"/>
+              <w:jc w:val="left"/>
+            </w:pPr>
+            <w:r/>
+            <w:r>
+              <w:rPr>
+                <w:b/>
+              </w:rPr>
+              <w:t>+0.75</w:t>
+            </w:r>
+          </w:p>
+        </w:tc>
+        <w:tc>
+          <w:tcPr>
+            <w:tcW w:type="dxa" w:w="1440"/>
+            <w:shd w:fill="FFFFFF"/>
+            <w:tcMar>
+              <w:top w:w="100" w:type="dxa"/>
+              <w:bottom w:w="100" w:type="dxa"/>
+              <w:left w:w="120" w:type="dxa"/>
+              <w:right w:w="120" w:type="dxa"/>
+            </w:tcMar>
+            <w:tcBorders>
+              <w:top w:val="single" w:sz="4" w:space="0" w:color="CCCCCC"/>
+              <w:bottom w:val="single" w:sz="4" w:space="0" w:color="CCCCCC"/>
+              <w:left w:val="single" w:sz="4" w:space="0" w:color="CCCCCC"/>
+              <w:right w:val="single" w:sz="4" w:space="0" w:color="CCCCCC"/>
+            </w:tcBorders>
+          </w:tcPr>
+          <w:p>
+            <w:pPr>
+              <w:spacing w:before="60" w:after="60" w:line="252" w:lineRule="auto"/>
+              <w:jc w:val="left"/>
+            </w:pPr>
+            <w:r/>
+            <w:r>
+              <w:t>BULL</w:t>
+            </w:r>
+          </w:p>
+        </w:tc>
+      </w:tr>
+      <w:tr>
+        <w:tc>
+          <w:tcPr>
+            <w:tcW w:type="dxa" w:w="1584"/>
+            <w:shd w:fill="F8FAFC"/>
+            <w:tcMar>
+              <w:top w:w="100" w:type="dxa"/>
+              <w:bottom w:w="100" w:type="dxa"/>
+              <w:left w:w="120" w:type="dxa"/>
+              <w:right w:w="120" w:type="dxa"/>
+            </w:tcMar>
+            <w:tcBorders>
+              <w:top w:val="single" w:sz="4" w:space="0" w:color="CCCCCC"/>
+              <w:bottom w:val="single" w:sz="4" w:space="0" w:color="CCCCCC"/>
+              <w:left w:val="single" w:sz="4" w:space="0" w:color="CCCCCC"/>
+              <w:right w:val="single" w:sz="4" w:space="0" w:color="CCCCCC"/>
+            </w:tcBorders>
+          </w:tcPr>
+          <w:p>
+            <w:pPr>
+              <w:spacing w:before="60" w:after="60" w:line="252" w:lineRule="auto"/>
+              <w:jc w:val="left"/>
+            </w:pPr>
+            <w:r/>
+            <w:r>
+              <w:rPr>
+                <w:b/>
+              </w:rPr>
+              <w:t>Fri 23/10</w:t>
+            </w:r>
+          </w:p>
+        </w:tc>
+        <w:tc>
+          <w:tcPr>
+            <w:tcW w:type="dxa" w:w="864"/>
+            <w:shd w:fill="F8FAFC"/>
+            <w:tcMar>
+              <w:top w:w="100" w:type="dxa"/>
+              <w:bottom w:w="100" w:type="dxa"/>
+              <w:left w:w="120" w:type="dxa"/>
+              <w:right w:w="120" w:type="dxa"/>
+            </w:tcMar>
+            <w:tcBorders>
+              <w:top w:val="single" w:sz="4" w:space="0" w:color="CCCCCC"/>
+              <w:bottom w:val="single" w:sz="4" w:space="0" w:color="CCCCCC"/>
+              <w:left w:val="single" w:sz="4" w:space="0" w:color="CCCCCC"/>
+              <w:right w:val="single" w:sz="4" w:space="0" w:color="CCCCCC"/>
+            </w:tcBorders>
+          </w:tcPr>
+          <w:p>
+            <w:pPr>
+              <w:spacing w:before="60" w:after="60" w:line="252" w:lineRule="auto"/>
+              <w:jc w:val="left"/>
+            </w:pPr>
+            <w:r/>
+            <w:r>
+              <w:t>Asia 07-11</w:t>
+            </w:r>
+          </w:p>
+        </w:tc>
+        <w:tc>
+          <w:tcPr>
+            <w:tcW w:type="dxa" w:w="1440"/>
+            <w:shd w:fill="F8FAFC"/>
+            <w:tcMar>
+              <w:top w:w="100" w:type="dxa"/>
+              <w:bottom w:w="100" w:type="dxa"/>
+              <w:left w:w="120" w:type="dxa"/>
+              <w:right w:w="120" w:type="dxa"/>
+            </w:tcMar>
+            <w:tcBorders>
+              <w:top w:val="single" w:sz="4" w:space="0" w:color="CCCCCC"/>
+              <w:bottom w:val="single" w:sz="4" w:space="0" w:color="CCCCCC"/>
+              <w:left w:val="single" w:sz="4" w:space="0" w:color="CCCCCC"/>
+              <w:right w:val="single" w:sz="4" w:space="0" w:color="CCCCCC"/>
+            </w:tcBorders>
+          </w:tcPr>
+          <w:p>
+            <w:pPr>
+              <w:spacing w:before="60" w:after="60" w:line="252" w:lineRule="auto"/>
+              <w:jc w:val="left"/>
+            </w:pPr>
+            <w:r/>
+            <w:r>
+              <w:t>659.50</w:t>
+            </w:r>
+          </w:p>
+        </w:tc>
+        <w:tc>
+          <w:tcPr>
+            <w:tcW w:type="dxa" w:w="2016"/>
+            <w:shd w:fill="F8FAFC"/>
+            <w:tcMar>
+              <w:top w:w="100" w:type="dxa"/>
+              <w:bottom w:w="100" w:type="dxa"/>
+              <w:left w:w="120" w:type="dxa"/>
+              <w:right w:w="120" w:type="dxa"/>
+            </w:tcMar>
+            <w:tcBorders>
+              <w:top w:val="single" w:sz="4" w:space="0" w:color="CCCCCC"/>
+              <w:bottom w:val="single" w:sz="4" w:space="0" w:color="CCCCCC"/>
+              <w:left w:val="single" w:sz="4" w:space="0" w:color="CCCCCC"/>
+              <w:right w:val="single" w:sz="4" w:space="0" w:color="CCCCCC"/>
+            </w:tcBorders>
+          </w:tcPr>
+          <w:p>
+            <w:pPr>
+              <w:spacing w:before="60" w:after="60" w:line="252" w:lineRule="auto"/>
+              <w:jc w:val="left"/>
+            </w:pPr>
+            <w:r/>
+            <w:r>
+              <w:t>668.75</w:t>
+            </w:r>
+          </w:p>
+        </w:tc>
+        <w:tc>
+          <w:tcPr>
+            <w:tcW w:type="dxa" w:w="1152"/>
+            <w:shd w:fill="F8FAFC"/>
+            <w:tcMar>
+              <w:top w:w="100" w:type="dxa"/>
+              <w:bottom w:w="100" w:type="dxa"/>
+              <w:left w:w="120" w:type="dxa"/>
+              <w:right w:w="120" w:type="dxa"/>
+            </w:tcMar>
+            <w:tcBorders>
+              <w:top w:val="single" w:sz="4" w:space="0" w:color="CCCCCC"/>
+              <w:bottom w:val="single" w:sz="4" w:space="0" w:color="CCCCCC"/>
+              <w:left w:val="single" w:sz="4" w:space="0" w:color="CCCCCC"/>
+              <w:right w:val="single" w:sz="4" w:space="0" w:color="CCCCCC"/>
+            </w:tcBorders>
+          </w:tcPr>
+          <w:p>
+            <w:pPr>
+              <w:spacing w:before="60" w:after="60" w:line="252" w:lineRule="auto"/>
+              <w:jc w:val="left"/>
+            </w:pPr>
+            <w:r/>
+            <w:r>
+              <w:t>653.00</w:t>
+            </w:r>
+          </w:p>
+        </w:tc>
+        <w:tc>
+          <w:tcPr>
+            <w:tcW w:type="dxa" w:w="1728"/>
+            <w:shd w:fill="F8FAFC"/>
+            <w:tcMar>
+              <w:top w:w="100" w:type="dxa"/>
+              <w:bottom w:w="100" w:type="dxa"/>
+              <w:left w:w="120" w:type="dxa"/>
+              <w:right w:w="120" w:type="dxa"/>
+            </w:tcMar>
+            <w:tcBorders>
+              <w:top w:val="single" w:sz="4" w:space="0" w:color="CCCCCC"/>
+              <w:bottom w:val="single" w:sz="4" w:space="0" w:color="CCCCCC"/>
+              <w:left w:val="single" w:sz="4" w:space="0" w:color="CCCCCC"/>
+              <w:right w:val="single" w:sz="4" w:space="0" w:color="CCCCCC"/>
+            </w:tcBorders>
+          </w:tcPr>
+          <w:p>
+            <w:pPr>
+              <w:spacing w:before="60" w:after="60" w:line="252" w:lineRule="auto"/>
+              <w:jc w:val="left"/>
+            </w:pPr>
+            <w:r/>
+            <w:r>
+              <w:rPr>
+                <w:b/>
+              </w:rPr>
+              <w:t>658.75</w:t>
+            </w:r>
+          </w:p>
+        </w:tc>
+        <w:tc>
+          <w:tcPr>
+            <w:tcW w:type="dxa" w:w="3456"/>
+            <w:shd w:fill="F8FAFC"/>
             <w:tcMar>
               <w:top w:w="100" w:type="dxa"/>
               <w:bottom w:w="100" w:type="dxa"/>
@@ -27518,7 +30103,7 @@
         <w:tc>
           <w:tcPr>
             <w:tcW w:type="dxa" w:w="1440"/>
-            <w:shd w:fill="FFFFFF"/>
+            <w:shd w:fill="F8FAFC"/>
             <w:tcMar>
               <w:top w:w="100" w:type="dxa"/>
               <w:bottom w:w="100" w:type="dxa"/>
@@ -27548,7 +30133,7 @@
         <w:tc>
           <w:tcPr>
             <w:tcW w:type="dxa" w:w="1584"/>
-            <w:shd w:fill="F8FAFC"/>
+            <w:shd w:fill="FFFFFF"/>
             <w:tcMar>
               <w:top w:w="100" w:type="dxa"/>
               <w:bottom w:w="100" w:type="dxa"/>
@@ -27572,126 +30157,126 @@
               <w:rPr>
                 <w:b/>
               </w:rPr>
-              <w:t>Wed 21/10</w:t>
+              <w:t>Fri 23/10</w:t>
             </w:r>
           </w:p>
         </w:tc>
         <w:tc>
           <w:tcPr>
             <w:tcW w:type="dxa" w:w="864"/>
-            <w:shd w:fill="F8FAFC"/>
-            <w:tcMar>
-              <w:top w:w="100" w:type="dxa"/>
-              <w:bottom w:w="100" w:type="dxa"/>
-              <w:left w:w="120" w:type="dxa"/>
-              <w:right w:w="120" w:type="dxa"/>
-            </w:tcMar>
-            <w:tcBorders>
-              <w:top w:val="single" w:sz="4" w:space="0" w:color="CCCCCC"/>
-              <w:bottom w:val="single" w:sz="4" w:space="0" w:color="CCCCCC"/>
-              <w:left w:val="single" w:sz="4" w:space="0" w:color="CCCCCC"/>
-              <w:right w:val="single" w:sz="4" w:space="0" w:color="CCCCCC"/>
-            </w:tcBorders>
-          </w:tcPr>
-          <w:p>
-            <w:pPr>
-              <w:spacing w:before="60" w:after="60" w:line="252" w:lineRule="auto"/>
-              <w:jc w:val="left"/>
-            </w:pPr>
-            <w:r/>
-            <w:r>
-              <w:t>London 15-19</w:t>
+            <w:shd w:fill="FFFFFF"/>
+            <w:tcMar>
+              <w:top w:w="100" w:type="dxa"/>
+              <w:bottom w:w="100" w:type="dxa"/>
+              <w:left w:w="120" w:type="dxa"/>
+              <w:right w:w="120" w:type="dxa"/>
+            </w:tcMar>
+            <w:tcBorders>
+              <w:top w:val="single" w:sz="4" w:space="0" w:color="CCCCCC"/>
+              <w:bottom w:val="single" w:sz="4" w:space="0" w:color="CCCCCC"/>
+              <w:left w:val="single" w:sz="4" w:space="0" w:color="CCCCCC"/>
+              <w:right w:val="single" w:sz="4" w:space="0" w:color="CCCCCC"/>
+            </w:tcBorders>
+          </w:tcPr>
+          <w:p>
+            <w:pPr>
+              <w:spacing w:before="60" w:after="60" w:line="252" w:lineRule="auto"/>
+              <w:jc w:val="left"/>
+            </w:pPr>
+            <w:r/>
+            <w:r>
+              <w:t>Asia 11-15</w:t>
             </w:r>
           </w:p>
         </w:tc>
         <w:tc>
           <w:tcPr>
             <w:tcW w:type="dxa" w:w="1440"/>
-            <w:shd w:fill="F8FAFC"/>
-            <w:tcMar>
-              <w:top w:w="100" w:type="dxa"/>
-              <w:bottom w:w="100" w:type="dxa"/>
-              <w:left w:w="120" w:type="dxa"/>
-              <w:right w:w="120" w:type="dxa"/>
-            </w:tcMar>
-            <w:tcBorders>
-              <w:top w:val="single" w:sz="4" w:space="0" w:color="CCCCCC"/>
-              <w:bottom w:val="single" w:sz="4" w:space="0" w:color="CCCCCC"/>
-              <w:left w:val="single" w:sz="4" w:space="0" w:color="CCCCCC"/>
-              <w:right w:val="single" w:sz="4" w:space="0" w:color="CCCCCC"/>
-            </w:tcBorders>
-          </w:tcPr>
-          <w:p>
-            <w:pPr>
-              <w:spacing w:before="60" w:after="60" w:line="252" w:lineRule="auto"/>
-              <w:jc w:val="left"/>
-            </w:pPr>
-            <w:r/>
-            <w:r>
-              <w:t>651.75</w:t>
+            <w:shd w:fill="FFFFFF"/>
+            <w:tcMar>
+              <w:top w:w="100" w:type="dxa"/>
+              <w:bottom w:w="100" w:type="dxa"/>
+              <w:left w:w="120" w:type="dxa"/>
+              <w:right w:w="120" w:type="dxa"/>
+            </w:tcMar>
+            <w:tcBorders>
+              <w:top w:val="single" w:sz="4" w:space="0" w:color="CCCCCC"/>
+              <w:bottom w:val="single" w:sz="4" w:space="0" w:color="CCCCCC"/>
+              <w:left w:val="single" w:sz="4" w:space="0" w:color="CCCCCC"/>
+              <w:right w:val="single" w:sz="4" w:space="0" w:color="CCCCCC"/>
+            </w:tcBorders>
+          </w:tcPr>
+          <w:p>
+            <w:pPr>
+              <w:spacing w:before="60" w:after="60" w:line="252" w:lineRule="auto"/>
+              <w:jc w:val="left"/>
+            </w:pPr>
+            <w:r/>
+            <w:r>
+              <w:t>658.75</w:t>
             </w:r>
           </w:p>
         </w:tc>
         <w:tc>
           <w:tcPr>
             <w:tcW w:type="dxa" w:w="2016"/>
-            <w:shd w:fill="F8FAFC"/>
-            <w:tcMar>
-              <w:top w:w="100" w:type="dxa"/>
-              <w:bottom w:w="100" w:type="dxa"/>
-              <w:left w:w="120" w:type="dxa"/>
-              <w:right w:w="120" w:type="dxa"/>
-            </w:tcMar>
-            <w:tcBorders>
-              <w:top w:val="single" w:sz="4" w:space="0" w:color="CCCCCC"/>
-              <w:bottom w:val="single" w:sz="4" w:space="0" w:color="CCCCCC"/>
-              <w:left w:val="single" w:sz="4" w:space="0" w:color="CCCCCC"/>
-              <w:right w:val="single" w:sz="4" w:space="0" w:color="CCCCCC"/>
-            </w:tcBorders>
-          </w:tcPr>
-          <w:p>
-            <w:pPr>
-              <w:spacing w:before="60" w:after="60" w:line="252" w:lineRule="auto"/>
-              <w:jc w:val="left"/>
-            </w:pPr>
-            <w:r/>
-            <w:r>
-              <w:t>665.25</w:t>
+            <w:shd w:fill="FFFFFF"/>
+            <w:tcMar>
+              <w:top w:w="100" w:type="dxa"/>
+              <w:bottom w:w="100" w:type="dxa"/>
+              <w:left w:w="120" w:type="dxa"/>
+              <w:right w:w="120" w:type="dxa"/>
+            </w:tcMar>
+            <w:tcBorders>
+              <w:top w:val="single" w:sz="4" w:space="0" w:color="CCCCCC"/>
+              <w:bottom w:val="single" w:sz="4" w:space="0" w:color="CCCCCC"/>
+              <w:left w:val="single" w:sz="4" w:space="0" w:color="CCCCCC"/>
+              <w:right w:val="single" w:sz="4" w:space="0" w:color="CCCCCC"/>
+            </w:tcBorders>
+          </w:tcPr>
+          <w:p>
+            <w:pPr>
+              <w:spacing w:before="60" w:after="60" w:line="252" w:lineRule="auto"/>
+              <w:jc w:val="left"/>
+            </w:pPr>
+            <w:r/>
+            <w:r>
+              <w:t>666.25</w:t>
             </w:r>
           </w:p>
         </w:tc>
         <w:tc>
           <w:tcPr>
             <w:tcW w:type="dxa" w:w="1152"/>
-            <w:shd w:fill="F8FAFC"/>
-            <w:tcMar>
-              <w:top w:w="100" w:type="dxa"/>
-              <w:bottom w:w="100" w:type="dxa"/>
-              <w:left w:w="120" w:type="dxa"/>
-              <w:right w:w="120" w:type="dxa"/>
-            </w:tcMar>
-            <w:tcBorders>
-              <w:top w:val="single" w:sz="4" w:space="0" w:color="CCCCCC"/>
-              <w:bottom w:val="single" w:sz="4" w:space="0" w:color="CCCCCC"/>
-              <w:left w:val="single" w:sz="4" w:space="0" w:color="CCCCCC"/>
-              <w:right w:val="single" w:sz="4" w:space="0" w:color="CCCCCC"/>
-            </w:tcBorders>
-          </w:tcPr>
-          <w:p>
-            <w:pPr>
-              <w:spacing w:before="60" w:after="60" w:line="252" w:lineRule="auto"/>
-              <w:jc w:val="left"/>
-            </w:pPr>
-            <w:r/>
-            <w:r>
-              <w:t>638.75</w:t>
+            <w:shd w:fill="FFFFFF"/>
+            <w:tcMar>
+              <w:top w:w="100" w:type="dxa"/>
+              <w:bottom w:w="100" w:type="dxa"/>
+              <w:left w:w="120" w:type="dxa"/>
+              <w:right w:w="120" w:type="dxa"/>
+            </w:tcMar>
+            <w:tcBorders>
+              <w:top w:val="single" w:sz="4" w:space="0" w:color="CCCCCC"/>
+              <w:bottom w:val="single" w:sz="4" w:space="0" w:color="CCCCCC"/>
+              <w:left w:val="single" w:sz="4" w:space="0" w:color="CCCCCC"/>
+              <w:right w:val="single" w:sz="4" w:space="0" w:color="CCCCCC"/>
+            </w:tcBorders>
+          </w:tcPr>
+          <w:p>
+            <w:pPr>
+              <w:spacing w:before="60" w:after="60" w:line="252" w:lineRule="auto"/>
+              <w:jc w:val="left"/>
+            </w:pPr>
+            <w:r/>
+            <w:r>
+              <w:t>652.75</w:t>
             </w:r>
           </w:p>
         </w:tc>
         <w:tc>
           <w:tcPr>
             <w:tcW w:type="dxa" w:w="1728"/>
-            <w:shd w:fill="F8FAFC"/>
+            <w:shd w:fill="FFFFFF"/>
             <w:tcMar>
               <w:top w:w="100" w:type="dxa"/>
               <w:bottom w:w="100" w:type="dxa"/>
@@ -27715,7 +30300,712 @@
               <w:rPr>
                 <w:b/>
               </w:rPr>
-              <w:t>653.50</w:t>
+              <w:t>657.75</w:t>
+            </w:r>
+          </w:p>
+        </w:tc>
+        <w:tc>
+          <w:tcPr>
+            <w:tcW w:type="dxa" w:w="3456"/>
+            <w:shd w:fill="FFFFFF"/>
+            <w:tcMar>
+              <w:top w:w="100" w:type="dxa"/>
+              <w:bottom w:w="100" w:type="dxa"/>
+              <w:left w:w="120" w:type="dxa"/>
+              <w:right w:w="120" w:type="dxa"/>
+            </w:tcMar>
+            <w:tcBorders>
+              <w:top w:val="single" w:sz="4" w:space="0" w:color="CCCCCC"/>
+              <w:bottom w:val="single" w:sz="4" w:space="0" w:color="CCCCCC"/>
+              <w:left w:val="single" w:sz="4" w:space="0" w:color="CCCCCC"/>
+              <w:right w:val="single" w:sz="4" w:space="0" w:color="CCCCCC"/>
+            </w:tcBorders>
+          </w:tcPr>
+          <w:p>
+            <w:pPr>
+              <w:spacing w:before="60" w:after="60" w:line="252" w:lineRule="auto"/>
+              <w:jc w:val="left"/>
+            </w:pPr>
+            <w:r/>
+            <w:r>
+              <w:rPr>
+                <w:b/>
+              </w:rPr>
+              <w:t>-1.00</w:t>
+            </w:r>
+          </w:p>
+        </w:tc>
+        <w:tc>
+          <w:tcPr>
+            <w:tcW w:type="dxa" w:w="1440"/>
+            <w:shd w:fill="FFFFFF"/>
+            <w:tcMar>
+              <w:top w:w="100" w:type="dxa"/>
+              <w:bottom w:w="100" w:type="dxa"/>
+              <w:left w:w="120" w:type="dxa"/>
+              <w:right w:w="120" w:type="dxa"/>
+            </w:tcMar>
+            <w:tcBorders>
+              <w:top w:val="single" w:sz="4" w:space="0" w:color="CCCCCC"/>
+              <w:bottom w:val="single" w:sz="4" w:space="0" w:color="CCCCCC"/>
+              <w:left w:val="single" w:sz="4" w:space="0" w:color="CCCCCC"/>
+              <w:right w:val="single" w:sz="4" w:space="0" w:color="CCCCCC"/>
+            </w:tcBorders>
+          </w:tcPr>
+          <w:p>
+            <w:pPr>
+              <w:spacing w:before="60" w:after="60" w:line="252" w:lineRule="auto"/>
+              <w:jc w:val="left"/>
+            </w:pPr>
+            <w:r/>
+            <w:r>
+              <w:t>BEAR</w:t>
+            </w:r>
+          </w:p>
+        </w:tc>
+      </w:tr>
+      <w:tr>
+        <w:tc>
+          <w:tcPr>
+            <w:tcW w:type="dxa" w:w="1584"/>
+            <w:shd w:fill="F8FAFC"/>
+            <w:tcMar>
+              <w:top w:w="100" w:type="dxa"/>
+              <w:bottom w:w="100" w:type="dxa"/>
+              <w:left w:w="120" w:type="dxa"/>
+              <w:right w:w="120" w:type="dxa"/>
+            </w:tcMar>
+            <w:tcBorders>
+              <w:top w:val="single" w:sz="4" w:space="0" w:color="CCCCCC"/>
+              <w:bottom w:val="single" w:sz="4" w:space="0" w:color="CCCCCC"/>
+              <w:left w:val="single" w:sz="4" w:space="0" w:color="CCCCCC"/>
+              <w:right w:val="single" w:sz="4" w:space="0" w:color="CCCCCC"/>
+            </w:tcBorders>
+          </w:tcPr>
+          <w:p>
+            <w:pPr>
+              <w:spacing w:before="60" w:after="60" w:line="252" w:lineRule="auto"/>
+              <w:jc w:val="left"/>
+            </w:pPr>
+            <w:r/>
+            <w:r>
+              <w:rPr>
+                <w:b/>
+              </w:rPr>
+              <w:t>Fri 23/10</w:t>
+            </w:r>
+          </w:p>
+        </w:tc>
+        <w:tc>
+          <w:tcPr>
+            <w:tcW w:type="dxa" w:w="864"/>
+            <w:shd w:fill="F8FAFC"/>
+            <w:tcMar>
+              <w:top w:w="100" w:type="dxa"/>
+              <w:bottom w:w="100" w:type="dxa"/>
+              <w:left w:w="120" w:type="dxa"/>
+              <w:right w:w="120" w:type="dxa"/>
+            </w:tcMar>
+            <w:tcBorders>
+              <w:top w:val="single" w:sz="4" w:space="0" w:color="CCCCCC"/>
+              <w:bottom w:val="single" w:sz="4" w:space="0" w:color="CCCCCC"/>
+              <w:left w:val="single" w:sz="4" w:space="0" w:color="CCCCCC"/>
+              <w:right w:val="single" w:sz="4" w:space="0" w:color="CCCCCC"/>
+            </w:tcBorders>
+          </w:tcPr>
+          <w:p>
+            <w:pPr>
+              <w:spacing w:before="60" w:after="60" w:line="252" w:lineRule="auto"/>
+              <w:jc w:val="left"/>
+            </w:pPr>
+            <w:r/>
+            <w:r>
+              <w:t>London 15-19</w:t>
+            </w:r>
+          </w:p>
+        </w:tc>
+        <w:tc>
+          <w:tcPr>
+            <w:tcW w:type="dxa" w:w="1440"/>
+            <w:shd w:fill="F8FAFC"/>
+            <w:tcMar>
+              <w:top w:w="100" w:type="dxa"/>
+              <w:bottom w:w="100" w:type="dxa"/>
+              <w:left w:w="120" w:type="dxa"/>
+              <w:right w:w="120" w:type="dxa"/>
+            </w:tcMar>
+            <w:tcBorders>
+              <w:top w:val="single" w:sz="4" w:space="0" w:color="CCCCCC"/>
+              <w:bottom w:val="single" w:sz="4" w:space="0" w:color="CCCCCC"/>
+              <w:left w:val="single" w:sz="4" w:space="0" w:color="CCCCCC"/>
+              <w:right w:val="single" w:sz="4" w:space="0" w:color="CCCCCC"/>
+            </w:tcBorders>
+          </w:tcPr>
+          <w:p>
+            <w:pPr>
+              <w:spacing w:before="60" w:after="60" w:line="252" w:lineRule="auto"/>
+              <w:jc w:val="left"/>
+            </w:pPr>
+            <w:r/>
+            <w:r>
+              <w:t>657.75</w:t>
+            </w:r>
+          </w:p>
+        </w:tc>
+        <w:tc>
+          <w:tcPr>
+            <w:tcW w:type="dxa" w:w="2016"/>
+            <w:shd w:fill="F8FAFC"/>
+            <w:tcMar>
+              <w:top w:w="100" w:type="dxa"/>
+              <w:bottom w:w="100" w:type="dxa"/>
+              <w:left w:w="120" w:type="dxa"/>
+              <w:right w:w="120" w:type="dxa"/>
+            </w:tcMar>
+            <w:tcBorders>
+              <w:top w:val="single" w:sz="4" w:space="0" w:color="CCCCCC"/>
+              <w:bottom w:val="single" w:sz="4" w:space="0" w:color="CCCCCC"/>
+              <w:left w:val="single" w:sz="4" w:space="0" w:color="CCCCCC"/>
+              <w:right w:val="single" w:sz="4" w:space="0" w:color="CCCCCC"/>
+            </w:tcBorders>
+          </w:tcPr>
+          <w:p>
+            <w:pPr>
+              <w:spacing w:before="60" w:after="60" w:line="252" w:lineRule="auto"/>
+              <w:jc w:val="left"/>
+            </w:pPr>
+            <w:r/>
+            <w:r>
+              <w:t>664.75</w:t>
+            </w:r>
+          </w:p>
+        </w:tc>
+        <w:tc>
+          <w:tcPr>
+            <w:tcW w:type="dxa" w:w="1152"/>
+            <w:shd w:fill="F8FAFC"/>
+            <w:tcMar>
+              <w:top w:w="100" w:type="dxa"/>
+              <w:bottom w:w="100" w:type="dxa"/>
+              <w:left w:w="120" w:type="dxa"/>
+              <w:right w:w="120" w:type="dxa"/>
+            </w:tcMar>
+            <w:tcBorders>
+              <w:top w:val="single" w:sz="4" w:space="0" w:color="CCCCCC"/>
+              <w:bottom w:val="single" w:sz="4" w:space="0" w:color="CCCCCC"/>
+              <w:left w:val="single" w:sz="4" w:space="0" w:color="CCCCCC"/>
+              <w:right w:val="single" w:sz="4" w:space="0" w:color="CCCCCC"/>
+            </w:tcBorders>
+          </w:tcPr>
+          <w:p>
+            <w:pPr>
+              <w:spacing w:before="60" w:after="60" w:line="252" w:lineRule="auto"/>
+              <w:jc w:val="left"/>
+            </w:pPr>
+            <w:r/>
+            <w:r>
+              <w:t>644.25</w:t>
+            </w:r>
+          </w:p>
+        </w:tc>
+        <w:tc>
+          <w:tcPr>
+            <w:tcW w:type="dxa" w:w="1728"/>
+            <w:shd w:fill="F8FAFC"/>
+            <w:tcMar>
+              <w:top w:w="100" w:type="dxa"/>
+              <w:bottom w:w="100" w:type="dxa"/>
+              <w:left w:w="120" w:type="dxa"/>
+              <w:right w:w="120" w:type="dxa"/>
+            </w:tcMar>
+            <w:tcBorders>
+              <w:top w:val="single" w:sz="4" w:space="0" w:color="CCCCCC"/>
+              <w:bottom w:val="single" w:sz="4" w:space="0" w:color="CCCCCC"/>
+              <w:left w:val="single" w:sz="4" w:space="0" w:color="CCCCCC"/>
+              <w:right w:val="single" w:sz="4" w:space="0" w:color="CCCCCC"/>
+            </w:tcBorders>
+          </w:tcPr>
+          <w:p>
+            <w:pPr>
+              <w:spacing w:before="60" w:after="60" w:line="252" w:lineRule="auto"/>
+              <w:jc w:val="left"/>
+            </w:pPr>
+            <w:r/>
+            <w:r>
+              <w:rPr>
+                <w:b/>
+              </w:rPr>
+              <w:t>658.50</w:t>
+            </w:r>
+          </w:p>
+        </w:tc>
+        <w:tc>
+          <w:tcPr>
+            <w:tcW w:type="dxa" w:w="3456"/>
+            <w:shd w:fill="F8FAFC"/>
+            <w:tcMar>
+              <w:top w:w="100" w:type="dxa"/>
+              <w:bottom w:w="100" w:type="dxa"/>
+              <w:left w:w="120" w:type="dxa"/>
+              <w:right w:w="120" w:type="dxa"/>
+            </w:tcMar>
+            <w:tcBorders>
+              <w:top w:val="single" w:sz="4" w:space="0" w:color="CCCCCC"/>
+              <w:bottom w:val="single" w:sz="4" w:space="0" w:color="CCCCCC"/>
+              <w:left w:val="single" w:sz="4" w:space="0" w:color="CCCCCC"/>
+              <w:right w:val="single" w:sz="4" w:space="0" w:color="CCCCCC"/>
+            </w:tcBorders>
+          </w:tcPr>
+          <w:p>
+            <w:pPr>
+              <w:spacing w:before="60" w:after="60" w:line="252" w:lineRule="auto"/>
+              <w:jc w:val="left"/>
+            </w:pPr>
+            <w:r/>
+            <w:r>
+              <w:rPr>
+                <w:b/>
+              </w:rPr>
+              <w:t>+0.75</w:t>
+            </w:r>
+          </w:p>
+        </w:tc>
+        <w:tc>
+          <w:tcPr>
+            <w:tcW w:type="dxa" w:w="1440"/>
+            <w:shd w:fill="F8FAFC"/>
+            <w:tcMar>
+              <w:top w:w="100" w:type="dxa"/>
+              <w:bottom w:w="100" w:type="dxa"/>
+              <w:left w:w="120" w:type="dxa"/>
+              <w:right w:w="120" w:type="dxa"/>
+            </w:tcMar>
+            <w:tcBorders>
+              <w:top w:val="single" w:sz="4" w:space="0" w:color="CCCCCC"/>
+              <w:bottom w:val="single" w:sz="4" w:space="0" w:color="CCCCCC"/>
+              <w:left w:val="single" w:sz="4" w:space="0" w:color="CCCCCC"/>
+              <w:right w:val="single" w:sz="4" w:space="0" w:color="CCCCCC"/>
+            </w:tcBorders>
+          </w:tcPr>
+          <w:p>
+            <w:pPr>
+              <w:spacing w:before="60" w:after="60" w:line="252" w:lineRule="auto"/>
+              <w:jc w:val="left"/>
+            </w:pPr>
+            <w:r/>
+            <w:r>
+              <w:t>BULL</w:t>
+            </w:r>
+          </w:p>
+        </w:tc>
+      </w:tr>
+      <w:tr>
+        <w:tc>
+          <w:tcPr>
+            <w:tcW w:type="dxa" w:w="1584"/>
+            <w:shd w:fill="FFFFFF"/>
+            <w:tcMar>
+              <w:top w:w="100" w:type="dxa"/>
+              <w:bottom w:w="100" w:type="dxa"/>
+              <w:left w:w="120" w:type="dxa"/>
+              <w:right w:w="120" w:type="dxa"/>
+            </w:tcMar>
+            <w:tcBorders>
+              <w:top w:val="single" w:sz="4" w:space="0" w:color="CCCCCC"/>
+              <w:bottom w:val="single" w:sz="4" w:space="0" w:color="CCCCCC"/>
+              <w:left w:val="single" w:sz="4" w:space="0" w:color="CCCCCC"/>
+              <w:right w:val="single" w:sz="4" w:space="0" w:color="CCCCCC"/>
+            </w:tcBorders>
+          </w:tcPr>
+          <w:p>
+            <w:pPr>
+              <w:spacing w:before="60" w:after="60" w:line="252" w:lineRule="auto"/>
+              <w:jc w:val="left"/>
+            </w:pPr>
+            <w:r/>
+            <w:r>
+              <w:rPr>
+                <w:b/>
+              </w:rPr>
+              <w:t>Fri 23/10</w:t>
+            </w:r>
+          </w:p>
+        </w:tc>
+        <w:tc>
+          <w:tcPr>
+            <w:tcW w:type="dxa" w:w="864"/>
+            <w:shd w:fill="FFFFFF"/>
+            <w:tcMar>
+              <w:top w:w="100" w:type="dxa"/>
+              <w:bottom w:w="100" w:type="dxa"/>
+              <w:left w:w="120" w:type="dxa"/>
+              <w:right w:w="120" w:type="dxa"/>
+            </w:tcMar>
+            <w:tcBorders>
+              <w:top w:val="single" w:sz="4" w:space="0" w:color="CCCCCC"/>
+              <w:bottom w:val="single" w:sz="4" w:space="0" w:color="CCCCCC"/>
+              <w:left w:val="single" w:sz="4" w:space="0" w:color="CCCCCC"/>
+              <w:right w:val="single" w:sz="4" w:space="0" w:color="CCCCCC"/>
+            </w:tcBorders>
+          </w:tcPr>
+          <w:p>
+            <w:pPr>
+              <w:spacing w:before="60" w:after="60" w:line="252" w:lineRule="auto"/>
+              <w:jc w:val="left"/>
+            </w:pPr>
+            <w:r/>
+            <w:r>
+              <w:t>Pre-NY 19-21</w:t>
+            </w:r>
+          </w:p>
+        </w:tc>
+        <w:tc>
+          <w:tcPr>
+            <w:tcW w:type="dxa" w:w="1440"/>
+            <w:shd w:fill="FFFFFF"/>
+            <w:tcMar>
+              <w:top w:w="100" w:type="dxa"/>
+              <w:bottom w:w="100" w:type="dxa"/>
+              <w:left w:w="120" w:type="dxa"/>
+              <w:right w:w="120" w:type="dxa"/>
+            </w:tcMar>
+            <w:tcBorders>
+              <w:top w:val="single" w:sz="4" w:space="0" w:color="CCCCCC"/>
+              <w:bottom w:val="single" w:sz="4" w:space="0" w:color="CCCCCC"/>
+              <w:left w:val="single" w:sz="4" w:space="0" w:color="CCCCCC"/>
+              <w:right w:val="single" w:sz="4" w:space="0" w:color="CCCCCC"/>
+            </w:tcBorders>
+          </w:tcPr>
+          <w:p>
+            <w:pPr>
+              <w:spacing w:before="60" w:after="60" w:line="252" w:lineRule="auto"/>
+              <w:jc w:val="left"/>
+            </w:pPr>
+            <w:r/>
+            <w:r>
+              <w:t>658.50</w:t>
+            </w:r>
+          </w:p>
+        </w:tc>
+        <w:tc>
+          <w:tcPr>
+            <w:tcW w:type="dxa" w:w="2016"/>
+            <w:shd w:fill="FFFFFF"/>
+            <w:tcMar>
+              <w:top w:w="100" w:type="dxa"/>
+              <w:bottom w:w="100" w:type="dxa"/>
+              <w:left w:w="120" w:type="dxa"/>
+              <w:right w:w="120" w:type="dxa"/>
+            </w:tcMar>
+            <w:tcBorders>
+              <w:top w:val="single" w:sz="4" w:space="0" w:color="CCCCCC"/>
+              <w:bottom w:val="single" w:sz="4" w:space="0" w:color="CCCCCC"/>
+              <w:left w:val="single" w:sz="4" w:space="0" w:color="CCCCCC"/>
+              <w:right w:val="single" w:sz="4" w:space="0" w:color="CCCCCC"/>
+            </w:tcBorders>
+          </w:tcPr>
+          <w:p>
+            <w:pPr>
+              <w:spacing w:before="60" w:after="60" w:line="252" w:lineRule="auto"/>
+              <w:jc w:val="left"/>
+            </w:pPr>
+            <w:r/>
+            <w:r>
+              <w:t>667.75</w:t>
+            </w:r>
+          </w:p>
+        </w:tc>
+        <w:tc>
+          <w:tcPr>
+            <w:tcW w:type="dxa" w:w="1152"/>
+            <w:shd w:fill="FFFFFF"/>
+            <w:tcMar>
+              <w:top w:w="100" w:type="dxa"/>
+              <w:bottom w:w="100" w:type="dxa"/>
+              <w:left w:w="120" w:type="dxa"/>
+              <w:right w:w="120" w:type="dxa"/>
+            </w:tcMar>
+            <w:tcBorders>
+              <w:top w:val="single" w:sz="4" w:space="0" w:color="CCCCCC"/>
+              <w:bottom w:val="single" w:sz="4" w:space="0" w:color="CCCCCC"/>
+              <w:left w:val="single" w:sz="4" w:space="0" w:color="CCCCCC"/>
+              <w:right w:val="single" w:sz="4" w:space="0" w:color="CCCCCC"/>
+            </w:tcBorders>
+          </w:tcPr>
+          <w:p>
+            <w:pPr>
+              <w:spacing w:before="60" w:after="60" w:line="252" w:lineRule="auto"/>
+              <w:jc w:val="left"/>
+            </w:pPr>
+            <w:r/>
+            <w:r>
+              <w:t>651.25</w:t>
+            </w:r>
+          </w:p>
+        </w:tc>
+        <w:tc>
+          <w:tcPr>
+            <w:tcW w:type="dxa" w:w="1728"/>
+            <w:shd w:fill="FFFFFF"/>
+            <w:tcMar>
+              <w:top w:w="100" w:type="dxa"/>
+              <w:bottom w:w="100" w:type="dxa"/>
+              <w:left w:w="120" w:type="dxa"/>
+              <w:right w:w="120" w:type="dxa"/>
+            </w:tcMar>
+            <w:tcBorders>
+              <w:top w:val="single" w:sz="4" w:space="0" w:color="CCCCCC"/>
+              <w:bottom w:val="single" w:sz="4" w:space="0" w:color="CCCCCC"/>
+              <w:left w:val="single" w:sz="4" w:space="0" w:color="CCCCCC"/>
+              <w:right w:val="single" w:sz="4" w:space="0" w:color="CCCCCC"/>
+            </w:tcBorders>
+          </w:tcPr>
+          <w:p>
+            <w:pPr>
+              <w:spacing w:before="60" w:after="60" w:line="252" w:lineRule="auto"/>
+              <w:jc w:val="left"/>
+            </w:pPr>
+            <w:r/>
+            <w:r>
+              <w:rPr>
+                <w:b/>
+              </w:rPr>
+              <w:t>658.25</w:t>
+            </w:r>
+          </w:p>
+        </w:tc>
+        <w:tc>
+          <w:tcPr>
+            <w:tcW w:type="dxa" w:w="3456"/>
+            <w:shd w:fill="FFFFFF"/>
+            <w:tcMar>
+              <w:top w:w="100" w:type="dxa"/>
+              <w:bottom w:w="100" w:type="dxa"/>
+              <w:left w:w="120" w:type="dxa"/>
+              <w:right w:w="120" w:type="dxa"/>
+            </w:tcMar>
+            <w:tcBorders>
+              <w:top w:val="single" w:sz="4" w:space="0" w:color="CCCCCC"/>
+              <w:bottom w:val="single" w:sz="4" w:space="0" w:color="CCCCCC"/>
+              <w:left w:val="single" w:sz="4" w:space="0" w:color="CCCCCC"/>
+              <w:right w:val="single" w:sz="4" w:space="0" w:color="CCCCCC"/>
+            </w:tcBorders>
+          </w:tcPr>
+          <w:p>
+            <w:pPr>
+              <w:spacing w:before="60" w:after="60" w:line="252" w:lineRule="auto"/>
+              <w:jc w:val="left"/>
+            </w:pPr>
+            <w:r/>
+            <w:r>
+              <w:rPr>
+                <w:b/>
+              </w:rPr>
+              <w:t>-0.25</w:t>
+            </w:r>
+          </w:p>
+        </w:tc>
+        <w:tc>
+          <w:tcPr>
+            <w:tcW w:type="dxa" w:w="1440"/>
+            <w:shd w:fill="FFFFFF"/>
+            <w:tcMar>
+              <w:top w:w="100" w:type="dxa"/>
+              <w:bottom w:w="100" w:type="dxa"/>
+              <w:left w:w="120" w:type="dxa"/>
+              <w:right w:w="120" w:type="dxa"/>
+            </w:tcMar>
+            <w:tcBorders>
+              <w:top w:val="single" w:sz="4" w:space="0" w:color="CCCCCC"/>
+              <w:bottom w:val="single" w:sz="4" w:space="0" w:color="CCCCCC"/>
+              <w:left w:val="single" w:sz="4" w:space="0" w:color="CCCCCC"/>
+              <w:right w:val="single" w:sz="4" w:space="0" w:color="CCCCCC"/>
+            </w:tcBorders>
+          </w:tcPr>
+          <w:p>
+            <w:pPr>
+              <w:spacing w:before="60" w:after="60" w:line="252" w:lineRule="auto"/>
+              <w:jc w:val="left"/>
+            </w:pPr>
+            <w:r/>
+            <w:r>
+              <w:t>BEAR</w:t>
+            </w:r>
+          </w:p>
+        </w:tc>
+      </w:tr>
+      <w:tr>
+        <w:tc>
+          <w:tcPr>
+            <w:tcW w:type="dxa" w:w="1584"/>
+            <w:shd w:fill="F8FAFC"/>
+            <w:tcMar>
+              <w:top w:w="100" w:type="dxa"/>
+              <w:bottom w:w="100" w:type="dxa"/>
+              <w:left w:w="120" w:type="dxa"/>
+              <w:right w:w="120" w:type="dxa"/>
+            </w:tcMar>
+            <w:tcBorders>
+              <w:top w:val="single" w:sz="4" w:space="0" w:color="CCCCCC"/>
+              <w:bottom w:val="single" w:sz="4" w:space="0" w:color="CCCCCC"/>
+              <w:left w:val="single" w:sz="4" w:space="0" w:color="CCCCCC"/>
+              <w:right w:val="single" w:sz="4" w:space="0" w:color="CCCCCC"/>
+            </w:tcBorders>
+          </w:tcPr>
+          <w:p>
+            <w:pPr>
+              <w:spacing w:before="60" w:after="60" w:line="252" w:lineRule="auto"/>
+              <w:jc w:val="left"/>
+            </w:pPr>
+            <w:r/>
+            <w:r>
+              <w:rPr>
+                <w:b/>
+              </w:rPr>
+              <w:t>Fri 23/10</w:t>
+            </w:r>
+          </w:p>
+        </w:tc>
+        <w:tc>
+          <w:tcPr>
+            <w:tcW w:type="dxa" w:w="864"/>
+            <w:shd w:fill="F8FAFC"/>
+            <w:tcMar>
+              <w:top w:w="100" w:type="dxa"/>
+              <w:bottom w:w="100" w:type="dxa"/>
+              <w:left w:w="120" w:type="dxa"/>
+              <w:right w:w="120" w:type="dxa"/>
+            </w:tcMar>
+            <w:tcBorders>
+              <w:top w:val="single" w:sz="4" w:space="0" w:color="CCCCCC"/>
+              <w:bottom w:val="single" w:sz="4" w:space="0" w:color="CCCCCC"/>
+              <w:left w:val="single" w:sz="4" w:space="0" w:color="CCCCCC"/>
+              <w:right w:val="single" w:sz="4" w:space="0" w:color="CCCCCC"/>
+            </w:tcBorders>
+          </w:tcPr>
+          <w:p>
+            <w:pPr>
+              <w:spacing w:before="60" w:after="60" w:line="252" w:lineRule="auto"/>
+              <w:jc w:val="left"/>
+            </w:pPr>
+            <w:r/>
+            <w:r>
+              <w:t>NY Open 21-23</w:t>
+            </w:r>
+          </w:p>
+        </w:tc>
+        <w:tc>
+          <w:tcPr>
+            <w:tcW w:type="dxa" w:w="1440"/>
+            <w:shd w:fill="F8FAFC"/>
+            <w:tcMar>
+              <w:top w:w="100" w:type="dxa"/>
+              <w:bottom w:w="100" w:type="dxa"/>
+              <w:left w:w="120" w:type="dxa"/>
+              <w:right w:w="120" w:type="dxa"/>
+            </w:tcMar>
+            <w:tcBorders>
+              <w:top w:val="single" w:sz="4" w:space="0" w:color="CCCCCC"/>
+              <w:bottom w:val="single" w:sz="4" w:space="0" w:color="CCCCCC"/>
+              <w:left w:val="single" w:sz="4" w:space="0" w:color="CCCCCC"/>
+              <w:right w:val="single" w:sz="4" w:space="0" w:color="CCCCCC"/>
+            </w:tcBorders>
+          </w:tcPr>
+          <w:p>
+            <w:pPr>
+              <w:spacing w:before="60" w:after="60" w:line="252" w:lineRule="auto"/>
+              <w:jc w:val="left"/>
+            </w:pPr>
+            <w:r/>
+            <w:r>
+              <w:t>658.25</w:t>
+            </w:r>
+          </w:p>
+        </w:tc>
+        <w:tc>
+          <w:tcPr>
+            <w:tcW w:type="dxa" w:w="2016"/>
+            <w:shd w:fill="F8FAFC"/>
+            <w:tcMar>
+              <w:top w:w="100" w:type="dxa"/>
+              <w:bottom w:w="100" w:type="dxa"/>
+              <w:left w:w="120" w:type="dxa"/>
+              <w:right w:w="120" w:type="dxa"/>
+            </w:tcMar>
+            <w:tcBorders>
+              <w:top w:val="single" w:sz="4" w:space="0" w:color="CCCCCC"/>
+              <w:bottom w:val="single" w:sz="4" w:space="0" w:color="CCCCCC"/>
+              <w:left w:val="single" w:sz="4" w:space="0" w:color="CCCCCC"/>
+              <w:right w:val="single" w:sz="4" w:space="0" w:color="CCCCCC"/>
+            </w:tcBorders>
+          </w:tcPr>
+          <w:p>
+            <w:pPr>
+              <w:spacing w:before="60" w:after="60" w:line="252" w:lineRule="auto"/>
+              <w:jc w:val="left"/>
+            </w:pPr>
+            <w:r/>
+            <w:r>
+              <w:t>666.75</w:t>
+            </w:r>
+          </w:p>
+        </w:tc>
+        <w:tc>
+          <w:tcPr>
+            <w:tcW w:type="dxa" w:w="1152"/>
+            <w:shd w:fill="F8FAFC"/>
+            <w:tcMar>
+              <w:top w:w="100" w:type="dxa"/>
+              <w:bottom w:w="100" w:type="dxa"/>
+              <w:left w:w="120" w:type="dxa"/>
+              <w:right w:w="120" w:type="dxa"/>
+            </w:tcMar>
+            <w:tcBorders>
+              <w:top w:val="single" w:sz="4" w:space="0" w:color="CCCCCC"/>
+              <w:bottom w:val="single" w:sz="4" w:space="0" w:color="CCCCCC"/>
+              <w:left w:val="single" w:sz="4" w:space="0" w:color="CCCCCC"/>
+              <w:right w:val="single" w:sz="4" w:space="0" w:color="CCCCCC"/>
+            </w:tcBorders>
+          </w:tcPr>
+          <w:p>
+            <w:pPr>
+              <w:spacing w:before="60" w:after="60" w:line="252" w:lineRule="auto"/>
+              <w:jc w:val="left"/>
+            </w:pPr>
+            <w:r/>
+            <w:r>
+              <w:t>644.25</w:t>
+            </w:r>
+          </w:p>
+        </w:tc>
+        <w:tc>
+          <w:tcPr>
+            <w:tcW w:type="dxa" w:w="1728"/>
+            <w:shd w:fill="F8FAFC"/>
+            <w:tcMar>
+              <w:top w:w="100" w:type="dxa"/>
+              <w:bottom w:w="100" w:type="dxa"/>
+              <w:left w:w="120" w:type="dxa"/>
+              <w:right w:w="120" w:type="dxa"/>
+            </w:tcMar>
+            <w:tcBorders>
+              <w:top w:val="single" w:sz="4" w:space="0" w:color="CCCCCC"/>
+              <w:bottom w:val="single" w:sz="4" w:space="0" w:color="CCCCCC"/>
+              <w:left w:val="single" w:sz="4" w:space="0" w:color="CCCCCC"/>
+              <w:right w:val="single" w:sz="4" w:space="0" w:color="CCCCCC"/>
+            </w:tcBorders>
+          </w:tcPr>
+          <w:p>
+            <w:pPr>
+              <w:spacing w:before="60" w:after="60" w:line="252" w:lineRule="auto"/>
+              <w:jc w:val="left"/>
+            </w:pPr>
+            <w:r/>
+            <w:r>
+              <w:rPr>
+                <w:b/>
+              </w:rPr>
+              <w:t>660.00</w:t>
             </w:r>
           </w:p>
         </w:tc>
@@ -27807,7 +31097,7 @@
               <w:rPr>
                 <w:b/>
               </w:rPr>
-              <w:t>Wed 21/10</w:t>
+              <w:t>Fri 23/10</w:t>
             </w:r>
           </w:p>
         </w:tc>
@@ -27835,7 +31125,7 @@
             </w:pPr>
             <w:r/>
             <w:r>
-              <w:t>Pre-NY 19-21</w:t>
+              <w:t>NY Close 23-01</w:t>
             </w:r>
           </w:p>
         </w:tc>
@@ -27863,7 +31153,7 @@
             </w:pPr>
             <w:r/>
             <w:r>
-              <w:t>653.50</w:t>
+              <w:t>660.00</w:t>
             </w:r>
           </w:p>
         </w:tc>
@@ -27891,7 +31181,7 @@
             </w:pPr>
             <w:r/>
             <w:r>
-              <w:t>662.75</w:t>
+              <w:t>666.25</w:t>
             </w:r>
           </w:p>
         </w:tc>
@@ -27919,7 +31209,7 @@
             </w:pPr>
             <w:r/>
             <w:r>
-              <w:t>642.75</w:t>
+              <w:t>653.50</w:t>
             </w:r>
           </w:p>
         </w:tc>
@@ -27927,3061 +31217,6 @@
           <w:tcPr>
             <w:tcW w:type="dxa" w:w="1728"/>
             <w:shd w:fill="FFFFFF"/>
-            <w:tcMar>
-              <w:top w:w="100" w:type="dxa"/>
-              <w:bottom w:w="100" w:type="dxa"/>
-              <w:left w:w="120" w:type="dxa"/>
-              <w:right w:w="120" w:type="dxa"/>
-            </w:tcMar>
-            <w:tcBorders>
-              <w:top w:val="single" w:sz="4" w:space="0" w:color="CCCCCC"/>
-              <w:bottom w:val="single" w:sz="4" w:space="0" w:color="CCCCCC"/>
-              <w:left w:val="single" w:sz="4" w:space="0" w:color="CCCCCC"/>
-              <w:right w:val="single" w:sz="4" w:space="0" w:color="CCCCCC"/>
-            </w:tcBorders>
-          </w:tcPr>
-          <w:p>
-            <w:pPr>
-              <w:spacing w:before="60" w:after="60" w:line="252" w:lineRule="auto"/>
-              <w:jc w:val="left"/>
-            </w:pPr>
-            <w:r/>
-            <w:r>
-              <w:rPr>
-                <w:b/>
-              </w:rPr>
-              <w:t>654.00</w:t>
-            </w:r>
-          </w:p>
-        </w:tc>
-        <w:tc>
-          <w:tcPr>
-            <w:tcW w:type="dxa" w:w="3456"/>
-            <w:shd w:fill="FFFFFF"/>
-            <w:tcMar>
-              <w:top w:w="100" w:type="dxa"/>
-              <w:bottom w:w="100" w:type="dxa"/>
-              <w:left w:w="120" w:type="dxa"/>
-              <w:right w:w="120" w:type="dxa"/>
-            </w:tcMar>
-            <w:tcBorders>
-              <w:top w:val="single" w:sz="4" w:space="0" w:color="CCCCCC"/>
-              <w:bottom w:val="single" w:sz="4" w:space="0" w:color="CCCCCC"/>
-              <w:left w:val="single" w:sz="4" w:space="0" w:color="CCCCCC"/>
-              <w:right w:val="single" w:sz="4" w:space="0" w:color="CCCCCC"/>
-            </w:tcBorders>
-          </w:tcPr>
-          <w:p>
-            <w:pPr>
-              <w:spacing w:before="60" w:after="60" w:line="252" w:lineRule="auto"/>
-              <w:jc w:val="left"/>
-            </w:pPr>
-            <w:r/>
-            <w:r>
-              <w:rPr>
-                <w:b/>
-              </w:rPr>
-              <w:t>+0.50</w:t>
-            </w:r>
-          </w:p>
-        </w:tc>
-        <w:tc>
-          <w:tcPr>
-            <w:tcW w:type="dxa" w:w="1440"/>
-            <w:shd w:fill="FFFFFF"/>
-            <w:tcMar>
-              <w:top w:w="100" w:type="dxa"/>
-              <w:bottom w:w="100" w:type="dxa"/>
-              <w:left w:w="120" w:type="dxa"/>
-              <w:right w:w="120" w:type="dxa"/>
-            </w:tcMar>
-            <w:tcBorders>
-              <w:top w:val="single" w:sz="4" w:space="0" w:color="CCCCCC"/>
-              <w:bottom w:val="single" w:sz="4" w:space="0" w:color="CCCCCC"/>
-              <w:left w:val="single" w:sz="4" w:space="0" w:color="CCCCCC"/>
-              <w:right w:val="single" w:sz="4" w:space="0" w:color="CCCCCC"/>
-            </w:tcBorders>
-          </w:tcPr>
-          <w:p>
-            <w:pPr>
-              <w:spacing w:before="60" w:after="60" w:line="252" w:lineRule="auto"/>
-              <w:jc w:val="left"/>
-            </w:pPr>
-            <w:r/>
-            <w:r>
-              <w:t>BULL</w:t>
-            </w:r>
-          </w:p>
-        </w:tc>
-      </w:tr>
-      <w:tr>
-        <w:tc>
-          <w:tcPr>
-            <w:tcW w:type="dxa" w:w="1584"/>
-            <w:shd w:fill="F8FAFC"/>
-            <w:tcMar>
-              <w:top w:w="100" w:type="dxa"/>
-              <w:bottom w:w="100" w:type="dxa"/>
-              <w:left w:w="120" w:type="dxa"/>
-              <w:right w:w="120" w:type="dxa"/>
-            </w:tcMar>
-            <w:tcBorders>
-              <w:top w:val="single" w:sz="4" w:space="0" w:color="CCCCCC"/>
-              <w:bottom w:val="single" w:sz="4" w:space="0" w:color="CCCCCC"/>
-              <w:left w:val="single" w:sz="4" w:space="0" w:color="CCCCCC"/>
-              <w:right w:val="single" w:sz="4" w:space="0" w:color="CCCCCC"/>
-            </w:tcBorders>
-          </w:tcPr>
-          <w:p>
-            <w:pPr>
-              <w:spacing w:before="60" w:after="60" w:line="252" w:lineRule="auto"/>
-              <w:jc w:val="left"/>
-            </w:pPr>
-            <w:r/>
-            <w:r>
-              <w:rPr>
-                <w:b/>
-              </w:rPr>
-              <w:t>Wed 21/10</w:t>
-            </w:r>
-          </w:p>
-        </w:tc>
-        <w:tc>
-          <w:tcPr>
-            <w:tcW w:type="dxa" w:w="864"/>
-            <w:shd w:fill="F8FAFC"/>
-            <w:tcMar>
-              <w:top w:w="100" w:type="dxa"/>
-              <w:bottom w:w="100" w:type="dxa"/>
-              <w:left w:w="120" w:type="dxa"/>
-              <w:right w:w="120" w:type="dxa"/>
-            </w:tcMar>
-            <w:tcBorders>
-              <w:top w:val="single" w:sz="4" w:space="0" w:color="CCCCCC"/>
-              <w:bottom w:val="single" w:sz="4" w:space="0" w:color="CCCCCC"/>
-              <w:left w:val="single" w:sz="4" w:space="0" w:color="CCCCCC"/>
-              <w:right w:val="single" w:sz="4" w:space="0" w:color="CCCCCC"/>
-            </w:tcBorders>
-          </w:tcPr>
-          <w:p>
-            <w:pPr>
-              <w:spacing w:before="60" w:after="60" w:line="252" w:lineRule="auto"/>
-              <w:jc w:val="left"/>
-            </w:pPr>
-            <w:r/>
-            <w:r>
-              <w:t>NY Open 21-23</w:t>
-            </w:r>
-          </w:p>
-        </w:tc>
-        <w:tc>
-          <w:tcPr>
-            <w:tcW w:type="dxa" w:w="1440"/>
-            <w:shd w:fill="F8FAFC"/>
-            <w:tcMar>
-              <w:top w:w="100" w:type="dxa"/>
-              <w:bottom w:w="100" w:type="dxa"/>
-              <w:left w:w="120" w:type="dxa"/>
-              <w:right w:w="120" w:type="dxa"/>
-            </w:tcMar>
-            <w:tcBorders>
-              <w:top w:val="single" w:sz="4" w:space="0" w:color="CCCCCC"/>
-              <w:bottom w:val="single" w:sz="4" w:space="0" w:color="CCCCCC"/>
-              <w:left w:val="single" w:sz="4" w:space="0" w:color="CCCCCC"/>
-              <w:right w:val="single" w:sz="4" w:space="0" w:color="CCCCCC"/>
-            </w:tcBorders>
-          </w:tcPr>
-          <w:p>
-            <w:pPr>
-              <w:spacing w:before="60" w:after="60" w:line="252" w:lineRule="auto"/>
-              <w:jc w:val="left"/>
-            </w:pPr>
-            <w:r/>
-            <w:r>
-              <w:t>654.00</w:t>
-            </w:r>
-          </w:p>
-        </w:tc>
-        <w:tc>
-          <w:tcPr>
-            <w:tcW w:type="dxa" w:w="2016"/>
-            <w:shd w:fill="F8FAFC"/>
-            <w:tcMar>
-              <w:top w:w="100" w:type="dxa"/>
-              <w:bottom w:w="100" w:type="dxa"/>
-              <w:left w:w="120" w:type="dxa"/>
-              <w:right w:w="120" w:type="dxa"/>
-            </w:tcMar>
-            <w:tcBorders>
-              <w:top w:val="single" w:sz="4" w:space="0" w:color="CCCCCC"/>
-              <w:bottom w:val="single" w:sz="4" w:space="0" w:color="CCCCCC"/>
-              <w:left w:val="single" w:sz="4" w:space="0" w:color="CCCCCC"/>
-              <w:right w:val="single" w:sz="4" w:space="0" w:color="CCCCCC"/>
-            </w:tcBorders>
-          </w:tcPr>
-          <w:p>
-            <w:pPr>
-              <w:spacing w:before="60" w:after="60" w:line="252" w:lineRule="auto"/>
-              <w:jc w:val="left"/>
-            </w:pPr>
-            <w:r/>
-            <w:r>
-              <w:t>666.25</w:t>
-            </w:r>
-          </w:p>
-        </w:tc>
-        <w:tc>
-          <w:tcPr>
-            <w:tcW w:type="dxa" w:w="1152"/>
-            <w:shd w:fill="F8FAFC"/>
-            <w:tcMar>
-              <w:top w:w="100" w:type="dxa"/>
-              <w:bottom w:w="100" w:type="dxa"/>
-              <w:left w:w="120" w:type="dxa"/>
-              <w:right w:w="120" w:type="dxa"/>
-            </w:tcMar>
-            <w:tcBorders>
-              <w:top w:val="single" w:sz="4" w:space="0" w:color="CCCCCC"/>
-              <w:bottom w:val="single" w:sz="4" w:space="0" w:color="CCCCCC"/>
-              <w:left w:val="single" w:sz="4" w:space="0" w:color="CCCCCC"/>
-              <w:right w:val="single" w:sz="4" w:space="0" w:color="CCCCCC"/>
-            </w:tcBorders>
-          </w:tcPr>
-          <w:p>
-            <w:pPr>
-              <w:spacing w:before="60" w:after="60" w:line="252" w:lineRule="auto"/>
-              <w:jc w:val="left"/>
-            </w:pPr>
-            <w:r/>
-            <w:r>
-              <w:t>639.75</w:t>
-            </w:r>
-          </w:p>
-        </w:tc>
-        <w:tc>
-          <w:tcPr>
-            <w:tcW w:type="dxa" w:w="1728"/>
-            <w:shd w:fill="F8FAFC"/>
-            <w:tcMar>
-              <w:top w:w="100" w:type="dxa"/>
-              <w:bottom w:w="100" w:type="dxa"/>
-              <w:left w:w="120" w:type="dxa"/>
-              <w:right w:w="120" w:type="dxa"/>
-            </w:tcMar>
-            <w:tcBorders>
-              <w:top w:val="single" w:sz="4" w:space="0" w:color="CCCCCC"/>
-              <w:bottom w:val="single" w:sz="4" w:space="0" w:color="CCCCCC"/>
-              <w:left w:val="single" w:sz="4" w:space="0" w:color="CCCCCC"/>
-              <w:right w:val="single" w:sz="4" w:space="0" w:color="CCCCCC"/>
-            </w:tcBorders>
-          </w:tcPr>
-          <w:p>
-            <w:pPr>
-              <w:spacing w:before="60" w:after="60" w:line="252" w:lineRule="auto"/>
-              <w:jc w:val="left"/>
-            </w:pPr>
-            <w:r/>
-            <w:r>
-              <w:rPr>
-                <w:b/>
-              </w:rPr>
-              <w:t>652.50</w:t>
-            </w:r>
-          </w:p>
-        </w:tc>
-        <w:tc>
-          <w:tcPr>
-            <w:tcW w:type="dxa" w:w="3456"/>
-            <w:shd w:fill="F8FAFC"/>
-            <w:tcMar>
-              <w:top w:w="100" w:type="dxa"/>
-              <w:bottom w:w="100" w:type="dxa"/>
-              <w:left w:w="120" w:type="dxa"/>
-              <w:right w:w="120" w:type="dxa"/>
-            </w:tcMar>
-            <w:tcBorders>
-              <w:top w:val="single" w:sz="4" w:space="0" w:color="CCCCCC"/>
-              <w:bottom w:val="single" w:sz="4" w:space="0" w:color="CCCCCC"/>
-              <w:left w:val="single" w:sz="4" w:space="0" w:color="CCCCCC"/>
-              <w:right w:val="single" w:sz="4" w:space="0" w:color="CCCCCC"/>
-            </w:tcBorders>
-          </w:tcPr>
-          <w:p>
-            <w:pPr>
-              <w:spacing w:before="60" w:after="60" w:line="252" w:lineRule="auto"/>
-              <w:jc w:val="left"/>
-            </w:pPr>
-            <w:r/>
-            <w:r>
-              <w:rPr>
-                <w:b/>
-              </w:rPr>
-              <w:t>-1.50</w:t>
-            </w:r>
-          </w:p>
-        </w:tc>
-        <w:tc>
-          <w:tcPr>
-            <w:tcW w:type="dxa" w:w="1440"/>
-            <w:shd w:fill="F8FAFC"/>
-            <w:tcMar>
-              <w:top w:w="100" w:type="dxa"/>
-              <w:bottom w:w="100" w:type="dxa"/>
-              <w:left w:w="120" w:type="dxa"/>
-              <w:right w:w="120" w:type="dxa"/>
-            </w:tcMar>
-            <w:tcBorders>
-              <w:top w:val="single" w:sz="4" w:space="0" w:color="CCCCCC"/>
-              <w:bottom w:val="single" w:sz="4" w:space="0" w:color="CCCCCC"/>
-              <w:left w:val="single" w:sz="4" w:space="0" w:color="CCCCCC"/>
-              <w:right w:val="single" w:sz="4" w:space="0" w:color="CCCCCC"/>
-            </w:tcBorders>
-          </w:tcPr>
-          <w:p>
-            <w:pPr>
-              <w:spacing w:before="60" w:after="60" w:line="252" w:lineRule="auto"/>
-              <w:jc w:val="left"/>
-            </w:pPr>
-            <w:r/>
-            <w:r>
-              <w:t>BEAR</w:t>
-            </w:r>
-          </w:p>
-        </w:tc>
-      </w:tr>
-      <w:tr>
-        <w:tc>
-          <w:tcPr>
-            <w:tcW w:type="dxa" w:w="1584"/>
-            <w:shd w:fill="FFFFFF"/>
-            <w:tcMar>
-              <w:top w:w="100" w:type="dxa"/>
-              <w:bottom w:w="100" w:type="dxa"/>
-              <w:left w:w="120" w:type="dxa"/>
-              <w:right w:w="120" w:type="dxa"/>
-            </w:tcMar>
-            <w:tcBorders>
-              <w:top w:val="single" w:sz="4" w:space="0" w:color="CCCCCC"/>
-              <w:bottom w:val="single" w:sz="4" w:space="0" w:color="CCCCCC"/>
-              <w:left w:val="single" w:sz="4" w:space="0" w:color="CCCCCC"/>
-              <w:right w:val="single" w:sz="4" w:space="0" w:color="CCCCCC"/>
-            </w:tcBorders>
-          </w:tcPr>
-          <w:p>
-            <w:pPr>
-              <w:spacing w:before="60" w:after="60" w:line="252" w:lineRule="auto"/>
-              <w:jc w:val="left"/>
-            </w:pPr>
-            <w:r/>
-            <w:r>
-              <w:rPr>
-                <w:b/>
-              </w:rPr>
-              <w:t>Wed 21/10</w:t>
-            </w:r>
-          </w:p>
-        </w:tc>
-        <w:tc>
-          <w:tcPr>
-            <w:tcW w:type="dxa" w:w="864"/>
-            <w:shd w:fill="FFFFFF"/>
-            <w:tcMar>
-              <w:top w:w="100" w:type="dxa"/>
-              <w:bottom w:w="100" w:type="dxa"/>
-              <w:left w:w="120" w:type="dxa"/>
-              <w:right w:w="120" w:type="dxa"/>
-            </w:tcMar>
-            <w:tcBorders>
-              <w:top w:val="single" w:sz="4" w:space="0" w:color="CCCCCC"/>
-              <w:bottom w:val="single" w:sz="4" w:space="0" w:color="CCCCCC"/>
-              <w:left w:val="single" w:sz="4" w:space="0" w:color="CCCCCC"/>
-              <w:right w:val="single" w:sz="4" w:space="0" w:color="CCCCCC"/>
-            </w:tcBorders>
-          </w:tcPr>
-          <w:p>
-            <w:pPr>
-              <w:spacing w:before="60" w:after="60" w:line="252" w:lineRule="auto"/>
-              <w:jc w:val="left"/>
-            </w:pPr>
-            <w:r/>
-            <w:r>
-              <w:t>NY Close 23-01</w:t>
-            </w:r>
-          </w:p>
-        </w:tc>
-        <w:tc>
-          <w:tcPr>
-            <w:tcW w:type="dxa" w:w="1440"/>
-            <w:shd w:fill="FFFFFF"/>
-            <w:tcMar>
-              <w:top w:w="100" w:type="dxa"/>
-              <w:bottom w:w="100" w:type="dxa"/>
-              <w:left w:w="120" w:type="dxa"/>
-              <w:right w:w="120" w:type="dxa"/>
-            </w:tcMar>
-            <w:tcBorders>
-              <w:top w:val="single" w:sz="4" w:space="0" w:color="CCCCCC"/>
-              <w:bottom w:val="single" w:sz="4" w:space="0" w:color="CCCCCC"/>
-              <w:left w:val="single" w:sz="4" w:space="0" w:color="CCCCCC"/>
-              <w:right w:val="single" w:sz="4" w:space="0" w:color="CCCCCC"/>
-            </w:tcBorders>
-          </w:tcPr>
-          <w:p>
-            <w:pPr>
-              <w:spacing w:before="60" w:after="60" w:line="252" w:lineRule="auto"/>
-              <w:jc w:val="left"/>
-            </w:pPr>
-            <w:r/>
-            <w:r>
-              <w:t>652.50</w:t>
-            </w:r>
-          </w:p>
-        </w:tc>
-        <w:tc>
-          <w:tcPr>
-            <w:tcW w:type="dxa" w:w="2016"/>
-            <w:shd w:fill="FFFFFF"/>
-            <w:tcMar>
-              <w:top w:w="100" w:type="dxa"/>
-              <w:bottom w:w="100" w:type="dxa"/>
-              <w:left w:w="120" w:type="dxa"/>
-              <w:right w:w="120" w:type="dxa"/>
-            </w:tcMar>
-            <w:tcBorders>
-              <w:top w:val="single" w:sz="4" w:space="0" w:color="CCCCCC"/>
-              <w:bottom w:val="single" w:sz="4" w:space="0" w:color="CCCCCC"/>
-              <w:left w:val="single" w:sz="4" w:space="0" w:color="CCCCCC"/>
-              <w:right w:val="single" w:sz="4" w:space="0" w:color="CCCCCC"/>
-            </w:tcBorders>
-          </w:tcPr>
-          <w:p>
-            <w:pPr>
-              <w:spacing w:before="60" w:after="60" w:line="252" w:lineRule="auto"/>
-              <w:jc w:val="left"/>
-            </w:pPr>
-            <w:r/>
-            <w:r>
-              <w:t>659.50</w:t>
-            </w:r>
-          </w:p>
-        </w:tc>
-        <w:tc>
-          <w:tcPr>
-            <w:tcW w:type="dxa" w:w="1152"/>
-            <w:shd w:fill="FFFFFF"/>
-            <w:tcMar>
-              <w:top w:w="100" w:type="dxa"/>
-              <w:bottom w:w="100" w:type="dxa"/>
-              <w:left w:w="120" w:type="dxa"/>
-              <w:right w:w="120" w:type="dxa"/>
-            </w:tcMar>
-            <w:tcBorders>
-              <w:top w:val="single" w:sz="4" w:space="0" w:color="CCCCCC"/>
-              <w:bottom w:val="single" w:sz="4" w:space="0" w:color="CCCCCC"/>
-              <w:left w:val="single" w:sz="4" w:space="0" w:color="CCCCCC"/>
-              <w:right w:val="single" w:sz="4" w:space="0" w:color="CCCCCC"/>
-            </w:tcBorders>
-          </w:tcPr>
-          <w:p>
-            <w:pPr>
-              <w:spacing w:before="60" w:after="60" w:line="252" w:lineRule="auto"/>
-              <w:jc w:val="left"/>
-            </w:pPr>
-            <w:r/>
-            <w:r>
-              <w:t>643.00</w:t>
-            </w:r>
-          </w:p>
-        </w:tc>
-        <w:tc>
-          <w:tcPr>
-            <w:tcW w:type="dxa" w:w="1728"/>
-            <w:shd w:fill="FFFFFF"/>
-            <w:tcMar>
-              <w:top w:w="100" w:type="dxa"/>
-              <w:bottom w:w="100" w:type="dxa"/>
-              <w:left w:w="120" w:type="dxa"/>
-              <w:right w:w="120" w:type="dxa"/>
-            </w:tcMar>
-            <w:tcBorders>
-              <w:top w:val="single" w:sz="4" w:space="0" w:color="CCCCCC"/>
-              <w:bottom w:val="single" w:sz="4" w:space="0" w:color="CCCCCC"/>
-              <w:left w:val="single" w:sz="4" w:space="0" w:color="CCCCCC"/>
-              <w:right w:val="single" w:sz="4" w:space="0" w:color="CCCCCC"/>
-            </w:tcBorders>
-          </w:tcPr>
-          <w:p>
-            <w:pPr>
-              <w:spacing w:before="60" w:after="60" w:line="252" w:lineRule="auto"/>
-              <w:jc w:val="left"/>
-            </w:pPr>
-            <w:r/>
-            <w:r>
-              <w:rPr>
-                <w:b/>
-              </w:rPr>
-              <w:t>653.00</w:t>
-            </w:r>
-          </w:p>
-        </w:tc>
-        <w:tc>
-          <w:tcPr>
-            <w:tcW w:type="dxa" w:w="3456"/>
-            <w:shd w:fill="FFFFFF"/>
-            <w:tcMar>
-              <w:top w:w="100" w:type="dxa"/>
-              <w:bottom w:w="100" w:type="dxa"/>
-              <w:left w:w="120" w:type="dxa"/>
-              <w:right w:w="120" w:type="dxa"/>
-            </w:tcMar>
-            <w:tcBorders>
-              <w:top w:val="single" w:sz="4" w:space="0" w:color="CCCCCC"/>
-              <w:bottom w:val="single" w:sz="4" w:space="0" w:color="CCCCCC"/>
-              <w:left w:val="single" w:sz="4" w:space="0" w:color="CCCCCC"/>
-              <w:right w:val="single" w:sz="4" w:space="0" w:color="CCCCCC"/>
-            </w:tcBorders>
-          </w:tcPr>
-          <w:p>
-            <w:pPr>
-              <w:spacing w:before="60" w:after="60" w:line="252" w:lineRule="auto"/>
-              <w:jc w:val="left"/>
-            </w:pPr>
-            <w:r/>
-            <w:r>
-              <w:rPr>
-                <w:b/>
-              </w:rPr>
-              <w:t>+0.50</w:t>
-            </w:r>
-          </w:p>
-        </w:tc>
-        <w:tc>
-          <w:tcPr>
-            <w:tcW w:type="dxa" w:w="1440"/>
-            <w:shd w:fill="FFFFFF"/>
-            <w:tcMar>
-              <w:top w:w="100" w:type="dxa"/>
-              <w:bottom w:w="100" w:type="dxa"/>
-              <w:left w:w="120" w:type="dxa"/>
-              <w:right w:w="120" w:type="dxa"/>
-            </w:tcMar>
-            <w:tcBorders>
-              <w:top w:val="single" w:sz="4" w:space="0" w:color="CCCCCC"/>
-              <w:bottom w:val="single" w:sz="4" w:space="0" w:color="CCCCCC"/>
-              <w:left w:val="single" w:sz="4" w:space="0" w:color="CCCCCC"/>
-              <w:right w:val="single" w:sz="4" w:space="0" w:color="CCCCCC"/>
-            </w:tcBorders>
-          </w:tcPr>
-          <w:p>
-            <w:pPr>
-              <w:spacing w:before="60" w:after="60" w:line="252" w:lineRule="auto"/>
-              <w:jc w:val="left"/>
-            </w:pPr>
-            <w:r/>
-            <w:r>
-              <w:t>BULL</w:t>
-            </w:r>
-          </w:p>
-        </w:tc>
-      </w:tr>
-      <w:tr>
-        <w:tc>
-          <w:tcPr>
-            <w:tcW w:type="dxa" w:w="1584"/>
-            <w:shd w:fill="F8FAFC"/>
-            <w:tcMar>
-              <w:top w:w="100" w:type="dxa"/>
-              <w:bottom w:w="100" w:type="dxa"/>
-              <w:left w:w="120" w:type="dxa"/>
-              <w:right w:w="120" w:type="dxa"/>
-            </w:tcMar>
-            <w:tcBorders>
-              <w:top w:val="single" w:sz="4" w:space="0" w:color="CCCCCC"/>
-              <w:bottom w:val="single" w:sz="4" w:space="0" w:color="CCCCCC"/>
-              <w:left w:val="single" w:sz="4" w:space="0" w:color="CCCCCC"/>
-              <w:right w:val="single" w:sz="4" w:space="0" w:color="CCCCCC"/>
-            </w:tcBorders>
-          </w:tcPr>
-          <w:p>
-            <w:pPr>
-              <w:spacing w:before="60" w:after="60" w:line="252" w:lineRule="auto"/>
-              <w:jc w:val="left"/>
-            </w:pPr>
-            <w:r/>
-            <w:r>
-              <w:rPr>
-                <w:b/>
-              </w:rPr>
-              <w:t>Thu 22/10</w:t>
-            </w:r>
-          </w:p>
-        </w:tc>
-        <w:tc>
-          <w:tcPr>
-            <w:tcW w:type="dxa" w:w="864"/>
-            <w:shd w:fill="F8FAFC"/>
-            <w:tcMar>
-              <w:top w:w="100" w:type="dxa"/>
-              <w:bottom w:w="100" w:type="dxa"/>
-              <w:left w:w="120" w:type="dxa"/>
-              <w:right w:w="120" w:type="dxa"/>
-            </w:tcMar>
-            <w:tcBorders>
-              <w:top w:val="single" w:sz="4" w:space="0" w:color="CCCCCC"/>
-              <w:bottom w:val="single" w:sz="4" w:space="0" w:color="CCCCCC"/>
-              <w:left w:val="single" w:sz="4" w:space="0" w:color="CCCCCC"/>
-              <w:right w:val="single" w:sz="4" w:space="0" w:color="CCCCCC"/>
-            </w:tcBorders>
-          </w:tcPr>
-          <w:p>
-            <w:pPr>
-              <w:spacing w:before="60" w:after="60" w:line="252" w:lineRule="auto"/>
-              <w:jc w:val="left"/>
-            </w:pPr>
-            <w:r/>
-            <w:r>
-              <w:t>Asia 07-11</w:t>
-            </w:r>
-          </w:p>
-        </w:tc>
-        <w:tc>
-          <w:tcPr>
-            <w:tcW w:type="dxa" w:w="1440"/>
-            <w:shd w:fill="F8FAFC"/>
-            <w:tcMar>
-              <w:top w:w="100" w:type="dxa"/>
-              <w:bottom w:w="100" w:type="dxa"/>
-              <w:left w:w="120" w:type="dxa"/>
-              <w:right w:w="120" w:type="dxa"/>
-            </w:tcMar>
-            <w:tcBorders>
-              <w:top w:val="single" w:sz="4" w:space="0" w:color="CCCCCC"/>
-              <w:bottom w:val="single" w:sz="4" w:space="0" w:color="CCCCCC"/>
-              <w:left w:val="single" w:sz="4" w:space="0" w:color="CCCCCC"/>
-              <w:right w:val="single" w:sz="4" w:space="0" w:color="CCCCCC"/>
-            </w:tcBorders>
-          </w:tcPr>
-          <w:p>
-            <w:pPr>
-              <w:spacing w:before="60" w:after="60" w:line="252" w:lineRule="auto"/>
-              <w:jc w:val="left"/>
-            </w:pPr>
-            <w:r/>
-            <w:r>
-              <w:t>653.00</w:t>
-            </w:r>
-          </w:p>
-        </w:tc>
-        <w:tc>
-          <w:tcPr>
-            <w:tcW w:type="dxa" w:w="2016"/>
-            <w:shd w:fill="F8FAFC"/>
-            <w:tcMar>
-              <w:top w:w="100" w:type="dxa"/>
-              <w:bottom w:w="100" w:type="dxa"/>
-              <w:left w:w="120" w:type="dxa"/>
-              <w:right w:w="120" w:type="dxa"/>
-            </w:tcMar>
-            <w:tcBorders>
-              <w:top w:val="single" w:sz="4" w:space="0" w:color="CCCCCC"/>
-              <w:bottom w:val="single" w:sz="4" w:space="0" w:color="CCCCCC"/>
-              <w:left w:val="single" w:sz="4" w:space="0" w:color="CCCCCC"/>
-              <w:right w:val="single" w:sz="4" w:space="0" w:color="CCCCCC"/>
-            </w:tcBorders>
-          </w:tcPr>
-          <w:p>
-            <w:pPr>
-              <w:spacing w:before="60" w:after="60" w:line="252" w:lineRule="auto"/>
-              <w:jc w:val="left"/>
-            </w:pPr>
-            <w:r/>
-            <w:r>
-              <w:t>663.50</w:t>
-            </w:r>
-          </w:p>
-        </w:tc>
-        <w:tc>
-          <w:tcPr>
-            <w:tcW w:type="dxa" w:w="1152"/>
-            <w:shd w:fill="F8FAFC"/>
-            <w:tcMar>
-              <w:top w:w="100" w:type="dxa"/>
-              <w:bottom w:w="100" w:type="dxa"/>
-              <w:left w:w="120" w:type="dxa"/>
-              <w:right w:w="120" w:type="dxa"/>
-            </w:tcMar>
-            <w:tcBorders>
-              <w:top w:val="single" w:sz="4" w:space="0" w:color="CCCCCC"/>
-              <w:bottom w:val="single" w:sz="4" w:space="0" w:color="CCCCCC"/>
-              <w:left w:val="single" w:sz="4" w:space="0" w:color="CCCCCC"/>
-              <w:right w:val="single" w:sz="4" w:space="0" w:color="CCCCCC"/>
-            </w:tcBorders>
-          </w:tcPr>
-          <w:p>
-            <w:pPr>
-              <w:spacing w:before="60" w:after="60" w:line="252" w:lineRule="auto"/>
-              <w:jc w:val="left"/>
-            </w:pPr>
-            <w:r/>
-            <w:r>
-              <w:t>645.75</w:t>
-            </w:r>
-          </w:p>
-        </w:tc>
-        <w:tc>
-          <w:tcPr>
-            <w:tcW w:type="dxa" w:w="1728"/>
-            <w:shd w:fill="F8FAFC"/>
-            <w:tcMar>
-              <w:top w:w="100" w:type="dxa"/>
-              <w:bottom w:w="100" w:type="dxa"/>
-              <w:left w:w="120" w:type="dxa"/>
-              <w:right w:w="120" w:type="dxa"/>
-            </w:tcMar>
-            <w:tcBorders>
-              <w:top w:val="single" w:sz="4" w:space="0" w:color="CCCCCC"/>
-              <w:bottom w:val="single" w:sz="4" w:space="0" w:color="CCCCCC"/>
-              <w:left w:val="single" w:sz="4" w:space="0" w:color="CCCCCC"/>
-              <w:right w:val="single" w:sz="4" w:space="0" w:color="CCCCCC"/>
-            </w:tcBorders>
-          </w:tcPr>
-          <w:p>
-            <w:pPr>
-              <w:spacing w:before="60" w:after="60" w:line="252" w:lineRule="auto"/>
-              <w:jc w:val="left"/>
-            </w:pPr>
-            <w:r/>
-            <w:r>
-              <w:rPr>
-                <w:b/>
-              </w:rPr>
-              <w:t>652.75</w:t>
-            </w:r>
-          </w:p>
-        </w:tc>
-        <w:tc>
-          <w:tcPr>
-            <w:tcW w:type="dxa" w:w="3456"/>
-            <w:shd w:fill="F8FAFC"/>
-            <w:tcMar>
-              <w:top w:w="100" w:type="dxa"/>
-              <w:bottom w:w="100" w:type="dxa"/>
-              <w:left w:w="120" w:type="dxa"/>
-              <w:right w:w="120" w:type="dxa"/>
-            </w:tcMar>
-            <w:tcBorders>
-              <w:top w:val="single" w:sz="4" w:space="0" w:color="CCCCCC"/>
-              <w:bottom w:val="single" w:sz="4" w:space="0" w:color="CCCCCC"/>
-              <w:left w:val="single" w:sz="4" w:space="0" w:color="CCCCCC"/>
-              <w:right w:val="single" w:sz="4" w:space="0" w:color="CCCCCC"/>
-            </w:tcBorders>
-          </w:tcPr>
-          <w:p>
-            <w:pPr>
-              <w:spacing w:before="60" w:after="60" w:line="252" w:lineRule="auto"/>
-              <w:jc w:val="left"/>
-            </w:pPr>
-            <w:r/>
-            <w:r>
-              <w:rPr>
-                <w:b/>
-              </w:rPr>
-              <w:t>-0.25</w:t>
-            </w:r>
-          </w:p>
-        </w:tc>
-        <w:tc>
-          <w:tcPr>
-            <w:tcW w:type="dxa" w:w="1440"/>
-            <w:shd w:fill="F8FAFC"/>
-            <w:tcMar>
-              <w:top w:w="100" w:type="dxa"/>
-              <w:bottom w:w="100" w:type="dxa"/>
-              <w:left w:w="120" w:type="dxa"/>
-              <w:right w:w="120" w:type="dxa"/>
-            </w:tcMar>
-            <w:tcBorders>
-              <w:top w:val="single" w:sz="4" w:space="0" w:color="CCCCCC"/>
-              <w:bottom w:val="single" w:sz="4" w:space="0" w:color="CCCCCC"/>
-              <w:left w:val="single" w:sz="4" w:space="0" w:color="CCCCCC"/>
-              <w:right w:val="single" w:sz="4" w:space="0" w:color="CCCCCC"/>
-            </w:tcBorders>
-          </w:tcPr>
-          <w:p>
-            <w:pPr>
-              <w:spacing w:before="60" w:after="60" w:line="252" w:lineRule="auto"/>
-              <w:jc w:val="left"/>
-            </w:pPr>
-            <w:r/>
-            <w:r>
-              <w:t>BEAR</w:t>
-            </w:r>
-          </w:p>
-        </w:tc>
-      </w:tr>
-      <w:tr>
-        <w:tc>
-          <w:tcPr>
-            <w:tcW w:type="dxa" w:w="1584"/>
-            <w:shd w:fill="FFFFFF"/>
-            <w:tcMar>
-              <w:top w:w="100" w:type="dxa"/>
-              <w:bottom w:w="100" w:type="dxa"/>
-              <w:left w:w="120" w:type="dxa"/>
-              <w:right w:w="120" w:type="dxa"/>
-            </w:tcMar>
-            <w:tcBorders>
-              <w:top w:val="single" w:sz="4" w:space="0" w:color="CCCCCC"/>
-              <w:bottom w:val="single" w:sz="4" w:space="0" w:color="CCCCCC"/>
-              <w:left w:val="single" w:sz="4" w:space="0" w:color="CCCCCC"/>
-              <w:right w:val="single" w:sz="4" w:space="0" w:color="CCCCCC"/>
-            </w:tcBorders>
-          </w:tcPr>
-          <w:p>
-            <w:pPr>
-              <w:spacing w:before="60" w:after="60" w:line="252" w:lineRule="auto"/>
-              <w:jc w:val="left"/>
-            </w:pPr>
-            <w:r/>
-            <w:r>
-              <w:rPr>
-                <w:b/>
-              </w:rPr>
-              <w:t>Thu 22/10</w:t>
-            </w:r>
-          </w:p>
-        </w:tc>
-        <w:tc>
-          <w:tcPr>
-            <w:tcW w:type="dxa" w:w="864"/>
-            <w:shd w:fill="FFFFFF"/>
-            <w:tcMar>
-              <w:top w:w="100" w:type="dxa"/>
-              <w:bottom w:w="100" w:type="dxa"/>
-              <w:left w:w="120" w:type="dxa"/>
-              <w:right w:w="120" w:type="dxa"/>
-            </w:tcMar>
-            <w:tcBorders>
-              <w:top w:val="single" w:sz="4" w:space="0" w:color="CCCCCC"/>
-              <w:bottom w:val="single" w:sz="4" w:space="0" w:color="CCCCCC"/>
-              <w:left w:val="single" w:sz="4" w:space="0" w:color="CCCCCC"/>
-              <w:right w:val="single" w:sz="4" w:space="0" w:color="CCCCCC"/>
-            </w:tcBorders>
-          </w:tcPr>
-          <w:p>
-            <w:pPr>
-              <w:spacing w:before="60" w:after="60" w:line="252" w:lineRule="auto"/>
-              <w:jc w:val="left"/>
-            </w:pPr>
-            <w:r/>
-            <w:r>
-              <w:t>Asia 11-15</w:t>
-            </w:r>
-          </w:p>
-        </w:tc>
-        <w:tc>
-          <w:tcPr>
-            <w:tcW w:type="dxa" w:w="1440"/>
-            <w:shd w:fill="FFFFFF"/>
-            <w:tcMar>
-              <w:top w:w="100" w:type="dxa"/>
-              <w:bottom w:w="100" w:type="dxa"/>
-              <w:left w:w="120" w:type="dxa"/>
-              <w:right w:w="120" w:type="dxa"/>
-            </w:tcMar>
-            <w:tcBorders>
-              <w:top w:val="single" w:sz="4" w:space="0" w:color="CCCCCC"/>
-              <w:bottom w:val="single" w:sz="4" w:space="0" w:color="CCCCCC"/>
-              <w:left w:val="single" w:sz="4" w:space="0" w:color="CCCCCC"/>
-              <w:right w:val="single" w:sz="4" w:space="0" w:color="CCCCCC"/>
-            </w:tcBorders>
-          </w:tcPr>
-          <w:p>
-            <w:pPr>
-              <w:spacing w:before="60" w:after="60" w:line="252" w:lineRule="auto"/>
-              <w:jc w:val="left"/>
-            </w:pPr>
-            <w:r/>
-            <w:r>
-              <w:t>652.75</w:t>
-            </w:r>
-          </w:p>
-        </w:tc>
-        <w:tc>
-          <w:tcPr>
-            <w:tcW w:type="dxa" w:w="2016"/>
-            <w:shd w:fill="FFFFFF"/>
-            <w:tcMar>
-              <w:top w:w="100" w:type="dxa"/>
-              <w:bottom w:w="100" w:type="dxa"/>
-              <w:left w:w="120" w:type="dxa"/>
-              <w:right w:w="120" w:type="dxa"/>
-            </w:tcMar>
-            <w:tcBorders>
-              <w:top w:val="single" w:sz="4" w:space="0" w:color="CCCCCC"/>
-              <w:bottom w:val="single" w:sz="4" w:space="0" w:color="CCCCCC"/>
-              <w:left w:val="single" w:sz="4" w:space="0" w:color="CCCCCC"/>
-              <w:right w:val="single" w:sz="4" w:space="0" w:color="CCCCCC"/>
-            </w:tcBorders>
-          </w:tcPr>
-          <w:p>
-            <w:pPr>
-              <w:spacing w:before="60" w:after="60" w:line="252" w:lineRule="auto"/>
-              <w:jc w:val="left"/>
-            </w:pPr>
-            <w:r/>
-            <w:r>
-              <w:t>662.50</w:t>
-            </w:r>
-          </w:p>
-        </w:tc>
-        <w:tc>
-          <w:tcPr>
-            <w:tcW w:type="dxa" w:w="1152"/>
-            <w:shd w:fill="FFFFFF"/>
-            <w:tcMar>
-              <w:top w:w="100" w:type="dxa"/>
-              <w:bottom w:w="100" w:type="dxa"/>
-              <w:left w:w="120" w:type="dxa"/>
-              <w:right w:w="120" w:type="dxa"/>
-            </w:tcMar>
-            <w:tcBorders>
-              <w:top w:val="single" w:sz="4" w:space="0" w:color="CCCCCC"/>
-              <w:bottom w:val="single" w:sz="4" w:space="0" w:color="CCCCCC"/>
-              <w:left w:val="single" w:sz="4" w:space="0" w:color="CCCCCC"/>
-              <w:right w:val="single" w:sz="4" w:space="0" w:color="CCCCCC"/>
-            </w:tcBorders>
-          </w:tcPr>
-          <w:p>
-            <w:pPr>
-              <w:spacing w:before="60" w:after="60" w:line="252" w:lineRule="auto"/>
-              <w:jc w:val="left"/>
-            </w:pPr>
-            <w:r/>
-            <w:r>
-              <w:t>643.00</w:t>
-            </w:r>
-          </w:p>
-        </w:tc>
-        <w:tc>
-          <w:tcPr>
-            <w:tcW w:type="dxa" w:w="1728"/>
-            <w:shd w:fill="FFFFFF"/>
-            <w:tcMar>
-              <w:top w:w="100" w:type="dxa"/>
-              <w:bottom w:w="100" w:type="dxa"/>
-              <w:left w:w="120" w:type="dxa"/>
-              <w:right w:w="120" w:type="dxa"/>
-            </w:tcMar>
-            <w:tcBorders>
-              <w:top w:val="single" w:sz="4" w:space="0" w:color="CCCCCC"/>
-              <w:bottom w:val="single" w:sz="4" w:space="0" w:color="CCCCCC"/>
-              <w:left w:val="single" w:sz="4" w:space="0" w:color="CCCCCC"/>
-              <w:right w:val="single" w:sz="4" w:space="0" w:color="CCCCCC"/>
-            </w:tcBorders>
-          </w:tcPr>
-          <w:p>
-            <w:pPr>
-              <w:spacing w:before="60" w:after="60" w:line="252" w:lineRule="auto"/>
-              <w:jc w:val="left"/>
-            </w:pPr>
-            <w:r/>
-            <w:r>
-              <w:rPr>
-                <w:b/>
-              </w:rPr>
-              <w:t>653.25</w:t>
-            </w:r>
-          </w:p>
-        </w:tc>
-        <w:tc>
-          <w:tcPr>
-            <w:tcW w:type="dxa" w:w="3456"/>
-            <w:shd w:fill="FFFFFF"/>
-            <w:tcMar>
-              <w:top w:w="100" w:type="dxa"/>
-              <w:bottom w:w="100" w:type="dxa"/>
-              <w:left w:w="120" w:type="dxa"/>
-              <w:right w:w="120" w:type="dxa"/>
-            </w:tcMar>
-            <w:tcBorders>
-              <w:top w:val="single" w:sz="4" w:space="0" w:color="CCCCCC"/>
-              <w:bottom w:val="single" w:sz="4" w:space="0" w:color="CCCCCC"/>
-              <w:left w:val="single" w:sz="4" w:space="0" w:color="CCCCCC"/>
-              <w:right w:val="single" w:sz="4" w:space="0" w:color="CCCCCC"/>
-            </w:tcBorders>
-          </w:tcPr>
-          <w:p>
-            <w:pPr>
-              <w:spacing w:before="60" w:after="60" w:line="252" w:lineRule="auto"/>
-              <w:jc w:val="left"/>
-            </w:pPr>
-            <w:r/>
-            <w:r>
-              <w:rPr>
-                <w:b/>
-              </w:rPr>
-              <w:t>+0.50</w:t>
-            </w:r>
-          </w:p>
-        </w:tc>
-        <w:tc>
-          <w:tcPr>
-            <w:tcW w:type="dxa" w:w="1440"/>
-            <w:shd w:fill="FFFFFF"/>
-            <w:tcMar>
-              <w:top w:w="100" w:type="dxa"/>
-              <w:bottom w:w="100" w:type="dxa"/>
-              <w:left w:w="120" w:type="dxa"/>
-              <w:right w:w="120" w:type="dxa"/>
-            </w:tcMar>
-            <w:tcBorders>
-              <w:top w:val="single" w:sz="4" w:space="0" w:color="CCCCCC"/>
-              <w:bottom w:val="single" w:sz="4" w:space="0" w:color="CCCCCC"/>
-              <w:left w:val="single" w:sz="4" w:space="0" w:color="CCCCCC"/>
-              <w:right w:val="single" w:sz="4" w:space="0" w:color="CCCCCC"/>
-            </w:tcBorders>
-          </w:tcPr>
-          <w:p>
-            <w:pPr>
-              <w:spacing w:before="60" w:after="60" w:line="252" w:lineRule="auto"/>
-              <w:jc w:val="left"/>
-            </w:pPr>
-            <w:r/>
-            <w:r>
-              <w:t>BULL</w:t>
-            </w:r>
-          </w:p>
-        </w:tc>
-      </w:tr>
-      <w:tr>
-        <w:tc>
-          <w:tcPr>
-            <w:tcW w:type="dxa" w:w="1584"/>
-            <w:shd w:fill="F8FAFC"/>
-            <w:tcMar>
-              <w:top w:w="100" w:type="dxa"/>
-              <w:bottom w:w="100" w:type="dxa"/>
-              <w:left w:w="120" w:type="dxa"/>
-              <w:right w:w="120" w:type="dxa"/>
-            </w:tcMar>
-            <w:tcBorders>
-              <w:top w:val="single" w:sz="4" w:space="0" w:color="CCCCCC"/>
-              <w:bottom w:val="single" w:sz="4" w:space="0" w:color="CCCCCC"/>
-              <w:left w:val="single" w:sz="4" w:space="0" w:color="CCCCCC"/>
-              <w:right w:val="single" w:sz="4" w:space="0" w:color="CCCCCC"/>
-            </w:tcBorders>
-          </w:tcPr>
-          <w:p>
-            <w:pPr>
-              <w:spacing w:before="60" w:after="60" w:line="252" w:lineRule="auto"/>
-              <w:jc w:val="left"/>
-            </w:pPr>
-            <w:r/>
-            <w:r>
-              <w:rPr>
-                <w:b/>
-              </w:rPr>
-              <w:t>Thu 22/10</w:t>
-            </w:r>
-          </w:p>
-        </w:tc>
-        <w:tc>
-          <w:tcPr>
-            <w:tcW w:type="dxa" w:w="864"/>
-            <w:shd w:fill="F8FAFC"/>
-            <w:tcMar>
-              <w:top w:w="100" w:type="dxa"/>
-              <w:bottom w:w="100" w:type="dxa"/>
-              <w:left w:w="120" w:type="dxa"/>
-              <w:right w:w="120" w:type="dxa"/>
-            </w:tcMar>
-            <w:tcBorders>
-              <w:top w:val="single" w:sz="4" w:space="0" w:color="CCCCCC"/>
-              <w:bottom w:val="single" w:sz="4" w:space="0" w:color="CCCCCC"/>
-              <w:left w:val="single" w:sz="4" w:space="0" w:color="CCCCCC"/>
-              <w:right w:val="single" w:sz="4" w:space="0" w:color="CCCCCC"/>
-            </w:tcBorders>
-          </w:tcPr>
-          <w:p>
-            <w:pPr>
-              <w:spacing w:before="60" w:after="60" w:line="252" w:lineRule="auto"/>
-              <w:jc w:val="left"/>
-            </w:pPr>
-            <w:r/>
-            <w:r>
-              <w:t>London 15-19</w:t>
-            </w:r>
-          </w:p>
-        </w:tc>
-        <w:tc>
-          <w:tcPr>
-            <w:tcW w:type="dxa" w:w="1440"/>
-            <w:shd w:fill="F8FAFC"/>
-            <w:tcMar>
-              <w:top w:w="100" w:type="dxa"/>
-              <w:bottom w:w="100" w:type="dxa"/>
-              <w:left w:w="120" w:type="dxa"/>
-              <w:right w:w="120" w:type="dxa"/>
-            </w:tcMar>
-            <w:tcBorders>
-              <w:top w:val="single" w:sz="4" w:space="0" w:color="CCCCCC"/>
-              <w:bottom w:val="single" w:sz="4" w:space="0" w:color="CCCCCC"/>
-              <w:left w:val="single" w:sz="4" w:space="0" w:color="CCCCCC"/>
-              <w:right w:val="single" w:sz="4" w:space="0" w:color="CCCCCC"/>
-            </w:tcBorders>
-          </w:tcPr>
-          <w:p>
-            <w:pPr>
-              <w:spacing w:before="60" w:after="60" w:line="252" w:lineRule="auto"/>
-              <w:jc w:val="left"/>
-            </w:pPr>
-            <w:r/>
-            <w:r>
-              <w:t>653.25</w:t>
-            </w:r>
-          </w:p>
-        </w:tc>
-        <w:tc>
-          <w:tcPr>
-            <w:tcW w:type="dxa" w:w="2016"/>
-            <w:shd w:fill="F8FAFC"/>
-            <w:tcMar>
-              <w:top w:w="100" w:type="dxa"/>
-              <w:bottom w:w="100" w:type="dxa"/>
-              <w:left w:w="120" w:type="dxa"/>
-              <w:right w:w="120" w:type="dxa"/>
-            </w:tcMar>
-            <w:tcBorders>
-              <w:top w:val="single" w:sz="4" w:space="0" w:color="CCCCCC"/>
-              <w:bottom w:val="single" w:sz="4" w:space="0" w:color="CCCCCC"/>
-              <w:left w:val="single" w:sz="4" w:space="0" w:color="CCCCCC"/>
-              <w:right w:val="single" w:sz="4" w:space="0" w:color="CCCCCC"/>
-            </w:tcBorders>
-          </w:tcPr>
-          <w:p>
-            <w:pPr>
-              <w:spacing w:before="60" w:after="60" w:line="252" w:lineRule="auto"/>
-              <w:jc w:val="left"/>
-            </w:pPr>
-            <w:r/>
-            <w:r>
-              <w:t>664.00</w:t>
-            </w:r>
-          </w:p>
-        </w:tc>
-        <w:tc>
-          <w:tcPr>
-            <w:tcW w:type="dxa" w:w="1152"/>
-            <w:shd w:fill="F8FAFC"/>
-            <w:tcMar>
-              <w:top w:w="100" w:type="dxa"/>
-              <w:bottom w:w="100" w:type="dxa"/>
-              <w:left w:w="120" w:type="dxa"/>
-              <w:right w:w="120" w:type="dxa"/>
-            </w:tcMar>
-            <w:tcBorders>
-              <w:top w:val="single" w:sz="4" w:space="0" w:color="CCCCCC"/>
-              <w:bottom w:val="single" w:sz="4" w:space="0" w:color="CCCCCC"/>
-              <w:left w:val="single" w:sz="4" w:space="0" w:color="CCCCCC"/>
-              <w:right w:val="single" w:sz="4" w:space="0" w:color="CCCCCC"/>
-            </w:tcBorders>
-          </w:tcPr>
-          <w:p>
-            <w:pPr>
-              <w:spacing w:before="60" w:after="60" w:line="252" w:lineRule="auto"/>
-              <w:jc w:val="left"/>
-            </w:pPr>
-            <w:r/>
-            <w:r>
-              <w:t>646.00</w:t>
-            </w:r>
-          </w:p>
-        </w:tc>
-        <w:tc>
-          <w:tcPr>
-            <w:tcW w:type="dxa" w:w="1728"/>
-            <w:shd w:fill="F8FAFC"/>
-            <w:tcMar>
-              <w:top w:w="100" w:type="dxa"/>
-              <w:bottom w:w="100" w:type="dxa"/>
-              <w:left w:w="120" w:type="dxa"/>
-              <w:right w:w="120" w:type="dxa"/>
-            </w:tcMar>
-            <w:tcBorders>
-              <w:top w:val="single" w:sz="4" w:space="0" w:color="CCCCCC"/>
-              <w:bottom w:val="single" w:sz="4" w:space="0" w:color="CCCCCC"/>
-              <w:left w:val="single" w:sz="4" w:space="0" w:color="CCCCCC"/>
-              <w:right w:val="single" w:sz="4" w:space="0" w:color="CCCCCC"/>
-            </w:tcBorders>
-          </w:tcPr>
-          <w:p>
-            <w:pPr>
-              <w:spacing w:before="60" w:after="60" w:line="252" w:lineRule="auto"/>
-              <w:jc w:val="left"/>
-            </w:pPr>
-            <w:r/>
-            <w:r>
-              <w:rPr>
-                <w:b/>
-              </w:rPr>
-              <w:t>654.00</w:t>
-            </w:r>
-          </w:p>
-        </w:tc>
-        <w:tc>
-          <w:tcPr>
-            <w:tcW w:type="dxa" w:w="3456"/>
-            <w:shd w:fill="F8FAFC"/>
-            <w:tcMar>
-              <w:top w:w="100" w:type="dxa"/>
-              <w:bottom w:w="100" w:type="dxa"/>
-              <w:left w:w="120" w:type="dxa"/>
-              <w:right w:w="120" w:type="dxa"/>
-            </w:tcMar>
-            <w:tcBorders>
-              <w:top w:val="single" w:sz="4" w:space="0" w:color="CCCCCC"/>
-              <w:bottom w:val="single" w:sz="4" w:space="0" w:color="CCCCCC"/>
-              <w:left w:val="single" w:sz="4" w:space="0" w:color="CCCCCC"/>
-              <w:right w:val="single" w:sz="4" w:space="0" w:color="CCCCCC"/>
-            </w:tcBorders>
-          </w:tcPr>
-          <w:p>
-            <w:pPr>
-              <w:spacing w:before="60" w:after="60" w:line="252" w:lineRule="auto"/>
-              <w:jc w:val="left"/>
-            </w:pPr>
-            <w:r/>
-            <w:r>
-              <w:rPr>
-                <w:b/>
-              </w:rPr>
-              <w:t>+0.75</w:t>
-            </w:r>
-          </w:p>
-        </w:tc>
-        <w:tc>
-          <w:tcPr>
-            <w:tcW w:type="dxa" w:w="1440"/>
-            <w:shd w:fill="F8FAFC"/>
-            <w:tcMar>
-              <w:top w:w="100" w:type="dxa"/>
-              <w:bottom w:w="100" w:type="dxa"/>
-              <w:left w:w="120" w:type="dxa"/>
-              <w:right w:w="120" w:type="dxa"/>
-            </w:tcMar>
-            <w:tcBorders>
-              <w:top w:val="single" w:sz="4" w:space="0" w:color="CCCCCC"/>
-              <w:bottom w:val="single" w:sz="4" w:space="0" w:color="CCCCCC"/>
-              <w:left w:val="single" w:sz="4" w:space="0" w:color="CCCCCC"/>
-              <w:right w:val="single" w:sz="4" w:space="0" w:color="CCCCCC"/>
-            </w:tcBorders>
-          </w:tcPr>
-          <w:p>
-            <w:pPr>
-              <w:spacing w:before="60" w:after="60" w:line="252" w:lineRule="auto"/>
-              <w:jc w:val="left"/>
-            </w:pPr>
-            <w:r/>
-            <w:r>
-              <w:t>BULL</w:t>
-            </w:r>
-          </w:p>
-        </w:tc>
-      </w:tr>
-      <w:tr>
-        <w:tc>
-          <w:tcPr>
-            <w:tcW w:type="dxa" w:w="1584"/>
-            <w:shd w:fill="FFFFFF"/>
-            <w:tcMar>
-              <w:top w:w="100" w:type="dxa"/>
-              <w:bottom w:w="100" w:type="dxa"/>
-              <w:left w:w="120" w:type="dxa"/>
-              <w:right w:w="120" w:type="dxa"/>
-            </w:tcMar>
-            <w:tcBorders>
-              <w:top w:val="single" w:sz="4" w:space="0" w:color="CCCCCC"/>
-              <w:bottom w:val="single" w:sz="4" w:space="0" w:color="CCCCCC"/>
-              <w:left w:val="single" w:sz="4" w:space="0" w:color="CCCCCC"/>
-              <w:right w:val="single" w:sz="4" w:space="0" w:color="CCCCCC"/>
-            </w:tcBorders>
-          </w:tcPr>
-          <w:p>
-            <w:pPr>
-              <w:spacing w:before="60" w:after="60" w:line="252" w:lineRule="auto"/>
-              <w:jc w:val="left"/>
-            </w:pPr>
-            <w:r/>
-            <w:r>
-              <w:rPr>
-                <w:b/>
-              </w:rPr>
-              <w:t>Thu 22/10</w:t>
-            </w:r>
-          </w:p>
-        </w:tc>
-        <w:tc>
-          <w:tcPr>
-            <w:tcW w:type="dxa" w:w="864"/>
-            <w:shd w:fill="FFFFFF"/>
-            <w:tcMar>
-              <w:top w:w="100" w:type="dxa"/>
-              <w:bottom w:w="100" w:type="dxa"/>
-              <w:left w:w="120" w:type="dxa"/>
-              <w:right w:w="120" w:type="dxa"/>
-            </w:tcMar>
-            <w:tcBorders>
-              <w:top w:val="single" w:sz="4" w:space="0" w:color="CCCCCC"/>
-              <w:bottom w:val="single" w:sz="4" w:space="0" w:color="CCCCCC"/>
-              <w:left w:val="single" w:sz="4" w:space="0" w:color="CCCCCC"/>
-              <w:right w:val="single" w:sz="4" w:space="0" w:color="CCCCCC"/>
-            </w:tcBorders>
-          </w:tcPr>
-          <w:p>
-            <w:pPr>
-              <w:spacing w:before="60" w:after="60" w:line="252" w:lineRule="auto"/>
-              <w:jc w:val="left"/>
-            </w:pPr>
-            <w:r/>
-            <w:r>
-              <w:t>Pre-NY 19-21</w:t>
-            </w:r>
-          </w:p>
-        </w:tc>
-        <w:tc>
-          <w:tcPr>
-            <w:tcW w:type="dxa" w:w="1440"/>
-            <w:shd w:fill="FFFFFF"/>
-            <w:tcMar>
-              <w:top w:w="100" w:type="dxa"/>
-              <w:bottom w:w="100" w:type="dxa"/>
-              <w:left w:w="120" w:type="dxa"/>
-              <w:right w:w="120" w:type="dxa"/>
-            </w:tcMar>
-            <w:tcBorders>
-              <w:top w:val="single" w:sz="4" w:space="0" w:color="CCCCCC"/>
-              <w:bottom w:val="single" w:sz="4" w:space="0" w:color="CCCCCC"/>
-              <w:left w:val="single" w:sz="4" w:space="0" w:color="CCCCCC"/>
-              <w:right w:val="single" w:sz="4" w:space="0" w:color="CCCCCC"/>
-            </w:tcBorders>
-          </w:tcPr>
-          <w:p>
-            <w:pPr>
-              <w:spacing w:before="60" w:after="60" w:line="252" w:lineRule="auto"/>
-              <w:jc w:val="left"/>
-            </w:pPr>
-            <w:r/>
-            <w:r>
-              <w:t>654.00</w:t>
-            </w:r>
-          </w:p>
-        </w:tc>
-        <w:tc>
-          <w:tcPr>
-            <w:tcW w:type="dxa" w:w="2016"/>
-            <w:shd w:fill="FFFFFF"/>
-            <w:tcMar>
-              <w:top w:w="100" w:type="dxa"/>
-              <w:bottom w:w="100" w:type="dxa"/>
-              <w:left w:w="120" w:type="dxa"/>
-              <w:right w:w="120" w:type="dxa"/>
-            </w:tcMar>
-            <w:tcBorders>
-              <w:top w:val="single" w:sz="4" w:space="0" w:color="CCCCCC"/>
-              <w:bottom w:val="single" w:sz="4" w:space="0" w:color="CCCCCC"/>
-              <w:left w:val="single" w:sz="4" w:space="0" w:color="CCCCCC"/>
-              <w:right w:val="single" w:sz="4" w:space="0" w:color="CCCCCC"/>
-            </w:tcBorders>
-          </w:tcPr>
-          <w:p>
-            <w:pPr>
-              <w:spacing w:before="60" w:after="60" w:line="252" w:lineRule="auto"/>
-              <w:jc w:val="left"/>
-            </w:pPr>
-            <w:r/>
-            <w:r>
-              <w:t>660.50</w:t>
-            </w:r>
-          </w:p>
-        </w:tc>
-        <w:tc>
-          <w:tcPr>
-            <w:tcW w:type="dxa" w:w="1152"/>
-            <w:shd w:fill="FFFFFF"/>
-            <w:tcMar>
-              <w:top w:w="100" w:type="dxa"/>
-              <w:bottom w:w="100" w:type="dxa"/>
-              <w:left w:w="120" w:type="dxa"/>
-              <w:right w:w="120" w:type="dxa"/>
-            </w:tcMar>
-            <w:tcBorders>
-              <w:top w:val="single" w:sz="4" w:space="0" w:color="CCCCCC"/>
-              <w:bottom w:val="single" w:sz="4" w:space="0" w:color="CCCCCC"/>
-              <w:left w:val="single" w:sz="4" w:space="0" w:color="CCCCCC"/>
-              <w:right w:val="single" w:sz="4" w:space="0" w:color="CCCCCC"/>
-            </w:tcBorders>
-          </w:tcPr>
-          <w:p>
-            <w:pPr>
-              <w:spacing w:before="60" w:after="60" w:line="252" w:lineRule="auto"/>
-              <w:jc w:val="left"/>
-            </w:pPr>
-            <w:r/>
-            <w:r>
-              <w:t>645.50</w:t>
-            </w:r>
-          </w:p>
-        </w:tc>
-        <w:tc>
-          <w:tcPr>
-            <w:tcW w:type="dxa" w:w="1728"/>
-            <w:shd w:fill="FFFFFF"/>
-            <w:tcMar>
-              <w:top w:w="100" w:type="dxa"/>
-              <w:bottom w:w="100" w:type="dxa"/>
-              <w:left w:w="120" w:type="dxa"/>
-              <w:right w:w="120" w:type="dxa"/>
-            </w:tcMar>
-            <w:tcBorders>
-              <w:top w:val="single" w:sz="4" w:space="0" w:color="CCCCCC"/>
-              <w:bottom w:val="single" w:sz="4" w:space="0" w:color="CCCCCC"/>
-              <w:left w:val="single" w:sz="4" w:space="0" w:color="CCCCCC"/>
-              <w:right w:val="single" w:sz="4" w:space="0" w:color="CCCCCC"/>
-            </w:tcBorders>
-          </w:tcPr>
-          <w:p>
-            <w:pPr>
-              <w:spacing w:before="60" w:after="60" w:line="252" w:lineRule="auto"/>
-              <w:jc w:val="left"/>
-            </w:pPr>
-            <w:r/>
-            <w:r>
-              <w:rPr>
-                <w:b/>
-              </w:rPr>
-              <w:t>654.50</w:t>
-            </w:r>
-          </w:p>
-        </w:tc>
-        <w:tc>
-          <w:tcPr>
-            <w:tcW w:type="dxa" w:w="3456"/>
-            <w:shd w:fill="FFFFFF"/>
-            <w:tcMar>
-              <w:top w:w="100" w:type="dxa"/>
-              <w:bottom w:w="100" w:type="dxa"/>
-              <w:left w:w="120" w:type="dxa"/>
-              <w:right w:w="120" w:type="dxa"/>
-            </w:tcMar>
-            <w:tcBorders>
-              <w:top w:val="single" w:sz="4" w:space="0" w:color="CCCCCC"/>
-              <w:bottom w:val="single" w:sz="4" w:space="0" w:color="CCCCCC"/>
-              <w:left w:val="single" w:sz="4" w:space="0" w:color="CCCCCC"/>
-              <w:right w:val="single" w:sz="4" w:space="0" w:color="CCCCCC"/>
-            </w:tcBorders>
-          </w:tcPr>
-          <w:p>
-            <w:pPr>
-              <w:spacing w:before="60" w:after="60" w:line="252" w:lineRule="auto"/>
-              <w:jc w:val="left"/>
-            </w:pPr>
-            <w:r/>
-            <w:r>
-              <w:rPr>
-                <w:b/>
-              </w:rPr>
-              <w:t>+0.50</w:t>
-            </w:r>
-          </w:p>
-        </w:tc>
-        <w:tc>
-          <w:tcPr>
-            <w:tcW w:type="dxa" w:w="1440"/>
-            <w:shd w:fill="FFFFFF"/>
-            <w:tcMar>
-              <w:top w:w="100" w:type="dxa"/>
-              <w:bottom w:w="100" w:type="dxa"/>
-              <w:left w:w="120" w:type="dxa"/>
-              <w:right w:w="120" w:type="dxa"/>
-            </w:tcMar>
-            <w:tcBorders>
-              <w:top w:val="single" w:sz="4" w:space="0" w:color="CCCCCC"/>
-              <w:bottom w:val="single" w:sz="4" w:space="0" w:color="CCCCCC"/>
-              <w:left w:val="single" w:sz="4" w:space="0" w:color="CCCCCC"/>
-              <w:right w:val="single" w:sz="4" w:space="0" w:color="CCCCCC"/>
-            </w:tcBorders>
-          </w:tcPr>
-          <w:p>
-            <w:pPr>
-              <w:spacing w:before="60" w:after="60" w:line="252" w:lineRule="auto"/>
-              <w:jc w:val="left"/>
-            </w:pPr>
-            <w:r/>
-            <w:r>
-              <w:t>BULL</w:t>
-            </w:r>
-          </w:p>
-        </w:tc>
-      </w:tr>
-      <w:tr>
-        <w:tc>
-          <w:tcPr>
-            <w:tcW w:type="dxa" w:w="1584"/>
-            <w:shd w:fill="F8FAFC"/>
-            <w:tcMar>
-              <w:top w:w="100" w:type="dxa"/>
-              <w:bottom w:w="100" w:type="dxa"/>
-              <w:left w:w="120" w:type="dxa"/>
-              <w:right w:w="120" w:type="dxa"/>
-            </w:tcMar>
-            <w:tcBorders>
-              <w:top w:val="single" w:sz="4" w:space="0" w:color="CCCCCC"/>
-              <w:bottom w:val="single" w:sz="4" w:space="0" w:color="CCCCCC"/>
-              <w:left w:val="single" w:sz="4" w:space="0" w:color="CCCCCC"/>
-              <w:right w:val="single" w:sz="4" w:space="0" w:color="CCCCCC"/>
-            </w:tcBorders>
-          </w:tcPr>
-          <w:p>
-            <w:pPr>
-              <w:spacing w:before="60" w:after="60" w:line="252" w:lineRule="auto"/>
-              <w:jc w:val="left"/>
-            </w:pPr>
-            <w:r/>
-            <w:r>
-              <w:rPr>
-                <w:b/>
-              </w:rPr>
-              <w:t>Thu 22/10</w:t>
-            </w:r>
-          </w:p>
-        </w:tc>
-        <w:tc>
-          <w:tcPr>
-            <w:tcW w:type="dxa" w:w="864"/>
-            <w:shd w:fill="F8FAFC"/>
-            <w:tcMar>
-              <w:top w:w="100" w:type="dxa"/>
-              <w:bottom w:w="100" w:type="dxa"/>
-              <w:left w:w="120" w:type="dxa"/>
-              <w:right w:w="120" w:type="dxa"/>
-            </w:tcMar>
-            <w:tcBorders>
-              <w:top w:val="single" w:sz="4" w:space="0" w:color="CCCCCC"/>
-              <w:bottom w:val="single" w:sz="4" w:space="0" w:color="CCCCCC"/>
-              <w:left w:val="single" w:sz="4" w:space="0" w:color="CCCCCC"/>
-              <w:right w:val="single" w:sz="4" w:space="0" w:color="CCCCCC"/>
-            </w:tcBorders>
-          </w:tcPr>
-          <w:p>
-            <w:pPr>
-              <w:spacing w:before="60" w:after="60" w:line="252" w:lineRule="auto"/>
-              <w:jc w:val="left"/>
-            </w:pPr>
-            <w:r/>
-            <w:r>
-              <w:t>NY Open 21-23</w:t>
-            </w:r>
-          </w:p>
-        </w:tc>
-        <w:tc>
-          <w:tcPr>
-            <w:tcW w:type="dxa" w:w="1440"/>
-            <w:shd w:fill="F8FAFC"/>
-            <w:tcMar>
-              <w:top w:w="100" w:type="dxa"/>
-              <w:bottom w:w="100" w:type="dxa"/>
-              <w:left w:w="120" w:type="dxa"/>
-              <w:right w:w="120" w:type="dxa"/>
-            </w:tcMar>
-            <w:tcBorders>
-              <w:top w:val="single" w:sz="4" w:space="0" w:color="CCCCCC"/>
-              <w:bottom w:val="single" w:sz="4" w:space="0" w:color="CCCCCC"/>
-              <w:left w:val="single" w:sz="4" w:space="0" w:color="CCCCCC"/>
-              <w:right w:val="single" w:sz="4" w:space="0" w:color="CCCCCC"/>
-            </w:tcBorders>
-          </w:tcPr>
-          <w:p>
-            <w:pPr>
-              <w:spacing w:before="60" w:after="60" w:line="252" w:lineRule="auto"/>
-              <w:jc w:val="left"/>
-            </w:pPr>
-            <w:r/>
-            <w:r>
-              <w:t>654.50</w:t>
-            </w:r>
-          </w:p>
-        </w:tc>
-        <w:tc>
-          <w:tcPr>
-            <w:tcW w:type="dxa" w:w="2016"/>
-            <w:shd w:fill="F8FAFC"/>
-            <w:tcMar>
-              <w:top w:w="100" w:type="dxa"/>
-              <w:bottom w:w="100" w:type="dxa"/>
-              <w:left w:w="120" w:type="dxa"/>
-              <w:right w:w="120" w:type="dxa"/>
-            </w:tcMar>
-            <w:tcBorders>
-              <w:top w:val="single" w:sz="4" w:space="0" w:color="CCCCCC"/>
-              <w:bottom w:val="single" w:sz="4" w:space="0" w:color="CCCCCC"/>
-              <w:left w:val="single" w:sz="4" w:space="0" w:color="CCCCCC"/>
-              <w:right w:val="single" w:sz="4" w:space="0" w:color="CCCCCC"/>
-            </w:tcBorders>
-          </w:tcPr>
-          <w:p>
-            <w:pPr>
-              <w:spacing w:before="60" w:after="60" w:line="252" w:lineRule="auto"/>
-              <w:jc w:val="left"/>
-            </w:pPr>
-            <w:r/>
-            <w:r>
-              <w:t>665.50</w:t>
-            </w:r>
-          </w:p>
-        </w:tc>
-        <w:tc>
-          <w:tcPr>
-            <w:tcW w:type="dxa" w:w="1152"/>
-            <w:shd w:fill="F8FAFC"/>
-            <w:tcMar>
-              <w:top w:w="100" w:type="dxa"/>
-              <w:bottom w:w="100" w:type="dxa"/>
-              <w:left w:w="120" w:type="dxa"/>
-              <w:right w:w="120" w:type="dxa"/>
-            </w:tcMar>
-            <w:tcBorders>
-              <w:top w:val="single" w:sz="4" w:space="0" w:color="CCCCCC"/>
-              <w:bottom w:val="single" w:sz="4" w:space="0" w:color="CCCCCC"/>
-              <w:left w:val="single" w:sz="4" w:space="0" w:color="CCCCCC"/>
-              <w:right w:val="single" w:sz="4" w:space="0" w:color="CCCCCC"/>
-            </w:tcBorders>
-          </w:tcPr>
-          <w:p>
-            <w:pPr>
-              <w:spacing w:before="60" w:after="60" w:line="252" w:lineRule="auto"/>
-              <w:jc w:val="left"/>
-            </w:pPr>
-            <w:r/>
-            <w:r>
-              <w:t>642.75</w:t>
-            </w:r>
-          </w:p>
-        </w:tc>
-        <w:tc>
-          <w:tcPr>
-            <w:tcW w:type="dxa" w:w="1728"/>
-            <w:shd w:fill="F8FAFC"/>
-            <w:tcMar>
-              <w:top w:w="100" w:type="dxa"/>
-              <w:bottom w:w="100" w:type="dxa"/>
-              <w:left w:w="120" w:type="dxa"/>
-              <w:right w:w="120" w:type="dxa"/>
-            </w:tcMar>
-            <w:tcBorders>
-              <w:top w:val="single" w:sz="4" w:space="0" w:color="CCCCCC"/>
-              <w:bottom w:val="single" w:sz="4" w:space="0" w:color="CCCCCC"/>
-              <w:left w:val="single" w:sz="4" w:space="0" w:color="CCCCCC"/>
-              <w:right w:val="single" w:sz="4" w:space="0" w:color="CCCCCC"/>
-            </w:tcBorders>
-          </w:tcPr>
-          <w:p>
-            <w:pPr>
-              <w:spacing w:before="60" w:after="60" w:line="252" w:lineRule="auto"/>
-              <w:jc w:val="left"/>
-            </w:pPr>
-            <w:r/>
-            <w:r>
-              <w:rPr>
-                <w:b/>
-              </w:rPr>
-              <w:t>658.00</w:t>
-            </w:r>
-          </w:p>
-        </w:tc>
-        <w:tc>
-          <w:tcPr>
-            <w:tcW w:type="dxa" w:w="3456"/>
-            <w:shd w:fill="F8FAFC"/>
-            <w:tcMar>
-              <w:top w:w="100" w:type="dxa"/>
-              <w:bottom w:w="100" w:type="dxa"/>
-              <w:left w:w="120" w:type="dxa"/>
-              <w:right w:w="120" w:type="dxa"/>
-            </w:tcMar>
-            <w:tcBorders>
-              <w:top w:val="single" w:sz="4" w:space="0" w:color="CCCCCC"/>
-              <w:bottom w:val="single" w:sz="4" w:space="0" w:color="CCCCCC"/>
-              <w:left w:val="single" w:sz="4" w:space="0" w:color="CCCCCC"/>
-              <w:right w:val="single" w:sz="4" w:space="0" w:color="CCCCCC"/>
-            </w:tcBorders>
-          </w:tcPr>
-          <w:p>
-            <w:pPr>
-              <w:spacing w:before="60" w:after="60" w:line="252" w:lineRule="auto"/>
-              <w:jc w:val="left"/>
-            </w:pPr>
-            <w:r/>
-            <w:r>
-              <w:rPr>
-                <w:b/>
-              </w:rPr>
-              <w:t>+3.50</w:t>
-            </w:r>
-          </w:p>
-        </w:tc>
-        <w:tc>
-          <w:tcPr>
-            <w:tcW w:type="dxa" w:w="1440"/>
-            <w:shd w:fill="F8FAFC"/>
-            <w:tcMar>
-              <w:top w:w="100" w:type="dxa"/>
-              <w:bottom w:w="100" w:type="dxa"/>
-              <w:left w:w="120" w:type="dxa"/>
-              <w:right w:w="120" w:type="dxa"/>
-            </w:tcMar>
-            <w:tcBorders>
-              <w:top w:val="single" w:sz="4" w:space="0" w:color="CCCCCC"/>
-              <w:bottom w:val="single" w:sz="4" w:space="0" w:color="CCCCCC"/>
-              <w:left w:val="single" w:sz="4" w:space="0" w:color="CCCCCC"/>
-              <w:right w:val="single" w:sz="4" w:space="0" w:color="CCCCCC"/>
-            </w:tcBorders>
-          </w:tcPr>
-          <w:p>
-            <w:pPr>
-              <w:spacing w:before="60" w:after="60" w:line="252" w:lineRule="auto"/>
-              <w:jc w:val="left"/>
-            </w:pPr>
-            <w:r/>
-            <w:r>
-              <w:t>BULL</w:t>
-            </w:r>
-          </w:p>
-        </w:tc>
-      </w:tr>
-      <w:tr>
-        <w:tc>
-          <w:tcPr>
-            <w:tcW w:type="dxa" w:w="1584"/>
-            <w:shd w:fill="FFFFFF"/>
-            <w:tcMar>
-              <w:top w:w="100" w:type="dxa"/>
-              <w:bottom w:w="100" w:type="dxa"/>
-              <w:left w:w="120" w:type="dxa"/>
-              <w:right w:w="120" w:type="dxa"/>
-            </w:tcMar>
-            <w:tcBorders>
-              <w:top w:val="single" w:sz="4" w:space="0" w:color="CCCCCC"/>
-              <w:bottom w:val="single" w:sz="4" w:space="0" w:color="CCCCCC"/>
-              <w:left w:val="single" w:sz="4" w:space="0" w:color="CCCCCC"/>
-              <w:right w:val="single" w:sz="4" w:space="0" w:color="CCCCCC"/>
-            </w:tcBorders>
-          </w:tcPr>
-          <w:p>
-            <w:pPr>
-              <w:spacing w:before="60" w:after="60" w:line="252" w:lineRule="auto"/>
-              <w:jc w:val="left"/>
-            </w:pPr>
-            <w:r/>
-            <w:r>
-              <w:rPr>
-                <w:b/>
-              </w:rPr>
-              <w:t>Thu 22/10</w:t>
-            </w:r>
-          </w:p>
-        </w:tc>
-        <w:tc>
-          <w:tcPr>
-            <w:tcW w:type="dxa" w:w="864"/>
-            <w:shd w:fill="FFFFFF"/>
-            <w:tcMar>
-              <w:top w:w="100" w:type="dxa"/>
-              <w:bottom w:w="100" w:type="dxa"/>
-              <w:left w:w="120" w:type="dxa"/>
-              <w:right w:w="120" w:type="dxa"/>
-            </w:tcMar>
-            <w:tcBorders>
-              <w:top w:val="single" w:sz="4" w:space="0" w:color="CCCCCC"/>
-              <w:bottom w:val="single" w:sz="4" w:space="0" w:color="CCCCCC"/>
-              <w:left w:val="single" w:sz="4" w:space="0" w:color="CCCCCC"/>
-              <w:right w:val="single" w:sz="4" w:space="0" w:color="CCCCCC"/>
-            </w:tcBorders>
-          </w:tcPr>
-          <w:p>
-            <w:pPr>
-              <w:spacing w:before="60" w:after="60" w:line="252" w:lineRule="auto"/>
-              <w:jc w:val="left"/>
-            </w:pPr>
-            <w:r/>
-            <w:r>
-              <w:t>NY Close 23-01</w:t>
-            </w:r>
-          </w:p>
-        </w:tc>
-        <w:tc>
-          <w:tcPr>
-            <w:tcW w:type="dxa" w:w="1440"/>
-            <w:shd w:fill="FFFFFF"/>
-            <w:tcMar>
-              <w:top w:w="100" w:type="dxa"/>
-              <w:bottom w:w="100" w:type="dxa"/>
-              <w:left w:w="120" w:type="dxa"/>
-              <w:right w:w="120" w:type="dxa"/>
-            </w:tcMar>
-            <w:tcBorders>
-              <w:top w:val="single" w:sz="4" w:space="0" w:color="CCCCCC"/>
-              <w:bottom w:val="single" w:sz="4" w:space="0" w:color="CCCCCC"/>
-              <w:left w:val="single" w:sz="4" w:space="0" w:color="CCCCCC"/>
-              <w:right w:val="single" w:sz="4" w:space="0" w:color="CCCCCC"/>
-            </w:tcBorders>
-          </w:tcPr>
-          <w:p>
-            <w:pPr>
-              <w:spacing w:before="60" w:after="60" w:line="252" w:lineRule="auto"/>
-              <w:jc w:val="left"/>
-            </w:pPr>
-            <w:r/>
-            <w:r>
-              <w:t>658.00</w:t>
-            </w:r>
-          </w:p>
-        </w:tc>
-        <w:tc>
-          <w:tcPr>
-            <w:tcW w:type="dxa" w:w="2016"/>
-            <w:shd w:fill="FFFFFF"/>
-            <w:tcMar>
-              <w:top w:w="100" w:type="dxa"/>
-              <w:bottom w:w="100" w:type="dxa"/>
-              <w:left w:w="120" w:type="dxa"/>
-              <w:right w:w="120" w:type="dxa"/>
-            </w:tcMar>
-            <w:tcBorders>
-              <w:top w:val="single" w:sz="4" w:space="0" w:color="CCCCCC"/>
-              <w:bottom w:val="single" w:sz="4" w:space="0" w:color="CCCCCC"/>
-              <w:left w:val="single" w:sz="4" w:space="0" w:color="CCCCCC"/>
-              <w:right w:val="single" w:sz="4" w:space="0" w:color="CCCCCC"/>
-            </w:tcBorders>
-          </w:tcPr>
-          <w:p>
-            <w:pPr>
-              <w:spacing w:before="60" w:after="60" w:line="252" w:lineRule="auto"/>
-              <w:jc w:val="left"/>
-            </w:pPr>
-            <w:r/>
-            <w:r>
-              <w:t>663.50</w:t>
-            </w:r>
-          </w:p>
-        </w:tc>
-        <w:tc>
-          <w:tcPr>
-            <w:tcW w:type="dxa" w:w="1152"/>
-            <w:shd w:fill="FFFFFF"/>
-            <w:tcMar>
-              <w:top w:w="100" w:type="dxa"/>
-              <w:bottom w:w="100" w:type="dxa"/>
-              <w:left w:w="120" w:type="dxa"/>
-              <w:right w:w="120" w:type="dxa"/>
-            </w:tcMar>
-            <w:tcBorders>
-              <w:top w:val="single" w:sz="4" w:space="0" w:color="CCCCCC"/>
-              <w:bottom w:val="single" w:sz="4" w:space="0" w:color="CCCCCC"/>
-              <w:left w:val="single" w:sz="4" w:space="0" w:color="CCCCCC"/>
-              <w:right w:val="single" w:sz="4" w:space="0" w:color="CCCCCC"/>
-            </w:tcBorders>
-          </w:tcPr>
-          <w:p>
-            <w:pPr>
-              <w:spacing w:before="60" w:after="60" w:line="252" w:lineRule="auto"/>
-              <w:jc w:val="left"/>
-            </w:pPr>
-            <w:r/>
-            <w:r>
-              <w:t>650.25</w:t>
-            </w:r>
-          </w:p>
-        </w:tc>
-        <w:tc>
-          <w:tcPr>
-            <w:tcW w:type="dxa" w:w="1728"/>
-            <w:shd w:fill="FFFFFF"/>
-            <w:tcMar>
-              <w:top w:w="100" w:type="dxa"/>
-              <w:bottom w:w="100" w:type="dxa"/>
-              <w:left w:w="120" w:type="dxa"/>
-              <w:right w:w="120" w:type="dxa"/>
-            </w:tcMar>
-            <w:tcBorders>
-              <w:top w:val="single" w:sz="4" w:space="0" w:color="CCCCCC"/>
-              <w:bottom w:val="single" w:sz="4" w:space="0" w:color="CCCCCC"/>
-              <w:left w:val="single" w:sz="4" w:space="0" w:color="CCCCCC"/>
-              <w:right w:val="single" w:sz="4" w:space="0" w:color="CCCCCC"/>
-            </w:tcBorders>
-          </w:tcPr>
-          <w:p>
-            <w:pPr>
-              <w:spacing w:before="60" w:after="60" w:line="252" w:lineRule="auto"/>
-              <w:jc w:val="left"/>
-            </w:pPr>
-            <w:r/>
-            <w:r>
-              <w:rPr>
-                <w:b/>
-              </w:rPr>
-              <w:t>658.75</w:t>
-            </w:r>
-          </w:p>
-        </w:tc>
-        <w:tc>
-          <w:tcPr>
-            <w:tcW w:type="dxa" w:w="3456"/>
-            <w:shd w:fill="FFFFFF"/>
-            <w:tcMar>
-              <w:top w:w="100" w:type="dxa"/>
-              <w:bottom w:w="100" w:type="dxa"/>
-              <w:left w:w="120" w:type="dxa"/>
-              <w:right w:w="120" w:type="dxa"/>
-            </w:tcMar>
-            <w:tcBorders>
-              <w:top w:val="single" w:sz="4" w:space="0" w:color="CCCCCC"/>
-              <w:bottom w:val="single" w:sz="4" w:space="0" w:color="CCCCCC"/>
-              <w:left w:val="single" w:sz="4" w:space="0" w:color="CCCCCC"/>
-              <w:right w:val="single" w:sz="4" w:space="0" w:color="CCCCCC"/>
-            </w:tcBorders>
-          </w:tcPr>
-          <w:p>
-            <w:pPr>
-              <w:spacing w:before="60" w:after="60" w:line="252" w:lineRule="auto"/>
-              <w:jc w:val="left"/>
-            </w:pPr>
-            <w:r/>
-            <w:r>
-              <w:rPr>
-                <w:b/>
-              </w:rPr>
-              <w:t>+0.75</w:t>
-            </w:r>
-          </w:p>
-        </w:tc>
-        <w:tc>
-          <w:tcPr>
-            <w:tcW w:type="dxa" w:w="1440"/>
-            <w:shd w:fill="FFFFFF"/>
-            <w:tcMar>
-              <w:top w:w="100" w:type="dxa"/>
-              <w:bottom w:w="100" w:type="dxa"/>
-              <w:left w:w="120" w:type="dxa"/>
-              <w:right w:w="120" w:type="dxa"/>
-            </w:tcMar>
-            <w:tcBorders>
-              <w:top w:val="single" w:sz="4" w:space="0" w:color="CCCCCC"/>
-              <w:bottom w:val="single" w:sz="4" w:space="0" w:color="CCCCCC"/>
-              <w:left w:val="single" w:sz="4" w:space="0" w:color="CCCCCC"/>
-              <w:right w:val="single" w:sz="4" w:space="0" w:color="CCCCCC"/>
-            </w:tcBorders>
-          </w:tcPr>
-          <w:p>
-            <w:pPr>
-              <w:spacing w:before="60" w:after="60" w:line="252" w:lineRule="auto"/>
-              <w:jc w:val="left"/>
-            </w:pPr>
-            <w:r/>
-            <w:r>
-              <w:t>BULL</w:t>
-            </w:r>
-          </w:p>
-        </w:tc>
-      </w:tr>
-      <w:tr>
-        <w:tc>
-          <w:tcPr>
-            <w:tcW w:type="dxa" w:w="1584"/>
-            <w:shd w:fill="F8FAFC"/>
-            <w:tcMar>
-              <w:top w:w="100" w:type="dxa"/>
-              <w:bottom w:w="100" w:type="dxa"/>
-              <w:left w:w="120" w:type="dxa"/>
-              <w:right w:w="120" w:type="dxa"/>
-            </w:tcMar>
-            <w:tcBorders>
-              <w:top w:val="single" w:sz="4" w:space="0" w:color="CCCCCC"/>
-              <w:bottom w:val="single" w:sz="4" w:space="0" w:color="CCCCCC"/>
-              <w:left w:val="single" w:sz="4" w:space="0" w:color="CCCCCC"/>
-              <w:right w:val="single" w:sz="4" w:space="0" w:color="CCCCCC"/>
-            </w:tcBorders>
-          </w:tcPr>
-          <w:p>
-            <w:pPr>
-              <w:spacing w:before="60" w:after="60" w:line="252" w:lineRule="auto"/>
-              <w:jc w:val="left"/>
-            </w:pPr>
-            <w:r/>
-            <w:r>
-              <w:rPr>
-                <w:b/>
-              </w:rPr>
-              <w:t>Fri 23/10</w:t>
-            </w:r>
-          </w:p>
-        </w:tc>
-        <w:tc>
-          <w:tcPr>
-            <w:tcW w:type="dxa" w:w="864"/>
-            <w:shd w:fill="F8FAFC"/>
-            <w:tcMar>
-              <w:top w:w="100" w:type="dxa"/>
-              <w:bottom w:w="100" w:type="dxa"/>
-              <w:left w:w="120" w:type="dxa"/>
-              <w:right w:w="120" w:type="dxa"/>
-            </w:tcMar>
-            <w:tcBorders>
-              <w:top w:val="single" w:sz="4" w:space="0" w:color="CCCCCC"/>
-              <w:bottom w:val="single" w:sz="4" w:space="0" w:color="CCCCCC"/>
-              <w:left w:val="single" w:sz="4" w:space="0" w:color="CCCCCC"/>
-              <w:right w:val="single" w:sz="4" w:space="0" w:color="CCCCCC"/>
-            </w:tcBorders>
-          </w:tcPr>
-          <w:p>
-            <w:pPr>
-              <w:spacing w:before="60" w:after="60" w:line="252" w:lineRule="auto"/>
-              <w:jc w:val="left"/>
-            </w:pPr>
-            <w:r/>
-            <w:r>
-              <w:t>Asia 07-11</w:t>
-            </w:r>
-          </w:p>
-        </w:tc>
-        <w:tc>
-          <w:tcPr>
-            <w:tcW w:type="dxa" w:w="1440"/>
-            <w:shd w:fill="F8FAFC"/>
-            <w:tcMar>
-              <w:top w:w="100" w:type="dxa"/>
-              <w:bottom w:w="100" w:type="dxa"/>
-              <w:left w:w="120" w:type="dxa"/>
-              <w:right w:w="120" w:type="dxa"/>
-            </w:tcMar>
-            <w:tcBorders>
-              <w:top w:val="single" w:sz="4" w:space="0" w:color="CCCCCC"/>
-              <w:bottom w:val="single" w:sz="4" w:space="0" w:color="CCCCCC"/>
-              <w:left w:val="single" w:sz="4" w:space="0" w:color="CCCCCC"/>
-              <w:right w:val="single" w:sz="4" w:space="0" w:color="CCCCCC"/>
-            </w:tcBorders>
-          </w:tcPr>
-          <w:p>
-            <w:pPr>
-              <w:spacing w:before="60" w:after="60" w:line="252" w:lineRule="auto"/>
-              <w:jc w:val="left"/>
-            </w:pPr>
-            <w:r/>
-            <w:r>
-              <w:t>658.75</w:t>
-            </w:r>
-          </w:p>
-        </w:tc>
-        <w:tc>
-          <w:tcPr>
-            <w:tcW w:type="dxa" w:w="2016"/>
-            <w:shd w:fill="F8FAFC"/>
-            <w:tcMar>
-              <w:top w:w="100" w:type="dxa"/>
-              <w:bottom w:w="100" w:type="dxa"/>
-              <w:left w:w="120" w:type="dxa"/>
-              <w:right w:w="120" w:type="dxa"/>
-            </w:tcMar>
-            <w:tcBorders>
-              <w:top w:val="single" w:sz="4" w:space="0" w:color="CCCCCC"/>
-              <w:bottom w:val="single" w:sz="4" w:space="0" w:color="CCCCCC"/>
-              <w:left w:val="single" w:sz="4" w:space="0" w:color="CCCCCC"/>
-              <w:right w:val="single" w:sz="4" w:space="0" w:color="CCCCCC"/>
-            </w:tcBorders>
-          </w:tcPr>
-          <w:p>
-            <w:pPr>
-              <w:spacing w:before="60" w:after="60" w:line="252" w:lineRule="auto"/>
-              <w:jc w:val="left"/>
-            </w:pPr>
-            <w:r/>
-            <w:r>
-              <w:t>668.00</w:t>
-            </w:r>
-          </w:p>
-        </w:tc>
-        <w:tc>
-          <w:tcPr>
-            <w:tcW w:type="dxa" w:w="1152"/>
-            <w:shd w:fill="F8FAFC"/>
-            <w:tcMar>
-              <w:top w:w="100" w:type="dxa"/>
-              <w:bottom w:w="100" w:type="dxa"/>
-              <w:left w:w="120" w:type="dxa"/>
-              <w:right w:w="120" w:type="dxa"/>
-            </w:tcMar>
-            <w:tcBorders>
-              <w:top w:val="single" w:sz="4" w:space="0" w:color="CCCCCC"/>
-              <w:bottom w:val="single" w:sz="4" w:space="0" w:color="CCCCCC"/>
-              <w:left w:val="single" w:sz="4" w:space="0" w:color="CCCCCC"/>
-              <w:right w:val="single" w:sz="4" w:space="0" w:color="CCCCCC"/>
-            </w:tcBorders>
-          </w:tcPr>
-          <w:p>
-            <w:pPr>
-              <w:spacing w:before="60" w:after="60" w:line="252" w:lineRule="auto"/>
-              <w:jc w:val="left"/>
-            </w:pPr>
-            <w:r/>
-            <w:r>
-              <w:t>652.25</w:t>
-            </w:r>
-          </w:p>
-        </w:tc>
-        <w:tc>
-          <w:tcPr>
-            <w:tcW w:type="dxa" w:w="1728"/>
-            <w:shd w:fill="F8FAFC"/>
-            <w:tcMar>
-              <w:top w:w="100" w:type="dxa"/>
-              <w:bottom w:w="100" w:type="dxa"/>
-              <w:left w:w="120" w:type="dxa"/>
-              <w:right w:w="120" w:type="dxa"/>
-            </w:tcMar>
-            <w:tcBorders>
-              <w:top w:val="single" w:sz="4" w:space="0" w:color="CCCCCC"/>
-              <w:bottom w:val="single" w:sz="4" w:space="0" w:color="CCCCCC"/>
-              <w:left w:val="single" w:sz="4" w:space="0" w:color="CCCCCC"/>
-              <w:right w:val="single" w:sz="4" w:space="0" w:color="CCCCCC"/>
-            </w:tcBorders>
-          </w:tcPr>
-          <w:p>
-            <w:pPr>
-              <w:spacing w:before="60" w:after="60" w:line="252" w:lineRule="auto"/>
-              <w:jc w:val="left"/>
-            </w:pPr>
-            <w:r/>
-            <w:r>
-              <w:rPr>
-                <w:b/>
-              </w:rPr>
-              <w:t>658.00</w:t>
-            </w:r>
-          </w:p>
-        </w:tc>
-        <w:tc>
-          <w:tcPr>
-            <w:tcW w:type="dxa" w:w="3456"/>
-            <w:shd w:fill="F8FAFC"/>
-            <w:tcMar>
-              <w:top w:w="100" w:type="dxa"/>
-              <w:bottom w:w="100" w:type="dxa"/>
-              <w:left w:w="120" w:type="dxa"/>
-              <w:right w:w="120" w:type="dxa"/>
-            </w:tcMar>
-            <w:tcBorders>
-              <w:top w:val="single" w:sz="4" w:space="0" w:color="CCCCCC"/>
-              <w:bottom w:val="single" w:sz="4" w:space="0" w:color="CCCCCC"/>
-              <w:left w:val="single" w:sz="4" w:space="0" w:color="CCCCCC"/>
-              <w:right w:val="single" w:sz="4" w:space="0" w:color="CCCCCC"/>
-            </w:tcBorders>
-          </w:tcPr>
-          <w:p>
-            <w:pPr>
-              <w:spacing w:before="60" w:after="60" w:line="252" w:lineRule="auto"/>
-              <w:jc w:val="left"/>
-            </w:pPr>
-            <w:r/>
-            <w:r>
-              <w:rPr>
-                <w:b/>
-              </w:rPr>
-              <w:t>-0.75</w:t>
-            </w:r>
-          </w:p>
-        </w:tc>
-        <w:tc>
-          <w:tcPr>
-            <w:tcW w:type="dxa" w:w="1440"/>
-            <w:shd w:fill="F8FAFC"/>
-            <w:tcMar>
-              <w:top w:w="100" w:type="dxa"/>
-              <w:bottom w:w="100" w:type="dxa"/>
-              <w:left w:w="120" w:type="dxa"/>
-              <w:right w:w="120" w:type="dxa"/>
-            </w:tcMar>
-            <w:tcBorders>
-              <w:top w:val="single" w:sz="4" w:space="0" w:color="CCCCCC"/>
-              <w:bottom w:val="single" w:sz="4" w:space="0" w:color="CCCCCC"/>
-              <w:left w:val="single" w:sz="4" w:space="0" w:color="CCCCCC"/>
-              <w:right w:val="single" w:sz="4" w:space="0" w:color="CCCCCC"/>
-            </w:tcBorders>
-          </w:tcPr>
-          <w:p>
-            <w:pPr>
-              <w:spacing w:before="60" w:after="60" w:line="252" w:lineRule="auto"/>
-              <w:jc w:val="left"/>
-            </w:pPr>
-            <w:r/>
-            <w:r>
-              <w:t>BEAR</w:t>
-            </w:r>
-          </w:p>
-        </w:tc>
-      </w:tr>
-      <w:tr>
-        <w:tc>
-          <w:tcPr>
-            <w:tcW w:type="dxa" w:w="1584"/>
-            <w:shd w:fill="FFFFFF"/>
-            <w:tcMar>
-              <w:top w:w="100" w:type="dxa"/>
-              <w:bottom w:w="100" w:type="dxa"/>
-              <w:left w:w="120" w:type="dxa"/>
-              <w:right w:w="120" w:type="dxa"/>
-            </w:tcMar>
-            <w:tcBorders>
-              <w:top w:val="single" w:sz="4" w:space="0" w:color="CCCCCC"/>
-              <w:bottom w:val="single" w:sz="4" w:space="0" w:color="CCCCCC"/>
-              <w:left w:val="single" w:sz="4" w:space="0" w:color="CCCCCC"/>
-              <w:right w:val="single" w:sz="4" w:space="0" w:color="CCCCCC"/>
-            </w:tcBorders>
-          </w:tcPr>
-          <w:p>
-            <w:pPr>
-              <w:spacing w:before="60" w:after="60" w:line="252" w:lineRule="auto"/>
-              <w:jc w:val="left"/>
-            </w:pPr>
-            <w:r/>
-            <w:r>
-              <w:rPr>
-                <w:b/>
-              </w:rPr>
-              <w:t>Fri 23/10</w:t>
-            </w:r>
-          </w:p>
-        </w:tc>
-        <w:tc>
-          <w:tcPr>
-            <w:tcW w:type="dxa" w:w="864"/>
-            <w:shd w:fill="FFFFFF"/>
-            <w:tcMar>
-              <w:top w:w="100" w:type="dxa"/>
-              <w:bottom w:w="100" w:type="dxa"/>
-              <w:left w:w="120" w:type="dxa"/>
-              <w:right w:w="120" w:type="dxa"/>
-            </w:tcMar>
-            <w:tcBorders>
-              <w:top w:val="single" w:sz="4" w:space="0" w:color="CCCCCC"/>
-              <w:bottom w:val="single" w:sz="4" w:space="0" w:color="CCCCCC"/>
-              <w:left w:val="single" w:sz="4" w:space="0" w:color="CCCCCC"/>
-              <w:right w:val="single" w:sz="4" w:space="0" w:color="CCCCCC"/>
-            </w:tcBorders>
-          </w:tcPr>
-          <w:p>
-            <w:pPr>
-              <w:spacing w:before="60" w:after="60" w:line="252" w:lineRule="auto"/>
-              <w:jc w:val="left"/>
-            </w:pPr>
-            <w:r/>
-            <w:r>
-              <w:t>Asia 11-15</w:t>
-            </w:r>
-          </w:p>
-        </w:tc>
-        <w:tc>
-          <w:tcPr>
-            <w:tcW w:type="dxa" w:w="1440"/>
-            <w:shd w:fill="FFFFFF"/>
-            <w:tcMar>
-              <w:top w:w="100" w:type="dxa"/>
-              <w:bottom w:w="100" w:type="dxa"/>
-              <w:left w:w="120" w:type="dxa"/>
-              <w:right w:w="120" w:type="dxa"/>
-            </w:tcMar>
-            <w:tcBorders>
-              <w:top w:val="single" w:sz="4" w:space="0" w:color="CCCCCC"/>
-              <w:bottom w:val="single" w:sz="4" w:space="0" w:color="CCCCCC"/>
-              <w:left w:val="single" w:sz="4" w:space="0" w:color="CCCCCC"/>
-              <w:right w:val="single" w:sz="4" w:space="0" w:color="CCCCCC"/>
-            </w:tcBorders>
-          </w:tcPr>
-          <w:p>
-            <w:pPr>
-              <w:spacing w:before="60" w:after="60" w:line="252" w:lineRule="auto"/>
-              <w:jc w:val="left"/>
-            </w:pPr>
-            <w:r/>
-            <w:r>
-              <w:t>658.00</w:t>
-            </w:r>
-          </w:p>
-        </w:tc>
-        <w:tc>
-          <w:tcPr>
-            <w:tcW w:type="dxa" w:w="2016"/>
-            <w:shd w:fill="FFFFFF"/>
-            <w:tcMar>
-              <w:top w:w="100" w:type="dxa"/>
-              <w:bottom w:w="100" w:type="dxa"/>
-              <w:left w:w="120" w:type="dxa"/>
-              <w:right w:w="120" w:type="dxa"/>
-            </w:tcMar>
-            <w:tcBorders>
-              <w:top w:val="single" w:sz="4" w:space="0" w:color="CCCCCC"/>
-              <w:bottom w:val="single" w:sz="4" w:space="0" w:color="CCCCCC"/>
-              <w:left w:val="single" w:sz="4" w:space="0" w:color="CCCCCC"/>
-              <w:right w:val="single" w:sz="4" w:space="0" w:color="CCCCCC"/>
-            </w:tcBorders>
-          </w:tcPr>
-          <w:p>
-            <w:pPr>
-              <w:spacing w:before="60" w:after="60" w:line="252" w:lineRule="auto"/>
-              <w:jc w:val="left"/>
-            </w:pPr>
-            <w:r/>
-            <w:r>
-              <w:t>665.50</w:t>
-            </w:r>
-          </w:p>
-        </w:tc>
-        <w:tc>
-          <w:tcPr>
-            <w:tcW w:type="dxa" w:w="1152"/>
-            <w:shd w:fill="FFFFFF"/>
-            <w:tcMar>
-              <w:top w:w="100" w:type="dxa"/>
-              <w:bottom w:w="100" w:type="dxa"/>
-              <w:left w:w="120" w:type="dxa"/>
-              <w:right w:w="120" w:type="dxa"/>
-            </w:tcMar>
-            <w:tcBorders>
-              <w:top w:val="single" w:sz="4" w:space="0" w:color="CCCCCC"/>
-              <w:bottom w:val="single" w:sz="4" w:space="0" w:color="CCCCCC"/>
-              <w:left w:val="single" w:sz="4" w:space="0" w:color="CCCCCC"/>
-              <w:right w:val="single" w:sz="4" w:space="0" w:color="CCCCCC"/>
-            </w:tcBorders>
-          </w:tcPr>
-          <w:p>
-            <w:pPr>
-              <w:spacing w:before="60" w:after="60" w:line="252" w:lineRule="auto"/>
-              <w:jc w:val="left"/>
-            </w:pPr>
-            <w:r/>
-            <w:r>
-              <w:t>652.00</w:t>
-            </w:r>
-          </w:p>
-        </w:tc>
-        <w:tc>
-          <w:tcPr>
-            <w:tcW w:type="dxa" w:w="1728"/>
-            <w:shd w:fill="FFFFFF"/>
-            <w:tcMar>
-              <w:top w:w="100" w:type="dxa"/>
-              <w:bottom w:w="100" w:type="dxa"/>
-              <w:left w:w="120" w:type="dxa"/>
-              <w:right w:w="120" w:type="dxa"/>
-            </w:tcMar>
-            <w:tcBorders>
-              <w:top w:val="single" w:sz="4" w:space="0" w:color="CCCCCC"/>
-              <w:bottom w:val="single" w:sz="4" w:space="0" w:color="CCCCCC"/>
-              <w:left w:val="single" w:sz="4" w:space="0" w:color="CCCCCC"/>
-              <w:right w:val="single" w:sz="4" w:space="0" w:color="CCCCCC"/>
-            </w:tcBorders>
-          </w:tcPr>
-          <w:p>
-            <w:pPr>
-              <w:spacing w:before="60" w:after="60" w:line="252" w:lineRule="auto"/>
-              <w:jc w:val="left"/>
-            </w:pPr>
-            <w:r/>
-            <w:r>
-              <w:rPr>
-                <w:b/>
-              </w:rPr>
-              <w:t>657.00</w:t>
-            </w:r>
-          </w:p>
-        </w:tc>
-        <w:tc>
-          <w:tcPr>
-            <w:tcW w:type="dxa" w:w="3456"/>
-            <w:shd w:fill="FFFFFF"/>
-            <w:tcMar>
-              <w:top w:w="100" w:type="dxa"/>
-              <w:bottom w:w="100" w:type="dxa"/>
-              <w:left w:w="120" w:type="dxa"/>
-              <w:right w:w="120" w:type="dxa"/>
-            </w:tcMar>
-            <w:tcBorders>
-              <w:top w:val="single" w:sz="4" w:space="0" w:color="CCCCCC"/>
-              <w:bottom w:val="single" w:sz="4" w:space="0" w:color="CCCCCC"/>
-              <w:left w:val="single" w:sz="4" w:space="0" w:color="CCCCCC"/>
-              <w:right w:val="single" w:sz="4" w:space="0" w:color="CCCCCC"/>
-            </w:tcBorders>
-          </w:tcPr>
-          <w:p>
-            <w:pPr>
-              <w:spacing w:before="60" w:after="60" w:line="252" w:lineRule="auto"/>
-              <w:jc w:val="left"/>
-            </w:pPr>
-            <w:r/>
-            <w:r>
-              <w:rPr>
-                <w:b/>
-              </w:rPr>
-              <w:t>-1.00</w:t>
-            </w:r>
-          </w:p>
-        </w:tc>
-        <w:tc>
-          <w:tcPr>
-            <w:tcW w:type="dxa" w:w="1440"/>
-            <w:shd w:fill="FFFFFF"/>
-            <w:tcMar>
-              <w:top w:w="100" w:type="dxa"/>
-              <w:bottom w:w="100" w:type="dxa"/>
-              <w:left w:w="120" w:type="dxa"/>
-              <w:right w:w="120" w:type="dxa"/>
-            </w:tcMar>
-            <w:tcBorders>
-              <w:top w:val="single" w:sz="4" w:space="0" w:color="CCCCCC"/>
-              <w:bottom w:val="single" w:sz="4" w:space="0" w:color="CCCCCC"/>
-              <w:left w:val="single" w:sz="4" w:space="0" w:color="CCCCCC"/>
-              <w:right w:val="single" w:sz="4" w:space="0" w:color="CCCCCC"/>
-            </w:tcBorders>
-          </w:tcPr>
-          <w:p>
-            <w:pPr>
-              <w:spacing w:before="60" w:after="60" w:line="252" w:lineRule="auto"/>
-              <w:jc w:val="left"/>
-            </w:pPr>
-            <w:r/>
-            <w:r>
-              <w:t>BEAR</w:t>
-            </w:r>
-          </w:p>
-        </w:tc>
-      </w:tr>
-      <w:tr>
-        <w:tc>
-          <w:tcPr>
-            <w:tcW w:type="dxa" w:w="1584"/>
-            <w:shd w:fill="F8FAFC"/>
-            <w:tcMar>
-              <w:top w:w="100" w:type="dxa"/>
-              <w:bottom w:w="100" w:type="dxa"/>
-              <w:left w:w="120" w:type="dxa"/>
-              <w:right w:w="120" w:type="dxa"/>
-            </w:tcMar>
-            <w:tcBorders>
-              <w:top w:val="single" w:sz="4" w:space="0" w:color="CCCCCC"/>
-              <w:bottom w:val="single" w:sz="4" w:space="0" w:color="CCCCCC"/>
-              <w:left w:val="single" w:sz="4" w:space="0" w:color="CCCCCC"/>
-              <w:right w:val="single" w:sz="4" w:space="0" w:color="CCCCCC"/>
-            </w:tcBorders>
-          </w:tcPr>
-          <w:p>
-            <w:pPr>
-              <w:spacing w:before="60" w:after="60" w:line="252" w:lineRule="auto"/>
-              <w:jc w:val="left"/>
-            </w:pPr>
-            <w:r/>
-            <w:r>
-              <w:rPr>
-                <w:b/>
-              </w:rPr>
-              <w:t>Fri 23/10</w:t>
-            </w:r>
-          </w:p>
-        </w:tc>
-        <w:tc>
-          <w:tcPr>
-            <w:tcW w:type="dxa" w:w="864"/>
-            <w:shd w:fill="F8FAFC"/>
-            <w:tcMar>
-              <w:top w:w="100" w:type="dxa"/>
-              <w:bottom w:w="100" w:type="dxa"/>
-              <w:left w:w="120" w:type="dxa"/>
-              <w:right w:w="120" w:type="dxa"/>
-            </w:tcMar>
-            <w:tcBorders>
-              <w:top w:val="single" w:sz="4" w:space="0" w:color="CCCCCC"/>
-              <w:bottom w:val="single" w:sz="4" w:space="0" w:color="CCCCCC"/>
-              <w:left w:val="single" w:sz="4" w:space="0" w:color="CCCCCC"/>
-              <w:right w:val="single" w:sz="4" w:space="0" w:color="CCCCCC"/>
-            </w:tcBorders>
-          </w:tcPr>
-          <w:p>
-            <w:pPr>
-              <w:spacing w:before="60" w:after="60" w:line="252" w:lineRule="auto"/>
-              <w:jc w:val="left"/>
-            </w:pPr>
-            <w:r/>
-            <w:r>
-              <w:t>London 15-19</w:t>
-            </w:r>
-          </w:p>
-        </w:tc>
-        <w:tc>
-          <w:tcPr>
-            <w:tcW w:type="dxa" w:w="1440"/>
-            <w:shd w:fill="F8FAFC"/>
-            <w:tcMar>
-              <w:top w:w="100" w:type="dxa"/>
-              <w:bottom w:w="100" w:type="dxa"/>
-              <w:left w:w="120" w:type="dxa"/>
-              <w:right w:w="120" w:type="dxa"/>
-            </w:tcMar>
-            <w:tcBorders>
-              <w:top w:val="single" w:sz="4" w:space="0" w:color="CCCCCC"/>
-              <w:bottom w:val="single" w:sz="4" w:space="0" w:color="CCCCCC"/>
-              <w:left w:val="single" w:sz="4" w:space="0" w:color="CCCCCC"/>
-              <w:right w:val="single" w:sz="4" w:space="0" w:color="CCCCCC"/>
-            </w:tcBorders>
-          </w:tcPr>
-          <w:p>
-            <w:pPr>
-              <w:spacing w:before="60" w:after="60" w:line="252" w:lineRule="auto"/>
-              <w:jc w:val="left"/>
-            </w:pPr>
-            <w:r/>
-            <w:r>
-              <w:t>657.00</w:t>
-            </w:r>
-          </w:p>
-        </w:tc>
-        <w:tc>
-          <w:tcPr>
-            <w:tcW w:type="dxa" w:w="2016"/>
-            <w:shd w:fill="F8FAFC"/>
-            <w:tcMar>
-              <w:top w:w="100" w:type="dxa"/>
-              <w:bottom w:w="100" w:type="dxa"/>
-              <w:left w:w="120" w:type="dxa"/>
-              <w:right w:w="120" w:type="dxa"/>
-            </w:tcMar>
-            <w:tcBorders>
-              <w:top w:val="single" w:sz="4" w:space="0" w:color="CCCCCC"/>
-              <w:bottom w:val="single" w:sz="4" w:space="0" w:color="CCCCCC"/>
-              <w:left w:val="single" w:sz="4" w:space="0" w:color="CCCCCC"/>
-              <w:right w:val="single" w:sz="4" w:space="0" w:color="CCCCCC"/>
-            </w:tcBorders>
-          </w:tcPr>
-          <w:p>
-            <w:pPr>
-              <w:spacing w:before="60" w:after="60" w:line="252" w:lineRule="auto"/>
-              <w:jc w:val="left"/>
-            </w:pPr>
-            <w:r/>
-            <w:r>
-              <w:t>664.00</w:t>
-            </w:r>
-          </w:p>
-        </w:tc>
-        <w:tc>
-          <w:tcPr>
-            <w:tcW w:type="dxa" w:w="1152"/>
-            <w:shd w:fill="F8FAFC"/>
-            <w:tcMar>
-              <w:top w:w="100" w:type="dxa"/>
-              <w:bottom w:w="100" w:type="dxa"/>
-              <w:left w:w="120" w:type="dxa"/>
-              <w:right w:w="120" w:type="dxa"/>
-            </w:tcMar>
-            <w:tcBorders>
-              <w:top w:val="single" w:sz="4" w:space="0" w:color="CCCCCC"/>
-              <w:bottom w:val="single" w:sz="4" w:space="0" w:color="CCCCCC"/>
-              <w:left w:val="single" w:sz="4" w:space="0" w:color="CCCCCC"/>
-              <w:right w:val="single" w:sz="4" w:space="0" w:color="CCCCCC"/>
-            </w:tcBorders>
-          </w:tcPr>
-          <w:p>
-            <w:pPr>
-              <w:spacing w:before="60" w:after="60" w:line="252" w:lineRule="auto"/>
-              <w:jc w:val="left"/>
-            </w:pPr>
-            <w:r/>
-            <w:r>
-              <w:t>643.50</w:t>
-            </w:r>
-          </w:p>
-        </w:tc>
-        <w:tc>
-          <w:tcPr>
-            <w:tcW w:type="dxa" w:w="1728"/>
-            <w:shd w:fill="F8FAFC"/>
-            <w:tcMar>
-              <w:top w:w="100" w:type="dxa"/>
-              <w:bottom w:w="100" w:type="dxa"/>
-              <w:left w:w="120" w:type="dxa"/>
-              <w:right w:w="120" w:type="dxa"/>
-            </w:tcMar>
-            <w:tcBorders>
-              <w:top w:val="single" w:sz="4" w:space="0" w:color="CCCCCC"/>
-              <w:bottom w:val="single" w:sz="4" w:space="0" w:color="CCCCCC"/>
-              <w:left w:val="single" w:sz="4" w:space="0" w:color="CCCCCC"/>
-              <w:right w:val="single" w:sz="4" w:space="0" w:color="CCCCCC"/>
-            </w:tcBorders>
-          </w:tcPr>
-          <w:p>
-            <w:pPr>
-              <w:spacing w:before="60" w:after="60" w:line="252" w:lineRule="auto"/>
-              <w:jc w:val="left"/>
-            </w:pPr>
-            <w:r/>
-            <w:r>
-              <w:rPr>
-                <w:b/>
-              </w:rPr>
-              <w:t>657.75</w:t>
-            </w:r>
-          </w:p>
-        </w:tc>
-        <w:tc>
-          <w:tcPr>
-            <w:tcW w:type="dxa" w:w="3456"/>
-            <w:shd w:fill="F8FAFC"/>
-            <w:tcMar>
-              <w:top w:w="100" w:type="dxa"/>
-              <w:bottom w:w="100" w:type="dxa"/>
-              <w:left w:w="120" w:type="dxa"/>
-              <w:right w:w="120" w:type="dxa"/>
-            </w:tcMar>
-            <w:tcBorders>
-              <w:top w:val="single" w:sz="4" w:space="0" w:color="CCCCCC"/>
-              <w:bottom w:val="single" w:sz="4" w:space="0" w:color="CCCCCC"/>
-              <w:left w:val="single" w:sz="4" w:space="0" w:color="CCCCCC"/>
-              <w:right w:val="single" w:sz="4" w:space="0" w:color="CCCCCC"/>
-            </w:tcBorders>
-          </w:tcPr>
-          <w:p>
-            <w:pPr>
-              <w:spacing w:before="60" w:after="60" w:line="252" w:lineRule="auto"/>
-              <w:jc w:val="left"/>
-            </w:pPr>
-            <w:r/>
-            <w:r>
-              <w:rPr>
-                <w:b/>
-              </w:rPr>
-              <w:t>+0.75</w:t>
-            </w:r>
-          </w:p>
-        </w:tc>
-        <w:tc>
-          <w:tcPr>
-            <w:tcW w:type="dxa" w:w="1440"/>
-            <w:shd w:fill="F8FAFC"/>
-            <w:tcMar>
-              <w:top w:w="100" w:type="dxa"/>
-              <w:bottom w:w="100" w:type="dxa"/>
-              <w:left w:w="120" w:type="dxa"/>
-              <w:right w:w="120" w:type="dxa"/>
-            </w:tcMar>
-            <w:tcBorders>
-              <w:top w:val="single" w:sz="4" w:space="0" w:color="CCCCCC"/>
-              <w:bottom w:val="single" w:sz="4" w:space="0" w:color="CCCCCC"/>
-              <w:left w:val="single" w:sz="4" w:space="0" w:color="CCCCCC"/>
-              <w:right w:val="single" w:sz="4" w:space="0" w:color="CCCCCC"/>
-            </w:tcBorders>
-          </w:tcPr>
-          <w:p>
-            <w:pPr>
-              <w:spacing w:before="60" w:after="60" w:line="252" w:lineRule="auto"/>
-              <w:jc w:val="left"/>
-            </w:pPr>
-            <w:r/>
-            <w:r>
-              <w:t>BULL</w:t>
-            </w:r>
-          </w:p>
-        </w:tc>
-      </w:tr>
-      <w:tr>
-        <w:tc>
-          <w:tcPr>
-            <w:tcW w:type="dxa" w:w="1584"/>
-            <w:shd w:fill="FFFFFF"/>
-            <w:tcMar>
-              <w:top w:w="100" w:type="dxa"/>
-              <w:bottom w:w="100" w:type="dxa"/>
-              <w:left w:w="120" w:type="dxa"/>
-              <w:right w:w="120" w:type="dxa"/>
-            </w:tcMar>
-            <w:tcBorders>
-              <w:top w:val="single" w:sz="4" w:space="0" w:color="CCCCCC"/>
-              <w:bottom w:val="single" w:sz="4" w:space="0" w:color="CCCCCC"/>
-              <w:left w:val="single" w:sz="4" w:space="0" w:color="CCCCCC"/>
-              <w:right w:val="single" w:sz="4" w:space="0" w:color="CCCCCC"/>
-            </w:tcBorders>
-          </w:tcPr>
-          <w:p>
-            <w:pPr>
-              <w:spacing w:before="60" w:after="60" w:line="252" w:lineRule="auto"/>
-              <w:jc w:val="left"/>
-            </w:pPr>
-            <w:r/>
-            <w:r>
-              <w:rPr>
-                <w:b/>
-              </w:rPr>
-              <w:t>Fri 23/10</w:t>
-            </w:r>
-          </w:p>
-        </w:tc>
-        <w:tc>
-          <w:tcPr>
-            <w:tcW w:type="dxa" w:w="864"/>
-            <w:shd w:fill="FFFFFF"/>
-            <w:tcMar>
-              <w:top w:w="100" w:type="dxa"/>
-              <w:bottom w:w="100" w:type="dxa"/>
-              <w:left w:w="120" w:type="dxa"/>
-              <w:right w:w="120" w:type="dxa"/>
-            </w:tcMar>
-            <w:tcBorders>
-              <w:top w:val="single" w:sz="4" w:space="0" w:color="CCCCCC"/>
-              <w:bottom w:val="single" w:sz="4" w:space="0" w:color="CCCCCC"/>
-              <w:left w:val="single" w:sz="4" w:space="0" w:color="CCCCCC"/>
-              <w:right w:val="single" w:sz="4" w:space="0" w:color="CCCCCC"/>
-            </w:tcBorders>
-          </w:tcPr>
-          <w:p>
-            <w:pPr>
-              <w:spacing w:before="60" w:after="60" w:line="252" w:lineRule="auto"/>
-              <w:jc w:val="left"/>
-            </w:pPr>
-            <w:r/>
-            <w:r>
-              <w:t>Pre-NY 19-21</w:t>
-            </w:r>
-          </w:p>
-        </w:tc>
-        <w:tc>
-          <w:tcPr>
-            <w:tcW w:type="dxa" w:w="1440"/>
-            <w:shd w:fill="FFFFFF"/>
-            <w:tcMar>
-              <w:top w:w="100" w:type="dxa"/>
-              <w:bottom w:w="100" w:type="dxa"/>
-              <w:left w:w="120" w:type="dxa"/>
-              <w:right w:w="120" w:type="dxa"/>
-            </w:tcMar>
-            <w:tcBorders>
-              <w:top w:val="single" w:sz="4" w:space="0" w:color="CCCCCC"/>
-              <w:bottom w:val="single" w:sz="4" w:space="0" w:color="CCCCCC"/>
-              <w:left w:val="single" w:sz="4" w:space="0" w:color="CCCCCC"/>
-              <w:right w:val="single" w:sz="4" w:space="0" w:color="CCCCCC"/>
-            </w:tcBorders>
-          </w:tcPr>
-          <w:p>
-            <w:pPr>
-              <w:spacing w:before="60" w:after="60" w:line="252" w:lineRule="auto"/>
-              <w:jc w:val="left"/>
-            </w:pPr>
-            <w:r/>
-            <w:r>
-              <w:t>657.75</w:t>
-            </w:r>
-          </w:p>
-        </w:tc>
-        <w:tc>
-          <w:tcPr>
-            <w:tcW w:type="dxa" w:w="2016"/>
-            <w:shd w:fill="FFFFFF"/>
-            <w:tcMar>
-              <w:top w:w="100" w:type="dxa"/>
-              <w:bottom w:w="100" w:type="dxa"/>
-              <w:left w:w="120" w:type="dxa"/>
-              <w:right w:w="120" w:type="dxa"/>
-            </w:tcMar>
-            <w:tcBorders>
-              <w:top w:val="single" w:sz="4" w:space="0" w:color="CCCCCC"/>
-              <w:bottom w:val="single" w:sz="4" w:space="0" w:color="CCCCCC"/>
-              <w:left w:val="single" w:sz="4" w:space="0" w:color="CCCCCC"/>
-              <w:right w:val="single" w:sz="4" w:space="0" w:color="CCCCCC"/>
-            </w:tcBorders>
-          </w:tcPr>
-          <w:p>
-            <w:pPr>
-              <w:spacing w:before="60" w:after="60" w:line="252" w:lineRule="auto"/>
-              <w:jc w:val="left"/>
-            </w:pPr>
-            <w:r/>
-            <w:r>
-              <w:t>667.00</w:t>
-            </w:r>
-          </w:p>
-        </w:tc>
-        <w:tc>
-          <w:tcPr>
-            <w:tcW w:type="dxa" w:w="1152"/>
-            <w:shd w:fill="FFFFFF"/>
-            <w:tcMar>
-              <w:top w:w="100" w:type="dxa"/>
-              <w:bottom w:w="100" w:type="dxa"/>
-              <w:left w:w="120" w:type="dxa"/>
-              <w:right w:w="120" w:type="dxa"/>
-            </w:tcMar>
-            <w:tcBorders>
-              <w:top w:val="single" w:sz="4" w:space="0" w:color="CCCCCC"/>
-              <w:bottom w:val="single" w:sz="4" w:space="0" w:color="CCCCCC"/>
-              <w:left w:val="single" w:sz="4" w:space="0" w:color="CCCCCC"/>
-              <w:right w:val="single" w:sz="4" w:space="0" w:color="CCCCCC"/>
-            </w:tcBorders>
-          </w:tcPr>
-          <w:p>
-            <w:pPr>
-              <w:spacing w:before="60" w:after="60" w:line="252" w:lineRule="auto"/>
-              <w:jc w:val="left"/>
-            </w:pPr>
-            <w:r/>
-            <w:r>
-              <w:t>650.50</w:t>
-            </w:r>
-          </w:p>
-        </w:tc>
-        <w:tc>
-          <w:tcPr>
-            <w:tcW w:type="dxa" w:w="1728"/>
-            <w:shd w:fill="FFFFFF"/>
-            <w:tcMar>
-              <w:top w:w="100" w:type="dxa"/>
-              <w:bottom w:w="100" w:type="dxa"/>
-              <w:left w:w="120" w:type="dxa"/>
-              <w:right w:w="120" w:type="dxa"/>
-            </w:tcMar>
-            <w:tcBorders>
-              <w:top w:val="single" w:sz="4" w:space="0" w:color="CCCCCC"/>
-              <w:bottom w:val="single" w:sz="4" w:space="0" w:color="CCCCCC"/>
-              <w:left w:val="single" w:sz="4" w:space="0" w:color="CCCCCC"/>
-              <w:right w:val="single" w:sz="4" w:space="0" w:color="CCCCCC"/>
-            </w:tcBorders>
-          </w:tcPr>
-          <w:p>
-            <w:pPr>
-              <w:spacing w:before="60" w:after="60" w:line="252" w:lineRule="auto"/>
-              <w:jc w:val="left"/>
-            </w:pPr>
-            <w:r/>
-            <w:r>
-              <w:rPr>
-                <w:b/>
-              </w:rPr>
-              <w:t>657.50</w:t>
-            </w:r>
-          </w:p>
-        </w:tc>
-        <w:tc>
-          <w:tcPr>
-            <w:tcW w:type="dxa" w:w="3456"/>
-            <w:shd w:fill="FFFFFF"/>
-            <w:tcMar>
-              <w:top w:w="100" w:type="dxa"/>
-              <w:bottom w:w="100" w:type="dxa"/>
-              <w:left w:w="120" w:type="dxa"/>
-              <w:right w:w="120" w:type="dxa"/>
-            </w:tcMar>
-            <w:tcBorders>
-              <w:top w:val="single" w:sz="4" w:space="0" w:color="CCCCCC"/>
-              <w:bottom w:val="single" w:sz="4" w:space="0" w:color="CCCCCC"/>
-              <w:left w:val="single" w:sz="4" w:space="0" w:color="CCCCCC"/>
-              <w:right w:val="single" w:sz="4" w:space="0" w:color="CCCCCC"/>
-            </w:tcBorders>
-          </w:tcPr>
-          <w:p>
-            <w:pPr>
-              <w:spacing w:before="60" w:after="60" w:line="252" w:lineRule="auto"/>
-              <w:jc w:val="left"/>
-            </w:pPr>
-            <w:r/>
-            <w:r>
-              <w:rPr>
-                <w:b/>
-              </w:rPr>
-              <w:t>-0.25</w:t>
-            </w:r>
-          </w:p>
-        </w:tc>
-        <w:tc>
-          <w:tcPr>
-            <w:tcW w:type="dxa" w:w="1440"/>
-            <w:shd w:fill="FFFFFF"/>
-            <w:tcMar>
-              <w:top w:w="100" w:type="dxa"/>
-              <w:bottom w:w="100" w:type="dxa"/>
-              <w:left w:w="120" w:type="dxa"/>
-              <w:right w:w="120" w:type="dxa"/>
-            </w:tcMar>
-            <w:tcBorders>
-              <w:top w:val="single" w:sz="4" w:space="0" w:color="CCCCCC"/>
-              <w:bottom w:val="single" w:sz="4" w:space="0" w:color="CCCCCC"/>
-              <w:left w:val="single" w:sz="4" w:space="0" w:color="CCCCCC"/>
-              <w:right w:val="single" w:sz="4" w:space="0" w:color="CCCCCC"/>
-            </w:tcBorders>
-          </w:tcPr>
-          <w:p>
-            <w:pPr>
-              <w:spacing w:before="60" w:after="60" w:line="252" w:lineRule="auto"/>
-              <w:jc w:val="left"/>
-            </w:pPr>
-            <w:r/>
-            <w:r>
-              <w:t>BEAR</w:t>
-            </w:r>
-          </w:p>
-        </w:tc>
-      </w:tr>
-      <w:tr>
-        <w:tc>
-          <w:tcPr>
-            <w:tcW w:type="dxa" w:w="1584"/>
-            <w:shd w:fill="F8FAFC"/>
-            <w:tcMar>
-              <w:top w:w="100" w:type="dxa"/>
-              <w:bottom w:w="100" w:type="dxa"/>
-              <w:left w:w="120" w:type="dxa"/>
-              <w:right w:w="120" w:type="dxa"/>
-            </w:tcMar>
-            <w:tcBorders>
-              <w:top w:val="single" w:sz="4" w:space="0" w:color="CCCCCC"/>
-              <w:bottom w:val="single" w:sz="4" w:space="0" w:color="CCCCCC"/>
-              <w:left w:val="single" w:sz="4" w:space="0" w:color="CCCCCC"/>
-              <w:right w:val="single" w:sz="4" w:space="0" w:color="CCCCCC"/>
-            </w:tcBorders>
-          </w:tcPr>
-          <w:p>
-            <w:pPr>
-              <w:spacing w:before="60" w:after="60" w:line="252" w:lineRule="auto"/>
-              <w:jc w:val="left"/>
-            </w:pPr>
-            <w:r/>
-            <w:r>
-              <w:rPr>
-                <w:b/>
-              </w:rPr>
-              <w:t>Fri 23/10</w:t>
-            </w:r>
-          </w:p>
-        </w:tc>
-        <w:tc>
-          <w:tcPr>
-            <w:tcW w:type="dxa" w:w="864"/>
-            <w:shd w:fill="F8FAFC"/>
-            <w:tcMar>
-              <w:top w:w="100" w:type="dxa"/>
-              <w:bottom w:w="100" w:type="dxa"/>
-              <w:left w:w="120" w:type="dxa"/>
-              <w:right w:w="120" w:type="dxa"/>
-            </w:tcMar>
-            <w:tcBorders>
-              <w:top w:val="single" w:sz="4" w:space="0" w:color="CCCCCC"/>
-              <w:bottom w:val="single" w:sz="4" w:space="0" w:color="CCCCCC"/>
-              <w:left w:val="single" w:sz="4" w:space="0" w:color="CCCCCC"/>
-              <w:right w:val="single" w:sz="4" w:space="0" w:color="CCCCCC"/>
-            </w:tcBorders>
-          </w:tcPr>
-          <w:p>
-            <w:pPr>
-              <w:spacing w:before="60" w:after="60" w:line="252" w:lineRule="auto"/>
-              <w:jc w:val="left"/>
-            </w:pPr>
-            <w:r/>
-            <w:r>
-              <w:t>NY Open 21-23</w:t>
-            </w:r>
-          </w:p>
-        </w:tc>
-        <w:tc>
-          <w:tcPr>
-            <w:tcW w:type="dxa" w:w="1440"/>
-            <w:shd w:fill="F8FAFC"/>
-            <w:tcMar>
-              <w:top w:w="100" w:type="dxa"/>
-              <w:bottom w:w="100" w:type="dxa"/>
-              <w:left w:w="120" w:type="dxa"/>
-              <w:right w:w="120" w:type="dxa"/>
-            </w:tcMar>
-            <w:tcBorders>
-              <w:top w:val="single" w:sz="4" w:space="0" w:color="CCCCCC"/>
-              <w:bottom w:val="single" w:sz="4" w:space="0" w:color="CCCCCC"/>
-              <w:left w:val="single" w:sz="4" w:space="0" w:color="CCCCCC"/>
-              <w:right w:val="single" w:sz="4" w:space="0" w:color="CCCCCC"/>
-            </w:tcBorders>
-          </w:tcPr>
-          <w:p>
-            <w:pPr>
-              <w:spacing w:before="60" w:after="60" w:line="252" w:lineRule="auto"/>
-              <w:jc w:val="left"/>
-            </w:pPr>
-            <w:r/>
-            <w:r>
-              <w:t>657.50</w:t>
-            </w:r>
-          </w:p>
-        </w:tc>
-        <w:tc>
-          <w:tcPr>
-            <w:tcW w:type="dxa" w:w="2016"/>
-            <w:shd w:fill="F8FAFC"/>
-            <w:tcMar>
-              <w:top w:w="100" w:type="dxa"/>
-              <w:bottom w:w="100" w:type="dxa"/>
-              <w:left w:w="120" w:type="dxa"/>
-              <w:right w:w="120" w:type="dxa"/>
-            </w:tcMar>
-            <w:tcBorders>
-              <w:top w:val="single" w:sz="4" w:space="0" w:color="CCCCCC"/>
-              <w:bottom w:val="single" w:sz="4" w:space="0" w:color="CCCCCC"/>
-              <w:left w:val="single" w:sz="4" w:space="0" w:color="CCCCCC"/>
-              <w:right w:val="single" w:sz="4" w:space="0" w:color="CCCCCC"/>
-            </w:tcBorders>
-          </w:tcPr>
-          <w:p>
-            <w:pPr>
-              <w:spacing w:before="60" w:after="60" w:line="252" w:lineRule="auto"/>
-              <w:jc w:val="left"/>
-            </w:pPr>
-            <w:r/>
-            <w:r>
-              <w:t>666.00</w:t>
-            </w:r>
-          </w:p>
-        </w:tc>
-        <w:tc>
-          <w:tcPr>
-            <w:tcW w:type="dxa" w:w="1152"/>
-            <w:shd w:fill="F8FAFC"/>
-            <w:tcMar>
-              <w:top w:w="100" w:type="dxa"/>
-              <w:bottom w:w="100" w:type="dxa"/>
-              <w:left w:w="120" w:type="dxa"/>
-              <w:right w:w="120" w:type="dxa"/>
-            </w:tcMar>
-            <w:tcBorders>
-              <w:top w:val="single" w:sz="4" w:space="0" w:color="CCCCCC"/>
-              <w:bottom w:val="single" w:sz="4" w:space="0" w:color="CCCCCC"/>
-              <w:left w:val="single" w:sz="4" w:space="0" w:color="CCCCCC"/>
-              <w:right w:val="single" w:sz="4" w:space="0" w:color="CCCCCC"/>
-            </w:tcBorders>
-          </w:tcPr>
-          <w:p>
-            <w:pPr>
-              <w:spacing w:before="60" w:after="60" w:line="252" w:lineRule="auto"/>
-              <w:jc w:val="left"/>
-            </w:pPr>
-            <w:r/>
-            <w:r>
-              <w:t>643.50</w:t>
-            </w:r>
-          </w:p>
-        </w:tc>
-        <w:tc>
-          <w:tcPr>
-            <w:tcW w:type="dxa" w:w="1728"/>
-            <w:shd w:fill="F8FAFC"/>
             <w:tcMar>
               <w:top w:w="100" w:type="dxa"/>
               <w:bottom w:w="100" w:type="dxa"/>
@@ -31006,241 +31241,6 @@
                 <w:b/>
               </w:rPr>
               <w:t>659.25</w:t>
-            </w:r>
-          </w:p>
-        </w:tc>
-        <w:tc>
-          <w:tcPr>
-            <w:tcW w:type="dxa" w:w="3456"/>
-            <w:shd w:fill="F8FAFC"/>
-            <w:tcMar>
-              <w:top w:w="100" w:type="dxa"/>
-              <w:bottom w:w="100" w:type="dxa"/>
-              <w:left w:w="120" w:type="dxa"/>
-              <w:right w:w="120" w:type="dxa"/>
-            </w:tcMar>
-            <w:tcBorders>
-              <w:top w:val="single" w:sz="4" w:space="0" w:color="CCCCCC"/>
-              <w:bottom w:val="single" w:sz="4" w:space="0" w:color="CCCCCC"/>
-              <w:left w:val="single" w:sz="4" w:space="0" w:color="CCCCCC"/>
-              <w:right w:val="single" w:sz="4" w:space="0" w:color="CCCCCC"/>
-            </w:tcBorders>
-          </w:tcPr>
-          <w:p>
-            <w:pPr>
-              <w:spacing w:before="60" w:after="60" w:line="252" w:lineRule="auto"/>
-              <w:jc w:val="left"/>
-            </w:pPr>
-            <w:r/>
-            <w:r>
-              <w:rPr>
-                <w:b/>
-              </w:rPr>
-              <w:t>+1.75</w:t>
-            </w:r>
-          </w:p>
-        </w:tc>
-        <w:tc>
-          <w:tcPr>
-            <w:tcW w:type="dxa" w:w="1440"/>
-            <w:shd w:fill="F8FAFC"/>
-            <w:tcMar>
-              <w:top w:w="100" w:type="dxa"/>
-              <w:bottom w:w="100" w:type="dxa"/>
-              <w:left w:w="120" w:type="dxa"/>
-              <w:right w:w="120" w:type="dxa"/>
-            </w:tcMar>
-            <w:tcBorders>
-              <w:top w:val="single" w:sz="4" w:space="0" w:color="CCCCCC"/>
-              <w:bottom w:val="single" w:sz="4" w:space="0" w:color="CCCCCC"/>
-              <w:left w:val="single" w:sz="4" w:space="0" w:color="CCCCCC"/>
-              <w:right w:val="single" w:sz="4" w:space="0" w:color="CCCCCC"/>
-            </w:tcBorders>
-          </w:tcPr>
-          <w:p>
-            <w:pPr>
-              <w:spacing w:before="60" w:after="60" w:line="252" w:lineRule="auto"/>
-              <w:jc w:val="left"/>
-            </w:pPr>
-            <w:r/>
-            <w:r>
-              <w:t>BULL</w:t>
-            </w:r>
-          </w:p>
-        </w:tc>
-      </w:tr>
-      <w:tr>
-        <w:tc>
-          <w:tcPr>
-            <w:tcW w:type="dxa" w:w="1584"/>
-            <w:shd w:fill="FFFFFF"/>
-            <w:tcMar>
-              <w:top w:w="100" w:type="dxa"/>
-              <w:bottom w:w="100" w:type="dxa"/>
-              <w:left w:w="120" w:type="dxa"/>
-              <w:right w:w="120" w:type="dxa"/>
-            </w:tcMar>
-            <w:tcBorders>
-              <w:top w:val="single" w:sz="4" w:space="0" w:color="CCCCCC"/>
-              <w:bottom w:val="single" w:sz="4" w:space="0" w:color="CCCCCC"/>
-              <w:left w:val="single" w:sz="4" w:space="0" w:color="CCCCCC"/>
-              <w:right w:val="single" w:sz="4" w:space="0" w:color="CCCCCC"/>
-            </w:tcBorders>
-          </w:tcPr>
-          <w:p>
-            <w:pPr>
-              <w:spacing w:before="60" w:after="60" w:line="252" w:lineRule="auto"/>
-              <w:jc w:val="left"/>
-            </w:pPr>
-            <w:r/>
-            <w:r>
-              <w:rPr>
-                <w:b/>
-              </w:rPr>
-              <w:t>Fri 23/10</w:t>
-            </w:r>
-          </w:p>
-        </w:tc>
-        <w:tc>
-          <w:tcPr>
-            <w:tcW w:type="dxa" w:w="864"/>
-            <w:shd w:fill="FFFFFF"/>
-            <w:tcMar>
-              <w:top w:w="100" w:type="dxa"/>
-              <w:bottom w:w="100" w:type="dxa"/>
-              <w:left w:w="120" w:type="dxa"/>
-              <w:right w:w="120" w:type="dxa"/>
-            </w:tcMar>
-            <w:tcBorders>
-              <w:top w:val="single" w:sz="4" w:space="0" w:color="CCCCCC"/>
-              <w:bottom w:val="single" w:sz="4" w:space="0" w:color="CCCCCC"/>
-              <w:left w:val="single" w:sz="4" w:space="0" w:color="CCCCCC"/>
-              <w:right w:val="single" w:sz="4" w:space="0" w:color="CCCCCC"/>
-            </w:tcBorders>
-          </w:tcPr>
-          <w:p>
-            <w:pPr>
-              <w:spacing w:before="60" w:after="60" w:line="252" w:lineRule="auto"/>
-              <w:jc w:val="left"/>
-            </w:pPr>
-            <w:r/>
-            <w:r>
-              <w:t>NY Close 23-01</w:t>
-            </w:r>
-          </w:p>
-        </w:tc>
-        <w:tc>
-          <w:tcPr>
-            <w:tcW w:type="dxa" w:w="1440"/>
-            <w:shd w:fill="FFFFFF"/>
-            <w:tcMar>
-              <w:top w:w="100" w:type="dxa"/>
-              <w:bottom w:w="100" w:type="dxa"/>
-              <w:left w:w="120" w:type="dxa"/>
-              <w:right w:w="120" w:type="dxa"/>
-            </w:tcMar>
-            <w:tcBorders>
-              <w:top w:val="single" w:sz="4" w:space="0" w:color="CCCCCC"/>
-              <w:bottom w:val="single" w:sz="4" w:space="0" w:color="CCCCCC"/>
-              <w:left w:val="single" w:sz="4" w:space="0" w:color="CCCCCC"/>
-              <w:right w:val="single" w:sz="4" w:space="0" w:color="CCCCCC"/>
-            </w:tcBorders>
-          </w:tcPr>
-          <w:p>
-            <w:pPr>
-              <w:spacing w:before="60" w:after="60" w:line="252" w:lineRule="auto"/>
-              <w:jc w:val="left"/>
-            </w:pPr>
-            <w:r/>
-            <w:r>
-              <w:t>659.25</w:t>
-            </w:r>
-          </w:p>
-        </w:tc>
-        <w:tc>
-          <w:tcPr>
-            <w:tcW w:type="dxa" w:w="2016"/>
-            <w:shd w:fill="FFFFFF"/>
-            <w:tcMar>
-              <w:top w:w="100" w:type="dxa"/>
-              <w:bottom w:w="100" w:type="dxa"/>
-              <w:left w:w="120" w:type="dxa"/>
-              <w:right w:w="120" w:type="dxa"/>
-            </w:tcMar>
-            <w:tcBorders>
-              <w:top w:val="single" w:sz="4" w:space="0" w:color="CCCCCC"/>
-              <w:bottom w:val="single" w:sz="4" w:space="0" w:color="CCCCCC"/>
-              <w:left w:val="single" w:sz="4" w:space="0" w:color="CCCCCC"/>
-              <w:right w:val="single" w:sz="4" w:space="0" w:color="CCCCCC"/>
-            </w:tcBorders>
-          </w:tcPr>
-          <w:p>
-            <w:pPr>
-              <w:spacing w:before="60" w:after="60" w:line="252" w:lineRule="auto"/>
-              <w:jc w:val="left"/>
-            </w:pPr>
-            <w:r/>
-            <w:r>
-              <w:t>665.50</w:t>
-            </w:r>
-          </w:p>
-        </w:tc>
-        <w:tc>
-          <w:tcPr>
-            <w:tcW w:type="dxa" w:w="1152"/>
-            <w:shd w:fill="FFFFFF"/>
-            <w:tcMar>
-              <w:top w:w="100" w:type="dxa"/>
-              <w:bottom w:w="100" w:type="dxa"/>
-              <w:left w:w="120" w:type="dxa"/>
-              <w:right w:w="120" w:type="dxa"/>
-            </w:tcMar>
-            <w:tcBorders>
-              <w:top w:val="single" w:sz="4" w:space="0" w:color="CCCCCC"/>
-              <w:bottom w:val="single" w:sz="4" w:space="0" w:color="CCCCCC"/>
-              <w:left w:val="single" w:sz="4" w:space="0" w:color="CCCCCC"/>
-              <w:right w:val="single" w:sz="4" w:space="0" w:color="CCCCCC"/>
-            </w:tcBorders>
-          </w:tcPr>
-          <w:p>
-            <w:pPr>
-              <w:spacing w:before="60" w:after="60" w:line="252" w:lineRule="auto"/>
-              <w:jc w:val="left"/>
-            </w:pPr>
-            <w:r/>
-            <w:r>
-              <w:t>652.75</w:t>
-            </w:r>
-          </w:p>
-        </w:tc>
-        <w:tc>
-          <w:tcPr>
-            <w:tcW w:type="dxa" w:w="1728"/>
-            <w:shd w:fill="FFFFFF"/>
-            <w:tcMar>
-              <w:top w:w="100" w:type="dxa"/>
-              <w:bottom w:w="100" w:type="dxa"/>
-              <w:left w:w="120" w:type="dxa"/>
-              <w:right w:w="120" w:type="dxa"/>
-            </w:tcMar>
-            <w:tcBorders>
-              <w:top w:val="single" w:sz="4" w:space="0" w:color="CCCCCC"/>
-              <w:bottom w:val="single" w:sz="4" w:space="0" w:color="CCCCCC"/>
-              <w:left w:val="single" w:sz="4" w:space="0" w:color="CCCCCC"/>
-              <w:right w:val="single" w:sz="4" w:space="0" w:color="CCCCCC"/>
-            </w:tcBorders>
-          </w:tcPr>
-          <w:p>
-            <w:pPr>
-              <w:spacing w:before="60" w:after="60" w:line="252" w:lineRule="auto"/>
-              <w:jc w:val="left"/>
-            </w:pPr>
-            <w:r/>
-            <w:r>
-              <w:rPr>
-                <w:b/>
-              </w:rPr>
-              <w:t>658.50</w:t>
             </w:r>
           </w:p>
         </w:tc>

--- a/Daily Reports/21_10_2026-CBOT Reports.docx
+++ b/Daily Reports/21_10_2026-CBOT Reports.docx
@@ -104,7 +104,7 @@
           <w:color w:val="5C768D"/>
           <w:sz w:val="19"/>
         </w:rPr>
-        <w:t>Cập nhật tự động qua `macro_tracker.py` vào lúc 21:01 ICT ngày 21/10/2026</w:t>
+        <w:t>Cập nhật tự động qua `macro_tracker.py` vào lúc 22:00 ICT ngày 21/10/2026</w:t>
       </w:r>
     </w:p>
     <w:tbl>
@@ -313,7 +313,7 @@
               <w:rPr>
                 <w:b/>
               </w:rPr>
-              <w:t>108.13 / thùng</w:t>
+              <w:t>109.01 / thùng</w:t>
             </w:r>
           </w:p>
         </w:tc>
@@ -344,7 +344,7 @@
               <w:rPr>
                 <w:b/>
               </w:rPr>
-              <w:t>-0.61%</w:t>
+              <w:t>+0.20%</w:t>
             </w:r>
           </w:p>
         </w:tc>
@@ -442,7 +442,7 @@
               <w:rPr>
                 <w:b/>
               </w:rPr>
-              <w:t>101.68</w:t>
+              <w:t>101.77</w:t>
             </w:r>
           </w:p>
         </w:tc>
@@ -473,7 +473,7 @@
               <w:rPr>
                 <w:b/>
               </w:rPr>
-              <w:t>-0.05%</w:t>
+              <w:t>+0.04%</w:t>
             </w:r>
           </w:p>
         </w:tc>
@@ -1218,7 +1218,7 @@
         <w:rPr>
           <w:b/>
         </w:rPr>
-        <w:t>`108.13` (-0.61%)</w:t>
+        <w:t>`109.01` (+0.20%)</w:t>
       </w:r>
       <w:r>
         <w:t xml:space="preserve"> | DXY: </w:t>
@@ -1227,7 +1227,7 @@
         <w:rPr>
           <w:b/>
         </w:rPr>
-        <w:t>`101.68` (-0.05%)</w:t>
+        <w:t>`101.77` (+0.04%)</w:t>
       </w:r>
       <w:r>
         <w:t xml:space="preserve"> | Lúa mì CBOT: </w:t>
@@ -1236,7 +1236,7 @@
         <w:rPr>
           <w:b/>
         </w:rPr>
-        <w:t>`621.25` (-3.34%)</w:t>
+        <w:t>`623.50` (-3.15%)</w:t>
       </w:r>
       <w:r>
         <w:t>.</w:t>
@@ -1306,7 +1306,7 @@
           <w:color w:val="5C768D"/>
           <w:sz w:val="19"/>
         </w:rPr>
-        <w:t>Cập nhật tự động lúc 21:01 ICT ngày 21/10/2026 — Nguồn: NOAA, USDA, BOM Australia</w:t>
+        <w:t>Cập nhật tự động lúc 22:00 ICT ngày 21/10/2026 — Nguồn: NOAA, USDA, BOM Australia</w:t>
       </w:r>
     </w:p>
     <w:p>
@@ -3574,7 +3574,7 @@
               <w:rPr>
                 <w:b/>
               </w:rPr>
-              <w:t>453.75</w:t>
+              <w:t>457.75</w:t>
             </w:r>
           </w:p>
         </w:tc>
@@ -3605,7 +3605,7 @@
               <w:rPr>
                 <w:b/>
               </w:rPr>
-              <w:t>456.08 (+2.33)</w:t>
+              <w:t>457.53 (-0.22)</w:t>
             </w:r>
           </w:p>
         </w:tc>
@@ -3633,7 +3633,7 @@
             </w:pPr>
             <w:r/>
             <w:r>
-              <w:t>Bearish (460.49 &lt; 464.91)</w:t>
+              <w:t>Bearish (460.24 &lt; 464.63)</w:t>
             </w:r>
           </w:p>
         </w:tc>
@@ -3661,7 +3661,7 @@
             </w:pPr>
             <w:r/>
             <w:r>
-              <w:t>3.25 cents</w:t>
+              <w:t>5.00 cents</w:t>
             </w:r>
           </w:p>
         </w:tc>
@@ -3822,7 +3822,7 @@
               <w:rPr>
                 <w:b/>
               </w:rPr>
-              <w:t>621.25</w:t>
+              <w:t>623.50</w:t>
             </w:r>
           </w:p>
         </w:tc>
@@ -3853,7 +3853,7 @@
               <w:rPr>
                 <w:b/>
               </w:rPr>
-              <w:t>627.39 (+6.14)</w:t>
+              <w:t>630.12 (+6.62)</w:t>
             </w:r>
           </w:p>
         </w:tc>
@@ -3881,7 +3881,7 @@
             </w:pPr>
             <w:r/>
             <w:r>
-              <w:t>Bearish (640.07 &lt; 648.50)</w:t>
+              <w:t>Bearish (638.69 &lt; 647.58)</w:t>
             </w:r>
           </w:p>
         </w:tc>
@@ -3909,7 +3909,7 @@
             </w:pPr>
             <w:r/>
             <w:r>
-              <w:t>9.50 cents</w:t>
+              <w:t>6.50 cents</w:t>
             </w:r>
           </w:p>
         </w:tc>
@@ -4347,7 +4347,7 @@
                 <w:b/>
                 <w:color w:val="15803D"/>
               </w:rPr>
-              <w:t>454.28 - 460.49 cents (Canh mua vùng hỗ trợ)</w:t>
+              <w:t>454.73 - 460.24 cents (Canh mua vùng hỗ trợ)</w:t>
             </w:r>
           </w:p>
         </w:tc>
@@ -4378,7 +4378,7 @@
               <w:rPr>
                 <w:b/>
               </w:rPr>
-              <w:t>451.17 cents (Dưới cản S2 + 1.5x ATR)</w:t>
+              <w:t>450.48 cents (Dưới cản S2 + 1.5x ATR)</w:t>
             </w:r>
           </w:p>
         </w:tc>
@@ -4414,7 +4414,7 @@
                 <w:color w:val="D97706"/>
                 <w:sz w:val="19"/>
               </w:rPr>
-              <w:t xml:space="preserve"> 468.50 cents </w:t>
+              <w:t xml:space="preserve"> 460.00 cents </w:t>
             </w:r>
             <w:r>
               <w:t xml:space="preserve"> / TP2: </w:t>
@@ -4528,7 +4528,7 @@
                 <w:b/>
                 <w:color w:val="15803D"/>
               </w:rPr>
-              <w:t>Long trung hạn (Swing) (ZCH27)</w:t>
+              <w:t>Long trung hạn (Swing) (ZCZ26)</w:t>
             </w:r>
           </w:p>
         </w:tc>
@@ -4559,7 +4559,7 @@
               <w:rPr>
                 <w:b/>
               </w:rPr>
-              <w:t>467.43 - 468.93 cents</w:t>
+              <w:t>453.23 - 454.73 cents</w:t>
             </w:r>
           </w:p>
         </w:tc>
@@ -4590,7 +4590,7 @@
               <w:rPr>
                 <w:b/>
               </w:rPr>
-              <w:t>466.90 cents (Chống quét SL tuyệt đối)</w:t>
+              <w:t>451.49 cents (Chống quét SL tuyệt đối)</w:t>
             </w:r>
           </w:p>
         </w:tc>
@@ -4621,7 +4621,7 @@
               <w:rPr>
                 <w:b/>
               </w:rPr>
-              <w:t>557.00 cents (Ăn trọn biên độ ngô ~10.5 giá)</w:t>
+              <w:t>543.50 cents (Ăn trọn biên độ ngô ~10.5 giá)</w:t>
             </w:r>
           </w:p>
         </w:tc>
@@ -4721,7 +4721,7 @@
                 <w:b/>
                 <w:color w:val="B91C1C"/>
               </w:rPr>
-              <w:t>Short trung hạn (Swing) (ZCH27)</w:t>
+              <w:t>Short trung hạn (Swing) (ZCZ26)</w:t>
             </w:r>
           </w:p>
         </w:tc>
@@ -4752,7 +4752,7 @@
               <w:rPr>
                 <w:b/>
               </w:rPr>
-              <w:t>482.75 - 484.25 cents</w:t>
+              <w:t>460.00 - 461.50 cents</w:t>
             </w:r>
           </w:p>
         </w:tc>
@@ -4783,7 +4783,7 @@
               <w:rPr>
                 <w:b/>
               </w:rPr>
-              <w:t>484.10 cents</w:t>
+              <w:t>462.01 cents</w:t>
             </w:r>
           </w:p>
         </w:tc>
@@ -4814,7 +4814,7 @@
               <w:rPr>
                 <w:b/>
               </w:rPr>
-              <w:t>469.25 cents</w:t>
+              <w:t>454.50 cents</w:t>
             </w:r>
           </w:p>
         </w:tc>
@@ -4945,7 +4945,7 @@
               <w:rPr>
                 <w:b/>
               </w:rPr>
-              <w:t>447.28 - 453.50 cents</w:t>
+              <w:t>445.44 - 453.50 cents</w:t>
             </w:r>
           </w:p>
         </w:tc>
@@ -5126,7 +5126,7 @@
                 <w:b/>
                 <w:color w:val="B91C1C"/>
               </w:rPr>
-              <w:t>640.07 - 648.50 cents (Canh bán hồi kỹ thuật H1)</w:t>
+              <w:t>638.69 - 647.58 cents (Canh bán hồi kỹ thuật H1)</w:t>
             </w:r>
           </w:p>
         </w:tc>
@@ -5157,7 +5157,7 @@
               <w:rPr>
                 <w:b/>
               </w:rPr>
-              <w:t>741.64 cents (Trên kháng cự R2 + 1.5x ATR)</w:t>
+              <w:t>742.12 cents (Trên kháng cự R2 + 1.5x ATR)</w:t>
             </w:r>
           </w:p>
         </w:tc>
@@ -5193,7 +5193,7 @@
                 <w:color w:val="D97706"/>
                 <w:sz w:val="19"/>
               </w:rPr>
-              <w:t xml:space="preserve"> 623.05 cents </w:t>
+              <w:t xml:space="preserve"> 623.21 cents </w:t>
             </w:r>
             <w:r>
               <w:t xml:space="preserve"> / TP2: </w:t>
@@ -5335,7 +5335,7 @@
               <w:rPr>
                 <w:b/>
               </w:rPr>
-              <w:t>636.39 - 638.39 cents</w:t>
+              <w:t>636.28 - 638.28 cents</w:t>
             </w:r>
           </w:p>
         </w:tc>
@@ -5366,7 +5366,7 @@
               <w:rPr>
                 <w:b/>
               </w:rPr>
-              <w:t>632.73 cents</w:t>
+              <w:t>632.18 cents</w:t>
             </w:r>
           </w:p>
         </w:tc>
@@ -5559,7 +5559,7 @@
               <w:rPr>
                 <w:b/>
               </w:rPr>
-              <w:t>658.77 cents</w:t>
+              <w:t>659.07 cents</w:t>
             </w:r>
           </w:p>
         </w:tc>
@@ -5590,7 +5590,7 @@
               <w:rPr>
                 <w:b/>
               </w:rPr>
-              <w:t>636.50 cents (Thuận xu hướng giảm ngắn hạn)</w:t>
+              <w:t>636.25 cents (Thuận xu hướng giảm ngắn hạn)</w:t>
             </w:r>
           </w:p>
         </w:tc>
@@ -5721,7 +5721,7 @@
               <w:rPr>
                 <w:b/>
               </w:rPr>
-              <w:t>604.63 - 621.00 cents</w:t>
+              <w:t>603.35 - 621.00 cents</w:t>
             </w:r>
           </w:p>
         </w:tc>
@@ -11599,7 +11599,7 @@
         <w:t>Giá Chốt Phiên (Close):</w:t>
       </w:r>
       <w:r>
-        <w:t xml:space="preserve"> 453.75 cents | </w:t>
+        <w:t xml:space="preserve"> 457.75 cents | </w:t>
       </w:r>
       <w:r>
         <w:rPr>
@@ -11614,10 +11614,10 @@
         <w:rPr>
           <w:b/>
         </w:rPr>
-        <w:t>`456.08 cents`</w:t>
+        <w:t>`457.53 cents`</w:t>
       </w:r>
       <w:r>
-        <w:t xml:space="preserve"> (+2.33).</w:t>
+        <w:t xml:space="preserve"> (-0.22).</w:t>
       </w:r>
     </w:p>
     <w:p>
@@ -11638,7 +11638,7 @@
         <w:rPr>
           <w:b/>
         </w:rPr>
-        <w:t>`102,550`</w:t>
+        <w:t>`178,562`</w:t>
       </w:r>
       <w:r>
         <w:t xml:space="preserve"> (Chênh lệch: </w:t>
@@ -11647,7 +11647,7 @@
         <w:rPr>
           <w:b/>
         </w:rPr>
-        <w:t>`-107,690`</w:t>
+        <w:t>`-31,678`</w:t>
       </w:r>
       <w:r>
         <w:t xml:space="preserve">) | OI: </w:t>
@@ -11656,7 +11656,7 @@
         <w:rPr>
           <w:b/>
         </w:rPr>
-        <w:t>`810,689`</w:t>
+        <w:t>`810,759`</w:t>
       </w:r>
       <w:r>
         <w:t xml:space="preserve"> (Chênh lệch: </w:t>
@@ -11665,7 +11665,7 @@
         <w:rPr>
           <w:b/>
         </w:rPr>
-        <w:t>`+0`</w:t>
+        <w:t>`+70`</w:t>
       </w:r>
       <w:r>
         <w:t>)</w:t>
@@ -11689,7 +11689,7 @@
         <w:rPr>
           <w:b/>
         </w:rPr>
-        <w:t>`Không phát hiện mô hình nến đặc biệt`</w:t>
+        <w:t>`Bullish Engulfing (Nhấn chìm tăng trưởng)`</w:t>
       </w:r>
     </w:p>
     <w:p>
@@ -11709,9 +11709,8 @@
       <w:r>
         <w:rPr>
           <w:b/>
-          <w:color w:val="15803D"/>
         </w:rPr>
-        <w:t>`Giảm suy yếu / Đáy ngắn hạn (Long Liquidation Decline)`</w:t>
+        <w:t>`Giảm nhẹ tích lũy (Distribution Decline)`</w:t>
       </w:r>
     </w:p>
     <w:p>
@@ -11726,16 +11725,16 @@
         <w:t>Đánh giá xu hướng kết hợp:</w:t>
       </w:r>
       <w:r>
-        <w:t xml:space="preserve"> </w:t>
+        <w:t xml:space="preserve"> ️ </w:t>
       </w:r>
       <w:r>
         <w:rPr>
           <w:b/>
         </w:rPr>
-        <w:t>TÍCH LŨY TIÊU CỰC (Distribution):</w:t>
+        <w:t>HỒI KỸ THUẬT YẾU (Weak Bullish Retest):</w:t>
       </w:r>
       <w:r>
-        <w:t xml:space="preserve"> Nến đi ngang nhưng dòng tiền rút dần (OI giảm), cảnh báo rủi ro suy sụt sắp tới.</w:t>
+        <w:t xml:space="preserve"> Xuất hiện nến tăng nhưng dòng tiền/thanh khoản yếu. Cần quan sát thêm lực cầu.</w:t>
       </w:r>
     </w:p>
     <w:p>
@@ -11981,7 +11980,7 @@
               <w:rPr>
                 <w:b/>
               </w:rPr>
-              <w:t>108.13</w:t>
+              <w:t>109.01</w:t>
             </w:r>
           </w:p>
         </w:tc>
@@ -12012,7 +12011,7 @@
               <w:rPr>
                 <w:b/>
               </w:rPr>
-              <w:t>-0.61%</w:t>
+              <w:t>+0.20%</w:t>
             </w:r>
           </w:p>
         </w:tc>
@@ -12040,7 +12039,7 @@
             </w:pPr>
             <w:r/>
             <w:r>
-              <w:t>Giá dầu Giảm làm giảm biên lợi nhuận pha chế Ethanol, tạo sức ép lên nhu cầu ngô.</w:t>
+              <w:t>Giá dầu Tăng hỗ trợ biên lợi nhuận pha chế Ethanol, kéo theo nhu cầu ngô tích cực.</w:t>
             </w:r>
           </w:p>
         </w:tc>
@@ -12104,7 +12103,7 @@
               <w:rPr>
                 <w:b/>
               </w:rPr>
-              <w:t>101.68</w:t>
+              <w:t>101.77</w:t>
             </w:r>
           </w:p>
         </w:tc>
@@ -12135,7 +12134,7 @@
               <w:rPr>
                 <w:b/>
               </w:rPr>
-              <w:t>-0.05%</w:t>
+              <w:t>+0.04%</w:t>
             </w:r>
           </w:p>
         </w:tc>
@@ -12163,7 +12162,7 @@
             </w:pPr>
             <w:r/>
             <w:r>
-              <w:t>DXY Giảm hỗ trợ xuất khẩu ngô Mỹ cạnh tranh tốt hơn.</w:t>
+              <w:t>DXY Tăng làm giảm sức cạnh tranh xuất khẩu của ngô Mỹ so với Brazil/Argentina.</w:t>
             </w:r>
           </w:p>
         </w:tc>
@@ -12739,7 +12738,7 @@
         <w:t xml:space="preserve"> EMA_21 </w:t>
       </w:r>
       <w:r>
-        <w:t xml:space="preserve"> (460.49) &lt; </w:t>
+        <w:t xml:space="preserve"> (460.24) &lt; </w:t>
       </w:r>
       <w:r>
         <w:rPr>
@@ -12750,7 +12749,7 @@
         <w:t xml:space="preserve"> EMA_50 </w:t>
       </w:r>
       <w:r>
-        <w:t xml:space="preserve"> (464.91).</w:t>
+        <w:t xml:space="preserve"> (464.63).</w:t>
       </w:r>
     </w:p>
     <w:p>
@@ -12771,7 +12770,7 @@
         <w:rPr>
           <w:b/>
         </w:rPr>
-        <w:t>`14.62`</w:t>
+        <w:t>`37.43`</w:t>
       </w:r>
       <w:r>
         <w:t xml:space="preserve"> | ATR (14) = </w:t>
@@ -12780,7 +12779,7 @@
         <w:rPr>
           <w:b/>
         </w:rPr>
-        <w:t>`1.56`</w:t>
+        <w:t>`2.01`</w:t>
       </w:r>
       <w:r>
         <w:t xml:space="preserve"> cents | Volatility = </w:t>
@@ -12789,7 +12788,7 @@
         <w:rPr>
           <w:b/>
         </w:rPr>
-        <w:t>`3.25 cents`</w:t>
+        <w:t>`5.00 cents`</w:t>
       </w:r>
       <w:r>
         <w:t>.</w:t>
@@ -12813,7 +12812,7 @@
         <w:rPr>
           <w:b/>
         </w:rPr>
-        <w:t>`454.28`</w:t>
+        <w:t>`454.73`</w:t>
       </w:r>
       <w:r>
         <w:t xml:space="preserve"> | S2: </w:t>
@@ -12831,7 +12830,7 @@
         <w:rPr>
           <w:b/>
         </w:rPr>
-        <w:t>`468.50`</w:t>
+        <w:t>`460.00`</w:t>
       </w:r>
       <w:r>
         <w:t xml:space="preserve"> | R2: </w:t>
@@ -13574,7 +13573,7 @@
           <w:b/>
           <w:color w:val="15803D"/>
         </w:rPr>
-        <w:t>`454.28 - 460.49 cents (Canh mua vùng hỗ trợ)`</w:t>
+        <w:t>`454.73 - 460.24 cents (Canh mua vùng hỗ trợ)`</w:t>
       </w:r>
       <w:r>
         <w:t xml:space="preserve"> | SL: </w:t>
@@ -13583,7 +13582,7 @@
         <w:rPr>
           <w:b/>
         </w:rPr>
-        <w:t>`451.17 cents (Dưới cản S2 + 1.5x ATR)`</w:t>
+        <w:t>`450.48 cents (Dưới cản S2 + 1.5x ATR)`</w:t>
       </w:r>
       <w:r>
         <w:t xml:space="preserve"> | TP: </w:t>
@@ -13594,7 +13593,7 @@
           <w:color w:val="D97706"/>
           <w:sz w:val="19"/>
         </w:rPr>
-        <w:t xml:space="preserve"> 468.50 cents </w:t>
+        <w:t xml:space="preserve"> 460.00 cents </w:t>
       </w:r>
       <w:r>
         <w:t xml:space="preserve"> / </w:t>
@@ -13620,7 +13619,7 @@
         <w:rPr>
           <w:b/>
         </w:rPr>
-        <w:t>Trung hạn (Swing Trades - HĐ ZCH27):</w:t>
+        <w:t>Trung hạn (Swing Trades - HĐ ZCZ26):</w:t>
       </w:r>
     </w:p>
     <w:p>
@@ -13645,7 +13644,7 @@
         <w:rPr>
           <w:b/>
         </w:rPr>
-        <w:t>`467.43 - 468.93 cents`</w:t>
+        <w:t>`453.23 - 454.73 cents`</w:t>
       </w:r>
       <w:r>
         <w:t xml:space="preserve"> | SL: </w:t>
@@ -13654,7 +13653,7 @@
         <w:rPr>
           <w:b/>
         </w:rPr>
-        <w:t>`466.90 cents (Chống quét SL tuyệt đối)`</w:t>
+        <w:t>`451.49 cents (Chống quét SL tuyệt đối)`</w:t>
       </w:r>
       <w:r>
         <w:t xml:space="preserve"> | TP: </w:t>
@@ -13663,7 +13662,7 @@
         <w:rPr>
           <w:b/>
         </w:rPr>
-        <w:t>`557.00 cents (Ăn trọn biên độ ngô ~10.5 giá)`</w:t>
+        <w:t>`543.50 cents (Ăn trọn biên độ ngô ~10.5 giá)`</w:t>
       </w:r>
       <w:r>
         <w:t>.</w:t>
@@ -13691,7 +13690,7 @@
         <w:rPr>
           <w:b/>
         </w:rPr>
-        <w:t>`482.75 - 484.25 cents`</w:t>
+        <w:t>`460.00 - 461.50 cents`</w:t>
       </w:r>
       <w:r>
         <w:t xml:space="preserve"> | SL: </w:t>
@@ -13700,7 +13699,7 @@
         <w:rPr>
           <w:b/>
         </w:rPr>
-        <w:t>`484.10 cents`</w:t>
+        <w:t>`462.01 cents`</w:t>
       </w:r>
       <w:r>
         <w:t xml:space="preserve"> | TP: </w:t>
@@ -13709,7 +13708,7 @@
         <w:rPr>
           <w:b/>
         </w:rPr>
-        <w:t>`469.25 cents`</w:t>
+        <w:t>`454.50 cents`</w:t>
       </w:r>
       <w:r>
         <w:t>.</w:t>
@@ -13749,7 +13748,7 @@
         <w:rPr>
           <w:b/>
         </w:rPr>
-        <w:t>`447.28 - 453.50 cents`</w:t>
+        <w:t>`445.44 - 453.50 cents`</w:t>
       </w:r>
     </w:p>
     <w:p>
@@ -14156,7 +14155,7 @@
             </w:pPr>
             <w:r/>
             <w:r>
-              <w:t>453.75</w:t>
+              <w:t>457.75</w:t>
             </w:r>
           </w:p>
         </w:tc>
@@ -14184,7 +14183,7 @@
             </w:pPr>
             <w:r/>
             <w:r>
-              <w:t>457.50</w:t>
+              <w:t>461.50</w:t>
             </w:r>
           </w:p>
         </w:tc>
@@ -14212,7 +14211,7 @@
             </w:pPr>
             <w:r/>
             <w:r>
-              <w:t>450.50</w:t>
+              <w:t>454.50</w:t>
             </w:r>
           </w:p>
         </w:tc>
@@ -14243,7 +14242,7 @@
               <w:rPr>
                 <w:b/>
               </w:rPr>
-              <w:t>454.00</w:t>
+              <w:t>458.00</w:t>
             </w:r>
           </w:p>
         </w:tc>
@@ -14391,7 +14390,7 @@
             </w:pPr>
             <w:r/>
             <w:r>
-              <w:t>454.00</w:t>
+              <w:t>458.00</w:t>
             </w:r>
           </w:p>
         </w:tc>
@@ -14419,7 +14418,7 @@
             </w:pPr>
             <w:r/>
             <w:r>
-              <w:t>456.75</w:t>
+              <w:t>460.75</w:t>
             </w:r>
           </w:p>
         </w:tc>
@@ -14447,7 +14446,7 @@
             </w:pPr>
             <w:r/>
             <w:r>
-              <w:t>450.25</w:t>
+              <w:t>454.25</w:t>
             </w:r>
           </w:p>
         </w:tc>
@@ -14478,7 +14477,7 @@
               <w:rPr>
                 <w:b/>
               </w:rPr>
-              <w:t>453.50</w:t>
+              <w:t>457.50</w:t>
             </w:r>
           </w:p>
         </w:tc>
@@ -14626,7 +14625,7 @@
             </w:pPr>
             <w:r/>
             <w:r>
-              <w:t>453.50</w:t>
+              <w:t>457.50</w:t>
             </w:r>
           </w:p>
         </w:tc>
@@ -14654,7 +14653,7 @@
             </w:pPr>
             <w:r/>
             <w:r>
-              <w:t>456.50</w:t>
+              <w:t>460.50</w:t>
             </w:r>
           </w:p>
         </w:tc>
@@ -14682,7 +14681,7 @@
             </w:pPr>
             <w:r/>
             <w:r>
-              <w:t>449.50</w:t>
+              <w:t>453.50</w:t>
             </w:r>
           </w:p>
         </w:tc>
@@ -14713,7 +14712,7 @@
               <w:rPr>
                 <w:b/>
               </w:rPr>
-              <w:t>454.25</w:t>
+              <w:t>458.25</w:t>
             </w:r>
           </w:p>
         </w:tc>
@@ -14861,7 +14860,7 @@
             </w:pPr>
             <w:r/>
             <w:r>
-              <w:t>454.25</w:t>
+              <w:t>458.25</w:t>
             </w:r>
           </w:p>
         </w:tc>
@@ -14889,7 +14888,7 @@
             </w:pPr>
             <w:r/>
             <w:r>
-              <w:t>458.75</w:t>
+              <w:t>462.75</w:t>
             </w:r>
           </w:p>
         </w:tc>
@@ -14917,7 +14916,7 @@
             </w:pPr>
             <w:r/>
             <w:r>
-              <w:t>449.25</w:t>
+              <w:t>453.25</w:t>
             </w:r>
           </w:p>
         </w:tc>
@@ -14948,7 +14947,7 @@
               <w:rPr>
                 <w:b/>
               </w:rPr>
-              <w:t>455.00</w:t>
+              <w:t>459.00</w:t>
             </w:r>
           </w:p>
         </w:tc>
@@ -15096,7 +15095,7 @@
             </w:pPr>
             <w:r/>
             <w:r>
-              <w:t>455.00</w:t>
+              <w:t>459.00</w:t>
             </w:r>
           </w:p>
         </w:tc>
@@ -15124,7 +15123,7 @@
             </w:pPr>
             <w:r/>
             <w:r>
-              <w:t>460.50</w:t>
+              <w:t>464.50</w:t>
             </w:r>
           </w:p>
         </w:tc>
@@ -15152,7 +15151,7 @@
             </w:pPr>
             <w:r/>
             <w:r>
-              <w:t>448.75</w:t>
+              <w:t>452.75</w:t>
             </w:r>
           </w:p>
         </w:tc>
@@ -15183,7 +15182,7 @@
               <w:rPr>
                 <w:b/>
               </w:rPr>
-              <w:t>457.25</w:t>
+              <w:t>461.25</w:t>
             </w:r>
           </w:p>
         </w:tc>
@@ -15331,7 +15330,7 @@
             </w:pPr>
             <w:r/>
             <w:r>
-              <w:t>457.25</w:t>
+              <w:t>461.25</w:t>
             </w:r>
           </w:p>
         </w:tc>
@@ -15359,7 +15358,7 @@
             </w:pPr>
             <w:r/>
             <w:r>
-              <w:t>460.25</w:t>
+              <w:t>464.25</w:t>
             </w:r>
           </w:p>
         </w:tc>
@@ -15387,7 +15386,7 @@
             </w:pPr>
             <w:r/>
             <w:r>
-              <w:t>453.00</w:t>
+              <w:t>457.00</w:t>
             </w:r>
           </w:p>
         </w:tc>
@@ -15418,7 +15417,7 @@
               <w:rPr>
                 <w:b/>
               </w:rPr>
-              <w:t>457.50</w:t>
+              <w:t>461.50</w:t>
             </w:r>
           </w:p>
         </w:tc>
@@ -15566,7 +15565,7 @@
             </w:pPr>
             <w:r/>
             <w:r>
-              <w:t>457.50</w:t>
+              <w:t>461.50</w:t>
             </w:r>
           </w:p>
         </w:tc>
@@ -15594,7 +15593,7 @@
             </w:pPr>
             <w:r/>
             <w:r>
-              <w:t>460.75</w:t>
+              <w:t>464.75</w:t>
             </w:r>
           </w:p>
         </w:tc>
@@ -15622,7 +15621,7 @@
             </w:pPr>
             <w:r/>
             <w:r>
-              <w:t>451.00</w:t>
+              <w:t>455.00</w:t>
             </w:r>
           </w:p>
         </w:tc>
@@ -15653,7 +15652,7 @@
               <w:rPr>
                 <w:b/>
               </w:rPr>
-              <w:t>458.25</w:t>
+              <w:t>462.25</w:t>
             </w:r>
           </w:p>
         </w:tc>
@@ -15801,7 +15800,7 @@
             </w:pPr>
             <w:r/>
             <w:r>
-              <w:t>458.25</w:t>
+              <w:t>462.25</w:t>
             </w:r>
           </w:p>
         </w:tc>
@@ -15829,7 +15828,7 @@
             </w:pPr>
             <w:r/>
             <w:r>
-              <w:t>461.25</w:t>
+              <w:t>465.25</w:t>
             </w:r>
           </w:p>
         </w:tc>
@@ -15857,7 +15856,7 @@
             </w:pPr>
             <w:r/>
             <w:r>
-              <w:t>453.75</w:t>
+              <w:t>457.75</w:t>
             </w:r>
           </w:p>
         </w:tc>
@@ -15888,7 +15887,7 @@
               <w:rPr>
                 <w:b/>
               </w:rPr>
-              <w:t>457.75</w:t>
+              <w:t>461.75</w:t>
             </w:r>
           </w:p>
         </w:tc>
@@ -16036,7 +16035,7 @@
             </w:pPr>
             <w:r/>
             <w:r>
-              <w:t>457.75</w:t>
+              <w:t>461.75</w:t>
             </w:r>
           </w:p>
         </w:tc>
@@ -16064,7 +16063,7 @@
             </w:pPr>
             <w:r/>
             <w:r>
-              <w:t>461.75</w:t>
+              <w:t>465.75</w:t>
             </w:r>
           </w:p>
         </w:tc>
@@ -16092,7 +16091,7 @@
             </w:pPr>
             <w:r/>
             <w:r>
-              <w:t>452.00</w:t>
+              <w:t>456.00</w:t>
             </w:r>
           </w:p>
         </w:tc>
@@ -16123,7 +16122,7 @@
               <w:rPr>
                 <w:b/>
               </w:rPr>
-              <w:t>458.25</w:t>
+              <w:t>462.25</w:t>
             </w:r>
           </w:p>
         </w:tc>
@@ -16271,7 +16270,7 @@
             </w:pPr>
             <w:r/>
             <w:r>
-              <w:t>458.25</w:t>
+              <w:t>462.25</w:t>
             </w:r>
           </w:p>
         </w:tc>
@@ -16299,7 +16298,7 @@
             </w:pPr>
             <w:r/>
             <w:r>
-              <w:t>460.75</w:t>
+              <w:t>464.75</w:t>
             </w:r>
           </w:p>
         </w:tc>
@@ -16327,7 +16326,7 @@
             </w:pPr>
             <w:r/>
             <w:r>
-              <w:t>455.00</w:t>
+              <w:t>459.00</w:t>
             </w:r>
           </w:p>
         </w:tc>
@@ -16358,7 +16357,7 @@
               <w:rPr>
                 <w:b/>
               </w:rPr>
-              <w:t>458.75</w:t>
+              <w:t>462.75</w:t>
             </w:r>
           </w:p>
         </w:tc>
@@ -16506,7 +16505,7 @@
             </w:pPr>
             <w:r/>
             <w:r>
-              <w:t>458.75</w:t>
+              <w:t>462.75</w:t>
             </w:r>
           </w:p>
         </w:tc>
@@ -16534,7 +16533,7 @@
             </w:pPr>
             <w:r/>
             <w:r>
-              <w:t>462.25</w:t>
+              <w:t>466.25</w:t>
             </w:r>
           </w:p>
         </w:tc>
@@ -16562,7 +16561,7 @@
             </w:pPr>
             <w:r/>
             <w:r>
-              <w:t>452.75</w:t>
+              <w:t>456.75</w:t>
             </w:r>
           </w:p>
         </w:tc>
@@ -16593,7 +16592,7 @@
               <w:rPr>
                 <w:b/>
               </w:rPr>
-              <w:t>459.75</w:t>
+              <w:t>463.75</w:t>
             </w:r>
           </w:p>
         </w:tc>
@@ -16741,7 +16740,7 @@
             </w:pPr>
             <w:r/>
             <w:r>
-              <w:t>459.75</w:t>
+              <w:t>463.75</w:t>
             </w:r>
           </w:p>
         </w:tc>
@@ -16769,7 +16768,7 @@
             </w:pPr>
             <w:r/>
             <w:r>
-              <w:t>462.50</w:t>
+              <w:t>466.50</w:t>
             </w:r>
           </w:p>
         </w:tc>
@@ -16797,7 +16796,7 @@
             </w:pPr>
             <w:r/>
             <w:r>
-              <w:t>457.25</w:t>
+              <w:t>461.25</w:t>
             </w:r>
           </w:p>
         </w:tc>
@@ -16828,7 +16827,7 @@
               <w:rPr>
                 <w:b/>
               </w:rPr>
-              <w:t>459.75</w:t>
+              <w:t>463.75</w:t>
             </w:r>
           </w:p>
         </w:tc>
@@ -16976,7 +16975,7 @@
             </w:pPr>
             <w:r/>
             <w:r>
-              <w:t>459.75</w:t>
+              <w:t>463.75</w:t>
             </w:r>
           </w:p>
         </w:tc>
@@ -17004,7 +17003,7 @@
             </w:pPr>
             <w:r/>
             <w:r>
-              <w:t>462.50</w:t>
+              <w:t>466.50</w:t>
             </w:r>
           </w:p>
         </w:tc>
@@ -17032,7 +17031,7 @@
             </w:pPr>
             <w:r/>
             <w:r>
-              <w:t>457.25</w:t>
+              <w:t>461.25</w:t>
             </w:r>
           </w:p>
         </w:tc>
@@ -17063,7 +17062,7 @@
               <w:rPr>
                 <w:b/>
               </w:rPr>
-              <w:t>459.25</w:t>
+              <w:t>463.25</w:t>
             </w:r>
           </w:p>
         </w:tc>
@@ -17211,7 +17210,7 @@
             </w:pPr>
             <w:r/>
             <w:r>
-              <w:t>459.25</w:t>
+              <w:t>463.25</w:t>
             </w:r>
           </w:p>
         </w:tc>
@@ -17239,7 +17238,7 @@
             </w:pPr>
             <w:r/>
             <w:r>
-              <w:t>462.25</w:t>
+              <w:t>466.25</w:t>
             </w:r>
           </w:p>
         </w:tc>
@@ -17267,7 +17266,7 @@
             </w:pPr>
             <w:r/>
             <w:r>
-              <w:t>456.00</w:t>
+              <w:t>460.00</w:t>
             </w:r>
           </w:p>
         </w:tc>
@@ -17298,7 +17297,7 @@
               <w:rPr>
                 <w:b/>
               </w:rPr>
-              <w:t>459.00</w:t>
+              <w:t>463.00</w:t>
             </w:r>
           </w:p>
         </w:tc>
@@ -17446,7 +17445,7 @@
             </w:pPr>
             <w:r/>
             <w:r>
-              <w:t>459.00</w:t>
+              <w:t>463.00</w:t>
             </w:r>
           </w:p>
         </w:tc>
@@ -17474,7 +17473,7 @@
             </w:pPr>
             <w:r/>
             <w:r>
-              <w:t>463.00</w:t>
+              <w:t>467.00</w:t>
             </w:r>
           </w:p>
         </w:tc>
@@ -17502,7 +17501,7 @@
             </w:pPr>
             <w:r/>
             <w:r>
-              <w:t>453.75</w:t>
+              <w:t>457.75</w:t>
             </w:r>
           </w:p>
         </w:tc>
@@ -17533,7 +17532,7 @@
               <w:rPr>
                 <w:b/>
               </w:rPr>
-              <w:t>459.50</w:t>
+              <w:t>463.50</w:t>
             </w:r>
           </w:p>
         </w:tc>
@@ -17681,7 +17680,7 @@
             </w:pPr>
             <w:r/>
             <w:r>
-              <w:t>459.50</w:t>
+              <w:t>463.50</w:t>
             </w:r>
           </w:p>
         </w:tc>
@@ -17709,7 +17708,7 @@
             </w:pPr>
             <w:r/>
             <w:r>
-              <w:t>464.25</w:t>
+              <w:t>468.25</w:t>
             </w:r>
           </w:p>
         </w:tc>
@@ -17737,7 +17736,7 @@
             </w:pPr>
             <w:r/>
             <w:r>
-              <w:t>452.50</w:t>
+              <w:t>456.50</w:t>
             </w:r>
           </w:p>
         </w:tc>
@@ -17768,7 +17767,7 @@
               <w:rPr>
                 <w:b/>
               </w:rPr>
-              <w:t>461.50</w:t>
+              <w:t>465.50</w:t>
             </w:r>
           </w:p>
         </w:tc>
@@ -17916,7 +17915,7 @@
             </w:pPr>
             <w:r/>
             <w:r>
-              <w:t>461.50</w:t>
+              <w:t>465.50</w:t>
             </w:r>
           </w:p>
         </w:tc>
@@ -17944,7 +17943,7 @@
             </w:pPr>
             <w:r/>
             <w:r>
-              <w:t>469.50</w:t>
+              <w:t>473.50</w:t>
             </w:r>
           </w:p>
         </w:tc>
@@ -17972,7 +17971,7 @@
             </w:pPr>
             <w:r/>
             <w:r>
-              <w:t>454.50</w:t>
+              <w:t>458.50</w:t>
             </w:r>
           </w:p>
         </w:tc>
@@ -18003,7 +18002,7 @@
               <w:rPr>
                 <w:b/>
               </w:rPr>
-              <w:t>463.00</w:t>
+              <w:t>467.00</w:t>
             </w:r>
           </w:p>
         </w:tc>
@@ -18151,7 +18150,7 @@
             </w:pPr>
             <w:r/>
             <w:r>
-              <w:t>463.00</w:t>
+              <w:t>467.00</w:t>
             </w:r>
           </w:p>
         </w:tc>
@@ -18179,7 +18178,7 @@
             </w:pPr>
             <w:r/>
             <w:r>
-              <w:t>467.50</w:t>
+              <w:t>471.50</w:t>
             </w:r>
           </w:p>
         </w:tc>
@@ -18207,7 +18206,7 @@
             </w:pPr>
             <w:r/>
             <w:r>
-              <w:t>458.75</w:t>
+              <w:t>462.75</w:t>
             </w:r>
           </w:p>
         </w:tc>
@@ -18238,7 +18237,7 @@
               <w:rPr>
                 <w:b/>
               </w:rPr>
-              <w:t>462.50</w:t>
+              <w:t>466.50</w:t>
             </w:r>
           </w:p>
         </w:tc>
@@ -18386,7 +18385,7 @@
             </w:pPr>
             <w:r/>
             <w:r>
-              <w:t>462.50</w:t>
+              <w:t>466.50</w:t>
             </w:r>
           </w:p>
         </w:tc>
@@ -18414,7 +18413,7 @@
             </w:pPr>
             <w:r/>
             <w:r>
-              <w:t>464.75</w:t>
+              <w:t>468.75</w:t>
             </w:r>
           </w:p>
         </w:tc>
@@ -18442,7 +18441,7 @@
             </w:pPr>
             <w:r/>
             <w:r>
-              <w:t>459.75</w:t>
+              <w:t>463.75</w:t>
             </w:r>
           </w:p>
         </w:tc>
@@ -18473,7 +18472,7 @@
               <w:rPr>
                 <w:b/>
               </w:rPr>
-              <w:t>462.25</w:t>
+              <w:t>466.25</w:t>
             </w:r>
           </w:p>
         </w:tc>
@@ -18621,7 +18620,7 @@
             </w:pPr>
             <w:r/>
             <w:r>
-              <w:t>462.25</w:t>
+              <w:t>466.25</w:t>
             </w:r>
           </w:p>
         </w:tc>
@@ -18649,7 +18648,7 @@
             </w:pPr>
             <w:r/>
             <w:r>
-              <w:t>464.25</w:t>
+              <w:t>468.25</w:t>
             </w:r>
           </w:p>
         </w:tc>
@@ -18677,7 +18676,7 @@
             </w:pPr>
             <w:r/>
             <w:r>
-              <w:t>457.75</w:t>
+              <w:t>461.75</w:t>
             </w:r>
           </w:p>
         </w:tc>
@@ -18708,7 +18707,7 @@
               <w:rPr>
                 <w:b/>
               </w:rPr>
-              <w:t>462.50</w:t>
+              <w:t>466.50</w:t>
             </w:r>
           </w:p>
         </w:tc>
@@ -18856,7 +18855,7 @@
             </w:pPr>
             <w:r/>
             <w:r>
-              <w:t>462.50</w:t>
+              <w:t>466.50</w:t>
             </w:r>
           </w:p>
         </w:tc>
@@ -18884,7 +18883,7 @@
             </w:pPr>
             <w:r/>
             <w:r>
-              <w:t>466.25</w:t>
+              <w:t>470.25</w:t>
             </w:r>
           </w:p>
         </w:tc>
@@ -18912,7 +18911,7 @@
             </w:pPr>
             <w:r/>
             <w:r>
-              <w:t>459.75</w:t>
+              <w:t>463.75</w:t>
             </w:r>
           </w:p>
         </w:tc>
@@ -18943,7 +18942,7 @@
               <w:rPr>
                 <w:b/>
               </w:rPr>
-              <w:t>463.00</w:t>
+              <w:t>467.00</w:t>
             </w:r>
           </w:p>
         </w:tc>
@@ -19091,7 +19090,7 @@
             </w:pPr>
             <w:r/>
             <w:r>
-              <w:t>463.00</w:t>
+              <w:t>467.00</w:t>
             </w:r>
           </w:p>
         </w:tc>
@@ -19119,7 +19118,7 @@
             </w:pPr>
             <w:r/>
             <w:r>
-              <w:t>466.00</w:t>
+              <w:t>470.00</w:t>
             </w:r>
           </w:p>
         </w:tc>
@@ -19147,7 +19146,7 @@
             </w:pPr>
             <w:r/>
             <w:r>
-              <w:t>458.50</w:t>
+              <w:t>462.50</w:t>
             </w:r>
           </w:p>
         </w:tc>
@@ -19178,7 +19177,7 @@
               <w:rPr>
                 <w:b/>
               </w:rPr>
-              <w:t>463.25</w:t>
+              <w:t>467.25</w:t>
             </w:r>
           </w:p>
         </w:tc>
@@ -19326,7 +19325,7 @@
             </w:pPr>
             <w:r/>
             <w:r>
-              <w:t>463.25</w:t>
+              <w:t>467.25</w:t>
             </w:r>
           </w:p>
         </w:tc>
@@ -19354,7 +19353,7 @@
             </w:pPr>
             <w:r/>
             <w:r>
-              <w:t>467.50</w:t>
+              <w:t>471.50</w:t>
             </w:r>
           </w:p>
         </w:tc>
@@ -19382,7 +19381,7 @@
             </w:pPr>
             <w:r/>
             <w:r>
-              <w:t>460.00</w:t>
+              <w:t>464.00</w:t>
             </w:r>
           </w:p>
         </w:tc>
@@ -19413,7 +19412,7 @@
               <w:rPr>
                 <w:b/>
               </w:rPr>
-              <w:t>464.00</w:t>
+              <w:t>468.00</w:t>
             </w:r>
           </w:p>
         </w:tc>
@@ -19561,7 +19560,7 @@
             </w:pPr>
             <w:r/>
             <w:r>
-              <w:t>464.00</w:t>
+              <w:t>468.00</w:t>
             </w:r>
           </w:p>
         </w:tc>
@@ -19589,7 +19588,7 @@
             </w:pPr>
             <w:r/>
             <w:r>
-              <w:t>467.50</w:t>
+              <w:t>471.50</w:t>
             </w:r>
           </w:p>
         </w:tc>
@@ -19617,7 +19616,7 @@
             </w:pPr>
             <w:r/>
             <w:r>
-              <w:t>461.75</w:t>
+              <w:t>465.75</w:t>
             </w:r>
           </w:p>
         </w:tc>
@@ -19648,7 +19647,7 @@
               <w:rPr>
                 <w:b/>
               </w:rPr>
-              <w:t>464.00</w:t>
+              <w:t>468.00</w:t>
             </w:r>
           </w:p>
         </w:tc>
@@ -19796,7 +19795,7 @@
             </w:pPr>
             <w:r/>
             <w:r>
-              <w:t>464.00</w:t>
+              <w:t>468.00</w:t>
             </w:r>
           </w:p>
         </w:tc>
@@ -19824,7 +19823,7 @@
             </w:pPr>
             <w:r/>
             <w:r>
-              <w:t>467.75</w:t>
+              <w:t>471.75</w:t>
             </w:r>
           </w:p>
         </w:tc>
@@ -19852,7 +19851,7 @@
             </w:pPr>
             <w:r/>
             <w:r>
-              <w:t>460.50</w:t>
+              <w:t>464.50</w:t>
             </w:r>
           </w:p>
         </w:tc>
@@ -19883,7 +19882,7 @@
               <w:rPr>
                 <w:b/>
               </w:rPr>
-              <w:t>463.75</w:t>
+              <w:t>467.75</w:t>
             </w:r>
           </w:p>
         </w:tc>
@@ -20031,7 +20030,7 @@
             </w:pPr>
             <w:r/>
             <w:r>
-              <w:t>463.75</w:t>
+              <w:t>467.75</w:t>
             </w:r>
           </w:p>
         </w:tc>
@@ -20059,7 +20058,7 @@
             </w:pPr>
             <w:r/>
             <w:r>
-              <w:t>467.25</w:t>
+              <w:t>471.25</w:t>
             </w:r>
           </w:p>
         </w:tc>
@@ -20087,7 +20086,7 @@
             </w:pPr>
             <w:r/>
             <w:r>
-              <w:t>460.50</w:t>
+              <w:t>464.50</w:t>
             </w:r>
           </w:p>
         </w:tc>
@@ -20118,7 +20117,7 @@
               <w:rPr>
                 <w:b/>
               </w:rPr>
-              <w:t>463.50</w:t>
+              <w:t>467.50</w:t>
             </w:r>
           </w:p>
         </w:tc>
@@ -20266,7 +20265,7 @@
             </w:pPr>
             <w:r/>
             <w:r>
-              <w:t>463.50</w:t>
+              <w:t>467.50</w:t>
             </w:r>
           </w:p>
         </w:tc>
@@ -20294,7 +20293,7 @@
             </w:pPr>
             <w:r/>
             <w:r>
-              <w:t>466.50</w:t>
+              <w:t>470.50</w:t>
             </w:r>
           </w:p>
         </w:tc>
@@ -20322,7 +20321,7 @@
             </w:pPr>
             <w:r/>
             <w:r>
-              <w:t>460.75</w:t>
+              <w:t>464.75</w:t>
             </w:r>
           </w:p>
         </w:tc>
@@ -20353,7 +20352,7 @@
               <w:rPr>
                 <w:b/>
               </w:rPr>
-              <w:t>463.75</w:t>
+              <w:t>467.75</w:t>
             </w:r>
           </w:p>
         </w:tc>
@@ -20501,7 +20500,7 @@
             </w:pPr>
             <w:r/>
             <w:r>
-              <w:t>463.75</w:t>
+              <w:t>467.75</w:t>
             </w:r>
           </w:p>
         </w:tc>
@@ -20529,7 +20528,7 @@
             </w:pPr>
             <w:r/>
             <w:r>
-              <w:t>466.75</w:t>
+              <w:t>470.75</w:t>
             </w:r>
           </w:p>
         </w:tc>
@@ -20557,7 +20556,7 @@
             </w:pPr>
             <w:r/>
             <w:r>
-              <w:t>461.00</w:t>
+              <w:t>465.00</w:t>
             </w:r>
           </w:p>
         </w:tc>
@@ -20588,7 +20587,7 @@
               <w:rPr>
                 <w:b/>
               </w:rPr>
-              <w:t>463.75</w:t>
+              <w:t>467.75</w:t>
             </w:r>
           </w:p>
         </w:tc>
@@ -20736,7 +20735,7 @@
             </w:pPr>
             <w:r/>
             <w:r>
-              <w:t>463.75</w:t>
+              <w:t>467.75</w:t>
             </w:r>
           </w:p>
         </w:tc>
@@ -20764,7 +20763,7 @@
             </w:pPr>
             <w:r/>
             <w:r>
-              <w:t>467.75</w:t>
+              <w:t>471.75</w:t>
             </w:r>
           </w:p>
         </w:tc>
@@ -20792,7 +20791,7 @@
             </w:pPr>
             <w:r/>
             <w:r>
-              <w:t>460.25</w:t>
+              <w:t>464.25</w:t>
             </w:r>
           </w:p>
         </w:tc>
@@ -20823,7 +20822,7 @@
               <w:rPr>
                 <w:b/>
               </w:rPr>
-              <w:t>464.25</w:t>
+              <w:t>468.25</w:t>
             </w:r>
           </w:p>
         </w:tc>
@@ -20971,7 +20970,7 @@
             </w:pPr>
             <w:r/>
             <w:r>
-              <w:t>464.25</w:t>
+              <w:t>468.25</w:t>
             </w:r>
           </w:p>
         </w:tc>
@@ -20999,7 +20998,7 @@
             </w:pPr>
             <w:r/>
             <w:r>
-              <w:t>468.25</w:t>
+              <w:t>472.25</w:t>
             </w:r>
           </w:p>
         </w:tc>
@@ -21027,7 +21026,7 @@
             </w:pPr>
             <w:r/>
             <w:r>
-              <w:t>462.50</w:t>
+              <w:t>466.50</w:t>
             </w:r>
           </w:p>
         </w:tc>
@@ -21058,7 +21057,7 @@
               <w:rPr>
                 <w:b/>
               </w:rPr>
-              <w:t>464.00</w:t>
+              <w:t>468.00</w:t>
             </w:r>
           </w:p>
         </w:tc>
@@ -21781,7 +21780,7 @@
         <w:t>Giá Chốt Phiên (Close):</w:t>
       </w:r>
       <w:r>
-        <w:t xml:space="preserve"> 621.25 cents | </w:t>
+        <w:t xml:space="preserve"> 623.50 cents | </w:t>
       </w:r>
       <w:r>
         <w:rPr>
@@ -21796,10 +21795,10 @@
         <w:rPr>
           <w:b/>
         </w:rPr>
-        <w:t>`627.39 cents`</w:t>
+        <w:t>`630.12 cents`</w:t>
       </w:r>
       <w:r>
-        <w:t xml:space="preserve"> (+6.14).</w:t>
+        <w:t xml:space="preserve"> (+6.62).</w:t>
       </w:r>
     </w:p>
     <w:p>
@@ -21820,7 +21819,7 @@
         <w:rPr>
           <w:b/>
         </w:rPr>
-        <w:t>`48,490`</w:t>
+        <w:t>`82,157`</w:t>
       </w:r>
       <w:r>
         <w:t xml:space="preserve"> (Chênh lệch: </w:t>
@@ -21829,7 +21828,7 @@
         <w:rPr>
           <w:b/>
         </w:rPr>
-        <w:t>`-1,468`</w:t>
+        <w:t>`+32,199`</w:t>
       </w:r>
       <w:r>
         <w:t xml:space="preserve">) | OI: </w:t>
@@ -21838,7 +21837,7 @@
         <w:rPr>
           <w:b/>
         </w:rPr>
-        <w:t>`246,675`</w:t>
+        <w:t>`246,598`</w:t>
       </w:r>
       <w:r>
         <w:t xml:space="preserve"> (Chênh lệch: </w:t>
@@ -21847,7 +21846,7 @@
         <w:rPr>
           <w:b/>
         </w:rPr>
-        <w:t>`+0`</w:t>
+        <w:t>`-77`</w:t>
       </w:r>
       <w:r>
         <w:t>)</w:t>
@@ -21871,7 +21870,7 @@
         <w:rPr>
           <w:b/>
         </w:rPr>
-        <w:t>`Bearish Marubozu (Lực bán áp đảo tuyệt đối)`</w:t>
+        <w:t>`Không phát hiện mô hình nến đặc biệt`</w:t>
       </w:r>
     </w:p>
     <w:p>
@@ -21893,7 +21892,7 @@
           <w:b/>
           <w:color w:val="15803D"/>
         </w:rPr>
-        <w:t>`Giảm suy yếu / Đáy ngắn hạn (Long Liquidation Decline)`</w:t>
+        <w:t>`Giảm do phe Long tháo chạy (Long Liquidation)`</w:t>
       </w:r>
     </w:p>
     <w:p>
@@ -21914,10 +21913,10 @@
         <w:rPr>
           <w:b/>
         </w:rPr>
-        <w:t>GIẢM MẠNH MẼ (Strong Bearish Confirmation):</w:t>
+        <w:t>TÍCH LŨY TIÊU CỰC (Distribution):</w:t>
       </w:r>
       <w:r>
-        <w:t xml:space="preserve"> Mô hình nến giảm đi kèm dòng tiền rút ra/áp lực bán tháo lớn, rủi ro sụt giảm tiếp diễn cao.</w:t>
+        <w:t xml:space="preserve"> Nến đi ngang nhưng dòng tiền rút dần (OI giảm), cảnh báo rủi ro suy sụt sắp tới.</w:t>
       </w:r>
     </w:p>
     <w:p>
@@ -22163,7 +22162,7 @@
               <w:rPr>
                 <w:b/>
               </w:rPr>
-              <w:t>108.13</w:t>
+              <w:t>109.01</w:t>
             </w:r>
           </w:p>
         </w:tc>
@@ -22194,7 +22193,7 @@
               <w:rPr>
                 <w:b/>
               </w:rPr>
-              <w:t>-0.61%</w:t>
+              <w:t>+0.20%</w:t>
             </w:r>
           </w:p>
         </w:tc>
@@ -22222,7 +22221,7 @@
             </w:pPr>
             <w:r/>
             <w:r>
-              <w:t>Giá dầu Giảm giảm bớt premium rủi ro địa chính trị, tạo áp lực chốt lời lúa mì.</w:t>
+              <w:t>Giá dầu Tăng tăng premium rủi ro địa chính trị và logistics Biển Đen, hỗ trợ giá lúa mì.</w:t>
             </w:r>
           </w:p>
         </w:tc>
@@ -22286,7 +22285,7 @@
               <w:rPr>
                 <w:b/>
               </w:rPr>
-              <w:t>101.68</w:t>
+              <w:t>101.77</w:t>
             </w:r>
           </w:p>
         </w:tc>
@@ -22317,7 +22316,7 @@
               <w:rPr>
                 <w:b/>
               </w:rPr>
-              <w:t>-0.05%</w:t>
+              <w:t>+0.04%</w:t>
             </w:r>
           </w:p>
         </w:tc>
@@ -22345,7 +22344,7 @@
             </w:pPr>
             <w:r/>
             <w:r>
-              <w:t>DXY Giảm kích thích nhu cầu nhập khẩu lúa mì Mỹ trên thị trường quốc tế.</w:t>
+              <w:t>DXY Tăng khiến lúa mì Mỹ đắt đỏ hơn đối với các khách hàng truyền thống như Ai Cập/Châu Á.</w:t>
             </w:r>
           </w:p>
         </w:tc>
@@ -22921,7 +22920,7 @@
         <w:t xml:space="preserve"> EMA_21 </w:t>
       </w:r>
       <w:r>
-        <w:t xml:space="preserve"> (640.07) &lt; </w:t>
+        <w:t xml:space="preserve"> (638.69) &lt; </w:t>
       </w:r>
       <w:r>
         <w:rPr>
@@ -22932,7 +22931,7 @@
         <w:t xml:space="preserve"> EMA_50 </w:t>
       </w:r>
       <w:r>
-        <w:t xml:space="preserve"> (648.50).</w:t>
+        <w:t xml:space="preserve"> (647.58).</w:t>
       </w:r>
     </w:p>
     <w:p>
@@ -22953,7 +22952,7 @@
         <w:rPr>
           <w:b/>
         </w:rPr>
-        <w:t>`15.17`</w:t>
+        <w:t>`18.03`</w:t>
       </w:r>
       <w:r>
         <w:t xml:space="preserve"> | ATR (14) = </w:t>
@@ -22962,7 +22961,7 @@
         <w:rPr>
           <w:b/>
         </w:rPr>
-        <w:t>`4.09`</w:t>
+        <w:t>`4.41`</w:t>
       </w:r>
       <w:r>
         <w:t xml:space="preserve"> cents | Volatility = </w:t>
@@ -22971,7 +22970,7 @@
         <w:rPr>
           <w:b/>
         </w:rPr>
-        <w:t>`9.50 cents`</w:t>
+        <w:t>`6.50 cents`</w:t>
       </w:r>
       <w:r>
         <w:t>.</w:t>
@@ -22995,7 +22994,7 @@
         <w:rPr>
           <w:b/>
         </w:rPr>
-        <w:t>`623.05`</w:t>
+        <w:t>`623.21`</w:t>
       </w:r>
       <w:r>
         <w:t xml:space="preserve"> | S2: </w:t>
@@ -23746,7 +23745,7 @@
           <w:b/>
           <w:color w:val="B91C1C"/>
         </w:rPr>
-        <w:t>`640.07 - 648.50 cents (Canh bán hồi kỹ thuật H1)`</w:t>
+        <w:t>`638.69 - 647.58 cents (Canh bán hồi kỹ thuật H1)`</w:t>
       </w:r>
       <w:r>
         <w:t xml:space="preserve"> | SL: </w:t>
@@ -23755,7 +23754,7 @@
         <w:rPr>
           <w:b/>
         </w:rPr>
-        <w:t>`741.64 cents (Trên kháng cự R2 + 1.5x ATR)`</w:t>
+        <w:t>`742.12 cents (Trên kháng cự R2 + 1.5x ATR)`</w:t>
       </w:r>
       <w:r>
         <w:t xml:space="preserve"> | TP: </w:t>
@@ -23766,7 +23765,7 @@
           <w:color w:val="D97706"/>
           <w:sz w:val="19"/>
         </w:rPr>
-        <w:t xml:space="preserve"> 623.05 cents </w:t>
+        <w:t xml:space="preserve"> 623.21 cents </w:t>
       </w:r>
       <w:r>
         <w:t xml:space="preserve"> / </w:t>
@@ -23817,7 +23816,7 @@
         <w:rPr>
           <w:b/>
         </w:rPr>
-        <w:t>`636.39 - 638.39 cents`</w:t>
+        <w:t>`636.28 - 638.28 cents`</w:t>
       </w:r>
       <w:r>
         <w:t xml:space="preserve"> | SL: </w:t>
@@ -23826,7 +23825,7 @@
         <w:rPr>
           <w:b/>
         </w:rPr>
-        <w:t>`632.73 cents`</w:t>
+        <w:t>`632.18 cents`</w:t>
       </w:r>
       <w:r>
         <w:t xml:space="preserve"> | TP: </w:t>
@@ -23872,7 +23871,7 @@
         <w:rPr>
           <w:b/>
         </w:rPr>
-        <w:t>`658.77 cents`</w:t>
+        <w:t>`659.07 cents`</w:t>
       </w:r>
       <w:r>
         <w:t xml:space="preserve"> | TP: </w:t>
@@ -23881,7 +23880,7 @@
         <w:rPr>
           <w:b/>
         </w:rPr>
-        <w:t>`636.50 cents (Thuận xu hướng giảm ngắn hạn)`</w:t>
+        <w:t>`636.25 cents (Thuận xu hướng giảm ngắn hạn)`</w:t>
       </w:r>
       <w:r>
         <w:t>.</w:t>
@@ -23921,7 +23920,7 @@
         <w:rPr>
           <w:b/>
         </w:rPr>
-        <w:t>`604.63 - 621.00 cents`</w:t>
+        <w:t>`603.35 - 621.00 cents`</w:t>
       </w:r>
     </w:p>
     <w:p>
@@ -24328,7 +24327,7 @@
             </w:pPr>
             <w:r/>
             <w:r>
-              <w:t>621.25</w:t>
+              <w:t>623.50</w:t>
             </w:r>
           </w:p>
         </w:tc>
@@ -24356,7 +24355,7 @@
             </w:pPr>
             <w:r/>
             <w:r>
-              <w:t>632.50</w:t>
+              <w:t>634.75</w:t>
             </w:r>
           </w:p>
         </w:tc>
@@ -24384,7 +24383,7 @@
             </w:pPr>
             <w:r/>
             <w:r>
-              <w:t>615.75</w:t>
+              <w:t>618.00</w:t>
             </w:r>
           </w:p>
         </w:tc>
@@ -24415,7 +24414,7 @@
               <w:rPr>
                 <w:b/>
               </w:rPr>
-              <w:t>620.50</w:t>
+              <w:t>622.75</w:t>
             </w:r>
           </w:p>
         </w:tc>
@@ -24563,7 +24562,7 @@
             </w:pPr>
             <w:r/>
             <w:r>
-              <w:t>620.50</w:t>
+              <w:t>622.75</w:t>
             </w:r>
           </w:p>
         </w:tc>
@@ -24591,7 +24590,7 @@
             </w:pPr>
             <w:r/>
             <w:r>
-              <w:t>628.00</w:t>
+              <w:t>630.25</w:t>
             </w:r>
           </w:p>
         </w:tc>
@@ -24619,7 +24618,7 @@
             </w:pPr>
             <w:r/>
             <w:r>
-              <w:t>614.50</w:t>
+              <w:t>616.75</w:t>
             </w:r>
           </w:p>
         </w:tc>
@@ -24650,7 +24649,7 @@
               <w:rPr>
                 <w:b/>
               </w:rPr>
-              <w:t>620.00</w:t>
+              <w:t>622.25</w:t>
             </w:r>
           </w:p>
         </w:tc>
@@ -24798,7 +24797,7 @@
             </w:pPr>
             <w:r/>
             <w:r>
-              <w:t>620.00</w:t>
+              <w:t>622.25</w:t>
             </w:r>
           </w:p>
         </w:tc>
@@ -24826,7 +24825,7 @@
             </w:pPr>
             <w:r/>
             <w:r>
-              <w:t>633.75</w:t>
+              <w:t>636.00</w:t>
             </w:r>
           </w:p>
         </w:tc>
@@ -24854,7 +24853,7 @@
             </w:pPr>
             <w:r/>
             <w:r>
-              <w:t>605.25</w:t>
+              <w:t>607.50</w:t>
             </w:r>
           </w:p>
         </w:tc>
@@ -24885,7 +24884,7 @@
               <w:rPr>
                 <w:b/>
               </w:rPr>
-              <w:t>622.00</w:t>
+              <w:t>624.25</w:t>
             </w:r>
           </w:p>
         </w:tc>
@@ -25033,7 +25032,7 @@
             </w:pPr>
             <w:r/>
             <w:r>
-              <w:t>622.00</w:t>
+              <w:t>624.25</w:t>
             </w:r>
           </w:p>
         </w:tc>
@@ -25061,7 +25060,7 @@
             </w:pPr>
             <w:r/>
             <w:r>
-              <w:t>635.25</w:t>
+              <w:t>637.50</w:t>
             </w:r>
           </w:p>
         </w:tc>
@@ -25089,7 +25088,7 @@
             </w:pPr>
             <w:r/>
             <w:r>
-              <w:t>613.75</w:t>
+              <w:t>616.00</w:t>
             </w:r>
           </w:p>
         </w:tc>
@@ -25120,7 +25119,7 @@
               <w:rPr>
                 <w:b/>
               </w:rPr>
-              <w:t>623.25</w:t>
+              <w:t>625.50</w:t>
             </w:r>
           </w:p>
         </w:tc>
@@ -25268,7 +25267,7 @@
             </w:pPr>
             <w:r/>
             <w:r>
-              <w:t>623.25</w:t>
+              <w:t>625.50</w:t>
             </w:r>
           </w:p>
         </w:tc>
@@ -25296,7 +25295,7 @@
             </w:pPr>
             <w:r/>
             <w:r>
-              <w:t>639.75</w:t>
+              <w:t>642.00</w:t>
             </w:r>
           </w:p>
         </w:tc>
@@ -25324,7 +25323,7 @@
             </w:pPr>
             <w:r/>
             <w:r>
-              <w:t>612.75</w:t>
+              <w:t>615.00</w:t>
             </w:r>
           </w:p>
         </w:tc>
@@ -25355,7 +25354,7 @@
               <w:rPr>
                 <w:b/>
               </w:rPr>
-              <w:t>627.75</w:t>
+              <w:t>630.00</w:t>
             </w:r>
           </w:p>
         </w:tc>
@@ -25503,7 +25502,7 @@
             </w:pPr>
             <w:r/>
             <w:r>
-              <w:t>627.75</w:t>
+              <w:t>630.00</w:t>
             </w:r>
           </w:p>
         </w:tc>
@@ -25531,7 +25530,7 @@
             </w:pPr>
             <w:r/>
             <w:r>
-              <w:t>635.50</w:t>
+              <w:t>637.75</w:t>
             </w:r>
           </w:p>
         </w:tc>
@@ -25559,7 +25558,7 @@
             </w:pPr>
             <w:r/>
             <w:r>
-              <w:t>616.75</w:t>
+              <w:t>619.00</w:t>
             </w:r>
           </w:p>
         </w:tc>
@@ -25590,7 +25589,7 @@
               <w:rPr>
                 <w:b/>
               </w:rPr>
-              <w:t>629.00</w:t>
+              <w:t>631.25</w:t>
             </w:r>
           </w:p>
         </w:tc>
@@ -25738,7 +25737,7 @@
             </w:pPr>
             <w:r/>
             <w:r>
-              <w:t>629.00</w:t>
+              <w:t>631.25</w:t>
             </w:r>
           </w:p>
         </w:tc>
@@ -25766,7 +25765,7 @@
             </w:pPr>
             <w:r/>
             <w:r>
-              <w:t>637.25</w:t>
+              <w:t>639.50</w:t>
             </w:r>
           </w:p>
         </w:tc>
@@ -25794,7 +25793,7 @@
             </w:pPr>
             <w:r/>
             <w:r>
-              <w:t>618.50</w:t>
+              <w:t>620.75</w:t>
             </w:r>
           </w:p>
         </w:tc>
@@ -25825,7 +25824,7 @@
               <w:rPr>
                 <w:b/>
               </w:rPr>
-              <w:t>630.75</w:t>
+              <w:t>633.00</w:t>
             </w:r>
           </w:p>
         </w:tc>
@@ -25973,7 +25972,7 @@
             </w:pPr>
             <w:r/>
             <w:r>
-              <w:t>630.75</w:t>
+              <w:t>633.00</w:t>
             </w:r>
           </w:p>
         </w:tc>
@@ -26001,7 +26000,7 @@
             </w:pPr>
             <w:r/>
             <w:r>
-              <w:t>643.00</w:t>
+              <w:t>645.25</w:t>
             </w:r>
           </w:p>
         </w:tc>
@@ -26029,7 +26028,7 @@
             </w:pPr>
             <w:r/>
             <w:r>
-              <w:t>621.00</w:t>
+              <w:t>623.25</w:t>
             </w:r>
           </w:p>
         </w:tc>
@@ -26060,7 +26059,7 @@
               <w:rPr>
                 <w:b/>
               </w:rPr>
-              <w:t>629.75</w:t>
+              <w:t>632.00</w:t>
             </w:r>
           </w:p>
         </w:tc>
@@ -26208,7 +26207,7 @@
             </w:pPr>
             <w:r/>
             <w:r>
-              <w:t>629.75</w:t>
+              <w:t>632.00</w:t>
             </w:r>
           </w:p>
         </w:tc>
@@ -26236,7 +26235,7 @@
             </w:pPr>
             <w:r/>
             <w:r>
-              <w:t>640.25</w:t>
+              <w:t>642.50</w:t>
             </w:r>
           </w:p>
         </w:tc>
@@ -26264,7 +26263,7 @@
             </w:pPr>
             <w:r/>
             <w:r>
-              <w:t>615.00</w:t>
+              <w:t>617.25</w:t>
             </w:r>
           </w:p>
         </w:tc>
@@ -26295,7 +26294,7 @@
               <w:rPr>
                 <w:b/>
               </w:rPr>
-              <w:t>632.00</w:t>
+              <w:t>634.25</w:t>
             </w:r>
           </w:p>
         </w:tc>
@@ -26443,7 +26442,7 @@
             </w:pPr>
             <w:r/>
             <w:r>
-              <w:t>632.00</w:t>
+              <w:t>634.25</w:t>
             </w:r>
           </w:p>
         </w:tc>
@@ -26471,7 +26470,7 @@
             </w:pPr>
             <w:r/>
             <w:r>
-              <w:t>642.50</w:t>
+              <w:t>644.75</w:t>
             </w:r>
           </w:p>
         </w:tc>
@@ -26499,7 +26498,7 @@
             </w:pPr>
             <w:r/>
             <w:r>
-              <w:t>625.75</w:t>
+              <w:t>628.00</w:t>
             </w:r>
           </w:p>
         </w:tc>
@@ -26530,7 +26529,7 @@
               <w:rPr>
                 <w:b/>
               </w:rPr>
-              <w:t>632.75</w:t>
+              <w:t>635.00</w:t>
             </w:r>
           </w:p>
         </w:tc>
@@ -26678,7 +26677,7 @@
             </w:pPr>
             <w:r/>
             <w:r>
-              <w:t>632.75</w:t>
+              <w:t>635.00</w:t>
             </w:r>
           </w:p>
         </w:tc>
@@ -26706,7 +26705,7 @@
             </w:pPr>
             <w:r/>
             <w:r>
-              <w:t>647.00</w:t>
+              <w:t>649.25</w:t>
             </w:r>
           </w:p>
         </w:tc>
@@ -26734,7 +26733,7 @@
             </w:pPr>
             <w:r/>
             <w:r>
-              <w:t>618.00</w:t>
+              <w:t>620.25</w:t>
             </w:r>
           </w:p>
         </w:tc>
@@ -26765,7 +26764,7 @@
               <w:rPr>
                 <w:b/>
               </w:rPr>
-              <w:t>634.75</w:t>
+              <w:t>637.00</w:t>
             </w:r>
           </w:p>
         </w:tc>
@@ -26913,7 +26912,7 @@
             </w:pPr>
             <w:r/>
             <w:r>
-              <w:t>634.75</w:t>
+              <w:t>637.00</w:t>
             </w:r>
           </w:p>
         </w:tc>
@@ -26941,7 +26940,7 @@
             </w:pPr>
             <w:r/>
             <w:r>
-              <w:t>641.25</w:t>
+              <w:t>643.50</w:t>
             </w:r>
           </w:p>
         </w:tc>
@@ -26969,7 +26968,7 @@
             </w:pPr>
             <w:r/>
             <w:r>
-              <w:t>628.00</w:t>
+              <w:t>630.25</w:t>
             </w:r>
           </w:p>
         </w:tc>
@@ -27000,7 +26999,7 @@
               <w:rPr>
                 <w:b/>
               </w:rPr>
-              <w:t>635.00</w:t>
+              <w:t>637.25</w:t>
             </w:r>
           </w:p>
         </w:tc>
@@ -27148,7 +27147,7 @@
             </w:pPr>
             <w:r/>
             <w:r>
-              <w:t>635.00</w:t>
+              <w:t>637.25</w:t>
             </w:r>
           </w:p>
         </w:tc>
@@ -27176,7 +27175,7 @@
             </w:pPr>
             <w:r/>
             <w:r>
-              <w:t>645.25</w:t>
+              <w:t>647.50</w:t>
             </w:r>
           </w:p>
         </w:tc>
@@ -27204,7 +27203,7 @@
             </w:pPr>
             <w:r/>
             <w:r>
-              <w:t>627.00</w:t>
+              <w:t>629.25</w:t>
             </w:r>
           </w:p>
         </w:tc>
@@ -27235,7 +27234,7 @@
               <w:rPr>
                 <w:b/>
               </w:rPr>
-              <w:t>635.50</w:t>
+              <w:t>637.75</w:t>
             </w:r>
           </w:p>
         </w:tc>
@@ -27383,7 +27382,7 @@
             </w:pPr>
             <w:r/>
             <w:r>
-              <w:t>635.50</w:t>
+              <w:t>637.75</w:t>
             </w:r>
           </w:p>
         </w:tc>
@@ -27411,7 +27410,7 @@
             </w:pPr>
             <w:r/>
             <w:r>
-              <w:t>642.50</w:t>
+              <w:t>644.75</w:t>
             </w:r>
           </w:p>
         </w:tc>
@@ -27439,7 +27438,7 @@
             </w:pPr>
             <w:r/>
             <w:r>
-              <w:t>629.50</w:t>
+              <w:t>631.75</w:t>
             </w:r>
           </w:p>
         </w:tc>
@@ -27470,7 +27469,7 @@
               <w:rPr>
                 <w:b/>
               </w:rPr>
-              <w:t>634.75</w:t>
+              <w:t>637.00</w:t>
             </w:r>
           </w:p>
         </w:tc>
@@ -27618,7 +27617,7 @@
             </w:pPr>
             <w:r/>
             <w:r>
-              <w:t>634.75</w:t>
+              <w:t>637.00</w:t>
             </w:r>
           </w:p>
         </w:tc>
@@ -27646,7 +27645,7 @@
             </w:pPr>
             <w:r/>
             <w:r>
-              <w:t>648.25</w:t>
+              <w:t>650.50</w:t>
             </w:r>
           </w:p>
         </w:tc>
@@ -27674,7 +27673,7 @@
             </w:pPr>
             <w:r/>
             <w:r>
-              <w:t>621.75</w:t>
+              <w:t>624.00</w:t>
             </w:r>
           </w:p>
         </w:tc>
@@ -27705,7 +27704,7 @@
               <w:rPr>
                 <w:b/>
               </w:rPr>
-              <w:t>636.50</w:t>
+              <w:t>638.75</w:t>
             </w:r>
           </w:p>
         </w:tc>
@@ -27853,7 +27852,7 @@
             </w:pPr>
             <w:r/>
             <w:r>
-              <w:t>636.50</w:t>
+              <w:t>638.75</w:t>
             </w:r>
           </w:p>
         </w:tc>
@@ -27881,7 +27880,7 @@
             </w:pPr>
             <w:r/>
             <w:r>
-              <w:t>645.75</w:t>
+              <w:t>648.00</w:t>
             </w:r>
           </w:p>
         </w:tc>
@@ -27909,7 +27908,7 @@
             </w:pPr>
             <w:r/>
             <w:r>
-              <w:t>625.75</w:t>
+              <w:t>628.00</w:t>
             </w:r>
           </w:p>
         </w:tc>
@@ -27940,7 +27939,7 @@
               <w:rPr>
                 <w:b/>
               </w:rPr>
-              <w:t>637.00</w:t>
+              <w:t>639.25</w:t>
             </w:r>
           </w:p>
         </w:tc>
@@ -28088,7 +28087,7 @@
             </w:pPr>
             <w:r/>
             <w:r>
-              <w:t>637.00</w:t>
+              <w:t>639.25</w:t>
             </w:r>
           </w:p>
         </w:tc>
@@ -28116,7 +28115,7 @@
             </w:pPr>
             <w:r/>
             <w:r>
-              <w:t>649.25</w:t>
+              <w:t>651.50</w:t>
             </w:r>
           </w:p>
         </w:tc>
@@ -28144,7 +28143,7 @@
             </w:pPr>
             <w:r/>
             <w:r>
-              <w:t>622.75</w:t>
+              <w:t>625.00</w:t>
             </w:r>
           </w:p>
         </w:tc>
@@ -28175,7 +28174,7 @@
               <w:rPr>
                 <w:b/>
               </w:rPr>
-              <w:t>635.50</w:t>
+              <w:t>637.75</w:t>
             </w:r>
           </w:p>
         </w:tc>
@@ -28323,7 +28322,7 @@
             </w:pPr>
             <w:r/>
             <w:r>
-              <w:t>635.50</w:t>
+              <w:t>637.75</w:t>
             </w:r>
           </w:p>
         </w:tc>
@@ -28351,7 +28350,7 @@
             </w:pPr>
             <w:r/>
             <w:r>
-              <w:t>642.50</w:t>
+              <w:t>644.75</w:t>
             </w:r>
           </w:p>
         </w:tc>
@@ -28379,7 +28378,7 @@
             </w:pPr>
             <w:r/>
             <w:r>
-              <w:t>626.00</w:t>
+              <w:t>628.25</w:t>
             </w:r>
           </w:p>
         </w:tc>
@@ -28410,7 +28409,7 @@
               <w:rPr>
                 <w:b/>
               </w:rPr>
-              <w:t>636.00</w:t>
+              <w:t>638.25</w:t>
             </w:r>
           </w:p>
         </w:tc>
@@ -28558,7 +28557,7 @@
             </w:pPr>
             <w:r/>
             <w:r>
-              <w:t>636.00</w:t>
+              <w:t>638.25</w:t>
             </w:r>
           </w:p>
         </w:tc>
@@ -28586,7 +28585,7 @@
             </w:pPr>
             <w:r/>
             <w:r>
-              <w:t>646.50</w:t>
+              <w:t>648.75</w:t>
             </w:r>
           </w:p>
         </w:tc>
@@ -28614,7 +28613,7 @@
             </w:pPr>
             <w:r/>
             <w:r>
-              <w:t>628.75</w:t>
+              <w:t>631.00</w:t>
             </w:r>
           </w:p>
         </w:tc>
@@ -28645,7 +28644,7 @@
               <w:rPr>
                 <w:b/>
               </w:rPr>
-              <w:t>635.75</w:t>
+              <w:t>638.00</w:t>
             </w:r>
           </w:p>
         </w:tc>
@@ -28793,7 +28792,7 @@
             </w:pPr>
             <w:r/>
             <w:r>
-              <w:t>635.75</w:t>
+              <w:t>638.00</w:t>
             </w:r>
           </w:p>
         </w:tc>
@@ -28821,7 +28820,7 @@
             </w:pPr>
             <w:r/>
             <w:r>
-              <w:t>645.50</w:t>
+              <w:t>647.75</w:t>
             </w:r>
           </w:p>
         </w:tc>
@@ -28849,7 +28848,7 @@
             </w:pPr>
             <w:r/>
             <w:r>
-              <w:t>626.00</w:t>
+              <w:t>628.25</w:t>
             </w:r>
           </w:p>
         </w:tc>
@@ -28880,7 +28879,7 @@
               <w:rPr>
                 <w:b/>
               </w:rPr>
-              <w:t>636.25</w:t>
+              <w:t>638.50</w:t>
             </w:r>
           </w:p>
         </w:tc>
@@ -29028,7 +29027,7 @@
             </w:pPr>
             <w:r/>
             <w:r>
-              <w:t>636.25</w:t>
+              <w:t>638.50</w:t>
             </w:r>
           </w:p>
         </w:tc>
@@ -29056,7 +29055,7 @@
             </w:pPr>
             <w:r/>
             <w:r>
-              <w:t>647.00</w:t>
+              <w:t>649.25</w:t>
             </w:r>
           </w:p>
         </w:tc>
@@ -29084,7 +29083,7 @@
             </w:pPr>
             <w:r/>
             <w:r>
-              <w:t>629.00</w:t>
+              <w:t>631.25</w:t>
             </w:r>
           </w:p>
         </w:tc>
@@ -29115,7 +29114,7 @@
               <w:rPr>
                 <w:b/>
               </w:rPr>
-              <w:t>637.00</w:t>
+              <w:t>639.25</w:t>
             </w:r>
           </w:p>
         </w:tc>
@@ -29263,7 +29262,7 @@
             </w:pPr>
             <w:r/>
             <w:r>
-              <w:t>637.00</w:t>
+              <w:t>639.25</w:t>
             </w:r>
           </w:p>
         </w:tc>
@@ -29291,7 +29290,7 @@
             </w:pPr>
             <w:r/>
             <w:r>
-              <w:t>643.50</w:t>
+              <w:t>645.75</w:t>
             </w:r>
           </w:p>
         </w:tc>
@@ -29319,7 +29318,7 @@
             </w:pPr>
             <w:r/>
             <w:r>
-              <w:t>628.50</w:t>
+              <w:t>630.75</w:t>
             </w:r>
           </w:p>
         </w:tc>
@@ -29350,7 +29349,7 @@
               <w:rPr>
                 <w:b/>
               </w:rPr>
-              <w:t>637.50</w:t>
+              <w:t>639.75</w:t>
             </w:r>
           </w:p>
         </w:tc>
@@ -29498,7 +29497,7 @@
             </w:pPr>
             <w:r/>
             <w:r>
-              <w:t>637.50</w:t>
+              <w:t>639.75</w:t>
             </w:r>
           </w:p>
         </w:tc>
@@ -29526,7 +29525,7 @@
             </w:pPr>
             <w:r/>
             <w:r>
-              <w:t>648.50</w:t>
+              <w:t>650.75</w:t>
             </w:r>
           </w:p>
         </w:tc>
@@ -29554,7 +29553,7 @@
             </w:pPr>
             <w:r/>
             <w:r>
-              <w:t>625.75</w:t>
+              <w:t>628.00</w:t>
             </w:r>
           </w:p>
         </w:tc>
@@ -29585,7 +29584,7 @@
               <w:rPr>
                 <w:b/>
               </w:rPr>
-              <w:t>641.00</w:t>
+              <w:t>643.25</w:t>
             </w:r>
           </w:p>
         </w:tc>
@@ -29733,7 +29732,7 @@
             </w:pPr>
             <w:r/>
             <w:r>
-              <w:t>641.00</w:t>
+              <w:t>643.25</w:t>
             </w:r>
           </w:p>
         </w:tc>
@@ -29761,7 +29760,7 @@
             </w:pPr>
             <w:r/>
             <w:r>
-              <w:t>646.50</w:t>
+              <w:t>648.75</w:t>
             </w:r>
           </w:p>
         </w:tc>
@@ -29789,7 +29788,7 @@
             </w:pPr>
             <w:r/>
             <w:r>
-              <w:t>633.25</w:t>
+              <w:t>635.50</w:t>
             </w:r>
           </w:p>
         </w:tc>
@@ -29820,7 +29819,7 @@
               <w:rPr>
                 <w:b/>
               </w:rPr>
-              <w:t>641.75</w:t>
+              <w:t>644.00</w:t>
             </w:r>
           </w:p>
         </w:tc>
@@ -29968,7 +29967,7 @@
             </w:pPr>
             <w:r/>
             <w:r>
-              <w:t>641.75</w:t>
+              <w:t>644.00</w:t>
             </w:r>
           </w:p>
         </w:tc>
@@ -29996,7 +29995,7 @@
             </w:pPr>
             <w:r/>
             <w:r>
-              <w:t>651.00</w:t>
+              <w:t>653.25</w:t>
             </w:r>
           </w:p>
         </w:tc>
@@ -30024,7 +30023,7 @@
             </w:pPr>
             <w:r/>
             <w:r>
-              <w:t>635.25</w:t>
+              <w:t>637.50</w:t>
             </w:r>
           </w:p>
         </w:tc>
@@ -30055,7 +30054,7 @@
               <w:rPr>
                 <w:b/>
               </w:rPr>
-              <w:t>641.00</w:t>
+              <w:t>643.25</w:t>
             </w:r>
           </w:p>
         </w:tc>
@@ -30203,7 +30202,7 @@
             </w:pPr>
             <w:r/>
             <w:r>
-              <w:t>641.00</w:t>
+              <w:t>643.25</w:t>
             </w:r>
           </w:p>
         </w:tc>
@@ -30231,7 +30230,7 @@
             </w:pPr>
             <w:r/>
             <w:r>
-              <w:t>648.50</w:t>
+              <w:t>650.75</w:t>
             </w:r>
           </w:p>
         </w:tc>
@@ -30259,7 +30258,7 @@
             </w:pPr>
             <w:r/>
             <w:r>
-              <w:t>635.00</w:t>
+              <w:t>637.25</w:t>
             </w:r>
           </w:p>
         </w:tc>
@@ -30290,7 +30289,7 @@
               <w:rPr>
                 <w:b/>
               </w:rPr>
-              <w:t>640.00</w:t>
+              <w:t>642.25</w:t>
             </w:r>
           </w:p>
         </w:tc>
@@ -30438,7 +30437,7 @@
             </w:pPr>
             <w:r/>
             <w:r>
-              <w:t>640.00</w:t>
+              <w:t>642.25</w:t>
             </w:r>
           </w:p>
         </w:tc>
@@ -30466,7 +30465,7 @@
             </w:pPr>
             <w:r/>
             <w:r>
-              <w:t>647.00</w:t>
+              <w:t>649.25</w:t>
             </w:r>
           </w:p>
         </w:tc>
@@ -30494,7 +30493,7 @@
             </w:pPr>
             <w:r/>
             <w:r>
-              <w:t>626.50</w:t>
+              <w:t>628.75</w:t>
             </w:r>
           </w:p>
         </w:tc>
@@ -30525,7 +30524,7 @@
               <w:rPr>
                 <w:b/>
               </w:rPr>
-              <w:t>640.75</w:t>
+              <w:t>643.00</w:t>
             </w:r>
           </w:p>
         </w:tc>
@@ -30673,7 +30672,7 @@
             </w:pPr>
             <w:r/>
             <w:r>
-              <w:t>640.75</w:t>
+              <w:t>643.00</w:t>
             </w:r>
           </w:p>
         </w:tc>
@@ -30701,7 +30700,7 @@
             </w:pPr>
             <w:r/>
             <w:r>
-              <w:t>650.00</w:t>
+              <w:t>652.25</w:t>
             </w:r>
           </w:p>
         </w:tc>
@@ -30729,7 +30728,7 @@
             </w:pPr>
             <w:r/>
             <w:r>
-              <w:t>633.50</w:t>
+              <w:t>635.75</w:t>
             </w:r>
           </w:p>
         </w:tc>
@@ -30760,7 +30759,7 @@
               <w:rPr>
                 <w:b/>
               </w:rPr>
-              <w:t>640.50</w:t>
+              <w:t>642.75</w:t>
             </w:r>
           </w:p>
         </w:tc>
@@ -30908,7 +30907,7 @@
             </w:pPr>
             <w:r/>
             <w:r>
-              <w:t>640.50</w:t>
+              <w:t>642.75</w:t>
             </w:r>
           </w:p>
         </w:tc>
@@ -30936,7 +30935,7 @@
             </w:pPr>
             <w:r/>
             <w:r>
-              <w:t>649.00</w:t>
+              <w:t>651.25</w:t>
             </w:r>
           </w:p>
         </w:tc>
@@ -30964,7 +30963,7 @@
             </w:pPr>
             <w:r/>
             <w:r>
-              <w:t>626.50</w:t>
+              <w:t>628.75</w:t>
             </w:r>
           </w:p>
         </w:tc>
@@ -30995,7 +30994,7 @@
               <w:rPr>
                 <w:b/>
               </w:rPr>
-              <w:t>642.25</w:t>
+              <w:t>644.50</w:t>
             </w:r>
           </w:p>
         </w:tc>
@@ -31143,7 +31142,7 @@
             </w:pPr>
             <w:r/>
             <w:r>
-              <w:t>642.25</w:t>
+              <w:t>644.50</w:t>
             </w:r>
           </w:p>
         </w:tc>
@@ -31171,7 +31170,7 @@
             </w:pPr>
             <w:r/>
             <w:r>
-              <w:t>648.50</w:t>
+              <w:t>650.75</w:t>
             </w:r>
           </w:p>
         </w:tc>
@@ -31199,7 +31198,7 @@
             </w:pPr>
             <w:r/>
             <w:r>
-              <w:t>635.75</w:t>
+              <w:t>638.00</w:t>
             </w:r>
           </w:p>
         </w:tc>
@@ -31230,7 +31229,7 @@
               <w:rPr>
                 <w:b/>
               </w:rPr>
-              <w:t>641.50</w:t>
+              <w:t>643.75</w:t>
             </w:r>
           </w:p>
         </w:tc>

--- a/Daily Reports/21_10_2026-CBOT Reports.docx
+++ b/Daily Reports/21_10_2026-CBOT Reports.docx
@@ -104,7 +104,7 @@
           <w:color w:val="5C768D"/>
           <w:sz w:val="19"/>
         </w:rPr>
-        <w:t>Cập nhật tự động qua `macro_tracker.py` vào lúc 22:00 ICT ngày 21/10/2026</w:t>
+        <w:t>Cập nhật tự động qua `macro_tracker.py` vào lúc 23:01 ICT ngày 21/10/2026</w:t>
       </w:r>
     </w:p>
     <w:tbl>
@@ -313,7 +313,7 @@
               <w:rPr>
                 <w:b/>
               </w:rPr>
-              <w:t>109.01 / thùng</w:t>
+              <w:t>108.75 / thùng</w:t>
             </w:r>
           </w:p>
         </w:tc>
@@ -344,7 +344,7 @@
               <w:rPr>
                 <w:b/>
               </w:rPr>
-              <w:t>+0.20%</w:t>
+              <w:t>-0.04%</w:t>
             </w:r>
           </w:p>
         </w:tc>
@@ -442,7 +442,7 @@
               <w:rPr>
                 <w:b/>
               </w:rPr>
-              <w:t>101.77</w:t>
+              <w:t>101.83</w:t>
             </w:r>
           </w:p>
         </w:tc>
@@ -473,7 +473,7 @@
               <w:rPr>
                 <w:b/>
               </w:rPr>
-              <w:t>+0.04%</w:t>
+              <w:t>+0.10%</w:t>
             </w:r>
           </w:p>
         </w:tc>
@@ -1218,7 +1218,7 @@
         <w:rPr>
           <w:b/>
         </w:rPr>
-        <w:t>`109.01` (+0.20%)</w:t>
+        <w:t>`108.75` (-0.04%)</w:t>
       </w:r>
       <w:r>
         <w:t xml:space="preserve"> | DXY: </w:t>
@@ -1227,7 +1227,7 @@
         <w:rPr>
           <w:b/>
         </w:rPr>
-        <w:t>`101.77` (+0.04%)</w:t>
+        <w:t>`101.83` (+0.10%)</w:t>
       </w:r>
       <w:r>
         <w:t xml:space="preserve"> | Lúa mì CBOT: </w:t>
@@ -1236,7 +1236,7 @@
         <w:rPr>
           <w:b/>
         </w:rPr>
-        <w:t>`623.50` (-3.15%)</w:t>
+        <w:t>`628.25` (-2.37%)</w:t>
       </w:r>
       <w:r>
         <w:t>.</w:t>
@@ -1306,7 +1306,7 @@
           <w:color w:val="5C768D"/>
           <w:sz w:val="19"/>
         </w:rPr>
-        <w:t>Cập nhật tự động lúc 22:00 ICT ngày 21/10/2026 — Nguồn: NOAA, USDA, BOM Australia</w:t>
+        <w:t>Cập nhật tự động lúc 23:01 ICT ngày 21/10/2026 — Nguồn: NOAA, USDA, BOM Australia</w:t>
       </w:r>
     </w:p>
     <w:p>
@@ -3574,7 +3574,7 @@
               <w:rPr>
                 <w:b/>
               </w:rPr>
-              <w:t>457.75</w:t>
+              <w:t>461.50</w:t>
             </w:r>
           </w:p>
         </w:tc>
@@ -3605,7 +3605,7 @@
               <w:rPr>
                 <w:b/>
               </w:rPr>
-              <w:t>457.53 (-0.22)</w:t>
+              <w:t>461.41 (-0.09)</w:t>
             </w:r>
           </w:p>
         </w:tc>
@@ -3633,7 +3633,7 @@
             </w:pPr>
             <w:r/>
             <w:r>
-              <w:t>Bearish (460.24 &lt; 464.63)</w:t>
+              <w:t>Bearish (460.42 &lt; 464.53)</w:t>
             </w:r>
           </w:p>
         </w:tc>
@@ -3661,7 +3661,7 @@
             </w:pPr>
             <w:r/>
             <w:r>
-              <w:t>5.00 cents</w:t>
+              <w:t>4.75 cents</w:t>
             </w:r>
           </w:p>
         </w:tc>
@@ -3822,7 +3822,7 @@
               <w:rPr>
                 <w:b/>
               </w:rPr>
-              <w:t>623.50</w:t>
+              <w:t>628.25</w:t>
             </w:r>
           </w:p>
         </w:tc>
@@ -3853,7 +3853,7 @@
               <w:rPr>
                 <w:b/>
               </w:rPr>
-              <w:t>630.12 (+6.62)</w:t>
+              <w:t>629.86 (+1.61)</w:t>
             </w:r>
           </w:p>
         </w:tc>
@@ -3881,7 +3881,7 @@
             </w:pPr>
             <w:r/>
             <w:r>
-              <w:t>Bearish (638.69 &lt; 647.58)</w:t>
+              <w:t>Bearish (637.84 &lt; 646.87)</w:t>
             </w:r>
           </w:p>
         </w:tc>
@@ -3909,7 +3909,7 @@
             </w:pPr>
             <w:r/>
             <w:r>
-              <w:t>6.50 cents</w:t>
+              <w:t>6.25 cents</w:t>
             </w:r>
           </w:p>
         </w:tc>
@@ -4347,7 +4347,7 @@
                 <w:b/>
                 <w:color w:val="15803D"/>
               </w:rPr>
-              <w:t>454.73 - 460.24 cents (Canh mua vùng hỗ trợ)</w:t>
+              <w:t>457.89 - 460.42 cents (Canh mua vùng hỗ trợ)</w:t>
             </w:r>
           </w:p>
         </w:tc>
@@ -4378,7 +4378,7 @@
               <w:rPr>
                 <w:b/>
               </w:rPr>
-              <w:t>450.48 cents (Dưới cản S2 + 1.5x ATR)</w:t>
+              <w:t>449.89 cents (Dưới cản S2 + 1.5x ATR)</w:t>
             </w:r>
           </w:p>
         </w:tc>
@@ -4414,7 +4414,7 @@
                 <w:color w:val="D97706"/>
                 <w:sz w:val="19"/>
               </w:rPr>
-              <w:t xml:space="preserve"> 460.00 cents </w:t>
+              <w:t xml:space="preserve"> 468.50 cents </w:t>
             </w:r>
             <w:r>
               <w:t xml:space="preserve"> / TP2: </w:t>
@@ -4528,7 +4528,7 @@
                 <w:b/>
                 <w:color w:val="15803D"/>
               </w:rPr>
-              <w:t>Long trung hạn (Swing) (ZCZ26)</w:t>
+              <w:t>Long trung hạn (Swing) (ZCH27)</w:t>
             </w:r>
           </w:p>
         </w:tc>
@@ -4559,7 +4559,7 @@
               <w:rPr>
                 <w:b/>
               </w:rPr>
-              <w:t>453.23 - 454.73 cents</w:t>
+              <w:t>470.84 - 472.34 cents</w:t>
             </w:r>
           </w:p>
         </w:tc>
@@ -4590,7 +4590,7 @@
               <w:rPr>
                 <w:b/>
               </w:rPr>
-              <w:t>451.49 cents (Chống quét SL tuyệt đối)</w:t>
+              <w:t>466.14 cents (Chống quét SL tuyệt đối)</w:t>
             </w:r>
           </w:p>
         </w:tc>
@@ -4621,7 +4621,7 @@
               <w:rPr>
                 <w:b/>
               </w:rPr>
-              <w:t>543.50 cents (Ăn trọn biên độ ngô ~10.5 giá)</w:t>
+              <w:t>557.00 cents (Ăn trọn biên độ ngô ~10.5 giá)</w:t>
             </w:r>
           </w:p>
         </w:tc>
@@ -4721,7 +4721,7 @@
                 <w:b/>
                 <w:color w:val="B91C1C"/>
               </w:rPr>
-              <w:t>Short trung hạn (Swing) (ZCZ26)</w:t>
+              <w:t>Short trung hạn (Swing) (ZCH27)</w:t>
             </w:r>
           </w:p>
         </w:tc>
@@ -4752,7 +4752,7 @@
               <w:rPr>
                 <w:b/>
               </w:rPr>
-              <w:t>460.00 - 461.50 cents</w:t>
+              <w:t>482.75 - 484.25 cents</w:t>
             </w:r>
           </w:p>
         </w:tc>
@@ -4783,7 +4783,7 @@
               <w:rPr>
                 <w:b/>
               </w:rPr>
-              <w:t>462.01 cents</w:t>
+              <w:t>484.86 cents</w:t>
             </w:r>
           </w:p>
         </w:tc>
@@ -4814,7 +4814,7 @@
               <w:rPr>
                 <w:b/>
               </w:rPr>
-              <w:t>454.50 cents</w:t>
+              <w:t>469.25 cents</w:t>
             </w:r>
           </w:p>
         </w:tc>
@@ -4945,7 +4945,7 @@
               <w:rPr>
                 <w:b/>
               </w:rPr>
-              <w:t>445.44 - 453.50 cents</w:t>
+              <w:t>443.87 - 453.50 cents</w:t>
             </w:r>
           </w:p>
         </w:tc>
@@ -5126,7 +5126,7 @@
                 <w:b/>
                 <w:color w:val="B91C1C"/>
               </w:rPr>
-              <w:t>638.69 - 647.58 cents (Canh bán hồi kỹ thuật H1)</w:t>
+              <w:t>637.84 - 646.87 cents (Canh bán hồi kỹ thuật H1)</w:t>
             </w:r>
           </w:p>
         </w:tc>
@@ -5157,7 +5157,7 @@
               <w:rPr>
                 <w:b/>
               </w:rPr>
-              <w:t>742.12 cents (Trên kháng cự R2 + 1.5x ATR)</w:t>
+              <w:t>742.49 cents (Trên kháng cự R2 + 1.5x ATR)</w:t>
             </w:r>
           </w:p>
         </w:tc>
@@ -5193,7 +5193,7 @@
                 <w:color w:val="D97706"/>
                 <w:sz w:val="19"/>
               </w:rPr>
-              <w:t xml:space="preserve"> 623.21 cents </w:t>
+              <w:t xml:space="preserve"> 621.26 cents </w:t>
             </w:r>
             <w:r>
               <w:t xml:space="preserve"> / TP2: </w:t>
@@ -5335,7 +5335,7 @@
               <w:rPr>
                 <w:b/>
               </w:rPr>
-              <w:t>636.28 - 638.28 cents</w:t>
+              <w:t>634.26 - 636.26 cents</w:t>
             </w:r>
           </w:p>
         </w:tc>
@@ -5366,7 +5366,7 @@
               <w:rPr>
                 <w:b/>
               </w:rPr>
-              <w:t>632.18 cents</w:t>
+              <w:t>631.93 cents</w:t>
             </w:r>
           </w:p>
         </w:tc>
@@ -5559,7 +5559,7 @@
               <w:rPr>
                 <w:b/>
               </w:rPr>
-              <w:t>659.07 cents</w:t>
+              <w:t>659.32 cents</w:t>
             </w:r>
           </w:p>
         </w:tc>
@@ -5721,7 +5721,7 @@
               <w:rPr>
                 <w:b/>
               </w:rPr>
-              <w:t>603.35 - 621.00 cents</w:t>
+              <w:t>602.37 - 621.00 cents</w:t>
             </w:r>
           </w:p>
         </w:tc>
@@ -11599,7 +11599,7 @@
         <w:t>Giá Chốt Phiên (Close):</w:t>
       </w:r>
       <w:r>
-        <w:t xml:space="preserve"> 457.75 cents | </w:t>
+        <w:t xml:space="preserve"> 461.50 cents | </w:t>
       </w:r>
       <w:r>
         <w:rPr>
@@ -11614,10 +11614,10 @@
         <w:rPr>
           <w:b/>
         </w:rPr>
-        <w:t>`457.53 cents`</w:t>
+        <w:t>`461.41 cents`</w:t>
       </w:r>
       <w:r>
-        <w:t xml:space="preserve"> (-0.22).</w:t>
+        <w:t xml:space="preserve"> (-0.09).</w:t>
       </w:r>
     </w:p>
     <w:p>
@@ -11638,7 +11638,7 @@
         <w:rPr>
           <w:b/>
         </w:rPr>
-        <w:t>`178,562`</w:t>
+        <w:t>`225,369`</w:t>
       </w:r>
       <w:r>
         <w:t xml:space="preserve"> (Chênh lệch: </w:t>
@@ -11647,7 +11647,7 @@
         <w:rPr>
           <w:b/>
         </w:rPr>
-        <w:t>`-31,678`</w:t>
+        <w:t>`+15,129`</w:t>
       </w:r>
       <w:r>
         <w:t xml:space="preserve">) | OI: </w:t>
@@ -11689,7 +11689,7 @@
         <w:rPr>
           <w:b/>
         </w:rPr>
-        <w:t>`Bullish Engulfing (Nhấn chìm tăng trưởng)`</w:t>
+        <w:t>`Không phát hiện mô hình nến đặc biệt`</w:t>
       </w:r>
     </w:p>
     <w:p>
@@ -11709,8 +11709,9 @@
       <w:r>
         <w:rPr>
           <w:b/>
+          <w:color w:val="B91C1C"/>
         </w:rPr>
-        <w:t>`Giảm nhẹ tích lũy (Distribution Decline)`</w:t>
+        <w:t>`Giảm mạnh mẽ (Strong Bearish / Short Buildup)`</w:t>
       </w:r>
     </w:p>
     <w:p>
@@ -11725,16 +11726,16 @@
         <w:t>Đánh giá xu hướng kết hợp:</w:t>
       </w:r>
       <w:r>
-        <w:t xml:space="preserve"> ️ </w:t>
+        <w:t xml:space="preserve"> </w:t>
       </w:r>
       <w:r>
         <w:rPr>
           <w:b/>
         </w:rPr>
-        <w:t>HỒI KỸ THUẬT YẾU (Weak Bullish Retest):</w:t>
+        <w:t>TÍCH LŨY TIÊU CỰC (Distribution):</w:t>
       </w:r>
       <w:r>
-        <w:t xml:space="preserve"> Xuất hiện nến tăng nhưng dòng tiền/thanh khoản yếu. Cần quan sát thêm lực cầu.</w:t>
+        <w:t xml:space="preserve"> Nến đi ngang nhưng dòng tiền rút dần (OI giảm), cảnh báo rủi ro suy sụt sắp tới.</w:t>
       </w:r>
     </w:p>
     <w:p>
@@ -11980,7 +11981,7 @@
               <w:rPr>
                 <w:b/>
               </w:rPr>
-              <w:t>109.01</w:t>
+              <w:t>108.75</w:t>
             </w:r>
           </w:p>
         </w:tc>
@@ -12011,7 +12012,7 @@
               <w:rPr>
                 <w:b/>
               </w:rPr>
-              <w:t>+0.20%</w:t>
+              <w:t>-0.04%</w:t>
             </w:r>
           </w:p>
         </w:tc>
@@ -12039,7 +12040,7 @@
             </w:pPr>
             <w:r/>
             <w:r>
-              <w:t>Giá dầu Tăng hỗ trợ biên lợi nhuận pha chế Ethanol, kéo theo nhu cầu ngô tích cực.</w:t>
+              <w:t>Giá dầu Giảm làm giảm biên lợi nhuận pha chế Ethanol, tạo sức ép lên nhu cầu ngô.</w:t>
             </w:r>
           </w:p>
         </w:tc>
@@ -12103,7 +12104,7 @@
               <w:rPr>
                 <w:b/>
               </w:rPr>
-              <w:t>101.77</w:t>
+              <w:t>101.83</w:t>
             </w:r>
           </w:p>
         </w:tc>
@@ -12134,7 +12135,7 @@
               <w:rPr>
                 <w:b/>
               </w:rPr>
-              <w:t>+0.04%</w:t>
+              <w:t>+0.10%</w:t>
             </w:r>
           </w:p>
         </w:tc>
@@ -12738,7 +12739,7 @@
         <w:t xml:space="preserve"> EMA_21 </w:t>
       </w:r>
       <w:r>
-        <w:t xml:space="preserve"> (460.24) &lt; </w:t>
+        <w:t xml:space="preserve"> (460.42) &lt; </w:t>
       </w:r>
       <w:r>
         <w:rPr>
@@ -12749,7 +12750,7 @@
         <w:t xml:space="preserve"> EMA_50 </w:t>
       </w:r>
       <w:r>
-        <w:t xml:space="preserve"> (464.63).</w:t>
+        <w:t xml:space="preserve"> (464.53).</w:t>
       </w:r>
     </w:p>
     <w:p>
@@ -12770,7 +12771,7 @@
         <w:rPr>
           <w:b/>
         </w:rPr>
-        <w:t>`37.43`</w:t>
+        <w:t>`50.58`</w:t>
       </w:r>
       <w:r>
         <w:t xml:space="preserve"> | ATR (14) = </w:t>
@@ -12779,7 +12780,7 @@
         <w:rPr>
           <w:b/>
         </w:rPr>
-        <w:t>`2.01`</w:t>
+        <w:t>`2.41`</w:t>
       </w:r>
       <w:r>
         <w:t xml:space="preserve"> cents | Volatility = </w:t>
@@ -12788,7 +12789,7 @@
         <w:rPr>
           <w:b/>
         </w:rPr>
-        <w:t>`5.00 cents`</w:t>
+        <w:t>`4.75 cents`</w:t>
       </w:r>
       <w:r>
         <w:t>.</w:t>
@@ -12812,7 +12813,7 @@
         <w:rPr>
           <w:b/>
         </w:rPr>
-        <w:t>`454.73`</w:t>
+        <w:t>`457.89`</w:t>
       </w:r>
       <w:r>
         <w:t xml:space="preserve"> | S2: </w:t>
@@ -12830,7 +12831,7 @@
         <w:rPr>
           <w:b/>
         </w:rPr>
-        <w:t>`460.00`</w:t>
+        <w:t>`468.50`</w:t>
       </w:r>
       <w:r>
         <w:t xml:space="preserve"> | R2: </w:t>
@@ -13573,7 +13574,7 @@
           <w:b/>
           <w:color w:val="15803D"/>
         </w:rPr>
-        <w:t>`454.73 - 460.24 cents (Canh mua vùng hỗ trợ)`</w:t>
+        <w:t>`457.89 - 460.42 cents (Canh mua vùng hỗ trợ)`</w:t>
       </w:r>
       <w:r>
         <w:t xml:space="preserve"> | SL: </w:t>
@@ -13582,7 +13583,7 @@
         <w:rPr>
           <w:b/>
         </w:rPr>
-        <w:t>`450.48 cents (Dưới cản S2 + 1.5x ATR)`</w:t>
+        <w:t>`449.89 cents (Dưới cản S2 + 1.5x ATR)`</w:t>
       </w:r>
       <w:r>
         <w:t xml:space="preserve"> | TP: </w:t>
@@ -13593,7 +13594,7 @@
           <w:color w:val="D97706"/>
           <w:sz w:val="19"/>
         </w:rPr>
-        <w:t xml:space="preserve"> 460.00 cents </w:t>
+        <w:t xml:space="preserve"> 468.50 cents </w:t>
       </w:r>
       <w:r>
         <w:t xml:space="preserve"> / </w:t>
@@ -13619,7 +13620,7 @@
         <w:rPr>
           <w:b/>
         </w:rPr>
-        <w:t>Trung hạn (Swing Trades - HĐ ZCZ26):</w:t>
+        <w:t>Trung hạn (Swing Trades - HĐ ZCH27):</w:t>
       </w:r>
     </w:p>
     <w:p>
@@ -13644,7 +13645,7 @@
         <w:rPr>
           <w:b/>
         </w:rPr>
-        <w:t>`453.23 - 454.73 cents`</w:t>
+        <w:t>`470.84 - 472.34 cents`</w:t>
       </w:r>
       <w:r>
         <w:t xml:space="preserve"> | SL: </w:t>
@@ -13653,7 +13654,7 @@
         <w:rPr>
           <w:b/>
         </w:rPr>
-        <w:t>`451.49 cents (Chống quét SL tuyệt đối)`</w:t>
+        <w:t>`466.14 cents (Chống quét SL tuyệt đối)`</w:t>
       </w:r>
       <w:r>
         <w:t xml:space="preserve"> | TP: </w:t>
@@ -13662,7 +13663,7 @@
         <w:rPr>
           <w:b/>
         </w:rPr>
-        <w:t>`543.50 cents (Ăn trọn biên độ ngô ~10.5 giá)`</w:t>
+        <w:t>`557.00 cents (Ăn trọn biên độ ngô ~10.5 giá)`</w:t>
       </w:r>
       <w:r>
         <w:t>.</w:t>
@@ -13690,7 +13691,7 @@
         <w:rPr>
           <w:b/>
         </w:rPr>
-        <w:t>`460.00 - 461.50 cents`</w:t>
+        <w:t>`482.75 - 484.25 cents`</w:t>
       </w:r>
       <w:r>
         <w:t xml:space="preserve"> | SL: </w:t>
@@ -13699,7 +13700,7 @@
         <w:rPr>
           <w:b/>
         </w:rPr>
-        <w:t>`462.01 cents`</w:t>
+        <w:t>`484.86 cents`</w:t>
       </w:r>
       <w:r>
         <w:t xml:space="preserve"> | TP: </w:t>
@@ -13708,7 +13709,7 @@
         <w:rPr>
           <w:b/>
         </w:rPr>
-        <w:t>`454.50 cents`</w:t>
+        <w:t>`469.25 cents`</w:t>
       </w:r>
       <w:r>
         <w:t>.</w:t>
@@ -13748,7 +13749,7 @@
         <w:rPr>
           <w:b/>
         </w:rPr>
-        <w:t>`445.44 - 453.50 cents`</w:t>
+        <w:t>`443.87 - 453.50 cents`</w:t>
       </w:r>
     </w:p>
     <w:p>
@@ -14155,7 +14156,7 @@
             </w:pPr>
             <w:r/>
             <w:r>
-              <w:t>457.75</w:t>
+              <w:t>461.50</w:t>
             </w:r>
           </w:p>
         </w:tc>
@@ -14183,7 +14184,7 @@
             </w:pPr>
             <w:r/>
             <w:r>
-              <w:t>461.50</w:t>
+              <w:t>465.25</w:t>
             </w:r>
           </w:p>
         </w:tc>
@@ -14211,7 +14212,7 @@
             </w:pPr>
             <w:r/>
             <w:r>
-              <w:t>454.50</w:t>
+              <w:t>458.25</w:t>
             </w:r>
           </w:p>
         </w:tc>
@@ -14242,7 +14243,7 @@
               <w:rPr>
                 <w:b/>
               </w:rPr>
-              <w:t>458.00</w:t>
+              <w:t>461.75</w:t>
             </w:r>
           </w:p>
         </w:tc>
@@ -14390,7 +14391,7 @@
             </w:pPr>
             <w:r/>
             <w:r>
-              <w:t>458.00</w:t>
+              <w:t>461.75</w:t>
             </w:r>
           </w:p>
         </w:tc>
@@ -14418,7 +14419,7 @@
             </w:pPr>
             <w:r/>
             <w:r>
-              <w:t>460.75</w:t>
+              <w:t>464.50</w:t>
             </w:r>
           </w:p>
         </w:tc>
@@ -14446,7 +14447,7 @@
             </w:pPr>
             <w:r/>
             <w:r>
-              <w:t>454.25</w:t>
+              <w:t>458.00</w:t>
             </w:r>
           </w:p>
         </w:tc>
@@ -14477,7 +14478,7 @@
               <w:rPr>
                 <w:b/>
               </w:rPr>
-              <w:t>457.50</w:t>
+              <w:t>461.25</w:t>
             </w:r>
           </w:p>
         </w:tc>
@@ -14625,7 +14626,7 @@
             </w:pPr>
             <w:r/>
             <w:r>
-              <w:t>457.50</w:t>
+              <w:t>461.25</w:t>
             </w:r>
           </w:p>
         </w:tc>
@@ -14653,7 +14654,7 @@
             </w:pPr>
             <w:r/>
             <w:r>
-              <w:t>460.50</w:t>
+              <w:t>464.25</w:t>
             </w:r>
           </w:p>
         </w:tc>
@@ -14681,7 +14682,7 @@
             </w:pPr>
             <w:r/>
             <w:r>
-              <w:t>453.50</w:t>
+              <w:t>457.25</w:t>
             </w:r>
           </w:p>
         </w:tc>
@@ -14712,7 +14713,7 @@
               <w:rPr>
                 <w:b/>
               </w:rPr>
-              <w:t>458.25</w:t>
+              <w:t>462.00</w:t>
             </w:r>
           </w:p>
         </w:tc>
@@ -14860,7 +14861,7 @@
             </w:pPr>
             <w:r/>
             <w:r>
-              <w:t>458.25</w:t>
+              <w:t>462.00</w:t>
             </w:r>
           </w:p>
         </w:tc>
@@ -14888,7 +14889,7 @@
             </w:pPr>
             <w:r/>
             <w:r>
-              <w:t>462.75</w:t>
+              <w:t>466.50</w:t>
             </w:r>
           </w:p>
         </w:tc>
@@ -14916,7 +14917,7 @@
             </w:pPr>
             <w:r/>
             <w:r>
-              <w:t>453.25</w:t>
+              <w:t>457.00</w:t>
             </w:r>
           </w:p>
         </w:tc>
@@ -14947,7 +14948,7 @@
               <w:rPr>
                 <w:b/>
               </w:rPr>
-              <w:t>459.00</w:t>
+              <w:t>462.75</w:t>
             </w:r>
           </w:p>
         </w:tc>
@@ -15095,7 +15096,7 @@
             </w:pPr>
             <w:r/>
             <w:r>
-              <w:t>459.00</w:t>
+              <w:t>462.75</w:t>
             </w:r>
           </w:p>
         </w:tc>
@@ -15123,7 +15124,7 @@
             </w:pPr>
             <w:r/>
             <w:r>
-              <w:t>464.50</w:t>
+              <w:t>468.25</w:t>
             </w:r>
           </w:p>
         </w:tc>
@@ -15151,7 +15152,7 @@
             </w:pPr>
             <w:r/>
             <w:r>
-              <w:t>452.75</w:t>
+              <w:t>456.50</w:t>
             </w:r>
           </w:p>
         </w:tc>
@@ -15182,7 +15183,7 @@
               <w:rPr>
                 <w:b/>
               </w:rPr>
-              <w:t>461.25</w:t>
+              <w:t>465.00</w:t>
             </w:r>
           </w:p>
         </w:tc>
@@ -15330,7 +15331,7 @@
             </w:pPr>
             <w:r/>
             <w:r>
-              <w:t>461.25</w:t>
+              <w:t>465.00</w:t>
             </w:r>
           </w:p>
         </w:tc>
@@ -15358,7 +15359,7 @@
             </w:pPr>
             <w:r/>
             <w:r>
-              <w:t>464.25</w:t>
+              <w:t>468.00</w:t>
             </w:r>
           </w:p>
         </w:tc>
@@ -15386,7 +15387,7 @@
             </w:pPr>
             <w:r/>
             <w:r>
-              <w:t>457.00</w:t>
+              <w:t>460.75</w:t>
             </w:r>
           </w:p>
         </w:tc>
@@ -15417,7 +15418,7 @@
               <w:rPr>
                 <w:b/>
               </w:rPr>
-              <w:t>461.50</w:t>
+              <w:t>465.25</w:t>
             </w:r>
           </w:p>
         </w:tc>
@@ -15565,7 +15566,7 @@
             </w:pPr>
             <w:r/>
             <w:r>
-              <w:t>461.50</w:t>
+              <w:t>465.25</w:t>
             </w:r>
           </w:p>
         </w:tc>
@@ -15593,7 +15594,7 @@
             </w:pPr>
             <w:r/>
             <w:r>
-              <w:t>464.75</w:t>
+              <w:t>468.50</w:t>
             </w:r>
           </w:p>
         </w:tc>
@@ -15621,7 +15622,7 @@
             </w:pPr>
             <w:r/>
             <w:r>
-              <w:t>455.00</w:t>
+              <w:t>458.75</w:t>
             </w:r>
           </w:p>
         </w:tc>
@@ -15652,7 +15653,7 @@
               <w:rPr>
                 <w:b/>
               </w:rPr>
-              <w:t>462.25</w:t>
+              <w:t>466.00</w:t>
             </w:r>
           </w:p>
         </w:tc>
@@ -15800,7 +15801,7 @@
             </w:pPr>
             <w:r/>
             <w:r>
-              <w:t>462.25</w:t>
+              <w:t>466.00</w:t>
             </w:r>
           </w:p>
         </w:tc>
@@ -15828,7 +15829,7 @@
             </w:pPr>
             <w:r/>
             <w:r>
-              <w:t>465.25</w:t>
+              <w:t>469.00</w:t>
             </w:r>
           </w:p>
         </w:tc>
@@ -15856,7 +15857,7 @@
             </w:pPr>
             <w:r/>
             <w:r>
-              <w:t>457.75</w:t>
+              <w:t>461.50</w:t>
             </w:r>
           </w:p>
         </w:tc>
@@ -15887,7 +15888,7 @@
               <w:rPr>
                 <w:b/>
               </w:rPr>
-              <w:t>461.75</w:t>
+              <w:t>465.50</w:t>
             </w:r>
           </w:p>
         </w:tc>
@@ -16035,7 +16036,7 @@
             </w:pPr>
             <w:r/>
             <w:r>
-              <w:t>461.75</w:t>
+              <w:t>465.50</w:t>
             </w:r>
           </w:p>
         </w:tc>
@@ -16063,7 +16064,7 @@
             </w:pPr>
             <w:r/>
             <w:r>
-              <w:t>465.75</w:t>
+              <w:t>469.50</w:t>
             </w:r>
           </w:p>
         </w:tc>
@@ -16091,7 +16092,7 @@
             </w:pPr>
             <w:r/>
             <w:r>
-              <w:t>456.00</w:t>
+              <w:t>459.75</w:t>
             </w:r>
           </w:p>
         </w:tc>
@@ -16122,7 +16123,7 @@
               <w:rPr>
                 <w:b/>
               </w:rPr>
-              <w:t>462.25</w:t>
+              <w:t>466.00</w:t>
             </w:r>
           </w:p>
         </w:tc>
@@ -16270,7 +16271,7 @@
             </w:pPr>
             <w:r/>
             <w:r>
-              <w:t>462.25</w:t>
+              <w:t>466.00</w:t>
             </w:r>
           </w:p>
         </w:tc>
@@ -16298,7 +16299,7 @@
             </w:pPr>
             <w:r/>
             <w:r>
-              <w:t>464.75</w:t>
+              <w:t>468.50</w:t>
             </w:r>
           </w:p>
         </w:tc>
@@ -16326,7 +16327,7 @@
             </w:pPr>
             <w:r/>
             <w:r>
-              <w:t>459.00</w:t>
+              <w:t>462.75</w:t>
             </w:r>
           </w:p>
         </w:tc>
@@ -16357,7 +16358,7 @@
               <w:rPr>
                 <w:b/>
               </w:rPr>
-              <w:t>462.75</w:t>
+              <w:t>466.50</w:t>
             </w:r>
           </w:p>
         </w:tc>
@@ -16505,7 +16506,7 @@
             </w:pPr>
             <w:r/>
             <w:r>
-              <w:t>462.75</w:t>
+              <w:t>466.50</w:t>
             </w:r>
           </w:p>
         </w:tc>
@@ -16533,7 +16534,7 @@
             </w:pPr>
             <w:r/>
             <w:r>
-              <w:t>466.25</w:t>
+              <w:t>470.00</w:t>
             </w:r>
           </w:p>
         </w:tc>
@@ -16561,7 +16562,7 @@
             </w:pPr>
             <w:r/>
             <w:r>
-              <w:t>456.75</w:t>
+              <w:t>460.50</w:t>
             </w:r>
           </w:p>
         </w:tc>
@@ -16592,7 +16593,7 @@
               <w:rPr>
                 <w:b/>
               </w:rPr>
-              <w:t>463.75</w:t>
+              <w:t>467.50</w:t>
             </w:r>
           </w:p>
         </w:tc>
@@ -16740,7 +16741,7 @@
             </w:pPr>
             <w:r/>
             <w:r>
-              <w:t>463.75</w:t>
+              <w:t>467.50</w:t>
             </w:r>
           </w:p>
         </w:tc>
@@ -16768,7 +16769,7 @@
             </w:pPr>
             <w:r/>
             <w:r>
-              <w:t>466.50</w:t>
+              <w:t>470.25</w:t>
             </w:r>
           </w:p>
         </w:tc>
@@ -16796,7 +16797,7 @@
             </w:pPr>
             <w:r/>
             <w:r>
-              <w:t>461.25</w:t>
+              <w:t>465.00</w:t>
             </w:r>
           </w:p>
         </w:tc>
@@ -16827,7 +16828,7 @@
               <w:rPr>
                 <w:b/>
               </w:rPr>
-              <w:t>463.75</w:t>
+              <w:t>467.50</w:t>
             </w:r>
           </w:p>
         </w:tc>
@@ -16975,7 +16976,7 @@
             </w:pPr>
             <w:r/>
             <w:r>
-              <w:t>463.75</w:t>
+              <w:t>467.50</w:t>
             </w:r>
           </w:p>
         </w:tc>
@@ -17003,7 +17004,7 @@
             </w:pPr>
             <w:r/>
             <w:r>
-              <w:t>466.50</w:t>
+              <w:t>470.25</w:t>
             </w:r>
           </w:p>
         </w:tc>
@@ -17031,7 +17032,7 @@
             </w:pPr>
             <w:r/>
             <w:r>
-              <w:t>461.25</w:t>
+              <w:t>465.00</w:t>
             </w:r>
           </w:p>
         </w:tc>
@@ -17062,7 +17063,7 @@
               <w:rPr>
                 <w:b/>
               </w:rPr>
-              <w:t>463.25</w:t>
+              <w:t>467.00</w:t>
             </w:r>
           </w:p>
         </w:tc>
@@ -17210,7 +17211,7 @@
             </w:pPr>
             <w:r/>
             <w:r>
-              <w:t>463.25</w:t>
+              <w:t>467.00</w:t>
             </w:r>
           </w:p>
         </w:tc>
@@ -17238,7 +17239,7 @@
             </w:pPr>
             <w:r/>
             <w:r>
-              <w:t>466.25</w:t>
+              <w:t>470.00</w:t>
             </w:r>
           </w:p>
         </w:tc>
@@ -17266,7 +17267,7 @@
             </w:pPr>
             <w:r/>
             <w:r>
-              <w:t>460.00</w:t>
+              <w:t>463.75</w:t>
             </w:r>
           </w:p>
         </w:tc>
@@ -17297,7 +17298,7 @@
               <w:rPr>
                 <w:b/>
               </w:rPr>
-              <w:t>463.00</w:t>
+              <w:t>466.75</w:t>
             </w:r>
           </w:p>
         </w:tc>
@@ -17445,7 +17446,7 @@
             </w:pPr>
             <w:r/>
             <w:r>
-              <w:t>463.00</w:t>
+              <w:t>466.75</w:t>
             </w:r>
           </w:p>
         </w:tc>
@@ -17473,7 +17474,7 @@
             </w:pPr>
             <w:r/>
             <w:r>
-              <w:t>467.00</w:t>
+              <w:t>470.75</w:t>
             </w:r>
           </w:p>
         </w:tc>
@@ -17501,7 +17502,7 @@
             </w:pPr>
             <w:r/>
             <w:r>
-              <w:t>457.75</w:t>
+              <w:t>461.50</w:t>
             </w:r>
           </w:p>
         </w:tc>
@@ -17532,7 +17533,7 @@
               <w:rPr>
                 <w:b/>
               </w:rPr>
-              <w:t>463.50</w:t>
+              <w:t>467.25</w:t>
             </w:r>
           </w:p>
         </w:tc>
@@ -17680,7 +17681,7 @@
             </w:pPr>
             <w:r/>
             <w:r>
-              <w:t>463.50</w:t>
+              <w:t>467.25</w:t>
             </w:r>
           </w:p>
         </w:tc>
@@ -17708,7 +17709,7 @@
             </w:pPr>
             <w:r/>
             <w:r>
-              <w:t>468.25</w:t>
+              <w:t>472.00</w:t>
             </w:r>
           </w:p>
         </w:tc>
@@ -17736,7 +17737,7 @@
             </w:pPr>
             <w:r/>
             <w:r>
-              <w:t>456.50</w:t>
+              <w:t>460.25</w:t>
             </w:r>
           </w:p>
         </w:tc>
@@ -17767,7 +17768,7 @@
               <w:rPr>
                 <w:b/>
               </w:rPr>
-              <w:t>465.50</w:t>
+              <w:t>469.25</w:t>
             </w:r>
           </w:p>
         </w:tc>
@@ -17915,7 +17916,7 @@
             </w:pPr>
             <w:r/>
             <w:r>
-              <w:t>465.50</w:t>
+              <w:t>469.25</w:t>
             </w:r>
           </w:p>
         </w:tc>
@@ -17943,7 +17944,7 @@
             </w:pPr>
             <w:r/>
             <w:r>
-              <w:t>473.50</w:t>
+              <w:t>477.25</w:t>
             </w:r>
           </w:p>
         </w:tc>
@@ -17971,7 +17972,7 @@
             </w:pPr>
             <w:r/>
             <w:r>
-              <w:t>458.50</w:t>
+              <w:t>462.25</w:t>
             </w:r>
           </w:p>
         </w:tc>
@@ -18002,7 +18003,7 @@
               <w:rPr>
                 <w:b/>
               </w:rPr>
-              <w:t>467.00</w:t>
+              <w:t>470.75</w:t>
             </w:r>
           </w:p>
         </w:tc>
@@ -18150,7 +18151,7 @@
             </w:pPr>
             <w:r/>
             <w:r>
-              <w:t>467.00</w:t>
+              <w:t>470.75</w:t>
             </w:r>
           </w:p>
         </w:tc>
@@ -18178,7 +18179,7 @@
             </w:pPr>
             <w:r/>
             <w:r>
-              <w:t>471.50</w:t>
+              <w:t>475.25</w:t>
             </w:r>
           </w:p>
         </w:tc>
@@ -18206,7 +18207,7 @@
             </w:pPr>
             <w:r/>
             <w:r>
-              <w:t>462.75</w:t>
+              <w:t>466.50</w:t>
             </w:r>
           </w:p>
         </w:tc>
@@ -18237,7 +18238,7 @@
               <w:rPr>
                 <w:b/>
               </w:rPr>
-              <w:t>466.50</w:t>
+              <w:t>470.25</w:t>
             </w:r>
           </w:p>
         </w:tc>
@@ -18385,7 +18386,7 @@
             </w:pPr>
             <w:r/>
             <w:r>
-              <w:t>466.50</w:t>
+              <w:t>470.25</w:t>
             </w:r>
           </w:p>
         </w:tc>
@@ -18413,7 +18414,7 @@
             </w:pPr>
             <w:r/>
             <w:r>
-              <w:t>468.75</w:t>
+              <w:t>472.50</w:t>
             </w:r>
           </w:p>
         </w:tc>
@@ -18441,7 +18442,7 @@
             </w:pPr>
             <w:r/>
             <w:r>
-              <w:t>463.75</w:t>
+              <w:t>467.50</w:t>
             </w:r>
           </w:p>
         </w:tc>
@@ -18472,7 +18473,7 @@
               <w:rPr>
                 <w:b/>
               </w:rPr>
-              <w:t>466.25</w:t>
+              <w:t>470.00</w:t>
             </w:r>
           </w:p>
         </w:tc>
@@ -18620,7 +18621,7 @@
             </w:pPr>
             <w:r/>
             <w:r>
-              <w:t>466.25</w:t>
+              <w:t>470.00</w:t>
             </w:r>
           </w:p>
         </w:tc>
@@ -18648,7 +18649,7 @@
             </w:pPr>
             <w:r/>
             <w:r>
-              <w:t>468.25</w:t>
+              <w:t>472.00</w:t>
             </w:r>
           </w:p>
         </w:tc>
@@ -18676,7 +18677,7 @@
             </w:pPr>
             <w:r/>
             <w:r>
-              <w:t>461.75</w:t>
+              <w:t>465.50</w:t>
             </w:r>
           </w:p>
         </w:tc>
@@ -18707,7 +18708,7 @@
               <w:rPr>
                 <w:b/>
               </w:rPr>
-              <w:t>466.50</w:t>
+              <w:t>470.25</w:t>
             </w:r>
           </w:p>
         </w:tc>
@@ -18855,7 +18856,7 @@
             </w:pPr>
             <w:r/>
             <w:r>
-              <w:t>466.50</w:t>
+              <w:t>470.25</w:t>
             </w:r>
           </w:p>
         </w:tc>
@@ -18883,7 +18884,7 @@
             </w:pPr>
             <w:r/>
             <w:r>
-              <w:t>470.25</w:t>
+              <w:t>474.00</w:t>
             </w:r>
           </w:p>
         </w:tc>
@@ -18911,7 +18912,7 @@
             </w:pPr>
             <w:r/>
             <w:r>
-              <w:t>463.75</w:t>
+              <w:t>467.50</w:t>
             </w:r>
           </w:p>
         </w:tc>
@@ -18942,7 +18943,7 @@
               <w:rPr>
                 <w:b/>
               </w:rPr>
-              <w:t>467.00</w:t>
+              <w:t>470.75</w:t>
             </w:r>
           </w:p>
         </w:tc>
@@ -19090,7 +19091,7 @@
             </w:pPr>
             <w:r/>
             <w:r>
-              <w:t>467.00</w:t>
+              <w:t>470.75</w:t>
             </w:r>
           </w:p>
         </w:tc>
@@ -19118,7 +19119,7 @@
             </w:pPr>
             <w:r/>
             <w:r>
-              <w:t>470.00</w:t>
+              <w:t>473.75</w:t>
             </w:r>
           </w:p>
         </w:tc>
@@ -19146,7 +19147,7 @@
             </w:pPr>
             <w:r/>
             <w:r>
-              <w:t>462.50</w:t>
+              <w:t>466.25</w:t>
             </w:r>
           </w:p>
         </w:tc>
@@ -19177,7 +19178,7 @@
               <w:rPr>
                 <w:b/>
               </w:rPr>
-              <w:t>467.25</w:t>
+              <w:t>471.00</w:t>
             </w:r>
           </w:p>
         </w:tc>
@@ -19325,7 +19326,7 @@
             </w:pPr>
             <w:r/>
             <w:r>
-              <w:t>467.25</w:t>
+              <w:t>471.00</w:t>
             </w:r>
           </w:p>
         </w:tc>
@@ -19353,7 +19354,7 @@
             </w:pPr>
             <w:r/>
             <w:r>
-              <w:t>471.50</w:t>
+              <w:t>475.25</w:t>
             </w:r>
           </w:p>
         </w:tc>
@@ -19381,7 +19382,7 @@
             </w:pPr>
             <w:r/>
             <w:r>
-              <w:t>464.00</w:t>
+              <w:t>467.75</w:t>
             </w:r>
           </w:p>
         </w:tc>
@@ -19412,7 +19413,7 @@
               <w:rPr>
                 <w:b/>
               </w:rPr>
-              <w:t>468.00</w:t>
+              <w:t>471.75</w:t>
             </w:r>
           </w:p>
         </w:tc>
@@ -19560,7 +19561,7 @@
             </w:pPr>
             <w:r/>
             <w:r>
-              <w:t>468.00</w:t>
+              <w:t>471.75</w:t>
             </w:r>
           </w:p>
         </w:tc>
@@ -19588,7 +19589,7 @@
             </w:pPr>
             <w:r/>
             <w:r>
-              <w:t>471.50</w:t>
+              <w:t>475.25</w:t>
             </w:r>
           </w:p>
         </w:tc>
@@ -19616,7 +19617,7 @@
             </w:pPr>
             <w:r/>
             <w:r>
-              <w:t>465.75</w:t>
+              <w:t>469.50</w:t>
             </w:r>
           </w:p>
         </w:tc>
@@ -19647,7 +19648,7 @@
               <w:rPr>
                 <w:b/>
               </w:rPr>
-              <w:t>468.00</w:t>
+              <w:t>471.75</w:t>
             </w:r>
           </w:p>
         </w:tc>
@@ -19795,7 +19796,7 @@
             </w:pPr>
             <w:r/>
             <w:r>
-              <w:t>468.00</w:t>
+              <w:t>471.75</w:t>
             </w:r>
           </w:p>
         </w:tc>
@@ -19823,7 +19824,7 @@
             </w:pPr>
             <w:r/>
             <w:r>
-              <w:t>471.75</w:t>
+              <w:t>475.50</w:t>
             </w:r>
           </w:p>
         </w:tc>
@@ -19851,7 +19852,7 @@
             </w:pPr>
             <w:r/>
             <w:r>
-              <w:t>464.50</w:t>
+              <w:t>468.25</w:t>
             </w:r>
           </w:p>
         </w:tc>
@@ -19882,7 +19883,7 @@
               <w:rPr>
                 <w:b/>
               </w:rPr>
-              <w:t>467.75</w:t>
+              <w:t>471.50</w:t>
             </w:r>
           </w:p>
         </w:tc>
@@ -20030,7 +20031,7 @@
             </w:pPr>
             <w:r/>
             <w:r>
-              <w:t>467.75</w:t>
+              <w:t>471.50</w:t>
             </w:r>
           </w:p>
         </w:tc>
@@ -20058,7 +20059,7 @@
             </w:pPr>
             <w:r/>
             <w:r>
-              <w:t>471.25</w:t>
+              <w:t>475.00</w:t>
             </w:r>
           </w:p>
         </w:tc>
@@ -20086,7 +20087,7 @@
             </w:pPr>
             <w:r/>
             <w:r>
-              <w:t>464.50</w:t>
+              <w:t>468.25</w:t>
             </w:r>
           </w:p>
         </w:tc>
@@ -20117,7 +20118,7 @@
               <w:rPr>
                 <w:b/>
               </w:rPr>
-              <w:t>467.50</w:t>
+              <w:t>471.25</w:t>
             </w:r>
           </w:p>
         </w:tc>
@@ -20265,7 +20266,7 @@
             </w:pPr>
             <w:r/>
             <w:r>
-              <w:t>467.50</w:t>
+              <w:t>471.25</w:t>
             </w:r>
           </w:p>
         </w:tc>
@@ -20293,7 +20294,7 @@
             </w:pPr>
             <w:r/>
             <w:r>
-              <w:t>470.50</w:t>
+              <w:t>474.25</w:t>
             </w:r>
           </w:p>
         </w:tc>
@@ -20321,7 +20322,7 @@
             </w:pPr>
             <w:r/>
             <w:r>
-              <w:t>464.75</w:t>
+              <w:t>468.50</w:t>
             </w:r>
           </w:p>
         </w:tc>
@@ -20352,7 +20353,7 @@
               <w:rPr>
                 <w:b/>
               </w:rPr>
-              <w:t>467.75</w:t>
+              <w:t>471.50</w:t>
             </w:r>
           </w:p>
         </w:tc>
@@ -20500,7 +20501,7 @@
             </w:pPr>
             <w:r/>
             <w:r>
-              <w:t>467.75</w:t>
+              <w:t>471.50</w:t>
             </w:r>
           </w:p>
         </w:tc>
@@ -20528,7 +20529,7 @@
             </w:pPr>
             <w:r/>
             <w:r>
-              <w:t>470.75</w:t>
+              <w:t>474.50</w:t>
             </w:r>
           </w:p>
         </w:tc>
@@ -20556,7 +20557,7 @@
             </w:pPr>
             <w:r/>
             <w:r>
-              <w:t>465.00</w:t>
+              <w:t>468.75</w:t>
             </w:r>
           </w:p>
         </w:tc>
@@ -20587,7 +20588,7 @@
               <w:rPr>
                 <w:b/>
               </w:rPr>
-              <w:t>467.75</w:t>
+              <w:t>471.50</w:t>
             </w:r>
           </w:p>
         </w:tc>
@@ -20735,7 +20736,7 @@
             </w:pPr>
             <w:r/>
             <w:r>
-              <w:t>467.75</w:t>
+              <w:t>471.50</w:t>
             </w:r>
           </w:p>
         </w:tc>
@@ -20763,7 +20764,7 @@
             </w:pPr>
             <w:r/>
             <w:r>
-              <w:t>471.75</w:t>
+              <w:t>475.50</w:t>
             </w:r>
           </w:p>
         </w:tc>
@@ -20791,7 +20792,7 @@
             </w:pPr>
             <w:r/>
             <w:r>
-              <w:t>464.25</w:t>
+              <w:t>468.00</w:t>
             </w:r>
           </w:p>
         </w:tc>
@@ -20822,7 +20823,7 @@
               <w:rPr>
                 <w:b/>
               </w:rPr>
-              <w:t>468.25</w:t>
+              <w:t>472.00</w:t>
             </w:r>
           </w:p>
         </w:tc>
@@ -20970,7 +20971,7 @@
             </w:pPr>
             <w:r/>
             <w:r>
-              <w:t>468.25</w:t>
+              <w:t>472.00</w:t>
             </w:r>
           </w:p>
         </w:tc>
@@ -20998,7 +20999,7 @@
             </w:pPr>
             <w:r/>
             <w:r>
-              <w:t>472.25</w:t>
+              <w:t>476.00</w:t>
             </w:r>
           </w:p>
         </w:tc>
@@ -21026,7 +21027,7 @@
             </w:pPr>
             <w:r/>
             <w:r>
-              <w:t>466.50</w:t>
+              <w:t>470.25</w:t>
             </w:r>
           </w:p>
         </w:tc>
@@ -21057,7 +21058,7 @@
               <w:rPr>
                 <w:b/>
               </w:rPr>
-              <w:t>468.00</w:t>
+              <w:t>471.75</w:t>
             </w:r>
           </w:p>
         </w:tc>
@@ -21780,7 +21781,7 @@
         <w:t>Giá Chốt Phiên (Close):</w:t>
       </w:r>
       <w:r>
-        <w:t xml:space="preserve"> 623.50 cents | </w:t>
+        <w:t xml:space="preserve"> 628.25 cents | </w:t>
       </w:r>
       <w:r>
         <w:rPr>
@@ -21795,10 +21796,10 @@
         <w:rPr>
           <w:b/>
         </w:rPr>
-        <w:t>`630.12 cents`</w:t>
+        <w:t>`629.86 cents`</w:t>
       </w:r>
       <w:r>
-        <w:t xml:space="preserve"> (+6.62).</w:t>
+        <w:t xml:space="preserve"> (+1.61).</w:t>
       </w:r>
     </w:p>
     <w:p>
@@ -21819,7 +21820,7 @@
         <w:rPr>
           <w:b/>
         </w:rPr>
-        <w:t>`82,157`</w:t>
+        <w:t>`98,025`</w:t>
       </w:r>
       <w:r>
         <w:t xml:space="preserve"> (Chênh lệch: </w:t>
@@ -21828,7 +21829,7 @@
         <w:rPr>
           <w:b/>
         </w:rPr>
-        <w:t>`+32,199`</w:t>
+        <w:t>`+48,067`</w:t>
       </w:r>
       <w:r>
         <w:t xml:space="preserve">) | OI: </w:t>
@@ -22162,7 +22163,7 @@
               <w:rPr>
                 <w:b/>
               </w:rPr>
-              <w:t>109.01</w:t>
+              <w:t>108.75</w:t>
             </w:r>
           </w:p>
         </w:tc>
@@ -22193,7 +22194,7 @@
               <w:rPr>
                 <w:b/>
               </w:rPr>
-              <w:t>+0.20%</w:t>
+              <w:t>-0.04%</w:t>
             </w:r>
           </w:p>
         </w:tc>
@@ -22221,7 +22222,7 @@
             </w:pPr>
             <w:r/>
             <w:r>
-              <w:t>Giá dầu Tăng tăng premium rủi ro địa chính trị và logistics Biển Đen, hỗ trợ giá lúa mì.</w:t>
+              <w:t>Giá dầu Giảm giảm bớt premium rủi ro địa chính trị, tạo áp lực chốt lời lúa mì.</w:t>
             </w:r>
           </w:p>
         </w:tc>
@@ -22285,7 +22286,7 @@
               <w:rPr>
                 <w:b/>
               </w:rPr>
-              <w:t>101.77</w:t>
+              <w:t>101.83</w:t>
             </w:r>
           </w:p>
         </w:tc>
@@ -22316,7 +22317,7 @@
               <w:rPr>
                 <w:b/>
               </w:rPr>
-              <w:t>+0.04%</w:t>
+              <w:t>+0.10%</w:t>
             </w:r>
           </w:p>
         </w:tc>
@@ -22920,7 +22921,7 @@
         <w:t xml:space="preserve"> EMA_21 </w:t>
       </w:r>
       <w:r>
-        <w:t xml:space="preserve"> (638.69) &lt; </w:t>
+        <w:t xml:space="preserve"> (637.84) &lt; </w:t>
       </w:r>
       <w:r>
         <w:rPr>
@@ -22931,7 +22932,7 @@
         <w:t xml:space="preserve"> EMA_50 </w:t>
       </w:r>
       <w:r>
-        <w:t xml:space="preserve"> (647.58).</w:t>
+        <w:t xml:space="preserve"> (646.87).</w:t>
       </w:r>
     </w:p>
     <w:p>
@@ -22952,7 +22953,7 @@
         <w:rPr>
           <w:b/>
         </w:rPr>
-        <w:t>`18.03`</w:t>
+        <w:t>`29.92`</w:t>
       </w:r>
       <w:r>
         <w:t xml:space="preserve"> | ATR (14) = </w:t>
@@ -22961,7 +22962,7 @@
         <w:rPr>
           <w:b/>
         </w:rPr>
-        <w:t>`4.41`</w:t>
+        <w:t>`4.66`</w:t>
       </w:r>
       <w:r>
         <w:t xml:space="preserve"> cents | Volatility = </w:t>
@@ -22970,7 +22971,7 @@
         <w:rPr>
           <w:b/>
         </w:rPr>
-        <w:t>`6.50 cents`</w:t>
+        <w:t>`6.25 cents`</w:t>
       </w:r>
       <w:r>
         <w:t>.</w:t>
@@ -22994,7 +22995,7 @@
         <w:rPr>
           <w:b/>
         </w:rPr>
-        <w:t>`623.21`</w:t>
+        <w:t>`621.26`</w:t>
       </w:r>
       <w:r>
         <w:t xml:space="preserve"> | S2: </w:t>
@@ -23745,7 +23746,7 @@
           <w:b/>
           <w:color w:val="B91C1C"/>
         </w:rPr>
-        <w:t>`638.69 - 647.58 cents (Canh bán hồi kỹ thuật H1)`</w:t>
+        <w:t>`637.84 - 646.87 cents (Canh bán hồi kỹ thuật H1)`</w:t>
       </w:r>
       <w:r>
         <w:t xml:space="preserve"> | SL: </w:t>
@@ -23754,7 +23755,7 @@
         <w:rPr>
           <w:b/>
         </w:rPr>
-        <w:t>`742.12 cents (Trên kháng cự R2 + 1.5x ATR)`</w:t>
+        <w:t>`742.49 cents (Trên kháng cự R2 + 1.5x ATR)`</w:t>
       </w:r>
       <w:r>
         <w:t xml:space="preserve"> | TP: </w:t>
@@ -23765,7 +23766,7 @@
           <w:color w:val="D97706"/>
           <w:sz w:val="19"/>
         </w:rPr>
-        <w:t xml:space="preserve"> 623.21 cents </w:t>
+        <w:t xml:space="preserve"> 621.26 cents </w:t>
       </w:r>
       <w:r>
         <w:t xml:space="preserve"> / </w:t>
@@ -23816,7 +23817,7 @@
         <w:rPr>
           <w:b/>
         </w:rPr>
-        <w:t>`636.28 - 638.28 cents`</w:t>
+        <w:t>`634.26 - 636.26 cents`</w:t>
       </w:r>
       <w:r>
         <w:t xml:space="preserve"> | SL: </w:t>
@@ -23825,7 +23826,7 @@
         <w:rPr>
           <w:b/>
         </w:rPr>
-        <w:t>`632.18 cents`</w:t>
+        <w:t>`631.93 cents`</w:t>
       </w:r>
       <w:r>
         <w:t xml:space="preserve"> | TP: </w:t>
@@ -23871,7 +23872,7 @@
         <w:rPr>
           <w:b/>
         </w:rPr>
-        <w:t>`659.07 cents`</w:t>
+        <w:t>`659.32 cents`</w:t>
       </w:r>
       <w:r>
         <w:t xml:space="preserve"> | TP: </w:t>
@@ -23920,7 +23921,7 @@
         <w:rPr>
           <w:b/>
         </w:rPr>
-        <w:t>`603.35 - 621.00 cents`</w:t>
+        <w:t>`602.37 - 621.00 cents`</w:t>
       </w:r>
     </w:p>
     <w:p>
@@ -24327,7 +24328,7 @@
             </w:pPr>
             <w:r/>
             <w:r>
-              <w:t>623.50</w:t>
+              <w:t>628.25</w:t>
             </w:r>
           </w:p>
         </w:tc>
@@ -24355,7 +24356,7 @@
             </w:pPr>
             <w:r/>
             <w:r>
-              <w:t>634.75</w:t>
+              <w:t>639.50</w:t>
             </w:r>
           </w:p>
         </w:tc>
@@ -24383,7 +24384,7 @@
             </w:pPr>
             <w:r/>
             <w:r>
-              <w:t>618.00</w:t>
+              <w:t>622.75</w:t>
             </w:r>
           </w:p>
         </w:tc>
@@ -24414,7 +24415,7 @@
               <w:rPr>
                 <w:b/>
               </w:rPr>
-              <w:t>622.75</w:t>
+              <w:t>627.50</w:t>
             </w:r>
           </w:p>
         </w:tc>
@@ -24562,7 +24563,7 @@
             </w:pPr>
             <w:r/>
             <w:r>
-              <w:t>622.75</w:t>
+              <w:t>627.50</w:t>
             </w:r>
           </w:p>
         </w:tc>
@@ -24590,7 +24591,7 @@
             </w:pPr>
             <w:r/>
             <w:r>
-              <w:t>630.25</w:t>
+              <w:t>635.00</w:t>
             </w:r>
           </w:p>
         </w:tc>
@@ -24618,7 +24619,7 @@
             </w:pPr>
             <w:r/>
             <w:r>
-              <w:t>616.75</w:t>
+              <w:t>621.50</w:t>
             </w:r>
           </w:p>
         </w:tc>
@@ -24649,7 +24650,7 @@
               <w:rPr>
                 <w:b/>
               </w:rPr>
-              <w:t>622.25</w:t>
+              <w:t>627.00</w:t>
             </w:r>
           </w:p>
         </w:tc>
@@ -24797,7 +24798,7 @@
             </w:pPr>
             <w:r/>
             <w:r>
-              <w:t>622.25</w:t>
+              <w:t>627.00</w:t>
             </w:r>
           </w:p>
         </w:tc>
@@ -24825,7 +24826,7 @@
             </w:pPr>
             <w:r/>
             <w:r>
-              <w:t>636.00</w:t>
+              <w:t>640.75</w:t>
             </w:r>
           </w:p>
         </w:tc>
@@ -24853,7 +24854,7 @@
             </w:pPr>
             <w:r/>
             <w:r>
-              <w:t>607.50</w:t>
+              <w:t>612.25</w:t>
             </w:r>
           </w:p>
         </w:tc>
@@ -24884,7 +24885,7 @@
               <w:rPr>
                 <w:b/>
               </w:rPr>
-              <w:t>624.25</w:t>
+              <w:t>629.00</w:t>
             </w:r>
           </w:p>
         </w:tc>
@@ -25032,7 +25033,7 @@
             </w:pPr>
             <w:r/>
             <w:r>
-              <w:t>624.25</w:t>
+              <w:t>629.00</w:t>
             </w:r>
           </w:p>
         </w:tc>
@@ -25060,7 +25061,7 @@
             </w:pPr>
             <w:r/>
             <w:r>
-              <w:t>637.50</w:t>
+              <w:t>642.25</w:t>
             </w:r>
           </w:p>
         </w:tc>
@@ -25088,7 +25089,7 @@
             </w:pPr>
             <w:r/>
             <w:r>
-              <w:t>616.00</w:t>
+              <w:t>620.75</w:t>
             </w:r>
           </w:p>
         </w:tc>
@@ -25119,7 +25120,7 @@
               <w:rPr>
                 <w:b/>
               </w:rPr>
-              <w:t>625.50</w:t>
+              <w:t>630.25</w:t>
             </w:r>
           </w:p>
         </w:tc>
@@ -25267,7 +25268,7 @@
             </w:pPr>
             <w:r/>
             <w:r>
-              <w:t>625.50</w:t>
+              <w:t>630.25</w:t>
             </w:r>
           </w:p>
         </w:tc>
@@ -25295,7 +25296,7 @@
             </w:pPr>
             <w:r/>
             <w:r>
-              <w:t>642.00</w:t>
+              <w:t>646.75</w:t>
             </w:r>
           </w:p>
         </w:tc>
@@ -25323,7 +25324,7 @@
             </w:pPr>
             <w:r/>
             <w:r>
-              <w:t>615.00</w:t>
+              <w:t>619.75</w:t>
             </w:r>
           </w:p>
         </w:tc>
@@ -25354,7 +25355,7 @@
               <w:rPr>
                 <w:b/>
               </w:rPr>
-              <w:t>630.00</w:t>
+              <w:t>634.75</w:t>
             </w:r>
           </w:p>
         </w:tc>
@@ -25502,7 +25503,7 @@
             </w:pPr>
             <w:r/>
             <w:r>
-              <w:t>630.00</w:t>
+              <w:t>634.75</w:t>
             </w:r>
           </w:p>
         </w:tc>
@@ -25530,7 +25531,7 @@
             </w:pPr>
             <w:r/>
             <w:r>
-              <w:t>637.75</w:t>
+              <w:t>642.50</w:t>
             </w:r>
           </w:p>
         </w:tc>
@@ -25558,7 +25559,7 @@
             </w:pPr>
             <w:r/>
             <w:r>
-              <w:t>619.00</w:t>
+              <w:t>623.75</w:t>
             </w:r>
           </w:p>
         </w:tc>
@@ -25589,7 +25590,7 @@
               <w:rPr>
                 <w:b/>
               </w:rPr>
-              <w:t>631.25</w:t>
+              <w:t>636.00</w:t>
             </w:r>
           </w:p>
         </w:tc>
@@ -25737,7 +25738,7 @@
             </w:pPr>
             <w:r/>
             <w:r>
-              <w:t>631.25</w:t>
+              <w:t>636.00</w:t>
             </w:r>
           </w:p>
         </w:tc>
@@ -25765,7 +25766,7 @@
             </w:pPr>
             <w:r/>
             <w:r>
-              <w:t>639.50</w:t>
+              <w:t>644.25</w:t>
             </w:r>
           </w:p>
         </w:tc>
@@ -25793,7 +25794,7 @@
             </w:pPr>
             <w:r/>
             <w:r>
-              <w:t>620.75</w:t>
+              <w:t>625.50</w:t>
             </w:r>
           </w:p>
         </w:tc>
@@ -25824,7 +25825,7 @@
               <w:rPr>
                 <w:b/>
               </w:rPr>
-              <w:t>633.00</w:t>
+              <w:t>637.75</w:t>
             </w:r>
           </w:p>
         </w:tc>
@@ -25972,7 +25973,7 @@
             </w:pPr>
             <w:r/>
             <w:r>
-              <w:t>633.00</w:t>
+              <w:t>637.75</w:t>
             </w:r>
           </w:p>
         </w:tc>
@@ -26000,7 +26001,7 @@
             </w:pPr>
             <w:r/>
             <w:r>
-              <w:t>645.25</w:t>
+              <w:t>650.00</w:t>
             </w:r>
           </w:p>
         </w:tc>
@@ -26028,7 +26029,7 @@
             </w:pPr>
             <w:r/>
             <w:r>
-              <w:t>623.25</w:t>
+              <w:t>628.00</w:t>
             </w:r>
           </w:p>
         </w:tc>
@@ -26059,7 +26060,7 @@
               <w:rPr>
                 <w:b/>
               </w:rPr>
-              <w:t>632.00</w:t>
+              <w:t>636.75</w:t>
             </w:r>
           </w:p>
         </w:tc>
@@ -26207,7 +26208,7 @@
             </w:pPr>
             <w:r/>
             <w:r>
-              <w:t>632.00</w:t>
+              <w:t>636.75</w:t>
             </w:r>
           </w:p>
         </w:tc>
@@ -26235,7 +26236,7 @@
             </w:pPr>
             <w:r/>
             <w:r>
-              <w:t>642.50</w:t>
+              <w:t>647.25</w:t>
             </w:r>
           </w:p>
         </w:tc>
@@ -26263,7 +26264,7 @@
             </w:pPr>
             <w:r/>
             <w:r>
-              <w:t>617.25</w:t>
+              <w:t>622.00</w:t>
             </w:r>
           </w:p>
         </w:tc>
@@ -26294,7 +26295,7 @@
               <w:rPr>
                 <w:b/>
               </w:rPr>
-              <w:t>634.25</w:t>
+              <w:t>639.00</w:t>
             </w:r>
           </w:p>
         </w:tc>
@@ -26442,7 +26443,7 @@
             </w:pPr>
             <w:r/>
             <w:r>
-              <w:t>634.25</w:t>
+              <w:t>639.00</w:t>
             </w:r>
           </w:p>
         </w:tc>
@@ -26470,7 +26471,7 @@
             </w:pPr>
             <w:r/>
             <w:r>
-              <w:t>644.75</w:t>
+              <w:t>649.50</w:t>
             </w:r>
           </w:p>
         </w:tc>
@@ -26498,7 +26499,7 @@
             </w:pPr>
             <w:r/>
             <w:r>
-              <w:t>628.00</w:t>
+              <w:t>632.75</w:t>
             </w:r>
           </w:p>
         </w:tc>
@@ -26529,7 +26530,7 @@
               <w:rPr>
                 <w:b/>
               </w:rPr>
-              <w:t>635.00</w:t>
+              <w:t>639.75</w:t>
             </w:r>
           </w:p>
         </w:tc>
@@ -26677,7 +26678,7 @@
             </w:pPr>
             <w:r/>
             <w:r>
-              <w:t>635.00</w:t>
+              <w:t>639.75</w:t>
             </w:r>
           </w:p>
         </w:tc>
@@ -26705,7 +26706,7 @@
             </w:pPr>
             <w:r/>
             <w:r>
-              <w:t>649.25</w:t>
+              <w:t>654.00</w:t>
             </w:r>
           </w:p>
         </w:tc>
@@ -26733,7 +26734,7 @@
             </w:pPr>
             <w:r/>
             <w:r>
-              <w:t>620.25</w:t>
+              <w:t>625.00</w:t>
             </w:r>
           </w:p>
         </w:tc>
@@ -26764,7 +26765,7 @@
               <w:rPr>
                 <w:b/>
               </w:rPr>
-              <w:t>637.00</w:t>
+              <w:t>641.75</w:t>
             </w:r>
           </w:p>
         </w:tc>
@@ -26912,7 +26913,7 @@
             </w:pPr>
             <w:r/>
             <w:r>
-              <w:t>637.00</w:t>
+              <w:t>641.75</w:t>
             </w:r>
           </w:p>
         </w:tc>
@@ -26940,7 +26941,7 @@
             </w:pPr>
             <w:r/>
             <w:r>
-              <w:t>643.50</w:t>
+              <w:t>648.25</w:t>
             </w:r>
           </w:p>
         </w:tc>
@@ -26968,7 +26969,7 @@
             </w:pPr>
             <w:r/>
             <w:r>
-              <w:t>630.25</w:t>
+              <w:t>635.00</w:t>
             </w:r>
           </w:p>
         </w:tc>
@@ -26999,7 +27000,7 @@
               <w:rPr>
                 <w:b/>
               </w:rPr>
-              <w:t>637.25</w:t>
+              <w:t>642.00</w:t>
             </w:r>
           </w:p>
         </w:tc>
@@ -27147,7 +27148,7 @@
             </w:pPr>
             <w:r/>
             <w:r>
-              <w:t>637.25</w:t>
+              <w:t>642.00</w:t>
             </w:r>
           </w:p>
         </w:tc>
@@ -27175,7 +27176,7 @@
             </w:pPr>
             <w:r/>
             <w:r>
-              <w:t>647.50</w:t>
+              <w:t>652.25</w:t>
             </w:r>
           </w:p>
         </w:tc>
@@ -27203,7 +27204,7 @@
             </w:pPr>
             <w:r/>
             <w:r>
-              <w:t>629.25</w:t>
+              <w:t>634.00</w:t>
             </w:r>
           </w:p>
         </w:tc>
@@ -27234,7 +27235,7 @@
               <w:rPr>
                 <w:b/>
               </w:rPr>
-              <w:t>637.75</w:t>
+              <w:t>642.50</w:t>
             </w:r>
           </w:p>
         </w:tc>
@@ -27382,7 +27383,7 @@
             </w:pPr>
             <w:r/>
             <w:r>
-              <w:t>637.75</w:t>
+              <w:t>642.50</w:t>
             </w:r>
           </w:p>
         </w:tc>
@@ -27410,7 +27411,7 @@
             </w:pPr>
             <w:r/>
             <w:r>
-              <w:t>644.75</w:t>
+              <w:t>649.50</w:t>
             </w:r>
           </w:p>
         </w:tc>
@@ -27438,7 +27439,7 @@
             </w:pPr>
             <w:r/>
             <w:r>
-              <w:t>631.75</w:t>
+              <w:t>636.50</w:t>
             </w:r>
           </w:p>
         </w:tc>
@@ -27469,7 +27470,7 @@
               <w:rPr>
                 <w:b/>
               </w:rPr>
-              <w:t>637.00</w:t>
+              <w:t>641.75</w:t>
             </w:r>
           </w:p>
         </w:tc>
@@ -27617,7 +27618,7 @@
             </w:pPr>
             <w:r/>
             <w:r>
-              <w:t>637.00</w:t>
+              <w:t>641.75</w:t>
             </w:r>
           </w:p>
         </w:tc>
@@ -27645,7 +27646,7 @@
             </w:pPr>
             <w:r/>
             <w:r>
-              <w:t>650.50</w:t>
+              <w:t>655.25</w:t>
             </w:r>
           </w:p>
         </w:tc>
@@ -27673,7 +27674,7 @@
             </w:pPr>
             <w:r/>
             <w:r>
-              <w:t>624.00</w:t>
+              <w:t>628.75</w:t>
             </w:r>
           </w:p>
         </w:tc>
@@ -27704,7 +27705,7 @@
               <w:rPr>
                 <w:b/>
               </w:rPr>
-              <w:t>638.75</w:t>
+              <w:t>643.50</w:t>
             </w:r>
           </w:p>
         </w:tc>
@@ -27852,7 +27853,7 @@
             </w:pPr>
             <w:r/>
             <w:r>
-              <w:t>638.75</w:t>
+              <w:t>643.50</w:t>
             </w:r>
           </w:p>
         </w:tc>
@@ -27880,7 +27881,7 @@
             </w:pPr>
             <w:r/>
             <w:r>
-              <w:t>648.00</w:t>
+              <w:t>652.75</w:t>
             </w:r>
           </w:p>
         </w:tc>
@@ -27908,7 +27909,7 @@
             </w:pPr>
             <w:r/>
             <w:r>
-              <w:t>628.00</w:t>
+              <w:t>632.75</w:t>
             </w:r>
           </w:p>
         </w:tc>
@@ -27939,7 +27940,7 @@
               <w:rPr>
                 <w:b/>
               </w:rPr>
-              <w:t>639.25</w:t>
+              <w:t>644.00</w:t>
             </w:r>
           </w:p>
         </w:tc>
@@ -28087,7 +28088,7 @@
             </w:pPr>
             <w:r/>
             <w:r>
-              <w:t>639.25</w:t>
+              <w:t>644.00</w:t>
             </w:r>
           </w:p>
         </w:tc>
@@ -28115,7 +28116,7 @@
             </w:pPr>
             <w:r/>
             <w:r>
-              <w:t>651.50</w:t>
+              <w:t>656.25</w:t>
             </w:r>
           </w:p>
         </w:tc>
@@ -28143,7 +28144,7 @@
             </w:pPr>
             <w:r/>
             <w:r>
-              <w:t>625.00</w:t>
+              <w:t>629.75</w:t>
             </w:r>
           </w:p>
         </w:tc>
@@ -28174,7 +28175,7 @@
               <w:rPr>
                 <w:b/>
               </w:rPr>
-              <w:t>637.75</w:t>
+              <w:t>642.50</w:t>
             </w:r>
           </w:p>
         </w:tc>
@@ -28322,7 +28323,7 @@
             </w:pPr>
             <w:r/>
             <w:r>
-              <w:t>637.75</w:t>
+              <w:t>642.50</w:t>
             </w:r>
           </w:p>
         </w:tc>
@@ -28350,7 +28351,7 @@
             </w:pPr>
             <w:r/>
             <w:r>
-              <w:t>644.75</w:t>
+              <w:t>649.50</w:t>
             </w:r>
           </w:p>
         </w:tc>
@@ -28378,7 +28379,7 @@
             </w:pPr>
             <w:r/>
             <w:r>
-              <w:t>628.25</w:t>
+              <w:t>633.00</w:t>
             </w:r>
           </w:p>
         </w:tc>
@@ -28409,7 +28410,7 @@
               <w:rPr>
                 <w:b/>
               </w:rPr>
-              <w:t>638.25</w:t>
+              <w:t>643.00</w:t>
             </w:r>
           </w:p>
         </w:tc>
@@ -28557,7 +28558,7 @@
             </w:pPr>
             <w:r/>
             <w:r>
-              <w:t>638.25</w:t>
+              <w:t>643.00</w:t>
             </w:r>
           </w:p>
         </w:tc>
@@ -28585,7 +28586,7 @@
             </w:pPr>
             <w:r/>
             <w:r>
-              <w:t>648.75</w:t>
+              <w:t>653.50</w:t>
             </w:r>
           </w:p>
         </w:tc>
@@ -28613,7 +28614,7 @@
             </w:pPr>
             <w:r/>
             <w:r>
-              <w:t>631.00</w:t>
+              <w:t>635.75</w:t>
             </w:r>
           </w:p>
         </w:tc>
@@ -28644,7 +28645,7 @@
               <w:rPr>
                 <w:b/>
               </w:rPr>
-              <w:t>638.00</w:t>
+              <w:t>642.75</w:t>
             </w:r>
           </w:p>
         </w:tc>
@@ -28792,7 +28793,7 @@
             </w:pPr>
             <w:r/>
             <w:r>
-              <w:t>638.00</w:t>
+              <w:t>642.75</w:t>
             </w:r>
           </w:p>
         </w:tc>
@@ -28820,7 +28821,7 @@
             </w:pPr>
             <w:r/>
             <w:r>
-              <w:t>647.75</w:t>
+              <w:t>652.50</w:t>
             </w:r>
           </w:p>
         </w:tc>
@@ -28848,7 +28849,7 @@
             </w:pPr>
             <w:r/>
             <w:r>
-              <w:t>628.25</w:t>
+              <w:t>633.00</w:t>
             </w:r>
           </w:p>
         </w:tc>
@@ -28879,7 +28880,7 @@
               <w:rPr>
                 <w:b/>
               </w:rPr>
-              <w:t>638.50</w:t>
+              <w:t>643.25</w:t>
             </w:r>
           </w:p>
         </w:tc>
@@ -29027,7 +29028,7 @@
             </w:pPr>
             <w:r/>
             <w:r>
-              <w:t>638.50</w:t>
+              <w:t>643.25</w:t>
             </w:r>
           </w:p>
         </w:tc>
@@ -29055,7 +29056,7 @@
             </w:pPr>
             <w:r/>
             <w:r>
-              <w:t>649.25</w:t>
+              <w:t>654.00</w:t>
             </w:r>
           </w:p>
         </w:tc>
@@ -29083,7 +29084,7 @@
             </w:pPr>
             <w:r/>
             <w:r>
-              <w:t>631.25</w:t>
+              <w:t>636.00</w:t>
             </w:r>
           </w:p>
         </w:tc>
@@ -29114,7 +29115,7 @@
               <w:rPr>
                 <w:b/>
               </w:rPr>
-              <w:t>639.25</w:t>
+              <w:t>644.00</w:t>
             </w:r>
           </w:p>
         </w:tc>
@@ -29262,7 +29263,7 @@
             </w:pPr>
             <w:r/>
             <w:r>
-              <w:t>639.25</w:t>
+              <w:t>644.00</w:t>
             </w:r>
           </w:p>
         </w:tc>
@@ -29290,7 +29291,7 @@
             </w:pPr>
             <w:r/>
             <w:r>
-              <w:t>645.75</w:t>
+              <w:t>650.50</w:t>
             </w:r>
           </w:p>
         </w:tc>
@@ -29318,7 +29319,7 @@
             </w:pPr>
             <w:r/>
             <w:r>
-              <w:t>630.75</w:t>
+              <w:t>635.50</w:t>
             </w:r>
           </w:p>
         </w:tc>
@@ -29349,7 +29350,7 @@
               <w:rPr>
                 <w:b/>
               </w:rPr>
-              <w:t>639.75</w:t>
+              <w:t>644.50</w:t>
             </w:r>
           </w:p>
         </w:tc>
@@ -29497,7 +29498,7 @@
             </w:pPr>
             <w:r/>
             <w:r>
-              <w:t>639.75</w:t>
+              <w:t>644.50</w:t>
             </w:r>
           </w:p>
         </w:tc>
@@ -29525,7 +29526,7 @@
             </w:pPr>
             <w:r/>
             <w:r>
-              <w:t>650.75</w:t>
+              <w:t>655.50</w:t>
             </w:r>
           </w:p>
         </w:tc>
@@ -29553,7 +29554,7 @@
             </w:pPr>
             <w:r/>
             <w:r>
-              <w:t>628.00</w:t>
+              <w:t>632.75</w:t>
             </w:r>
           </w:p>
         </w:tc>
@@ -29584,7 +29585,7 @@
               <w:rPr>
                 <w:b/>
               </w:rPr>
-              <w:t>643.25</w:t>
+              <w:t>648.00</w:t>
             </w:r>
           </w:p>
         </w:tc>
@@ -29732,7 +29733,7 @@
             </w:pPr>
             <w:r/>
             <w:r>
-              <w:t>643.25</w:t>
+              <w:t>648.00</w:t>
             </w:r>
           </w:p>
         </w:tc>
@@ -29760,7 +29761,7 @@
             </w:pPr>
             <w:r/>
             <w:r>
-              <w:t>648.75</w:t>
+              <w:t>653.50</w:t>
             </w:r>
           </w:p>
         </w:tc>
@@ -29788,7 +29789,7 @@
             </w:pPr>
             <w:r/>
             <w:r>
-              <w:t>635.50</w:t>
+              <w:t>640.25</w:t>
             </w:r>
           </w:p>
         </w:tc>
@@ -29819,7 +29820,7 @@
               <w:rPr>
                 <w:b/>
               </w:rPr>
-              <w:t>644.00</w:t>
+              <w:t>648.75</w:t>
             </w:r>
           </w:p>
         </w:tc>
@@ -29967,7 +29968,7 @@
             </w:pPr>
             <w:r/>
             <w:r>
-              <w:t>644.00</w:t>
+              <w:t>648.75</w:t>
             </w:r>
           </w:p>
         </w:tc>
@@ -29995,7 +29996,7 @@
             </w:pPr>
             <w:r/>
             <w:r>
-              <w:t>653.25</w:t>
+              <w:t>658.00</w:t>
             </w:r>
           </w:p>
         </w:tc>
@@ -30023,7 +30024,7 @@
             </w:pPr>
             <w:r/>
             <w:r>
-              <w:t>637.50</w:t>
+              <w:t>642.25</w:t>
             </w:r>
           </w:p>
         </w:tc>
@@ -30054,7 +30055,7 @@
               <w:rPr>
                 <w:b/>
               </w:rPr>
-              <w:t>643.25</w:t>
+              <w:t>648.00</w:t>
             </w:r>
           </w:p>
         </w:tc>
@@ -30202,7 +30203,7 @@
             </w:pPr>
             <w:r/>
             <w:r>
-              <w:t>643.25</w:t>
+              <w:t>648.00</w:t>
             </w:r>
           </w:p>
         </w:tc>
@@ -30230,7 +30231,7 @@
             </w:pPr>
             <w:r/>
             <w:r>
-              <w:t>650.75</w:t>
+              <w:t>655.50</w:t>
             </w:r>
           </w:p>
         </w:tc>
@@ -30258,7 +30259,7 @@
             </w:pPr>
             <w:r/>
             <w:r>
-              <w:t>637.25</w:t>
+              <w:t>642.00</w:t>
             </w:r>
           </w:p>
         </w:tc>
@@ -30289,7 +30290,7 @@
               <w:rPr>
                 <w:b/>
               </w:rPr>
-              <w:t>642.25</w:t>
+              <w:t>647.00</w:t>
             </w:r>
           </w:p>
         </w:tc>
@@ -30437,7 +30438,7 @@
             </w:pPr>
             <w:r/>
             <w:r>
-              <w:t>642.25</w:t>
+              <w:t>647.00</w:t>
             </w:r>
           </w:p>
         </w:tc>
@@ -30465,7 +30466,7 @@
             </w:pPr>
             <w:r/>
             <w:r>
-              <w:t>649.25</w:t>
+              <w:t>654.00</w:t>
             </w:r>
           </w:p>
         </w:tc>
@@ -30493,7 +30494,7 @@
             </w:pPr>
             <w:r/>
             <w:r>
-              <w:t>628.75</w:t>
+              <w:t>633.50</w:t>
             </w:r>
           </w:p>
         </w:tc>
@@ -30524,7 +30525,7 @@
               <w:rPr>
                 <w:b/>
               </w:rPr>
-              <w:t>643.00</w:t>
+              <w:t>647.75</w:t>
             </w:r>
           </w:p>
         </w:tc>
@@ -30672,7 +30673,7 @@
             </w:pPr>
             <w:r/>
             <w:r>
-              <w:t>643.00</w:t>
+              <w:t>647.75</w:t>
             </w:r>
           </w:p>
         </w:tc>
@@ -30700,7 +30701,7 @@
             </w:pPr>
             <w:r/>
             <w:r>
-              <w:t>652.25</w:t>
+              <w:t>657.00</w:t>
             </w:r>
           </w:p>
         </w:tc>
@@ -30728,7 +30729,7 @@
             </w:pPr>
             <w:r/>
             <w:r>
-              <w:t>635.75</w:t>
+              <w:t>640.50</w:t>
             </w:r>
           </w:p>
         </w:tc>
@@ -30759,7 +30760,7 @@
               <w:rPr>
                 <w:b/>
               </w:rPr>
-              <w:t>642.75</w:t>
+              <w:t>647.50</w:t>
             </w:r>
           </w:p>
         </w:tc>
@@ -30907,7 +30908,7 @@
             </w:pPr>
             <w:r/>
             <w:r>
-              <w:t>642.75</w:t>
+              <w:t>647.50</w:t>
             </w:r>
           </w:p>
         </w:tc>
@@ -30935,7 +30936,7 @@
             </w:pPr>
             <w:r/>
             <w:r>
-              <w:t>651.25</w:t>
+              <w:t>656.00</w:t>
             </w:r>
           </w:p>
         </w:tc>
@@ -30963,7 +30964,7 @@
             </w:pPr>
             <w:r/>
             <w:r>
-              <w:t>628.75</w:t>
+              <w:t>633.50</w:t>
             </w:r>
           </w:p>
         </w:tc>
@@ -30994,7 +30995,7 @@
               <w:rPr>
                 <w:b/>
               </w:rPr>
-              <w:t>644.50</w:t>
+              <w:t>649.25</w:t>
             </w:r>
           </w:p>
         </w:tc>
@@ -31142,7 +31143,7 @@
             </w:pPr>
             <w:r/>
             <w:r>
-              <w:t>644.50</w:t>
+              <w:t>649.25</w:t>
             </w:r>
           </w:p>
         </w:tc>
@@ -31170,7 +31171,7 @@
             </w:pPr>
             <w:r/>
             <w:r>
-              <w:t>650.75</w:t>
+              <w:t>655.50</w:t>
             </w:r>
           </w:p>
         </w:tc>
@@ -31198,7 +31199,7 @@
             </w:pPr>
             <w:r/>
             <w:r>
-              <w:t>638.00</w:t>
+              <w:t>642.75</w:t>
             </w:r>
           </w:p>
         </w:tc>
@@ -31229,7 +31230,7 @@
               <w:rPr>
                 <w:b/>
               </w:rPr>
-              <w:t>643.75</w:t>
+              <w:t>648.50</w:t>
             </w:r>
           </w:p>
         </w:tc>
